--- a/Integra-parent/documentacion/@Firma-Integra-services-InstalacionDespliegueYAdministracion-MAN.docx
+++ b/Integra-parent/documentacion/@Firma-Integra-services-InstalacionDespliegueYAdministracion-MAN.docx
@@ -76,7 +76,7 @@
           <w:sz w:val="36"/>
           <w:szCs w:val="36"/>
         </w:rPr>
-        <w:t>Integra 2.2.4_000</w:t>
+        <w:t>Integra 2.4.0_000</w:t>
       </w:r>
       <w:r>
         <w:rPr>
@@ -342,7 +342,7 @@
               <w:t>1</w:t>
             </w:r>
             <w:r>
-              <w:t>1</w:t>
+              <w:t>3</w:t>
             </w:r>
             <w:bookmarkEnd w:id="3"/>
             <w:bookmarkEnd w:id="4"/>
@@ -375,7 +375,10 @@
             </w:pPr>
             <w:bookmarkStart w:id="5" w:name="fecha_doc"/>
             <w:r>
-              <w:t>29</w:t>
+              <w:t>0</w:t>
+            </w:r>
+            <w:r>
+              <w:t>4</w:t>
             </w:r>
             <w:r>
               <w:t>-</w:t>
@@ -384,13 +387,13 @@
               <w:t>0</w:t>
             </w:r>
             <w:r>
-              <w:t>1</w:t>
+              <w:t>2</w:t>
             </w:r>
             <w:r>
               <w:t>-202</w:t>
             </w:r>
             <w:r>
-              <w:t>4</w:t>
+              <w:t>5</w:t>
             </w:r>
             <w:bookmarkEnd w:id="5"/>
           </w:p>
@@ -551,7 +554,7 @@
               <w:t>0</w:t>
             </w:r>
             <w:r>
-              <w:t>11</w:t>
+              <w:t>13</w:t>
             </w:r>
             <w:r>
               <w:fldChar w:fldCharType="end"/>
@@ -596,7 +599,7 @@
               <w:fldChar w:fldCharType="separate"/>
             </w:r>
             <w:r>
-              <w:t>29-01-2024</w:t>
+              <w:t>04-02-2025</w:t>
             </w:r>
             <w:r>
               <w:fldChar w:fldCharType="end"/>
@@ -1947,7 +1950,28 @@
               <w:suppressOverlap w:val="0"/>
             </w:pPr>
             <w:r>
-              <w:t>Se actualiza el documento para hacer referencia a la versión 2.2.4_000 de Integr@</w:t>
+              <w:t xml:space="preserve">Se actualiza el documento para hacer referencia a la versión </w:t>
+            </w:r>
+            <w:r>
+              <w:t>2.</w:t>
+            </w:r>
+            <w:r>
+              <w:t>2</w:t>
+            </w:r>
+            <w:r>
+              <w:t>.</w:t>
+            </w:r>
+            <w:r>
+              <w:t>4</w:t>
+            </w:r>
+            <w:r>
+              <w:t>_00</w:t>
+            </w:r>
+            <w:r>
+              <w:t>1</w:t>
+            </w:r>
+            <w:r>
+              <w:t xml:space="preserve"> de Integr@</w:t>
             </w:r>
             <w:r>
               <w:t xml:space="preserve"> y</w:t>
@@ -1963,6 +1987,252 @@
             </w:r>
             <w:r>
               <w:t>.</w:t>
+            </w:r>
+          </w:p>
+        </w:tc>
+      </w:tr>
+      <w:tr>
+        <w:tc>
+          <w:tcPr>
+            <w:tcW w:w="1488" w:type="dxa"/>
+          </w:tcPr>
+          <w:p>
+            <w:pPr>
+              <w:pStyle w:val="Tabla"/>
+              <w:framePr w:hSpace="0" w:wrap="auto" w:vAnchor="margin" w:yAlign="inline"/>
+              <w:suppressOverlap w:val="0"/>
+            </w:pPr>
+          </w:p>
+        </w:tc>
+        <w:tc>
+          <w:tcPr>
+            <w:tcW w:w="8080" w:type="dxa"/>
+          </w:tcPr>
+          <w:p>
+            <w:pPr>
+              <w:pStyle w:val="Tabla"/>
+              <w:framePr w:hSpace="0" w:wrap="auto" w:vAnchor="margin" w:yAlign="inline"/>
+              <w:suppressOverlap w:val="0"/>
+            </w:pPr>
+          </w:p>
+        </w:tc>
+      </w:tr>
+      <w:tr>
+        <w:tc>
+          <w:tcPr>
+            <w:tcW w:w="1488" w:type="dxa"/>
+          </w:tcPr>
+          <w:p>
+            <w:pPr>
+              <w:pStyle w:val="Tabla"/>
+              <w:framePr w:hSpace="0" w:wrap="auto" w:vAnchor="margin" w:yAlign="inline"/>
+              <w:suppressOverlap w:val="0"/>
+            </w:pPr>
+            <w:r>
+              <w:t>Rev.</w:t>
+            </w:r>
+          </w:p>
+        </w:tc>
+        <w:tc>
+          <w:tcPr>
+            <w:tcW w:w="8080" w:type="dxa"/>
+          </w:tcPr>
+          <w:p>
+            <w:pPr>
+              <w:pStyle w:val="Tabla"/>
+              <w:framePr w:hSpace="0" w:wrap="auto" w:vAnchor="margin" w:yAlign="inline"/>
+              <w:suppressOverlap w:val="0"/>
+            </w:pPr>
+            <w:r>
+              <w:t>0</w:t>
+            </w:r>
+            <w:r>
+              <w:t>12</w:t>
+            </w:r>
+          </w:p>
+        </w:tc>
+      </w:tr>
+      <w:tr>
+        <w:tc>
+          <w:tcPr>
+            <w:tcW w:w="1488" w:type="dxa"/>
+          </w:tcPr>
+          <w:p>
+            <w:pPr>
+              <w:pStyle w:val="Tabla"/>
+              <w:framePr w:hSpace="0" w:wrap="auto" w:vAnchor="margin" w:yAlign="inline"/>
+              <w:suppressOverlap w:val="0"/>
+            </w:pPr>
+            <w:r>
+              <w:t>Fecha</w:t>
+            </w:r>
+          </w:p>
+        </w:tc>
+        <w:tc>
+          <w:tcPr>
+            <w:tcW w:w="8080" w:type="dxa"/>
+          </w:tcPr>
+          <w:p>
+            <w:pPr>
+              <w:pStyle w:val="Tabla"/>
+              <w:framePr w:hSpace="0" w:wrap="auto" w:vAnchor="margin" w:yAlign="inline"/>
+              <w:suppressOverlap w:val="0"/>
+            </w:pPr>
+            <w:r>
+              <w:t>03-02-2025</w:t>
+            </w:r>
+          </w:p>
+        </w:tc>
+      </w:tr>
+      <w:tr>
+        <w:tc>
+          <w:tcPr>
+            <w:tcW w:w="1488" w:type="dxa"/>
+          </w:tcPr>
+          <w:p>
+            <w:pPr>
+              <w:pStyle w:val="Tabla"/>
+              <w:framePr w:hSpace="0" w:wrap="auto" w:vAnchor="margin" w:yAlign="inline"/>
+              <w:suppressOverlap w:val="0"/>
+            </w:pPr>
+            <w:r>
+              <w:t>Descripción</w:t>
+            </w:r>
+          </w:p>
+        </w:tc>
+        <w:tc>
+          <w:tcPr>
+            <w:tcW w:w="8080" w:type="dxa"/>
+          </w:tcPr>
+          <w:p>
+            <w:pPr>
+              <w:pStyle w:val="Tabla"/>
+              <w:framePr w:hSpace="0" w:wrap="auto" w:vAnchor="margin" w:yAlign="inline"/>
+              <w:suppressOverlap w:val="0"/>
+            </w:pPr>
+            <w:r>
+              <w:t>Se actualiza el documento para hacer referencia a la versión 2.3.0_000 de Integr@ y se corrige la versión de algunas librerías.</w:t>
+            </w:r>
+          </w:p>
+          <w:p>
+            <w:pPr>
+              <w:pStyle w:val="Tabla"/>
+              <w:framePr w:hSpace="0" w:wrap="auto" w:vAnchor="margin" w:yAlign="inline"/>
+              <w:suppressOverlap w:val="0"/>
+            </w:pPr>
+          </w:p>
+        </w:tc>
+      </w:tr>
+      <w:tr>
+        <w:tc>
+          <w:tcPr>
+            <w:tcW w:w="1488" w:type="dxa"/>
+          </w:tcPr>
+          <w:p>
+            <w:pPr>
+              <w:pStyle w:val="Tabla"/>
+              <w:framePr w:hSpace="0" w:wrap="auto" w:vAnchor="margin" w:yAlign="inline"/>
+              <w:suppressOverlap w:val="0"/>
+            </w:pPr>
+            <w:r>
+              <w:t>Rev.</w:t>
+            </w:r>
+          </w:p>
+        </w:tc>
+        <w:tc>
+          <w:tcPr>
+            <w:tcW w:w="8080" w:type="dxa"/>
+          </w:tcPr>
+          <w:p>
+            <w:pPr>
+              <w:pStyle w:val="Tabla"/>
+              <w:framePr w:hSpace="0" w:wrap="auto" w:vAnchor="margin" w:yAlign="inline"/>
+              <w:suppressOverlap w:val="0"/>
+            </w:pPr>
+            <w:r>
+              <w:t>0</w:t>
+            </w:r>
+            <w:r>
+              <w:t>1</w:t>
+            </w:r>
+            <w:r>
+              <w:t>3</w:t>
+            </w:r>
+          </w:p>
+        </w:tc>
+      </w:tr>
+      <w:tr>
+        <w:tc>
+          <w:tcPr>
+            <w:tcW w:w="1488" w:type="dxa"/>
+          </w:tcPr>
+          <w:p>
+            <w:pPr>
+              <w:pStyle w:val="Tabla"/>
+              <w:framePr w:hSpace="0" w:wrap="auto" w:vAnchor="margin" w:yAlign="inline"/>
+              <w:suppressOverlap w:val="0"/>
+            </w:pPr>
+            <w:r>
+              <w:t>Fecha</w:t>
+            </w:r>
+          </w:p>
+        </w:tc>
+        <w:tc>
+          <w:tcPr>
+            <w:tcW w:w="8080" w:type="dxa"/>
+          </w:tcPr>
+          <w:p>
+            <w:pPr>
+              <w:pStyle w:val="Tabla"/>
+              <w:framePr w:hSpace="0" w:wrap="auto" w:vAnchor="margin" w:yAlign="inline"/>
+              <w:suppressOverlap w:val="0"/>
+            </w:pPr>
+            <w:r>
+              <w:t>0</w:t>
+            </w:r>
+            <w:r>
+              <w:t>4</w:t>
+            </w:r>
+            <w:r>
+              <w:t>-02-2025</w:t>
+            </w:r>
+          </w:p>
+        </w:tc>
+      </w:tr>
+      <w:tr>
+        <w:tc>
+          <w:tcPr>
+            <w:tcW w:w="1488" w:type="dxa"/>
+          </w:tcPr>
+          <w:p>
+            <w:pPr>
+              <w:pStyle w:val="Tabla"/>
+              <w:framePr w:hSpace="0" w:wrap="auto" w:vAnchor="margin" w:yAlign="inline"/>
+              <w:suppressOverlap w:val="0"/>
+            </w:pPr>
+            <w:r>
+              <w:t>Descripción</w:t>
+            </w:r>
+          </w:p>
+        </w:tc>
+        <w:tc>
+          <w:tcPr>
+            <w:tcW w:w="8080" w:type="dxa"/>
+          </w:tcPr>
+          <w:p>
+            <w:pPr>
+              <w:pStyle w:val="Tabla"/>
+              <w:framePr w:hSpace="0" w:wrap="auto" w:vAnchor="margin" w:yAlign="inline"/>
+              <w:suppressOverlap w:val="0"/>
+            </w:pPr>
+            <w:r>
+              <w:t>Se actualiza el documento para hacer referencia a la versión 2.</w:t>
+            </w:r>
+            <w:r>
+              <w:t>4</w:t>
+            </w:r>
+            <w:r>
+              <w:t>.0_000 de Integr@.</w:t>
             </w:r>
           </w:p>
         </w:tc>
@@ -2092,7 +2362,7 @@
               <w:t>0</w:t>
             </w:r>
             <w:r>
-              <w:t>11</w:t>
+              <w:t>13</w:t>
             </w:r>
             <w:r>
               <w:fldChar w:fldCharType="end"/>
@@ -2139,7 +2409,7 @@
               <w:fldChar w:fldCharType="separate"/>
             </w:r>
             <w:r>
-              <w:t>29-01-2024</w:t>
+              <w:t>04-02-2025</w:t>
             </w:r>
             <w:r>
               <w:fldChar w:fldCharType="end"/>
@@ -2226,8 +2496,8 @@
           <w:b w:val="0"/>
           <w:spacing w:val="0"/>
           <w:kern w:val="2"/>
-          <w:sz w:val="22"/>
-          <w:szCs w:val="22"/>
+          <w:sz w:val="24"/>
+          <w:szCs w:val="24"/>
         </w:rPr>
       </w:pPr>
       <w:r>
@@ -2251,7 +2521,7 @@
         </w:rPr>
         <w:fldChar w:fldCharType="separate"/>
       </w:r>
-      <w:hyperlink w:anchor="_Toc157416997" w:history="1">
+      <w:hyperlink w:anchor="_Toc189562336" w:history="1">
         <w:r>
           <w:rPr>
             <w:rStyle w:val="Hipervnculo"/>
@@ -2264,8 +2534,8 @@
             <w:b w:val="0"/>
             <w:spacing w:val="0"/>
             <w:kern w:val="2"/>
-            <w:sz w:val="22"/>
-            <w:szCs w:val="22"/>
+            <w:sz w:val="24"/>
+            <w:szCs w:val="24"/>
           </w:rPr>
           <w:tab/>
         </w:r>
@@ -2292,7 +2562,7 @@
           <w:rPr>
             <w:webHidden/>
           </w:rPr>
-          <w:instrText xml:space="preserve"> PAGEREF _Toc157416997 \h </w:instrText>
+          <w:instrText xml:space="preserve"> PAGEREF _Toc189562336 \h </w:instrText>
         </w:r>
         <w:r>
           <w:rPr>
@@ -2329,11 +2599,11 @@
           <w:b w:val="0"/>
           <w:spacing w:val="0"/>
           <w:kern w:val="2"/>
-          <w:sz w:val="22"/>
-          <w:szCs w:val="22"/>
-        </w:rPr>
-      </w:pPr>
-      <w:hyperlink w:anchor="_Toc157416998" w:history="1">
+          <w:sz w:val="24"/>
+          <w:szCs w:val="24"/>
+        </w:rPr>
+      </w:pPr>
+      <w:hyperlink w:anchor="_Toc189562337" w:history="1">
         <w:r>
           <w:rPr>
             <w:rStyle w:val="Hipervnculo"/>
@@ -2346,8 +2616,8 @@
             <w:b w:val="0"/>
             <w:spacing w:val="0"/>
             <w:kern w:val="2"/>
-            <w:sz w:val="22"/>
-            <w:szCs w:val="22"/>
+            <w:sz w:val="24"/>
+            <w:szCs w:val="24"/>
           </w:rPr>
           <w:tab/>
         </w:r>
@@ -2374,7 +2644,7 @@
           <w:rPr>
             <w:webHidden/>
           </w:rPr>
-          <w:instrText xml:space="preserve"> PAGEREF _Toc157416998 \h </w:instrText>
+          <w:instrText xml:space="preserve"> PAGEREF _Toc189562337 \h </w:instrText>
         </w:r>
         <w:r>
           <w:rPr>
@@ -2411,11 +2681,11 @@
           <w:b w:val="0"/>
           <w:spacing w:val="0"/>
           <w:kern w:val="2"/>
-          <w:sz w:val="22"/>
-          <w:szCs w:val="22"/>
-        </w:rPr>
-      </w:pPr>
-      <w:hyperlink w:anchor="_Toc157416999" w:history="1">
+          <w:sz w:val="24"/>
+          <w:szCs w:val="24"/>
+        </w:rPr>
+      </w:pPr>
+      <w:hyperlink w:anchor="_Toc189562338" w:history="1">
         <w:r>
           <w:rPr>
             <w:rStyle w:val="Hipervnculo"/>
@@ -2428,8 +2698,8 @@
             <w:b w:val="0"/>
             <w:spacing w:val="0"/>
             <w:kern w:val="2"/>
-            <w:sz w:val="22"/>
-            <w:szCs w:val="22"/>
+            <w:sz w:val="24"/>
+            <w:szCs w:val="24"/>
           </w:rPr>
           <w:tab/>
         </w:r>
@@ -2456,7 +2726,7 @@
           <w:rPr>
             <w:webHidden/>
           </w:rPr>
-          <w:instrText xml:space="preserve"> PAGEREF _Toc157416999 \h </w:instrText>
+          <w:instrText xml:space="preserve"> PAGEREF _Toc189562338 \h </w:instrText>
         </w:r>
         <w:r>
           <w:rPr>
@@ -2493,11 +2763,11 @@
           <w:b w:val="0"/>
           <w:spacing w:val="0"/>
           <w:kern w:val="2"/>
-          <w:sz w:val="22"/>
-          <w:szCs w:val="22"/>
-        </w:rPr>
-      </w:pPr>
-      <w:hyperlink w:anchor="_Toc157417000" w:history="1">
+          <w:sz w:val="24"/>
+          <w:szCs w:val="24"/>
+        </w:rPr>
+      </w:pPr>
+      <w:hyperlink w:anchor="_Toc189562339" w:history="1">
         <w:r>
           <w:rPr>
             <w:rStyle w:val="Hipervnculo"/>
@@ -2509,8 +2779,8 @@
             <w:b w:val="0"/>
             <w:spacing w:val="0"/>
             <w:kern w:val="2"/>
-            <w:sz w:val="22"/>
-            <w:szCs w:val="22"/>
+            <w:sz w:val="24"/>
+            <w:szCs w:val="24"/>
           </w:rPr>
           <w:tab/>
         </w:r>
@@ -2536,7 +2806,7 @@
           <w:rPr>
             <w:webHidden/>
           </w:rPr>
-          <w:instrText xml:space="preserve"> PAGEREF _Toc157417000 \h </w:instrText>
+          <w:instrText xml:space="preserve"> PAGEREF _Toc189562339 \h </w:instrText>
         </w:r>
         <w:r>
           <w:rPr>
@@ -2573,11 +2843,11 @@
           <w:b w:val="0"/>
           <w:spacing w:val="0"/>
           <w:kern w:val="2"/>
-          <w:sz w:val="22"/>
-          <w:szCs w:val="22"/>
-        </w:rPr>
-      </w:pPr>
-      <w:hyperlink w:anchor="_Toc157417001" w:history="1">
+          <w:sz w:val="24"/>
+          <w:szCs w:val="24"/>
+        </w:rPr>
+      </w:pPr>
+      <w:hyperlink w:anchor="_Toc189562340" w:history="1">
         <w:r>
           <w:rPr>
             <w:rStyle w:val="Hipervnculo"/>
@@ -2590,8 +2860,8 @@
             <w:b w:val="0"/>
             <w:spacing w:val="0"/>
             <w:kern w:val="2"/>
-            <w:sz w:val="22"/>
-            <w:szCs w:val="22"/>
+            <w:sz w:val="24"/>
+            <w:szCs w:val="24"/>
           </w:rPr>
           <w:tab/>
         </w:r>
@@ -2618,7 +2888,7 @@
           <w:rPr>
             <w:webHidden/>
           </w:rPr>
-          <w:instrText xml:space="preserve"> PAGEREF _Toc157417001 \h </w:instrText>
+          <w:instrText xml:space="preserve"> PAGEREF _Toc189562340 \h </w:instrText>
         </w:r>
         <w:r>
           <w:rPr>
@@ -2651,11 +2921,11 @@
         <w:rPr>
           <w:spacing w:val="0"/>
           <w:kern w:val="2"/>
-          <w:sz w:val="22"/>
-          <w:szCs w:val="22"/>
-        </w:rPr>
-      </w:pPr>
-      <w:hyperlink w:anchor="_Toc157417002" w:history="1">
+          <w:sz w:val="24"/>
+          <w:szCs w:val="24"/>
+        </w:rPr>
+      </w:pPr>
+      <w:hyperlink w:anchor="_Toc189562341" w:history="1">
         <w:r>
           <w:rPr>
             <w:rStyle w:val="Hipervnculo"/>
@@ -2667,8 +2937,8 @@
           <w:rPr>
             <w:spacing w:val="0"/>
             <w:kern w:val="2"/>
-            <w:sz w:val="22"/>
-            <w:szCs w:val="22"/>
+            <w:sz w:val="24"/>
+            <w:szCs w:val="24"/>
           </w:rPr>
           <w:tab/>
         </w:r>
@@ -2695,7 +2965,7 @@
           <w:rPr>
             <w:webHidden/>
           </w:rPr>
-          <w:instrText xml:space="preserve"> PAGEREF _Toc157417002 \h </w:instrText>
+          <w:instrText xml:space="preserve"> PAGEREF _Toc189562341 \h </w:instrText>
         </w:r>
         <w:r>
           <w:rPr>
@@ -2728,11 +2998,11 @@
         <w:rPr>
           <w:spacing w:val="0"/>
           <w:kern w:val="2"/>
-          <w:sz w:val="22"/>
-          <w:szCs w:val="22"/>
-        </w:rPr>
-      </w:pPr>
-      <w:hyperlink w:anchor="_Toc157417003" w:history="1">
+          <w:sz w:val="24"/>
+          <w:szCs w:val="24"/>
+        </w:rPr>
+      </w:pPr>
+      <w:hyperlink w:anchor="_Toc189562342" w:history="1">
         <w:r>
           <w:rPr>
             <w:rStyle w:val="Hipervnculo"/>
@@ -2744,8 +3014,8 @@
           <w:rPr>
             <w:spacing w:val="0"/>
             <w:kern w:val="2"/>
-            <w:sz w:val="22"/>
-            <w:szCs w:val="22"/>
+            <w:sz w:val="24"/>
+            <w:szCs w:val="24"/>
           </w:rPr>
           <w:tab/>
         </w:r>
@@ -2772,7 +3042,7 @@
           <w:rPr>
             <w:webHidden/>
           </w:rPr>
-          <w:instrText xml:space="preserve"> PAGEREF _Toc157417003 \h </w:instrText>
+          <w:instrText xml:space="preserve"> PAGEREF _Toc189562342 \h </w:instrText>
         </w:r>
         <w:r>
           <w:rPr>
@@ -2809,11 +3079,11 @@
           <w:b w:val="0"/>
           <w:spacing w:val="0"/>
           <w:kern w:val="2"/>
-          <w:sz w:val="22"/>
-          <w:szCs w:val="22"/>
-        </w:rPr>
-      </w:pPr>
-      <w:hyperlink w:anchor="_Toc157417004" w:history="1">
+          <w:sz w:val="24"/>
+          <w:szCs w:val="24"/>
+        </w:rPr>
+      </w:pPr>
+      <w:hyperlink w:anchor="_Toc189562343" w:history="1">
         <w:r>
           <w:rPr>
             <w:rStyle w:val="Hipervnculo"/>
@@ -2826,8 +3096,8 @@
             <w:b w:val="0"/>
             <w:spacing w:val="0"/>
             <w:kern w:val="2"/>
-            <w:sz w:val="22"/>
-            <w:szCs w:val="22"/>
+            <w:sz w:val="24"/>
+            <w:szCs w:val="24"/>
           </w:rPr>
           <w:tab/>
         </w:r>
@@ -2854,7 +3124,7 @@
           <w:rPr>
             <w:webHidden/>
           </w:rPr>
-          <w:instrText xml:space="preserve"> PAGEREF _Toc157417004 \h </w:instrText>
+          <w:instrText xml:space="preserve"> PAGEREF _Toc189562343 \h </w:instrText>
         </w:r>
         <w:r>
           <w:rPr>
@@ -2887,11 +3157,11 @@
         <w:rPr>
           <w:spacing w:val="0"/>
           <w:kern w:val="2"/>
-          <w:sz w:val="22"/>
-          <w:szCs w:val="22"/>
-        </w:rPr>
-      </w:pPr>
-      <w:hyperlink w:anchor="_Toc157417005" w:history="1">
+          <w:sz w:val="24"/>
+          <w:szCs w:val="24"/>
+        </w:rPr>
+      </w:pPr>
+      <w:hyperlink w:anchor="_Toc189562344" w:history="1">
         <w:r>
           <w:rPr>
             <w:rStyle w:val="Hipervnculo"/>
@@ -2903,8 +3173,8 @@
           <w:rPr>
             <w:spacing w:val="0"/>
             <w:kern w:val="2"/>
-            <w:sz w:val="22"/>
-            <w:szCs w:val="22"/>
+            <w:sz w:val="24"/>
+            <w:szCs w:val="24"/>
           </w:rPr>
           <w:tab/>
         </w:r>
@@ -2931,7 +3201,7 @@
           <w:rPr>
             <w:webHidden/>
           </w:rPr>
-          <w:instrText xml:space="preserve"> PAGEREF _Toc157417005 \h </w:instrText>
+          <w:instrText xml:space="preserve"> PAGEREF _Toc189562344 \h </w:instrText>
         </w:r>
         <w:r>
           <w:rPr>
@@ -2964,11 +3234,11 @@
         <w:rPr>
           <w:spacing w:val="0"/>
           <w:kern w:val="2"/>
-          <w:sz w:val="22"/>
-          <w:szCs w:val="22"/>
-        </w:rPr>
-      </w:pPr>
-      <w:hyperlink w:anchor="_Toc157417006" w:history="1">
+          <w:sz w:val="24"/>
+          <w:szCs w:val="24"/>
+        </w:rPr>
+      </w:pPr>
+      <w:hyperlink w:anchor="_Toc189562345" w:history="1">
         <w:r>
           <w:rPr>
             <w:rStyle w:val="Hipervnculo"/>
@@ -2980,8 +3250,8 @@
           <w:rPr>
             <w:spacing w:val="0"/>
             <w:kern w:val="2"/>
-            <w:sz w:val="22"/>
-            <w:szCs w:val="22"/>
+            <w:sz w:val="24"/>
+            <w:szCs w:val="24"/>
           </w:rPr>
           <w:tab/>
         </w:r>
@@ -3008,7 +3278,7 @@
           <w:rPr>
             <w:webHidden/>
           </w:rPr>
-          <w:instrText xml:space="preserve"> PAGEREF _Toc157417006 \h </w:instrText>
+          <w:instrText xml:space="preserve"> PAGEREF _Toc189562345 \h </w:instrText>
         </w:r>
         <w:r>
           <w:rPr>
@@ -3045,11 +3315,11 @@
           <w:b w:val="0"/>
           <w:spacing w:val="0"/>
           <w:kern w:val="2"/>
-          <w:sz w:val="22"/>
-          <w:szCs w:val="22"/>
-        </w:rPr>
-      </w:pPr>
-      <w:hyperlink w:anchor="_Toc157417007" w:history="1">
+          <w:sz w:val="24"/>
+          <w:szCs w:val="24"/>
+        </w:rPr>
+      </w:pPr>
+      <w:hyperlink w:anchor="_Toc189562346" w:history="1">
         <w:r>
           <w:rPr>
             <w:rStyle w:val="Hipervnculo"/>
@@ -3062,8 +3332,8 @@
             <w:b w:val="0"/>
             <w:spacing w:val="0"/>
             <w:kern w:val="2"/>
-            <w:sz w:val="22"/>
-            <w:szCs w:val="22"/>
+            <w:sz w:val="24"/>
+            <w:szCs w:val="24"/>
           </w:rPr>
           <w:tab/>
         </w:r>
@@ -3090,7 +3360,7 @@
           <w:rPr>
             <w:webHidden/>
           </w:rPr>
-          <w:instrText xml:space="preserve"> PAGEREF _Toc157417007 \h </w:instrText>
+          <w:instrText xml:space="preserve"> PAGEREF _Toc189562346 \h </w:instrText>
         </w:r>
         <w:r>
           <w:rPr>
@@ -3123,11 +3393,11 @@
         <w:rPr>
           <w:spacing w:val="0"/>
           <w:kern w:val="2"/>
-          <w:sz w:val="22"/>
-          <w:szCs w:val="22"/>
-        </w:rPr>
-      </w:pPr>
-      <w:hyperlink w:anchor="_Toc157417008" w:history="1">
+          <w:sz w:val="24"/>
+          <w:szCs w:val="24"/>
+        </w:rPr>
+      </w:pPr>
+      <w:hyperlink w:anchor="_Toc189562347" w:history="1">
         <w:r>
           <w:rPr>
             <w:rStyle w:val="Hipervnculo"/>
@@ -3138,8 +3408,8 @@
           <w:rPr>
             <w:spacing w:val="0"/>
             <w:kern w:val="2"/>
-            <w:sz w:val="22"/>
-            <w:szCs w:val="22"/>
+            <w:sz w:val="24"/>
+            <w:szCs w:val="24"/>
           </w:rPr>
           <w:tab/>
         </w:r>
@@ -3165,7 +3435,7 @@
           <w:rPr>
             <w:webHidden/>
           </w:rPr>
-          <w:instrText xml:space="preserve"> PAGEREF _Toc157417008 \h </w:instrText>
+          <w:instrText xml:space="preserve"> PAGEREF _Toc189562347 \h </w:instrText>
         </w:r>
         <w:r>
           <w:rPr>
@@ -3198,11 +3468,11 @@
         <w:rPr>
           <w:spacing w:val="0"/>
           <w:kern w:val="2"/>
-          <w:sz w:val="22"/>
-          <w:szCs w:val="22"/>
-        </w:rPr>
-      </w:pPr>
-      <w:hyperlink w:anchor="_Toc157417009" w:history="1">
+          <w:sz w:val="24"/>
+          <w:szCs w:val="24"/>
+        </w:rPr>
+      </w:pPr>
+      <w:hyperlink w:anchor="_Toc189562348" w:history="1">
         <w:r>
           <w:rPr>
             <w:rStyle w:val="Hipervnculo"/>
@@ -3213,8 +3483,8 @@
           <w:rPr>
             <w:spacing w:val="0"/>
             <w:kern w:val="2"/>
-            <w:sz w:val="22"/>
-            <w:szCs w:val="22"/>
+            <w:sz w:val="24"/>
+            <w:szCs w:val="24"/>
           </w:rPr>
           <w:tab/>
         </w:r>
@@ -3240,7 +3510,7 @@
           <w:rPr>
             <w:webHidden/>
           </w:rPr>
-          <w:instrText xml:space="preserve"> PAGEREF _Toc157417009 \h </w:instrText>
+          <w:instrText xml:space="preserve"> PAGEREF _Toc189562348 \h </w:instrText>
         </w:r>
         <w:r>
           <w:rPr>
@@ -3273,11 +3543,11 @@
         <w:rPr>
           <w:spacing w:val="0"/>
           <w:kern w:val="2"/>
-          <w:sz w:val="22"/>
-          <w:szCs w:val="22"/>
-        </w:rPr>
-      </w:pPr>
-      <w:hyperlink w:anchor="_Toc157417010" w:history="1">
+          <w:sz w:val="24"/>
+          <w:szCs w:val="24"/>
+        </w:rPr>
+      </w:pPr>
+      <w:hyperlink w:anchor="_Toc189562349" w:history="1">
         <w:r>
           <w:rPr>
             <w:rStyle w:val="Hipervnculo"/>
@@ -3288,8 +3558,8 @@
           <w:rPr>
             <w:spacing w:val="0"/>
             <w:kern w:val="2"/>
-            <w:sz w:val="22"/>
-            <w:szCs w:val="22"/>
+            <w:sz w:val="24"/>
+            <w:szCs w:val="24"/>
           </w:rPr>
           <w:tab/>
         </w:r>
@@ -3315,7 +3585,7 @@
           <w:rPr>
             <w:webHidden/>
           </w:rPr>
-          <w:instrText xml:space="preserve"> PAGEREF _Toc157417010 \h </w:instrText>
+          <w:instrText xml:space="preserve"> PAGEREF _Toc189562349 \h </w:instrText>
         </w:r>
         <w:r>
           <w:rPr>
@@ -3348,11 +3618,11 @@
         <w:rPr>
           <w:spacing w:val="0"/>
           <w:kern w:val="2"/>
-          <w:sz w:val="22"/>
-          <w:szCs w:val="22"/>
-        </w:rPr>
-      </w:pPr>
-      <w:hyperlink w:anchor="_Toc157417011" w:history="1">
+          <w:sz w:val="24"/>
+          <w:szCs w:val="24"/>
+        </w:rPr>
+      </w:pPr>
+      <w:hyperlink w:anchor="_Toc189562350" w:history="1">
         <w:r>
           <w:rPr>
             <w:rStyle w:val="Hipervnculo"/>
@@ -3363,8 +3633,8 @@
           <w:rPr>
             <w:spacing w:val="0"/>
             <w:kern w:val="2"/>
-            <w:sz w:val="22"/>
-            <w:szCs w:val="22"/>
+            <w:sz w:val="24"/>
+            <w:szCs w:val="24"/>
           </w:rPr>
           <w:tab/>
         </w:r>
@@ -3390,7 +3660,7 @@
           <w:rPr>
             <w:webHidden/>
           </w:rPr>
-          <w:instrText xml:space="preserve"> PAGEREF _Toc157417011 \h </w:instrText>
+          <w:instrText xml:space="preserve"> PAGEREF _Toc189562350 \h </w:instrText>
         </w:r>
         <w:r>
           <w:rPr>
@@ -3423,11 +3693,11 @@
         <w:rPr>
           <w:spacing w:val="0"/>
           <w:kern w:val="2"/>
-          <w:sz w:val="22"/>
-          <w:szCs w:val="22"/>
-        </w:rPr>
-      </w:pPr>
-      <w:hyperlink w:anchor="_Toc157417012" w:history="1">
+          <w:sz w:val="24"/>
+          <w:szCs w:val="24"/>
+        </w:rPr>
+      </w:pPr>
+      <w:hyperlink w:anchor="_Toc189562351" w:history="1">
         <w:r>
           <w:rPr>
             <w:rStyle w:val="Hipervnculo"/>
@@ -3438,8 +3708,8 @@
           <w:rPr>
             <w:spacing w:val="0"/>
             <w:kern w:val="2"/>
-            <w:sz w:val="22"/>
-            <w:szCs w:val="22"/>
+            <w:sz w:val="24"/>
+            <w:szCs w:val="24"/>
           </w:rPr>
           <w:tab/>
         </w:r>
@@ -3465,7 +3735,7 @@
           <w:rPr>
             <w:webHidden/>
           </w:rPr>
-          <w:instrText xml:space="preserve"> PAGEREF _Toc157417012 \h </w:instrText>
+          <w:instrText xml:space="preserve"> PAGEREF _Toc189562351 \h </w:instrText>
         </w:r>
         <w:r>
           <w:rPr>
@@ -3502,11 +3772,11 @@
           <w:b w:val="0"/>
           <w:spacing w:val="0"/>
           <w:kern w:val="2"/>
-          <w:sz w:val="22"/>
-          <w:szCs w:val="22"/>
-        </w:rPr>
-      </w:pPr>
-      <w:hyperlink w:anchor="_Toc157417013" w:history="1">
+          <w:sz w:val="24"/>
+          <w:szCs w:val="24"/>
+        </w:rPr>
+      </w:pPr>
+      <w:hyperlink w:anchor="_Toc189562352" w:history="1">
         <w:r>
           <w:rPr>
             <w:rStyle w:val="Hipervnculo"/>
@@ -3518,8 +3788,8 @@
             <w:b w:val="0"/>
             <w:spacing w:val="0"/>
             <w:kern w:val="2"/>
-            <w:sz w:val="22"/>
-            <w:szCs w:val="22"/>
+            <w:sz w:val="24"/>
+            <w:szCs w:val="24"/>
           </w:rPr>
           <w:tab/>
         </w:r>
@@ -3545,7 +3815,7 @@
           <w:rPr>
             <w:webHidden/>
           </w:rPr>
-          <w:instrText xml:space="preserve"> PAGEREF _Toc157417013 \h </w:instrText>
+          <w:instrText xml:space="preserve"> PAGEREF _Toc189562352 \h </w:instrText>
         </w:r>
         <w:r>
           <w:rPr>
@@ -3578,11 +3848,11 @@
         <w:rPr>
           <w:spacing w:val="0"/>
           <w:kern w:val="2"/>
-          <w:sz w:val="22"/>
-          <w:szCs w:val="22"/>
-        </w:rPr>
-      </w:pPr>
-      <w:hyperlink w:anchor="_Toc157417014" w:history="1">
+          <w:sz w:val="24"/>
+          <w:szCs w:val="24"/>
+        </w:rPr>
+      </w:pPr>
+      <w:hyperlink w:anchor="_Toc189562353" w:history="1">
         <w:r>
           <w:rPr>
             <w:rStyle w:val="Hipervnculo"/>
@@ -3593,8 +3863,8 @@
           <w:rPr>
             <w:spacing w:val="0"/>
             <w:kern w:val="2"/>
-            <w:sz w:val="22"/>
-            <w:szCs w:val="22"/>
+            <w:sz w:val="24"/>
+            <w:szCs w:val="24"/>
           </w:rPr>
           <w:tab/>
         </w:r>
@@ -3620,7 +3890,7 @@
           <w:rPr>
             <w:webHidden/>
           </w:rPr>
-          <w:instrText xml:space="preserve"> PAGEREF _Toc157417014 \h </w:instrText>
+          <w:instrText xml:space="preserve"> PAGEREF _Toc189562353 \h </w:instrText>
         </w:r>
         <w:r>
           <w:rPr>
@@ -3653,11 +3923,11 @@
         <w:rPr>
           <w:spacing w:val="0"/>
           <w:kern w:val="2"/>
-          <w:sz w:val="22"/>
-          <w:szCs w:val="22"/>
-        </w:rPr>
-      </w:pPr>
-      <w:hyperlink w:anchor="_Toc157417015" w:history="1">
+          <w:sz w:val="24"/>
+          <w:szCs w:val="24"/>
+        </w:rPr>
+      </w:pPr>
+      <w:hyperlink w:anchor="_Toc189562354" w:history="1">
         <w:r>
           <w:rPr>
             <w:rStyle w:val="Hipervnculo"/>
@@ -3668,8 +3938,8 @@
           <w:rPr>
             <w:spacing w:val="0"/>
             <w:kern w:val="2"/>
-            <w:sz w:val="22"/>
-            <w:szCs w:val="22"/>
+            <w:sz w:val="24"/>
+            <w:szCs w:val="24"/>
           </w:rPr>
           <w:tab/>
         </w:r>
@@ -3695,7 +3965,7 @@
           <w:rPr>
             <w:webHidden/>
           </w:rPr>
-          <w:instrText xml:space="preserve"> PAGEREF _Toc157417015 \h </w:instrText>
+          <w:instrText xml:space="preserve"> PAGEREF _Toc189562354 \h </w:instrText>
         </w:r>
         <w:r>
           <w:rPr>
@@ -3728,11 +3998,11 @@
         <w:rPr>
           <w:spacing w:val="0"/>
           <w:kern w:val="2"/>
-          <w:sz w:val="22"/>
-          <w:szCs w:val="22"/>
-        </w:rPr>
-      </w:pPr>
-      <w:hyperlink w:anchor="_Toc157417016" w:history="1">
+          <w:sz w:val="24"/>
+          <w:szCs w:val="24"/>
+        </w:rPr>
+      </w:pPr>
+      <w:hyperlink w:anchor="_Toc189562355" w:history="1">
         <w:r>
           <w:rPr>
             <w:rStyle w:val="Hipervnculo"/>
@@ -3743,8 +4013,8 @@
           <w:rPr>
             <w:spacing w:val="0"/>
             <w:kern w:val="2"/>
-            <w:sz w:val="22"/>
-            <w:szCs w:val="22"/>
+            <w:sz w:val="24"/>
+            <w:szCs w:val="24"/>
           </w:rPr>
           <w:tab/>
         </w:r>
@@ -3770,7 +4040,7 @@
           <w:rPr>
             <w:webHidden/>
           </w:rPr>
-          <w:instrText xml:space="preserve"> PAGEREF _Toc157417016 \h </w:instrText>
+          <w:instrText xml:space="preserve"> PAGEREF _Toc189562355 \h </w:instrText>
         </w:r>
         <w:r>
           <w:rPr>
@@ -3803,11 +4073,11 @@
         <w:rPr>
           <w:spacing w:val="0"/>
           <w:kern w:val="2"/>
-          <w:sz w:val="22"/>
-          <w:szCs w:val="22"/>
-        </w:rPr>
-      </w:pPr>
-      <w:hyperlink w:anchor="_Toc157417017" w:history="1">
+          <w:sz w:val="24"/>
+          <w:szCs w:val="24"/>
+        </w:rPr>
+      </w:pPr>
+      <w:hyperlink w:anchor="_Toc189562356" w:history="1">
         <w:r>
           <w:rPr>
             <w:rStyle w:val="Hipervnculo"/>
@@ -3818,8 +4088,8 @@
           <w:rPr>
             <w:spacing w:val="0"/>
             <w:kern w:val="2"/>
-            <w:sz w:val="22"/>
-            <w:szCs w:val="22"/>
+            <w:sz w:val="24"/>
+            <w:szCs w:val="24"/>
           </w:rPr>
           <w:tab/>
         </w:r>
@@ -3845,7 +4115,7 @@
           <w:rPr>
             <w:webHidden/>
           </w:rPr>
-          <w:instrText xml:space="preserve"> PAGEREF _Toc157417017 \h </w:instrText>
+          <w:instrText xml:space="preserve"> PAGEREF _Toc189562356 \h </w:instrText>
         </w:r>
         <w:r>
           <w:rPr>
@@ -3878,11 +4148,11 @@
         <w:rPr>
           <w:spacing w:val="0"/>
           <w:kern w:val="2"/>
-          <w:sz w:val="22"/>
-          <w:szCs w:val="22"/>
-        </w:rPr>
-      </w:pPr>
-      <w:hyperlink w:anchor="_Toc157417018" w:history="1">
+          <w:sz w:val="24"/>
+          <w:szCs w:val="24"/>
+        </w:rPr>
+      </w:pPr>
+      <w:hyperlink w:anchor="_Toc189562357" w:history="1">
         <w:r>
           <w:rPr>
             <w:rStyle w:val="Hipervnculo"/>
@@ -3893,8 +4163,8 @@
           <w:rPr>
             <w:spacing w:val="0"/>
             <w:kern w:val="2"/>
-            <w:sz w:val="22"/>
-            <w:szCs w:val="22"/>
+            <w:sz w:val="24"/>
+            <w:szCs w:val="24"/>
           </w:rPr>
           <w:tab/>
         </w:r>
@@ -3920,7 +4190,7 @@
           <w:rPr>
             <w:webHidden/>
           </w:rPr>
-          <w:instrText xml:space="preserve"> PAGEREF _Toc157417018 \h </w:instrText>
+          <w:instrText xml:space="preserve"> PAGEREF _Toc189562357 \h </w:instrText>
         </w:r>
         <w:r>
           <w:rPr>
@@ -3953,11 +4223,11 @@
         <w:rPr>
           <w:spacing w:val="0"/>
           <w:kern w:val="2"/>
-          <w:sz w:val="22"/>
-          <w:szCs w:val="22"/>
-        </w:rPr>
-      </w:pPr>
-      <w:hyperlink w:anchor="_Toc157417019" w:history="1">
+          <w:sz w:val="24"/>
+          <w:szCs w:val="24"/>
+        </w:rPr>
+      </w:pPr>
+      <w:hyperlink w:anchor="_Toc189562358" w:history="1">
         <w:r>
           <w:rPr>
             <w:rStyle w:val="Hipervnculo"/>
@@ -3968,8 +4238,8 @@
           <w:rPr>
             <w:spacing w:val="0"/>
             <w:kern w:val="2"/>
-            <w:sz w:val="22"/>
-            <w:szCs w:val="22"/>
+            <w:sz w:val="24"/>
+            <w:szCs w:val="24"/>
           </w:rPr>
           <w:tab/>
         </w:r>
@@ -3995,7 +4265,7 @@
           <w:rPr>
             <w:webHidden/>
           </w:rPr>
-          <w:instrText xml:space="preserve"> PAGEREF _Toc157417019 \h </w:instrText>
+          <w:instrText xml:space="preserve"> PAGEREF _Toc189562358 \h </w:instrText>
         </w:r>
         <w:r>
           <w:rPr>
@@ -4028,11 +4298,11 @@
         <w:rPr>
           <w:spacing w:val="0"/>
           <w:kern w:val="2"/>
-          <w:sz w:val="22"/>
-          <w:szCs w:val="22"/>
-        </w:rPr>
-      </w:pPr>
-      <w:hyperlink w:anchor="_Toc157417020" w:history="1">
+          <w:sz w:val="24"/>
+          <w:szCs w:val="24"/>
+        </w:rPr>
+      </w:pPr>
+      <w:hyperlink w:anchor="_Toc189562359" w:history="1">
         <w:r>
           <w:rPr>
             <w:rStyle w:val="Hipervnculo"/>
@@ -4043,8 +4313,8 @@
           <w:rPr>
             <w:spacing w:val="0"/>
             <w:kern w:val="2"/>
-            <w:sz w:val="22"/>
-            <w:szCs w:val="22"/>
+            <w:sz w:val="24"/>
+            <w:szCs w:val="24"/>
           </w:rPr>
           <w:tab/>
         </w:r>
@@ -4070,7 +4340,7 @@
           <w:rPr>
             <w:webHidden/>
           </w:rPr>
-          <w:instrText xml:space="preserve"> PAGEREF _Toc157417020 \h </w:instrText>
+          <w:instrText xml:space="preserve"> PAGEREF _Toc189562359 \h </w:instrText>
         </w:r>
         <w:r>
           <w:rPr>
@@ -4103,11 +4373,11 @@
         <w:rPr>
           <w:spacing w:val="0"/>
           <w:kern w:val="2"/>
-          <w:sz w:val="22"/>
-          <w:szCs w:val="22"/>
-        </w:rPr>
-      </w:pPr>
-      <w:hyperlink w:anchor="_Toc157417021" w:history="1">
+          <w:sz w:val="24"/>
+          <w:szCs w:val="24"/>
+        </w:rPr>
+      </w:pPr>
+      <w:hyperlink w:anchor="_Toc189562360" w:history="1">
         <w:r>
           <w:rPr>
             <w:rStyle w:val="Hipervnculo"/>
@@ -4118,8 +4388,8 @@
           <w:rPr>
             <w:spacing w:val="0"/>
             <w:kern w:val="2"/>
-            <w:sz w:val="22"/>
-            <w:szCs w:val="22"/>
+            <w:sz w:val="24"/>
+            <w:szCs w:val="24"/>
           </w:rPr>
           <w:tab/>
         </w:r>
@@ -4145,7 +4415,7 @@
           <w:rPr>
             <w:webHidden/>
           </w:rPr>
-          <w:instrText xml:space="preserve"> PAGEREF _Toc157417021 \h </w:instrText>
+          <w:instrText xml:space="preserve"> PAGEREF _Toc189562360 \h </w:instrText>
         </w:r>
         <w:r>
           <w:rPr>
@@ -4178,11 +4448,11 @@
         <w:rPr>
           <w:spacing w:val="0"/>
           <w:kern w:val="2"/>
-          <w:sz w:val="22"/>
-          <w:szCs w:val="22"/>
-        </w:rPr>
-      </w:pPr>
-      <w:hyperlink w:anchor="_Toc157417022" w:history="1">
+          <w:sz w:val="24"/>
+          <w:szCs w:val="24"/>
+        </w:rPr>
+      </w:pPr>
+      <w:hyperlink w:anchor="_Toc189562361" w:history="1">
         <w:r>
           <w:rPr>
             <w:rStyle w:val="Hipervnculo"/>
@@ -4193,8 +4463,8 @@
           <w:rPr>
             <w:spacing w:val="0"/>
             <w:kern w:val="2"/>
-            <w:sz w:val="22"/>
-            <w:szCs w:val="22"/>
+            <w:sz w:val="24"/>
+            <w:szCs w:val="24"/>
           </w:rPr>
           <w:tab/>
         </w:r>
@@ -4220,7 +4490,7 @@
           <w:rPr>
             <w:webHidden/>
           </w:rPr>
-          <w:instrText xml:space="preserve"> PAGEREF _Toc157417022 \h </w:instrText>
+          <w:instrText xml:space="preserve"> PAGEREF _Toc189562361 \h </w:instrText>
         </w:r>
         <w:r>
           <w:rPr>
@@ -4253,11 +4523,11 @@
         <w:rPr>
           <w:spacing w:val="0"/>
           <w:kern w:val="2"/>
-          <w:sz w:val="22"/>
-          <w:szCs w:val="22"/>
-        </w:rPr>
-      </w:pPr>
-      <w:hyperlink w:anchor="_Toc157417023" w:history="1">
+          <w:sz w:val="24"/>
+          <w:szCs w:val="24"/>
+        </w:rPr>
+      </w:pPr>
+      <w:hyperlink w:anchor="_Toc189562362" w:history="1">
         <w:r>
           <w:rPr>
             <w:rStyle w:val="Hipervnculo"/>
@@ -4268,8 +4538,8 @@
           <w:rPr>
             <w:spacing w:val="0"/>
             <w:kern w:val="2"/>
-            <w:sz w:val="22"/>
-            <w:szCs w:val="22"/>
+            <w:sz w:val="24"/>
+            <w:szCs w:val="24"/>
           </w:rPr>
           <w:tab/>
         </w:r>
@@ -4295,7 +4565,7 @@
           <w:rPr>
             <w:webHidden/>
           </w:rPr>
-          <w:instrText xml:space="preserve"> PAGEREF _Toc157417023 \h </w:instrText>
+          <w:instrText xml:space="preserve"> PAGEREF _Toc189562362 \h </w:instrText>
         </w:r>
         <w:r>
           <w:rPr>
@@ -4328,11 +4598,11 @@
         <w:rPr>
           <w:spacing w:val="0"/>
           <w:kern w:val="2"/>
-          <w:sz w:val="22"/>
-          <w:szCs w:val="22"/>
-        </w:rPr>
-      </w:pPr>
-      <w:hyperlink w:anchor="_Toc157417024" w:history="1">
+          <w:sz w:val="24"/>
+          <w:szCs w:val="24"/>
+        </w:rPr>
+      </w:pPr>
+      <w:hyperlink w:anchor="_Toc189562363" w:history="1">
         <w:r>
           <w:rPr>
             <w:rStyle w:val="Hipervnculo"/>
@@ -4343,8 +4613,8 @@
           <w:rPr>
             <w:spacing w:val="0"/>
             <w:kern w:val="2"/>
-            <w:sz w:val="22"/>
-            <w:szCs w:val="22"/>
+            <w:sz w:val="24"/>
+            <w:szCs w:val="24"/>
           </w:rPr>
           <w:tab/>
         </w:r>
@@ -4370,7 +4640,7 @@
           <w:rPr>
             <w:webHidden/>
           </w:rPr>
-          <w:instrText xml:space="preserve"> PAGEREF _Toc157417024 \h </w:instrText>
+          <w:instrText xml:space="preserve"> PAGEREF _Toc189562363 \h </w:instrText>
         </w:r>
         <w:r>
           <w:rPr>
@@ -4403,11 +4673,11 @@
         <w:rPr>
           <w:spacing w:val="0"/>
           <w:kern w:val="2"/>
-          <w:sz w:val="22"/>
-          <w:szCs w:val="22"/>
-        </w:rPr>
-      </w:pPr>
-      <w:hyperlink w:anchor="_Toc157417025" w:history="1">
+          <w:sz w:val="24"/>
+          <w:szCs w:val="24"/>
+        </w:rPr>
+      </w:pPr>
+      <w:hyperlink w:anchor="_Toc189562364" w:history="1">
         <w:r>
           <w:rPr>
             <w:rStyle w:val="Hipervnculo"/>
@@ -4418,8 +4688,8 @@
           <w:rPr>
             <w:spacing w:val="0"/>
             <w:kern w:val="2"/>
-            <w:sz w:val="22"/>
-            <w:szCs w:val="22"/>
+            <w:sz w:val="24"/>
+            <w:szCs w:val="24"/>
           </w:rPr>
           <w:tab/>
         </w:r>
@@ -4445,7 +4715,7 @@
           <w:rPr>
             <w:webHidden/>
           </w:rPr>
-          <w:instrText xml:space="preserve"> PAGEREF _Toc157417025 \h </w:instrText>
+          <w:instrText xml:space="preserve"> PAGEREF _Toc189562364 \h </w:instrText>
         </w:r>
         <w:r>
           <w:rPr>
@@ -4462,7 +4732,7 @@
           <w:rPr>
             <w:webHidden/>
           </w:rPr>
-          <w:t>47</w:t>
+          <w:t>48</w:t>
         </w:r>
         <w:r>
           <w:rPr>
@@ -4478,11 +4748,11 @@
         <w:rPr>
           <w:spacing w:val="0"/>
           <w:kern w:val="2"/>
-          <w:sz w:val="22"/>
-          <w:szCs w:val="22"/>
-        </w:rPr>
-      </w:pPr>
-      <w:hyperlink w:anchor="_Toc157417026" w:history="1">
+          <w:sz w:val="24"/>
+          <w:szCs w:val="24"/>
+        </w:rPr>
+      </w:pPr>
+      <w:hyperlink w:anchor="_Toc189562365" w:history="1">
         <w:r>
           <w:rPr>
             <w:rStyle w:val="Hipervnculo"/>
@@ -4493,8 +4763,8 @@
           <w:rPr>
             <w:spacing w:val="0"/>
             <w:kern w:val="2"/>
-            <w:sz w:val="22"/>
-            <w:szCs w:val="22"/>
+            <w:sz w:val="24"/>
+            <w:szCs w:val="24"/>
           </w:rPr>
           <w:tab/>
         </w:r>
@@ -4520,7 +4790,7 @@
           <w:rPr>
             <w:webHidden/>
           </w:rPr>
-          <w:instrText xml:space="preserve"> PAGEREF _Toc157417026 \h </w:instrText>
+          <w:instrText xml:space="preserve"> PAGEREF _Toc189562365 \h </w:instrText>
         </w:r>
         <w:r>
           <w:rPr>
@@ -4575,7 +4845,7 @@
         </w:rPr>
         <w:br w:type="page"/>
       </w:r>
-      <w:bookmarkStart w:id="17" w:name="_Toc157416997"/>
+      <w:bookmarkStart w:id="17" w:name="_Toc189562336"/>
       <w:r>
         <w:rPr>
           <w:rFonts w:cs="Calibri"/>
@@ -4594,6 +4864,7 @@
     <w:p>
       <w:pPr>
         <w:pStyle w:val="Texto"/>
+        <w:ind w:left="709" w:hanging="709"/>
         <w:rPr>
           <w:rFonts w:ascii="Calibri" w:hAnsi="Calibri" w:cs="Calibri"/>
           <w:sz w:val="24"/>
@@ -4667,7 +4938,7 @@
           <w:rFonts w:ascii="Calibri" w:hAnsi="Calibri" w:cs="Calibri"/>
           <w:sz w:val="24"/>
         </w:rPr>
-        <w:t>2.2.4_000</w:t>
+        <w:t>2.4.0_000</w:t>
       </w:r>
       <w:r>
         <w:rPr>
@@ -4726,7 +4997,7 @@
           <w:rFonts w:cs="Calibri"/>
         </w:rPr>
       </w:pPr>
-      <w:bookmarkStart w:id="18" w:name="_Toc157416998"/>
+      <w:bookmarkStart w:id="18" w:name="_Toc189562337"/>
       <w:r>
         <w:rPr>
           <w:rFonts w:cs="Calibri"/>
@@ -4821,7 +5092,7 @@
           <w:rFonts w:cs="Calibri"/>
         </w:rPr>
       </w:pPr>
-      <w:bookmarkStart w:id="19" w:name="_Toc157416999"/>
+      <w:bookmarkStart w:id="19" w:name="_Toc189562338"/>
       <w:r>
         <w:rPr>
           <w:rFonts w:cs="Calibri"/>
@@ -8316,7 +8587,7 @@
         <w:lastRenderedPageBreak/>
         <w:t xml:space="preserve"> </w:t>
       </w:r>
-      <w:bookmarkStart w:id="20" w:name="_Toc157417000"/>
+      <w:bookmarkStart w:id="20" w:name="_Toc189562339"/>
       <w:r>
         <w:t>Introducción</w:t>
       </w:r>
@@ -8486,7 +8757,7 @@
           <w:rFonts w:cs="Calibri"/>
           <w:snapToGrid w:val="0"/>
         </w:rPr>
-        <w:t>2.2.4_000</w:t>
+        <w:t>2.4.0_000</w:t>
       </w:r>
       <w:r>
         <w:rPr>
@@ -8516,7 +8787,7 @@
         </w:rPr>
         <w:br w:type="page"/>
       </w:r>
-      <w:bookmarkStart w:id="21" w:name="_Toc157417001"/>
+      <w:bookmarkStart w:id="21" w:name="_Toc189562340"/>
       <w:r>
         <w:rPr>
           <w:rFonts w:cs="Calibri"/>
@@ -8558,7 +8829,7 @@
           <w:rFonts w:cs="Calibri"/>
         </w:rPr>
       </w:pPr>
-      <w:bookmarkStart w:id="22" w:name="_Toc157417002"/>
+      <w:bookmarkStart w:id="22" w:name="_Toc189562341"/>
       <w:r>
         <w:rPr>
           <w:rFonts w:cs="Calibri"/>
@@ -8743,13 +9014,13 @@
               <w:rPr>
                 <w:rFonts w:cs="Calibri"/>
               </w:rPr>
-              <w:t>JDK 1.</w:t>
+              <w:t>JDK 1</w:t>
             </w:r>
             <w:r>
               <w:rPr>
                 <w:rFonts w:cs="Calibri"/>
               </w:rPr>
-              <w:t>8</w:t>
+              <w:t>7</w:t>
             </w:r>
             <w:r>
               <w:rPr>
@@ -8863,7 +9134,7 @@
           <w:rFonts w:cs="Calibri"/>
         </w:rPr>
       </w:pPr>
-      <w:bookmarkStart w:id="23" w:name="_Toc157417003"/>
+      <w:bookmarkStart w:id="23" w:name="_Toc189562342"/>
       <w:r>
         <w:rPr>
           <w:rFonts w:cs="Calibri"/>
@@ -9078,7 +9349,25 @@
               <w:rPr>
                 <w:rFonts w:cs="Calibri"/>
               </w:rPr>
-              <w:t>20.0</w:t>
+              <w:t>2</w:t>
+            </w:r>
+            <w:r>
+              <w:rPr>
+                <w:rFonts w:cs="Calibri"/>
+              </w:rPr>
+              <w:t>3</w:t>
+            </w:r>
+            <w:r>
+              <w:rPr>
+                <w:rFonts w:cs="Calibri"/>
+              </w:rPr>
+              <w:t>.</w:t>
+            </w:r>
+            <w:r>
+              <w:rPr>
+                <w:rFonts w:cs="Calibri"/>
+              </w:rPr>
+              <w:t>1</w:t>
             </w:r>
           </w:p>
         </w:tc>
@@ -9147,7 +9436,19 @@
               <w:rPr>
                 <w:rFonts w:cs="Calibri"/>
               </w:rPr>
-              <w:t>2.3</w:t>
+              <w:t>3</w:t>
+            </w:r>
+            <w:r>
+              <w:rPr>
+                <w:rFonts w:cs="Calibri"/>
+              </w:rPr>
+              <w:t>.</w:t>
+            </w:r>
+            <w:r>
+              <w:rPr>
+                <w:rFonts w:cs="Calibri"/>
+              </w:rPr>
+              <w:t>9.9</w:t>
             </w:r>
           </w:p>
         </w:tc>
@@ -9197,7 +9498,7 @@
           <w:rFonts w:cs="Calibri"/>
         </w:rPr>
       </w:pPr>
-      <w:bookmarkStart w:id="24" w:name="_Toc157417004"/>
+      <w:bookmarkStart w:id="24" w:name="_Toc189562343"/>
       <w:r>
         <w:rPr>
           <w:rFonts w:cs="Calibri"/>
@@ -9251,7 +9552,7 @@
           <w:rFonts w:cs="Calibri"/>
         </w:rPr>
       </w:pPr>
-      <w:bookmarkStart w:id="25" w:name="_Toc157417005"/>
+      <w:bookmarkStart w:id="25" w:name="_Toc189562344"/>
       <w:r>
         <w:rPr>
           <w:rFonts w:cs="Calibri"/>
@@ -9327,7 +9628,7 @@
           <w:rFonts w:cs="Calibri"/>
           <w:b/>
         </w:rPr>
-        <w:t>2.2.4_000</w:t>
+        <w:t>2.4.0_000</w:t>
       </w:r>
       <w:r>
         <w:rPr>
@@ -9390,7 +9691,7 @@
           <w:rFonts w:cs="Calibri"/>
           <w:b/>
         </w:rPr>
-        <w:t>2.2.4_000</w:t>
+        <w:t>2.4.0_000</w:t>
       </w:r>
       <w:r>
         <w:rPr>
@@ -9418,20 +9719,27 @@
           <w:rFonts w:cs="Calibri"/>
           <w:lang w:val="es-ES_tradnl"/>
         </w:rPr>
-        <w:t>Instalar JDK 1.</w:t>
+        <w:t xml:space="preserve">Instalar JDK </w:t>
       </w:r>
       <w:r>
         <w:rPr>
           <w:rFonts w:cs="Calibri"/>
           <w:lang w:val="es-ES_tradnl"/>
         </w:rPr>
-        <w:t>8</w:t>
+        <w:t>1</w:t>
       </w:r>
       <w:r>
         <w:rPr>
           <w:rFonts w:cs="Calibri"/>
           <w:lang w:val="es-ES_tradnl"/>
         </w:rPr>
+        <w:t>7</w:t>
+      </w:r>
+      <w:r>
+        <w:rPr>
+          <w:rFonts w:cs="Calibri"/>
+          <w:lang w:val="es-ES_tradnl"/>
+        </w:rPr>
         <w:t xml:space="preserve"> en la máquina del Servidor</w:t>
       </w:r>
       <w:r>
@@ -9446,35 +9754,28 @@
           <w:rFonts w:cs="Calibri"/>
           <w:lang w:val="es-ES_tradnl"/>
         </w:rPr>
-        <w:t>1.</w:t>
+        <w:t>1</w:t>
       </w:r>
       <w:r>
         <w:rPr>
           <w:rFonts w:cs="Calibri"/>
           <w:lang w:val="es-ES_tradnl"/>
         </w:rPr>
-        <w:t>8</w:t>
+        <w:t>7</w:t>
       </w:r>
       <w:r>
         <w:rPr>
           <w:rFonts w:cs="Calibri"/>
           <w:lang w:val="es-ES_tradnl"/>
         </w:rPr>
-        <w:t>.0</w:t>
+        <w:t>.0.</w:t>
       </w:r>
       <w:r>
         <w:rPr>
           <w:rFonts w:cs="Calibri"/>
           <w:lang w:val="es-ES_tradnl"/>
         </w:rPr>
-        <w:t>_28</w:t>
-      </w:r>
-      <w:r>
-        <w:rPr>
-          <w:rFonts w:cs="Calibri"/>
-          <w:lang w:val="es-ES_tradnl"/>
-        </w:rPr>
-        <w:t>1</w:t>
+        <w:t>11</w:t>
       </w:r>
       <w:r>
         <w:rPr>
@@ -9538,7 +9839,7 @@
           <w:rFonts w:cs="Calibri"/>
           <w:lang w:val="es-ES_tradnl"/>
         </w:rPr>
-        <w:t>67</w:t>
+        <w:t>96</w:t>
       </w:r>
       <w:r>
         <w:rPr>
@@ -9657,7 +9958,7 @@
           <w:rFonts w:cs="Calibri"/>
         </w:rPr>
       </w:pPr>
-      <w:bookmarkStart w:id="26" w:name="_Toc157417006"/>
+      <w:bookmarkStart w:id="26" w:name="_Toc189562345"/>
       <w:r>
         <w:rPr>
           <w:rFonts w:cs="Calibri"/>
@@ -9844,7 +10145,7 @@
           <w:rFonts w:cs="Calibri"/>
         </w:rPr>
       </w:pPr>
-      <w:bookmarkStart w:id="27" w:name="_Toc157417007"/>
+      <w:bookmarkStart w:id="27" w:name="_Toc189562346"/>
       <w:r>
         <w:rPr>
           <w:rFonts w:cs="Calibri"/>
@@ -9906,7 +10207,7 @@
       <w:pPr>
         <w:pStyle w:val="Ttulo2"/>
       </w:pPr>
-      <w:bookmarkStart w:id="28" w:name="_Toc157417008"/>
+      <w:bookmarkStart w:id="28" w:name="_Toc189562347"/>
       <w:proofErr w:type="spellStart"/>
       <w:r>
         <w:t>AfirmaServices</w:t>
@@ -10080,7 +10381,7 @@
       <w:pPr>
         <w:pStyle w:val="Ttulo2"/>
       </w:pPr>
-      <w:bookmarkStart w:id="29" w:name="_Toc157417009"/>
+      <w:bookmarkStart w:id="29" w:name="_Toc189562348"/>
       <w:proofErr w:type="spellStart"/>
       <w:r>
         <w:t>IntegraServices</w:t>
@@ -10254,7 +10555,7 @@
       <w:pPr>
         <w:pStyle w:val="Ttulo2"/>
       </w:pPr>
-      <w:bookmarkStart w:id="30" w:name="_Toc157417010"/>
+      <w:bookmarkStart w:id="30" w:name="_Toc189562349"/>
       <w:proofErr w:type="spellStart"/>
       <w:r>
         <w:t>TSAServices</w:t>
@@ -10396,7 +10697,7 @@
       <w:pPr>
         <w:pStyle w:val="Ttulo2"/>
       </w:pPr>
-      <w:bookmarkStart w:id="31" w:name="_Toc157417011"/>
+      <w:bookmarkStart w:id="31" w:name="_Toc189562350"/>
       <w:proofErr w:type="spellStart"/>
       <w:r>
         <w:t>EvisorServices</w:t>
@@ -10555,7 +10856,7 @@
       <w:pPr>
         <w:pStyle w:val="Ttulo2"/>
       </w:pPr>
-      <w:bookmarkStart w:id="32" w:name="_Toc157417012"/>
+      <w:bookmarkStart w:id="32" w:name="_Toc189562351"/>
       <w:proofErr w:type="spellStart"/>
       <w:r>
         <w:t>CipherServices</w:t>
@@ -10730,7 +11031,7 @@
       <w:r>
         <w:br w:type="page"/>
       </w:r>
-      <w:bookmarkStart w:id="33" w:name="_Toc157417013"/>
+      <w:bookmarkStart w:id="33" w:name="_Toc189562352"/>
       <w:r>
         <w:lastRenderedPageBreak/>
         <w:t>Configuración</w:t>
@@ -10755,7 +11056,7 @@
       <w:pPr>
         <w:pStyle w:val="Ttulo2"/>
       </w:pPr>
-      <w:bookmarkStart w:id="34" w:name="_Toc157417014"/>
+      <w:bookmarkStart w:id="34" w:name="_Toc189562353"/>
       <w:r>
         <w:t>Configuración estática</w:t>
       </w:r>
@@ -10867,6 +11168,10 @@
         <w:t xml:space="preserve">Archivo </w:t>
       </w:r>
       <w:r>
+        <w:rPr>
+          <w:b/>
+          <w:bCs/>
+        </w:rPr>
         <w:t>integra-</w:t>
       </w:r>
       <w:r>
@@ -10950,7 +11255,7 @@
       <w:pPr>
         <w:pStyle w:val="Ttulo3"/>
       </w:pPr>
-      <w:bookmarkStart w:id="36" w:name="_Toc157417015"/>
+      <w:bookmarkStart w:id="36" w:name="_Toc189562354"/>
       <w:r>
         <w:t>Carpeta transformersTemplates</w:t>
       </w:r>
@@ -14501,7 +14806,7 @@
         <w:pStyle w:val="Ttulo3"/>
       </w:pPr>
       <w:bookmarkStart w:id="44" w:name="_Toc453065742"/>
-      <w:bookmarkStart w:id="45" w:name="_Toc157417016"/>
+      <w:bookmarkStart w:id="45" w:name="_Toc189562355"/>
       <w:r>
         <w:t xml:space="preserve">Archivo </w:t>
       </w:r>
@@ -14880,7 +15185,7 @@
         <w:pStyle w:val="Ttulo3"/>
       </w:pPr>
       <w:bookmarkStart w:id="46" w:name="_Toc453065743"/>
-      <w:bookmarkStart w:id="47" w:name="_Toc157417017"/>
+      <w:bookmarkStart w:id="47" w:name="_Toc189562356"/>
       <w:r>
         <w:lastRenderedPageBreak/>
         <w:t xml:space="preserve">Archivo </w:t>
@@ -15062,7 +15367,7 @@
         <w:pStyle w:val="Ttulo3"/>
       </w:pPr>
       <w:bookmarkStart w:id="48" w:name="_Toc453065744"/>
-      <w:bookmarkStart w:id="49" w:name="_Toc157417018"/>
+      <w:bookmarkStart w:id="49" w:name="_Toc189562357"/>
       <w:r>
         <w:t xml:space="preserve">Archivo </w:t>
       </w:r>
@@ -15097,7 +15402,7 @@
         <w:pStyle w:val="Ttulo3"/>
       </w:pPr>
       <w:bookmarkStart w:id="50" w:name="_Toc453065745"/>
-      <w:bookmarkStart w:id="51" w:name="_Toc157417019"/>
+      <w:bookmarkStart w:id="51" w:name="_Toc189562358"/>
       <w:r>
         <w:t xml:space="preserve">Archivo </w:t>
       </w:r>
@@ -15307,7 +15612,7 @@
         <w:pStyle w:val="Ttulo3"/>
       </w:pPr>
       <w:bookmarkStart w:id="52" w:name="_Toc453065746"/>
-      <w:bookmarkStart w:id="53" w:name="_Toc157417020"/>
+      <w:bookmarkStart w:id="53" w:name="_Toc189562359"/>
       <w:r>
         <w:t xml:space="preserve">Archivo </w:t>
       </w:r>
@@ -15830,7 +16135,7 @@
       <w:pPr>
         <w:pStyle w:val="Ttulo2"/>
       </w:pPr>
-      <w:bookmarkStart w:id="56" w:name="_Toc157417021"/>
+      <w:bookmarkStart w:id="56" w:name="_Toc189562360"/>
       <w:r>
         <w:t>Configuración dinámica</w:t>
       </w:r>
@@ -16406,7 +16711,7 @@
       <w:pPr>
         <w:pStyle w:val="Ttulo3"/>
       </w:pPr>
-      <w:bookmarkStart w:id="59" w:name="_Toc157417022"/>
+      <w:bookmarkStart w:id="59" w:name="_Toc189562361"/>
       <w:r>
         <w:t>Archivo mappingFiles</w:t>
       </w:r>
@@ -16515,7 +16820,7 @@
       <w:pPr>
         <w:pStyle w:val="Ttulo3"/>
       </w:pPr>
-      <w:bookmarkStart w:id="60" w:name="_Toc157417023"/>
+      <w:bookmarkStart w:id="60" w:name="_Toc189562362"/>
       <w:bookmarkEnd w:id="58"/>
       <w:r>
         <w:t>Configuraciones generales Integr@</w:t>
@@ -17183,7 +17488,21 @@
         <w:rPr>
           <w:lang w:val="es-ES_tradnl"/>
         </w:rPr>
-        <w:t xml:space="preserve"> o no), XAdES (</w:t>
+        <w:t xml:space="preserve"> o no), </w:t>
+      </w:r>
+      <w:proofErr w:type="spellStart"/>
+      <w:r>
+        <w:rPr>
+          <w:lang w:val="es-ES_tradnl"/>
+        </w:rPr>
+        <w:t>XAdES</w:t>
+      </w:r>
+      <w:proofErr w:type="spellEnd"/>
+      <w:r>
+        <w:rPr>
+          <w:lang w:val="es-ES_tradnl"/>
+        </w:rPr>
+        <w:t xml:space="preserve"> (</w:t>
       </w:r>
       <w:proofErr w:type="spellStart"/>
       <w:r>
@@ -17955,6 +18274,74 @@
     <w:p>
       <w:pPr>
         <w:numPr>
+          <w:ilvl w:val="2"/>
+          <w:numId w:val="28"/>
+        </w:numPr>
+        <w:rPr>
+          <w:b/>
+        </w:rPr>
+      </w:pPr>
+      <w:r>
+        <w:rPr>
+          <w:b/>
+        </w:rPr>
+        <w:t>SHA1withECDSA</w:t>
+      </w:r>
+    </w:p>
+    <w:p>
+      <w:pPr>
+        <w:numPr>
+          <w:ilvl w:val="2"/>
+          <w:numId w:val="28"/>
+        </w:numPr>
+        <w:rPr>
+          <w:b/>
+        </w:rPr>
+      </w:pPr>
+      <w:r>
+        <w:rPr>
+          <w:b/>
+        </w:rPr>
+        <w:t>SHA256withECDSA</w:t>
+      </w:r>
+    </w:p>
+    <w:p>
+      <w:pPr>
+        <w:numPr>
+          <w:ilvl w:val="2"/>
+          <w:numId w:val="28"/>
+        </w:numPr>
+        <w:rPr>
+          <w:b/>
+        </w:rPr>
+      </w:pPr>
+      <w:r>
+        <w:rPr>
+          <w:b/>
+        </w:rPr>
+        <w:t>SHA384withECDSA</w:t>
+      </w:r>
+    </w:p>
+    <w:p>
+      <w:pPr>
+        <w:numPr>
+          <w:ilvl w:val="2"/>
+          <w:numId w:val="28"/>
+        </w:numPr>
+        <w:rPr>
+          <w:b/>
+        </w:rPr>
+      </w:pPr>
+      <w:r>
+        <w:rPr>
+          <w:b/>
+        </w:rPr>
+        <w:t>SHA512withECDSA</w:t>
+      </w:r>
+    </w:p>
+    <w:p>
+      <w:pPr>
+        <w:numPr>
           <w:ilvl w:val="0"/>
           <w:numId w:val="28"/>
         </w:numPr>
@@ -18207,6 +18594,7 @@
         <w:rPr>
           <w:b/>
         </w:rPr>
+        <w:lastRenderedPageBreak/>
         <w:t>JCEKS</w:t>
       </w:r>
     </w:p>
@@ -18281,7 +18669,6 @@
       </w:pPr>
       <w:bookmarkStart w:id="68" w:name="_Toc453065734"/>
       <w:r>
-        <w:lastRenderedPageBreak/>
         <w:t>Propiedades de política</w:t>
       </w:r>
       <w:bookmarkEnd w:id="68"/>
@@ -18912,6 +19299,7 @@
       <w:bookmarkStart w:id="72" w:name="_Ref411519373"/>
       <w:bookmarkEnd w:id="71"/>
       <w:r>
+        <w:lastRenderedPageBreak/>
         <w:t xml:space="preserve">Listado de </w:t>
       </w:r>
       <w:proofErr w:type="spellStart"/>
@@ -18999,7 +19387,6 @@
           <w:b/>
           <w:lang w:val="es-ES_tradnl"/>
         </w:rPr>
-        <w:lastRenderedPageBreak/>
         <w:t>XML_HASH</w:t>
       </w:r>
       <w:r>
@@ -19572,6 +19959,7 @@
           <w:b/>
           <w:lang w:val="es-ES_tradnl"/>
         </w:rPr>
+        <w:lastRenderedPageBreak/>
         <w:t>HASH_ALGORITHM</w:t>
       </w:r>
       <w:r>
@@ -19682,7 +20070,6 @@
           <w:noProof/>
           <w:sz w:val="20"/>
         </w:rPr>
-        <w:lastRenderedPageBreak/>
         <w:t>ASN1_HASH-SHA512 = 2.16.840.1.101.3.4.2.3</w:t>
       </w:r>
     </w:p>
@@ -20134,6 +20521,7 @@
         <w:rPr>
           <w:b/>
         </w:rPr>
+        <w:lastRenderedPageBreak/>
         <w:t>PDF_POLICY_ID:</w:t>
       </w:r>
       <w:r>
@@ -20181,7 +20569,6 @@
           <w:sz w:val="20"/>
           <w:lang w:val="en-US"/>
         </w:rPr>
-        <w:lastRenderedPageBreak/>
         <w:t>PDF_POLICY_ID = PDF_AGE_1.9</w:t>
       </w:r>
     </w:p>
@@ -20525,6 +20912,7 @@
     </w:p>
     <w:p>
       <w:r>
+        <w:lastRenderedPageBreak/>
         <w:t>Por ejemplo:</w:t>
       </w:r>
     </w:p>
@@ -20953,6 +21341,7 @@
         <w:ind w:left="63"/>
       </w:pPr>
       <w:r>
+        <w:lastRenderedPageBreak/>
         <w:t>Por ejemplo:</w:t>
       </w:r>
     </w:p>
@@ -20988,7 +21377,6 @@
         <w:pStyle w:val="Ttulo6"/>
       </w:pPr>
       <w:r>
-        <w:lastRenderedPageBreak/>
         <w:t>Algoritmos de R</w:t>
       </w:r>
       <w:r>
@@ -21507,6 +21895,7 @@
           <w:sz w:val="20"/>
           <w:lang w:val="en-US"/>
         </w:rPr>
+        <w:lastRenderedPageBreak/>
         <w:t>XML_AGE_1.9_URL-ALLOWED_SIGN_ALGORITHM = XML_SIGN_HASH-SHA1WithRSA,XML_SIGN_HASH-SHA256WithRSA,XML_SIGN_HASH-SHA512WithRSA</w:t>
       </w:r>
     </w:p>
@@ -21536,7 +21925,6 @@
     </w:p>
     <w:p>
       <w:r>
-        <w:lastRenderedPageBreak/>
         <w:t xml:space="preserve">Tendrá el formato </w:t>
       </w:r>
       <w:r>
@@ -21941,6 +22329,7 @@
     </w:p>
     <w:p>
       <w:r>
+        <w:lastRenderedPageBreak/>
         <w:t>Los elementos pueden ser XML o ASN.1. Cada elemento estará separado por coma (,). Para especificar que se debe elegir entre varios se usará el operador lógico OR (|).</w:t>
       </w:r>
       <w:r>
@@ -22015,7 +22404,6 @@
         </w:rPr>
       </w:pPr>
       <w:r>
-        <w:lastRenderedPageBreak/>
         <w:t xml:space="preserve">Si el elemento es ASN.1 su nombre se cogerá de la lista de </w:t>
       </w:r>
       <w:proofErr w:type="spellStart"/>
@@ -22522,6 +22910,7 @@
     </w:p>
     <w:p>
       <w:r>
+        <w:lastRenderedPageBreak/>
         <w:t>Los elementos pueden ser XML o ASN.1. Cada elemento estará separado por coma (,). Para especificar que se debe elegir entre varios se usará el operador lógico OR (|).</w:t>
       </w:r>
       <w:r>
@@ -22591,7 +22980,6 @@
     </w:p>
     <w:p>
       <w:r>
-        <w:lastRenderedPageBreak/>
         <w:t xml:space="preserve">Si el elemento es ASN.1 su nombre se cogerá de la lista de </w:t>
       </w:r>
       <w:proofErr w:type="spellStart"/>
@@ -23071,6 +23459,7 @@
     </w:p>
     <w:p>
       <w:r>
+        <w:lastRenderedPageBreak/>
         <w:t>Los elementos pueden ser XML o ASN.1. Cada elemento estará separado por coma (,).</w:t>
       </w:r>
       <w:r>
@@ -23134,7 +23523,6 @@
     </w:p>
     <w:p>
       <w:r>
-        <w:lastRenderedPageBreak/>
         <w:t xml:space="preserve">Si el elemento es ASN.1 su nombre se cogerá de la lista de </w:t>
       </w:r>
       <w:proofErr w:type="spellStart"/>
@@ -23586,6 +23974,7 @@
         <w:rPr>
           <w:lang w:val="en-US"/>
         </w:rPr>
+        <w:lastRenderedPageBreak/>
         <w:t xml:space="preserve">Por </w:t>
       </w:r>
       <w:r>
@@ -23646,7 +24035,6 @@
     </w:p>
     <w:p>
       <w:r>
-        <w:lastRenderedPageBreak/>
         <w:t>Incluye una lista con los nombres de las entradas que no puede contener la firma. Cada entrada se incl</w:t>
       </w:r>
       <w:r>
@@ -24034,6 +24422,7 @@
         </w:rPr>
       </w:pPr>
       <w:r>
+        <w:lastRenderedPageBreak/>
         <w:t xml:space="preserve">Para un elemento se puede especificar su lista de hijos </w:t>
       </w:r>
       <w:r>
@@ -24149,7 +24538,6 @@
         <w:rPr>
           <w:b/>
         </w:rPr>
-        <w:lastRenderedPageBreak/>
         <w:t>OPTIONAL_CHILD</w:t>
       </w:r>
       <w:r>
@@ -24579,6 +24967,7 @@
         <w:rPr>
           <w:b/>
         </w:rPr>
+        <w:lastRenderedPageBreak/>
         <w:t>REQUIRED_VALUE</w:t>
       </w:r>
       <w:r>
@@ -24736,7 +25125,6 @@
           <w:sz w:val="20"/>
           <w:lang w:val="en-US"/>
         </w:rPr>
-        <w:lastRenderedPageBreak/>
         <w:t>XML_AGE_1.9_URL-[ClaimedRoles]-REQUIRED_VALUE = supplier|emisor|customer|receptor|third party|tercero</w:t>
       </w:r>
     </w:p>
@@ -24905,7 +25293,6 @@
         <w:t xml:space="preserve">ID_POLICY-[ELEMENT_NAME]-NOT_ALLOWED_VALUE </w:t>
       </w:r>
       <w:proofErr w:type="spellStart"/>
-      <w:proofErr w:type="gramStart"/>
       <w:r>
         <w:rPr>
           <w:lang w:val="en-US"/>
@@ -24913,7 +25300,6 @@
         <w:t>donde</w:t>
       </w:r>
       <w:proofErr w:type="spellEnd"/>
-      <w:proofErr w:type="gramEnd"/>
     </w:p>
     <w:p>
       <w:pPr>
@@ -25290,6 +25676,7 @@
     </w:p>
     <w:p>
       <w:r>
+        <w:lastRenderedPageBreak/>
         <w:t>Sólo ap</w:t>
       </w:r>
       <w:r>
@@ -25348,7 +25735,6 @@
     </w:p>
     <w:p>
       <w:r>
-        <w:lastRenderedPageBreak/>
         <w:t>Por ejemplo, para indicar que los modos de firma permitidos para firmas ASN.1 son ambos, (implícito y explícito), se definiría:</w:t>
       </w:r>
     </w:p>
@@ -25748,6 +26134,7 @@
         <w:rPr>
           <w:b/>
         </w:rPr>
+        <w:lastRenderedPageBreak/>
         <w:t>JCEKS</w:t>
       </w:r>
     </w:p>
@@ -25838,7 +26225,6 @@
           <w:b/>
           <w:lang w:val="es-ES_tradnl"/>
         </w:rPr>
-        <w:lastRenderedPageBreak/>
         <w:t>OCSP_TIMEOUT:</w:t>
       </w:r>
       <w:r>
@@ -26273,6 +26659,7 @@
           <w:b/>
           <w:lang w:val="es-ES_tradnl"/>
         </w:rPr>
+        <w:lastRenderedPageBreak/>
         <w:t>false</w:t>
       </w:r>
       <w:r>
@@ -26354,7 +26741,6 @@
         <w:rPr>
           <w:b/>
         </w:rPr>
-        <w:lastRenderedPageBreak/>
         <w:t>OCSP_HTTPS_USE_AUTH_CLIENT:</w:t>
       </w:r>
       <w:r>
@@ -26570,7 +26956,7 @@
       <w:pPr>
         <w:pStyle w:val="Ttulo3"/>
       </w:pPr>
-      <w:bookmarkStart w:id="80" w:name="_Toc157417024"/>
+      <w:bookmarkStart w:id="80" w:name="_Toc189562363"/>
       <w:r>
         <w:t>Configuraciones de acceso a TS@</w:t>
       </w:r>
@@ -26773,6 +27159,7 @@
         <w:rPr>
           <w:b/>
         </w:rPr>
+        <w:lastRenderedPageBreak/>
         <w:t>renewTimeStampWS.validationLevel</w:t>
       </w:r>
       <w:proofErr w:type="spellEnd"/>
@@ -26820,7 +27207,6 @@
         </w:numPr>
       </w:pPr>
       <w:r>
-        <w:lastRenderedPageBreak/>
         <w:t xml:space="preserve">1 </w:t>
       </w:r>
       <w:r>
@@ -27265,6 +27651,7 @@
         <w:rPr>
           <w:b/>
         </w:rPr>
+        <w:lastRenderedPageBreak/>
         <w:t>JKS</w:t>
       </w:r>
     </w:p>
@@ -27316,7 +27703,6 @@
         <w:rPr>
           <w:b/>
         </w:rPr>
-        <w:lastRenderedPageBreak/>
         <w:t>X509CertificateToken.privateKeyAlias:</w:t>
       </w:r>
       <w:r>
@@ -27689,6 +28075,7 @@
         <w:rPr>
           <w:b/>
         </w:rPr>
+        <w:lastRenderedPageBreak/>
         <w:t>true</w:t>
       </w:r>
       <w:r>
@@ -27773,7 +28160,6 @@
         <w:rPr>
           <w:b/>
         </w:rPr>
-        <w:lastRenderedPageBreak/>
         <w:t>request.symmetricKey.value</w:t>
       </w:r>
       <w:proofErr w:type="spellEnd"/>
@@ -28140,6 +28526,7 @@
         <w:rPr>
           <w:b/>
         </w:rPr>
+        <w:lastRenderedPageBreak/>
         <w:t>response.SAML.keystoreType</w:t>
       </w:r>
       <w:proofErr w:type="spellEnd"/>
@@ -28224,7 +28611,6 @@
         <w:rPr>
           <w:b/>
         </w:rPr>
-        <w:lastRenderedPageBreak/>
         <w:t>response.SAML.keystorePassword</w:t>
       </w:r>
       <w:proofErr w:type="spellEnd"/>
@@ -28543,6 +28929,7 @@
         <w:rPr>
           <w:b/>
         </w:rPr>
+        <w:lastRenderedPageBreak/>
         <w:t>rfc3161HTTPS.portNumber:</w:t>
       </w:r>
       <w:r>
@@ -28629,7 +29016,6 @@
         <w:rPr>
           <w:b/>
         </w:rPr>
-        <w:lastRenderedPageBreak/>
         <w:t>false</w:t>
       </w:r>
       <w:r>
@@ -28921,8 +29307,9 @@
         <w:pStyle w:val="Ttulo3"/>
       </w:pPr>
       <w:bookmarkStart w:id="82" w:name="_Toc453065738"/>
-      <w:bookmarkStart w:id="83" w:name="_Toc157417025"/>
-      <w:r>
+      <w:bookmarkStart w:id="83" w:name="_Toc189562364"/>
+      <w:r>
+        <w:lastRenderedPageBreak/>
         <w:t>Configuraciones de acceso a @firma</w:t>
       </w:r>
       <w:bookmarkEnd w:id="82"/>
@@ -29092,7 +29479,6 @@
       </w:pPr>
       <w:bookmarkStart w:id="84" w:name="_Toc453065739"/>
       <w:r>
-        <w:lastRenderedPageBreak/>
         <w:t>Parámetros Específicos a Cada Una de las Aplicaciones Configuradas en la Plataforma de @Firma</w:t>
       </w:r>
       <w:r>
@@ -29585,6 +29971,7 @@
         <w:rPr>
           <w:b/>
         </w:rPr>
+        <w:lastRenderedPageBreak/>
         <w:t>authorizationMethod.passwordType</w:t>
       </w:r>
       <w:proofErr w:type="spellEnd"/>
@@ -29719,7 +30106,6 @@
         <w:rPr>
           <w:b/>
         </w:rPr>
-        <w:lastRenderedPageBreak/>
         <w:t>authorizationMethod.userKeystorePassword</w:t>
       </w:r>
       <w:proofErr w:type="spellEnd"/>
@@ -29960,7 +30346,7 @@
         <w:pStyle w:val="Ttulo3"/>
       </w:pPr>
       <w:bookmarkStart w:id="85" w:name="_Toc453065740"/>
-      <w:bookmarkStart w:id="86" w:name="_Toc157417026"/>
+      <w:bookmarkStart w:id="86" w:name="_Toc189562365"/>
       <w:r>
         <w:t>Configuraciones de acceso a eVisor</w:t>
       </w:r>
@@ -30304,7 +30690,6 @@
         <w:rPr>
           <w:b/>
         </w:rPr>
-        <w:lastRenderedPageBreak/>
         <w:t>endPoint</w:t>
       </w:r>
       <w:proofErr w:type="spellEnd"/>
@@ -30781,6 +31166,7 @@
         <w:rPr>
           <w:b/>
         </w:rPr>
+        <w:lastRenderedPageBreak/>
         <w:t>authorizationMethod.userKeystore</w:t>
       </w:r>
       <w:proofErr w:type="spellEnd"/>
@@ -30900,7 +31286,6 @@
         <w:rPr>
           <w:b/>
         </w:rPr>
-        <w:lastRenderedPageBreak/>
         <w:t>JKS</w:t>
       </w:r>
     </w:p>
@@ -31404,7 +31789,7 @@
           <v:path o:extrusionok="f" gradientshapeok="t" o:connecttype="rect"/>
           <o:lock v:ext="edit" aspectratio="t"/>
         </v:shapetype>
-        <v:shape id="Imagen 1" o:spid="_x0000_s1035" type="#_x0000_t75" style="position:absolute;left:0;text-align:left;margin-left:-.45pt;margin-top:1.15pt;width:94.2pt;height:37.55pt;z-index:-251658752;visibility:visible">
+        <v:shape id="Imagen 1" o:spid="_x0000_s1035" type="#_x0000_t75" style="position:absolute;left:0;text-align:left;margin-left:-.45pt;margin-top:1.15pt;width:94.2pt;height:37.55pt;z-index:-1;visibility:visible">
           <v:imagedata r:id="rId1" o:title=""/>
         </v:shape>
       </w:pict>
@@ -31509,7 +31894,7 @@
       <w:rPr>
         <w:rFonts w:cs="Calibri"/>
       </w:rPr>
-      <w:t>011</w:t>
+      <w:t>013</w:t>
     </w:r>
     <w:r>
       <w:rPr>
@@ -37504,6 +37889,19 @@
 </file>
 
 <file path=customXml/item1.xml><?xml version="1.0" encoding="utf-8"?>
+<b:Sources xmlns:b="http://schemas.openxmlformats.org/officeDocument/2006/bibliography" xmlns="http://schemas.openxmlformats.org/officeDocument/2006/bibliography" SelectedStyle="\APA.XSL" StyleName="APA"/>
+</file>
+
+<file path=customXml/item2.xml><?xml version="1.0" encoding="utf-8"?>
+<?mso-contentType ?>
+<FormTemplates xmlns="http://schemas.microsoft.com/sharepoint/v3/contenttype/forms">
+  <Display>DocumentLibraryForm</Display>
+  <Edit>DocumentLibraryForm</Edit>
+  <New>DocumentLibraryForm</New>
+</FormTemplates>
+</file>
+
+<file path=customXml/item3.xml><?xml version="1.0" encoding="utf-8"?>
 <ct:contentTypeSchema xmlns:ct="http://schemas.microsoft.com/office/2006/metadata/contentType" xmlns:ma="http://schemas.microsoft.com/office/2006/metadata/properties/metaAttributes" ct:_="" ma:_="" ma:contentTypeName="Document" ma:contentTypeID="0x010100F37872BBB1B48948A69B496DD8700896" ma:contentTypeVersion="30" ma:contentTypeDescription="Create a new document." ma:contentTypeScope="" ma:versionID="db6ec5eae62717a2112663bfc8d11fc5">
   <xsd:schema xmlns:xsd="http://www.w3.org/2001/XMLSchema" xmlns:xs="http://www.w3.org/2001/XMLSchema" xmlns:p="http://schemas.microsoft.com/office/2006/metadata/properties" xmlns:ns2="e3c6f3b3-f88f-4e57-8294-d53de8f54b2b" xmlns:ns3="0e9fbc54-175b-41a1-a915-0ab6c7e45301" xmlns:ns4="30c688ba-d7e6-407b-8c35-f2a020af6bce" targetNamespace="http://schemas.microsoft.com/office/2006/metadata/properties" ma:root="true" ma:fieldsID="b607cbe47cf360e8877db2581acfff36" ns2:_="" ns3:_="" ns4:_="">
     <xsd:import namespace="e3c6f3b3-f88f-4e57-8294-d53de8f54b2b"/>
@@ -37813,7 +38211,7 @@
 </ct:contentTypeSchema>
 </file>
 
-<file path=customXml/item2.xml><?xml version="1.0" encoding="utf-8"?>
+<file path=customXml/item4.xml><?xml version="1.0" encoding="utf-8"?>
 <p:properties xmlns:p="http://schemas.microsoft.com/office/2006/metadata/properties" xmlns:xsi="http://www.w3.org/2001/XMLSchema-instance" xmlns:pc="http://schemas.microsoft.com/office/infopath/2007/PartnerControls">
   <documentManagement>
     <Location xmlns="e3c6f3b3-f88f-4e57-8294-d53de8f54b2b" xsi:nil="true"/>
@@ -37826,20 +38224,23 @@
 </p:properties>
 </file>
 
-<file path=customXml/item3.xml><?xml version="1.0" encoding="utf-8"?>
-<b:Sources xmlns:b="http://schemas.openxmlformats.org/officeDocument/2006/bibliography" xmlns="http://schemas.openxmlformats.org/officeDocument/2006/bibliography" SelectedStyle="\APA.XSL" StyleName="APA"/>
+<file path=customXml/itemProps1.xml><?xml version="1.0" encoding="utf-8"?>
+<ds:datastoreItem xmlns:ds="http://schemas.openxmlformats.org/officeDocument/2006/customXml" ds:itemID="{E3ED58A4-5EAD-440B-9F54-4CA4F76A7F32}">
+  <ds:schemaRefs>
+    <ds:schemaRef ds:uri="http://schemas.openxmlformats.org/officeDocument/2006/bibliography"/>
+  </ds:schemaRefs>
+</ds:datastoreItem>
 </file>
 
-<file path=customXml/item4.xml><?xml version="1.0" encoding="utf-8"?>
-<?mso-contentType ?>
-<FormTemplates xmlns="http://schemas.microsoft.com/sharepoint/v3/contenttype/forms">
-  <Display>DocumentLibraryForm</Display>
-  <Edit>DocumentLibraryForm</Edit>
-  <New>DocumentLibraryForm</New>
-</FormTemplates>
+<file path=customXml/itemProps2.xml><?xml version="1.0" encoding="utf-8"?>
+<ds:datastoreItem xmlns:ds="http://schemas.openxmlformats.org/officeDocument/2006/customXml" ds:itemID="{21A4DB45-409C-4DEF-8812-8665FC39DFA9}">
+  <ds:schemaRefs>
+    <ds:schemaRef ds:uri="http://schemas.microsoft.com/sharepoint/v3/contenttype/forms"/>
+  </ds:schemaRefs>
+</ds:datastoreItem>
 </file>
 
-<file path=customXml/itemProps1.xml><?xml version="1.0" encoding="utf-8"?>
+<file path=customXml/itemProps3.xml><?xml version="1.0" encoding="utf-8"?>
 <ds:datastoreItem xmlns:ds="http://schemas.openxmlformats.org/officeDocument/2006/customXml" ds:itemID="{50C9621E-EFBA-4851-AC04-F8929A7CE694}">
   <ds:schemaRefs>
     <ds:schemaRef ds:uri="http://schemas.microsoft.com/office/2006/metadata/contentType"/>
@@ -37859,36 +38260,13 @@
 </ds:datastoreItem>
 </file>
 
-<file path=customXml/itemProps2.xml><?xml version="1.0" encoding="utf-8"?>
+<file path=customXml/itemProps4.xml><?xml version="1.0" encoding="utf-8"?>
 <ds:datastoreItem xmlns:ds="http://schemas.openxmlformats.org/officeDocument/2006/customXml" ds:itemID="{F5EE0990-2639-455E-ADD9-A07D4919791F}">
   <ds:schemaRefs>
-    <ds:schemaRef ds:uri="0e9fbc54-175b-41a1-a915-0ab6c7e45301"/>
-    <ds:schemaRef ds:uri="http://purl.org/dc/terms/"/>
+    <ds:schemaRef ds:uri="http://schemas.microsoft.com/office/2006/metadata/properties"/>
+    <ds:schemaRef ds:uri="http://schemas.microsoft.com/office/infopath/2007/PartnerControls"/>
+    <ds:schemaRef ds:uri="e3c6f3b3-f88f-4e57-8294-d53de8f54b2b"/>
     <ds:schemaRef ds:uri="30c688ba-d7e6-407b-8c35-f2a020af6bce"/>
-    <ds:schemaRef ds:uri="http://schemas.microsoft.com/office/2006/documentManagement/types"/>
-    <ds:schemaRef ds:uri="http://www.w3.org/XML/1998/namespace"/>
-    <ds:schemaRef ds:uri="http://schemas.microsoft.com/office/infopath/2007/PartnerControls"/>
-    <ds:schemaRef ds:uri="http://purl.org/dc/elements/1.1/"/>
-    <ds:schemaRef ds:uri="http://schemas.microsoft.com/office/2006/metadata/properties"/>
-    <ds:schemaRef ds:uri="http://schemas.openxmlformats.org/package/2006/metadata/core-properties"/>
-    <ds:schemaRef ds:uri="e3c6f3b3-f88f-4e57-8294-d53de8f54b2b"/>
-    <ds:schemaRef ds:uri="http://purl.org/dc/dcmitype/"/>
-  </ds:schemaRefs>
-</ds:datastoreItem>
-</file>
-
-<file path=customXml/itemProps3.xml><?xml version="1.0" encoding="utf-8"?>
-<ds:datastoreItem xmlns:ds="http://schemas.openxmlformats.org/officeDocument/2006/customXml" ds:itemID="{E3ED58A4-5EAD-440B-9F54-4CA4F76A7F32}">
-  <ds:schemaRefs>
-    <ds:schemaRef ds:uri="http://schemas.openxmlformats.org/officeDocument/2006/bibliography"/>
-  </ds:schemaRefs>
-</ds:datastoreItem>
-</file>
-
-<file path=customXml/itemProps4.xml><?xml version="1.0" encoding="utf-8"?>
-<ds:datastoreItem xmlns:ds="http://schemas.openxmlformats.org/officeDocument/2006/customXml" ds:itemID="{21A4DB45-409C-4DEF-8812-8665FC39DFA9}">
-  <ds:schemaRefs>
-    <ds:schemaRef ds:uri="http://schemas.microsoft.com/sharepoint/v3/contenttype/forms"/>
   </ds:schemaRefs>
 </ds:datastoreItem>
 </file>
--- a/Integra-parent/documentacion/@Firma-Integra-services-InstalacionDespliegueYAdministracion-MAN.docx
+++ b/Integra-parent/documentacion/@Firma-Integra-services-InstalacionDespliegueYAdministracion-MAN.docx
@@ -71,12 +71,21 @@
         </w:rPr>
         <w:fldChar w:fldCharType="separate"/>
       </w:r>
+      <w:proofErr w:type="spellStart"/>
       <w:r>
         <w:rPr>
           <w:sz w:val="36"/>
           <w:szCs w:val="36"/>
         </w:rPr>
-        <w:t>Integra 2.2.4_000</w:t>
+        <w:t>Integr</w:t>
+      </w:r>
+      <w:proofErr w:type="spellEnd"/>
+      <w:r>
+        <w:rPr>
+          <w:sz w:val="36"/>
+          <w:szCs w:val="36"/>
+        </w:rPr>
+        <w:t>@ 2.3.0_000</w:t>
       </w:r>
       <w:r>
         <w:rPr>
@@ -339,10 +348,7 @@
               <w:t>0</w:t>
             </w:r>
             <w:r>
-              <w:t>1</w:t>
-            </w:r>
-            <w:r>
-              <w:t>1</w:t>
+              <w:t>13</w:t>
             </w:r>
             <w:bookmarkEnd w:id="3"/>
             <w:bookmarkEnd w:id="4"/>
@@ -375,7 +381,7 @@
             </w:pPr>
             <w:bookmarkStart w:id="5" w:name="fecha_doc"/>
             <w:r>
-              <w:t>29</w:t>
+              <w:t>12</w:t>
             </w:r>
             <w:r>
               <w:t>-</w:t>
@@ -384,13 +390,13 @@
               <w:t>0</w:t>
             </w:r>
             <w:r>
-              <w:t>1</w:t>
+              <w:t>2</w:t>
             </w:r>
             <w:r>
               <w:t>-202</w:t>
             </w:r>
             <w:r>
-              <w:t>4</w:t>
+              <w:t>5</w:t>
             </w:r>
             <w:bookmarkEnd w:id="5"/>
           </w:p>
@@ -551,7 +557,7 @@
               <w:t>0</w:t>
             </w:r>
             <w:r>
-              <w:t>11</w:t>
+              <w:t>13</w:t>
             </w:r>
             <w:r>
               <w:fldChar w:fldCharType="end"/>
@@ -596,7 +602,7 @@
               <w:fldChar w:fldCharType="separate"/>
             </w:r>
             <w:r>
-              <w:t>29-01-2024</w:t>
+              <w:t>12-02-2025</w:t>
             </w:r>
             <w:r>
               <w:fldChar w:fldCharType="end"/>
@@ -1970,6 +1976,286 @@
     </w:tbl>
     <w:p>
       <w:pPr>
+        <w:rPr>
+          <w:rFonts w:cs="Calibri"/>
+        </w:rPr>
+      </w:pPr>
+    </w:p>
+    <w:tbl>
+      <w:tblPr>
+        <w:tblW w:w="0" w:type="auto"/>
+        <w:tblLayout w:type="fixed"/>
+        <w:tblCellMar>
+          <w:left w:w="70" w:type="dxa"/>
+          <w:right w:w="70" w:type="dxa"/>
+        </w:tblCellMar>
+        <w:tblLook w:val="0000" w:firstRow="0" w:lastRow="0" w:firstColumn="0" w:lastColumn="0" w:noHBand="0" w:noVBand="0"/>
+      </w:tblPr>
+      <w:tblGrid>
+        <w:gridCol w:w="1488"/>
+        <w:gridCol w:w="8080"/>
+      </w:tblGrid>
+      <w:tr>
+        <w:tc>
+          <w:tcPr>
+            <w:tcW w:w="1488" w:type="dxa"/>
+          </w:tcPr>
+          <w:p>
+            <w:pPr>
+              <w:pStyle w:val="Tabla"/>
+              <w:framePr w:hSpace="0" w:wrap="auto" w:vAnchor="margin" w:yAlign="inline"/>
+              <w:suppressOverlap w:val="0"/>
+            </w:pPr>
+            <w:r>
+              <w:t>Rev.</w:t>
+            </w:r>
+          </w:p>
+        </w:tc>
+        <w:tc>
+          <w:tcPr>
+            <w:tcW w:w="8080" w:type="dxa"/>
+          </w:tcPr>
+          <w:p>
+            <w:pPr>
+              <w:pStyle w:val="Tabla"/>
+              <w:framePr w:hSpace="0" w:wrap="auto" w:vAnchor="margin" w:yAlign="inline"/>
+              <w:suppressOverlap w:val="0"/>
+            </w:pPr>
+            <w:r>
+              <w:t>0</w:t>
+            </w:r>
+            <w:r>
+              <w:t>12</w:t>
+            </w:r>
+          </w:p>
+        </w:tc>
+      </w:tr>
+      <w:tr>
+        <w:tc>
+          <w:tcPr>
+            <w:tcW w:w="1488" w:type="dxa"/>
+          </w:tcPr>
+          <w:p>
+            <w:pPr>
+              <w:pStyle w:val="Tabla"/>
+              <w:framePr w:hSpace="0" w:wrap="auto" w:vAnchor="margin" w:yAlign="inline"/>
+              <w:suppressOverlap w:val="0"/>
+            </w:pPr>
+            <w:r>
+              <w:t>Fecha</w:t>
+            </w:r>
+          </w:p>
+        </w:tc>
+        <w:tc>
+          <w:tcPr>
+            <w:tcW w:w="8080" w:type="dxa"/>
+          </w:tcPr>
+          <w:p>
+            <w:pPr>
+              <w:pStyle w:val="Tabla"/>
+              <w:framePr w:hSpace="0" w:wrap="auto" w:vAnchor="margin" w:yAlign="inline"/>
+              <w:suppressOverlap w:val="0"/>
+            </w:pPr>
+            <w:r>
+              <w:t>16-05-2024</w:t>
+            </w:r>
+          </w:p>
+        </w:tc>
+      </w:tr>
+      <w:tr>
+        <w:tc>
+          <w:tcPr>
+            <w:tcW w:w="1488" w:type="dxa"/>
+          </w:tcPr>
+          <w:p>
+            <w:pPr>
+              <w:pStyle w:val="Tabla"/>
+              <w:framePr w:hSpace="0" w:wrap="auto" w:vAnchor="margin" w:yAlign="inline"/>
+              <w:suppressOverlap w:val="0"/>
+            </w:pPr>
+            <w:r>
+              <w:t>Descripción</w:t>
+            </w:r>
+          </w:p>
+        </w:tc>
+        <w:tc>
+          <w:tcPr>
+            <w:tcW w:w="8080" w:type="dxa"/>
+          </w:tcPr>
+          <w:p>
+            <w:pPr>
+              <w:pStyle w:val="Tabla"/>
+              <w:framePr w:hSpace="0" w:wrap="auto" w:vAnchor="margin" w:yAlign="inline"/>
+              <w:suppressOverlap w:val="0"/>
+            </w:pPr>
+            <w:r>
+              <w:t>Se actualiza el documento para hacer referencia a la versión 2.2.4_001 de Integr@.</w:t>
+            </w:r>
+          </w:p>
+        </w:tc>
+      </w:tr>
+    </w:tbl>
+    <w:p>
+      <w:pPr>
+        <w:pStyle w:val="Apartado"/>
+        <w:ind w:left="0"/>
+        <w:rPr>
+          <w:rFonts w:cs="Calibri"/>
+        </w:rPr>
+      </w:pPr>
+    </w:p>
+    <w:tbl>
+      <w:tblPr>
+        <w:tblW w:w="0" w:type="auto"/>
+        <w:tblLayout w:type="fixed"/>
+        <w:tblCellMar>
+          <w:left w:w="70" w:type="dxa"/>
+          <w:right w:w="70" w:type="dxa"/>
+        </w:tblCellMar>
+        <w:tblLook w:val="0000" w:firstRow="0" w:lastRow="0" w:firstColumn="0" w:lastColumn="0" w:noHBand="0" w:noVBand="0"/>
+      </w:tblPr>
+      <w:tblGrid>
+        <w:gridCol w:w="1488"/>
+        <w:gridCol w:w="8080"/>
+      </w:tblGrid>
+      <w:tr>
+        <w:tc>
+          <w:tcPr>
+            <w:tcW w:w="1488" w:type="dxa"/>
+          </w:tcPr>
+          <w:p>
+            <w:pPr>
+              <w:pStyle w:val="Tabla"/>
+              <w:framePr w:hSpace="0" w:wrap="auto" w:vAnchor="margin" w:yAlign="inline"/>
+              <w:suppressOverlap w:val="0"/>
+            </w:pPr>
+            <w:r>
+              <w:t>Rev.</w:t>
+            </w:r>
+          </w:p>
+        </w:tc>
+        <w:tc>
+          <w:tcPr>
+            <w:tcW w:w="8080" w:type="dxa"/>
+          </w:tcPr>
+          <w:p>
+            <w:pPr>
+              <w:pStyle w:val="Tabla"/>
+              <w:framePr w:hSpace="0" w:wrap="auto" w:vAnchor="margin" w:yAlign="inline"/>
+              <w:suppressOverlap w:val="0"/>
+            </w:pPr>
+            <w:r>
+              <w:t>0</w:t>
+            </w:r>
+            <w:r>
+              <w:t>1</w:t>
+            </w:r>
+            <w:r>
+              <w:t>3</w:t>
+            </w:r>
+          </w:p>
+        </w:tc>
+      </w:tr>
+      <w:tr>
+        <w:tc>
+          <w:tcPr>
+            <w:tcW w:w="1488" w:type="dxa"/>
+          </w:tcPr>
+          <w:p>
+            <w:pPr>
+              <w:pStyle w:val="Tabla"/>
+              <w:framePr w:hSpace="0" w:wrap="auto" w:vAnchor="margin" w:yAlign="inline"/>
+              <w:suppressOverlap w:val="0"/>
+            </w:pPr>
+            <w:r>
+              <w:t>Fecha</w:t>
+            </w:r>
+          </w:p>
+        </w:tc>
+        <w:tc>
+          <w:tcPr>
+            <w:tcW w:w="8080" w:type="dxa"/>
+          </w:tcPr>
+          <w:p>
+            <w:pPr>
+              <w:pStyle w:val="Tabla"/>
+              <w:framePr w:hSpace="0" w:wrap="auto" w:vAnchor="margin" w:yAlign="inline"/>
+              <w:suppressOverlap w:val="0"/>
+            </w:pPr>
+            <w:r>
+              <w:t>1</w:t>
+            </w:r>
+            <w:r>
+              <w:t>2</w:t>
+            </w:r>
+            <w:r>
+              <w:t>-0</w:t>
+            </w:r>
+            <w:r>
+              <w:t>2</w:t>
+            </w:r>
+            <w:r>
+              <w:t>-202</w:t>
+            </w:r>
+            <w:r>
+              <w:t>5</w:t>
+            </w:r>
+          </w:p>
+        </w:tc>
+      </w:tr>
+      <w:tr>
+        <w:tc>
+          <w:tcPr>
+            <w:tcW w:w="1488" w:type="dxa"/>
+          </w:tcPr>
+          <w:p>
+            <w:pPr>
+              <w:pStyle w:val="Tabla"/>
+              <w:framePr w:hSpace="0" w:wrap="auto" w:vAnchor="margin" w:yAlign="inline"/>
+              <w:suppressOverlap w:val="0"/>
+            </w:pPr>
+            <w:r>
+              <w:t>Descripción</w:t>
+            </w:r>
+          </w:p>
+        </w:tc>
+        <w:tc>
+          <w:tcPr>
+            <w:tcW w:w="8080" w:type="dxa"/>
+          </w:tcPr>
+          <w:p>
+            <w:pPr>
+              <w:pStyle w:val="Tabla"/>
+              <w:framePr w:hSpace="0" w:wrap="auto" w:vAnchor="margin" w:yAlign="inline"/>
+              <w:suppressOverlap w:val="0"/>
+            </w:pPr>
+            <w:r>
+              <w:t>Se actualiza el documento para hacer referencia a la versión 2.</w:t>
+            </w:r>
+            <w:r>
+              <w:t>3</w:t>
+            </w:r>
+            <w:r>
+              <w:t>.</w:t>
+            </w:r>
+            <w:r>
+              <w:t>0</w:t>
+            </w:r>
+            <w:r>
+              <w:t>_00</w:t>
+            </w:r>
+            <w:r>
+              <w:t>0</w:t>
+            </w:r>
+            <w:r>
+              <w:t xml:space="preserve"> de Integr@.</w:t>
+            </w:r>
+          </w:p>
+        </w:tc>
+      </w:tr>
+    </w:tbl>
+    <w:p>
+      <w:pPr>
         <w:pStyle w:val="Apartado"/>
         <w:ind w:left="0"/>
         <w:rPr>
@@ -2092,7 +2378,7 @@
               <w:t>0</w:t>
             </w:r>
             <w:r>
-              <w:t>11</w:t>
+              <w:t>13</w:t>
             </w:r>
             <w:r>
               <w:fldChar w:fldCharType="end"/>
@@ -2139,7 +2425,7 @@
               <w:fldChar w:fldCharType="separate"/>
             </w:r>
             <w:r>
-              <w:t>29-01-2024</w:t>
+              <w:t>12-02-2025</w:t>
             </w:r>
             <w:r>
               <w:fldChar w:fldCharType="end"/>
@@ -2226,8 +2512,8 @@
           <w:b w:val="0"/>
           <w:spacing w:val="0"/>
           <w:kern w:val="2"/>
-          <w:sz w:val="22"/>
-          <w:szCs w:val="22"/>
+          <w:sz w:val="24"/>
+          <w:szCs w:val="24"/>
         </w:rPr>
       </w:pPr>
       <w:r>
@@ -2251,7 +2537,7 @@
         </w:rPr>
         <w:fldChar w:fldCharType="separate"/>
       </w:r>
-      <w:hyperlink w:anchor="_Toc157416997" w:history="1">
+      <w:hyperlink w:anchor="_Toc190363283" w:history="1">
         <w:r>
           <w:rPr>
             <w:rStyle w:val="Hipervnculo"/>
@@ -2264,8 +2550,8 @@
             <w:b w:val="0"/>
             <w:spacing w:val="0"/>
             <w:kern w:val="2"/>
-            <w:sz w:val="22"/>
-            <w:szCs w:val="22"/>
+            <w:sz w:val="24"/>
+            <w:szCs w:val="24"/>
           </w:rPr>
           <w:tab/>
         </w:r>
@@ -2292,7 +2578,7 @@
           <w:rPr>
             <w:webHidden/>
           </w:rPr>
-          <w:instrText xml:space="preserve"> PAGEREF _Toc157416997 \h </w:instrText>
+          <w:instrText xml:space="preserve"> PAGEREF _Toc190363283 \h </w:instrText>
         </w:r>
         <w:r>
           <w:rPr>
@@ -2329,11 +2615,11 @@
           <w:b w:val="0"/>
           <w:spacing w:val="0"/>
           <w:kern w:val="2"/>
-          <w:sz w:val="22"/>
-          <w:szCs w:val="22"/>
-        </w:rPr>
-      </w:pPr>
-      <w:hyperlink w:anchor="_Toc157416998" w:history="1">
+          <w:sz w:val="24"/>
+          <w:szCs w:val="24"/>
+        </w:rPr>
+      </w:pPr>
+      <w:hyperlink w:anchor="_Toc190363284" w:history="1">
         <w:r>
           <w:rPr>
             <w:rStyle w:val="Hipervnculo"/>
@@ -2346,8 +2632,8 @@
             <w:b w:val="0"/>
             <w:spacing w:val="0"/>
             <w:kern w:val="2"/>
-            <w:sz w:val="22"/>
-            <w:szCs w:val="22"/>
+            <w:sz w:val="24"/>
+            <w:szCs w:val="24"/>
           </w:rPr>
           <w:tab/>
         </w:r>
@@ -2374,7 +2660,7 @@
           <w:rPr>
             <w:webHidden/>
           </w:rPr>
-          <w:instrText xml:space="preserve"> PAGEREF _Toc157416998 \h </w:instrText>
+          <w:instrText xml:space="preserve"> PAGEREF _Toc190363284 \h </w:instrText>
         </w:r>
         <w:r>
           <w:rPr>
@@ -2411,11 +2697,11 @@
           <w:b w:val="0"/>
           <w:spacing w:val="0"/>
           <w:kern w:val="2"/>
-          <w:sz w:val="22"/>
-          <w:szCs w:val="22"/>
-        </w:rPr>
-      </w:pPr>
-      <w:hyperlink w:anchor="_Toc157416999" w:history="1">
+          <w:sz w:val="24"/>
+          <w:szCs w:val="24"/>
+        </w:rPr>
+      </w:pPr>
+      <w:hyperlink w:anchor="_Toc190363285" w:history="1">
         <w:r>
           <w:rPr>
             <w:rStyle w:val="Hipervnculo"/>
@@ -2428,8 +2714,8 @@
             <w:b w:val="0"/>
             <w:spacing w:val="0"/>
             <w:kern w:val="2"/>
-            <w:sz w:val="22"/>
-            <w:szCs w:val="22"/>
+            <w:sz w:val="24"/>
+            <w:szCs w:val="24"/>
           </w:rPr>
           <w:tab/>
         </w:r>
@@ -2456,7 +2742,7 @@
           <w:rPr>
             <w:webHidden/>
           </w:rPr>
-          <w:instrText xml:space="preserve"> PAGEREF _Toc157416999 \h </w:instrText>
+          <w:instrText xml:space="preserve"> PAGEREF _Toc190363285 \h </w:instrText>
         </w:r>
         <w:r>
           <w:rPr>
@@ -2493,11 +2779,11 @@
           <w:b w:val="0"/>
           <w:spacing w:val="0"/>
           <w:kern w:val="2"/>
-          <w:sz w:val="22"/>
-          <w:szCs w:val="22"/>
-        </w:rPr>
-      </w:pPr>
-      <w:hyperlink w:anchor="_Toc157417000" w:history="1">
+          <w:sz w:val="24"/>
+          <w:szCs w:val="24"/>
+        </w:rPr>
+      </w:pPr>
+      <w:hyperlink w:anchor="_Toc190363286" w:history="1">
         <w:r>
           <w:rPr>
             <w:rStyle w:val="Hipervnculo"/>
@@ -2509,8 +2795,8 @@
             <w:b w:val="0"/>
             <w:spacing w:val="0"/>
             <w:kern w:val="2"/>
-            <w:sz w:val="22"/>
-            <w:szCs w:val="22"/>
+            <w:sz w:val="24"/>
+            <w:szCs w:val="24"/>
           </w:rPr>
           <w:tab/>
         </w:r>
@@ -2536,7 +2822,7 @@
           <w:rPr>
             <w:webHidden/>
           </w:rPr>
-          <w:instrText xml:space="preserve"> PAGEREF _Toc157417000 \h </w:instrText>
+          <w:instrText xml:space="preserve"> PAGEREF _Toc190363286 \h </w:instrText>
         </w:r>
         <w:r>
           <w:rPr>
@@ -2573,11 +2859,11 @@
           <w:b w:val="0"/>
           <w:spacing w:val="0"/>
           <w:kern w:val="2"/>
-          <w:sz w:val="22"/>
-          <w:szCs w:val="22"/>
-        </w:rPr>
-      </w:pPr>
-      <w:hyperlink w:anchor="_Toc157417001" w:history="1">
+          <w:sz w:val="24"/>
+          <w:szCs w:val="24"/>
+        </w:rPr>
+      </w:pPr>
+      <w:hyperlink w:anchor="_Toc190363287" w:history="1">
         <w:r>
           <w:rPr>
             <w:rStyle w:val="Hipervnculo"/>
@@ -2590,8 +2876,8 @@
             <w:b w:val="0"/>
             <w:spacing w:val="0"/>
             <w:kern w:val="2"/>
-            <w:sz w:val="22"/>
-            <w:szCs w:val="22"/>
+            <w:sz w:val="24"/>
+            <w:szCs w:val="24"/>
           </w:rPr>
           <w:tab/>
         </w:r>
@@ -2618,7 +2904,7 @@
           <w:rPr>
             <w:webHidden/>
           </w:rPr>
-          <w:instrText xml:space="preserve"> PAGEREF _Toc157417001 \h </w:instrText>
+          <w:instrText xml:space="preserve"> PAGEREF _Toc190363287 \h </w:instrText>
         </w:r>
         <w:r>
           <w:rPr>
@@ -2651,11 +2937,11 @@
         <w:rPr>
           <w:spacing w:val="0"/>
           <w:kern w:val="2"/>
-          <w:sz w:val="22"/>
-          <w:szCs w:val="22"/>
-        </w:rPr>
-      </w:pPr>
-      <w:hyperlink w:anchor="_Toc157417002" w:history="1">
+          <w:sz w:val="24"/>
+          <w:szCs w:val="24"/>
+        </w:rPr>
+      </w:pPr>
+      <w:hyperlink w:anchor="_Toc190363288" w:history="1">
         <w:r>
           <w:rPr>
             <w:rStyle w:val="Hipervnculo"/>
@@ -2667,8 +2953,8 @@
           <w:rPr>
             <w:spacing w:val="0"/>
             <w:kern w:val="2"/>
-            <w:sz w:val="22"/>
-            <w:szCs w:val="22"/>
+            <w:sz w:val="24"/>
+            <w:szCs w:val="24"/>
           </w:rPr>
           <w:tab/>
         </w:r>
@@ -2695,7 +2981,7 @@
           <w:rPr>
             <w:webHidden/>
           </w:rPr>
-          <w:instrText xml:space="preserve"> PAGEREF _Toc157417002 \h </w:instrText>
+          <w:instrText xml:space="preserve"> PAGEREF _Toc190363288 \h </w:instrText>
         </w:r>
         <w:r>
           <w:rPr>
@@ -2728,11 +3014,11 @@
         <w:rPr>
           <w:spacing w:val="0"/>
           <w:kern w:val="2"/>
-          <w:sz w:val="22"/>
-          <w:szCs w:val="22"/>
-        </w:rPr>
-      </w:pPr>
-      <w:hyperlink w:anchor="_Toc157417003" w:history="1">
+          <w:sz w:val="24"/>
+          <w:szCs w:val="24"/>
+        </w:rPr>
+      </w:pPr>
+      <w:hyperlink w:anchor="_Toc190363289" w:history="1">
         <w:r>
           <w:rPr>
             <w:rStyle w:val="Hipervnculo"/>
@@ -2744,8 +3030,8 @@
           <w:rPr>
             <w:spacing w:val="0"/>
             <w:kern w:val="2"/>
-            <w:sz w:val="22"/>
-            <w:szCs w:val="22"/>
+            <w:sz w:val="24"/>
+            <w:szCs w:val="24"/>
           </w:rPr>
           <w:tab/>
         </w:r>
@@ -2772,7 +3058,7 @@
           <w:rPr>
             <w:webHidden/>
           </w:rPr>
-          <w:instrText xml:space="preserve"> PAGEREF _Toc157417003 \h </w:instrText>
+          <w:instrText xml:space="preserve"> PAGEREF _Toc190363289 \h </w:instrText>
         </w:r>
         <w:r>
           <w:rPr>
@@ -2809,11 +3095,11 @@
           <w:b w:val="0"/>
           <w:spacing w:val="0"/>
           <w:kern w:val="2"/>
-          <w:sz w:val="22"/>
-          <w:szCs w:val="22"/>
-        </w:rPr>
-      </w:pPr>
-      <w:hyperlink w:anchor="_Toc157417004" w:history="1">
+          <w:sz w:val="24"/>
+          <w:szCs w:val="24"/>
+        </w:rPr>
+      </w:pPr>
+      <w:hyperlink w:anchor="_Toc190363290" w:history="1">
         <w:r>
           <w:rPr>
             <w:rStyle w:val="Hipervnculo"/>
@@ -2826,8 +3112,8 @@
             <w:b w:val="0"/>
             <w:spacing w:val="0"/>
             <w:kern w:val="2"/>
-            <w:sz w:val="22"/>
-            <w:szCs w:val="22"/>
+            <w:sz w:val="24"/>
+            <w:szCs w:val="24"/>
           </w:rPr>
           <w:tab/>
         </w:r>
@@ -2854,7 +3140,7 @@
           <w:rPr>
             <w:webHidden/>
           </w:rPr>
-          <w:instrText xml:space="preserve"> PAGEREF _Toc157417004 \h </w:instrText>
+          <w:instrText xml:space="preserve"> PAGEREF _Toc190363290 \h </w:instrText>
         </w:r>
         <w:r>
           <w:rPr>
@@ -2887,11 +3173,11 @@
         <w:rPr>
           <w:spacing w:val="0"/>
           <w:kern w:val="2"/>
-          <w:sz w:val="22"/>
-          <w:szCs w:val="22"/>
-        </w:rPr>
-      </w:pPr>
-      <w:hyperlink w:anchor="_Toc157417005" w:history="1">
+          <w:sz w:val="24"/>
+          <w:szCs w:val="24"/>
+        </w:rPr>
+      </w:pPr>
+      <w:hyperlink w:anchor="_Toc190363291" w:history="1">
         <w:r>
           <w:rPr>
             <w:rStyle w:val="Hipervnculo"/>
@@ -2903,8 +3189,8 @@
           <w:rPr>
             <w:spacing w:val="0"/>
             <w:kern w:val="2"/>
-            <w:sz w:val="22"/>
-            <w:szCs w:val="22"/>
+            <w:sz w:val="24"/>
+            <w:szCs w:val="24"/>
           </w:rPr>
           <w:tab/>
         </w:r>
@@ -2931,7 +3217,7 @@
           <w:rPr>
             <w:webHidden/>
           </w:rPr>
-          <w:instrText xml:space="preserve"> PAGEREF _Toc157417005 \h </w:instrText>
+          <w:instrText xml:space="preserve"> PAGEREF _Toc190363291 \h </w:instrText>
         </w:r>
         <w:r>
           <w:rPr>
@@ -2964,11 +3250,11 @@
         <w:rPr>
           <w:spacing w:val="0"/>
           <w:kern w:val="2"/>
-          <w:sz w:val="22"/>
-          <w:szCs w:val="22"/>
-        </w:rPr>
-      </w:pPr>
-      <w:hyperlink w:anchor="_Toc157417006" w:history="1">
+          <w:sz w:val="24"/>
+          <w:szCs w:val="24"/>
+        </w:rPr>
+      </w:pPr>
+      <w:hyperlink w:anchor="_Toc190363292" w:history="1">
         <w:r>
           <w:rPr>
             <w:rStyle w:val="Hipervnculo"/>
@@ -2980,8 +3266,8 @@
           <w:rPr>
             <w:spacing w:val="0"/>
             <w:kern w:val="2"/>
-            <w:sz w:val="22"/>
-            <w:szCs w:val="22"/>
+            <w:sz w:val="24"/>
+            <w:szCs w:val="24"/>
           </w:rPr>
           <w:tab/>
         </w:r>
@@ -3008,7 +3294,7 @@
           <w:rPr>
             <w:webHidden/>
           </w:rPr>
-          <w:instrText xml:space="preserve"> PAGEREF _Toc157417006 \h </w:instrText>
+          <w:instrText xml:space="preserve"> PAGEREF _Toc190363292 \h </w:instrText>
         </w:r>
         <w:r>
           <w:rPr>
@@ -3045,11 +3331,11 @@
           <w:b w:val="0"/>
           <w:spacing w:val="0"/>
           <w:kern w:val="2"/>
-          <w:sz w:val="22"/>
-          <w:szCs w:val="22"/>
-        </w:rPr>
-      </w:pPr>
-      <w:hyperlink w:anchor="_Toc157417007" w:history="1">
+          <w:sz w:val="24"/>
+          <w:szCs w:val="24"/>
+        </w:rPr>
+      </w:pPr>
+      <w:hyperlink w:anchor="_Toc190363293" w:history="1">
         <w:r>
           <w:rPr>
             <w:rStyle w:val="Hipervnculo"/>
@@ -3062,8 +3348,8 @@
             <w:b w:val="0"/>
             <w:spacing w:val="0"/>
             <w:kern w:val="2"/>
-            <w:sz w:val="22"/>
-            <w:szCs w:val="22"/>
+            <w:sz w:val="24"/>
+            <w:szCs w:val="24"/>
           </w:rPr>
           <w:tab/>
         </w:r>
@@ -3090,7 +3376,7 @@
           <w:rPr>
             <w:webHidden/>
           </w:rPr>
-          <w:instrText xml:space="preserve"> PAGEREF _Toc157417007 \h </w:instrText>
+          <w:instrText xml:space="preserve"> PAGEREF _Toc190363293 \h </w:instrText>
         </w:r>
         <w:r>
           <w:rPr>
@@ -3123,11 +3409,11 @@
         <w:rPr>
           <w:spacing w:val="0"/>
           <w:kern w:val="2"/>
-          <w:sz w:val="22"/>
-          <w:szCs w:val="22"/>
-        </w:rPr>
-      </w:pPr>
-      <w:hyperlink w:anchor="_Toc157417008" w:history="1">
+          <w:sz w:val="24"/>
+          <w:szCs w:val="24"/>
+        </w:rPr>
+      </w:pPr>
+      <w:hyperlink w:anchor="_Toc190363294" w:history="1">
         <w:r>
           <w:rPr>
             <w:rStyle w:val="Hipervnculo"/>
@@ -3138,8 +3424,8 @@
           <w:rPr>
             <w:spacing w:val="0"/>
             <w:kern w:val="2"/>
-            <w:sz w:val="22"/>
-            <w:szCs w:val="22"/>
+            <w:sz w:val="24"/>
+            <w:szCs w:val="24"/>
           </w:rPr>
           <w:tab/>
         </w:r>
@@ -3165,7 +3451,7 @@
           <w:rPr>
             <w:webHidden/>
           </w:rPr>
-          <w:instrText xml:space="preserve"> PAGEREF _Toc157417008 \h </w:instrText>
+          <w:instrText xml:space="preserve"> PAGEREF _Toc190363294 \h </w:instrText>
         </w:r>
         <w:r>
           <w:rPr>
@@ -3198,11 +3484,11 @@
         <w:rPr>
           <w:spacing w:val="0"/>
           <w:kern w:val="2"/>
-          <w:sz w:val="22"/>
-          <w:szCs w:val="22"/>
-        </w:rPr>
-      </w:pPr>
-      <w:hyperlink w:anchor="_Toc157417009" w:history="1">
+          <w:sz w:val="24"/>
+          <w:szCs w:val="24"/>
+        </w:rPr>
+      </w:pPr>
+      <w:hyperlink w:anchor="_Toc190363295" w:history="1">
         <w:r>
           <w:rPr>
             <w:rStyle w:val="Hipervnculo"/>
@@ -3213,8 +3499,8 @@
           <w:rPr>
             <w:spacing w:val="0"/>
             <w:kern w:val="2"/>
-            <w:sz w:val="22"/>
-            <w:szCs w:val="22"/>
+            <w:sz w:val="24"/>
+            <w:szCs w:val="24"/>
           </w:rPr>
           <w:tab/>
         </w:r>
@@ -3240,7 +3526,7 @@
           <w:rPr>
             <w:webHidden/>
           </w:rPr>
-          <w:instrText xml:space="preserve"> PAGEREF _Toc157417009 \h </w:instrText>
+          <w:instrText xml:space="preserve"> PAGEREF _Toc190363295 \h </w:instrText>
         </w:r>
         <w:r>
           <w:rPr>
@@ -3273,11 +3559,11 @@
         <w:rPr>
           <w:spacing w:val="0"/>
           <w:kern w:val="2"/>
-          <w:sz w:val="22"/>
-          <w:szCs w:val="22"/>
-        </w:rPr>
-      </w:pPr>
-      <w:hyperlink w:anchor="_Toc157417010" w:history="1">
+          <w:sz w:val="24"/>
+          <w:szCs w:val="24"/>
+        </w:rPr>
+      </w:pPr>
+      <w:hyperlink w:anchor="_Toc190363296" w:history="1">
         <w:r>
           <w:rPr>
             <w:rStyle w:val="Hipervnculo"/>
@@ -3288,8 +3574,8 @@
           <w:rPr>
             <w:spacing w:val="0"/>
             <w:kern w:val="2"/>
-            <w:sz w:val="22"/>
-            <w:szCs w:val="22"/>
+            <w:sz w:val="24"/>
+            <w:szCs w:val="24"/>
           </w:rPr>
           <w:tab/>
         </w:r>
@@ -3315,7 +3601,7 @@
           <w:rPr>
             <w:webHidden/>
           </w:rPr>
-          <w:instrText xml:space="preserve"> PAGEREF _Toc157417010 \h </w:instrText>
+          <w:instrText xml:space="preserve"> PAGEREF _Toc190363296 \h </w:instrText>
         </w:r>
         <w:r>
           <w:rPr>
@@ -3348,11 +3634,11 @@
         <w:rPr>
           <w:spacing w:val="0"/>
           <w:kern w:val="2"/>
-          <w:sz w:val="22"/>
-          <w:szCs w:val="22"/>
-        </w:rPr>
-      </w:pPr>
-      <w:hyperlink w:anchor="_Toc157417011" w:history="1">
+          <w:sz w:val="24"/>
+          <w:szCs w:val="24"/>
+        </w:rPr>
+      </w:pPr>
+      <w:hyperlink w:anchor="_Toc190363297" w:history="1">
         <w:r>
           <w:rPr>
             <w:rStyle w:val="Hipervnculo"/>
@@ -3363,8 +3649,8 @@
           <w:rPr>
             <w:spacing w:val="0"/>
             <w:kern w:val="2"/>
-            <w:sz w:val="22"/>
-            <w:szCs w:val="22"/>
+            <w:sz w:val="24"/>
+            <w:szCs w:val="24"/>
           </w:rPr>
           <w:tab/>
         </w:r>
@@ -3390,7 +3676,7 @@
           <w:rPr>
             <w:webHidden/>
           </w:rPr>
-          <w:instrText xml:space="preserve"> PAGEREF _Toc157417011 \h </w:instrText>
+          <w:instrText xml:space="preserve"> PAGEREF _Toc190363297 \h </w:instrText>
         </w:r>
         <w:r>
           <w:rPr>
@@ -3423,11 +3709,11 @@
         <w:rPr>
           <w:spacing w:val="0"/>
           <w:kern w:val="2"/>
-          <w:sz w:val="22"/>
-          <w:szCs w:val="22"/>
-        </w:rPr>
-      </w:pPr>
-      <w:hyperlink w:anchor="_Toc157417012" w:history="1">
+          <w:sz w:val="24"/>
+          <w:szCs w:val="24"/>
+        </w:rPr>
+      </w:pPr>
+      <w:hyperlink w:anchor="_Toc190363298" w:history="1">
         <w:r>
           <w:rPr>
             <w:rStyle w:val="Hipervnculo"/>
@@ -3438,8 +3724,8 @@
           <w:rPr>
             <w:spacing w:val="0"/>
             <w:kern w:val="2"/>
-            <w:sz w:val="22"/>
-            <w:szCs w:val="22"/>
+            <w:sz w:val="24"/>
+            <w:szCs w:val="24"/>
           </w:rPr>
           <w:tab/>
         </w:r>
@@ -3465,7 +3751,7 @@
           <w:rPr>
             <w:webHidden/>
           </w:rPr>
-          <w:instrText xml:space="preserve"> PAGEREF _Toc157417012 \h </w:instrText>
+          <w:instrText xml:space="preserve"> PAGEREF _Toc190363298 \h </w:instrText>
         </w:r>
         <w:r>
           <w:rPr>
@@ -3502,11 +3788,11 @@
           <w:b w:val="0"/>
           <w:spacing w:val="0"/>
           <w:kern w:val="2"/>
-          <w:sz w:val="22"/>
-          <w:szCs w:val="22"/>
-        </w:rPr>
-      </w:pPr>
-      <w:hyperlink w:anchor="_Toc157417013" w:history="1">
+          <w:sz w:val="24"/>
+          <w:szCs w:val="24"/>
+        </w:rPr>
+      </w:pPr>
+      <w:hyperlink w:anchor="_Toc190363299" w:history="1">
         <w:r>
           <w:rPr>
             <w:rStyle w:val="Hipervnculo"/>
@@ -3518,8 +3804,8 @@
             <w:b w:val="0"/>
             <w:spacing w:val="0"/>
             <w:kern w:val="2"/>
-            <w:sz w:val="22"/>
-            <w:szCs w:val="22"/>
+            <w:sz w:val="24"/>
+            <w:szCs w:val="24"/>
           </w:rPr>
           <w:tab/>
         </w:r>
@@ -3545,7 +3831,7 @@
           <w:rPr>
             <w:webHidden/>
           </w:rPr>
-          <w:instrText xml:space="preserve"> PAGEREF _Toc157417013 \h </w:instrText>
+          <w:instrText xml:space="preserve"> PAGEREF _Toc190363299 \h </w:instrText>
         </w:r>
         <w:r>
           <w:rPr>
@@ -3578,11 +3864,11 @@
         <w:rPr>
           <w:spacing w:val="0"/>
           <w:kern w:val="2"/>
-          <w:sz w:val="22"/>
-          <w:szCs w:val="22"/>
-        </w:rPr>
-      </w:pPr>
-      <w:hyperlink w:anchor="_Toc157417014" w:history="1">
+          <w:sz w:val="24"/>
+          <w:szCs w:val="24"/>
+        </w:rPr>
+      </w:pPr>
+      <w:hyperlink w:anchor="_Toc190363300" w:history="1">
         <w:r>
           <w:rPr>
             <w:rStyle w:val="Hipervnculo"/>
@@ -3593,8 +3879,8 @@
           <w:rPr>
             <w:spacing w:val="0"/>
             <w:kern w:val="2"/>
-            <w:sz w:val="22"/>
-            <w:szCs w:val="22"/>
+            <w:sz w:val="24"/>
+            <w:szCs w:val="24"/>
           </w:rPr>
           <w:tab/>
         </w:r>
@@ -3620,7 +3906,7 @@
           <w:rPr>
             <w:webHidden/>
           </w:rPr>
-          <w:instrText xml:space="preserve"> PAGEREF _Toc157417014 \h </w:instrText>
+          <w:instrText xml:space="preserve"> PAGEREF _Toc190363300 \h </w:instrText>
         </w:r>
         <w:r>
           <w:rPr>
@@ -3653,11 +3939,11 @@
         <w:rPr>
           <w:spacing w:val="0"/>
           <w:kern w:val="2"/>
-          <w:sz w:val="22"/>
-          <w:szCs w:val="22"/>
-        </w:rPr>
-      </w:pPr>
-      <w:hyperlink w:anchor="_Toc157417015" w:history="1">
+          <w:sz w:val="24"/>
+          <w:szCs w:val="24"/>
+        </w:rPr>
+      </w:pPr>
+      <w:hyperlink w:anchor="_Toc190363301" w:history="1">
         <w:r>
           <w:rPr>
             <w:rStyle w:val="Hipervnculo"/>
@@ -3668,8 +3954,8 @@
           <w:rPr>
             <w:spacing w:val="0"/>
             <w:kern w:val="2"/>
-            <w:sz w:val="22"/>
-            <w:szCs w:val="22"/>
+            <w:sz w:val="24"/>
+            <w:szCs w:val="24"/>
           </w:rPr>
           <w:tab/>
         </w:r>
@@ -3695,7 +3981,7 @@
           <w:rPr>
             <w:webHidden/>
           </w:rPr>
-          <w:instrText xml:space="preserve"> PAGEREF _Toc157417015 \h </w:instrText>
+          <w:instrText xml:space="preserve"> PAGEREF _Toc190363301 \h </w:instrText>
         </w:r>
         <w:r>
           <w:rPr>
@@ -3728,11 +4014,11 @@
         <w:rPr>
           <w:spacing w:val="0"/>
           <w:kern w:val="2"/>
-          <w:sz w:val="22"/>
-          <w:szCs w:val="22"/>
-        </w:rPr>
-      </w:pPr>
-      <w:hyperlink w:anchor="_Toc157417016" w:history="1">
+          <w:sz w:val="24"/>
+          <w:szCs w:val="24"/>
+        </w:rPr>
+      </w:pPr>
+      <w:hyperlink w:anchor="_Toc190363302" w:history="1">
         <w:r>
           <w:rPr>
             <w:rStyle w:val="Hipervnculo"/>
@@ -3743,8 +4029,8 @@
           <w:rPr>
             <w:spacing w:val="0"/>
             <w:kern w:val="2"/>
-            <w:sz w:val="22"/>
-            <w:szCs w:val="22"/>
+            <w:sz w:val="24"/>
+            <w:szCs w:val="24"/>
           </w:rPr>
           <w:tab/>
         </w:r>
@@ -3770,7 +4056,7 @@
           <w:rPr>
             <w:webHidden/>
           </w:rPr>
-          <w:instrText xml:space="preserve"> PAGEREF _Toc157417016 \h </w:instrText>
+          <w:instrText xml:space="preserve"> PAGEREF _Toc190363302 \h </w:instrText>
         </w:r>
         <w:r>
           <w:rPr>
@@ -3803,11 +4089,11 @@
         <w:rPr>
           <w:spacing w:val="0"/>
           <w:kern w:val="2"/>
-          <w:sz w:val="22"/>
-          <w:szCs w:val="22"/>
-        </w:rPr>
-      </w:pPr>
-      <w:hyperlink w:anchor="_Toc157417017" w:history="1">
+          <w:sz w:val="24"/>
+          <w:szCs w:val="24"/>
+        </w:rPr>
+      </w:pPr>
+      <w:hyperlink w:anchor="_Toc190363303" w:history="1">
         <w:r>
           <w:rPr>
             <w:rStyle w:val="Hipervnculo"/>
@@ -3818,8 +4104,8 @@
           <w:rPr>
             <w:spacing w:val="0"/>
             <w:kern w:val="2"/>
-            <w:sz w:val="22"/>
-            <w:szCs w:val="22"/>
+            <w:sz w:val="24"/>
+            <w:szCs w:val="24"/>
           </w:rPr>
           <w:tab/>
         </w:r>
@@ -3845,7 +4131,7 @@
           <w:rPr>
             <w:webHidden/>
           </w:rPr>
-          <w:instrText xml:space="preserve"> PAGEREF _Toc157417017 \h </w:instrText>
+          <w:instrText xml:space="preserve"> PAGEREF _Toc190363303 \h </w:instrText>
         </w:r>
         <w:r>
           <w:rPr>
@@ -3878,11 +4164,11 @@
         <w:rPr>
           <w:spacing w:val="0"/>
           <w:kern w:val="2"/>
-          <w:sz w:val="22"/>
-          <w:szCs w:val="22"/>
-        </w:rPr>
-      </w:pPr>
-      <w:hyperlink w:anchor="_Toc157417018" w:history="1">
+          <w:sz w:val="24"/>
+          <w:szCs w:val="24"/>
+        </w:rPr>
+      </w:pPr>
+      <w:hyperlink w:anchor="_Toc190363304" w:history="1">
         <w:r>
           <w:rPr>
             <w:rStyle w:val="Hipervnculo"/>
@@ -3893,8 +4179,8 @@
           <w:rPr>
             <w:spacing w:val="0"/>
             <w:kern w:val="2"/>
-            <w:sz w:val="22"/>
-            <w:szCs w:val="22"/>
+            <w:sz w:val="24"/>
+            <w:szCs w:val="24"/>
           </w:rPr>
           <w:tab/>
         </w:r>
@@ -3920,7 +4206,7 @@
           <w:rPr>
             <w:webHidden/>
           </w:rPr>
-          <w:instrText xml:space="preserve"> PAGEREF _Toc157417018 \h </w:instrText>
+          <w:instrText xml:space="preserve"> PAGEREF _Toc190363304 \h </w:instrText>
         </w:r>
         <w:r>
           <w:rPr>
@@ -3953,11 +4239,11 @@
         <w:rPr>
           <w:spacing w:val="0"/>
           <w:kern w:val="2"/>
-          <w:sz w:val="22"/>
-          <w:szCs w:val="22"/>
-        </w:rPr>
-      </w:pPr>
-      <w:hyperlink w:anchor="_Toc157417019" w:history="1">
+          <w:sz w:val="24"/>
+          <w:szCs w:val="24"/>
+        </w:rPr>
+      </w:pPr>
+      <w:hyperlink w:anchor="_Toc190363305" w:history="1">
         <w:r>
           <w:rPr>
             <w:rStyle w:val="Hipervnculo"/>
@@ -3968,8 +4254,8 @@
           <w:rPr>
             <w:spacing w:val="0"/>
             <w:kern w:val="2"/>
-            <w:sz w:val="22"/>
-            <w:szCs w:val="22"/>
+            <w:sz w:val="24"/>
+            <w:szCs w:val="24"/>
           </w:rPr>
           <w:tab/>
         </w:r>
@@ -3995,7 +4281,7 @@
           <w:rPr>
             <w:webHidden/>
           </w:rPr>
-          <w:instrText xml:space="preserve"> PAGEREF _Toc157417019 \h </w:instrText>
+          <w:instrText xml:space="preserve"> PAGEREF _Toc190363305 \h </w:instrText>
         </w:r>
         <w:r>
           <w:rPr>
@@ -4028,11 +4314,11 @@
         <w:rPr>
           <w:spacing w:val="0"/>
           <w:kern w:val="2"/>
-          <w:sz w:val="22"/>
-          <w:szCs w:val="22"/>
-        </w:rPr>
-      </w:pPr>
-      <w:hyperlink w:anchor="_Toc157417020" w:history="1">
+          <w:sz w:val="24"/>
+          <w:szCs w:val="24"/>
+        </w:rPr>
+      </w:pPr>
+      <w:hyperlink w:anchor="_Toc190363306" w:history="1">
         <w:r>
           <w:rPr>
             <w:rStyle w:val="Hipervnculo"/>
@@ -4043,8 +4329,8 @@
           <w:rPr>
             <w:spacing w:val="0"/>
             <w:kern w:val="2"/>
-            <w:sz w:val="22"/>
-            <w:szCs w:val="22"/>
+            <w:sz w:val="24"/>
+            <w:szCs w:val="24"/>
           </w:rPr>
           <w:tab/>
         </w:r>
@@ -4070,7 +4356,7 @@
           <w:rPr>
             <w:webHidden/>
           </w:rPr>
-          <w:instrText xml:space="preserve"> PAGEREF _Toc157417020 \h </w:instrText>
+          <w:instrText xml:space="preserve"> PAGEREF _Toc190363306 \h </w:instrText>
         </w:r>
         <w:r>
           <w:rPr>
@@ -4103,11 +4389,11 @@
         <w:rPr>
           <w:spacing w:val="0"/>
           <w:kern w:val="2"/>
-          <w:sz w:val="22"/>
-          <w:szCs w:val="22"/>
-        </w:rPr>
-      </w:pPr>
-      <w:hyperlink w:anchor="_Toc157417021" w:history="1">
+          <w:sz w:val="24"/>
+          <w:szCs w:val="24"/>
+        </w:rPr>
+      </w:pPr>
+      <w:hyperlink w:anchor="_Toc190363307" w:history="1">
         <w:r>
           <w:rPr>
             <w:rStyle w:val="Hipervnculo"/>
@@ -4118,8 +4404,8 @@
           <w:rPr>
             <w:spacing w:val="0"/>
             <w:kern w:val="2"/>
-            <w:sz w:val="22"/>
-            <w:szCs w:val="22"/>
+            <w:sz w:val="24"/>
+            <w:szCs w:val="24"/>
           </w:rPr>
           <w:tab/>
         </w:r>
@@ -4145,7 +4431,7 @@
           <w:rPr>
             <w:webHidden/>
           </w:rPr>
-          <w:instrText xml:space="preserve"> PAGEREF _Toc157417021 \h </w:instrText>
+          <w:instrText xml:space="preserve"> PAGEREF _Toc190363307 \h </w:instrText>
         </w:r>
         <w:r>
           <w:rPr>
@@ -4178,11 +4464,11 @@
         <w:rPr>
           <w:spacing w:val="0"/>
           <w:kern w:val="2"/>
-          <w:sz w:val="22"/>
-          <w:szCs w:val="22"/>
-        </w:rPr>
-      </w:pPr>
-      <w:hyperlink w:anchor="_Toc157417022" w:history="1">
+          <w:sz w:val="24"/>
+          <w:szCs w:val="24"/>
+        </w:rPr>
+      </w:pPr>
+      <w:hyperlink w:anchor="_Toc190363308" w:history="1">
         <w:r>
           <w:rPr>
             <w:rStyle w:val="Hipervnculo"/>
@@ -4193,8 +4479,8 @@
           <w:rPr>
             <w:spacing w:val="0"/>
             <w:kern w:val="2"/>
-            <w:sz w:val="22"/>
-            <w:szCs w:val="22"/>
+            <w:sz w:val="24"/>
+            <w:szCs w:val="24"/>
           </w:rPr>
           <w:tab/>
         </w:r>
@@ -4220,7 +4506,7 @@
           <w:rPr>
             <w:webHidden/>
           </w:rPr>
-          <w:instrText xml:space="preserve"> PAGEREF _Toc157417022 \h </w:instrText>
+          <w:instrText xml:space="preserve"> PAGEREF _Toc190363308 \h </w:instrText>
         </w:r>
         <w:r>
           <w:rPr>
@@ -4253,11 +4539,11 @@
         <w:rPr>
           <w:spacing w:val="0"/>
           <w:kern w:val="2"/>
-          <w:sz w:val="22"/>
-          <w:szCs w:val="22"/>
-        </w:rPr>
-      </w:pPr>
-      <w:hyperlink w:anchor="_Toc157417023" w:history="1">
+          <w:sz w:val="24"/>
+          <w:szCs w:val="24"/>
+        </w:rPr>
+      </w:pPr>
+      <w:hyperlink w:anchor="_Toc190363309" w:history="1">
         <w:r>
           <w:rPr>
             <w:rStyle w:val="Hipervnculo"/>
@@ -4268,8 +4554,8 @@
           <w:rPr>
             <w:spacing w:val="0"/>
             <w:kern w:val="2"/>
-            <w:sz w:val="22"/>
-            <w:szCs w:val="22"/>
+            <w:sz w:val="24"/>
+            <w:szCs w:val="24"/>
           </w:rPr>
           <w:tab/>
         </w:r>
@@ -4295,7 +4581,7 @@
           <w:rPr>
             <w:webHidden/>
           </w:rPr>
-          <w:instrText xml:space="preserve"> PAGEREF _Toc157417023 \h </w:instrText>
+          <w:instrText xml:space="preserve"> PAGEREF _Toc190363309 \h </w:instrText>
         </w:r>
         <w:r>
           <w:rPr>
@@ -4328,11 +4614,11 @@
         <w:rPr>
           <w:spacing w:val="0"/>
           <w:kern w:val="2"/>
-          <w:sz w:val="22"/>
-          <w:szCs w:val="22"/>
-        </w:rPr>
-      </w:pPr>
-      <w:hyperlink w:anchor="_Toc157417024" w:history="1">
+          <w:sz w:val="24"/>
+          <w:szCs w:val="24"/>
+        </w:rPr>
+      </w:pPr>
+      <w:hyperlink w:anchor="_Toc190363310" w:history="1">
         <w:r>
           <w:rPr>
             <w:rStyle w:val="Hipervnculo"/>
@@ -4343,8 +4629,8 @@
           <w:rPr>
             <w:spacing w:val="0"/>
             <w:kern w:val="2"/>
-            <w:sz w:val="22"/>
-            <w:szCs w:val="22"/>
+            <w:sz w:val="24"/>
+            <w:szCs w:val="24"/>
           </w:rPr>
           <w:tab/>
         </w:r>
@@ -4370,7 +4656,7 @@
           <w:rPr>
             <w:webHidden/>
           </w:rPr>
-          <w:instrText xml:space="preserve"> PAGEREF _Toc157417024 \h </w:instrText>
+          <w:instrText xml:space="preserve"> PAGEREF _Toc190363310 \h </w:instrText>
         </w:r>
         <w:r>
           <w:rPr>
@@ -4387,7 +4673,7 @@
           <w:rPr>
             <w:webHidden/>
           </w:rPr>
-          <w:t>42</w:t>
+          <w:t>43</w:t>
         </w:r>
         <w:r>
           <w:rPr>
@@ -4403,11 +4689,11 @@
         <w:rPr>
           <w:spacing w:val="0"/>
           <w:kern w:val="2"/>
-          <w:sz w:val="22"/>
-          <w:szCs w:val="22"/>
-        </w:rPr>
-      </w:pPr>
-      <w:hyperlink w:anchor="_Toc157417025" w:history="1">
+          <w:sz w:val="24"/>
+          <w:szCs w:val="24"/>
+        </w:rPr>
+      </w:pPr>
+      <w:hyperlink w:anchor="_Toc190363311" w:history="1">
         <w:r>
           <w:rPr>
             <w:rStyle w:val="Hipervnculo"/>
@@ -4418,8 +4704,8 @@
           <w:rPr>
             <w:spacing w:val="0"/>
             <w:kern w:val="2"/>
-            <w:sz w:val="22"/>
-            <w:szCs w:val="22"/>
+            <w:sz w:val="24"/>
+            <w:szCs w:val="24"/>
           </w:rPr>
           <w:tab/>
         </w:r>
@@ -4445,7 +4731,7 @@
           <w:rPr>
             <w:webHidden/>
           </w:rPr>
-          <w:instrText xml:space="preserve"> PAGEREF _Toc157417025 \h </w:instrText>
+          <w:instrText xml:space="preserve"> PAGEREF _Toc190363311 \h </w:instrText>
         </w:r>
         <w:r>
           <w:rPr>
@@ -4462,7 +4748,7 @@
           <w:rPr>
             <w:webHidden/>
           </w:rPr>
-          <w:t>47</w:t>
+          <w:t>48</w:t>
         </w:r>
         <w:r>
           <w:rPr>
@@ -4478,11 +4764,11 @@
         <w:rPr>
           <w:spacing w:val="0"/>
           <w:kern w:val="2"/>
-          <w:sz w:val="22"/>
-          <w:szCs w:val="22"/>
-        </w:rPr>
-      </w:pPr>
-      <w:hyperlink w:anchor="_Toc157417026" w:history="1">
+          <w:sz w:val="24"/>
+          <w:szCs w:val="24"/>
+        </w:rPr>
+      </w:pPr>
+      <w:hyperlink w:anchor="_Toc190363312" w:history="1">
         <w:r>
           <w:rPr>
             <w:rStyle w:val="Hipervnculo"/>
@@ -4493,8 +4779,8 @@
           <w:rPr>
             <w:spacing w:val="0"/>
             <w:kern w:val="2"/>
-            <w:sz w:val="22"/>
-            <w:szCs w:val="22"/>
+            <w:sz w:val="24"/>
+            <w:szCs w:val="24"/>
           </w:rPr>
           <w:tab/>
         </w:r>
@@ -4520,7 +4806,7 @@
           <w:rPr>
             <w:webHidden/>
           </w:rPr>
-          <w:instrText xml:space="preserve"> PAGEREF _Toc157417026 \h </w:instrText>
+          <w:instrText xml:space="preserve"> PAGEREF _Toc190363312 \h </w:instrText>
         </w:r>
         <w:r>
           <w:rPr>
@@ -4537,7 +4823,7 @@
           <w:rPr>
             <w:webHidden/>
           </w:rPr>
-          <w:t>49</w:t>
+          <w:t>50</w:t>
         </w:r>
         <w:r>
           <w:rPr>
@@ -4575,7 +4861,7 @@
         </w:rPr>
         <w:br w:type="page"/>
       </w:r>
-      <w:bookmarkStart w:id="17" w:name="_Toc157416997"/>
+      <w:bookmarkStart w:id="17" w:name="_Toc190363283"/>
       <w:r>
         <w:rPr>
           <w:rFonts w:cs="Calibri"/>
@@ -4667,7 +4953,7 @@
           <w:rFonts w:ascii="Calibri" w:hAnsi="Calibri" w:cs="Calibri"/>
           <w:sz w:val="24"/>
         </w:rPr>
-        <w:t>2.2.4_000</w:t>
+        <w:t>2.3.0_000</w:t>
       </w:r>
       <w:r>
         <w:rPr>
@@ -4726,7 +5012,7 @@
           <w:rFonts w:cs="Calibri"/>
         </w:rPr>
       </w:pPr>
-      <w:bookmarkStart w:id="18" w:name="_Toc157416998"/>
+      <w:bookmarkStart w:id="18" w:name="_Toc190363284"/>
       <w:r>
         <w:rPr>
           <w:rFonts w:cs="Calibri"/>
@@ -4821,7 +5107,7 @@
           <w:rFonts w:cs="Calibri"/>
         </w:rPr>
       </w:pPr>
-      <w:bookmarkStart w:id="19" w:name="_Toc157416999"/>
+      <w:bookmarkStart w:id="19" w:name="_Toc190363285"/>
       <w:r>
         <w:rPr>
           <w:rFonts w:cs="Calibri"/>
@@ -8316,7 +8602,7 @@
         <w:lastRenderedPageBreak/>
         <w:t xml:space="preserve"> </w:t>
       </w:r>
-      <w:bookmarkStart w:id="20" w:name="_Toc157417000"/>
+      <w:bookmarkStart w:id="20" w:name="_Toc190363286"/>
       <w:r>
         <w:t>Introducción</w:t>
       </w:r>
@@ -8486,7 +8772,7 @@
           <w:rFonts w:cs="Calibri"/>
           <w:snapToGrid w:val="0"/>
         </w:rPr>
-        <w:t>2.2.4_000</w:t>
+        <w:t>2.3.0_000</w:t>
       </w:r>
       <w:r>
         <w:rPr>
@@ -8516,7 +8802,7 @@
         </w:rPr>
         <w:br w:type="page"/>
       </w:r>
-      <w:bookmarkStart w:id="21" w:name="_Toc157417001"/>
+      <w:bookmarkStart w:id="21" w:name="_Toc190363287"/>
       <w:r>
         <w:rPr>
           <w:rFonts w:cs="Calibri"/>
@@ -8558,7 +8844,7 @@
           <w:rFonts w:cs="Calibri"/>
         </w:rPr>
       </w:pPr>
-      <w:bookmarkStart w:id="22" w:name="_Toc157417002"/>
+      <w:bookmarkStart w:id="22" w:name="_Toc190363288"/>
       <w:r>
         <w:rPr>
           <w:rFonts w:cs="Calibri"/>
@@ -8743,13 +9029,7 @@
               <w:rPr>
                 <w:rFonts w:cs="Calibri"/>
               </w:rPr>
-              <w:t>JDK 1.</w:t>
-            </w:r>
-            <w:r>
-              <w:rPr>
-                <w:rFonts w:cs="Calibri"/>
-              </w:rPr>
-              <w:t>8</w:t>
+              <w:t>JDK 11</w:t>
             </w:r>
             <w:r>
               <w:rPr>
@@ -8863,7 +9143,7 @@
           <w:rFonts w:cs="Calibri"/>
         </w:rPr>
       </w:pPr>
-      <w:bookmarkStart w:id="23" w:name="_Toc157417003"/>
+      <w:bookmarkStart w:id="23" w:name="_Toc190363289"/>
       <w:r>
         <w:rPr>
           <w:rFonts w:cs="Calibri"/>
@@ -9078,7 +9358,25 @@
               <w:rPr>
                 <w:rFonts w:cs="Calibri"/>
               </w:rPr>
-              <w:t>20.0</w:t>
+              <w:t>2</w:t>
+            </w:r>
+            <w:r>
+              <w:rPr>
+                <w:rFonts w:cs="Calibri"/>
+              </w:rPr>
+              <w:t>4</w:t>
+            </w:r>
+            <w:r>
+              <w:rPr>
+                <w:rFonts w:cs="Calibri"/>
+              </w:rPr>
+              <w:t>.</w:t>
+            </w:r>
+            <w:r>
+              <w:rPr>
+                <w:rFonts w:cs="Calibri"/>
+              </w:rPr>
+              <w:t>1</w:t>
             </w:r>
           </w:p>
         </w:tc>
@@ -9114,6 +9412,7 @@
           </w:tcPr>
           <w:p>
             <w:pPr>
+              <w:ind w:left="1134" w:hanging="1134"/>
               <w:rPr>
                 <w:rFonts w:cs="Calibri"/>
               </w:rPr>
@@ -9141,13 +9440,7 @@
               <w:rPr>
                 <w:rFonts w:cs="Calibri"/>
               </w:rPr>
-              <w:t xml:space="preserve">Apache Maven </w:t>
-            </w:r>
-            <w:r>
-              <w:rPr>
-                <w:rFonts w:cs="Calibri"/>
-              </w:rPr>
-              <w:t>2.3</w:t>
+              <w:t>Apache Maven 2.9.9</w:t>
             </w:r>
           </w:p>
         </w:tc>
@@ -9197,7 +9490,7 @@
           <w:rFonts w:cs="Calibri"/>
         </w:rPr>
       </w:pPr>
-      <w:bookmarkStart w:id="24" w:name="_Toc157417004"/>
+      <w:bookmarkStart w:id="24" w:name="_Toc190363290"/>
       <w:r>
         <w:rPr>
           <w:rFonts w:cs="Calibri"/>
@@ -9251,7 +9544,7 @@
           <w:rFonts w:cs="Calibri"/>
         </w:rPr>
       </w:pPr>
-      <w:bookmarkStart w:id="25" w:name="_Toc157417005"/>
+      <w:bookmarkStart w:id="25" w:name="_Toc190363291"/>
       <w:r>
         <w:rPr>
           <w:rFonts w:cs="Calibri"/>
@@ -9327,7 +9620,7 @@
           <w:rFonts w:cs="Calibri"/>
           <w:b/>
         </w:rPr>
-        <w:t>2.2.4_000</w:t>
+        <w:t>2.3.0_000</w:t>
       </w:r>
       <w:r>
         <w:rPr>
@@ -9390,7 +9683,7 @@
           <w:rFonts w:cs="Calibri"/>
           <w:b/>
         </w:rPr>
-        <w:t>2.2.4_000</w:t>
+        <w:t>2.3.0_000</w:t>
       </w:r>
       <w:r>
         <w:rPr>
@@ -9418,14 +9711,14 @@
           <w:rFonts w:cs="Calibri"/>
           <w:lang w:val="es-ES_tradnl"/>
         </w:rPr>
-        <w:t>Instalar JDK 1.</w:t>
+        <w:t xml:space="preserve">Instalar </w:t>
       </w:r>
       <w:r>
         <w:rPr>
           <w:rFonts w:cs="Calibri"/>
           <w:lang w:val="es-ES_tradnl"/>
         </w:rPr>
-        <w:t>8</w:t>
+        <w:t>JDK 11</w:t>
       </w:r>
       <w:r>
         <w:rPr>
@@ -9446,35 +9739,7 @@
           <w:rFonts w:cs="Calibri"/>
           <w:lang w:val="es-ES_tradnl"/>
         </w:rPr>
-        <w:t>1.</w:t>
-      </w:r>
-      <w:r>
-        <w:rPr>
-          <w:rFonts w:cs="Calibri"/>
-          <w:lang w:val="es-ES_tradnl"/>
-        </w:rPr>
-        <w:t>8</w:t>
-      </w:r>
-      <w:r>
-        <w:rPr>
-          <w:rFonts w:cs="Calibri"/>
-          <w:lang w:val="es-ES_tradnl"/>
-        </w:rPr>
-        <w:t>.0</w:t>
-      </w:r>
-      <w:r>
-        <w:rPr>
-          <w:rFonts w:cs="Calibri"/>
-          <w:lang w:val="es-ES_tradnl"/>
-        </w:rPr>
-        <w:t>_28</w:t>
-      </w:r>
-      <w:r>
-        <w:rPr>
-          <w:rFonts w:cs="Calibri"/>
-          <w:lang w:val="es-ES_tradnl"/>
-        </w:rPr>
-        <w:t>1</w:t>
+        <w:t>11.0.23</w:t>
       </w:r>
       <w:r>
         <w:rPr>
@@ -9538,7 +9803,7 @@
           <w:rFonts w:cs="Calibri"/>
           <w:lang w:val="es-ES_tradnl"/>
         </w:rPr>
-        <w:t>67</w:t>
+        <w:t>96</w:t>
       </w:r>
       <w:r>
         <w:rPr>
@@ -9657,7 +9922,7 @@
           <w:rFonts w:cs="Calibri"/>
         </w:rPr>
       </w:pPr>
-      <w:bookmarkStart w:id="26" w:name="_Toc157417006"/>
+      <w:bookmarkStart w:id="26" w:name="_Toc190363292"/>
       <w:r>
         <w:rPr>
           <w:rFonts w:cs="Calibri"/>
@@ -9844,7 +10109,7 @@
           <w:rFonts w:cs="Calibri"/>
         </w:rPr>
       </w:pPr>
-      <w:bookmarkStart w:id="27" w:name="_Toc157417007"/>
+      <w:bookmarkStart w:id="27" w:name="_Toc190363293"/>
       <w:r>
         <w:rPr>
           <w:rFonts w:cs="Calibri"/>
@@ -9906,17 +10171,26 @@
       <w:pPr>
         <w:pStyle w:val="Ttulo2"/>
       </w:pPr>
-      <w:bookmarkStart w:id="28" w:name="_Toc157417008"/>
+      <w:bookmarkStart w:id="28" w:name="_Toc190363294"/>
       <w:proofErr w:type="spellStart"/>
       <w:r>
+        <w:rPr>
+          <w:lang w:val="es-ES"/>
+        </w:rPr>
         <w:t>AfirmaServices</w:t>
       </w:r>
       <w:proofErr w:type="spellEnd"/>
       <w:r>
+        <w:rPr>
+          <w:lang w:val="es-ES"/>
+        </w:rPr>
         <w:t>:</w:t>
       </w:r>
       <w:bookmarkEnd w:id="28"/>
       <w:r>
+        <w:rPr>
+          <w:lang w:val="es-ES"/>
+        </w:rPr>
         <w:t xml:space="preserve"> </w:t>
       </w:r>
     </w:p>
@@ -10080,17 +10354,26 @@
       <w:pPr>
         <w:pStyle w:val="Ttulo2"/>
       </w:pPr>
-      <w:bookmarkStart w:id="29" w:name="_Toc157417009"/>
+      <w:bookmarkStart w:id="29" w:name="_Toc190363295"/>
       <w:proofErr w:type="spellStart"/>
       <w:r>
+        <w:rPr>
+          <w:lang w:val="es-ES"/>
+        </w:rPr>
         <w:t>IntegraServices</w:t>
       </w:r>
       <w:proofErr w:type="spellEnd"/>
       <w:r>
+        <w:rPr>
+          <w:lang w:val="es-ES"/>
+        </w:rPr>
         <w:t>:</w:t>
       </w:r>
       <w:bookmarkEnd w:id="29"/>
       <w:r>
+        <w:rPr>
+          <w:lang w:val="es-ES"/>
+        </w:rPr>
         <w:t xml:space="preserve"> </w:t>
       </w:r>
     </w:p>
@@ -10254,17 +10537,26 @@
       <w:pPr>
         <w:pStyle w:val="Ttulo2"/>
       </w:pPr>
-      <w:bookmarkStart w:id="30" w:name="_Toc157417010"/>
+      <w:bookmarkStart w:id="30" w:name="_Toc190363296"/>
       <w:proofErr w:type="spellStart"/>
       <w:r>
+        <w:rPr>
+          <w:lang w:val="es-ES"/>
+        </w:rPr>
         <w:t>TSAServices</w:t>
       </w:r>
       <w:proofErr w:type="spellEnd"/>
       <w:r>
+        <w:rPr>
+          <w:lang w:val="es-ES"/>
+        </w:rPr>
         <w:t>:</w:t>
       </w:r>
       <w:bookmarkEnd w:id="30"/>
       <w:r>
+        <w:rPr>
+          <w:lang w:val="es-ES"/>
+        </w:rPr>
         <w:t xml:space="preserve"> </w:t>
       </w:r>
     </w:p>
@@ -10396,17 +10688,26 @@
       <w:pPr>
         <w:pStyle w:val="Ttulo2"/>
       </w:pPr>
-      <w:bookmarkStart w:id="31" w:name="_Toc157417011"/>
+      <w:bookmarkStart w:id="31" w:name="_Toc190363297"/>
       <w:proofErr w:type="spellStart"/>
       <w:r>
+        <w:rPr>
+          <w:lang w:val="es-ES"/>
+        </w:rPr>
         <w:t>EvisorServices</w:t>
       </w:r>
       <w:proofErr w:type="spellEnd"/>
       <w:r>
+        <w:rPr>
+          <w:lang w:val="es-ES"/>
+        </w:rPr>
         <w:t>:</w:t>
       </w:r>
       <w:bookmarkEnd w:id="31"/>
       <w:r>
+        <w:rPr>
+          <w:lang w:val="es-ES"/>
+        </w:rPr>
         <w:t xml:space="preserve"> </w:t>
       </w:r>
     </w:p>
@@ -10555,17 +10856,26 @@
       <w:pPr>
         <w:pStyle w:val="Ttulo2"/>
       </w:pPr>
-      <w:bookmarkStart w:id="32" w:name="_Toc157417012"/>
+      <w:bookmarkStart w:id="32" w:name="_Toc190363298"/>
       <w:proofErr w:type="spellStart"/>
       <w:r>
+        <w:rPr>
+          <w:lang w:val="es-ES"/>
+        </w:rPr>
         <w:t>CipherServices</w:t>
       </w:r>
       <w:proofErr w:type="spellEnd"/>
       <w:r>
+        <w:rPr>
+          <w:lang w:val="es-ES"/>
+        </w:rPr>
         <w:t>:</w:t>
       </w:r>
       <w:bookmarkEnd w:id="32"/>
       <w:r>
+        <w:rPr>
+          <w:lang w:val="es-ES"/>
+        </w:rPr>
         <w:t xml:space="preserve"> </w:t>
       </w:r>
     </w:p>
@@ -10730,7 +11040,7 @@
       <w:r>
         <w:br w:type="page"/>
       </w:r>
-      <w:bookmarkStart w:id="33" w:name="_Toc157417013"/>
+      <w:bookmarkStart w:id="33" w:name="_Toc190363299"/>
       <w:r>
         <w:lastRenderedPageBreak/>
         <w:t>Configuración</w:t>
@@ -10755,7 +11065,7 @@
       <w:pPr>
         <w:pStyle w:val="Ttulo2"/>
       </w:pPr>
-      <w:bookmarkStart w:id="34" w:name="_Toc157417014"/>
+      <w:bookmarkStart w:id="34" w:name="_Toc190363300"/>
       <w:r>
         <w:t>Configuración estática</w:t>
       </w:r>
@@ -10950,7 +11260,7 @@
       <w:pPr>
         <w:pStyle w:val="Ttulo3"/>
       </w:pPr>
-      <w:bookmarkStart w:id="36" w:name="_Toc157417015"/>
+      <w:bookmarkStart w:id="36" w:name="_Toc190363301"/>
       <w:r>
         <w:t>Carpeta transformersTemplates</w:t>
       </w:r>
@@ -10958,47 +11268,15 @@
       <w:bookmarkEnd w:id="36"/>
     </w:p>
     <w:p>
-      <w:pPr>
-        <w:rPr>
-          <w:lang w:val="es-ES_tradnl"/>
-        </w:rPr>
-      </w:pPr>
-      <w:r>
-        <w:rPr>
-          <w:lang w:val="es-ES_tradnl"/>
-        </w:rPr>
-        <w:t xml:space="preserve">La función de estas plantillas es definir la estructura final de las interfaces </w:t>
-      </w:r>
-      <w:r>
-        <w:rPr>
-          <w:lang w:val="es-ES_tradnl"/>
-        </w:rPr>
-        <w:t>XML</w:t>
-      </w:r>
-      <w:r>
-        <w:rPr>
-          <w:lang w:val="es-ES_tradnl"/>
-        </w:rPr>
-        <w:t xml:space="preserve"> a generar y los parámetros a extraer de las respuestas </w:t>
-      </w:r>
-      <w:r>
-        <w:rPr>
-          <w:lang w:val="es-ES_tradnl"/>
-        </w:rPr>
-        <w:t xml:space="preserve">XML en los procesos de comunicación con los servicios web de @Firma, </w:t>
+      <w:r>
+        <w:t xml:space="preserve">La función de estas plantillas es definir la estructura final de las interfaces XML a generar y los parámetros a extraer de las respuestas XML en los procesos de comunicación con los servicios web de @Firma, </w:t>
       </w:r>
       <w:proofErr w:type="spellStart"/>
       <w:r>
-        <w:rPr>
-          <w:lang w:val="es-ES_tradnl"/>
-        </w:rPr>
         <w:t>eVisor</w:t>
       </w:r>
       <w:proofErr w:type="spellEnd"/>
       <w:r>
-        <w:rPr>
-          <w:lang w:val="es-ES_tradnl"/>
-        </w:rPr>
         <w:t xml:space="preserve"> y TS@. La carpeta contiene a su vez 2 carpetas:</w:t>
       </w:r>
     </w:p>
@@ -11029,29 +11307,15 @@
       <w:bookmarkEnd w:id="40"/>
     </w:p>
     <w:p>
-      <w:pPr>
-        <w:rPr>
-          <w:lang w:val="es-ES_tradnl"/>
-        </w:rPr>
-      </w:pPr>
-      <w:r>
-        <w:rPr>
-          <w:lang w:val="es-ES_tradnl"/>
-        </w:rPr>
+      <w:r>
         <w:t xml:space="preserve">Esta carpeta incluye las plantillas asociadas a las respuestas XML obtenidas de los diferentes servicios de @Firma, TS@ y </w:t>
       </w:r>
       <w:proofErr w:type="spellStart"/>
       <w:r>
-        <w:rPr>
-          <w:lang w:val="es-ES_tradnl"/>
-        </w:rPr>
         <w:t>eVisor</w:t>
       </w:r>
       <w:proofErr w:type="spellEnd"/>
       <w:r>
-        <w:rPr>
-          <w:lang w:val="es-ES_tradnl"/>
-        </w:rPr>
         <w:t>. Las plantillas que lo componen son:</w:t>
       </w:r>
     </w:p>
@@ -11170,47 +11434,23 @@
           <w:ilvl w:val="0"/>
           <w:numId w:val="25"/>
         </w:numPr>
-        <w:rPr>
-          <w:lang w:val="es-ES_tradnl"/>
-        </w:rPr>
-      </w:pPr>
-      <w:r>
-        <w:rPr>
-          <w:b/>
-          <w:lang w:val="es-ES_tradnl"/>
+      </w:pPr>
+      <w:r>
+        <w:rPr>
+          <w:b/>
+          <w:bCs/>
         </w:rPr>
         <w:t>DSSCounterSignResponse_V1.xml</w:t>
       </w:r>
       <w:r>
-        <w:rPr>
-          <w:lang w:val="es-ES_tradnl"/>
-        </w:rPr>
-        <w:t>: Plantilla para el procesado de las respuestas asociadas al s</w:t>
-      </w:r>
-      <w:r>
-        <w:rPr>
-          <w:lang w:val="es-ES_tradnl"/>
-        </w:rPr>
-        <w:t xml:space="preserve">ervicio </w:t>
-      </w:r>
-      <w:r>
-        <w:rPr>
-          <w:lang w:val="es-ES_tradnl"/>
-        </w:rPr>
-        <w:t xml:space="preserve">firma servidor </w:t>
+        <w:t xml:space="preserve">: Plantilla para el procesado de las respuestas asociadas al servicio firma servidor </w:t>
       </w:r>
       <w:proofErr w:type="spellStart"/>
       <w:r>
-        <w:rPr>
-          <w:lang w:val="es-ES_tradnl"/>
-        </w:rPr>
         <w:t>CounterSign</w:t>
       </w:r>
       <w:proofErr w:type="spellEnd"/>
       <w:r>
-        <w:rPr>
-          <w:lang w:val="es-ES_tradnl"/>
-        </w:rPr>
         <w:t>, de @Firma.</w:t>
       </w:r>
     </w:p>
@@ -11604,71 +11844,23 @@
           <w:ilvl w:val="0"/>
           <w:numId w:val="25"/>
         </w:numPr>
-        <w:rPr>
-          <w:lang w:val="es-ES_tradnl"/>
-        </w:rPr>
-      </w:pPr>
-      <w:r>
-        <w:rPr>
-          <w:b/>
-          <w:lang w:val="es-ES_tradnl"/>
+      </w:pPr>
+      <w:r>
+        <w:rPr>
+          <w:b/>
+          <w:bCs/>
         </w:rPr>
         <w:t>EVisor_GenerateReportResponse_V1.xml</w:t>
       </w:r>
       <w:r>
-        <w:rPr>
-          <w:lang w:val="es-ES_tradnl"/>
-        </w:rPr>
-        <w:t>: Plantilla para el procesado de las respuestas asociadas al s</w:t>
-      </w:r>
-      <w:r>
-        <w:rPr>
-          <w:lang w:val="es-ES_tradnl"/>
-        </w:rPr>
-        <w:t xml:space="preserve">ervicio de </w:t>
-      </w:r>
-      <w:r>
-        <w:rPr>
-          <w:lang w:val="es-ES_tradnl"/>
-        </w:rPr>
-        <w:t>g</w:t>
-      </w:r>
-      <w:r>
-        <w:rPr>
-          <w:lang w:val="es-ES_tradnl"/>
-        </w:rPr>
-        <w:t xml:space="preserve">eneración de </w:t>
-      </w:r>
-      <w:r>
-        <w:rPr>
-          <w:lang w:val="es-ES_tradnl"/>
-        </w:rPr>
-        <w:t>i</w:t>
-      </w:r>
-      <w:r>
-        <w:rPr>
-          <w:lang w:val="es-ES_tradnl"/>
-        </w:rPr>
-        <w:t>nformes</w:t>
-      </w:r>
-      <w:r>
-        <w:rPr>
-          <w:lang w:val="es-ES_tradnl"/>
-        </w:rPr>
-        <w:t xml:space="preserve">, de </w:t>
+        <w:t xml:space="preserve">: Plantilla para el procesado de las respuestas asociadas al servicio de generación de informes, de </w:t>
       </w:r>
       <w:proofErr w:type="spellStart"/>
       <w:r>
-        <w:rPr>
-          <w:lang w:val="es-ES_tradnl"/>
-        </w:rPr>
         <w:t>eVisor</w:t>
       </w:r>
       <w:proofErr w:type="spellEnd"/>
       <w:r>
-        <w:rPr>
-          <w:lang w:val="es-ES_tradnl"/>
-        </w:rPr>
         <w:t>.</w:t>
       </w:r>
     </w:p>
@@ -11678,83 +11870,23 @@
           <w:ilvl w:val="0"/>
           <w:numId w:val="25"/>
         </w:numPr>
-        <w:rPr>
-          <w:lang w:val="es-ES_tradnl"/>
-        </w:rPr>
-      </w:pPr>
-      <w:r>
-        <w:rPr>
-          <w:b/>
-          <w:lang w:val="es-ES_tradnl"/>
+      </w:pPr>
+      <w:r>
+        <w:rPr>
+          <w:b/>
+          <w:bCs/>
         </w:rPr>
         <w:t>EVisor_ValidationReportResponse_V1.xml</w:t>
       </w:r>
       <w:r>
-        <w:rPr>
-          <w:lang w:val="es-ES_tradnl"/>
-        </w:rPr>
-        <w:t>: Plantilla para el procesado de las respuestas asociadas al s</w:t>
-      </w:r>
-      <w:r>
-        <w:rPr>
-          <w:lang w:val="es-ES_tradnl"/>
-        </w:rPr>
-        <w:t xml:space="preserve">ervicio de </w:t>
-      </w:r>
-      <w:r>
-        <w:rPr>
-          <w:lang w:val="es-ES_tradnl"/>
-        </w:rPr>
-        <w:t>v</w:t>
-      </w:r>
-      <w:r>
-        <w:rPr>
-          <w:lang w:val="es-ES_tradnl"/>
-        </w:rPr>
-        <w:t xml:space="preserve">alidación de </w:t>
-      </w:r>
-      <w:r>
-        <w:rPr>
-          <w:lang w:val="es-ES_tradnl"/>
-        </w:rPr>
-        <w:t>i</w:t>
-      </w:r>
-      <w:r>
-        <w:rPr>
-          <w:lang w:val="es-ES_tradnl"/>
-        </w:rPr>
-        <w:t xml:space="preserve">nformes </w:t>
-      </w:r>
-      <w:r>
-        <w:rPr>
-          <w:lang w:val="es-ES_tradnl"/>
-        </w:rPr>
-        <w:t>f</w:t>
-      </w:r>
-      <w:r>
-        <w:rPr>
-          <w:lang w:val="es-ES_tradnl"/>
-        </w:rPr>
-        <w:t>irmados</w:t>
-      </w:r>
-      <w:r>
-        <w:rPr>
-          <w:lang w:val="es-ES_tradnl"/>
-        </w:rPr>
-        <w:t xml:space="preserve">, de </w:t>
+        <w:t xml:space="preserve">: Plantilla para el procesado de las respuestas asociadas al servicio de validación de informes firmados, de </w:t>
       </w:r>
       <w:proofErr w:type="spellStart"/>
       <w:r>
-        <w:rPr>
-          <w:lang w:val="es-ES_tradnl"/>
-        </w:rPr>
         <w:t>eVisor</w:t>
       </w:r>
       <w:proofErr w:type="spellEnd"/>
       <w:r>
-        <w:rPr>
-          <w:lang w:val="es-ES_tradnl"/>
-        </w:rPr>
         <w:t>.</w:t>
       </w:r>
     </w:p>
@@ -11780,29 +11912,15 @@
       <w:bookmarkEnd w:id="43"/>
     </w:p>
     <w:p>
-      <w:pPr>
-        <w:rPr>
-          <w:lang w:val="es-ES_tradnl"/>
-        </w:rPr>
-      </w:pPr>
-      <w:r>
-        <w:rPr>
-          <w:lang w:val="es-ES_tradnl"/>
-        </w:rPr>
+      <w:r>
         <w:t xml:space="preserve">Esta carpeta incluye las plantillas asociadas a la construcción de las peticiones XML hacia los diferentes servicios de @Firma, TS@ y </w:t>
       </w:r>
       <w:proofErr w:type="spellStart"/>
       <w:r>
-        <w:rPr>
-          <w:lang w:val="es-ES_tradnl"/>
-        </w:rPr>
         <w:t>eVisor</w:t>
       </w:r>
       <w:proofErr w:type="spellEnd"/>
       <w:r>
-        <w:rPr>
-          <w:lang w:val="es-ES_tradnl"/>
-        </w:rPr>
         <w:t>. Las plantillas que la componen son:</w:t>
       </w:r>
     </w:p>
@@ -12401,71 +12519,23 @@
           <w:ilvl w:val="0"/>
           <w:numId w:val="26"/>
         </w:numPr>
-        <w:rPr>
-          <w:lang w:val="es-ES_tradnl"/>
-        </w:rPr>
-      </w:pPr>
-      <w:r>
-        <w:rPr>
-          <w:b/>
-          <w:lang w:val="es-ES_tradnl"/>
+      </w:pPr>
+      <w:r>
+        <w:rPr>
+          <w:b/>
+          <w:bCs/>
         </w:rPr>
         <w:t>EVisor_GenerateReportRequest_V1.xml</w:t>
       </w:r>
       <w:r>
-        <w:rPr>
-          <w:lang w:val="es-ES_tradnl"/>
-        </w:rPr>
-        <w:t>: Plantilla para la construcción de las peticiones al s</w:t>
-      </w:r>
-      <w:r>
-        <w:rPr>
-          <w:lang w:val="es-ES_tradnl"/>
-        </w:rPr>
-        <w:t xml:space="preserve">ervicio de </w:t>
-      </w:r>
-      <w:r>
-        <w:rPr>
-          <w:lang w:val="es-ES_tradnl"/>
-        </w:rPr>
-        <w:t>g</w:t>
-      </w:r>
-      <w:r>
-        <w:rPr>
-          <w:lang w:val="es-ES_tradnl"/>
-        </w:rPr>
-        <w:t xml:space="preserve">eneración de </w:t>
-      </w:r>
-      <w:r>
-        <w:rPr>
-          <w:lang w:val="es-ES_tradnl"/>
-        </w:rPr>
-        <w:t>i</w:t>
-      </w:r>
-      <w:r>
-        <w:rPr>
-          <w:lang w:val="es-ES_tradnl"/>
-        </w:rPr>
-        <w:t>nformes</w:t>
-      </w:r>
-      <w:r>
-        <w:rPr>
-          <w:lang w:val="es-ES_tradnl"/>
-        </w:rPr>
-        <w:t xml:space="preserve">, de </w:t>
+        <w:t xml:space="preserve">: Plantilla para la construcción de las peticiones al servicio de generación de informes, de </w:t>
       </w:r>
       <w:proofErr w:type="spellStart"/>
       <w:r>
-        <w:rPr>
-          <w:lang w:val="es-ES_tradnl"/>
-        </w:rPr>
         <w:t>eVisor</w:t>
       </w:r>
       <w:proofErr w:type="spellEnd"/>
       <w:r>
-        <w:rPr>
-          <w:lang w:val="es-ES_tradnl"/>
-        </w:rPr>
         <w:t>.</w:t>
       </w:r>
     </w:p>
@@ -12475,95 +12545,23 @@
           <w:ilvl w:val="0"/>
           <w:numId w:val="26"/>
         </w:numPr>
-        <w:rPr>
-          <w:lang w:val="es-ES_tradnl"/>
-        </w:rPr>
-      </w:pPr>
-      <w:r>
-        <w:rPr>
-          <w:b/>
-          <w:lang w:val="es-ES_tradnl"/>
+      </w:pPr>
+      <w:r>
+        <w:rPr>
+          <w:b/>
+          <w:bCs/>
         </w:rPr>
         <w:t>EVisor_ValidationReportRequest_V1.xml</w:t>
       </w:r>
       <w:r>
-        <w:rPr>
-          <w:lang w:val="es-ES_tradnl"/>
-        </w:rPr>
-        <w:t>: Plantilla para la construcción de las peticiones al s</w:t>
-      </w:r>
-      <w:r>
-        <w:rPr>
-          <w:lang w:val="es-ES_tradnl"/>
-        </w:rPr>
-        <w:t xml:space="preserve">ervicio de </w:t>
-      </w:r>
-      <w:r>
-        <w:rPr>
-          <w:lang w:val="es-ES_tradnl"/>
-        </w:rPr>
-        <w:t>v</w:t>
-      </w:r>
-      <w:r>
-        <w:rPr>
-          <w:lang w:val="es-ES_tradnl"/>
-        </w:rPr>
-        <w:t xml:space="preserve">alidación de </w:t>
-      </w:r>
-      <w:r>
-        <w:rPr>
-          <w:lang w:val="es-ES_tradnl"/>
-        </w:rPr>
-        <w:t>i</w:t>
-      </w:r>
-      <w:r>
-        <w:rPr>
-          <w:lang w:val="es-ES_tradnl"/>
-        </w:rPr>
-        <w:t xml:space="preserve">nformes </w:t>
-      </w:r>
-      <w:r>
-        <w:rPr>
-          <w:lang w:val="es-ES_tradnl"/>
-        </w:rPr>
-        <w:t>f</w:t>
-      </w:r>
-      <w:r>
-        <w:rPr>
-          <w:lang w:val="es-ES_tradnl"/>
-        </w:rPr>
-        <w:t>irmados</w:t>
-      </w:r>
-      <w:r>
-        <w:rPr>
-          <w:lang w:val="es-ES_tradnl"/>
-        </w:rPr>
-        <w:t>,</w:t>
-      </w:r>
-      <w:r>
-        <w:rPr>
-          <w:lang w:val="es-ES_tradnl"/>
-        </w:rPr>
-        <w:t xml:space="preserve"> </w:t>
-      </w:r>
-      <w:r>
-        <w:rPr>
-          <w:lang w:val="es-ES_tradnl"/>
-        </w:rPr>
-        <w:t xml:space="preserve">de </w:t>
+        <w:t xml:space="preserve">: Plantilla para la construcción de las peticiones al servicio de validación de informes firmados, de </w:t>
       </w:r>
       <w:proofErr w:type="spellStart"/>
       <w:r>
-        <w:rPr>
-          <w:lang w:val="es-ES_tradnl"/>
-        </w:rPr>
         <w:t>eVisor</w:t>
       </w:r>
       <w:proofErr w:type="spellEnd"/>
       <w:r>
-        <w:rPr>
-          <w:lang w:val="es-ES_tradnl"/>
-        </w:rPr>
         <w:t>.</w:t>
       </w:r>
     </w:p>
@@ -12633,65 +12631,23 @@
           <w:ilvl w:val="0"/>
           <w:numId w:val="26"/>
         </w:numPr>
-        <w:rPr>
-          <w:lang w:val="es-ES_tradnl"/>
-        </w:rPr>
-      </w:pPr>
-      <w:r>
-        <w:rPr>
-          <w:b/>
-          <w:lang w:val="es-ES_tradnl"/>
+      </w:pPr>
+      <w:r>
+        <w:rPr>
+          <w:b/>
+          <w:bCs/>
         </w:rPr>
         <w:t>FirmaServidorCoSign_V1.xml</w:t>
       </w:r>
       <w:r>
-        <w:rPr>
-          <w:lang w:val="es-ES_tradnl"/>
-        </w:rPr>
-        <w:t>: Plantilla para la construcción de las peticiones al s</w:t>
-      </w:r>
-      <w:r>
-        <w:rPr>
-          <w:lang w:val="es-ES_tradnl"/>
-        </w:rPr>
-        <w:t xml:space="preserve">ervicio de </w:t>
-      </w:r>
-      <w:r>
-        <w:rPr>
-          <w:lang w:val="es-ES_tradnl"/>
-        </w:rPr>
-        <w:t>f</w:t>
-      </w:r>
-      <w:r>
-        <w:rPr>
-          <w:lang w:val="es-ES_tradnl"/>
-        </w:rPr>
-        <w:t xml:space="preserve">irma </w:t>
-      </w:r>
-      <w:r>
-        <w:rPr>
-          <w:lang w:val="es-ES_tradnl"/>
-        </w:rPr>
-        <w:t>s</w:t>
-      </w:r>
-      <w:r>
-        <w:rPr>
-          <w:lang w:val="es-ES_tradnl"/>
-        </w:rPr>
-        <w:t xml:space="preserve">ervidor </w:t>
+        <w:t xml:space="preserve">: Plantilla para la construcción de las peticiones al servicio de firma servidor </w:t>
       </w:r>
       <w:proofErr w:type="spellStart"/>
       <w:r>
-        <w:rPr>
-          <w:lang w:val="es-ES_tradnl"/>
-        </w:rPr>
         <w:t>CoSign</w:t>
       </w:r>
       <w:proofErr w:type="spellEnd"/>
       <w:r>
-        <w:rPr>
-          <w:lang w:val="es-ES_tradnl"/>
-        </w:rPr>
         <w:t>, de @Firma.</w:t>
       </w:r>
     </w:p>
@@ -12701,65 +12657,23 @@
           <w:ilvl w:val="0"/>
           <w:numId w:val="26"/>
         </w:numPr>
-        <w:rPr>
-          <w:lang w:val="es-ES_tradnl"/>
-        </w:rPr>
-      </w:pPr>
-      <w:r>
-        <w:rPr>
-          <w:b/>
-          <w:lang w:val="es-ES_tradnl"/>
+      </w:pPr>
+      <w:r>
+        <w:rPr>
+          <w:b/>
+          <w:bCs/>
         </w:rPr>
         <w:t>FirmaServidorCounterSign_V1.xml</w:t>
       </w:r>
       <w:r>
-        <w:rPr>
-          <w:lang w:val="es-ES_tradnl"/>
-        </w:rPr>
-        <w:t>: Plantilla para la construcción de las peticiones al s</w:t>
-      </w:r>
-      <w:r>
-        <w:rPr>
-          <w:lang w:val="es-ES_tradnl"/>
-        </w:rPr>
-        <w:t xml:space="preserve">ervicio de </w:t>
-      </w:r>
-      <w:r>
-        <w:rPr>
-          <w:lang w:val="es-ES_tradnl"/>
-        </w:rPr>
-        <w:t>f</w:t>
-      </w:r>
-      <w:r>
-        <w:rPr>
-          <w:lang w:val="es-ES_tradnl"/>
-        </w:rPr>
-        <w:t xml:space="preserve">irma </w:t>
-      </w:r>
-      <w:r>
-        <w:rPr>
-          <w:lang w:val="es-ES_tradnl"/>
-        </w:rPr>
-        <w:t>s</w:t>
-      </w:r>
-      <w:r>
-        <w:rPr>
-          <w:lang w:val="es-ES_tradnl"/>
-        </w:rPr>
-        <w:t xml:space="preserve">ervidor </w:t>
+        <w:t xml:space="preserve">: Plantilla para la construcción de las peticiones al servicio de firma servidor </w:t>
       </w:r>
       <w:proofErr w:type="spellStart"/>
       <w:r>
-        <w:rPr>
-          <w:lang w:val="es-ES_tradnl"/>
-        </w:rPr>
         <w:t>CounterSign</w:t>
       </w:r>
       <w:proofErr w:type="spellEnd"/>
       <w:r>
-        <w:rPr>
-          <w:lang w:val="es-ES_tradnl"/>
-        </w:rPr>
         <w:t>, de @Firma.</w:t>
       </w:r>
     </w:p>
@@ -12937,89 +12851,23 @@
           <w:ilvl w:val="0"/>
           <w:numId w:val="26"/>
         </w:numPr>
-        <w:rPr>
-          <w:lang w:val="es-ES_tradnl"/>
-        </w:rPr>
-      </w:pPr>
-      <w:r>
-        <w:rPr>
-          <w:b/>
-          <w:lang w:val="es-ES_tradnl"/>
+      </w:pPr>
+      <w:r>
+        <w:rPr>
+          <w:b/>
+          <w:bCs/>
         </w:rPr>
         <w:t>FirmaUsuario3FasesF1CoSign_V1.xml</w:t>
       </w:r>
       <w:r>
-        <w:rPr>
-          <w:lang w:val="es-ES_tradnl"/>
-        </w:rPr>
-        <w:t>: Plantilla para la construcción de las peticiones al s</w:t>
-      </w:r>
-      <w:r>
-        <w:rPr>
-          <w:lang w:val="es-ES_tradnl"/>
-        </w:rPr>
-        <w:t xml:space="preserve">ervicio </w:t>
-      </w:r>
-      <w:r>
-        <w:rPr>
-          <w:lang w:val="es-ES_tradnl"/>
-        </w:rPr>
-        <w:t>f</w:t>
-      </w:r>
-      <w:r>
-        <w:rPr>
-          <w:lang w:val="es-ES_tradnl"/>
-        </w:rPr>
-        <w:t xml:space="preserve">ase 1 de </w:t>
-      </w:r>
-      <w:r>
-        <w:rPr>
-          <w:lang w:val="es-ES_tradnl"/>
-        </w:rPr>
-        <w:t>f</w:t>
-      </w:r>
-      <w:r>
-        <w:rPr>
-          <w:lang w:val="es-ES_tradnl"/>
-        </w:rPr>
-        <w:t xml:space="preserve">irma </w:t>
-      </w:r>
-      <w:r>
-        <w:rPr>
-          <w:lang w:val="es-ES_tradnl"/>
-        </w:rPr>
-        <w:t>u</w:t>
-      </w:r>
-      <w:r>
-        <w:rPr>
-          <w:lang w:val="es-ES_tradnl"/>
-        </w:rPr>
-        <w:t xml:space="preserve">suario 3 </w:t>
-      </w:r>
-      <w:r>
-        <w:rPr>
-          <w:lang w:val="es-ES_tradnl"/>
-        </w:rPr>
-        <w:t>f</w:t>
-      </w:r>
-      <w:r>
-        <w:rPr>
-          <w:lang w:val="es-ES_tradnl"/>
-        </w:rPr>
-        <w:t xml:space="preserve">ases </w:t>
+        <w:t xml:space="preserve">: Plantilla para la construcción de las peticiones al servicio fase 1 de firma usuario 3 fases </w:t>
       </w:r>
       <w:proofErr w:type="spellStart"/>
       <w:r>
-        <w:rPr>
-          <w:lang w:val="es-ES_tradnl"/>
-        </w:rPr>
         <w:t>CoSign</w:t>
       </w:r>
       <w:proofErr w:type="spellEnd"/>
       <w:r>
-        <w:rPr>
-          <w:lang w:val="es-ES_tradnl"/>
-        </w:rPr>
         <w:t>, de @Firma.</w:t>
       </w:r>
     </w:p>
@@ -13029,90 +12877,24 @@
           <w:ilvl w:val="0"/>
           <w:numId w:val="26"/>
         </w:numPr>
-        <w:rPr>
-          <w:lang w:val="es-ES_tradnl"/>
-        </w:rPr>
-      </w:pPr>
-      <w:r>
-        <w:rPr>
-          <w:b/>
-          <w:lang w:val="es-ES_tradnl"/>
+      </w:pPr>
+      <w:r>
+        <w:rPr>
+          <w:b/>
+          <w:bCs/>
         </w:rPr>
         <w:lastRenderedPageBreak/>
         <w:t>FirmaUsuario3FasesF1CounterSign_V1.xml</w:t>
       </w:r>
       <w:r>
-        <w:rPr>
-          <w:lang w:val="es-ES_tradnl"/>
-        </w:rPr>
-        <w:t>: Plantilla para la construcción de las peticiones al s</w:t>
-      </w:r>
-      <w:r>
-        <w:rPr>
-          <w:lang w:val="es-ES_tradnl"/>
-        </w:rPr>
-        <w:t xml:space="preserve">ervicio </w:t>
-      </w:r>
-      <w:r>
-        <w:rPr>
-          <w:lang w:val="es-ES_tradnl"/>
-        </w:rPr>
-        <w:t>f</w:t>
-      </w:r>
-      <w:r>
-        <w:rPr>
-          <w:lang w:val="es-ES_tradnl"/>
-        </w:rPr>
-        <w:t xml:space="preserve">ase 1 de </w:t>
-      </w:r>
-      <w:r>
-        <w:rPr>
-          <w:lang w:val="es-ES_tradnl"/>
-        </w:rPr>
-        <w:t>f</w:t>
-      </w:r>
-      <w:r>
-        <w:rPr>
-          <w:lang w:val="es-ES_tradnl"/>
-        </w:rPr>
-        <w:t xml:space="preserve">irma </w:t>
-      </w:r>
-      <w:r>
-        <w:rPr>
-          <w:lang w:val="es-ES_tradnl"/>
-        </w:rPr>
-        <w:t>u</w:t>
-      </w:r>
-      <w:r>
-        <w:rPr>
-          <w:lang w:val="es-ES_tradnl"/>
-        </w:rPr>
-        <w:t xml:space="preserve">suario 3 </w:t>
-      </w:r>
-      <w:r>
-        <w:rPr>
-          <w:lang w:val="es-ES_tradnl"/>
-        </w:rPr>
-        <w:t>f</w:t>
-      </w:r>
-      <w:r>
-        <w:rPr>
-          <w:lang w:val="es-ES_tradnl"/>
-        </w:rPr>
-        <w:t xml:space="preserve">ases </w:t>
+        <w:t xml:space="preserve">: Plantilla para la construcción de las peticiones al servicio fase 1 de firma usuario 3 fases </w:t>
       </w:r>
       <w:proofErr w:type="spellStart"/>
       <w:r>
-        <w:rPr>
-          <w:lang w:val="es-ES_tradnl"/>
-        </w:rPr>
         <w:t>CounterSign</w:t>
       </w:r>
       <w:proofErr w:type="spellEnd"/>
       <w:r>
-        <w:rPr>
-          <w:lang w:val="es-ES_tradnl"/>
-        </w:rPr>
         <w:t>, de @Firma.</w:t>
       </w:r>
     </w:p>
@@ -13548,65 +13330,23 @@
           <w:ilvl w:val="0"/>
           <w:numId w:val="26"/>
         </w:numPr>
-        <w:rPr>
-          <w:lang w:val="es-ES_tradnl"/>
-        </w:rPr>
-      </w:pPr>
-      <w:r>
-        <w:rPr>
-          <w:b/>
-          <w:lang w:val="es-ES_tradnl"/>
+      </w:pPr>
+      <w:r>
+        <w:rPr>
+          <w:b/>
+          <w:bCs/>
         </w:rPr>
         <w:t>ServerSignatureCoSign_V1.xml</w:t>
       </w:r>
       <w:r>
-        <w:rPr>
-          <w:lang w:val="es-ES_tradnl"/>
-        </w:rPr>
-        <w:t>: Plantilla para la construcción de las peticiones al s</w:t>
-      </w:r>
-      <w:r>
-        <w:rPr>
-          <w:lang w:val="es-ES_tradnl"/>
-        </w:rPr>
-        <w:t xml:space="preserve">ervicio de </w:t>
-      </w:r>
-      <w:r>
-        <w:rPr>
-          <w:lang w:val="es-ES_tradnl"/>
-        </w:rPr>
-        <w:t>f</w:t>
-      </w:r>
-      <w:r>
-        <w:rPr>
-          <w:lang w:val="es-ES_tradnl"/>
-        </w:rPr>
-        <w:t xml:space="preserve">irma </w:t>
-      </w:r>
-      <w:r>
-        <w:rPr>
-          <w:lang w:val="es-ES_tradnl"/>
-        </w:rPr>
-        <w:t>s</w:t>
-      </w:r>
-      <w:r>
-        <w:rPr>
-          <w:lang w:val="es-ES_tradnl"/>
-        </w:rPr>
-        <w:t xml:space="preserve">ervidor </w:t>
+        <w:t xml:space="preserve">: Plantilla para la construcción de las peticiones al servicio de firma servidor </w:t>
       </w:r>
       <w:proofErr w:type="spellStart"/>
       <w:r>
-        <w:rPr>
-          <w:lang w:val="es-ES_tradnl"/>
-        </w:rPr>
         <w:t>CoSign</w:t>
       </w:r>
       <w:proofErr w:type="spellEnd"/>
       <w:r>
-        <w:rPr>
-          <w:lang w:val="es-ES_tradnl"/>
-        </w:rPr>
         <w:t>, en inglés, de @Firma.</w:t>
       </w:r>
     </w:p>
@@ -13616,65 +13356,23 @@
           <w:ilvl w:val="0"/>
           <w:numId w:val="26"/>
         </w:numPr>
-        <w:rPr>
-          <w:lang w:val="es-ES_tradnl"/>
-        </w:rPr>
-      </w:pPr>
-      <w:r>
-        <w:rPr>
-          <w:b/>
-          <w:lang w:val="es-ES_tradnl"/>
+      </w:pPr>
+      <w:r>
+        <w:rPr>
+          <w:b/>
+          <w:bCs/>
         </w:rPr>
         <w:t>ServerSignatureCounterSign_V1.xml</w:t>
       </w:r>
       <w:r>
-        <w:rPr>
-          <w:lang w:val="es-ES_tradnl"/>
-        </w:rPr>
-        <w:t>: Plantilla para la construcción de las peticiones al s</w:t>
-      </w:r>
-      <w:r>
-        <w:rPr>
-          <w:lang w:val="es-ES_tradnl"/>
-        </w:rPr>
-        <w:t xml:space="preserve">ervicio de </w:t>
-      </w:r>
-      <w:r>
-        <w:rPr>
-          <w:lang w:val="es-ES_tradnl"/>
-        </w:rPr>
-        <w:t>f</w:t>
-      </w:r>
-      <w:r>
-        <w:rPr>
-          <w:lang w:val="es-ES_tradnl"/>
-        </w:rPr>
-        <w:t xml:space="preserve">irma </w:t>
-      </w:r>
-      <w:r>
-        <w:rPr>
-          <w:lang w:val="es-ES_tradnl"/>
-        </w:rPr>
-        <w:t>s</w:t>
-      </w:r>
-      <w:r>
-        <w:rPr>
-          <w:lang w:val="es-ES_tradnl"/>
-        </w:rPr>
-        <w:t xml:space="preserve">ervidor </w:t>
+        <w:t xml:space="preserve">: Plantilla para la construcción de las peticiones al servicio de firma servidor </w:t>
       </w:r>
       <w:proofErr w:type="spellStart"/>
       <w:r>
-        <w:rPr>
-          <w:lang w:val="es-ES_tradnl"/>
-        </w:rPr>
         <w:t>CounterSign</w:t>
       </w:r>
       <w:proofErr w:type="spellEnd"/>
       <w:r>
-        <w:rPr>
-          <w:lang w:val="es-ES_tradnl"/>
-        </w:rPr>
         <w:t>, en inglés, de @Firma.</w:t>
       </w:r>
     </w:p>
@@ -13901,96 +13599,24 @@
           <w:ilvl w:val="0"/>
           <w:numId w:val="26"/>
         </w:numPr>
-        <w:rPr>
-          <w:lang w:val="es-ES_tradnl"/>
-        </w:rPr>
-      </w:pPr>
-      <w:r>
-        <w:rPr>
-          <w:b/>
-          <w:lang w:val="es-ES_tradnl"/>
+      </w:pPr>
+      <w:r>
+        <w:rPr>
+          <w:b/>
+          <w:bCs/>
         </w:rPr>
         <w:t>ThreePhaseUserSignatureF1CoSign_V1.xml</w:t>
       </w:r>
       <w:r>
-        <w:rPr>
-          <w:lang w:val="es-ES_tradnl"/>
-        </w:rPr>
-        <w:t>: Plantilla para la construcción de las peticiones al s</w:t>
-      </w:r>
-      <w:r>
-        <w:rPr>
-          <w:lang w:val="es-ES_tradnl"/>
-        </w:rPr>
-        <w:t xml:space="preserve">ervicio </w:t>
-      </w:r>
-      <w:r>
-        <w:rPr>
-          <w:lang w:val="es-ES_tradnl"/>
-        </w:rPr>
-        <w:t>f</w:t>
-      </w:r>
-      <w:r>
-        <w:rPr>
-          <w:lang w:val="es-ES_tradnl"/>
-        </w:rPr>
-        <w:t xml:space="preserve">ase 1 de </w:t>
-      </w:r>
-      <w:r>
-        <w:rPr>
-          <w:lang w:val="es-ES_tradnl"/>
-        </w:rPr>
-        <w:t>f</w:t>
-      </w:r>
-      <w:r>
-        <w:rPr>
-          <w:lang w:val="es-ES_tradnl"/>
-        </w:rPr>
-        <w:t xml:space="preserve">irma </w:t>
-      </w:r>
-      <w:r>
-        <w:rPr>
-          <w:lang w:val="es-ES_tradnl"/>
-        </w:rPr>
-        <w:t>u</w:t>
-      </w:r>
-      <w:r>
-        <w:rPr>
-          <w:lang w:val="es-ES_tradnl"/>
-        </w:rPr>
-        <w:t xml:space="preserve">suario 3 </w:t>
-      </w:r>
-      <w:r>
-        <w:rPr>
-          <w:lang w:val="es-ES_tradnl"/>
-        </w:rPr>
-        <w:t>f</w:t>
-      </w:r>
-      <w:r>
-        <w:rPr>
-          <w:lang w:val="es-ES_tradnl"/>
-        </w:rPr>
-        <w:t xml:space="preserve">ases </w:t>
+        <w:t xml:space="preserve">: Plantilla para la construcción de las peticiones al servicio fase 1 de firma usuario 3 fases </w:t>
       </w:r>
       <w:proofErr w:type="spellStart"/>
       <w:r>
-        <w:rPr>
-          <w:lang w:val="es-ES_tradnl"/>
-        </w:rPr>
         <w:t>CoSign</w:t>
       </w:r>
       <w:proofErr w:type="spellEnd"/>
       <w:r>
-        <w:rPr>
-          <w:lang w:val="es-ES_tradnl"/>
-        </w:rPr>
-        <w:t>, en inglés, de @Firma</w:t>
-      </w:r>
-      <w:r>
-        <w:rPr>
-          <w:lang w:val="es-ES_tradnl"/>
-        </w:rPr>
-        <w:t>.</w:t>
+        <w:t>, en inglés, de @Firma.</w:t>
       </w:r>
     </w:p>
     <w:p>
@@ -13999,96 +13625,24 @@
           <w:ilvl w:val="0"/>
           <w:numId w:val="26"/>
         </w:numPr>
-        <w:rPr>
-          <w:lang w:val="es-ES_tradnl"/>
-        </w:rPr>
-      </w:pPr>
-      <w:r>
-        <w:rPr>
-          <w:b/>
-          <w:lang w:val="es-ES_tradnl"/>
+      </w:pPr>
+      <w:r>
+        <w:rPr>
+          <w:b/>
+          <w:bCs/>
         </w:rPr>
         <w:t>ThreePhaseUserSignatureF1CounterSign_V1.xml</w:t>
       </w:r>
       <w:r>
-        <w:rPr>
-          <w:lang w:val="es-ES_tradnl"/>
-        </w:rPr>
-        <w:t>: Plantilla para la construcción de las peticiones al s</w:t>
-      </w:r>
-      <w:r>
-        <w:rPr>
-          <w:lang w:val="es-ES_tradnl"/>
-        </w:rPr>
-        <w:t xml:space="preserve">ervicio </w:t>
-      </w:r>
-      <w:r>
-        <w:rPr>
-          <w:lang w:val="es-ES_tradnl"/>
-        </w:rPr>
-        <w:t>f</w:t>
-      </w:r>
-      <w:r>
-        <w:rPr>
-          <w:lang w:val="es-ES_tradnl"/>
-        </w:rPr>
-        <w:t xml:space="preserve">ase 1 de </w:t>
-      </w:r>
-      <w:r>
-        <w:rPr>
-          <w:lang w:val="es-ES_tradnl"/>
-        </w:rPr>
-        <w:t>f</w:t>
-      </w:r>
-      <w:r>
-        <w:rPr>
-          <w:lang w:val="es-ES_tradnl"/>
-        </w:rPr>
-        <w:t xml:space="preserve">irma </w:t>
-      </w:r>
-      <w:r>
-        <w:rPr>
-          <w:lang w:val="es-ES_tradnl"/>
-        </w:rPr>
-        <w:t>u</w:t>
-      </w:r>
-      <w:r>
-        <w:rPr>
-          <w:lang w:val="es-ES_tradnl"/>
-        </w:rPr>
-        <w:t xml:space="preserve">suario 3 </w:t>
-      </w:r>
-      <w:r>
-        <w:rPr>
-          <w:lang w:val="es-ES_tradnl"/>
-        </w:rPr>
-        <w:t>f</w:t>
-      </w:r>
-      <w:r>
-        <w:rPr>
-          <w:lang w:val="es-ES_tradnl"/>
-        </w:rPr>
-        <w:t xml:space="preserve">ases </w:t>
+        <w:t xml:space="preserve">: Plantilla para la construcción de las peticiones al servicio fase 1 de firma usuario 3 fases </w:t>
       </w:r>
       <w:proofErr w:type="spellStart"/>
       <w:r>
-        <w:rPr>
-          <w:lang w:val="es-ES_tradnl"/>
-        </w:rPr>
         <w:t>CounterSign</w:t>
       </w:r>
       <w:proofErr w:type="spellEnd"/>
       <w:r>
-        <w:rPr>
-          <w:lang w:val="es-ES_tradnl"/>
-        </w:rPr>
-        <w:t>, en inglés, de @Firma</w:t>
-      </w:r>
-      <w:r>
-        <w:rPr>
-          <w:lang w:val="es-ES_tradnl"/>
-        </w:rPr>
-        <w:t>.</w:t>
+        <w:t>, en inglés, de @Firma.</w:t>
       </w:r>
     </w:p>
     <w:p>
@@ -14501,7 +14055,7 @@
         <w:pStyle w:val="Ttulo3"/>
       </w:pPr>
       <w:bookmarkStart w:id="44" w:name="_Toc453065742"/>
-      <w:bookmarkStart w:id="45" w:name="_Toc157417016"/>
+      <w:bookmarkStart w:id="45" w:name="_Toc190363302"/>
       <w:r>
         <w:t xml:space="preserve">Archivo </w:t>
       </w:r>
@@ -14536,88 +14090,40 @@
           <w:ilvl w:val="0"/>
           <w:numId w:val="28"/>
         </w:numPr>
-        <w:rPr>
-          <w:lang w:val="es-ES_tradnl"/>
-        </w:rPr>
-      </w:pPr>
-      <w:r>
-        <w:rPr>
-          <w:b/>
-          <w:lang w:val="es-ES_tradnl"/>
+      </w:pPr>
+      <w:r>
+        <w:rPr>
+          <w:b/>
+          <w:bCs/>
         </w:rPr>
         <w:t>HSM_CONFIG_PATH:</w:t>
       </w:r>
       <w:r>
-        <w:rPr>
-          <w:lang w:val="es-ES_tradnl"/>
-        </w:rPr>
-        <w:t xml:space="preserve"> </w:t>
-      </w:r>
-      <w:r>
-        <w:rPr>
-          <w:lang w:val="es-ES_tradnl"/>
-        </w:rPr>
-        <w:t>Ruta absoluta al fichero de configuración PKCS11 donde se establece la ruta absoluta a la librería nativa del HSM entre otras configuraciones adicionales.</w:t>
-      </w:r>
-      <w:r>
-        <w:rPr>
-          <w:lang w:val="es-ES_tradnl"/>
-        </w:rPr>
-        <w:t xml:space="preserve"> Por ejemplo “</w:t>
-      </w:r>
-      <w:r>
-        <w:rPr>
-          <w:lang w:val="es-ES_tradnl"/>
-        </w:rPr>
+        <w:t xml:space="preserve"> Ruta absoluta al fichero de configuración PKCS11 donde se establece la ruta absoluta a la librería nativa del HSM entre otras configuraciones adicionales. Por ejemplo “/</w:t>
+      </w:r>
+      <w:proofErr w:type="spellStart"/>
+      <w:r>
+        <w:t>opt</w:t>
+      </w:r>
+      <w:proofErr w:type="spellEnd"/>
+      <w:r>
         <w:t>/</w:t>
       </w:r>
       <w:proofErr w:type="spellStart"/>
       <w:r>
-        <w:rPr>
-          <w:lang w:val="es-ES_tradnl"/>
-        </w:rPr>
-        <w:t>opt</w:t>
+        <w:t>users</w:t>
       </w:r>
       <w:proofErr w:type="spellEnd"/>
       <w:r>
-        <w:rPr>
-          <w:lang w:val="es-ES_tradnl"/>
-        </w:rPr>
-        <w:t>/</w:t>
+        <w:t>/HSM/</w:t>
       </w:r>
       <w:proofErr w:type="spellStart"/>
       <w:r>
-        <w:rPr>
-          <w:lang w:val="es-ES_tradnl"/>
-        </w:rPr>
-        <w:t>users</w:t>
+        <w:t>config</w:t>
       </w:r>
       <w:proofErr w:type="spellEnd"/>
       <w:r>
-        <w:rPr>
-          <w:lang w:val="es-ES_tradnl"/>
-        </w:rPr>
-        <w:t>/HSM/</w:t>
-      </w:r>
-      <w:proofErr w:type="spellStart"/>
-      <w:r>
-        <w:rPr>
-          <w:lang w:val="es-ES_tradnl"/>
-        </w:rPr>
-        <w:t>config</w:t>
-      </w:r>
-      <w:proofErr w:type="spellEnd"/>
-      <w:r>
-        <w:rPr>
-          <w:lang w:val="es-ES_tradnl"/>
-        </w:rPr>
-        <w:t>/pkcs11.cfg</w:t>
-      </w:r>
-      <w:r>
-        <w:rPr>
-          <w:lang w:val="es-ES_tradnl"/>
-        </w:rPr>
-        <w:t>” indica la ruta al fichero “pkcs11.cfg” que contiene la configuración PKCS11 del HSM, cuyo contenido podría ser:</w:t>
+        <w:t>/pkcs11.cfg” indica la ruta al fichero “pkcs11.cfg” que contiene la configuración PKCS11 del HSM, cuyo contenido podría ser:</w:t>
       </w:r>
     </w:p>
     <w:p>
@@ -14839,40 +14345,16 @@
           <w:ilvl w:val="0"/>
           <w:numId w:val="28"/>
         </w:numPr>
-        <w:rPr>
-          <w:lang w:val="es-ES_tradnl"/>
-        </w:rPr>
-      </w:pPr>
-      <w:r>
-        <w:rPr>
-          <w:b/>
-          <w:lang w:val="es-ES_tradnl"/>
+      </w:pPr>
+      <w:r>
+        <w:rPr>
+          <w:b/>
+          <w:bCs/>
         </w:rPr>
         <w:t>HSM_PASSWORD:</w:t>
       </w:r>
       <w:r>
-        <w:rPr>
-          <w:lang w:val="es-ES_tradnl"/>
-        </w:rPr>
-        <w:t xml:space="preserve"> </w:t>
-      </w:r>
-      <w:r>
-        <w:rPr>
-          <w:lang w:val="es-ES_tradnl"/>
-        </w:rPr>
-        <w:t>Contraseña de acceso al HSM. Esta propiedad podría estar vacía en caso de no ser necesar</w:t>
-      </w:r>
-      <w:r>
-        <w:rPr>
-          <w:lang w:val="es-ES_tradnl"/>
-        </w:rPr>
-        <w:t>i</w:t>
-      </w:r>
-      <w:r>
-        <w:rPr>
-          <w:lang w:val="es-ES_tradnl"/>
-        </w:rPr>
-        <w:t>a dicha contraseña.</w:t>
+        <w:t xml:space="preserve"> Contraseña de acceso al HSM. Esta propiedad podría estar vacía en caso de no ser necesaria dicha contraseña.</w:t>
       </w:r>
     </w:p>
     <w:p>
@@ -14880,7 +14362,7 @@
         <w:pStyle w:val="Ttulo3"/>
       </w:pPr>
       <w:bookmarkStart w:id="46" w:name="_Toc453065743"/>
-      <w:bookmarkStart w:id="47" w:name="_Toc157417017"/>
+      <w:bookmarkStart w:id="47" w:name="_Toc190363303"/>
       <w:r>
         <w:lastRenderedPageBreak/>
         <w:t xml:space="preserve">Archivo </w:t>
@@ -14892,47 +14374,21 @@
       <w:bookmarkEnd w:id="47"/>
     </w:p>
     <w:p>
-      <w:pPr>
-        <w:rPr>
-          <w:lang w:val="es-ES_tradnl"/>
-        </w:rPr>
-      </w:pPr>
-      <w:r>
-        <w:rPr>
-          <w:lang w:val="es-ES_tradnl"/>
-        </w:rPr>
-        <w:t xml:space="preserve">Este archivo </w:t>
-      </w:r>
-      <w:r>
-        <w:rPr>
-          <w:lang w:val="es-ES_tradnl"/>
-        </w:rPr>
-        <w:t xml:space="preserve">permite configurar el idioma asociado a los mensajes de la API </w:t>
+      <w:r>
+        <w:t xml:space="preserve">Este archivo permite configurar el idioma asociado a los mensajes de la API </w:t>
       </w:r>
       <w:proofErr w:type="spellStart"/>
       <w:r>
-        <w:rPr>
-          <w:lang w:val="es-ES_tradnl"/>
-        </w:rPr>
         <w:t>Integr</w:t>
       </w:r>
       <w:proofErr w:type="spellEnd"/>
       <w:r>
-        <w:rPr>
-          <w:lang w:val="es-ES_tradnl"/>
-        </w:rPr>
         <w:t>@</w:t>
       </w:r>
       <w:r>
-        <w:rPr>
-          <w:lang w:val="es-ES_tradnl"/>
-        </w:rPr>
         <w:t>, así como para los mensajes emitidos por el WS</w:t>
       </w:r>
       <w:r>
-        <w:rPr>
-          <w:lang w:val="es-ES_tradnl"/>
-        </w:rPr>
         <w:t>. Admite seleccionar los mensajes en inglés o en español.</w:t>
       </w:r>
     </w:p>
@@ -14942,35 +14398,23 @@
           <w:ilvl w:val="0"/>
           <w:numId w:val="28"/>
         </w:numPr>
-        <w:rPr>
-          <w:lang w:val="es-ES_tradnl"/>
-        </w:rPr>
-      </w:pPr>
-      <w:r>
-        <w:rPr>
-          <w:b/>
-          <w:lang w:val="es-ES_tradnl"/>
+      </w:pPr>
+      <w:r>
+        <w:rPr>
+          <w:b/>
+          <w:bCs/>
         </w:rPr>
         <w:t>LANGUAGE:</w:t>
       </w:r>
       <w:r>
-        <w:rPr>
-          <w:lang w:val="es-ES_tradnl"/>
-        </w:rPr>
         <w:t xml:space="preserve"> Idioma asociado a los mensajes de la API </w:t>
       </w:r>
       <w:proofErr w:type="spellStart"/>
       <w:r>
-        <w:rPr>
-          <w:lang w:val="es-ES_tradnl"/>
-        </w:rPr>
         <w:t>Integr</w:t>
       </w:r>
       <w:proofErr w:type="spellEnd"/>
       <w:r>
-        <w:rPr>
-          <w:lang w:val="es-ES_tradnl"/>
-        </w:rPr>
         <w:t>@. Los valores posibles son:</w:t>
       </w:r>
     </w:p>
@@ -14980,35 +14424,26 @@
           <w:ilvl w:val="2"/>
           <w:numId w:val="28"/>
         </w:numPr>
-        <w:rPr>
-          <w:lang w:val="es-ES_tradnl"/>
-        </w:rPr>
       </w:pPr>
       <w:proofErr w:type="spellStart"/>
       <w:r>
         <w:rPr>
           <w:b/>
-          <w:lang w:val="es-ES_tradnl"/>
+          <w:bCs/>
         </w:rPr>
         <w:t>es_ES</w:t>
       </w:r>
       <w:proofErr w:type="spellEnd"/>
       <w:r>
-        <w:rPr>
-          <w:lang w:val="es-ES_tradnl"/>
-        </w:rPr>
         <w:t xml:space="preserve"> </w:t>
       </w:r>
       <w:r>
         <w:rPr>
-          <w:lang w:val="es-ES_tradnl"/>
-        </w:rPr>
-        <w:sym w:font="Wingdings" w:char="F0E0"/>
-      </w:r>
-      <w:r>
-        <w:rPr>
-          <w:lang w:val="es-ES_tradnl"/>
-        </w:rPr>
+          <w:rFonts w:ascii="Wingdings" w:eastAsia="Wingdings" w:hAnsi="Wingdings" w:cs="Wingdings"/>
+        </w:rPr>
+        <w:t>à</w:t>
+      </w:r>
+      <w:r>
         <w:t xml:space="preserve"> Idioma español.</w:t>
       </w:r>
     </w:p>
@@ -15018,35 +14453,26 @@
           <w:ilvl w:val="2"/>
           <w:numId w:val="28"/>
         </w:numPr>
-        <w:rPr>
-          <w:lang w:val="es-ES_tradnl"/>
-        </w:rPr>
       </w:pPr>
       <w:proofErr w:type="spellStart"/>
       <w:r>
         <w:rPr>
           <w:b/>
-          <w:lang w:val="es-ES_tradnl"/>
+          <w:bCs/>
         </w:rPr>
         <w:t>en_US</w:t>
       </w:r>
       <w:proofErr w:type="spellEnd"/>
       <w:r>
-        <w:rPr>
-          <w:lang w:val="es-ES_tradnl"/>
-        </w:rPr>
         <w:t xml:space="preserve"> </w:t>
       </w:r>
       <w:r>
         <w:rPr>
-          <w:lang w:val="es-ES_tradnl"/>
-        </w:rPr>
-        <w:sym w:font="Wingdings" w:char="F0E0"/>
-      </w:r>
-      <w:r>
-        <w:rPr>
-          <w:lang w:val="es-ES_tradnl"/>
-        </w:rPr>
+          <w:rFonts w:ascii="Wingdings" w:eastAsia="Wingdings" w:hAnsi="Wingdings" w:cs="Wingdings"/>
+        </w:rPr>
+        <w:t>à</w:t>
+      </w:r>
+      <w:r>
         <w:t xml:space="preserve"> Idioma inglés.</w:t>
       </w:r>
     </w:p>
@@ -15062,7 +14488,7 @@
         <w:pStyle w:val="Ttulo3"/>
       </w:pPr>
       <w:bookmarkStart w:id="48" w:name="_Toc453065744"/>
-      <w:bookmarkStart w:id="49" w:name="_Toc157417018"/>
+      <w:bookmarkStart w:id="49" w:name="_Toc190363304"/>
       <w:r>
         <w:t xml:space="preserve">Archivo </w:t>
       </w:r>
@@ -15097,7 +14523,7 @@
         <w:pStyle w:val="Ttulo3"/>
       </w:pPr>
       <w:bookmarkStart w:id="50" w:name="_Toc453065745"/>
-      <w:bookmarkStart w:id="51" w:name="_Toc157417019"/>
+      <w:bookmarkStart w:id="51" w:name="_Toc190363305"/>
       <w:r>
         <w:t xml:space="preserve">Archivo </w:t>
       </w:r>
@@ -15108,75 +14534,29 @@
       <w:bookmarkEnd w:id="51"/>
     </w:p>
     <w:p>
-      <w:pPr>
-        <w:rPr>
-          <w:lang w:val="es-ES_tradnl"/>
-        </w:rPr>
-      </w:pPr>
-      <w:r>
-        <w:rPr>
-          <w:lang w:val="es-ES_tradnl"/>
-        </w:rPr>
-        <w:t>Fichero de propiedades que contiene los identificadores empleados como atajo o acceso directo</w:t>
-      </w:r>
-      <w:r>
-        <w:rPr>
-          <w:lang w:val="es-ES_tradnl"/>
-        </w:rPr>
-        <w:t xml:space="preserve"> a las rutas de los nodos extraí</w:t>
-      </w:r>
-      <w:r>
-        <w:rPr>
-          <w:lang w:val="es-ES_tradnl"/>
-        </w:rPr>
-        <w:t xml:space="preserve">dos en el procesado de las respuestas XML de los servicios de @Firma, TS@ y </w:t>
+      <w:r>
+        <w:t xml:space="preserve">Fichero de propiedades que contiene los identificadores empleados como atajo o acceso directo a las rutas de los nodos extraídos en el procesado de las respuestas XML de los servicios de @Firma, TS@ y </w:t>
       </w:r>
       <w:proofErr w:type="spellStart"/>
       <w:r>
-        <w:rPr>
-          <w:lang w:val="es-ES_tradnl"/>
-        </w:rPr>
         <w:t>eVisor</w:t>
       </w:r>
       <w:proofErr w:type="spellEnd"/>
       <w:r>
-        <w:rPr>
-          <w:lang w:val="es-ES_tradnl"/>
-        </w:rPr>
         <w:t>.</w:t>
       </w:r>
     </w:p>
     <w:p>
-      <w:pPr>
-        <w:rPr>
-          <w:lang w:val="es-ES_tradnl"/>
-        </w:rPr>
-      </w:pPr>
-      <w:r>
-        <w:rPr>
-          <w:lang w:val="es-ES_tradnl"/>
-        </w:rPr>
+      <w:r>
         <w:t xml:space="preserve">Cada clave se corresponderá con el nombre del atajo o acceso directo al elemento, y el valor será la ruta </w:t>
       </w:r>
       <w:proofErr w:type="spellStart"/>
       <w:r>
-        <w:rPr>
-          <w:lang w:val="es-ES_tradnl"/>
-        </w:rPr>
         <w:t>xPath</w:t>
       </w:r>
       <w:proofErr w:type="spellEnd"/>
       <w:r>
-        <w:rPr>
-          <w:lang w:val="es-ES_tradnl"/>
-        </w:rPr>
-        <w:t xml:space="preserve"> del nodo que obtener de la respuesta XML.</w:t>
-      </w:r>
-      <w:r>
-        <w:rPr>
-          <w:lang w:val="es-ES_tradnl"/>
-        </w:rPr>
-        <w:t xml:space="preserve"> Por ejemplo:</w:t>
+        <w:t xml:space="preserve"> del nodo que obtener de la respuesta XML. Por ejemplo:</w:t>
       </w:r>
     </w:p>
     <w:p>
@@ -15205,55 +14585,43 @@
     </w:p>
     <w:p>
       <w:r>
-        <w:rPr>
-          <w:lang w:val="es-ES_tradnl"/>
-        </w:rPr>
         <w:t xml:space="preserve">En este caso, el atajo con nombre </w:t>
       </w:r>
       <w:r>
         <w:rPr>
           <w:b/>
-          <w:lang w:val="es-ES_tradnl"/>
+          <w:bCs/>
         </w:rPr>
         <w:t>RFC3161Timestamp</w:t>
       </w:r>
       <w:r>
-        <w:rPr>
-          <w:lang w:val="es-ES_tradnl"/>
-        </w:rPr>
         <w:t xml:space="preserve"> se utilizaría para obtener, de una respuesta del </w:t>
       </w:r>
       <w:r>
         <w:rPr>
           <w:i/>
-          <w:lang w:val="es-ES_tradnl"/>
+          <w:iCs/>
         </w:rPr>
         <w:t>Servicio de Generación de Sello de Tiempo</w:t>
       </w:r>
       <w:r>
-        <w:rPr>
-          <w:lang w:val="es-ES_tradnl"/>
-        </w:rPr>
         <w:t xml:space="preserve"> de TS@ o del </w:t>
       </w:r>
       <w:r>
         <w:rPr>
           <w:i/>
-          <w:lang w:val="es-ES_tradnl"/>
+          <w:iCs/>
         </w:rPr>
         <w:t>Servicio de Renovación de Sello de Tiempo</w:t>
       </w:r>
       <w:r>
-        <w:rPr>
-          <w:lang w:val="es-ES_tradnl"/>
-        </w:rPr>
         <w:t xml:space="preserve"> de TS@, el valor del elemento </w:t>
       </w:r>
       <w:proofErr w:type="gramStart"/>
       <w:r>
         <w:rPr>
           <w:b/>
-          <w:lang w:val="es-ES_tradnl"/>
+          <w:bCs/>
         </w:rPr>
         <w:t>dss:RFC</w:t>
       </w:r>
@@ -15261,44 +14629,35 @@
       <w:r>
         <w:rPr>
           <w:b/>
-          <w:lang w:val="es-ES_tradnl"/>
+          <w:bCs/>
         </w:rPr>
         <w:t>3161TimeStampToken</w:t>
       </w:r>
       <w:r>
-        <w:rPr>
-          <w:lang w:val="es-ES_tradnl"/>
-        </w:rPr>
         <w:t xml:space="preserve"> contenido dentro del elemento </w:t>
       </w:r>
       <w:proofErr w:type="spellStart"/>
       <w:r>
         <w:rPr>
           <w:b/>
-          <w:lang w:val="es-ES_tradnl"/>
+          <w:bCs/>
         </w:rPr>
         <w:t>dss:Timestamp</w:t>
       </w:r>
       <w:proofErr w:type="spellEnd"/>
       <w:r>
-        <w:rPr>
-          <w:lang w:val="es-ES_tradnl"/>
-        </w:rPr>
         <w:t xml:space="preserve">, que a su vez está contenido dentro del elemento </w:t>
       </w:r>
       <w:proofErr w:type="spellStart"/>
       <w:r>
         <w:rPr>
           <w:b/>
-          <w:lang w:val="es-ES_tradnl"/>
+          <w:bCs/>
         </w:rPr>
         <w:t>dss:SignatureObject</w:t>
       </w:r>
       <w:proofErr w:type="spellEnd"/>
       <w:r>
-        <w:rPr>
-          <w:lang w:val="es-ES_tradnl"/>
-        </w:rPr>
         <w:t>.</w:t>
       </w:r>
     </w:p>
@@ -15307,7 +14666,7 @@
         <w:pStyle w:val="Ttulo3"/>
       </w:pPr>
       <w:bookmarkStart w:id="52" w:name="_Toc453065746"/>
-      <w:bookmarkStart w:id="53" w:name="_Toc157417020"/>
+      <w:bookmarkStart w:id="53" w:name="_Toc190363306"/>
       <w:r>
         <w:t xml:space="preserve">Archivo </w:t>
       </w:r>
@@ -15318,29 +14677,15 @@
       <w:bookmarkEnd w:id="53"/>
     </w:p>
     <w:p>
-      <w:pPr>
-        <w:rPr>
-          <w:lang w:val="es-ES_tradnl"/>
-        </w:rPr>
-      </w:pPr>
-      <w:r>
-        <w:rPr>
-          <w:lang w:val="es-ES_tradnl"/>
-        </w:rPr>
+      <w:r>
         <w:t xml:space="preserve">Fichero de propiedades donde se definen las propiedades necesarias para la conversión de parámetros a XML en las peticiones a los WS de @Firma, TS@ y </w:t>
       </w:r>
       <w:proofErr w:type="spellStart"/>
       <w:r>
-        <w:rPr>
-          <w:lang w:val="es-ES_tradnl"/>
-        </w:rPr>
         <w:t>eVisor</w:t>
       </w:r>
       <w:proofErr w:type="spellEnd"/>
       <w:r>
-        <w:rPr>
-          <w:lang w:val="es-ES_tradnl"/>
-        </w:rPr>
         <w:t xml:space="preserve">, así como las propiedades necesarias para el procesamiento de las respuestas de dichos WS. </w:t>
       </w:r>
     </w:p>
@@ -15368,15 +14713,12 @@
           <w:ilvl w:val="0"/>
           <w:numId w:val="28"/>
         </w:numPr>
-        <w:rPr>
-          <w:lang w:val="es-ES_tradnl"/>
-        </w:rPr>
       </w:pPr>
       <w:proofErr w:type="spellStart"/>
       <w:r>
         <w:rPr>
           <w:b/>
-          <w:lang w:val="es-ES_tradnl"/>
+          <w:bCs/>
         </w:rPr>
         <w:t>TransformersTemplatesPath</w:t>
       </w:r>
@@ -15384,21 +14726,12 @@
       <w:r>
         <w:rPr>
           <w:b/>
-          <w:lang w:val="es-ES_tradnl"/>
+          <w:bCs/>
         </w:rPr>
         <w:t>:</w:t>
       </w:r>
       <w:r>
-        <w:rPr>
-          <w:lang w:val="es-ES_tradnl"/>
-        </w:rPr>
-        <w:t xml:space="preserve"> </w:t>
-      </w:r>
-      <w:r>
-        <w:rPr>
-          <w:lang w:val="es-ES_tradnl"/>
-        </w:rPr>
-        <w:t>Ruta al directorio donde se encuentran las plantillas que contienen la información para generar las interfaces XML a generar y las plantillas que contienen la información para extraer los nodos de las respuestas XML y convertirlos a parámetros.</w:t>
+        <w:t xml:space="preserve"> Ruta al directorio donde se encuentran las plantillas que contienen la información para generar las interfaces XML a generar y las plantillas que contienen la información para extraer los nodos de las respuestas XML y convertirlos a parámetros.</w:t>
       </w:r>
     </w:p>
     <w:p>
@@ -15830,7 +15163,7 @@
       <w:pPr>
         <w:pStyle w:val="Ttulo2"/>
       </w:pPr>
-      <w:bookmarkStart w:id="56" w:name="_Toc157417021"/>
+      <w:bookmarkStart w:id="56" w:name="_Toc190363307"/>
       <w:r>
         <w:t>Configuración dinámica</w:t>
       </w:r>
@@ -16406,7 +15739,7 @@
       <w:pPr>
         <w:pStyle w:val="Ttulo3"/>
       </w:pPr>
-      <w:bookmarkStart w:id="59" w:name="_Toc157417022"/>
+      <w:bookmarkStart w:id="59" w:name="_Toc190363308"/>
       <w:r>
         <w:t>Archivo mappingFiles</w:t>
       </w:r>
@@ -16440,14 +15773,12 @@
         </w:rPr>
         <w:t xml:space="preserve"> se mapean </w:t>
       </w:r>
-      <w:proofErr w:type="gramStart"/>
-      <w:r>
-        <w:rPr>
-          <w:lang w:val="es-ES_tradnl"/>
-        </w:rPr>
-        <w:t>los nombre</w:t>
-      </w:r>
-      <w:proofErr w:type="gramEnd"/>
+      <w:r>
+        <w:rPr>
+          <w:lang w:val="es-ES_tradnl"/>
+        </w:rPr>
+        <w:t>los nombres</w:t>
+      </w:r>
       <w:r>
         <w:rPr>
           <w:lang w:val="es-ES_tradnl"/>
@@ -16515,7 +15846,7 @@
       <w:pPr>
         <w:pStyle w:val="Ttulo3"/>
       </w:pPr>
-      <w:bookmarkStart w:id="60" w:name="_Toc157417023"/>
+      <w:bookmarkStart w:id="60" w:name="_Toc190363309"/>
       <w:bookmarkEnd w:id="58"/>
       <w:r>
         <w:t>Configuraciones generales Integr@</w:t>
@@ -16544,16 +15875,12 @@
         <w:rPr>
           <w:rFonts w:cs="Calibri"/>
           <w:spacing w:val="0"/>
-          <w:szCs w:val="24"/>
-          <w:lang w:val="es-ES_tradnl" w:eastAsia="es-ES_tradnl"/>
         </w:rPr>
       </w:pPr>
       <w:r>
         <w:rPr>
           <w:rFonts w:cs="Calibri"/>
           <w:spacing w:val="0"/>
-          <w:szCs w:val="24"/>
-          <w:lang w:val="es-ES_tradnl" w:eastAsia="es-ES_tradnl"/>
         </w:rPr>
         <w:t xml:space="preserve">Archivo con configuraciones generales. El nombre del fichero queda a elección del integrador y se definirá en el fichero </w:t>
       </w:r>
@@ -16562,8 +15889,6 @@
         <w:rPr>
           <w:rFonts w:cs="Calibri"/>
           <w:spacing w:val="0"/>
-          <w:szCs w:val="24"/>
-          <w:lang w:val="es-ES_tradnl" w:eastAsia="es-ES_tradnl"/>
         </w:rPr>
         <w:t>mappingFiles.properties</w:t>
       </w:r>
@@ -16572,8 +15897,6 @@
         <w:rPr>
           <w:rFonts w:cs="Calibri"/>
           <w:spacing w:val="0"/>
-          <w:szCs w:val="24"/>
-          <w:lang w:val="es-ES_tradnl" w:eastAsia="es-ES_tradnl"/>
         </w:rPr>
         <w:t xml:space="preserve">. Se propone como nombre </w:t>
       </w:r>
@@ -16582,8 +15905,6 @@
         <w:rPr>
           <w:rFonts w:cs="Calibri"/>
           <w:spacing w:val="0"/>
-          <w:szCs w:val="24"/>
-          <w:lang w:val="es-ES_tradnl" w:eastAsia="es-ES_tradnl"/>
         </w:rPr>
         <w:t>integra</w:t>
       </w:r>
@@ -16591,8 +15912,6 @@
         <w:rPr>
           <w:rFonts w:cs="Calibri"/>
           <w:spacing w:val="0"/>
-          <w:szCs w:val="24"/>
-          <w:lang w:val="es-ES_tradnl" w:eastAsia="es-ES_tradnl"/>
         </w:rPr>
         <w:t>idCliente</w:t>
       </w:r>
@@ -16600,8 +15919,6 @@
         <w:rPr>
           <w:rFonts w:cs="Calibri"/>
           <w:spacing w:val="0"/>
-          <w:szCs w:val="24"/>
-          <w:lang w:val="es-ES_tradnl" w:eastAsia="es-ES_tradnl"/>
         </w:rPr>
         <w:t>.properties</w:t>
       </w:r>
@@ -16610,8 +15927,6 @@
         <w:rPr>
           <w:rFonts w:cs="Calibri"/>
           <w:spacing w:val="0"/>
-          <w:szCs w:val="24"/>
-          <w:lang w:val="es-ES_tradnl" w:eastAsia="es-ES_tradnl"/>
         </w:rPr>
         <w:t xml:space="preserve"> </w:t>
       </w:r>
@@ -16619,8 +15934,6 @@
         <w:rPr>
           <w:rFonts w:cs="Calibri"/>
           <w:spacing w:val="0"/>
-          <w:szCs w:val="24"/>
-          <w:lang w:val="es-ES_tradnl" w:eastAsia="es-ES_tradnl"/>
         </w:rPr>
         <w:t xml:space="preserve">siendo </w:t>
       </w:r>
@@ -16629,8 +15942,6 @@
         <w:rPr>
           <w:rFonts w:cs="Calibri"/>
           <w:spacing w:val="0"/>
-          <w:szCs w:val="24"/>
-          <w:lang w:val="es-ES_tradnl" w:eastAsia="es-ES_tradnl"/>
         </w:rPr>
         <w:t>idCliente</w:t>
       </w:r>
@@ -16639,8 +15950,6 @@
         <w:rPr>
           <w:rFonts w:cs="Calibri"/>
           <w:spacing w:val="0"/>
-          <w:szCs w:val="24"/>
-          <w:lang w:val="es-ES_tradnl" w:eastAsia="es-ES_tradnl"/>
         </w:rPr>
         <w:t xml:space="preserve"> el identificador del cliente que envía la petición.</w:t>
       </w:r>
@@ -16821,16 +16130,13 @@
           <w:ilvl w:val="0"/>
           <w:numId w:val="27"/>
         </w:numPr>
-        <w:rPr>
-          <w:lang w:val="es-ES_tradnl"/>
-        </w:rPr>
       </w:pPr>
       <w:proofErr w:type="spellStart"/>
       <w:proofErr w:type="gramStart"/>
       <w:r>
         <w:rPr>
           <w:b/>
-          <w:lang w:val="es-ES_tradnl"/>
+          <w:bCs/>
         </w:rPr>
         <w:t>com.serviceWSDLPath</w:t>
       </w:r>
@@ -16839,27 +16145,12 @@
       <w:r>
         <w:rPr>
           <w:b/>
-          <w:lang w:val="es-ES_tradnl"/>
+          <w:bCs/>
         </w:rPr>
         <w:t>:</w:t>
       </w:r>
       <w:r>
-        <w:rPr>
-          <w:lang w:val="es-ES_tradnl"/>
-        </w:rPr>
-        <w:t xml:space="preserve"> </w:t>
-      </w:r>
-      <w:r>
-        <w:rPr>
-          <w:lang w:val="es-ES_tradnl"/>
-        </w:rPr>
-        <w:t>Ruta al fichero descriptor con los servicios web</w:t>
-      </w:r>
-      <w:r>
-        <w:rPr>
-          <w:lang w:val="es-ES_tradnl"/>
-        </w:rPr>
-        <w:t>.</w:t>
+        <w:t xml:space="preserve"> Ruta al fichero descriptor con los servicios web.</w:t>
       </w:r>
     </w:p>
     <w:p>
@@ -16935,7 +16226,10 @@
         <w:t xml:space="preserve"> </w:t>
       </w:r>
       <w:r>
-        <w:sym w:font="Wingdings" w:char="F0E0"/>
+        <w:rPr>
+          <w:rFonts w:ascii="Wingdings" w:eastAsia="Wingdings" w:hAnsi="Wingdings" w:cs="Wingdings"/>
+        </w:rPr>
+        <w:t>à</w:t>
       </w:r>
       <w:r>
         <w:t xml:space="preserve"> </w:t>
@@ -16970,7 +16264,10 @@
         <w:t xml:space="preserve"> </w:t>
       </w:r>
       <w:r>
-        <w:sym w:font="Wingdings" w:char="F0E0"/>
+        <w:rPr>
+          <w:rFonts w:ascii="Wingdings" w:eastAsia="Wingdings" w:hAnsi="Wingdings" w:cs="Wingdings"/>
+        </w:rPr>
+        <w:t>à</w:t>
       </w:r>
       <w:r>
         <w:t xml:space="preserve"> </w:t>
@@ -17075,43 +16372,23 @@
       <w:bookmarkEnd w:id="65"/>
     </w:p>
     <w:p>
-      <w:pPr>
-        <w:rPr>
-          <w:lang w:val="es-ES_tradnl"/>
-        </w:rPr>
-      </w:pPr>
-      <w:r>
-        <w:rPr>
-          <w:lang w:val="es-ES_tradnl"/>
-        </w:rPr>
+      <w:r>
         <w:t xml:space="preserve">Estas propiedades son necesarias para completar correctamente los procesos de firma, </w:t>
       </w:r>
       <w:proofErr w:type="spellStart"/>
       <w:r>
-        <w:rPr>
-          <w:lang w:val="es-ES_tradnl"/>
-        </w:rPr>
         <w:t>co-firma</w:t>
       </w:r>
       <w:proofErr w:type="spellEnd"/>
       <w:r>
-        <w:rPr>
-          <w:lang w:val="es-ES_tradnl"/>
-        </w:rPr>
         <w:t xml:space="preserve">, </w:t>
       </w:r>
       <w:proofErr w:type="spellStart"/>
       <w:r>
-        <w:rPr>
-          <w:lang w:val="es-ES_tradnl"/>
-        </w:rPr>
         <w:t>contra-firma</w:t>
       </w:r>
       <w:proofErr w:type="spellEnd"/>
       <w:r>
-        <w:rPr>
-          <w:lang w:val="es-ES_tradnl"/>
-        </w:rPr>
         <w:t>, actualización y validación de firmas.</w:t>
       </w:r>
     </w:p>
@@ -17121,124 +16398,71 @@
           <w:ilvl w:val="0"/>
           <w:numId w:val="28"/>
         </w:numPr>
-        <w:rPr>
-          <w:lang w:val="es-ES_tradnl"/>
-        </w:rPr>
-      </w:pPr>
-      <w:r>
-        <w:rPr>
-          <w:b/>
-          <w:lang w:val="es-ES_tradnl"/>
-        </w:rPr>
-        <w:t>CERTIFICATE_VALIDATION_LEVEL</w:t>
-      </w:r>
-      <w:r>
-        <w:rPr>
-          <w:b/>
-          <w:lang w:val="es-ES_tradnl"/>
-        </w:rPr>
-        <w:t>:</w:t>
-      </w:r>
-      <w:r>
-        <w:rPr>
-          <w:lang w:val="es-ES_tradnl"/>
-        </w:rPr>
-        <w:t xml:space="preserve"> Nivel de va</w:t>
-      </w:r>
-      <w:r>
-        <w:rPr>
-          <w:lang w:val="es-ES_tradnl"/>
-        </w:rPr>
-        <w:t>lidación de los firmantes</w:t>
-      </w:r>
-      <w:r>
-        <w:rPr>
-          <w:lang w:val="es-ES_tradnl"/>
-        </w:rPr>
-        <w:t xml:space="preserve">. Esta propiedad está asociada a la validación de firmas </w:t>
+      </w:pPr>
+      <w:r>
+        <w:rPr>
+          <w:b/>
+          <w:bCs/>
+        </w:rPr>
+        <w:t>CERTIFICATE_VALIDATION_LEVEL:</w:t>
+      </w:r>
+      <w:r>
+        <w:t xml:space="preserve"> Nivel de validación de los firmantes. Esta propiedad está asociada a la validación de firmas </w:t>
       </w:r>
       <w:proofErr w:type="spellStart"/>
       <w:r>
-        <w:rPr>
-          <w:lang w:val="es-ES_tradnl"/>
-        </w:rPr>
         <w:t>CAdES</w:t>
       </w:r>
       <w:proofErr w:type="spellEnd"/>
       <w:r>
-        <w:rPr>
-          <w:lang w:val="es-ES_tradnl"/>
-        </w:rPr>
         <w:t xml:space="preserve"> (</w:t>
       </w:r>
       <w:proofErr w:type="spellStart"/>
       <w:r>
-        <w:rPr>
-          <w:lang w:val="es-ES_tradnl"/>
-        </w:rPr>
         <w:t>Baseline</w:t>
       </w:r>
       <w:proofErr w:type="spellEnd"/>
       <w:r>
-        <w:rPr>
-          <w:lang w:val="es-ES_tradnl"/>
-        </w:rPr>
-        <w:t xml:space="preserve"> o no), XAdES (</w:t>
+        <w:t xml:space="preserve"> o no), </w:t>
       </w:r>
       <w:proofErr w:type="spellStart"/>
       <w:r>
-        <w:rPr>
-          <w:lang w:val="es-ES_tradnl"/>
-        </w:rPr>
+        <w:t>XAdES</w:t>
+      </w:r>
+      <w:proofErr w:type="spellEnd"/>
+      <w:r>
+        <w:t xml:space="preserve"> (</w:t>
+      </w:r>
+      <w:proofErr w:type="spellStart"/>
+      <w:r>
         <w:t>Baseline</w:t>
       </w:r>
       <w:proofErr w:type="spellEnd"/>
       <w:r>
-        <w:rPr>
-          <w:lang w:val="es-ES_tradnl"/>
-        </w:rPr>
         <w:t xml:space="preserve"> o no), </w:t>
       </w:r>
       <w:proofErr w:type="spellStart"/>
       <w:r>
-        <w:rPr>
-          <w:lang w:val="es-ES_tradnl"/>
-        </w:rPr>
         <w:t>PAdES</w:t>
       </w:r>
       <w:proofErr w:type="spellEnd"/>
       <w:r>
-        <w:rPr>
-          <w:lang w:val="es-ES_tradnl"/>
-        </w:rPr>
         <w:t xml:space="preserve"> (</w:t>
       </w:r>
       <w:proofErr w:type="spellStart"/>
       <w:r>
-        <w:rPr>
-          <w:lang w:val="es-ES_tradnl"/>
-        </w:rPr>
         <w:t>Baseline</w:t>
       </w:r>
       <w:proofErr w:type="spellEnd"/>
       <w:r>
-        <w:rPr>
-          <w:lang w:val="es-ES_tradnl"/>
-        </w:rPr>
         <w:t xml:space="preserve"> o no), y </w:t>
       </w:r>
       <w:proofErr w:type="spellStart"/>
       <w:r>
-        <w:rPr>
-          <w:lang w:val="es-ES_tradnl"/>
-        </w:rPr>
         <w:t>ASiC</w:t>
       </w:r>
       <w:proofErr w:type="spellEnd"/>
       <w:r>
-        <w:rPr>
-          <w:lang w:val="es-ES_tradnl"/>
-        </w:rPr>
         <w:t>-S. Los valores posibles son:</w:t>
       </w:r>
     </w:p>
@@ -17248,77 +16472,35 @@
           <w:ilvl w:val="2"/>
           <w:numId w:val="28"/>
         </w:numPr>
-        <w:rPr>
-          <w:lang w:val="es-ES_tradnl"/>
-        </w:rPr>
-      </w:pPr>
-      <w:r>
-        <w:rPr>
-          <w:b/>
-          <w:lang w:val="es-ES_tradnl"/>
+      </w:pPr>
+      <w:r>
+        <w:rPr>
+          <w:b/>
+          <w:bCs/>
         </w:rPr>
         <w:t xml:space="preserve">0 </w:t>
       </w:r>
       <w:r>
         <w:rPr>
-          <w:lang w:val="es-ES_tradnl"/>
-        </w:rPr>
-        <w:sym w:font="Wingdings" w:char="F0E0"/>
-      </w:r>
-      <w:r>
-        <w:rPr>
-          <w:lang w:val="es-ES_tradnl"/>
-        </w:rPr>
-        <w:t xml:space="preserve"> Nivel de v</w:t>
-      </w:r>
-      <w:r>
-        <w:rPr>
-          <w:lang w:val="es-ES_tradnl"/>
-        </w:rPr>
-        <w:t xml:space="preserve">alidación </w:t>
-      </w:r>
-      <w:r>
-        <w:rPr>
-          <w:lang w:val="es-ES_tradnl"/>
-        </w:rPr>
-        <w:t>nulo</w:t>
-      </w:r>
-      <w:r>
-        <w:rPr>
-          <w:lang w:val="es-ES_tradnl"/>
-        </w:rPr>
-        <w:t xml:space="preserve">. </w:t>
-      </w:r>
-      <w:r>
-        <w:rPr>
-          <w:lang w:val="es-ES_tradnl"/>
-        </w:rPr>
-        <w:t xml:space="preserve">No se realiza verificación alguna sobre el certificado. Este modo no es aplicable a los procesos de actualización, es decir, </w:t>
-      </w:r>
-      <w:r>
-        <w:rPr>
-          <w:lang w:val="es-ES_tradnl"/>
-        </w:rPr>
+          <w:rFonts w:ascii="Wingdings" w:eastAsia="Wingdings" w:hAnsi="Wingdings" w:cs="Wingdings"/>
+        </w:rPr>
+        <w:t>à</w:t>
+      </w:r>
+      <w:r>
+        <w:t xml:space="preserve"> Nivel de validación nulo. No se realiza verificación alguna sobre el certificado. Este modo no es aplicable a los procesos de actualización, es decir, </w:t>
+      </w:r>
+      <w:r>
         <w:lastRenderedPageBreak/>
-        <w:t>si para un proceso de actualización de firma se ha indicado este nivel de verificación de certificado se realizará la validación i</w:t>
-      </w:r>
-      <w:r>
-        <w:rPr>
-          <w:lang w:val="es-ES_tradnl"/>
-        </w:rPr>
-        <w:t xml:space="preserve">ndicada en el nivel con valor </w:t>
-      </w:r>
-      <w:r>
-        <w:rPr>
-          <w:b/>
-          <w:lang w:val="es-ES_tradnl"/>
+        <w:t xml:space="preserve">si para un proceso de actualización de firma se ha indicado este nivel de verificación de certificado se realizará la validación indicada en el nivel con valor </w:t>
+      </w:r>
+      <w:r>
+        <w:rPr>
+          <w:b/>
+          <w:bCs/>
         </w:rPr>
         <w:t>1</w:t>
       </w:r>
       <w:r>
-        <w:rPr>
-          <w:lang w:val="es-ES_tradnl"/>
-        </w:rPr>
         <w:t>.</w:t>
       </w:r>
     </w:p>
@@ -17341,9 +16523,10 @@
       </w:r>
       <w:r>
         <w:rPr>
-          <w:lang w:val="es-ES_tradnl"/>
-        </w:rPr>
-        <w:sym w:font="Wingdings" w:char="F0E0"/>
+          <w:rFonts w:ascii="Wingdings" w:eastAsia="Wingdings" w:hAnsi="Wingdings" w:cs="Wingdings"/>
+          <w:lang w:val="es-ES_tradnl"/>
+        </w:rPr>
+        <w:t>à</w:t>
       </w:r>
       <w:r>
         <w:rPr>
@@ -17389,9 +16572,10 @@
       </w:r>
       <w:r>
         <w:rPr>
-          <w:lang w:val="es-ES_tradnl"/>
-        </w:rPr>
-        <w:sym w:font="Wingdings" w:char="F0E0"/>
+          <w:rFonts w:ascii="Wingdings" w:eastAsia="Wingdings" w:hAnsi="Wingdings" w:cs="Wingdings"/>
+          <w:lang w:val="es-ES_tradnl"/>
+        </w:rPr>
+        <w:t>à</w:t>
       </w:r>
       <w:r>
         <w:rPr>
@@ -17430,43 +16614,23 @@
       <w:bookmarkEnd w:id="66"/>
     </w:p>
     <w:p>
-      <w:pPr>
-        <w:rPr>
-          <w:lang w:val="es-ES_tradnl"/>
-        </w:rPr>
-      </w:pPr>
-      <w:r>
-        <w:rPr>
-          <w:lang w:val="es-ES_tradnl"/>
-        </w:rPr>
+      <w:r>
         <w:t xml:space="preserve">Estas propiedades son necesarias para completar correctamente los procesos de firma, </w:t>
       </w:r>
       <w:proofErr w:type="spellStart"/>
       <w:r>
-        <w:rPr>
-          <w:lang w:val="es-ES_tradnl"/>
-        </w:rPr>
         <w:t>co-firma</w:t>
       </w:r>
       <w:proofErr w:type="spellEnd"/>
       <w:r>
-        <w:rPr>
-          <w:lang w:val="es-ES_tradnl"/>
-        </w:rPr>
         <w:t xml:space="preserve">, </w:t>
       </w:r>
       <w:proofErr w:type="spellStart"/>
       <w:r>
-        <w:rPr>
-          <w:lang w:val="es-ES_tradnl"/>
-        </w:rPr>
         <w:t>contra-firma</w:t>
       </w:r>
       <w:proofErr w:type="spellEnd"/>
       <w:r>
-        <w:rPr>
-          <w:lang w:val="es-ES_tradnl"/>
-        </w:rPr>
         <w:t xml:space="preserve"> y actualización de firmas.</w:t>
       </w:r>
     </w:p>
@@ -17536,7 +16700,10 @@
         <w:t xml:space="preserve"> </w:t>
       </w:r>
       <w:r>
-        <w:sym w:font="Wingdings" w:char="F0E0"/>
+        <w:rPr>
+          <w:rFonts w:ascii="Wingdings" w:eastAsia="Wingdings" w:hAnsi="Wingdings" w:cs="Wingdings"/>
+        </w:rPr>
+        <w:t>à</w:t>
       </w:r>
       <w:r>
         <w:t xml:space="preserve"> </w:t>
@@ -17562,7 +16729,10 @@
         <w:t xml:space="preserve"> </w:t>
       </w:r>
       <w:r>
-        <w:sym w:font="Wingdings" w:char="F0E0"/>
+        <w:rPr>
+          <w:rFonts w:ascii="Wingdings" w:eastAsia="Wingdings" w:hAnsi="Wingdings" w:cs="Wingdings"/>
+        </w:rPr>
+        <w:t>à</w:t>
       </w:r>
       <w:r>
         <w:t xml:space="preserve"> </w:t>
@@ -17588,7 +16758,10 @@
         <w:t xml:space="preserve"> </w:t>
       </w:r>
       <w:r>
-        <w:sym w:font="Wingdings" w:char="F0E0"/>
+        <w:rPr>
+          <w:rFonts w:ascii="Wingdings" w:eastAsia="Wingdings" w:hAnsi="Wingdings" w:cs="Wingdings"/>
+        </w:rPr>
+        <w:t>à</w:t>
       </w:r>
       <w:r>
         <w:t xml:space="preserve"> </w:t>
@@ -17614,7 +16787,10 @@
         <w:t xml:space="preserve"> </w:t>
       </w:r>
       <w:r>
-        <w:sym w:font="Wingdings" w:char="F0E0"/>
+        <w:rPr>
+          <w:rFonts w:ascii="Wingdings" w:eastAsia="Wingdings" w:hAnsi="Wingdings" w:cs="Wingdings"/>
+        </w:rPr>
+        <w:t>à</w:t>
       </w:r>
       <w:r>
         <w:t xml:space="preserve"> </w:t>
@@ -17663,7 +16839,10 @@
         <w:t>ASN1</w:t>
       </w:r>
       <w:r>
-        <w:sym w:font="Wingdings" w:char="F0E0"/>
+        <w:rPr>
+          <w:rFonts w:ascii="Wingdings" w:eastAsia="Wingdings" w:hAnsi="Wingdings" w:cs="Wingdings"/>
+        </w:rPr>
+        <w:t>à</w:t>
       </w:r>
       <w:r>
         <w:t xml:space="preserve"> Sello de tiempo ASN.1</w:t>
@@ -17686,7 +16865,10 @@
         <w:t>XML</w:t>
       </w:r>
       <w:r>
-        <w:sym w:font="Wingdings" w:char="F0E0"/>
+        <w:rPr>
+          <w:rFonts w:ascii="Wingdings" w:eastAsia="Wingdings" w:hAnsi="Wingdings" w:cs="Wingdings"/>
+        </w:rPr>
+        <w:t>à</w:t>
       </w:r>
       <w:r>
         <w:t xml:space="preserve"> Sello de tiempo XML</w:t>
@@ -17766,85 +16948,47 @@
       <w:bookmarkEnd w:id="67"/>
     </w:p>
     <w:p>
-      <w:pPr>
-        <w:rPr>
-          <w:lang w:val="es-ES_tradnl"/>
-        </w:rPr>
-      </w:pPr>
-      <w:r>
-        <w:rPr>
-          <w:lang w:val="es-ES_tradnl"/>
-        </w:rPr>
+      <w:r>
         <w:t xml:space="preserve">Estas propiedades son necesarias para completar correctamente los procesos de firma, </w:t>
       </w:r>
       <w:proofErr w:type="spellStart"/>
       <w:r>
-        <w:rPr>
-          <w:lang w:val="es-ES_tradnl"/>
-        </w:rPr>
         <w:t>co-firma</w:t>
       </w:r>
       <w:proofErr w:type="spellEnd"/>
       <w:r>
-        <w:rPr>
-          <w:lang w:val="es-ES_tradnl"/>
-        </w:rPr>
         <w:t xml:space="preserve"> y </w:t>
       </w:r>
       <w:proofErr w:type="spellStart"/>
       <w:r>
-        <w:rPr>
-          <w:lang w:val="es-ES_tradnl"/>
-        </w:rPr>
         <w:t>contra-firma</w:t>
       </w:r>
       <w:proofErr w:type="spellEnd"/>
       <w:r>
-        <w:rPr>
-          <w:lang w:val="es-ES_tradnl"/>
-        </w:rPr>
         <w:t xml:space="preserve"> desde la fachada de invocación para los servicios propios de generación de firmas, </w:t>
       </w:r>
       <w:proofErr w:type="spellStart"/>
       <w:r>
-        <w:rPr>
-          <w:lang w:val="es-ES_tradnl"/>
-        </w:rPr>
         <w:t>co-firmas</w:t>
       </w:r>
       <w:proofErr w:type="spellEnd"/>
       <w:r>
-        <w:rPr>
-          <w:lang w:val="es-ES_tradnl"/>
-        </w:rPr>
         <w:t xml:space="preserve"> y </w:t>
       </w:r>
       <w:proofErr w:type="spellStart"/>
       <w:r>
-        <w:rPr>
-          <w:lang w:val="es-ES_tradnl"/>
-        </w:rPr>
         <w:t>contra-firmas</w:t>
       </w:r>
       <w:proofErr w:type="spellEnd"/>
       <w:r>
-        <w:rPr>
-          <w:lang w:val="es-ES_tradnl"/>
-        </w:rPr>
         <w:t xml:space="preserve"> de </w:t>
       </w:r>
       <w:proofErr w:type="spellStart"/>
       <w:r>
-        <w:rPr>
-          <w:lang w:val="es-ES_tradnl"/>
-        </w:rPr>
         <w:t>Integr</w:t>
       </w:r>
       <w:proofErr w:type="spellEnd"/>
       <w:r>
-        <w:rPr>
-          <w:lang w:val="es-ES_tradnl"/>
-        </w:rPr>
         <w:t>@.</w:t>
       </w:r>
     </w:p>
@@ -17868,7 +17012,13 @@
         <w:t>:</w:t>
       </w:r>
       <w:r>
-        <w:t xml:space="preserve"> Algoritmo de firma a utilizar en la generación de firmas, </w:t>
+        <w:t xml:space="preserve"> Algoritmo de </w:t>
+      </w:r>
+      <w:r>
+        <w:t>resumen que utilizar</w:t>
+      </w:r>
+      <w:r>
+        <w:t xml:space="preserve"> en la generación de firmas, </w:t>
       </w:r>
       <w:proofErr w:type="spellStart"/>
       <w:r>
@@ -17884,7 +17034,16 @@
       </w:r>
       <w:proofErr w:type="spellEnd"/>
       <w:r>
-        <w:t>. Los valores posibles son:</w:t>
+        <w:t xml:space="preserve">. </w:t>
+      </w:r>
+      <w:r>
+        <w:t xml:space="preserve">El algoritmo de firma se obtendrá usando el algoritmo de resumen indicado y un algoritmo de cifrado compatibles con </w:t>
+      </w:r>
+      <w:r>
+        <w:t xml:space="preserve">el tipo de clave de firma: RSA para claves RSA y ECDSA para claves de curva elíptica (EC). </w:t>
+      </w:r>
+      <w:r>
+        <w:t>Los valores posibles son:</w:t>
       </w:r>
     </w:p>
     <w:p>
@@ -17898,7 +17057,7 @@
         <w:rPr>
           <w:b/>
         </w:rPr>
-        <w:t>SHA1withRSA</w:t>
+        <w:t>SHA1</w:t>
       </w:r>
     </w:p>
     <w:p>
@@ -17915,7 +17074,7 @@
         <w:rPr>
           <w:b/>
         </w:rPr>
-        <w:t>SHA256withRSA</w:t>
+        <w:t>SHA256</w:t>
       </w:r>
     </w:p>
     <w:p>
@@ -17932,7 +17091,7 @@
         <w:rPr>
           <w:b/>
         </w:rPr>
-        <w:t>SHA384withRSA</w:t>
+        <w:t>SHA384</w:t>
       </w:r>
     </w:p>
     <w:p>
@@ -17949,7 +17108,140 @@
         <w:rPr>
           <w:b/>
         </w:rPr>
+        <w:t>SHA512</w:t>
+      </w:r>
+    </w:p>
+    <w:p>
+      <w:pPr>
+        <w:numPr>
+          <w:ilvl w:val="2"/>
+          <w:numId w:val="28"/>
+        </w:numPr>
+      </w:pPr>
+      <w:r>
+        <w:rPr>
+          <w:b/>
+        </w:rPr>
+        <w:t>SHA1withRSA</w:t>
+      </w:r>
+    </w:p>
+    <w:p>
+      <w:pPr>
+        <w:numPr>
+          <w:ilvl w:val="2"/>
+          <w:numId w:val="28"/>
+        </w:numPr>
+        <w:rPr>
+          <w:b/>
+        </w:rPr>
+      </w:pPr>
+      <w:r>
+        <w:rPr>
+          <w:b/>
+        </w:rPr>
+        <w:t>SHA256withRSA</w:t>
+      </w:r>
+    </w:p>
+    <w:p>
+      <w:pPr>
+        <w:numPr>
+          <w:ilvl w:val="2"/>
+          <w:numId w:val="28"/>
+        </w:numPr>
+        <w:rPr>
+          <w:b/>
+        </w:rPr>
+      </w:pPr>
+      <w:r>
+        <w:rPr>
+          <w:b/>
+        </w:rPr>
+        <w:t>SHA384withRSA</w:t>
+      </w:r>
+    </w:p>
+    <w:p>
+      <w:pPr>
+        <w:numPr>
+          <w:ilvl w:val="2"/>
+          <w:numId w:val="28"/>
+        </w:numPr>
+        <w:rPr>
+          <w:b/>
+        </w:rPr>
+      </w:pPr>
+      <w:r>
+        <w:rPr>
+          <w:b/>
+        </w:rPr>
         <w:t>SHA512withRSA</w:t>
+      </w:r>
+    </w:p>
+    <w:p>
+      <w:pPr>
+        <w:numPr>
+          <w:ilvl w:val="2"/>
+          <w:numId w:val="28"/>
+        </w:numPr>
+        <w:rPr>
+          <w:b/>
+        </w:rPr>
+      </w:pPr>
+      <w:r>
+        <w:rPr>
+          <w:b/>
+        </w:rPr>
+        <w:t>SHA1withECDSA</w:t>
+      </w:r>
+    </w:p>
+    <w:p>
+      <w:pPr>
+        <w:numPr>
+          <w:ilvl w:val="2"/>
+          <w:numId w:val="28"/>
+        </w:numPr>
+        <w:rPr>
+          <w:b/>
+        </w:rPr>
+      </w:pPr>
+      <w:r>
+        <w:rPr>
+          <w:b/>
+        </w:rPr>
+        <w:t>SHA256withECDSA</w:t>
+      </w:r>
+    </w:p>
+    <w:p>
+      <w:pPr>
+        <w:numPr>
+          <w:ilvl w:val="2"/>
+          <w:numId w:val="28"/>
+        </w:numPr>
+        <w:rPr>
+          <w:b/>
+        </w:rPr>
+      </w:pPr>
+      <w:r>
+        <w:rPr>
+          <w:b/>
+        </w:rPr>
+        <w:t>SHA384withECDSA</w:t>
+      </w:r>
+    </w:p>
+    <w:p>
+      <w:pPr>
+        <w:numPr>
+          <w:ilvl w:val="2"/>
+          <w:numId w:val="28"/>
+        </w:numPr>
+        <w:rPr>
+          <w:b/>
+        </w:rPr>
+      </w:pPr>
+      <w:r>
+        <w:rPr>
+          <w:b/>
+        </w:rPr>
+        <w:t>SHA512withECDSA</w:t>
       </w:r>
     </w:p>
     <w:p>
@@ -18071,6 +17363,7 @@
           <w:sz w:val="24"/>
           <w:szCs w:val="24"/>
         </w:rPr>
+        <w:lastRenderedPageBreak/>
         <w:t>-</w:t>
       </w:r>
       <w:r>
@@ -18281,7 +17574,6 @@
       </w:pPr>
       <w:bookmarkStart w:id="68" w:name="_Toc453065734"/>
       <w:r>
-        <w:lastRenderedPageBreak/>
         <w:t>Propiedades de política</w:t>
       </w:r>
       <w:bookmarkEnd w:id="68"/>
@@ -18346,27 +17638,13 @@
       <w:bookmarkEnd w:id="70"/>
     </w:p>
     <w:p>
-      <w:pPr>
-        <w:rPr>
-          <w:lang w:val="es-ES_tradnl"/>
-        </w:rPr>
-      </w:pPr>
-      <w:r>
-        <w:rPr>
-          <w:lang w:val="es-ES_tradnl"/>
-        </w:rPr>
+      <w:r>
         <w:t xml:space="preserve">Este bloque define los elementos ASN.1 a los que se hará referencia en las distintas políticas de firma, de manera </w:t>
       </w:r>
       <w:r>
-        <w:rPr>
-          <w:lang w:val="es-ES_tradnl"/>
-        </w:rPr>
         <w:t>que,</w:t>
       </w:r>
       <w:r>
-        <w:rPr>
-          <w:lang w:val="es-ES_tradnl"/>
-        </w:rPr>
         <w:t xml:space="preserve"> por cada uno de ellos, se le asociará su respectivo OID. Así, la clave de cada elemento ASN.1 será un texto descriptivo con su nombre, y el valor será su OID. Por defecto, se definen los siguientes elementos ASN.1:</w:t>
       </w:r>
     </w:p>
@@ -18741,6 +18019,7 @@
           <w:sz w:val="20"/>
           <w:lang w:val="en-US"/>
         </w:rPr>
+        <w:lastRenderedPageBreak/>
         <w:t>CommitmentTypeIndication = 1.2.840.113549.1.9.16.2.16</w:t>
       </w:r>
     </w:p>
@@ -18940,47 +18219,30 @@
       <w:bookmarkEnd w:id="72"/>
     </w:p>
     <w:p>
-      <w:pPr>
-        <w:rPr>
-          <w:lang w:val="es-ES_tradnl"/>
-        </w:rPr>
-      </w:pPr>
-      <w:r>
-        <w:rPr>
-          <w:lang w:val="es-ES_tradnl"/>
-        </w:rPr>
+      <w:r>
         <w:t xml:space="preserve">Este bloque define los algoritmos de hash para firmas XML a los que se hará referencia en las distintas políticas de firma, de manera </w:t>
       </w:r>
       <w:r>
-        <w:rPr>
-          <w:lang w:val="es-ES_tradnl"/>
-        </w:rPr>
         <w:t>que,</w:t>
       </w:r>
       <w:r>
-        <w:rPr>
-          <w:lang w:val="es-ES_tradnl"/>
-        </w:rPr>
         <w:t xml:space="preserve"> por cada uno de ellos, se le asociará su respectiva URI. Así, la clave de cada algoritmo de hash tendrá el formato </w:t>
       </w:r>
       <w:r>
         <w:rPr>
           <w:b/>
-          <w:lang w:val="es-ES_tradnl"/>
+          <w:bCs/>
         </w:rPr>
         <w:t>XML_HASH-HASH_ALGORITHM</w:t>
       </w:r>
       <w:r>
         <w:rPr>
           <w:i/>
-          <w:lang w:val="es-ES_tradnl"/>
+          <w:iCs/>
         </w:rPr>
         <w:t xml:space="preserve"> </w:t>
       </w:r>
       <w:r>
-        <w:rPr>
-          <w:lang w:val="es-ES_tradnl"/>
-        </w:rPr>
         <w:t>donde:</w:t>
       </w:r>
     </w:p>
@@ -18999,7 +18261,6 @@
           <w:b/>
           <w:lang w:val="es-ES_tradnl"/>
         </w:rPr>
-        <w:lastRenderedPageBreak/>
         <w:t>XML_HASH</w:t>
       </w:r>
       <w:r>
@@ -19195,47 +18456,23 @@
       <w:bookmarkEnd w:id="74"/>
     </w:p>
     <w:p>
-      <w:pPr>
-        <w:rPr>
-          <w:lang w:val="es-ES_tradnl"/>
-        </w:rPr>
-      </w:pPr>
-      <w:r>
-        <w:rPr>
-          <w:lang w:val="es-ES_tradnl"/>
-        </w:rPr>
+      <w:r>
         <w:t xml:space="preserve">Este bloque define los algoritmos de firma para firmas XML a los que se hará referencia en las distintas políticas de firma, de manera </w:t>
       </w:r>
       <w:r>
-        <w:rPr>
-          <w:lang w:val="es-ES_tradnl"/>
-        </w:rPr>
         <w:t>que,</w:t>
       </w:r>
       <w:r>
-        <w:rPr>
-          <w:lang w:val="es-ES_tradnl"/>
-        </w:rPr>
         <w:t xml:space="preserve"> por cada uno de ellos, se le asociará su respectiva URI. Así, la clave de cada algoritmo de firma tendrá el formato </w:t>
       </w:r>
       <w:r>
         <w:rPr>
           <w:b/>
-          <w:lang w:val="es-ES_tradnl"/>
-        </w:rPr>
-        <w:t>XML_SIGN_HASH-HASH_ALGORITHM</w:t>
-      </w:r>
-      <w:r>
-        <w:rPr>
-          <w:b/>
-          <w:lang w:val="es-ES_tradnl"/>
-        </w:rPr>
-        <w:t xml:space="preserve"> </w:t>
-      </w:r>
-      <w:r>
-        <w:rPr>
-          <w:lang w:val="es-ES_tradnl"/>
-        </w:rPr>
+          <w:bCs/>
+        </w:rPr>
+        <w:t xml:space="preserve">XML_SIGN_HASH-HASH_ALGORITHM </w:t>
+      </w:r>
+      <w:r>
         <w:t>donde:</w:t>
       </w:r>
     </w:p>
@@ -19316,6 +18553,394 @@
           <w:lang w:val="es-ES_tradnl"/>
         </w:rPr>
         <w:t>Por defecto, se definen los siguientes algoritmos de firma para firmas XML:</w:t>
+      </w:r>
+    </w:p>
+    <w:p>
+      <w:pPr>
+        <w:pBdr>
+          <w:top w:val="single" w:sz="4" w:space="1" w:color="auto"/>
+          <w:left w:val="single" w:sz="4" w:space="4" w:color="auto"/>
+          <w:bottom w:val="single" w:sz="4" w:space="1" w:color="auto"/>
+          <w:right w:val="single" w:sz="4" w:space="9" w:color="auto"/>
+        </w:pBdr>
+        <w:spacing w:before="0" w:after="0"/>
+        <w:jc w:val="left"/>
+        <w:rPr>
+          <w:rFonts w:ascii="Courier New" w:hAnsi="Courier New" w:cs="Courier New"/>
+          <w:noProof/>
+          <w:sz w:val="20"/>
+          <w:lang w:val="en-US"/>
+        </w:rPr>
+      </w:pPr>
+      <w:r>
+        <w:rPr>
+          <w:rFonts w:ascii="Courier New" w:hAnsi="Courier New" w:cs="Courier New"/>
+          <w:noProof/>
+          <w:sz w:val="20"/>
+          <w:lang w:val="en-US"/>
+        </w:rPr>
+        <w:t>XML_SIGN_HASH-SHA1WithRSA= http://www.w3.org/2000/09/xmldsig#rsa-sha1</w:t>
+      </w:r>
+    </w:p>
+    <w:p>
+      <w:pPr>
+        <w:pBdr>
+          <w:top w:val="single" w:sz="4" w:space="1" w:color="auto"/>
+          <w:left w:val="single" w:sz="4" w:space="4" w:color="auto"/>
+          <w:bottom w:val="single" w:sz="4" w:space="1" w:color="auto"/>
+          <w:right w:val="single" w:sz="4" w:space="9" w:color="auto"/>
+        </w:pBdr>
+        <w:spacing w:before="0" w:after="0"/>
+        <w:jc w:val="left"/>
+        <w:rPr>
+          <w:rFonts w:ascii="Courier New" w:hAnsi="Courier New" w:cs="Courier New"/>
+          <w:noProof/>
+          <w:sz w:val="20"/>
+          <w:lang w:val="en-US"/>
+        </w:rPr>
+      </w:pPr>
+      <w:r>
+        <w:rPr>
+          <w:rFonts w:ascii="Courier New" w:hAnsi="Courier New" w:cs="Courier New"/>
+          <w:noProof/>
+          <w:sz w:val="20"/>
+          <w:lang w:val="en-US"/>
+        </w:rPr>
+        <w:t>XML_SIGN_HASH-SHA256WithRSA= http://www.w3.org/2001/04/xmldsig-more#rsa-sha256</w:t>
+      </w:r>
+    </w:p>
+    <w:p>
+      <w:pPr>
+        <w:pBdr>
+          <w:top w:val="single" w:sz="4" w:space="1" w:color="auto"/>
+          <w:left w:val="single" w:sz="4" w:space="4" w:color="auto"/>
+          <w:bottom w:val="single" w:sz="4" w:space="1" w:color="auto"/>
+          <w:right w:val="single" w:sz="4" w:space="9" w:color="auto"/>
+        </w:pBdr>
+        <w:spacing w:before="0" w:after="0"/>
+        <w:jc w:val="left"/>
+        <w:rPr>
+          <w:rFonts w:ascii="Courier New" w:hAnsi="Courier New" w:cs="Courier New"/>
+          <w:noProof/>
+          <w:sz w:val="20"/>
+          <w:lang w:val="en-US"/>
+        </w:rPr>
+      </w:pPr>
+      <w:r>
+        <w:rPr>
+          <w:rFonts w:ascii="Courier New" w:hAnsi="Courier New" w:cs="Courier New"/>
+          <w:noProof/>
+          <w:sz w:val="20"/>
+          <w:lang w:val="en-US"/>
+        </w:rPr>
+        <w:t xml:space="preserve">XML_SIGN_HASH-SHA512WithRSA= http://www.w3.org/2001/04/xmldsig-more#rsa-sha512 </w:t>
+      </w:r>
+      <w:r>
+        <w:rPr>
+          <w:rFonts w:ascii="Courier New" w:hAnsi="Courier New" w:cs="Courier New"/>
+          <w:noProof/>
+          <w:sz w:val="20"/>
+          <w:lang w:val="en-US"/>
+        </w:rPr>
+        <w:t>XML_SIGN_HASH-SHA1With</w:t>
+      </w:r>
+      <w:r>
+        <w:rPr>
+          <w:rFonts w:ascii="Courier New" w:hAnsi="Courier New" w:cs="Courier New"/>
+          <w:noProof/>
+          <w:sz w:val="20"/>
+          <w:lang w:val="en-US"/>
+        </w:rPr>
+        <w:t>ECD</w:t>
+      </w:r>
+      <w:r>
+        <w:rPr>
+          <w:rFonts w:ascii="Courier New" w:hAnsi="Courier New" w:cs="Courier New"/>
+          <w:noProof/>
+          <w:sz w:val="20"/>
+          <w:lang w:val="en-US"/>
+        </w:rPr>
+        <w:t xml:space="preserve">SA= </w:t>
+      </w:r>
+      <w:r>
+        <w:rPr>
+          <w:rFonts w:ascii="Courier New" w:hAnsi="Courier New" w:cs="Courier New"/>
+          <w:noProof/>
+          <w:sz w:val="20"/>
+          <w:lang w:val="en-US"/>
+        </w:rPr>
+        <w:t>http://www.w3.org/2001/04/xmldsig-more#ecdsa-sha1</w:t>
+      </w:r>
+    </w:p>
+    <w:p>
+      <w:pPr>
+        <w:pBdr>
+          <w:top w:val="single" w:sz="4" w:space="1" w:color="auto"/>
+          <w:left w:val="single" w:sz="4" w:space="4" w:color="auto"/>
+          <w:bottom w:val="single" w:sz="4" w:space="1" w:color="auto"/>
+          <w:right w:val="single" w:sz="4" w:space="9" w:color="auto"/>
+        </w:pBdr>
+        <w:spacing w:before="0" w:after="0"/>
+        <w:jc w:val="left"/>
+        <w:rPr>
+          <w:rFonts w:ascii="Courier New" w:hAnsi="Courier New" w:cs="Courier New"/>
+          <w:noProof/>
+          <w:sz w:val="20"/>
+          <w:lang w:val="en-US"/>
+        </w:rPr>
+      </w:pPr>
+      <w:r>
+        <w:rPr>
+          <w:rFonts w:ascii="Courier New" w:hAnsi="Courier New" w:cs="Courier New"/>
+          <w:noProof/>
+          <w:sz w:val="20"/>
+          <w:lang w:val="en-US"/>
+        </w:rPr>
+        <w:lastRenderedPageBreak/>
+        <w:t>XML_SIGN_HASH-SHA256With</w:t>
+      </w:r>
+      <w:r>
+        <w:rPr>
+          <w:rFonts w:ascii="Courier New" w:hAnsi="Courier New" w:cs="Courier New"/>
+          <w:noProof/>
+          <w:sz w:val="20"/>
+          <w:lang w:val="en-US"/>
+        </w:rPr>
+        <w:t>ECD</w:t>
+      </w:r>
+      <w:r>
+        <w:rPr>
+          <w:rFonts w:ascii="Courier New" w:hAnsi="Courier New" w:cs="Courier New"/>
+          <w:noProof/>
+          <w:sz w:val="20"/>
+          <w:lang w:val="en-US"/>
+        </w:rPr>
+        <w:t>SA=</w:t>
+      </w:r>
+      <w:r>
+        <w:rPr>
+          <w:rFonts w:ascii="Courier New" w:hAnsi="Courier New" w:cs="Courier New"/>
+          <w:noProof/>
+          <w:sz w:val="20"/>
+          <w:lang w:val="en-US"/>
+        </w:rPr>
+        <w:t xml:space="preserve"> </w:t>
+      </w:r>
+      <w:r>
+        <w:rPr>
+          <w:rFonts w:ascii="Courier New" w:hAnsi="Courier New" w:cs="Courier New"/>
+          <w:noProof/>
+          <w:sz w:val="20"/>
+          <w:lang w:val="en-US"/>
+        </w:rPr>
+        <w:t>http://www.w3.org/2001/04/xmldsig-more#ecdsa-sha256</w:t>
+      </w:r>
+    </w:p>
+    <w:p>
+      <w:pPr>
+        <w:pBdr>
+          <w:top w:val="single" w:sz="4" w:space="1" w:color="auto"/>
+          <w:left w:val="single" w:sz="4" w:space="4" w:color="auto"/>
+          <w:bottom w:val="single" w:sz="4" w:space="1" w:color="auto"/>
+          <w:right w:val="single" w:sz="4" w:space="9" w:color="auto"/>
+        </w:pBdr>
+        <w:spacing w:before="0" w:after="0"/>
+        <w:jc w:val="left"/>
+        <w:rPr>
+          <w:rFonts w:ascii="Courier New" w:hAnsi="Courier New" w:cs="Courier New"/>
+          <w:noProof/>
+          <w:sz w:val="20"/>
+          <w:lang w:val="en-US"/>
+        </w:rPr>
+      </w:pPr>
+      <w:r>
+        <w:rPr>
+          <w:rFonts w:ascii="Courier New" w:hAnsi="Courier New" w:cs="Courier New"/>
+          <w:noProof/>
+          <w:sz w:val="20"/>
+          <w:lang w:val="en-US"/>
+        </w:rPr>
+        <w:t>XML_SIGN_HASH-SHA512With</w:t>
+      </w:r>
+      <w:r>
+        <w:rPr>
+          <w:rFonts w:ascii="Courier New" w:hAnsi="Courier New" w:cs="Courier New"/>
+          <w:noProof/>
+          <w:sz w:val="20"/>
+          <w:lang w:val="en-US"/>
+        </w:rPr>
+        <w:t>ECD</w:t>
+      </w:r>
+      <w:r>
+        <w:rPr>
+          <w:rFonts w:ascii="Courier New" w:hAnsi="Courier New" w:cs="Courier New"/>
+          <w:noProof/>
+          <w:sz w:val="20"/>
+          <w:lang w:val="en-US"/>
+        </w:rPr>
+        <w:t>SA=</w:t>
+      </w:r>
+      <w:r>
+        <w:rPr>
+          <w:rFonts w:ascii="Courier New" w:hAnsi="Courier New" w:cs="Courier New"/>
+          <w:noProof/>
+          <w:sz w:val="20"/>
+          <w:lang w:val="en-US"/>
+        </w:rPr>
+        <w:t xml:space="preserve"> </w:t>
+      </w:r>
+      <w:r>
+        <w:rPr>
+          <w:rFonts w:ascii="Courier New" w:hAnsi="Courier New" w:cs="Courier New"/>
+          <w:noProof/>
+          <w:sz w:val="20"/>
+          <w:lang w:val="en-US"/>
+        </w:rPr>
+        <w:t>http://www.w3.org/2001/04/xmldsig-more#ecdsa</w:t>
+      </w:r>
+      <w:r>
+        <w:rPr>
+          <w:rFonts w:ascii="Courier New" w:hAnsi="Courier New" w:cs="Courier New"/>
+          <w:noProof/>
+          <w:sz w:val="20"/>
+          <w:lang w:val="en-US"/>
+        </w:rPr>
+        <w:t xml:space="preserve">-sha512 </w:t>
+      </w:r>
+    </w:p>
+    <w:p>
+      <w:r>
+        <w:t>Todo algoritmo de firma para firmas XML que se indique en la configuración de alguna política de firma deberá estar definido siguiendo el modelo antes indicado.</w:t>
+      </w:r>
+    </w:p>
+    <w:p/>
+    <w:p>
+      <w:pPr>
+        <w:pStyle w:val="Ttulo5"/>
+      </w:pPr>
+      <w:bookmarkStart w:id="75" w:name="_Listado_de_OIDs"/>
+      <w:bookmarkStart w:id="76" w:name="_Ref411519321"/>
+      <w:bookmarkEnd w:id="75"/>
+      <w:r>
+        <w:t xml:space="preserve">Listado de </w:t>
+      </w:r>
+      <w:proofErr w:type="spellStart"/>
+      <w:r>
+        <w:t>OIDs</w:t>
+      </w:r>
+      <w:proofErr w:type="spellEnd"/>
+      <w:r>
+        <w:t xml:space="preserve"> para A</w:t>
+      </w:r>
+      <w:r>
+        <w:t xml:space="preserve">lgoritmos de </w:t>
+      </w:r>
+      <w:r>
+        <w:t>H</w:t>
+      </w:r>
+      <w:r>
+        <w:t xml:space="preserve">ash en </w:t>
+      </w:r>
+      <w:r>
+        <w:t>F</w:t>
+      </w:r>
+      <w:r>
+        <w:t>irmas ASN.1 y PDF</w:t>
+      </w:r>
+      <w:bookmarkEnd w:id="76"/>
+    </w:p>
+    <w:p>
+      <w:r>
+        <w:t xml:space="preserve">Este bloque define los algoritmos de hash para firmas ASN.1 y PDF a los que se hará referencia en las distintas políticas de firma, de manera </w:t>
+      </w:r>
+      <w:r>
+        <w:t>que,</w:t>
+      </w:r>
+      <w:r>
+        <w:t xml:space="preserve"> por cada uno de ellos, se le asociará su respectivo OID. Así, la clave de cada algoritmo de hash tendrá el formato </w:t>
+      </w:r>
+      <w:r>
+        <w:rPr>
+          <w:b/>
+          <w:bCs/>
+        </w:rPr>
+        <w:t xml:space="preserve">ASN1_HASH-HASH_ALGORITHM </w:t>
+      </w:r>
+      <w:r>
+        <w:t>donde:</w:t>
+      </w:r>
+    </w:p>
+    <w:p>
+      <w:pPr>
+        <w:numPr>
+          <w:ilvl w:val="0"/>
+          <w:numId w:val="29"/>
+        </w:numPr>
+        <w:rPr>
+          <w:lang w:val="es-ES_tradnl"/>
+        </w:rPr>
+      </w:pPr>
+      <w:r>
+        <w:rPr>
+          <w:b/>
+          <w:lang w:val="es-ES_tradnl"/>
+        </w:rPr>
+        <w:t>ASN1_HASH</w:t>
+      </w:r>
+      <w:r>
+        <w:rPr>
+          <w:lang w:val="es-ES_tradnl"/>
+        </w:rPr>
+        <w:t xml:space="preserve"> es una cadena de texto fijo</w:t>
+      </w:r>
+    </w:p>
+    <w:p>
+      <w:pPr>
+        <w:numPr>
+          <w:ilvl w:val="0"/>
+          <w:numId w:val="29"/>
+        </w:numPr>
+        <w:rPr>
+          <w:lang w:val="es-ES_tradnl"/>
+        </w:rPr>
+      </w:pPr>
+      <w:r>
+        <w:rPr>
+          <w:b/>
+          <w:lang w:val="es-ES_tradnl"/>
+        </w:rPr>
+        <w:t>HASH_ALGORITHM</w:t>
+      </w:r>
+      <w:r>
+        <w:rPr>
+          <w:lang w:val="es-ES_tradnl"/>
+        </w:rPr>
+        <w:t xml:space="preserve"> es una cadena de texto con </w:t>
+      </w:r>
+      <w:r>
+        <w:rPr>
+          <w:lang w:val="es-ES_tradnl"/>
+        </w:rPr>
+        <w:t>el nombre</w:t>
+      </w:r>
+      <w:r>
+        <w:rPr>
+          <w:lang w:val="es-ES_tradnl"/>
+        </w:rPr>
+        <w:t xml:space="preserve"> algoritmo de hash</w:t>
+      </w:r>
+    </w:p>
+    <w:p>
+      <w:pPr>
+        <w:rPr>
+          <w:lang w:val="es-ES_tradnl"/>
+        </w:rPr>
+      </w:pPr>
+      <w:r>
+        <w:rPr>
+          <w:lang w:val="es-ES_tradnl"/>
+        </w:rPr>
+        <w:t>Por defecto, se definen los siguientes algoritmos de hash para firmas ASN.1 y PDF:</w:t>
       </w:r>
     </w:p>
     <w:p>
@@ -19342,7 +18967,7 @@
           <w:sz w:val="20"/>
           <w:lang w:val="en-US"/>
         </w:rPr>
-        <w:t>XML_SIGN_HASH-SHA1WithRSA = http://www.w3.org/2000/09/xmldsig#rsa-sha1</w:t>
+        <w:t>ASN1_HASH-SHA1 = 1.3.14.3.2.26</w:t>
       </w:r>
     </w:p>
     <w:p>
@@ -19369,7 +18994,7 @@
           <w:sz w:val="20"/>
           <w:lang w:val="en-US"/>
         </w:rPr>
-        <w:t>XML_SIGN_HASH-SHA256WithRSA = http://www.w3.org/2001/04/xmldsig-more#rsa-sha256</w:t>
+        <w:t>ASN1_HASH-SHA256 = 2.16.840.1.101.3.4.2.1</w:t>
       </w:r>
     </w:p>
     <w:p>
@@ -19386,7 +19011,6 @@
           <w:rFonts w:ascii="Courier New" w:hAnsi="Courier New" w:cs="Courier New"/>
           <w:noProof/>
           <w:sz w:val="20"/>
-          <w:lang w:val="en-US"/>
         </w:rPr>
       </w:pPr>
       <w:r>
@@ -19394,61 +19018,26 @@
           <w:rFonts w:ascii="Courier New" w:hAnsi="Courier New" w:cs="Courier New"/>
           <w:noProof/>
           <w:sz w:val="20"/>
-          <w:lang w:val="en-US"/>
-        </w:rPr>
-        <w:t xml:space="preserve">XML_SIGN_HASH-SHA512WithRSA = http://www.w3.org/2001/04/xmldsig-more#rsa-sha512 </w:t>
-      </w:r>
-    </w:p>
-    <w:p>
-      <w:pPr>
-        <w:pStyle w:val="Texto"/>
-        <w:rPr>
-          <w:noProof w:val="0"/>
-          <w:color w:val="auto"/>
-          <w:spacing w:val="-3"/>
-          <w:sz w:val="24"/>
-          <w:lang w:val="es-ES_tradnl"/>
-        </w:rPr>
-      </w:pPr>
-      <w:r>
-        <w:rPr>
-          <w:noProof w:val="0"/>
-          <w:color w:val="auto"/>
-          <w:spacing w:val="-3"/>
-          <w:sz w:val="24"/>
-          <w:lang w:val="es-ES_tradnl"/>
-        </w:rPr>
-        <w:t xml:space="preserve">Todo algoritmo de </w:t>
-      </w:r>
-      <w:r>
-        <w:rPr>
-          <w:noProof w:val="0"/>
-          <w:color w:val="auto"/>
-          <w:spacing w:val="-3"/>
-          <w:sz w:val="24"/>
-          <w:lang w:val="es-ES_tradnl"/>
-        </w:rPr>
-        <w:t>firma</w:t>
-      </w:r>
-      <w:r>
-        <w:rPr>
-          <w:noProof w:val="0"/>
-          <w:color w:val="auto"/>
-          <w:spacing w:val="-3"/>
-          <w:sz w:val="24"/>
-          <w:lang w:val="es-ES_tradnl"/>
-        </w:rPr>
-        <w:t xml:space="preserve"> para firmas XML que se indique en la configuración de alguna política de firma deberá estar definido siguiendo el modelo antes indicado.</w:t>
-      </w:r>
-    </w:p>
-    <w:p>
-      <w:pPr>
-        <w:pStyle w:val="Texto"/>
-        <w:rPr>
-          <w:noProof w:val="0"/>
-          <w:color w:val="auto"/>
-          <w:spacing w:val="-3"/>
-          <w:sz w:val="24"/>
+        </w:rPr>
+        <w:t>ASN1_HASH-SHA512 = 2.16.840.1.101.3.4.2.3</w:t>
+      </w:r>
+    </w:p>
+    <w:p>
+      <w:pPr>
+        <w:rPr>
+          <w:lang w:val="es-ES_tradnl"/>
+        </w:rPr>
+      </w:pPr>
+      <w:r>
+        <w:rPr>
+          <w:lang w:val="es-ES_tradnl"/>
+        </w:rPr>
+        <w:t>Todo algoritmo de hash para firmas ASN.1 y PDF que se indique en la configuración de alguna política de firma deberá estar definido siguiendo el modelo antes indicado.</w:t>
+      </w:r>
+    </w:p>
+    <w:p>
+      <w:pPr>
+        <w:rPr>
           <w:lang w:val="es-ES_tradnl"/>
         </w:rPr>
       </w:pPr>
@@ -19457,9 +19046,9 @@
       <w:pPr>
         <w:pStyle w:val="Ttulo5"/>
       </w:pPr>
-      <w:bookmarkStart w:id="75" w:name="_Listado_de_OIDs"/>
-      <w:bookmarkStart w:id="76" w:name="_Ref411519321"/>
-      <w:bookmarkEnd w:id="75"/>
+      <w:bookmarkStart w:id="77" w:name="_Listado_de_OIDs_1"/>
+      <w:bookmarkStart w:id="78" w:name="_Ref411519403"/>
+      <w:bookmarkEnd w:id="77"/>
       <w:r>
         <w:t xml:space="preserve">Listado de </w:t>
       </w:r>
@@ -19475,61 +19064,37 @@
         <w:t xml:space="preserve">lgoritmos de </w:t>
       </w:r>
       <w:r>
-        <w:t>H</w:t>
-      </w:r>
-      <w:r>
-        <w:t xml:space="preserve">ash en </w:t>
-      </w:r>
-      <w:r>
         <w:t>F</w:t>
       </w:r>
       <w:r>
+        <w:t xml:space="preserve">irma en </w:t>
+      </w:r>
+      <w:r>
+        <w:t>F</w:t>
+      </w:r>
+      <w:r>
         <w:t>irmas ASN.1 y PDF</w:t>
       </w:r>
-      <w:bookmarkEnd w:id="76"/>
-    </w:p>
-    <w:p>
-      <w:pPr>
-        <w:rPr>
-          <w:lang w:val="es-ES_tradnl"/>
-        </w:rPr>
-      </w:pPr>
-      <w:r>
-        <w:rPr>
-          <w:lang w:val="es-ES_tradnl"/>
-        </w:rPr>
-        <w:t xml:space="preserve">Este bloque define los algoritmos de hash para firmas ASN.1 y PDF a los que se hará referencia en las distintas políticas de firma, de manera </w:t>
-      </w:r>
-      <w:r>
-        <w:rPr>
-          <w:lang w:val="es-ES_tradnl"/>
-        </w:rPr>
-        <w:t>que,</w:t>
-      </w:r>
-      <w:r>
-        <w:rPr>
-          <w:lang w:val="es-ES_tradnl"/>
-        </w:rPr>
-        <w:t xml:space="preserve"> por cada uno de ellos, se le asociará su respectivo OID. Así, la clave de cada algoritmo de hash tendrá el formato </w:t>
-      </w:r>
-      <w:r>
-        <w:rPr>
-          <w:b/>
-          <w:lang w:val="es-ES_tradnl"/>
-        </w:rPr>
-        <w:t>ASN1_HASH-HASH_ALGORITHM</w:t>
-      </w:r>
-      <w:r>
-        <w:rPr>
-          <w:b/>
-          <w:lang w:val="es-ES_tradnl"/>
-        </w:rPr>
-        <w:t xml:space="preserve"> </w:t>
-      </w:r>
-      <w:r>
-        <w:rPr>
-          <w:lang w:val="es-ES_tradnl"/>
-        </w:rPr>
+      <w:bookmarkEnd w:id="78"/>
+    </w:p>
+    <w:p>
+      <w:r>
+        <w:t>Este bloque define los algoritmos de firma para firmas ASN.1 y PDF a los que se hará referencia en las distintas políticas de firma, de manera que</w:t>
+      </w:r>
+      <w:r>
+        <w:t>,</w:t>
+      </w:r>
+      <w:r>
+        <w:t xml:space="preserve"> por cada uno de ellos, se le asociará su respectivo OID. Así, la clave de cada algoritmo de firma tendrá el formato </w:t>
+      </w:r>
+      <w:r>
+        <w:rPr>
+          <w:b/>
+          <w:bCs/>
+        </w:rPr>
+        <w:t xml:space="preserve">ASN1_SIGN_HASH-HASH_ALGORITHM </w:t>
+      </w:r>
+      <w:r>
         <w:t>donde:</w:t>
       </w:r>
     </w:p>
@@ -19548,7 +19113,7 @@
           <w:b/>
           <w:lang w:val="es-ES_tradnl"/>
         </w:rPr>
-        <w:t>ASN1_HASH</w:t>
+        <w:t>ASN1_SIGN_HASH</w:t>
       </w:r>
       <w:r>
         <w:rPr>
@@ -19590,20 +19155,26 @@
         <w:rPr>
           <w:lang w:val="es-ES_tradnl"/>
         </w:rPr>
-        <w:t xml:space="preserve"> algoritmo de hash</w:t>
-      </w:r>
-    </w:p>
-    <w:p>
-      <w:pPr>
-        <w:rPr>
-          <w:lang w:val="es-ES_tradnl"/>
-        </w:rPr>
-      </w:pPr>
-      <w:r>
-        <w:rPr>
-          <w:lang w:val="es-ES_tradnl"/>
-        </w:rPr>
-        <w:t>Por defecto, se definen los siguientes algoritmos de hash para firmas ASN.1 y PDF:</w:t>
+        <w:t xml:space="preserve"> del algoritmo de </w:t>
+      </w:r>
+      <w:r>
+        <w:rPr>
+          <w:lang w:val="es-ES_tradnl"/>
+        </w:rPr>
+        <w:t>firma</w:t>
+      </w:r>
+    </w:p>
+    <w:p>
+      <w:pPr>
+        <w:rPr>
+          <w:lang w:val="es-ES_tradnl"/>
+        </w:rPr>
+      </w:pPr>
+      <w:r>
+        <w:rPr>
+          <w:lang w:val="es-ES_tradnl"/>
+        </w:rPr>
+        <w:t>Por defecto, se definen los siguientes algoritmos de firma para firmas ASN.1 y PDF:</w:t>
       </w:r>
     </w:p>
     <w:p>
@@ -19630,7 +19201,7 @@
           <w:sz w:val="20"/>
           <w:lang w:val="en-US"/>
         </w:rPr>
-        <w:t>ASN1_HASH-SHA1 = 1.3.14.3.2.26</w:t>
+        <w:t>ASN1_SIGN_HASH-SHA1WithRSA = 1.2.840.113549.1.1.5</w:t>
       </w:r>
     </w:p>
     <w:p>
@@ -19657,7 +19228,7 @@
           <w:sz w:val="20"/>
           <w:lang w:val="en-US"/>
         </w:rPr>
-        <w:t>ASN1_HASH-SHA256 = 2.16.840.1.101.3.4.2.1</w:t>
+        <w:t>ASN1_SIGN_HASH-SHA256WithRSA = 1.2.840.113549.1.1.11</w:t>
       </w:r>
     </w:p>
     <w:p>
@@ -19674,6 +19245,7 @@
           <w:rFonts w:ascii="Courier New" w:hAnsi="Courier New" w:cs="Courier New"/>
           <w:noProof/>
           <w:sz w:val="20"/>
+          <w:lang w:val="en-US"/>
         </w:rPr>
       </w:pPr>
       <w:r>
@@ -19681,188 +19253,9 @@
           <w:rFonts w:ascii="Courier New" w:hAnsi="Courier New" w:cs="Courier New"/>
           <w:noProof/>
           <w:sz w:val="20"/>
-        </w:rPr>
-        <w:lastRenderedPageBreak/>
-        <w:t>ASN1_HASH-SHA512 = 2.16.840.1.101.3.4.2.3</w:t>
-      </w:r>
-    </w:p>
-    <w:p>
-      <w:pPr>
-        <w:rPr>
-          <w:lang w:val="es-ES_tradnl"/>
-        </w:rPr>
-      </w:pPr>
-      <w:r>
-        <w:rPr>
-          <w:lang w:val="es-ES_tradnl"/>
-        </w:rPr>
-        <w:t>Todo algoritmo de hash para firmas ASN.1 y PDF que se indique en la configuración de alguna política de firma deberá estar definido siguiendo el modelo antes indicado.</w:t>
-      </w:r>
-    </w:p>
-    <w:p>
-      <w:pPr>
-        <w:rPr>
-          <w:lang w:val="es-ES_tradnl"/>
-        </w:rPr>
-      </w:pPr>
-    </w:p>
-    <w:p>
-      <w:pPr>
-        <w:pStyle w:val="Ttulo5"/>
-      </w:pPr>
-      <w:bookmarkStart w:id="77" w:name="_Listado_de_OIDs_1"/>
-      <w:bookmarkStart w:id="78" w:name="_Ref411519403"/>
-      <w:bookmarkEnd w:id="77"/>
-      <w:r>
-        <w:t xml:space="preserve">Listado de </w:t>
-      </w:r>
-      <w:proofErr w:type="spellStart"/>
-      <w:r>
-        <w:t>OIDs</w:t>
-      </w:r>
-      <w:proofErr w:type="spellEnd"/>
-      <w:r>
-        <w:t xml:space="preserve"> para A</w:t>
-      </w:r>
-      <w:r>
-        <w:t xml:space="preserve">lgoritmos de </w:t>
-      </w:r>
-      <w:r>
-        <w:t>F</w:t>
-      </w:r>
-      <w:r>
-        <w:t xml:space="preserve">irma en </w:t>
-      </w:r>
-      <w:r>
-        <w:t>F</w:t>
-      </w:r>
-      <w:r>
-        <w:t>irmas ASN.1 y PDF</w:t>
-      </w:r>
-      <w:bookmarkEnd w:id="78"/>
-    </w:p>
-    <w:p>
-      <w:pPr>
-        <w:rPr>
-          <w:lang w:val="es-ES_tradnl"/>
-        </w:rPr>
-      </w:pPr>
-      <w:r>
-        <w:rPr>
-          <w:lang w:val="es-ES_tradnl"/>
-        </w:rPr>
-        <w:t>Este bloque define los algoritmos de firma para firmas ASN.1 y PDF a los que se hará referencia en las distintas políticas de firma, de manera que</w:t>
-      </w:r>
-      <w:r>
-        <w:rPr>
-          <w:lang w:val="es-ES_tradnl"/>
-        </w:rPr>
-        <w:t>,</w:t>
-      </w:r>
-      <w:r>
-        <w:rPr>
-          <w:lang w:val="es-ES_tradnl"/>
-        </w:rPr>
-        <w:t xml:space="preserve"> por cada uno de ellos, se le asociará su respectivo OID. Así, la clave de cada algoritmo de firma tendrá el formato </w:t>
-      </w:r>
-      <w:r>
-        <w:rPr>
-          <w:b/>
-          <w:lang w:val="es-ES_tradnl"/>
-        </w:rPr>
-        <w:t>ASN1_SIGN_HASH-HASH_ALGORITHM</w:t>
-      </w:r>
-      <w:r>
-        <w:rPr>
-          <w:b/>
-          <w:lang w:val="es-ES_tradnl"/>
-        </w:rPr>
-        <w:t xml:space="preserve"> </w:t>
-      </w:r>
-      <w:r>
-        <w:rPr>
-          <w:lang w:val="es-ES_tradnl"/>
-        </w:rPr>
-        <w:t>donde:</w:t>
-      </w:r>
-    </w:p>
-    <w:p>
-      <w:pPr>
-        <w:numPr>
-          <w:ilvl w:val="0"/>
-          <w:numId w:val="29"/>
-        </w:numPr>
-        <w:rPr>
-          <w:lang w:val="es-ES_tradnl"/>
-        </w:rPr>
-      </w:pPr>
-      <w:r>
-        <w:rPr>
-          <w:b/>
-          <w:lang w:val="es-ES_tradnl"/>
-        </w:rPr>
-        <w:t>ASN1_SIGN_HASH</w:t>
-      </w:r>
-      <w:r>
-        <w:rPr>
-          <w:lang w:val="es-ES_tradnl"/>
-        </w:rPr>
-        <w:t xml:space="preserve"> es una cadena de texto fijo</w:t>
-      </w:r>
-    </w:p>
-    <w:p>
-      <w:pPr>
-        <w:numPr>
-          <w:ilvl w:val="0"/>
-          <w:numId w:val="29"/>
-        </w:numPr>
-        <w:rPr>
-          <w:lang w:val="es-ES_tradnl"/>
-        </w:rPr>
-      </w:pPr>
-      <w:r>
-        <w:rPr>
-          <w:b/>
-          <w:lang w:val="es-ES_tradnl"/>
-        </w:rPr>
-        <w:t>HASH_ALGORITHM</w:t>
-      </w:r>
-      <w:r>
-        <w:rPr>
-          <w:lang w:val="es-ES_tradnl"/>
-        </w:rPr>
-        <w:t xml:space="preserve"> es una cadena de texto con </w:t>
-      </w:r>
-      <w:r>
-        <w:rPr>
-          <w:lang w:val="es-ES_tradnl"/>
-        </w:rPr>
-        <w:t>el nombre</w:t>
-      </w:r>
-      <w:r>
-        <w:rPr>
-          <w:lang w:val="es-ES_tradnl"/>
-        </w:rPr>
-        <w:t xml:space="preserve"> del algoritmo de </w:t>
-      </w:r>
-      <w:r>
-        <w:rPr>
-          <w:lang w:val="es-ES_tradnl"/>
-        </w:rPr>
-        <w:t>firma</w:t>
-      </w:r>
-    </w:p>
-    <w:p>
-      <w:pPr>
-        <w:rPr>
-          <w:lang w:val="es-ES_tradnl"/>
-        </w:rPr>
-      </w:pPr>
-      <w:r>
-        <w:rPr>
-          <w:lang w:val="es-ES_tradnl"/>
-        </w:rPr>
-        <w:t>Por defecto, se definen los siguientes algoritmos de firma para firmas ASN.1 y PDF:</w:t>
+          <w:lang w:val="en-US"/>
+        </w:rPr>
+        <w:t>ASN1_SIGN_HASH-SHA512WithRSA = 1.2.840.113549.1.1.13</w:t>
       </w:r>
     </w:p>
     <w:p>
@@ -19889,7 +19282,7 @@
           <w:sz w:val="20"/>
           <w:lang w:val="en-US"/>
         </w:rPr>
-        <w:t>ASN1_SIGN_HASH-SHA1WithRSA = 1.2.840.113549.1.1.5</w:t>
+        <w:t>ASN1_SIGN_HASH-SHA1WithECDSA = 1.2.840.10045.4.1</w:t>
       </w:r>
     </w:p>
     <w:p>
@@ -19916,7 +19309,7 @@
           <w:sz w:val="20"/>
           <w:lang w:val="en-US"/>
         </w:rPr>
-        <w:t>ASN1_SIGN_HASH-SHA256WithRSA = 1.2.840.113549.1.1.11</w:t>
+        <w:t>ASN1_SIGN_HASH-SHA256WithECDSA = 1.2.840.10045.4.3.2</w:t>
       </w:r>
     </w:p>
     <w:p>
@@ -19933,6 +19326,7 @@
           <w:rFonts w:ascii="Courier New" w:hAnsi="Courier New" w:cs="Courier New"/>
           <w:noProof/>
           <w:sz w:val="20"/>
+          <w:lang w:val="en-US"/>
         </w:rPr>
       </w:pPr>
       <w:r>
@@ -19940,8 +19334,18 @@
           <w:rFonts w:ascii="Courier New" w:hAnsi="Courier New" w:cs="Courier New"/>
           <w:noProof/>
           <w:sz w:val="20"/>
-        </w:rPr>
-        <w:t xml:space="preserve">ASN1_SIGN_HASH-SHA512WithRSA = 1.2.840.113549.1.1.13 </w:t>
+          <w:lang w:val="en-US"/>
+        </w:rPr>
+        <w:t>ASN1_SIGN_HASH-SHA512WithECDSA = 1.2.840.10045.4.3.4</w:t>
+      </w:r>
+      <w:r>
+        <w:rPr>
+          <w:rFonts w:ascii="Courier New" w:hAnsi="Courier New" w:cs="Courier New"/>
+          <w:noProof/>
+          <w:sz w:val="20"/>
+          <w:lang w:val="en-US"/>
+        </w:rPr>
+        <w:t xml:space="preserve"> </w:t>
       </w:r>
     </w:p>
     <w:p>
@@ -20181,7 +19585,6 @@
           <w:sz w:val="20"/>
           <w:lang w:val="en-US"/>
         </w:rPr>
-        <w:lastRenderedPageBreak/>
         <w:t>PDF_POLICY_ID = PDF_AGE_1.9</w:t>
       </w:r>
     </w:p>
@@ -20356,6 +19759,7 @@
     </w:p>
     <w:p>
       <w:r>
+        <w:lastRenderedPageBreak/>
         <w:t xml:space="preserve">Si la política de firma se refiere a firmas ASN.1 </w:t>
       </w:r>
       <w:r>
@@ -20797,6 +20201,7 @@
         </w:numPr>
       </w:pPr>
       <w:r>
+        <w:lastRenderedPageBreak/>
         <w:t>SHA-256</w:t>
       </w:r>
     </w:p>
@@ -20988,7 +20393,6 @@
         <w:pStyle w:val="Ttulo6"/>
       </w:pPr>
       <w:r>
-        <w:lastRenderedPageBreak/>
         <w:t>Algoritmos de R</w:t>
       </w:r>
       <w:r>
@@ -21259,6 +20663,7 @@
     </w:p>
     <w:p>
       <w:r>
+        <w:lastRenderedPageBreak/>
         <w:t>Cada elemento estará separado por coma (,).</w:t>
       </w:r>
       <w:r>
@@ -21536,7 +20941,6 @@
     </w:p>
     <w:p>
       <w:r>
-        <w:lastRenderedPageBreak/>
         <w:t xml:space="preserve">Tendrá el formato </w:t>
       </w:r>
       <w:r>
@@ -21800,6 +21204,7 @@
           <w:sz w:val="20"/>
           <w:lang w:val="en-US"/>
         </w:rPr>
+        <w:lastRenderedPageBreak/>
         <w:t>ASN1_AGE_1.9-MANDATORY_SIGNED_ELEMENTS = ContentType,MessageDigest,SigningCertificate|SigningCertificateV2,SigningTime,SignaturePolicyIdentifier,ContentHints</w:t>
       </w:r>
     </w:p>
@@ -22015,7 +21420,6 @@
         </w:rPr>
       </w:pPr>
       <w:r>
-        <w:lastRenderedPageBreak/>
         <w:t xml:space="preserve">Si el elemento es ASN.1 su nombre se cogerá de la lista de </w:t>
       </w:r>
       <w:proofErr w:type="spellStart"/>
@@ -22223,14 +21627,12 @@
       <w:r>
         <w:t>Los elementos pueden ser XML o ASN.1. Cada elemento estará separado por coma (,). Para especificar que se debe elegir entre varios se usará el operador lógico OR (|</w:t>
       </w:r>
-      <w:proofErr w:type="gramStart"/>
       <w:r>
         <w:t>).</w:t>
       </w:r>
       <w:r>
-        <w:t>Tendrá</w:t>
-      </w:r>
-      <w:proofErr w:type="gramEnd"/>
+        <w:t xml:space="preserve"> Tendrá</w:t>
+      </w:r>
       <w:r>
         <w:t xml:space="preserve"> el formato </w:t>
       </w:r>
@@ -22287,6 +21689,7 @@
         <w:rPr>
           <w:b/>
         </w:rPr>
+        <w:lastRenderedPageBreak/>
         <w:t>MANDATORY_UNSIGNED_ELEMENTS</w:t>
       </w:r>
       <w:r>
@@ -22591,7 +21994,6 @@
     </w:p>
     <w:p>
       <w:r>
-        <w:lastRenderedPageBreak/>
         <w:t xml:space="preserve">Si el elemento es ASN.1 su nombre se cogerá de la lista de </w:t>
       </w:r>
       <w:proofErr w:type="spellStart"/>
@@ -22917,6 +22319,7 @@
           <w:sz w:val="20"/>
           <w:lang w:val="en-US"/>
         </w:rPr>
+        <w:lastRenderedPageBreak/>
         <w:t>ASN1_AGE_1.9-NOT_ALLOWED_SIGNED_ELEMENTS = ContentType,MessageDigest,SigningCertificateV2</w:t>
       </w:r>
     </w:p>
@@ -23134,7 +22537,6 @@
     </w:p>
     <w:p>
       <w:r>
-        <w:lastRenderedPageBreak/>
         <w:t xml:space="preserve">Si el elemento es ASN.1 su nombre se cogerá de la lista de </w:t>
       </w:r>
       <w:proofErr w:type="spellStart"/>
@@ -23408,6 +22810,7 @@
         <w:rPr>
           <w:b/>
         </w:rPr>
+        <w:lastRenderedPageBreak/>
         <w:t>REQUIRED_ENTRIES</w:t>
       </w:r>
       <w:r>
@@ -23646,7 +23049,6 @@
     </w:p>
     <w:p>
       <w:r>
-        <w:lastRenderedPageBreak/>
         <w:t>Incluye una lista con los nombres de las entradas que no puede contener la firma. Cada entrada se incl</w:t>
       </w:r>
       <w:r>
@@ -23857,7 +23259,11 @@
         <w:t>xadesv141</w:t>
       </w:r>
       <w:r>
-        <w:t>. Cada elemento estará separado por coma (,). Para especificar que se debe elegir entre varios se usará el operador lógico OR (|).</w:t>
+        <w:t xml:space="preserve">. Cada elemento estará </w:t>
+      </w:r>
+      <w:r>
+        <w:lastRenderedPageBreak/>
+        <w:t>separado por coma (,). Para especificar que se debe elegir entre varios se usará el operador lógico OR (|).</w:t>
       </w:r>
       <w:r>
         <w:t xml:space="preserve"> </w:t>
@@ -24149,7 +23555,6 @@
         <w:rPr>
           <w:b/>
         </w:rPr>
-        <w:lastRenderedPageBreak/>
         <w:t>OPTIONAL_CHILD</w:t>
       </w:r>
       <w:r>
@@ -24373,6 +23778,7 @@
         <w:rPr>
           <w:b/>
         </w:rPr>
+        <w:lastRenderedPageBreak/>
         <w:t>NOT_ALLOWED_CHILD</w:t>
       </w:r>
       <w:r>
@@ -24736,7 +24142,6 @@
           <w:sz w:val="20"/>
           <w:lang w:val="en-US"/>
         </w:rPr>
-        <w:lastRenderedPageBreak/>
         <w:t>XML_AGE_1.9_URL-[ClaimedRoles]-REQUIRED_VALUE = supplier|emisor|customer|receptor|third party|tercero</w:t>
       </w:r>
     </w:p>
@@ -24905,7 +24310,6 @@
         <w:t xml:space="preserve">ID_POLICY-[ELEMENT_NAME]-NOT_ALLOWED_VALUE </w:t>
       </w:r>
       <w:proofErr w:type="spellStart"/>
-      <w:proofErr w:type="gramStart"/>
       <w:r>
         <w:rPr>
           <w:lang w:val="en-US"/>
@@ -24913,7 +24317,6 @@
         <w:t>donde</w:t>
       </w:r>
       <w:proofErr w:type="spellEnd"/>
-      <w:proofErr w:type="gramEnd"/>
     </w:p>
     <w:p>
       <w:pPr>
@@ -24952,6 +24355,7 @@
         <w:rPr>
           <w:b/>
         </w:rPr>
+        <w:lastRenderedPageBreak/>
         <w:t xml:space="preserve">ELEMENT_NAME </w:t>
       </w:r>
       <w:r>
@@ -25348,7 +24752,6 @@
     </w:p>
     <w:p>
       <w:r>
-        <w:lastRenderedPageBreak/>
         <w:t>Por ejemplo, para indicar que los modos de firma permitidos para firmas ASN.1 son ambos, (implícito y explícito), se definiría:</w:t>
       </w:r>
     </w:p>
@@ -25838,7 +25241,6 @@
           <w:b/>
           <w:lang w:val="es-ES_tradnl"/>
         </w:rPr>
-        <w:lastRenderedPageBreak/>
         <w:t>OCSP_TIMEOUT:</w:t>
       </w:r>
       <w:r>
@@ -25915,9 +25317,10 @@
       </w:r>
       <w:r>
         <w:rPr>
-          <w:lang w:val="es-ES_tradnl"/>
-        </w:rPr>
-        <w:sym w:font="Wingdings" w:char="F0E0"/>
+          <w:rFonts w:ascii="Wingdings" w:eastAsia="Wingdings" w:hAnsi="Wingdings" w:cs="Wingdings"/>
+          <w:lang w:val="es-ES_tradnl"/>
+        </w:rPr>
+        <w:t>à</w:t>
       </w:r>
       <w:r>
         <w:t xml:space="preserve"> </w:t>
@@ -25960,9 +25363,10 @@
       </w:r>
       <w:r>
         <w:rPr>
-          <w:lang w:val="es-ES_tradnl"/>
-        </w:rPr>
-        <w:sym w:font="Wingdings" w:char="F0E0"/>
+          <w:rFonts w:ascii="Wingdings" w:eastAsia="Wingdings" w:hAnsi="Wingdings" w:cs="Wingdings"/>
+          <w:lang w:val="es-ES_tradnl"/>
+        </w:rPr>
+        <w:t>à</w:t>
       </w:r>
       <w:r>
         <w:rPr>
@@ -26091,6 +25495,7 @@
         <w:rPr>
           <w:b/>
         </w:rPr>
+        <w:lastRenderedPageBreak/>
         <w:t>JCEKS</w:t>
       </w:r>
     </w:p>
@@ -26244,9 +25649,10 @@
       </w:r>
       <w:r>
         <w:rPr>
-          <w:lang w:val="es-ES_tradnl"/>
-        </w:rPr>
-        <w:sym w:font="Wingdings" w:char="F0E0"/>
+          <w:rFonts w:ascii="Wingdings" w:eastAsia="Wingdings" w:hAnsi="Wingdings" w:cs="Wingdings"/>
+          <w:lang w:val="es-ES_tradnl"/>
+        </w:rPr>
+        <w:t>à</w:t>
       </w:r>
       <w:r>
         <w:t xml:space="preserve"> </w:t>
@@ -26283,9 +25689,10 @@
       </w:r>
       <w:r>
         <w:rPr>
-          <w:lang w:val="es-ES_tradnl"/>
-        </w:rPr>
-        <w:sym w:font="Wingdings" w:char="F0E0"/>
+          <w:rFonts w:ascii="Wingdings" w:eastAsia="Wingdings" w:hAnsi="Wingdings" w:cs="Wingdings"/>
+          <w:lang w:val="es-ES_tradnl"/>
+        </w:rPr>
+        <w:t>à</w:t>
       </w:r>
       <w:r>
         <w:rPr>
@@ -26354,7 +25761,6 @@
         <w:rPr>
           <w:b/>
         </w:rPr>
-        <w:lastRenderedPageBreak/>
         <w:t>OCSP_HTTPS_USE_AUTH_CLIENT:</w:t>
       </w:r>
       <w:r>
@@ -26395,9 +25801,10 @@
       </w:r>
       <w:r>
         <w:rPr>
-          <w:lang w:val="es-ES_tradnl"/>
-        </w:rPr>
-        <w:sym w:font="Wingdings" w:char="F0E0"/>
+          <w:rFonts w:ascii="Wingdings" w:eastAsia="Wingdings" w:hAnsi="Wingdings" w:cs="Wingdings"/>
+          <w:lang w:val="es-ES_tradnl"/>
+        </w:rPr>
+        <w:t>à</w:t>
       </w:r>
       <w:r>
         <w:t xml:space="preserve"> </w:t>
@@ -26434,9 +25841,10 @@
       </w:r>
       <w:r>
         <w:rPr>
-          <w:lang w:val="es-ES_tradnl"/>
-        </w:rPr>
-        <w:sym w:font="Wingdings" w:char="F0E0"/>
+          <w:rFonts w:ascii="Wingdings" w:eastAsia="Wingdings" w:hAnsi="Wingdings" w:cs="Wingdings"/>
+          <w:lang w:val="es-ES_tradnl"/>
+        </w:rPr>
+        <w:t>à</w:t>
       </w:r>
       <w:r>
         <w:rPr>
@@ -26556,6 +25964,7 @@
         <w:rPr>
           <w:b/>
         </w:rPr>
+        <w:lastRenderedPageBreak/>
         <w:t>OCSP_HTTPS_KEYSTORE_PASSWORD:</w:t>
       </w:r>
       <w:r>
@@ -26570,7 +25979,7 @@
       <w:pPr>
         <w:pStyle w:val="Ttulo3"/>
       </w:pPr>
-      <w:bookmarkStart w:id="80" w:name="_Toc157417024"/>
+      <w:bookmarkStart w:id="80" w:name="_Toc190363310"/>
       <w:r>
         <w:t>Configuraciones de acceso a TS@</w:t>
       </w:r>
@@ -26597,16 +26006,12 @@
         <w:rPr>
           <w:rFonts w:cs="Calibri"/>
           <w:spacing w:val="0"/>
-          <w:szCs w:val="24"/>
-          <w:lang w:val="es-ES_tradnl" w:eastAsia="es-ES_tradnl"/>
         </w:rPr>
       </w:pPr>
       <w:r>
         <w:rPr>
           <w:rFonts w:cs="Calibri"/>
           <w:spacing w:val="0"/>
-          <w:szCs w:val="24"/>
-          <w:lang w:val="es-ES_tradnl" w:eastAsia="es-ES_tradnl"/>
         </w:rPr>
         <w:t xml:space="preserve">El nombre del fichero queda a elección del integrador y se definirá en el fichero </w:t>
       </w:r>
@@ -26615,8 +26020,6 @@
         <w:rPr>
           <w:rFonts w:cs="Calibri"/>
           <w:spacing w:val="0"/>
-          <w:szCs w:val="24"/>
-          <w:lang w:val="es-ES_tradnl" w:eastAsia="es-ES_tradnl"/>
         </w:rPr>
         <w:t>mappingFiles.properties</w:t>
       </w:r>
@@ -26625,8 +26028,6 @@
         <w:rPr>
           <w:rFonts w:cs="Calibri"/>
           <w:spacing w:val="0"/>
-          <w:szCs w:val="24"/>
-          <w:lang w:val="es-ES_tradnl" w:eastAsia="es-ES_tradnl"/>
         </w:rPr>
         <w:t xml:space="preserve">. Se propone como nombre </w:t>
       </w:r>
@@ -26635,8 +26036,6 @@
         <w:rPr>
           <w:rFonts w:cs="Calibri"/>
           <w:spacing w:val="0"/>
-          <w:szCs w:val="24"/>
-          <w:lang w:val="es-ES_tradnl" w:eastAsia="es-ES_tradnl"/>
         </w:rPr>
         <w:t>tsa</w:t>
       </w:r>
@@ -26644,8 +26043,6 @@
         <w:rPr>
           <w:rFonts w:cs="Calibri"/>
           <w:spacing w:val="0"/>
-          <w:szCs w:val="24"/>
-          <w:lang w:val="es-ES_tradnl" w:eastAsia="es-ES_tradnl"/>
         </w:rPr>
         <w:t>idClienteidAplicacion</w:t>
       </w:r>
@@ -26653,8 +26050,6 @@
         <w:rPr>
           <w:rFonts w:cs="Calibri"/>
           <w:spacing w:val="0"/>
-          <w:szCs w:val="24"/>
-          <w:lang w:val="es-ES_tradnl" w:eastAsia="es-ES_tradnl"/>
         </w:rPr>
         <w:t>.properties</w:t>
       </w:r>
@@ -26663,8 +26058,6 @@
         <w:rPr>
           <w:rFonts w:cs="Calibri"/>
           <w:spacing w:val="0"/>
-          <w:szCs w:val="24"/>
-          <w:lang w:val="es-ES_tradnl" w:eastAsia="es-ES_tradnl"/>
         </w:rPr>
         <w:t xml:space="preserve"> siendo</w:t>
       </w:r>
@@ -26672,8 +26065,6 @@
         <w:rPr>
           <w:rFonts w:cs="Calibri"/>
           <w:spacing w:val="0"/>
-          <w:szCs w:val="24"/>
-          <w:lang w:val="es-ES_tradnl" w:eastAsia="es-ES_tradnl"/>
         </w:rPr>
         <w:t xml:space="preserve"> </w:t>
       </w:r>
@@ -26682,8 +26073,6 @@
         <w:rPr>
           <w:rFonts w:cs="Calibri"/>
           <w:spacing w:val="0"/>
-          <w:szCs w:val="24"/>
-          <w:lang w:val="es-ES_tradnl" w:eastAsia="es-ES_tradnl"/>
         </w:rPr>
         <w:t>idCliente</w:t>
       </w:r>
@@ -26692,8 +26081,6 @@
         <w:rPr>
           <w:rFonts w:cs="Calibri"/>
           <w:spacing w:val="0"/>
-          <w:szCs w:val="24"/>
-          <w:lang w:val="es-ES_tradnl" w:eastAsia="es-ES_tradnl"/>
         </w:rPr>
         <w:t xml:space="preserve"> el identificador del cliente que envía la petición e </w:t>
       </w:r>
@@ -26702,8 +26089,6 @@
         <w:rPr>
           <w:rFonts w:cs="Calibri"/>
           <w:spacing w:val="0"/>
-          <w:szCs w:val="24"/>
-          <w:lang w:val="es-ES_tradnl" w:eastAsia="es-ES_tradnl"/>
         </w:rPr>
         <w:t>idAplicacion</w:t>
       </w:r>
@@ -26712,8 +26097,6 @@
         <w:rPr>
           <w:rFonts w:cs="Calibri"/>
           <w:spacing w:val="0"/>
-          <w:szCs w:val="24"/>
-          <w:lang w:val="es-ES_tradnl" w:eastAsia="es-ES_tradnl"/>
         </w:rPr>
         <w:t xml:space="preserve"> el identificador de la aplicación TS@ utilizada para la comunicación con TS@.</w:t>
       </w:r>
@@ -26797,7 +26180,10 @@
         <w:t xml:space="preserve">0 </w:t>
       </w:r>
       <w:r>
-        <w:sym w:font="Wingdings" w:char="F0E0"/>
+        <w:rPr>
+          <w:rFonts w:ascii="Wingdings" w:eastAsia="Wingdings" w:hAnsi="Wingdings" w:cs="Wingdings"/>
+        </w:rPr>
+        <w:t>à</w:t>
       </w:r>
       <w:r>
         <w:t xml:space="preserve"> No se llevará a cabo ninguna validación. </w:t>
@@ -26820,11 +26206,13 @@
         </w:numPr>
       </w:pPr>
       <w:r>
-        <w:lastRenderedPageBreak/>
         <w:t xml:space="preserve">1 </w:t>
       </w:r>
       <w:r>
-        <w:sym w:font="Wingdings" w:char="F0E0"/>
+        <w:rPr>
+          <w:rFonts w:ascii="Wingdings" w:eastAsia="Wingdings" w:hAnsi="Wingdings" w:cs="Wingdings"/>
+        </w:rPr>
+        <w:t>à</w:t>
       </w:r>
       <w:r>
         <w:t xml:space="preserve"> Validación de la integridad. Se comprobará si el documento de entrada (</w:t>
@@ -26852,7 +26240,10 @@
         <w:t xml:space="preserve">2 </w:t>
       </w:r>
       <w:r>
-        <w:sym w:font="Wingdings" w:char="F0E0"/>
+        <w:rPr>
+          <w:rFonts w:ascii="Wingdings" w:eastAsia="Wingdings" w:hAnsi="Wingdings" w:cs="Wingdings"/>
+        </w:rPr>
+        <w:t>à</w:t>
       </w:r>
       <w:r>
         <w:t xml:space="preserve"> Validación completa. El sello de tiempo a renovar será previamente validado contra TS@.</w:t>
@@ -26902,7 +26293,10 @@
         <w:t xml:space="preserve"> </w:t>
       </w:r>
       <w:r>
-        <w:sym w:font="Wingdings" w:char="F0E0"/>
+        <w:rPr>
+          <w:rFonts w:ascii="Wingdings" w:eastAsia="Wingdings" w:hAnsi="Wingdings" w:cs="Wingdings"/>
+        </w:rPr>
+        <w:t>à</w:t>
       </w:r>
       <w:r>
         <w:t xml:space="preserve"> Autorización por usuario y </w:t>
@@ -26928,7 +26322,10 @@
         <w:t xml:space="preserve"> </w:t>
       </w:r>
       <w:r>
-        <w:sym w:font="Wingdings" w:char="F0E0"/>
+        <w:rPr>
+          <w:rFonts w:ascii="Wingdings" w:eastAsia="Wingdings" w:hAnsi="Wingdings" w:cs="Wingdings"/>
+        </w:rPr>
+        <w:t>à</w:t>
       </w:r>
       <w:r>
         <w:t xml:space="preserve"> </w:t>
@@ -26959,7 +26356,10 @@
         <w:t xml:space="preserve"> </w:t>
       </w:r>
       <w:r>
-        <w:sym w:font="Wingdings" w:char="F0E0"/>
+        <w:rPr>
+          <w:rFonts w:ascii="Wingdings" w:eastAsia="Wingdings" w:hAnsi="Wingdings" w:cs="Wingdings"/>
+        </w:rPr>
+        <w:t>à</w:t>
       </w:r>
       <w:r>
         <w:t xml:space="preserve"> </w:t>
@@ -27071,6 +26471,7 @@
         <w:rPr>
           <w:b/>
         </w:rPr>
+        <w:lastRenderedPageBreak/>
         <w:t>X509CertificateToken.inclusionMethod:</w:t>
       </w:r>
       <w:r>
@@ -27100,7 +26501,10 @@
         <w:t xml:space="preserve"> </w:t>
       </w:r>
       <w:r>
-        <w:sym w:font="Wingdings" w:char="F0E0"/>
+        <w:rPr>
+          <w:rFonts w:ascii="Wingdings" w:eastAsia="Wingdings" w:hAnsi="Wingdings" w:cs="Wingdings"/>
+        </w:rPr>
+        <w:t>à</w:t>
       </w:r>
       <w:r>
         <w:t xml:space="preserve"> </w:t>
@@ -27136,7 +26540,10 @@
         <w:t xml:space="preserve"> </w:t>
       </w:r>
       <w:r>
-        <w:sym w:font="Wingdings" w:char="F0E0"/>
+        <w:rPr>
+          <w:rFonts w:ascii="Wingdings" w:eastAsia="Wingdings" w:hAnsi="Wingdings" w:cs="Wingdings"/>
+        </w:rPr>
+        <w:t>à</w:t>
       </w:r>
       <w:r>
         <w:t xml:space="preserve"> </w:t>
@@ -27179,7 +26586,10 @@
         <w:t xml:space="preserve"> </w:t>
       </w:r>
       <w:r>
-        <w:sym w:font="Wingdings" w:char="F0E0"/>
+        <w:rPr>
+          <w:rFonts w:ascii="Wingdings" w:eastAsia="Wingdings" w:hAnsi="Wingdings" w:cs="Wingdings"/>
+        </w:rPr>
+        <w:t>à</w:t>
       </w:r>
       <w:r>
         <w:rPr>
@@ -27316,7 +26726,6 @@
         <w:rPr>
           <w:b/>
         </w:rPr>
-        <w:lastRenderedPageBreak/>
         <w:t>X509CertificateToken.privateKeyAlias:</w:t>
       </w:r>
       <w:r>
@@ -27394,7 +26803,10 @@
         <w:t xml:space="preserve"> </w:t>
       </w:r>
       <w:r>
-        <w:sym w:font="Wingdings" w:char="F0E0"/>
+        <w:rPr>
+          <w:rFonts w:ascii="Wingdings" w:eastAsia="Wingdings" w:hAnsi="Wingdings" w:cs="Wingdings"/>
+        </w:rPr>
+        <w:t>à</w:t>
       </w:r>
       <w:r>
         <w:t xml:space="preserve"> </w:t>
@@ -27436,7 +26848,10 @@
         <w:t xml:space="preserve"> </w:t>
       </w:r>
       <w:r>
-        <w:sym w:font="Wingdings" w:char="F0E0"/>
+        <w:rPr>
+          <w:rFonts w:ascii="Wingdings" w:eastAsia="Wingdings" w:hAnsi="Wingdings" w:cs="Wingdings"/>
+        </w:rPr>
+        <w:t>à</w:t>
       </w:r>
       <w:r>
         <w:t xml:space="preserve"> </w:t>
@@ -27526,6 +26941,7 @@
         <w:rPr>
           <w:b/>
         </w:rPr>
+        <w:lastRenderedPageBreak/>
         <w:t>PKCS12</w:t>
       </w:r>
     </w:p>
@@ -27695,7 +27111,10 @@
         <w:t xml:space="preserve"> </w:t>
       </w:r>
       <w:r>
-        <w:sym w:font="Wingdings" w:char="F0E0"/>
+        <w:rPr>
+          <w:rFonts w:ascii="Wingdings" w:eastAsia="Wingdings" w:hAnsi="Wingdings" w:cs="Wingdings"/>
+        </w:rPr>
+        <w:t>à</w:t>
       </w:r>
       <w:r>
         <w:t xml:space="preserve"> </w:t>
@@ -27721,7 +27140,10 @@
         <w:t xml:space="preserve"> </w:t>
       </w:r>
       <w:r>
-        <w:sym w:font="Wingdings" w:char="F0E0"/>
+        <w:rPr>
+          <w:rFonts w:ascii="Wingdings" w:eastAsia="Wingdings" w:hAnsi="Wingdings" w:cs="Wingdings"/>
+        </w:rPr>
+        <w:t>à</w:t>
       </w:r>
       <w:r>
         <w:t xml:space="preserve"> </w:t>
@@ -27773,7 +27195,6 @@
         <w:rPr>
           <w:b/>
         </w:rPr>
-        <w:lastRenderedPageBreak/>
         <w:t>request.symmetricKey.value</w:t>
       </w:r>
       <w:proofErr w:type="spellEnd"/>
@@ -27880,7 +27301,10 @@
         <w:t xml:space="preserve"> </w:t>
       </w:r>
       <w:r>
-        <w:sym w:font="Wingdings" w:char="F0E0"/>
+        <w:rPr>
+          <w:rFonts w:ascii="Wingdings" w:eastAsia="Wingdings" w:hAnsi="Wingdings" w:cs="Wingdings"/>
+        </w:rPr>
+        <w:t>à</w:t>
       </w:r>
       <w:r>
         <w:t xml:space="preserve"> </w:t>
@@ -27906,7 +27330,10 @@
         <w:t xml:space="preserve"> </w:t>
       </w:r>
       <w:r>
-        <w:sym w:font="Wingdings" w:char="F0E0"/>
+        <w:rPr>
+          <w:rFonts w:ascii="Wingdings" w:eastAsia="Wingdings" w:hAnsi="Wingdings" w:cs="Wingdings"/>
+        </w:rPr>
+        <w:t>à</w:t>
       </w:r>
       <w:r>
         <w:t xml:space="preserve"> </w:t>
@@ -28000,6 +27427,7 @@
         <w:rPr>
           <w:b/>
         </w:rPr>
+        <w:lastRenderedPageBreak/>
         <w:t>PKCS12</w:t>
       </w:r>
     </w:p>
@@ -28224,7 +27652,6 @@
         <w:rPr>
           <w:b/>
         </w:rPr>
-        <w:lastRenderedPageBreak/>
         <w:t>response.SAML.keystorePassword</w:t>
       </w:r>
       <w:proofErr w:type="spellEnd"/>
@@ -28412,6 +27839,7 @@
         <w:rPr>
           <w:b/>
         </w:rPr>
+        <w:lastRenderedPageBreak/>
         <w:t>rfc3161.Timeout:</w:t>
       </w:r>
       <w:r>
@@ -28612,7 +28040,10 @@
         <w:t xml:space="preserve"> </w:t>
       </w:r>
       <w:r>
-        <w:sym w:font="Wingdings" w:char="F0E0"/>
+        <w:rPr>
+          <w:rFonts w:ascii="Wingdings" w:eastAsia="Wingdings" w:hAnsi="Wingdings" w:cs="Wingdings"/>
+        </w:rPr>
+        <w:t>à</w:t>
       </w:r>
       <w:r>
         <w:t xml:space="preserve"> El cliente se autentica mediante certificado.</w:t>
@@ -28629,14 +28060,16 @@
         <w:rPr>
           <w:b/>
         </w:rPr>
-        <w:lastRenderedPageBreak/>
         <w:t>false</w:t>
       </w:r>
       <w:r>
         <w:t xml:space="preserve"> </w:t>
       </w:r>
       <w:r>
-        <w:sym w:font="Wingdings" w:char="F0E0"/>
+        <w:rPr>
+          <w:rFonts w:ascii="Wingdings" w:eastAsia="Wingdings" w:hAnsi="Wingdings" w:cs="Wingdings"/>
+        </w:rPr>
+        <w:t>à</w:t>
       </w:r>
       <w:r>
         <w:t xml:space="preserve"> El cliente no requiere de autenticación mediante certificado.</w:t>
@@ -28787,6 +28220,7 @@
         <w:rPr>
           <w:b/>
         </w:rPr>
+        <w:lastRenderedPageBreak/>
         <w:t>rfc3161SSL.keystorePath:</w:t>
       </w:r>
       <w:r>
@@ -28921,7 +28355,7 @@
         <w:pStyle w:val="Ttulo3"/>
       </w:pPr>
       <w:bookmarkStart w:id="82" w:name="_Toc453065738"/>
-      <w:bookmarkStart w:id="83" w:name="_Toc157417025"/>
+      <w:bookmarkStart w:id="83" w:name="_Toc190363311"/>
       <w:r>
         <w:t>Configuraciones de acceso a @firma</w:t>
       </w:r>
@@ -29092,7 +28526,6 @@
       </w:pPr>
       <w:bookmarkStart w:id="84" w:name="_Toc453065739"/>
       <w:r>
-        <w:lastRenderedPageBreak/>
         <w:t>Parámetros Específicos a Cada Una de las Aplicaciones Configuradas en la Plataforma de @Firma</w:t>
       </w:r>
       <w:r>
@@ -29163,7 +28596,10 @@
         <w:t xml:space="preserve"> </w:t>
       </w:r>
       <w:r>
-        <w:sym w:font="Wingdings" w:char="F0E0"/>
+        <w:rPr>
+          <w:rFonts w:ascii="Wingdings" w:eastAsia="Wingdings" w:hAnsi="Wingdings" w:cs="Wingdings"/>
+        </w:rPr>
+        <w:t>à</w:t>
       </w:r>
       <w:r>
         <w:t xml:space="preserve"> La invocación al servicio web se hará mediante un canal seguro.</w:t>
@@ -29186,7 +28622,10 @@
         <w:t xml:space="preserve"> </w:t>
       </w:r>
       <w:r>
-        <w:sym w:font="Wingdings" w:char="F0E0"/>
+        <w:rPr>
+          <w:rFonts w:ascii="Wingdings" w:eastAsia="Wingdings" w:hAnsi="Wingdings" w:cs="Wingdings"/>
+        </w:rPr>
+        <w:t>à</w:t>
       </w:r>
       <w:r>
         <w:t xml:space="preserve"> La invocación al servicio web se hará mediante un canal no seguro.</w:t>
@@ -29338,6 +28777,7 @@
         <w:rPr>
           <w:b/>
         </w:rPr>
+        <w:lastRenderedPageBreak/>
         <w:t>authorizationMethod</w:t>
       </w:r>
       <w:proofErr w:type="spellEnd"/>
@@ -29373,7 +28813,10 @@
         <w:t xml:space="preserve"> </w:t>
       </w:r>
       <w:r>
-        <w:sym w:font="Wingdings" w:char="F0E0"/>
+        <w:rPr>
+          <w:rFonts w:ascii="Wingdings" w:eastAsia="Wingdings" w:hAnsi="Wingdings" w:cs="Wingdings"/>
+        </w:rPr>
+        <w:t>à</w:t>
       </w:r>
       <w:r>
         <w:t xml:space="preserve"> No se utilizará ningún método de autorización.</w:t>
@@ -29398,7 +28841,10 @@
         <w:t xml:space="preserve"> </w:t>
       </w:r>
       <w:r>
-        <w:sym w:font="Wingdings" w:char="F0E0"/>
+        <w:rPr>
+          <w:rFonts w:ascii="Wingdings" w:eastAsia="Wingdings" w:hAnsi="Wingdings" w:cs="Wingdings"/>
+        </w:rPr>
+        <w:t>à</w:t>
       </w:r>
       <w:r>
         <w:t xml:space="preserve"> Se utilizará autorización mediante usuario y contraseña.</w:t>
@@ -29423,7 +28869,10 @@
         <w:t xml:space="preserve"> </w:t>
       </w:r>
       <w:r>
-        <w:sym w:font="Wingdings" w:char="F0E0"/>
+        <w:rPr>
+          <w:rFonts w:ascii="Wingdings" w:eastAsia="Wingdings" w:hAnsi="Wingdings" w:cs="Wingdings"/>
+        </w:rPr>
+        <w:t>à</w:t>
       </w:r>
       <w:r>
         <w:t xml:space="preserve"> Se utilizará autorización mediante certificado digital.</w:t>
@@ -29637,7 +29086,10 @@
         <w:t xml:space="preserve"> </w:t>
       </w:r>
       <w:r>
-        <w:sym w:font="Wingdings" w:char="F0E0"/>
+        <w:rPr>
+          <w:rFonts w:ascii="Wingdings" w:eastAsia="Wingdings" w:hAnsi="Wingdings" w:cs="Wingdings"/>
+        </w:rPr>
+        <w:t>à</w:t>
       </w:r>
       <w:r>
         <w:t xml:space="preserve"> Se envía la contraseña en formato de texto plano.</w:t>
@@ -29662,7 +29114,10 @@
         <w:t xml:space="preserve"> </w:t>
       </w:r>
       <w:r>
-        <w:sym w:font="Wingdings" w:char="F0E0"/>
+        <w:rPr>
+          <w:rFonts w:ascii="Wingdings" w:eastAsia="Wingdings" w:hAnsi="Wingdings" w:cs="Wingdings"/>
+        </w:rPr>
+        <w:t>à</w:t>
       </w:r>
       <w:r>
         <w:t xml:space="preserve"> Se envía el resumen de la contraseña.</w:t>
@@ -29719,7 +29174,6 @@
         <w:rPr>
           <w:b/>
         </w:rPr>
-        <w:lastRenderedPageBreak/>
         <w:t>authorizationMethod.userKeystorePassword</w:t>
       </w:r>
       <w:proofErr w:type="spellEnd"/>
@@ -29884,7 +29338,10 @@
         <w:t xml:space="preserve"> </w:t>
       </w:r>
       <w:r>
-        <w:sym w:font="Wingdings" w:char="F0E0"/>
+        <w:rPr>
+          <w:rFonts w:ascii="Wingdings" w:eastAsia="Wingdings" w:hAnsi="Wingdings" w:cs="Wingdings"/>
+        </w:rPr>
+        <w:t>à</w:t>
       </w:r>
       <w:r>
         <w:t xml:space="preserve"> Se validará la firma de las respuestas de los servicios de @Firma que se encuentren firmadas.</w:t>
@@ -29901,13 +29358,17 @@
         <w:rPr>
           <w:b/>
         </w:rPr>
+        <w:lastRenderedPageBreak/>
         <w:t>false</w:t>
       </w:r>
       <w:r>
         <w:t xml:space="preserve"> </w:t>
       </w:r>
       <w:r>
-        <w:sym w:font="Wingdings" w:char="F0E0"/>
+        <w:rPr>
+          <w:rFonts w:ascii="Wingdings" w:eastAsia="Wingdings" w:hAnsi="Wingdings" w:cs="Wingdings"/>
+        </w:rPr>
+        <w:t>à</w:t>
       </w:r>
       <w:r>
         <w:t xml:space="preserve"> No se validará la firma de las respuestas de los servicios de @Firma que se encuentren firmadas.</w:t>
@@ -29960,7 +29421,7 @@
         <w:pStyle w:val="Ttulo3"/>
       </w:pPr>
       <w:bookmarkStart w:id="85" w:name="_Toc453065740"/>
-      <w:bookmarkStart w:id="86" w:name="_Toc157417026"/>
+      <w:bookmarkStart w:id="86" w:name="_Toc190363312"/>
       <w:r>
         <w:t>Configuraciones de acceso a eVisor</w:t>
       </w:r>
@@ -30263,7 +29724,10 @@
         <w:t xml:space="preserve"> </w:t>
       </w:r>
       <w:r>
-        <w:sym w:font="Wingdings" w:char="F0E0"/>
+        <w:rPr>
+          <w:rFonts w:ascii="Wingdings" w:eastAsia="Wingdings" w:hAnsi="Wingdings" w:cs="Wingdings"/>
+        </w:rPr>
+        <w:t>à</w:t>
       </w:r>
       <w:r>
         <w:t xml:space="preserve"> La invocación al servicio web se hará mediante un canal seguro.</w:t>
@@ -30286,7 +29750,10 @@
         <w:t xml:space="preserve"> </w:t>
       </w:r>
       <w:r>
-        <w:sym w:font="Wingdings" w:char="F0E0"/>
+        <w:rPr>
+          <w:rFonts w:ascii="Wingdings" w:eastAsia="Wingdings" w:hAnsi="Wingdings" w:cs="Wingdings"/>
+        </w:rPr>
+        <w:t>à</w:t>
       </w:r>
       <w:r>
         <w:t xml:space="preserve"> La invocación al servicio web se hará mediante un canal no seguro.</w:t>
@@ -30304,7 +29771,6 @@
         <w:rPr>
           <w:b/>
         </w:rPr>
-        <w:lastRenderedPageBreak/>
         <w:t>endPoint</w:t>
       </w:r>
       <w:proofErr w:type="spellEnd"/>
@@ -30474,7 +29940,10 @@
         <w:t xml:space="preserve"> </w:t>
       </w:r>
       <w:r>
-        <w:sym w:font="Wingdings" w:char="F0E0"/>
+        <w:rPr>
+          <w:rFonts w:ascii="Wingdings" w:eastAsia="Wingdings" w:hAnsi="Wingdings" w:cs="Wingdings"/>
+        </w:rPr>
+        <w:t>à</w:t>
       </w:r>
       <w:r>
         <w:t xml:space="preserve"> No se utilizará ningún método de autorización.</w:t>
@@ -30499,7 +29968,10 @@
         <w:t xml:space="preserve"> </w:t>
       </w:r>
       <w:r>
-        <w:sym w:font="Wingdings" w:char="F0E0"/>
+        <w:rPr>
+          <w:rFonts w:ascii="Wingdings" w:eastAsia="Wingdings" w:hAnsi="Wingdings" w:cs="Wingdings"/>
+        </w:rPr>
+        <w:t>à</w:t>
       </w:r>
       <w:r>
         <w:t xml:space="preserve"> Se utilizará autorización mediante usuario y contraseña.</w:t>
@@ -30517,6 +29989,7 @@
         <w:rPr>
           <w:b/>
         </w:rPr>
+        <w:lastRenderedPageBreak/>
         <w:t>BinarySecurity</w:t>
       </w:r>
       <w:proofErr w:type="spellEnd"/>
@@ -30524,7 +29997,10 @@
         <w:t xml:space="preserve"> </w:t>
       </w:r>
       <w:r>
-        <w:sym w:font="Wingdings" w:char="F0E0"/>
+        <w:rPr>
+          <w:rFonts w:ascii="Wingdings" w:eastAsia="Wingdings" w:hAnsi="Wingdings" w:cs="Wingdings"/>
+        </w:rPr>
+        <w:t>à</w:t>
       </w:r>
       <w:r>
         <w:t xml:space="preserve"> Se utilizará autorización mediante certificado digital.</w:t>
@@ -30738,7 +30214,10 @@
         <w:t xml:space="preserve"> </w:t>
       </w:r>
       <w:r>
-        <w:sym w:font="Wingdings" w:char="F0E0"/>
+        <w:rPr>
+          <w:rFonts w:ascii="Wingdings" w:eastAsia="Wingdings" w:hAnsi="Wingdings" w:cs="Wingdings"/>
+        </w:rPr>
+        <w:t>à</w:t>
       </w:r>
       <w:r>
         <w:t xml:space="preserve"> Se envía la contraseña en formato de texto plano.</w:t>
@@ -30763,7 +30242,10 @@
         <w:t xml:space="preserve"> </w:t>
       </w:r>
       <w:r>
-        <w:sym w:font="Wingdings" w:char="F0E0"/>
+        <w:rPr>
+          <w:rFonts w:ascii="Wingdings" w:eastAsia="Wingdings" w:hAnsi="Wingdings" w:cs="Wingdings"/>
+        </w:rPr>
+        <w:t>à</w:t>
       </w:r>
       <w:r>
         <w:t xml:space="preserve"> Se envía el resumen de la contraseña.</w:t>
@@ -30900,7 +30382,6 @@
         <w:rPr>
           <w:b/>
         </w:rPr>
-        <w:lastRenderedPageBreak/>
         <w:t>JKS</w:t>
       </w:r>
     </w:p>
@@ -30985,7 +30466,10 @@
         <w:t xml:space="preserve"> </w:t>
       </w:r>
       <w:r>
-        <w:sym w:font="Wingdings" w:char="F0E0"/>
+        <w:rPr>
+          <w:rFonts w:ascii="Wingdings" w:eastAsia="Wingdings" w:hAnsi="Wingdings" w:cs="Wingdings"/>
+        </w:rPr>
+        <w:t>à</w:t>
       </w:r>
       <w:r>
         <w:t xml:space="preserve"> Se validará la firma de las respuestas de los servicios de @Firma que se encuentren firmadas.</w:t>
@@ -31008,7 +30492,10 @@
         <w:t xml:space="preserve"> </w:t>
       </w:r>
       <w:r>
-        <w:sym w:font="Wingdings" w:char="F0E0"/>
+        <w:rPr>
+          <w:rFonts w:ascii="Wingdings" w:eastAsia="Wingdings" w:hAnsi="Wingdings" w:cs="Wingdings"/>
+        </w:rPr>
+        <w:t>à</w:t>
       </w:r>
       <w:r>
         <w:t xml:space="preserve"> No se validará la firma de las respuestas de los servicios de @Firma que se encuentren firmadas.</w:t>
@@ -31404,7 +30891,7 @@
           <v:path o:extrusionok="f" gradientshapeok="t" o:connecttype="rect"/>
           <o:lock v:ext="edit" aspectratio="t"/>
         </v:shapetype>
-        <v:shape id="Imagen 1" o:spid="_x0000_s1035" type="#_x0000_t75" style="position:absolute;left:0;text-align:left;margin-left:-.45pt;margin-top:1.15pt;width:94.2pt;height:37.55pt;z-index:-251658752;visibility:visible">
+        <v:shape id="Imagen 1" o:spid="_x0000_s1035" type="#_x0000_t75" style="position:absolute;left:0;text-align:left;margin-left:-.45pt;margin-top:1.15pt;width:94.2pt;height:37.55pt;z-index:-1;visibility:visible">
           <v:imagedata r:id="rId1" o:title=""/>
         </v:shape>
       </w:pict>
@@ -31509,7 +30996,7 @@
       <w:rPr>
         <w:rFonts w:cs="Calibri"/>
       </w:rPr>
-      <w:t>011</w:t>
+      <w:t>013</w:t>
     </w:r>
     <w:r>
       <w:rPr>
@@ -34665,7 +34152,6 @@
   <w:style w:type="character" w:default="1" w:styleId="Fuentedeprrafopredeter">
     <w:name w:val="Default Paragraph Font"/>
     <w:uiPriority w:val="1"/>
-    <w:semiHidden/>
     <w:unhideWhenUsed/>
   </w:style>
   <w:style w:type="table" w:default="1" w:styleId="Tablanormal">
@@ -36556,7 +36042,7 @@
     </w:rPr>
   </w:style>
   <w:style w:type="paragraph" w:customStyle="1" w:styleId="CarCarCarCarCarCar0">
-    <w:name w:val="Car Car Car Car Car Car"/>
+    <w:name w:val="Car Car Car Car Car Car0"/>
     <w:basedOn w:val="Normal"/>
     <w:semiHidden/>
     <w:rsid w:val="00F231A2"/>
@@ -36608,7 +36094,7 @@
     </w:rPr>
   </w:style>
   <w:style w:type="paragraph" w:customStyle="1" w:styleId="CarCarCarCarCarCarCarCarCarCarCarCar0">
-    <w:name w:val="Car Car Car Car Car Car Car Car Car Car Car Car"/>
+    <w:name w:val="Car Car Car Car Car Car Car Car Car Car Car Car0"/>
     <w:basedOn w:val="Normal"/>
     <w:semiHidden/>
     <w:rsid w:val="00A669F3"/>
@@ -37204,6 +36690,17 @@
     <w:pPr>
       <w:ind w:left="708"/>
     </w:pPr>
+  </w:style>
+  <w:style w:type="character" w:styleId="Mencinsinresolver">
+    <w:name w:val="Unresolved Mention"/>
+    <w:uiPriority w:val="99"/>
+    <w:semiHidden/>
+    <w:unhideWhenUsed/>
+    <w:rsid w:val="00C76727"/>
+    <w:rPr>
+      <w:color w:val="605E5C"/>
+      <w:shd w:val="clear" w:color="auto" w:fill="E1DFDD"/>
+    </w:rPr>
   </w:style>
 </w:styles>
 </file>
@@ -37814,6 +37311,19 @@
 </file>
 
 <file path=customXml/item2.xml><?xml version="1.0" encoding="utf-8"?>
+<?mso-contentType ?>
+<FormTemplates xmlns="http://schemas.microsoft.com/sharepoint/v3/contenttype/forms">
+  <Display>DocumentLibraryForm</Display>
+  <Edit>DocumentLibraryForm</Edit>
+  <New>DocumentLibraryForm</New>
+</FormTemplates>
+</file>
+
+<file path=customXml/item3.xml><?xml version="1.0" encoding="utf-8"?>
+<b:Sources xmlns:b="http://schemas.openxmlformats.org/officeDocument/2006/bibliography" xmlns="http://schemas.openxmlformats.org/officeDocument/2006/bibliography" SelectedStyle="\APA.XSL" StyleName="APA"/>
+</file>
+
+<file path=customXml/item4.xml><?xml version="1.0" encoding="utf-8"?>
 <p:properties xmlns:p="http://schemas.microsoft.com/office/2006/metadata/properties" xmlns:xsi="http://www.w3.org/2001/XMLSchema-instance" xmlns:pc="http://schemas.microsoft.com/office/infopath/2007/PartnerControls">
   <documentManagement>
     <Location xmlns="e3c6f3b3-f88f-4e57-8294-d53de8f54b2b" xsi:nil="true"/>
@@ -37824,19 +37334,6 @@
     </lcf76f155ced4ddcb4097134ff3c332f>
   </documentManagement>
 </p:properties>
-</file>
-
-<file path=customXml/item3.xml><?xml version="1.0" encoding="utf-8"?>
-<b:Sources xmlns:b="http://schemas.openxmlformats.org/officeDocument/2006/bibliography" xmlns="http://schemas.openxmlformats.org/officeDocument/2006/bibliography" SelectedStyle="\APA.XSL" StyleName="APA"/>
-</file>
-
-<file path=customXml/item4.xml><?xml version="1.0" encoding="utf-8"?>
-<?mso-contentType ?>
-<FormTemplates xmlns="http://schemas.microsoft.com/sharepoint/v3/contenttype/forms">
-  <Display>DocumentLibraryForm</Display>
-  <Edit>DocumentLibraryForm</Edit>
-  <New>DocumentLibraryForm</New>
-</FormTemplates>
 </file>
 
 <file path=customXml/itemProps1.xml><?xml version="1.0" encoding="utf-8"?>
@@ -37860,19 +37357,9 @@
 </file>
 
 <file path=customXml/itemProps2.xml><?xml version="1.0" encoding="utf-8"?>
-<ds:datastoreItem xmlns:ds="http://schemas.openxmlformats.org/officeDocument/2006/customXml" ds:itemID="{F5EE0990-2639-455E-ADD9-A07D4919791F}">
+<ds:datastoreItem xmlns:ds="http://schemas.openxmlformats.org/officeDocument/2006/customXml" ds:itemID="{21A4DB45-409C-4DEF-8812-8665FC39DFA9}">
   <ds:schemaRefs>
-    <ds:schemaRef ds:uri="0e9fbc54-175b-41a1-a915-0ab6c7e45301"/>
-    <ds:schemaRef ds:uri="http://purl.org/dc/terms/"/>
-    <ds:schemaRef ds:uri="30c688ba-d7e6-407b-8c35-f2a020af6bce"/>
-    <ds:schemaRef ds:uri="http://schemas.microsoft.com/office/2006/documentManagement/types"/>
-    <ds:schemaRef ds:uri="http://www.w3.org/XML/1998/namespace"/>
-    <ds:schemaRef ds:uri="http://schemas.microsoft.com/office/infopath/2007/PartnerControls"/>
-    <ds:schemaRef ds:uri="http://purl.org/dc/elements/1.1/"/>
-    <ds:schemaRef ds:uri="http://schemas.microsoft.com/office/2006/metadata/properties"/>
-    <ds:schemaRef ds:uri="http://schemas.openxmlformats.org/package/2006/metadata/core-properties"/>
-    <ds:schemaRef ds:uri="e3c6f3b3-f88f-4e57-8294-d53de8f54b2b"/>
-    <ds:schemaRef ds:uri="http://purl.org/dc/dcmitype/"/>
+    <ds:schemaRef ds:uri="http://schemas.microsoft.com/sharepoint/v3/contenttype/forms"/>
   </ds:schemaRefs>
 </ds:datastoreItem>
 </file>
@@ -37886,9 +37373,12 @@
 </file>
 
 <file path=customXml/itemProps4.xml><?xml version="1.0" encoding="utf-8"?>
-<ds:datastoreItem xmlns:ds="http://schemas.openxmlformats.org/officeDocument/2006/customXml" ds:itemID="{21A4DB45-409C-4DEF-8812-8665FC39DFA9}">
+<ds:datastoreItem xmlns:ds="http://schemas.openxmlformats.org/officeDocument/2006/customXml" ds:itemID="{F5EE0990-2639-455E-ADD9-A07D4919791F}">
   <ds:schemaRefs>
-    <ds:schemaRef ds:uri="http://schemas.microsoft.com/sharepoint/v3/contenttype/forms"/>
+    <ds:schemaRef ds:uri="http://schemas.microsoft.com/office/2006/metadata/properties"/>
+    <ds:schemaRef ds:uri="http://schemas.microsoft.com/office/infopath/2007/PartnerControls"/>
+    <ds:schemaRef ds:uri="e3c6f3b3-f88f-4e57-8294-d53de8f54b2b"/>
+    <ds:schemaRef ds:uri="30c688ba-d7e6-407b-8c35-f2a020af6bce"/>
   </ds:schemaRefs>
 </ds:datastoreItem>
 </file>
--- a/Integra-parent/documentacion/@Firma-Integra-services-InstalacionDespliegueYAdministracion-MAN.docx
+++ b/Integra-parent/documentacion/@Firma-Integra-services-InstalacionDespliegueYAdministracion-MAN.docx
@@ -71,12 +71,21 @@
         </w:rPr>
         <w:fldChar w:fldCharType="separate"/>
       </w:r>
+      <w:proofErr w:type="spellStart"/>
       <w:r>
         <w:rPr>
           <w:sz w:val="36"/>
           <w:szCs w:val="36"/>
         </w:rPr>
-        <w:t>Integra 2.4.0_000</w:t>
+        <w:t>Integr</w:t>
+      </w:r>
+      <w:proofErr w:type="spellEnd"/>
+      <w:r>
+        <w:rPr>
+          <w:sz w:val="36"/>
+          <w:szCs w:val="36"/>
+        </w:rPr>
+        <w:t>@ 2.4.0_000</w:t>
       </w:r>
       <w:r>
         <w:rPr>
@@ -339,10 +348,7 @@
               <w:t>0</w:t>
             </w:r>
             <w:r>
-              <w:t>1</w:t>
-            </w:r>
-            <w:r>
-              <w:t>3</w:t>
+              <w:t>14</w:t>
             </w:r>
             <w:bookmarkEnd w:id="3"/>
             <w:bookmarkEnd w:id="4"/>
@@ -375,10 +381,7 @@
             </w:pPr>
             <w:bookmarkStart w:id="5" w:name="fecha_doc"/>
             <w:r>
-              <w:t>0</w:t>
-            </w:r>
-            <w:r>
-              <w:t>4</w:t>
+              <w:t>12</w:t>
             </w:r>
             <w:r>
               <w:t>-</w:t>
@@ -554,7 +557,7 @@
               <w:t>0</w:t>
             </w:r>
             <w:r>
-              <w:t>13</w:t>
+              <w:t>14</w:t>
             </w:r>
             <w:r>
               <w:fldChar w:fldCharType="end"/>
@@ -599,7 +602,7 @@
               <w:fldChar w:fldCharType="separate"/>
             </w:r>
             <w:r>
-              <w:t>04-02-2025</w:t>
+              <w:t>12-02-2025</w:t>
             </w:r>
             <w:r>
               <w:fldChar w:fldCharType="end"/>
@@ -1950,28 +1953,7 @@
               <w:suppressOverlap w:val="0"/>
             </w:pPr>
             <w:r>
-              <w:t xml:space="preserve">Se actualiza el documento para hacer referencia a la versión </w:t>
-            </w:r>
-            <w:r>
-              <w:t>2.</w:t>
-            </w:r>
-            <w:r>
-              <w:t>2</w:t>
-            </w:r>
-            <w:r>
-              <w:t>.</w:t>
-            </w:r>
-            <w:r>
-              <w:t>4</w:t>
-            </w:r>
-            <w:r>
-              <w:t>_00</w:t>
-            </w:r>
-            <w:r>
-              <w:t>1</w:t>
-            </w:r>
-            <w:r>
-              <w:t xml:space="preserve"> de Integr@</w:t>
+              <w:t>Se actualiza el documento para hacer referencia a la versión 2.2.4_000 de Integr@</w:t>
             </w:r>
             <w:r>
               <w:t xml:space="preserve"> y</w:t>
@@ -1991,32 +1973,28 @@
           </w:p>
         </w:tc>
       </w:tr>
-      <w:tr>
-        <w:tc>
-          <w:tcPr>
-            <w:tcW w:w="1488" w:type="dxa"/>
-          </w:tcPr>
-          <w:p>
-            <w:pPr>
-              <w:pStyle w:val="Tabla"/>
-              <w:framePr w:hSpace="0" w:wrap="auto" w:vAnchor="margin" w:yAlign="inline"/>
-              <w:suppressOverlap w:val="0"/>
-            </w:pPr>
-          </w:p>
-        </w:tc>
-        <w:tc>
-          <w:tcPr>
-            <w:tcW w:w="8080" w:type="dxa"/>
-          </w:tcPr>
-          <w:p>
-            <w:pPr>
-              <w:pStyle w:val="Tabla"/>
-              <w:framePr w:hSpace="0" w:wrap="auto" w:vAnchor="margin" w:yAlign="inline"/>
-              <w:suppressOverlap w:val="0"/>
-            </w:pPr>
-          </w:p>
-        </w:tc>
-      </w:tr>
+    </w:tbl>
+    <w:p>
+      <w:pPr>
+        <w:rPr>
+          <w:rFonts w:cs="Calibri"/>
+        </w:rPr>
+      </w:pPr>
+    </w:p>
+    <w:tbl>
+      <w:tblPr>
+        <w:tblW w:w="0" w:type="auto"/>
+        <w:tblLayout w:type="fixed"/>
+        <w:tblCellMar>
+          <w:left w:w="70" w:type="dxa"/>
+          <w:right w:w="70" w:type="dxa"/>
+        </w:tblCellMar>
+        <w:tblLook w:val="0000" w:firstRow="0" w:lastRow="0" w:firstColumn="0" w:lastColumn="0" w:noHBand="0" w:noVBand="0"/>
+      </w:tblPr>
+      <w:tblGrid>
+        <w:gridCol w:w="1488"/>
+        <w:gridCol w:w="8080"/>
+      </w:tblGrid>
       <w:tr>
         <w:tc>
           <w:tcPr>
@@ -2079,7 +2057,7 @@
               <w:suppressOverlap w:val="0"/>
             </w:pPr>
             <w:r>
-              <w:t>03-02-2025</w:t>
+              <w:t>16-05-2024</w:t>
             </w:r>
           </w:p>
         </w:tc>
@@ -2111,18 +2089,158 @@
               <w:suppressOverlap w:val="0"/>
             </w:pPr>
             <w:r>
-              <w:t>Se actualiza el documento para hacer referencia a la versión 2.3.0_000 de Integr@ y se corrige la versión de algunas librerías.</w:t>
+              <w:t>Se actualiza el documento para hacer referencia a la versión 2.2.4_001 de Integr@.</w:t>
             </w:r>
           </w:p>
+        </w:tc>
+      </w:tr>
+    </w:tbl>
+    <w:p>
+      <w:pPr>
+        <w:pStyle w:val="Apartado"/>
+        <w:ind w:left="0"/>
+        <w:rPr>
+          <w:rFonts w:cs="Calibri"/>
+        </w:rPr>
+      </w:pPr>
+    </w:p>
+    <w:tbl>
+      <w:tblPr>
+        <w:tblW w:w="0" w:type="auto"/>
+        <w:tblLayout w:type="fixed"/>
+        <w:tblCellMar>
+          <w:left w:w="70" w:type="dxa"/>
+          <w:right w:w="70" w:type="dxa"/>
+        </w:tblCellMar>
+        <w:tblLook w:val="0000" w:firstRow="0" w:lastRow="0" w:firstColumn="0" w:lastColumn="0" w:noHBand="0" w:noVBand="0"/>
+      </w:tblPr>
+      <w:tblGrid>
+        <w:gridCol w:w="1488"/>
+        <w:gridCol w:w="8080"/>
+      </w:tblGrid>
+      <w:tr>
+        <w:tc>
+          <w:tcPr>
+            <w:tcW w:w="1488" w:type="dxa"/>
+          </w:tcPr>
           <w:p>
             <w:pPr>
               <w:pStyle w:val="Tabla"/>
               <w:framePr w:hSpace="0" w:wrap="auto" w:vAnchor="margin" w:yAlign="inline"/>
               <w:suppressOverlap w:val="0"/>
             </w:pPr>
+            <w:r>
+              <w:t>Rev.</w:t>
+            </w:r>
+          </w:p>
+        </w:tc>
+        <w:tc>
+          <w:tcPr>
+            <w:tcW w:w="8080" w:type="dxa"/>
+          </w:tcPr>
+          <w:p>
+            <w:pPr>
+              <w:pStyle w:val="Tabla"/>
+              <w:framePr w:hSpace="0" w:wrap="auto" w:vAnchor="margin" w:yAlign="inline"/>
+              <w:suppressOverlap w:val="0"/>
+            </w:pPr>
+            <w:r>
+              <w:t>0</w:t>
+            </w:r>
+            <w:r>
+              <w:t>13</w:t>
+            </w:r>
           </w:p>
         </w:tc>
       </w:tr>
+      <w:tr>
+        <w:tc>
+          <w:tcPr>
+            <w:tcW w:w="1488" w:type="dxa"/>
+          </w:tcPr>
+          <w:p>
+            <w:pPr>
+              <w:pStyle w:val="Tabla"/>
+              <w:framePr w:hSpace="0" w:wrap="auto" w:vAnchor="margin" w:yAlign="inline"/>
+              <w:suppressOverlap w:val="0"/>
+            </w:pPr>
+            <w:r>
+              <w:t>Fecha</w:t>
+            </w:r>
+          </w:p>
+        </w:tc>
+        <w:tc>
+          <w:tcPr>
+            <w:tcW w:w="8080" w:type="dxa"/>
+          </w:tcPr>
+          <w:p>
+            <w:pPr>
+              <w:pStyle w:val="Tabla"/>
+              <w:framePr w:hSpace="0" w:wrap="auto" w:vAnchor="margin" w:yAlign="inline"/>
+              <w:suppressOverlap w:val="0"/>
+            </w:pPr>
+            <w:r>
+              <w:t>12-02-2025</w:t>
+            </w:r>
+          </w:p>
+        </w:tc>
+      </w:tr>
+      <w:tr>
+        <w:tc>
+          <w:tcPr>
+            <w:tcW w:w="1488" w:type="dxa"/>
+          </w:tcPr>
+          <w:p>
+            <w:pPr>
+              <w:pStyle w:val="Tabla"/>
+              <w:framePr w:hSpace="0" w:wrap="auto" w:vAnchor="margin" w:yAlign="inline"/>
+              <w:suppressOverlap w:val="0"/>
+            </w:pPr>
+            <w:r>
+              <w:t>Descripción</w:t>
+            </w:r>
+          </w:p>
+        </w:tc>
+        <w:tc>
+          <w:tcPr>
+            <w:tcW w:w="8080" w:type="dxa"/>
+          </w:tcPr>
+          <w:p>
+            <w:pPr>
+              <w:pStyle w:val="Tabla"/>
+              <w:framePr w:hSpace="0" w:wrap="auto" w:vAnchor="margin" w:yAlign="inline"/>
+              <w:suppressOverlap w:val="0"/>
+            </w:pPr>
+            <w:r>
+              <w:t>Se actualiza el documento para hacer referencia a la versión 2.3.0_000 de Integr@.</w:t>
+            </w:r>
+          </w:p>
+        </w:tc>
+      </w:tr>
+    </w:tbl>
+    <w:p>
+      <w:pPr>
+        <w:pStyle w:val="Apartado"/>
+        <w:ind w:left="0"/>
+        <w:rPr>
+          <w:rFonts w:cs="Calibri"/>
+        </w:rPr>
+      </w:pPr>
+    </w:p>
+    <w:tbl>
+      <w:tblPr>
+        <w:tblW w:w="0" w:type="auto"/>
+        <w:tblLayout w:type="fixed"/>
+        <w:tblCellMar>
+          <w:left w:w="70" w:type="dxa"/>
+          <w:right w:w="70" w:type="dxa"/>
+        </w:tblCellMar>
+        <w:tblLook w:val="0000" w:firstRow="0" w:lastRow="0" w:firstColumn="0" w:lastColumn="0" w:noHBand="0" w:noVBand="0"/>
+      </w:tblPr>
+      <w:tblGrid>
+        <w:gridCol w:w="1488"/>
+        <w:gridCol w:w="8080"/>
+      </w:tblGrid>
       <w:tr>
         <w:tc>
           <w:tcPr>
@@ -2156,7 +2274,7 @@
               <w:t>1</w:t>
             </w:r>
             <w:r>
-              <w:t>3</w:t>
+              <w:t>4</w:t>
             </w:r>
           </w:p>
         </w:tc>
@@ -2188,13 +2306,7 @@
               <w:suppressOverlap w:val="0"/>
             </w:pPr>
             <w:r>
-              <w:t>0</w:t>
-            </w:r>
-            <w:r>
-              <w:t>4</w:t>
-            </w:r>
-            <w:r>
-              <w:t>-02-2025</w:t>
+              <w:t>12-02-2025</w:t>
             </w:r>
           </w:p>
         </w:tc>
@@ -2362,7 +2474,7 @@
               <w:t>0</w:t>
             </w:r>
             <w:r>
-              <w:t>13</w:t>
+              <w:t>14</w:t>
             </w:r>
             <w:r>
               <w:fldChar w:fldCharType="end"/>
@@ -2409,7 +2521,7 @@
               <w:fldChar w:fldCharType="separate"/>
             </w:r>
             <w:r>
-              <w:t>04-02-2025</w:t>
+              <w:t>12-02-2025</w:t>
             </w:r>
             <w:r>
               <w:fldChar w:fldCharType="end"/>
@@ -2521,7 +2633,7 @@
         </w:rPr>
         <w:fldChar w:fldCharType="separate"/>
       </w:r>
-      <w:hyperlink w:anchor="_Toc189562336" w:history="1">
+      <w:hyperlink w:anchor="_Toc190366203" w:history="1">
         <w:r>
           <w:rPr>
             <w:rStyle w:val="Hipervnculo"/>
@@ -2562,7 +2674,7 @@
           <w:rPr>
             <w:webHidden/>
           </w:rPr>
-          <w:instrText xml:space="preserve"> PAGEREF _Toc189562336 \h </w:instrText>
+          <w:instrText xml:space="preserve"> PAGEREF _Toc190366203 \h </w:instrText>
         </w:r>
         <w:r>
           <w:rPr>
@@ -2603,7 +2715,7 @@
           <w:szCs w:val="24"/>
         </w:rPr>
       </w:pPr>
-      <w:hyperlink w:anchor="_Toc189562337" w:history="1">
+      <w:hyperlink w:anchor="_Toc190366204" w:history="1">
         <w:r>
           <w:rPr>
             <w:rStyle w:val="Hipervnculo"/>
@@ -2644,7 +2756,7 @@
           <w:rPr>
             <w:webHidden/>
           </w:rPr>
-          <w:instrText xml:space="preserve"> PAGEREF _Toc189562337 \h </w:instrText>
+          <w:instrText xml:space="preserve"> PAGEREF _Toc190366204 \h </w:instrText>
         </w:r>
         <w:r>
           <w:rPr>
@@ -2685,7 +2797,7 @@
           <w:szCs w:val="24"/>
         </w:rPr>
       </w:pPr>
-      <w:hyperlink w:anchor="_Toc189562338" w:history="1">
+      <w:hyperlink w:anchor="_Toc190366205" w:history="1">
         <w:r>
           <w:rPr>
             <w:rStyle w:val="Hipervnculo"/>
@@ -2726,7 +2838,7 @@
           <w:rPr>
             <w:webHidden/>
           </w:rPr>
-          <w:instrText xml:space="preserve"> PAGEREF _Toc189562338 \h </w:instrText>
+          <w:instrText xml:space="preserve"> PAGEREF _Toc190366205 \h </w:instrText>
         </w:r>
         <w:r>
           <w:rPr>
@@ -2767,7 +2879,7 @@
           <w:szCs w:val="24"/>
         </w:rPr>
       </w:pPr>
-      <w:hyperlink w:anchor="_Toc189562339" w:history="1">
+      <w:hyperlink w:anchor="_Toc190366206" w:history="1">
         <w:r>
           <w:rPr>
             <w:rStyle w:val="Hipervnculo"/>
@@ -2806,7 +2918,7 @@
           <w:rPr>
             <w:webHidden/>
           </w:rPr>
-          <w:instrText xml:space="preserve"> PAGEREF _Toc189562339 \h </w:instrText>
+          <w:instrText xml:space="preserve"> PAGEREF _Toc190366206 \h </w:instrText>
         </w:r>
         <w:r>
           <w:rPr>
@@ -2847,7 +2959,7 @@
           <w:szCs w:val="24"/>
         </w:rPr>
       </w:pPr>
-      <w:hyperlink w:anchor="_Toc189562340" w:history="1">
+      <w:hyperlink w:anchor="_Toc190366207" w:history="1">
         <w:r>
           <w:rPr>
             <w:rStyle w:val="Hipervnculo"/>
@@ -2888,7 +3000,7 @@
           <w:rPr>
             <w:webHidden/>
           </w:rPr>
-          <w:instrText xml:space="preserve"> PAGEREF _Toc189562340 \h </w:instrText>
+          <w:instrText xml:space="preserve"> PAGEREF _Toc190366207 \h </w:instrText>
         </w:r>
         <w:r>
           <w:rPr>
@@ -2925,7 +3037,7 @@
           <w:szCs w:val="24"/>
         </w:rPr>
       </w:pPr>
-      <w:hyperlink w:anchor="_Toc189562341" w:history="1">
+      <w:hyperlink w:anchor="_Toc190366208" w:history="1">
         <w:r>
           <w:rPr>
             <w:rStyle w:val="Hipervnculo"/>
@@ -2965,7 +3077,7 @@
           <w:rPr>
             <w:webHidden/>
           </w:rPr>
-          <w:instrText xml:space="preserve"> PAGEREF _Toc189562341 \h </w:instrText>
+          <w:instrText xml:space="preserve"> PAGEREF _Toc190366208 \h </w:instrText>
         </w:r>
         <w:r>
           <w:rPr>
@@ -3002,7 +3114,7 @@
           <w:szCs w:val="24"/>
         </w:rPr>
       </w:pPr>
-      <w:hyperlink w:anchor="_Toc189562342" w:history="1">
+      <w:hyperlink w:anchor="_Toc190366209" w:history="1">
         <w:r>
           <w:rPr>
             <w:rStyle w:val="Hipervnculo"/>
@@ -3042,7 +3154,7 @@
           <w:rPr>
             <w:webHidden/>
           </w:rPr>
-          <w:instrText xml:space="preserve"> PAGEREF _Toc189562342 \h </w:instrText>
+          <w:instrText xml:space="preserve"> PAGEREF _Toc190366209 \h </w:instrText>
         </w:r>
         <w:r>
           <w:rPr>
@@ -3083,7 +3195,7 @@
           <w:szCs w:val="24"/>
         </w:rPr>
       </w:pPr>
-      <w:hyperlink w:anchor="_Toc189562343" w:history="1">
+      <w:hyperlink w:anchor="_Toc190366210" w:history="1">
         <w:r>
           <w:rPr>
             <w:rStyle w:val="Hipervnculo"/>
@@ -3124,7 +3236,7 @@
           <w:rPr>
             <w:webHidden/>
           </w:rPr>
-          <w:instrText xml:space="preserve"> PAGEREF _Toc189562343 \h </w:instrText>
+          <w:instrText xml:space="preserve"> PAGEREF _Toc190366210 \h </w:instrText>
         </w:r>
         <w:r>
           <w:rPr>
@@ -3161,7 +3273,7 @@
           <w:szCs w:val="24"/>
         </w:rPr>
       </w:pPr>
-      <w:hyperlink w:anchor="_Toc189562344" w:history="1">
+      <w:hyperlink w:anchor="_Toc190366211" w:history="1">
         <w:r>
           <w:rPr>
             <w:rStyle w:val="Hipervnculo"/>
@@ -3201,7 +3313,7 @@
           <w:rPr>
             <w:webHidden/>
           </w:rPr>
-          <w:instrText xml:space="preserve"> PAGEREF _Toc189562344 \h </w:instrText>
+          <w:instrText xml:space="preserve"> PAGEREF _Toc190366211 \h </w:instrText>
         </w:r>
         <w:r>
           <w:rPr>
@@ -3238,7 +3350,7 @@
           <w:szCs w:val="24"/>
         </w:rPr>
       </w:pPr>
-      <w:hyperlink w:anchor="_Toc189562345" w:history="1">
+      <w:hyperlink w:anchor="_Toc190366212" w:history="1">
         <w:r>
           <w:rPr>
             <w:rStyle w:val="Hipervnculo"/>
@@ -3278,7 +3390,7 @@
           <w:rPr>
             <w:webHidden/>
           </w:rPr>
-          <w:instrText xml:space="preserve"> PAGEREF _Toc189562345 \h </w:instrText>
+          <w:instrText xml:space="preserve"> PAGEREF _Toc190366212 \h </w:instrText>
         </w:r>
         <w:r>
           <w:rPr>
@@ -3319,7 +3431,7 @@
           <w:szCs w:val="24"/>
         </w:rPr>
       </w:pPr>
-      <w:hyperlink w:anchor="_Toc189562346" w:history="1">
+      <w:hyperlink w:anchor="_Toc190366213" w:history="1">
         <w:r>
           <w:rPr>
             <w:rStyle w:val="Hipervnculo"/>
@@ -3360,7 +3472,7 @@
           <w:rPr>
             <w:webHidden/>
           </w:rPr>
-          <w:instrText xml:space="preserve"> PAGEREF _Toc189562346 \h </w:instrText>
+          <w:instrText xml:space="preserve"> PAGEREF _Toc190366213 \h </w:instrText>
         </w:r>
         <w:r>
           <w:rPr>
@@ -3397,7 +3509,7 @@
           <w:szCs w:val="24"/>
         </w:rPr>
       </w:pPr>
-      <w:hyperlink w:anchor="_Toc189562347" w:history="1">
+      <w:hyperlink w:anchor="_Toc190366214" w:history="1">
         <w:r>
           <w:rPr>
             <w:rStyle w:val="Hipervnculo"/>
@@ -3435,7 +3547,7 @@
           <w:rPr>
             <w:webHidden/>
           </w:rPr>
-          <w:instrText xml:space="preserve"> PAGEREF _Toc189562347 \h </w:instrText>
+          <w:instrText xml:space="preserve"> PAGEREF _Toc190366214 \h </w:instrText>
         </w:r>
         <w:r>
           <w:rPr>
@@ -3472,7 +3584,7 @@
           <w:szCs w:val="24"/>
         </w:rPr>
       </w:pPr>
-      <w:hyperlink w:anchor="_Toc189562348" w:history="1">
+      <w:hyperlink w:anchor="_Toc190366215" w:history="1">
         <w:r>
           <w:rPr>
             <w:rStyle w:val="Hipervnculo"/>
@@ -3510,7 +3622,7 @@
           <w:rPr>
             <w:webHidden/>
           </w:rPr>
-          <w:instrText xml:space="preserve"> PAGEREF _Toc189562348 \h </w:instrText>
+          <w:instrText xml:space="preserve"> PAGEREF _Toc190366215 \h </w:instrText>
         </w:r>
         <w:r>
           <w:rPr>
@@ -3547,7 +3659,7 @@
           <w:szCs w:val="24"/>
         </w:rPr>
       </w:pPr>
-      <w:hyperlink w:anchor="_Toc189562349" w:history="1">
+      <w:hyperlink w:anchor="_Toc190366216" w:history="1">
         <w:r>
           <w:rPr>
             <w:rStyle w:val="Hipervnculo"/>
@@ -3585,7 +3697,7 @@
           <w:rPr>
             <w:webHidden/>
           </w:rPr>
-          <w:instrText xml:space="preserve"> PAGEREF _Toc189562349 \h </w:instrText>
+          <w:instrText xml:space="preserve"> PAGEREF _Toc190366216 \h </w:instrText>
         </w:r>
         <w:r>
           <w:rPr>
@@ -3622,7 +3734,7 @@
           <w:szCs w:val="24"/>
         </w:rPr>
       </w:pPr>
-      <w:hyperlink w:anchor="_Toc189562350" w:history="1">
+      <w:hyperlink w:anchor="_Toc190366217" w:history="1">
         <w:r>
           <w:rPr>
             <w:rStyle w:val="Hipervnculo"/>
@@ -3660,7 +3772,7 @@
           <w:rPr>
             <w:webHidden/>
           </w:rPr>
-          <w:instrText xml:space="preserve"> PAGEREF _Toc189562350 \h </w:instrText>
+          <w:instrText xml:space="preserve"> PAGEREF _Toc190366217 \h </w:instrText>
         </w:r>
         <w:r>
           <w:rPr>
@@ -3697,7 +3809,7 @@
           <w:szCs w:val="24"/>
         </w:rPr>
       </w:pPr>
-      <w:hyperlink w:anchor="_Toc189562351" w:history="1">
+      <w:hyperlink w:anchor="_Toc190366218" w:history="1">
         <w:r>
           <w:rPr>
             <w:rStyle w:val="Hipervnculo"/>
@@ -3735,7 +3847,7 @@
           <w:rPr>
             <w:webHidden/>
           </w:rPr>
-          <w:instrText xml:space="preserve"> PAGEREF _Toc189562351 \h </w:instrText>
+          <w:instrText xml:space="preserve"> PAGEREF _Toc190366218 \h </w:instrText>
         </w:r>
         <w:r>
           <w:rPr>
@@ -3776,7 +3888,7 @@
           <w:szCs w:val="24"/>
         </w:rPr>
       </w:pPr>
-      <w:hyperlink w:anchor="_Toc189562352" w:history="1">
+      <w:hyperlink w:anchor="_Toc190366219" w:history="1">
         <w:r>
           <w:rPr>
             <w:rStyle w:val="Hipervnculo"/>
@@ -3815,7 +3927,7 @@
           <w:rPr>
             <w:webHidden/>
           </w:rPr>
-          <w:instrText xml:space="preserve"> PAGEREF _Toc189562352 \h </w:instrText>
+          <w:instrText xml:space="preserve"> PAGEREF _Toc190366219 \h </w:instrText>
         </w:r>
         <w:r>
           <w:rPr>
@@ -3852,7 +3964,7 @@
           <w:szCs w:val="24"/>
         </w:rPr>
       </w:pPr>
-      <w:hyperlink w:anchor="_Toc189562353" w:history="1">
+      <w:hyperlink w:anchor="_Toc190366220" w:history="1">
         <w:r>
           <w:rPr>
             <w:rStyle w:val="Hipervnculo"/>
@@ -3890,7 +4002,7 @@
           <w:rPr>
             <w:webHidden/>
           </w:rPr>
-          <w:instrText xml:space="preserve"> PAGEREF _Toc189562353 \h </w:instrText>
+          <w:instrText xml:space="preserve"> PAGEREF _Toc190366220 \h </w:instrText>
         </w:r>
         <w:r>
           <w:rPr>
@@ -3927,7 +4039,7 @@
           <w:szCs w:val="24"/>
         </w:rPr>
       </w:pPr>
-      <w:hyperlink w:anchor="_Toc189562354" w:history="1">
+      <w:hyperlink w:anchor="_Toc190366221" w:history="1">
         <w:r>
           <w:rPr>
             <w:rStyle w:val="Hipervnculo"/>
@@ -3965,7 +4077,7 @@
           <w:rPr>
             <w:webHidden/>
           </w:rPr>
-          <w:instrText xml:space="preserve"> PAGEREF _Toc189562354 \h </w:instrText>
+          <w:instrText xml:space="preserve"> PAGEREF _Toc190366221 \h </w:instrText>
         </w:r>
         <w:r>
           <w:rPr>
@@ -4002,7 +4114,7 @@
           <w:szCs w:val="24"/>
         </w:rPr>
       </w:pPr>
-      <w:hyperlink w:anchor="_Toc189562355" w:history="1">
+      <w:hyperlink w:anchor="_Toc190366222" w:history="1">
         <w:r>
           <w:rPr>
             <w:rStyle w:val="Hipervnculo"/>
@@ -4040,7 +4152,7 @@
           <w:rPr>
             <w:webHidden/>
           </w:rPr>
-          <w:instrText xml:space="preserve"> PAGEREF _Toc189562355 \h </w:instrText>
+          <w:instrText xml:space="preserve"> PAGEREF _Toc190366222 \h </w:instrText>
         </w:r>
         <w:r>
           <w:rPr>
@@ -4077,7 +4189,7 @@
           <w:szCs w:val="24"/>
         </w:rPr>
       </w:pPr>
-      <w:hyperlink w:anchor="_Toc189562356" w:history="1">
+      <w:hyperlink w:anchor="_Toc190366223" w:history="1">
         <w:r>
           <w:rPr>
             <w:rStyle w:val="Hipervnculo"/>
@@ -4115,7 +4227,7 @@
           <w:rPr>
             <w:webHidden/>
           </w:rPr>
-          <w:instrText xml:space="preserve"> PAGEREF _Toc189562356 \h </w:instrText>
+          <w:instrText xml:space="preserve"> PAGEREF _Toc190366223 \h </w:instrText>
         </w:r>
         <w:r>
           <w:rPr>
@@ -4152,7 +4264,7 @@
           <w:szCs w:val="24"/>
         </w:rPr>
       </w:pPr>
-      <w:hyperlink w:anchor="_Toc189562357" w:history="1">
+      <w:hyperlink w:anchor="_Toc190366224" w:history="1">
         <w:r>
           <w:rPr>
             <w:rStyle w:val="Hipervnculo"/>
@@ -4190,7 +4302,7 @@
           <w:rPr>
             <w:webHidden/>
           </w:rPr>
-          <w:instrText xml:space="preserve"> PAGEREF _Toc189562357 \h </w:instrText>
+          <w:instrText xml:space="preserve"> PAGEREF _Toc190366224 \h </w:instrText>
         </w:r>
         <w:r>
           <w:rPr>
@@ -4227,7 +4339,7 @@
           <w:szCs w:val="24"/>
         </w:rPr>
       </w:pPr>
-      <w:hyperlink w:anchor="_Toc189562358" w:history="1">
+      <w:hyperlink w:anchor="_Toc190366225" w:history="1">
         <w:r>
           <w:rPr>
             <w:rStyle w:val="Hipervnculo"/>
@@ -4265,7 +4377,7 @@
           <w:rPr>
             <w:webHidden/>
           </w:rPr>
-          <w:instrText xml:space="preserve"> PAGEREF _Toc189562358 \h </w:instrText>
+          <w:instrText xml:space="preserve"> PAGEREF _Toc190366225 \h </w:instrText>
         </w:r>
         <w:r>
           <w:rPr>
@@ -4302,7 +4414,7 @@
           <w:szCs w:val="24"/>
         </w:rPr>
       </w:pPr>
-      <w:hyperlink w:anchor="_Toc189562359" w:history="1">
+      <w:hyperlink w:anchor="_Toc190366226" w:history="1">
         <w:r>
           <w:rPr>
             <w:rStyle w:val="Hipervnculo"/>
@@ -4340,7 +4452,7 @@
           <w:rPr>
             <w:webHidden/>
           </w:rPr>
-          <w:instrText xml:space="preserve"> PAGEREF _Toc189562359 \h </w:instrText>
+          <w:instrText xml:space="preserve"> PAGEREF _Toc190366226 \h </w:instrText>
         </w:r>
         <w:r>
           <w:rPr>
@@ -4377,7 +4489,7 @@
           <w:szCs w:val="24"/>
         </w:rPr>
       </w:pPr>
-      <w:hyperlink w:anchor="_Toc189562360" w:history="1">
+      <w:hyperlink w:anchor="_Toc190366227" w:history="1">
         <w:r>
           <w:rPr>
             <w:rStyle w:val="Hipervnculo"/>
@@ -4415,7 +4527,7 @@
           <w:rPr>
             <w:webHidden/>
           </w:rPr>
-          <w:instrText xml:space="preserve"> PAGEREF _Toc189562360 \h </w:instrText>
+          <w:instrText xml:space="preserve"> PAGEREF _Toc190366227 \h </w:instrText>
         </w:r>
         <w:r>
           <w:rPr>
@@ -4452,7 +4564,7 @@
           <w:szCs w:val="24"/>
         </w:rPr>
       </w:pPr>
-      <w:hyperlink w:anchor="_Toc189562361" w:history="1">
+      <w:hyperlink w:anchor="_Toc190366228" w:history="1">
         <w:r>
           <w:rPr>
             <w:rStyle w:val="Hipervnculo"/>
@@ -4490,7 +4602,7 @@
           <w:rPr>
             <w:webHidden/>
           </w:rPr>
-          <w:instrText xml:space="preserve"> PAGEREF _Toc189562361 \h </w:instrText>
+          <w:instrText xml:space="preserve"> PAGEREF _Toc190366228 \h </w:instrText>
         </w:r>
         <w:r>
           <w:rPr>
@@ -4527,7 +4639,7 @@
           <w:szCs w:val="24"/>
         </w:rPr>
       </w:pPr>
-      <w:hyperlink w:anchor="_Toc189562362" w:history="1">
+      <w:hyperlink w:anchor="_Toc190366229" w:history="1">
         <w:r>
           <w:rPr>
             <w:rStyle w:val="Hipervnculo"/>
@@ -4565,7 +4677,7 @@
           <w:rPr>
             <w:webHidden/>
           </w:rPr>
-          <w:instrText xml:space="preserve"> PAGEREF _Toc189562362 \h </w:instrText>
+          <w:instrText xml:space="preserve"> PAGEREF _Toc190366229 \h </w:instrText>
         </w:r>
         <w:r>
           <w:rPr>
@@ -4602,7 +4714,7 @@
           <w:szCs w:val="24"/>
         </w:rPr>
       </w:pPr>
-      <w:hyperlink w:anchor="_Toc189562363" w:history="1">
+      <w:hyperlink w:anchor="_Toc190366230" w:history="1">
         <w:r>
           <w:rPr>
             <w:rStyle w:val="Hipervnculo"/>
@@ -4640,7 +4752,7 @@
           <w:rPr>
             <w:webHidden/>
           </w:rPr>
-          <w:instrText xml:space="preserve"> PAGEREF _Toc189562363 \h </w:instrText>
+          <w:instrText xml:space="preserve"> PAGEREF _Toc190366230 \h </w:instrText>
         </w:r>
         <w:r>
           <w:rPr>
@@ -4657,7 +4769,7 @@
           <w:rPr>
             <w:webHidden/>
           </w:rPr>
-          <w:t>42</w:t>
+          <w:t>43</w:t>
         </w:r>
         <w:r>
           <w:rPr>
@@ -4677,7 +4789,7 @@
           <w:szCs w:val="24"/>
         </w:rPr>
       </w:pPr>
-      <w:hyperlink w:anchor="_Toc189562364" w:history="1">
+      <w:hyperlink w:anchor="_Toc190366231" w:history="1">
         <w:r>
           <w:rPr>
             <w:rStyle w:val="Hipervnculo"/>
@@ -4715,7 +4827,7 @@
           <w:rPr>
             <w:webHidden/>
           </w:rPr>
-          <w:instrText xml:space="preserve"> PAGEREF _Toc189562364 \h </w:instrText>
+          <w:instrText xml:space="preserve"> PAGEREF _Toc190366231 \h </w:instrText>
         </w:r>
         <w:r>
           <w:rPr>
@@ -4752,7 +4864,7 @@
           <w:szCs w:val="24"/>
         </w:rPr>
       </w:pPr>
-      <w:hyperlink w:anchor="_Toc189562365" w:history="1">
+      <w:hyperlink w:anchor="_Toc190366232" w:history="1">
         <w:r>
           <w:rPr>
             <w:rStyle w:val="Hipervnculo"/>
@@ -4790,7 +4902,7 @@
           <w:rPr>
             <w:webHidden/>
           </w:rPr>
-          <w:instrText xml:space="preserve"> PAGEREF _Toc189562365 \h </w:instrText>
+          <w:instrText xml:space="preserve"> PAGEREF _Toc190366232 \h </w:instrText>
         </w:r>
         <w:r>
           <w:rPr>
@@ -4807,7 +4919,7 @@
           <w:rPr>
             <w:webHidden/>
           </w:rPr>
-          <w:t>49</w:t>
+          <w:t>50</w:t>
         </w:r>
         <w:r>
           <w:rPr>
@@ -4845,7 +4957,7 @@
         </w:rPr>
         <w:br w:type="page"/>
       </w:r>
-      <w:bookmarkStart w:id="17" w:name="_Toc189562336"/>
+      <w:bookmarkStart w:id="17" w:name="_Toc190366203"/>
       <w:r>
         <w:rPr>
           <w:rFonts w:cs="Calibri"/>
@@ -4864,7 +4976,6 @@
     <w:p>
       <w:pPr>
         <w:pStyle w:val="Texto"/>
-        <w:ind w:left="709" w:hanging="709"/>
         <w:rPr>
           <w:rFonts w:ascii="Calibri" w:hAnsi="Calibri" w:cs="Calibri"/>
           <w:sz w:val="24"/>
@@ -4997,7 +5108,7 @@
           <w:rFonts w:cs="Calibri"/>
         </w:rPr>
       </w:pPr>
-      <w:bookmarkStart w:id="18" w:name="_Toc189562337"/>
+      <w:bookmarkStart w:id="18" w:name="_Toc190366204"/>
       <w:r>
         <w:rPr>
           <w:rFonts w:cs="Calibri"/>
@@ -5092,7 +5203,7 @@
           <w:rFonts w:cs="Calibri"/>
         </w:rPr>
       </w:pPr>
-      <w:bookmarkStart w:id="19" w:name="_Toc189562338"/>
+      <w:bookmarkStart w:id="19" w:name="_Toc190366205"/>
       <w:r>
         <w:rPr>
           <w:rFonts w:cs="Calibri"/>
@@ -8587,7 +8698,7 @@
         <w:lastRenderedPageBreak/>
         <w:t xml:space="preserve"> </w:t>
       </w:r>
-      <w:bookmarkStart w:id="20" w:name="_Toc189562339"/>
+      <w:bookmarkStart w:id="20" w:name="_Toc190366206"/>
       <w:r>
         <w:t>Introducción</w:t>
       </w:r>
@@ -8787,7 +8898,7 @@
         </w:rPr>
         <w:br w:type="page"/>
       </w:r>
-      <w:bookmarkStart w:id="21" w:name="_Toc189562340"/>
+      <w:bookmarkStart w:id="21" w:name="_Toc190366207"/>
       <w:r>
         <w:rPr>
           <w:rFonts w:cs="Calibri"/>
@@ -8829,7 +8940,7 @@
           <w:rFonts w:cs="Calibri"/>
         </w:rPr>
       </w:pPr>
-      <w:bookmarkStart w:id="22" w:name="_Toc189562341"/>
+      <w:bookmarkStart w:id="22" w:name="_Toc190366208"/>
       <w:r>
         <w:rPr>
           <w:rFonts w:cs="Calibri"/>
@@ -9014,13 +9125,7 @@
               <w:rPr>
                 <w:rFonts w:cs="Calibri"/>
               </w:rPr>
-              <w:t>JDK 1</w:t>
-            </w:r>
-            <w:r>
-              <w:rPr>
-                <w:rFonts w:cs="Calibri"/>
-              </w:rPr>
-              <w:t>7</w:t>
+              <w:t>JDK 17</w:t>
             </w:r>
             <w:r>
               <w:rPr>
@@ -9134,7 +9239,7 @@
           <w:rFonts w:cs="Calibri"/>
         </w:rPr>
       </w:pPr>
-      <w:bookmarkStart w:id="23" w:name="_Toc189562342"/>
+      <w:bookmarkStart w:id="23" w:name="_Toc190366209"/>
       <w:r>
         <w:rPr>
           <w:rFonts w:cs="Calibri"/>
@@ -9355,7 +9460,7 @@
               <w:rPr>
                 <w:rFonts w:cs="Calibri"/>
               </w:rPr>
-              <w:t>3</w:t>
+              <w:t>4</w:t>
             </w:r>
             <w:r>
               <w:rPr>
@@ -9403,6 +9508,7 @@
           </w:tcPr>
           <w:p>
             <w:pPr>
+              <w:ind w:left="1134" w:hanging="1134"/>
               <w:rPr>
                 <w:rFonts w:cs="Calibri"/>
               </w:rPr>
@@ -9430,25 +9536,7 @@
               <w:rPr>
                 <w:rFonts w:cs="Calibri"/>
               </w:rPr>
-              <w:t xml:space="preserve">Apache Maven </w:t>
-            </w:r>
-            <w:r>
-              <w:rPr>
-                <w:rFonts w:cs="Calibri"/>
-              </w:rPr>
-              <w:t>3</w:t>
-            </w:r>
-            <w:r>
-              <w:rPr>
-                <w:rFonts w:cs="Calibri"/>
-              </w:rPr>
-              <w:t>.</w:t>
-            </w:r>
-            <w:r>
-              <w:rPr>
-                <w:rFonts w:cs="Calibri"/>
-              </w:rPr>
-              <w:t>9.9</w:t>
+              <w:t>Apache Maven 2.9.9</w:t>
             </w:r>
           </w:p>
         </w:tc>
@@ -9498,7 +9586,7 @@
           <w:rFonts w:cs="Calibri"/>
         </w:rPr>
       </w:pPr>
-      <w:bookmarkStart w:id="24" w:name="_Toc189562343"/>
+      <w:bookmarkStart w:id="24" w:name="_Toc190366210"/>
       <w:r>
         <w:rPr>
           <w:rFonts w:cs="Calibri"/>
@@ -9552,7 +9640,7 @@
           <w:rFonts w:cs="Calibri"/>
         </w:rPr>
       </w:pPr>
-      <w:bookmarkStart w:id="25" w:name="_Toc189562344"/>
+      <w:bookmarkStart w:id="25" w:name="_Toc190366211"/>
       <w:r>
         <w:rPr>
           <w:rFonts w:cs="Calibri"/>
@@ -9719,21 +9807,14 @@
           <w:rFonts w:cs="Calibri"/>
           <w:lang w:val="es-ES_tradnl"/>
         </w:rPr>
-        <w:t xml:space="preserve">Instalar JDK </w:t>
+        <w:t xml:space="preserve">Instalar </w:t>
       </w:r>
       <w:r>
         <w:rPr>
           <w:rFonts w:cs="Calibri"/>
           <w:lang w:val="es-ES_tradnl"/>
         </w:rPr>
-        <w:t>1</w:t>
-      </w:r>
-      <w:r>
-        <w:rPr>
-          <w:rFonts w:cs="Calibri"/>
-          <w:lang w:val="es-ES_tradnl"/>
-        </w:rPr>
-        <w:t>7</w:t>
+        <w:t>JDK 17</w:t>
       </w:r>
       <w:r>
         <w:rPr>
@@ -9958,7 +10039,7 @@
           <w:rFonts w:cs="Calibri"/>
         </w:rPr>
       </w:pPr>
-      <w:bookmarkStart w:id="26" w:name="_Toc189562345"/>
+      <w:bookmarkStart w:id="26" w:name="_Toc190366212"/>
       <w:r>
         <w:rPr>
           <w:rFonts w:cs="Calibri"/>
@@ -10145,7 +10226,7 @@
           <w:rFonts w:cs="Calibri"/>
         </w:rPr>
       </w:pPr>
-      <w:bookmarkStart w:id="27" w:name="_Toc189562346"/>
+      <w:bookmarkStart w:id="27" w:name="_Toc190366213"/>
       <w:r>
         <w:rPr>
           <w:rFonts w:cs="Calibri"/>
@@ -10207,17 +10288,26 @@
       <w:pPr>
         <w:pStyle w:val="Ttulo2"/>
       </w:pPr>
-      <w:bookmarkStart w:id="28" w:name="_Toc189562347"/>
+      <w:bookmarkStart w:id="28" w:name="_Toc190366214"/>
       <w:proofErr w:type="spellStart"/>
       <w:r>
+        <w:rPr>
+          <w:lang w:val="es-ES"/>
+        </w:rPr>
         <w:t>AfirmaServices</w:t>
       </w:r>
       <w:proofErr w:type="spellEnd"/>
       <w:r>
+        <w:rPr>
+          <w:lang w:val="es-ES"/>
+        </w:rPr>
         <w:t>:</w:t>
       </w:r>
       <w:bookmarkEnd w:id="28"/>
       <w:r>
+        <w:rPr>
+          <w:lang w:val="es-ES"/>
+        </w:rPr>
         <w:t xml:space="preserve"> </w:t>
       </w:r>
     </w:p>
@@ -10381,17 +10471,26 @@
       <w:pPr>
         <w:pStyle w:val="Ttulo2"/>
       </w:pPr>
-      <w:bookmarkStart w:id="29" w:name="_Toc189562348"/>
+      <w:bookmarkStart w:id="29" w:name="_Toc190366215"/>
       <w:proofErr w:type="spellStart"/>
       <w:r>
+        <w:rPr>
+          <w:lang w:val="es-ES"/>
+        </w:rPr>
         <w:t>IntegraServices</w:t>
       </w:r>
       <w:proofErr w:type="spellEnd"/>
       <w:r>
+        <w:rPr>
+          <w:lang w:val="es-ES"/>
+        </w:rPr>
         <w:t>:</w:t>
       </w:r>
       <w:bookmarkEnd w:id="29"/>
       <w:r>
+        <w:rPr>
+          <w:lang w:val="es-ES"/>
+        </w:rPr>
         <w:t xml:space="preserve"> </w:t>
       </w:r>
     </w:p>
@@ -10555,17 +10654,26 @@
       <w:pPr>
         <w:pStyle w:val="Ttulo2"/>
       </w:pPr>
-      <w:bookmarkStart w:id="30" w:name="_Toc189562349"/>
+      <w:bookmarkStart w:id="30" w:name="_Toc190366216"/>
       <w:proofErr w:type="spellStart"/>
       <w:r>
+        <w:rPr>
+          <w:lang w:val="es-ES"/>
+        </w:rPr>
         <w:t>TSAServices</w:t>
       </w:r>
       <w:proofErr w:type="spellEnd"/>
       <w:r>
+        <w:rPr>
+          <w:lang w:val="es-ES"/>
+        </w:rPr>
         <w:t>:</w:t>
       </w:r>
       <w:bookmarkEnd w:id="30"/>
       <w:r>
+        <w:rPr>
+          <w:lang w:val="es-ES"/>
+        </w:rPr>
         <w:t xml:space="preserve"> </w:t>
       </w:r>
     </w:p>
@@ -10697,17 +10805,26 @@
       <w:pPr>
         <w:pStyle w:val="Ttulo2"/>
       </w:pPr>
-      <w:bookmarkStart w:id="31" w:name="_Toc189562350"/>
+      <w:bookmarkStart w:id="31" w:name="_Toc190366217"/>
       <w:proofErr w:type="spellStart"/>
       <w:r>
+        <w:rPr>
+          <w:lang w:val="es-ES"/>
+        </w:rPr>
         <w:t>EvisorServices</w:t>
       </w:r>
       <w:proofErr w:type="spellEnd"/>
       <w:r>
+        <w:rPr>
+          <w:lang w:val="es-ES"/>
+        </w:rPr>
         <w:t>:</w:t>
       </w:r>
       <w:bookmarkEnd w:id="31"/>
       <w:r>
+        <w:rPr>
+          <w:lang w:val="es-ES"/>
+        </w:rPr>
         <w:t xml:space="preserve"> </w:t>
       </w:r>
     </w:p>
@@ -10856,17 +10973,26 @@
       <w:pPr>
         <w:pStyle w:val="Ttulo2"/>
       </w:pPr>
-      <w:bookmarkStart w:id="32" w:name="_Toc189562351"/>
+      <w:bookmarkStart w:id="32" w:name="_Toc190366218"/>
       <w:proofErr w:type="spellStart"/>
       <w:r>
+        <w:rPr>
+          <w:lang w:val="es-ES"/>
+        </w:rPr>
         <w:t>CipherServices</w:t>
       </w:r>
       <w:proofErr w:type="spellEnd"/>
       <w:r>
+        <w:rPr>
+          <w:lang w:val="es-ES"/>
+        </w:rPr>
         <w:t>:</w:t>
       </w:r>
       <w:bookmarkEnd w:id="32"/>
       <w:r>
+        <w:rPr>
+          <w:lang w:val="es-ES"/>
+        </w:rPr>
         <w:t xml:space="preserve"> </w:t>
       </w:r>
     </w:p>
@@ -11031,7 +11157,7 @@
       <w:r>
         <w:br w:type="page"/>
       </w:r>
-      <w:bookmarkStart w:id="33" w:name="_Toc189562352"/>
+      <w:bookmarkStart w:id="33" w:name="_Toc190366219"/>
       <w:r>
         <w:lastRenderedPageBreak/>
         <w:t>Configuración</w:t>
@@ -11056,7 +11182,7 @@
       <w:pPr>
         <w:pStyle w:val="Ttulo2"/>
       </w:pPr>
-      <w:bookmarkStart w:id="34" w:name="_Toc189562353"/>
+      <w:bookmarkStart w:id="34" w:name="_Toc190366220"/>
       <w:r>
         <w:t>Configuración estática</w:t>
       </w:r>
@@ -11168,10 +11294,6 @@
         <w:t xml:space="preserve">Archivo </w:t>
       </w:r>
       <w:r>
-        <w:rPr>
-          <w:b/>
-          <w:bCs/>
-        </w:rPr>
         <w:t>integra-</w:t>
       </w:r>
       <w:r>
@@ -11255,7 +11377,7 @@
       <w:pPr>
         <w:pStyle w:val="Ttulo3"/>
       </w:pPr>
-      <w:bookmarkStart w:id="36" w:name="_Toc189562354"/>
+      <w:bookmarkStart w:id="36" w:name="_Toc190366221"/>
       <w:r>
         <w:t>Carpeta transformersTemplates</w:t>
       </w:r>
@@ -11263,47 +11385,15 @@
       <w:bookmarkEnd w:id="36"/>
     </w:p>
     <w:p>
-      <w:pPr>
-        <w:rPr>
-          <w:lang w:val="es-ES_tradnl"/>
-        </w:rPr>
-      </w:pPr>
-      <w:r>
-        <w:rPr>
-          <w:lang w:val="es-ES_tradnl"/>
-        </w:rPr>
-        <w:t xml:space="preserve">La función de estas plantillas es definir la estructura final de las interfaces </w:t>
-      </w:r>
-      <w:r>
-        <w:rPr>
-          <w:lang w:val="es-ES_tradnl"/>
-        </w:rPr>
-        <w:t>XML</w:t>
-      </w:r>
-      <w:r>
-        <w:rPr>
-          <w:lang w:val="es-ES_tradnl"/>
-        </w:rPr>
-        <w:t xml:space="preserve"> a generar y los parámetros a extraer de las respuestas </w:t>
-      </w:r>
-      <w:r>
-        <w:rPr>
-          <w:lang w:val="es-ES_tradnl"/>
-        </w:rPr>
-        <w:t xml:space="preserve">XML en los procesos de comunicación con los servicios web de @Firma, </w:t>
+      <w:r>
+        <w:t xml:space="preserve">La función de estas plantillas es definir la estructura final de las interfaces XML a generar y los parámetros a extraer de las respuestas XML en los procesos de comunicación con los servicios web de @Firma, </w:t>
       </w:r>
       <w:proofErr w:type="spellStart"/>
       <w:r>
-        <w:rPr>
-          <w:lang w:val="es-ES_tradnl"/>
-        </w:rPr>
         <w:t>eVisor</w:t>
       </w:r>
       <w:proofErr w:type="spellEnd"/>
       <w:r>
-        <w:rPr>
-          <w:lang w:val="es-ES_tradnl"/>
-        </w:rPr>
         <w:t xml:space="preserve"> y TS@. La carpeta contiene a su vez 2 carpetas:</w:t>
       </w:r>
     </w:p>
@@ -11334,29 +11424,15 @@
       <w:bookmarkEnd w:id="40"/>
     </w:p>
     <w:p>
-      <w:pPr>
-        <w:rPr>
-          <w:lang w:val="es-ES_tradnl"/>
-        </w:rPr>
-      </w:pPr>
-      <w:r>
-        <w:rPr>
-          <w:lang w:val="es-ES_tradnl"/>
-        </w:rPr>
+      <w:r>
         <w:t xml:space="preserve">Esta carpeta incluye las plantillas asociadas a las respuestas XML obtenidas de los diferentes servicios de @Firma, TS@ y </w:t>
       </w:r>
       <w:proofErr w:type="spellStart"/>
       <w:r>
-        <w:rPr>
-          <w:lang w:val="es-ES_tradnl"/>
-        </w:rPr>
         <w:t>eVisor</w:t>
       </w:r>
       <w:proofErr w:type="spellEnd"/>
       <w:r>
-        <w:rPr>
-          <w:lang w:val="es-ES_tradnl"/>
-        </w:rPr>
         <w:t>. Las plantillas que lo componen son:</w:t>
       </w:r>
     </w:p>
@@ -11475,47 +11551,23 @@
           <w:ilvl w:val="0"/>
           <w:numId w:val="25"/>
         </w:numPr>
-        <w:rPr>
-          <w:lang w:val="es-ES_tradnl"/>
-        </w:rPr>
-      </w:pPr>
-      <w:r>
-        <w:rPr>
-          <w:b/>
-          <w:lang w:val="es-ES_tradnl"/>
+      </w:pPr>
+      <w:r>
+        <w:rPr>
+          <w:b/>
+          <w:bCs/>
         </w:rPr>
         <w:t>DSSCounterSignResponse_V1.xml</w:t>
       </w:r>
       <w:r>
-        <w:rPr>
-          <w:lang w:val="es-ES_tradnl"/>
-        </w:rPr>
-        <w:t>: Plantilla para el procesado de las respuestas asociadas al s</w:t>
-      </w:r>
-      <w:r>
-        <w:rPr>
-          <w:lang w:val="es-ES_tradnl"/>
-        </w:rPr>
-        <w:t xml:space="preserve">ervicio </w:t>
-      </w:r>
-      <w:r>
-        <w:rPr>
-          <w:lang w:val="es-ES_tradnl"/>
-        </w:rPr>
-        <w:t xml:space="preserve">firma servidor </w:t>
+        <w:t xml:space="preserve">: Plantilla para el procesado de las respuestas asociadas al servicio firma servidor </w:t>
       </w:r>
       <w:proofErr w:type="spellStart"/>
       <w:r>
-        <w:rPr>
-          <w:lang w:val="es-ES_tradnl"/>
-        </w:rPr>
         <w:t>CounterSign</w:t>
       </w:r>
       <w:proofErr w:type="spellEnd"/>
       <w:r>
-        <w:rPr>
-          <w:lang w:val="es-ES_tradnl"/>
-        </w:rPr>
         <w:t>, de @Firma.</w:t>
       </w:r>
     </w:p>
@@ -11909,71 +11961,23 @@
           <w:ilvl w:val="0"/>
           <w:numId w:val="25"/>
         </w:numPr>
-        <w:rPr>
-          <w:lang w:val="es-ES_tradnl"/>
-        </w:rPr>
-      </w:pPr>
-      <w:r>
-        <w:rPr>
-          <w:b/>
-          <w:lang w:val="es-ES_tradnl"/>
+      </w:pPr>
+      <w:r>
+        <w:rPr>
+          <w:b/>
+          <w:bCs/>
         </w:rPr>
         <w:t>EVisor_GenerateReportResponse_V1.xml</w:t>
       </w:r>
       <w:r>
-        <w:rPr>
-          <w:lang w:val="es-ES_tradnl"/>
-        </w:rPr>
-        <w:t>: Plantilla para el procesado de las respuestas asociadas al s</w:t>
-      </w:r>
-      <w:r>
-        <w:rPr>
-          <w:lang w:val="es-ES_tradnl"/>
-        </w:rPr>
-        <w:t xml:space="preserve">ervicio de </w:t>
-      </w:r>
-      <w:r>
-        <w:rPr>
-          <w:lang w:val="es-ES_tradnl"/>
-        </w:rPr>
-        <w:t>g</w:t>
-      </w:r>
-      <w:r>
-        <w:rPr>
-          <w:lang w:val="es-ES_tradnl"/>
-        </w:rPr>
-        <w:t xml:space="preserve">eneración de </w:t>
-      </w:r>
-      <w:r>
-        <w:rPr>
-          <w:lang w:val="es-ES_tradnl"/>
-        </w:rPr>
-        <w:t>i</w:t>
-      </w:r>
-      <w:r>
-        <w:rPr>
-          <w:lang w:val="es-ES_tradnl"/>
-        </w:rPr>
-        <w:t>nformes</w:t>
-      </w:r>
-      <w:r>
-        <w:rPr>
-          <w:lang w:val="es-ES_tradnl"/>
-        </w:rPr>
-        <w:t xml:space="preserve">, de </w:t>
+        <w:t xml:space="preserve">: Plantilla para el procesado de las respuestas asociadas al servicio de generación de informes, de </w:t>
       </w:r>
       <w:proofErr w:type="spellStart"/>
       <w:r>
-        <w:rPr>
-          <w:lang w:val="es-ES_tradnl"/>
-        </w:rPr>
         <w:t>eVisor</w:t>
       </w:r>
       <w:proofErr w:type="spellEnd"/>
       <w:r>
-        <w:rPr>
-          <w:lang w:val="es-ES_tradnl"/>
-        </w:rPr>
         <w:t>.</w:t>
       </w:r>
     </w:p>
@@ -11983,83 +11987,23 @@
           <w:ilvl w:val="0"/>
           <w:numId w:val="25"/>
         </w:numPr>
-        <w:rPr>
-          <w:lang w:val="es-ES_tradnl"/>
-        </w:rPr>
-      </w:pPr>
-      <w:r>
-        <w:rPr>
-          <w:b/>
-          <w:lang w:val="es-ES_tradnl"/>
+      </w:pPr>
+      <w:r>
+        <w:rPr>
+          <w:b/>
+          <w:bCs/>
         </w:rPr>
         <w:t>EVisor_ValidationReportResponse_V1.xml</w:t>
       </w:r>
       <w:r>
-        <w:rPr>
-          <w:lang w:val="es-ES_tradnl"/>
-        </w:rPr>
-        <w:t>: Plantilla para el procesado de las respuestas asociadas al s</w:t>
-      </w:r>
-      <w:r>
-        <w:rPr>
-          <w:lang w:val="es-ES_tradnl"/>
-        </w:rPr>
-        <w:t xml:space="preserve">ervicio de </w:t>
-      </w:r>
-      <w:r>
-        <w:rPr>
-          <w:lang w:val="es-ES_tradnl"/>
-        </w:rPr>
-        <w:t>v</w:t>
-      </w:r>
-      <w:r>
-        <w:rPr>
-          <w:lang w:val="es-ES_tradnl"/>
-        </w:rPr>
-        <w:t xml:space="preserve">alidación de </w:t>
-      </w:r>
-      <w:r>
-        <w:rPr>
-          <w:lang w:val="es-ES_tradnl"/>
-        </w:rPr>
-        <w:t>i</w:t>
-      </w:r>
-      <w:r>
-        <w:rPr>
-          <w:lang w:val="es-ES_tradnl"/>
-        </w:rPr>
-        <w:t xml:space="preserve">nformes </w:t>
-      </w:r>
-      <w:r>
-        <w:rPr>
-          <w:lang w:val="es-ES_tradnl"/>
-        </w:rPr>
-        <w:t>f</w:t>
-      </w:r>
-      <w:r>
-        <w:rPr>
-          <w:lang w:val="es-ES_tradnl"/>
-        </w:rPr>
-        <w:t>irmados</w:t>
-      </w:r>
-      <w:r>
-        <w:rPr>
-          <w:lang w:val="es-ES_tradnl"/>
-        </w:rPr>
-        <w:t xml:space="preserve">, de </w:t>
+        <w:t xml:space="preserve">: Plantilla para el procesado de las respuestas asociadas al servicio de validación de informes firmados, de </w:t>
       </w:r>
       <w:proofErr w:type="spellStart"/>
       <w:r>
-        <w:rPr>
-          <w:lang w:val="es-ES_tradnl"/>
-        </w:rPr>
         <w:t>eVisor</w:t>
       </w:r>
       <w:proofErr w:type="spellEnd"/>
       <w:r>
-        <w:rPr>
-          <w:lang w:val="es-ES_tradnl"/>
-        </w:rPr>
         <w:t>.</w:t>
       </w:r>
     </w:p>
@@ -12085,29 +12029,15 @@
       <w:bookmarkEnd w:id="43"/>
     </w:p>
     <w:p>
-      <w:pPr>
-        <w:rPr>
-          <w:lang w:val="es-ES_tradnl"/>
-        </w:rPr>
-      </w:pPr>
-      <w:r>
-        <w:rPr>
-          <w:lang w:val="es-ES_tradnl"/>
-        </w:rPr>
+      <w:r>
         <w:t xml:space="preserve">Esta carpeta incluye las plantillas asociadas a la construcción de las peticiones XML hacia los diferentes servicios de @Firma, TS@ y </w:t>
       </w:r>
       <w:proofErr w:type="spellStart"/>
       <w:r>
-        <w:rPr>
-          <w:lang w:val="es-ES_tradnl"/>
-        </w:rPr>
         <w:t>eVisor</w:t>
       </w:r>
       <w:proofErr w:type="spellEnd"/>
       <w:r>
-        <w:rPr>
-          <w:lang w:val="es-ES_tradnl"/>
-        </w:rPr>
         <w:t>. Las plantillas que la componen son:</w:t>
       </w:r>
     </w:p>
@@ -12706,71 +12636,23 @@
           <w:ilvl w:val="0"/>
           <w:numId w:val="26"/>
         </w:numPr>
-        <w:rPr>
-          <w:lang w:val="es-ES_tradnl"/>
-        </w:rPr>
-      </w:pPr>
-      <w:r>
-        <w:rPr>
-          <w:b/>
-          <w:lang w:val="es-ES_tradnl"/>
+      </w:pPr>
+      <w:r>
+        <w:rPr>
+          <w:b/>
+          <w:bCs/>
         </w:rPr>
         <w:t>EVisor_GenerateReportRequest_V1.xml</w:t>
       </w:r>
       <w:r>
-        <w:rPr>
-          <w:lang w:val="es-ES_tradnl"/>
-        </w:rPr>
-        <w:t>: Plantilla para la construcción de las peticiones al s</w:t>
-      </w:r>
-      <w:r>
-        <w:rPr>
-          <w:lang w:val="es-ES_tradnl"/>
-        </w:rPr>
-        <w:t xml:space="preserve">ervicio de </w:t>
-      </w:r>
-      <w:r>
-        <w:rPr>
-          <w:lang w:val="es-ES_tradnl"/>
-        </w:rPr>
-        <w:t>g</w:t>
-      </w:r>
-      <w:r>
-        <w:rPr>
-          <w:lang w:val="es-ES_tradnl"/>
-        </w:rPr>
-        <w:t xml:space="preserve">eneración de </w:t>
-      </w:r>
-      <w:r>
-        <w:rPr>
-          <w:lang w:val="es-ES_tradnl"/>
-        </w:rPr>
-        <w:t>i</w:t>
-      </w:r>
-      <w:r>
-        <w:rPr>
-          <w:lang w:val="es-ES_tradnl"/>
-        </w:rPr>
-        <w:t>nformes</w:t>
-      </w:r>
-      <w:r>
-        <w:rPr>
-          <w:lang w:val="es-ES_tradnl"/>
-        </w:rPr>
-        <w:t xml:space="preserve">, de </w:t>
+        <w:t xml:space="preserve">: Plantilla para la construcción de las peticiones al servicio de generación de informes, de </w:t>
       </w:r>
       <w:proofErr w:type="spellStart"/>
       <w:r>
-        <w:rPr>
-          <w:lang w:val="es-ES_tradnl"/>
-        </w:rPr>
         <w:t>eVisor</w:t>
       </w:r>
       <w:proofErr w:type="spellEnd"/>
       <w:r>
-        <w:rPr>
-          <w:lang w:val="es-ES_tradnl"/>
-        </w:rPr>
         <w:t>.</w:t>
       </w:r>
     </w:p>
@@ -12780,95 +12662,23 @@
           <w:ilvl w:val="0"/>
           <w:numId w:val="26"/>
         </w:numPr>
-        <w:rPr>
-          <w:lang w:val="es-ES_tradnl"/>
-        </w:rPr>
-      </w:pPr>
-      <w:r>
-        <w:rPr>
-          <w:b/>
-          <w:lang w:val="es-ES_tradnl"/>
+      </w:pPr>
+      <w:r>
+        <w:rPr>
+          <w:b/>
+          <w:bCs/>
         </w:rPr>
         <w:t>EVisor_ValidationReportRequest_V1.xml</w:t>
       </w:r>
       <w:r>
-        <w:rPr>
-          <w:lang w:val="es-ES_tradnl"/>
-        </w:rPr>
-        <w:t>: Plantilla para la construcción de las peticiones al s</w:t>
-      </w:r>
-      <w:r>
-        <w:rPr>
-          <w:lang w:val="es-ES_tradnl"/>
-        </w:rPr>
-        <w:t xml:space="preserve">ervicio de </w:t>
-      </w:r>
-      <w:r>
-        <w:rPr>
-          <w:lang w:val="es-ES_tradnl"/>
-        </w:rPr>
-        <w:t>v</w:t>
-      </w:r>
-      <w:r>
-        <w:rPr>
-          <w:lang w:val="es-ES_tradnl"/>
-        </w:rPr>
-        <w:t xml:space="preserve">alidación de </w:t>
-      </w:r>
-      <w:r>
-        <w:rPr>
-          <w:lang w:val="es-ES_tradnl"/>
-        </w:rPr>
-        <w:t>i</w:t>
-      </w:r>
-      <w:r>
-        <w:rPr>
-          <w:lang w:val="es-ES_tradnl"/>
-        </w:rPr>
-        <w:t xml:space="preserve">nformes </w:t>
-      </w:r>
-      <w:r>
-        <w:rPr>
-          <w:lang w:val="es-ES_tradnl"/>
-        </w:rPr>
-        <w:t>f</w:t>
-      </w:r>
-      <w:r>
-        <w:rPr>
-          <w:lang w:val="es-ES_tradnl"/>
-        </w:rPr>
-        <w:t>irmados</w:t>
-      </w:r>
-      <w:r>
-        <w:rPr>
-          <w:lang w:val="es-ES_tradnl"/>
-        </w:rPr>
-        <w:t>,</w:t>
-      </w:r>
-      <w:r>
-        <w:rPr>
-          <w:lang w:val="es-ES_tradnl"/>
-        </w:rPr>
-        <w:t xml:space="preserve"> </w:t>
-      </w:r>
-      <w:r>
-        <w:rPr>
-          <w:lang w:val="es-ES_tradnl"/>
-        </w:rPr>
-        <w:t xml:space="preserve">de </w:t>
+        <w:t xml:space="preserve">: Plantilla para la construcción de las peticiones al servicio de validación de informes firmados, de </w:t>
       </w:r>
       <w:proofErr w:type="spellStart"/>
       <w:r>
-        <w:rPr>
-          <w:lang w:val="es-ES_tradnl"/>
-        </w:rPr>
         <w:t>eVisor</w:t>
       </w:r>
       <w:proofErr w:type="spellEnd"/>
       <w:r>
-        <w:rPr>
-          <w:lang w:val="es-ES_tradnl"/>
-        </w:rPr>
         <w:t>.</w:t>
       </w:r>
     </w:p>
@@ -12938,65 +12748,23 @@
           <w:ilvl w:val="0"/>
           <w:numId w:val="26"/>
         </w:numPr>
-        <w:rPr>
-          <w:lang w:val="es-ES_tradnl"/>
-        </w:rPr>
-      </w:pPr>
-      <w:r>
-        <w:rPr>
-          <w:b/>
-          <w:lang w:val="es-ES_tradnl"/>
+      </w:pPr>
+      <w:r>
+        <w:rPr>
+          <w:b/>
+          <w:bCs/>
         </w:rPr>
         <w:t>FirmaServidorCoSign_V1.xml</w:t>
       </w:r>
       <w:r>
-        <w:rPr>
-          <w:lang w:val="es-ES_tradnl"/>
-        </w:rPr>
-        <w:t>: Plantilla para la construcción de las peticiones al s</w:t>
-      </w:r>
-      <w:r>
-        <w:rPr>
-          <w:lang w:val="es-ES_tradnl"/>
-        </w:rPr>
-        <w:t xml:space="preserve">ervicio de </w:t>
-      </w:r>
-      <w:r>
-        <w:rPr>
-          <w:lang w:val="es-ES_tradnl"/>
-        </w:rPr>
-        <w:t>f</w:t>
-      </w:r>
-      <w:r>
-        <w:rPr>
-          <w:lang w:val="es-ES_tradnl"/>
-        </w:rPr>
-        <w:t xml:space="preserve">irma </w:t>
-      </w:r>
-      <w:r>
-        <w:rPr>
-          <w:lang w:val="es-ES_tradnl"/>
-        </w:rPr>
-        <w:t>s</w:t>
-      </w:r>
-      <w:r>
-        <w:rPr>
-          <w:lang w:val="es-ES_tradnl"/>
-        </w:rPr>
-        <w:t xml:space="preserve">ervidor </w:t>
+        <w:t xml:space="preserve">: Plantilla para la construcción de las peticiones al servicio de firma servidor </w:t>
       </w:r>
       <w:proofErr w:type="spellStart"/>
       <w:r>
-        <w:rPr>
-          <w:lang w:val="es-ES_tradnl"/>
-        </w:rPr>
         <w:t>CoSign</w:t>
       </w:r>
       <w:proofErr w:type="spellEnd"/>
       <w:r>
-        <w:rPr>
-          <w:lang w:val="es-ES_tradnl"/>
-        </w:rPr>
         <w:t>, de @Firma.</w:t>
       </w:r>
     </w:p>
@@ -13006,65 +12774,23 @@
           <w:ilvl w:val="0"/>
           <w:numId w:val="26"/>
         </w:numPr>
-        <w:rPr>
-          <w:lang w:val="es-ES_tradnl"/>
-        </w:rPr>
-      </w:pPr>
-      <w:r>
-        <w:rPr>
-          <w:b/>
-          <w:lang w:val="es-ES_tradnl"/>
+      </w:pPr>
+      <w:r>
+        <w:rPr>
+          <w:b/>
+          <w:bCs/>
         </w:rPr>
         <w:t>FirmaServidorCounterSign_V1.xml</w:t>
       </w:r>
       <w:r>
-        <w:rPr>
-          <w:lang w:val="es-ES_tradnl"/>
-        </w:rPr>
-        <w:t>: Plantilla para la construcción de las peticiones al s</w:t>
-      </w:r>
-      <w:r>
-        <w:rPr>
-          <w:lang w:val="es-ES_tradnl"/>
-        </w:rPr>
-        <w:t xml:space="preserve">ervicio de </w:t>
-      </w:r>
-      <w:r>
-        <w:rPr>
-          <w:lang w:val="es-ES_tradnl"/>
-        </w:rPr>
-        <w:t>f</w:t>
-      </w:r>
-      <w:r>
-        <w:rPr>
-          <w:lang w:val="es-ES_tradnl"/>
-        </w:rPr>
-        <w:t xml:space="preserve">irma </w:t>
-      </w:r>
-      <w:r>
-        <w:rPr>
-          <w:lang w:val="es-ES_tradnl"/>
-        </w:rPr>
-        <w:t>s</w:t>
-      </w:r>
-      <w:r>
-        <w:rPr>
-          <w:lang w:val="es-ES_tradnl"/>
-        </w:rPr>
-        <w:t xml:space="preserve">ervidor </w:t>
+        <w:t xml:space="preserve">: Plantilla para la construcción de las peticiones al servicio de firma servidor </w:t>
       </w:r>
       <w:proofErr w:type="spellStart"/>
       <w:r>
-        <w:rPr>
-          <w:lang w:val="es-ES_tradnl"/>
-        </w:rPr>
         <w:t>CounterSign</w:t>
       </w:r>
       <w:proofErr w:type="spellEnd"/>
       <w:r>
-        <w:rPr>
-          <w:lang w:val="es-ES_tradnl"/>
-        </w:rPr>
         <w:t>, de @Firma.</w:t>
       </w:r>
     </w:p>
@@ -13242,89 +12968,23 @@
           <w:ilvl w:val="0"/>
           <w:numId w:val="26"/>
         </w:numPr>
-        <w:rPr>
-          <w:lang w:val="es-ES_tradnl"/>
-        </w:rPr>
-      </w:pPr>
-      <w:r>
-        <w:rPr>
-          <w:b/>
-          <w:lang w:val="es-ES_tradnl"/>
+      </w:pPr>
+      <w:r>
+        <w:rPr>
+          <w:b/>
+          <w:bCs/>
         </w:rPr>
         <w:t>FirmaUsuario3FasesF1CoSign_V1.xml</w:t>
       </w:r>
       <w:r>
-        <w:rPr>
-          <w:lang w:val="es-ES_tradnl"/>
-        </w:rPr>
-        <w:t>: Plantilla para la construcción de las peticiones al s</w:t>
-      </w:r>
-      <w:r>
-        <w:rPr>
-          <w:lang w:val="es-ES_tradnl"/>
-        </w:rPr>
-        <w:t xml:space="preserve">ervicio </w:t>
-      </w:r>
-      <w:r>
-        <w:rPr>
-          <w:lang w:val="es-ES_tradnl"/>
-        </w:rPr>
-        <w:t>f</w:t>
-      </w:r>
-      <w:r>
-        <w:rPr>
-          <w:lang w:val="es-ES_tradnl"/>
-        </w:rPr>
-        <w:t xml:space="preserve">ase 1 de </w:t>
-      </w:r>
-      <w:r>
-        <w:rPr>
-          <w:lang w:val="es-ES_tradnl"/>
-        </w:rPr>
-        <w:t>f</w:t>
-      </w:r>
-      <w:r>
-        <w:rPr>
-          <w:lang w:val="es-ES_tradnl"/>
-        </w:rPr>
-        <w:t xml:space="preserve">irma </w:t>
-      </w:r>
-      <w:r>
-        <w:rPr>
-          <w:lang w:val="es-ES_tradnl"/>
-        </w:rPr>
-        <w:t>u</w:t>
-      </w:r>
-      <w:r>
-        <w:rPr>
-          <w:lang w:val="es-ES_tradnl"/>
-        </w:rPr>
-        <w:t xml:space="preserve">suario 3 </w:t>
-      </w:r>
-      <w:r>
-        <w:rPr>
-          <w:lang w:val="es-ES_tradnl"/>
-        </w:rPr>
-        <w:t>f</w:t>
-      </w:r>
-      <w:r>
-        <w:rPr>
-          <w:lang w:val="es-ES_tradnl"/>
-        </w:rPr>
-        <w:t xml:space="preserve">ases </w:t>
+        <w:t xml:space="preserve">: Plantilla para la construcción de las peticiones al servicio fase 1 de firma usuario 3 fases </w:t>
       </w:r>
       <w:proofErr w:type="spellStart"/>
       <w:r>
-        <w:rPr>
-          <w:lang w:val="es-ES_tradnl"/>
-        </w:rPr>
         <w:t>CoSign</w:t>
       </w:r>
       <w:proofErr w:type="spellEnd"/>
       <w:r>
-        <w:rPr>
-          <w:lang w:val="es-ES_tradnl"/>
-        </w:rPr>
         <w:t>, de @Firma.</w:t>
       </w:r>
     </w:p>
@@ -13334,90 +12994,24 @@
           <w:ilvl w:val="0"/>
           <w:numId w:val="26"/>
         </w:numPr>
-        <w:rPr>
-          <w:lang w:val="es-ES_tradnl"/>
-        </w:rPr>
-      </w:pPr>
-      <w:r>
-        <w:rPr>
-          <w:b/>
-          <w:lang w:val="es-ES_tradnl"/>
+      </w:pPr>
+      <w:r>
+        <w:rPr>
+          <w:b/>
+          <w:bCs/>
         </w:rPr>
         <w:lastRenderedPageBreak/>
         <w:t>FirmaUsuario3FasesF1CounterSign_V1.xml</w:t>
       </w:r>
       <w:r>
-        <w:rPr>
-          <w:lang w:val="es-ES_tradnl"/>
-        </w:rPr>
-        <w:t>: Plantilla para la construcción de las peticiones al s</w:t>
-      </w:r>
-      <w:r>
-        <w:rPr>
-          <w:lang w:val="es-ES_tradnl"/>
-        </w:rPr>
-        <w:t xml:space="preserve">ervicio </w:t>
-      </w:r>
-      <w:r>
-        <w:rPr>
-          <w:lang w:val="es-ES_tradnl"/>
-        </w:rPr>
-        <w:t>f</w:t>
-      </w:r>
-      <w:r>
-        <w:rPr>
-          <w:lang w:val="es-ES_tradnl"/>
-        </w:rPr>
-        <w:t xml:space="preserve">ase 1 de </w:t>
-      </w:r>
-      <w:r>
-        <w:rPr>
-          <w:lang w:val="es-ES_tradnl"/>
-        </w:rPr>
-        <w:t>f</w:t>
-      </w:r>
-      <w:r>
-        <w:rPr>
-          <w:lang w:val="es-ES_tradnl"/>
-        </w:rPr>
-        <w:t xml:space="preserve">irma </w:t>
-      </w:r>
-      <w:r>
-        <w:rPr>
-          <w:lang w:val="es-ES_tradnl"/>
-        </w:rPr>
-        <w:t>u</w:t>
-      </w:r>
-      <w:r>
-        <w:rPr>
-          <w:lang w:val="es-ES_tradnl"/>
-        </w:rPr>
-        <w:t xml:space="preserve">suario 3 </w:t>
-      </w:r>
-      <w:r>
-        <w:rPr>
-          <w:lang w:val="es-ES_tradnl"/>
-        </w:rPr>
-        <w:t>f</w:t>
-      </w:r>
-      <w:r>
-        <w:rPr>
-          <w:lang w:val="es-ES_tradnl"/>
-        </w:rPr>
-        <w:t xml:space="preserve">ases </w:t>
+        <w:t xml:space="preserve">: Plantilla para la construcción de las peticiones al servicio fase 1 de firma usuario 3 fases </w:t>
       </w:r>
       <w:proofErr w:type="spellStart"/>
       <w:r>
-        <w:rPr>
-          <w:lang w:val="es-ES_tradnl"/>
-        </w:rPr>
         <w:t>CounterSign</w:t>
       </w:r>
       <w:proofErr w:type="spellEnd"/>
       <w:r>
-        <w:rPr>
-          <w:lang w:val="es-ES_tradnl"/>
-        </w:rPr>
         <w:t>, de @Firma.</w:t>
       </w:r>
     </w:p>
@@ -13853,65 +13447,23 @@
           <w:ilvl w:val="0"/>
           <w:numId w:val="26"/>
         </w:numPr>
-        <w:rPr>
-          <w:lang w:val="es-ES_tradnl"/>
-        </w:rPr>
-      </w:pPr>
-      <w:r>
-        <w:rPr>
-          <w:b/>
-          <w:lang w:val="es-ES_tradnl"/>
+      </w:pPr>
+      <w:r>
+        <w:rPr>
+          <w:b/>
+          <w:bCs/>
         </w:rPr>
         <w:t>ServerSignatureCoSign_V1.xml</w:t>
       </w:r>
       <w:r>
-        <w:rPr>
-          <w:lang w:val="es-ES_tradnl"/>
-        </w:rPr>
-        <w:t>: Plantilla para la construcción de las peticiones al s</w:t>
-      </w:r>
-      <w:r>
-        <w:rPr>
-          <w:lang w:val="es-ES_tradnl"/>
-        </w:rPr>
-        <w:t xml:space="preserve">ervicio de </w:t>
-      </w:r>
-      <w:r>
-        <w:rPr>
-          <w:lang w:val="es-ES_tradnl"/>
-        </w:rPr>
-        <w:t>f</w:t>
-      </w:r>
-      <w:r>
-        <w:rPr>
-          <w:lang w:val="es-ES_tradnl"/>
-        </w:rPr>
-        <w:t xml:space="preserve">irma </w:t>
-      </w:r>
-      <w:r>
-        <w:rPr>
-          <w:lang w:val="es-ES_tradnl"/>
-        </w:rPr>
-        <w:t>s</w:t>
-      </w:r>
-      <w:r>
-        <w:rPr>
-          <w:lang w:val="es-ES_tradnl"/>
-        </w:rPr>
-        <w:t xml:space="preserve">ervidor </w:t>
+        <w:t xml:space="preserve">: Plantilla para la construcción de las peticiones al servicio de firma servidor </w:t>
       </w:r>
       <w:proofErr w:type="spellStart"/>
       <w:r>
-        <w:rPr>
-          <w:lang w:val="es-ES_tradnl"/>
-        </w:rPr>
         <w:t>CoSign</w:t>
       </w:r>
       <w:proofErr w:type="spellEnd"/>
       <w:r>
-        <w:rPr>
-          <w:lang w:val="es-ES_tradnl"/>
-        </w:rPr>
         <w:t>, en inglés, de @Firma.</w:t>
       </w:r>
     </w:p>
@@ -13921,65 +13473,23 @@
           <w:ilvl w:val="0"/>
           <w:numId w:val="26"/>
         </w:numPr>
-        <w:rPr>
-          <w:lang w:val="es-ES_tradnl"/>
-        </w:rPr>
-      </w:pPr>
-      <w:r>
-        <w:rPr>
-          <w:b/>
-          <w:lang w:val="es-ES_tradnl"/>
+      </w:pPr>
+      <w:r>
+        <w:rPr>
+          <w:b/>
+          <w:bCs/>
         </w:rPr>
         <w:t>ServerSignatureCounterSign_V1.xml</w:t>
       </w:r>
       <w:r>
-        <w:rPr>
-          <w:lang w:val="es-ES_tradnl"/>
-        </w:rPr>
-        <w:t>: Plantilla para la construcción de las peticiones al s</w:t>
-      </w:r>
-      <w:r>
-        <w:rPr>
-          <w:lang w:val="es-ES_tradnl"/>
-        </w:rPr>
-        <w:t xml:space="preserve">ervicio de </w:t>
-      </w:r>
-      <w:r>
-        <w:rPr>
-          <w:lang w:val="es-ES_tradnl"/>
-        </w:rPr>
-        <w:t>f</w:t>
-      </w:r>
-      <w:r>
-        <w:rPr>
-          <w:lang w:val="es-ES_tradnl"/>
-        </w:rPr>
-        <w:t xml:space="preserve">irma </w:t>
-      </w:r>
-      <w:r>
-        <w:rPr>
-          <w:lang w:val="es-ES_tradnl"/>
-        </w:rPr>
-        <w:t>s</w:t>
-      </w:r>
-      <w:r>
-        <w:rPr>
-          <w:lang w:val="es-ES_tradnl"/>
-        </w:rPr>
-        <w:t xml:space="preserve">ervidor </w:t>
+        <w:t xml:space="preserve">: Plantilla para la construcción de las peticiones al servicio de firma servidor </w:t>
       </w:r>
       <w:proofErr w:type="spellStart"/>
       <w:r>
-        <w:rPr>
-          <w:lang w:val="es-ES_tradnl"/>
-        </w:rPr>
         <w:t>CounterSign</w:t>
       </w:r>
       <w:proofErr w:type="spellEnd"/>
       <w:r>
-        <w:rPr>
-          <w:lang w:val="es-ES_tradnl"/>
-        </w:rPr>
         <w:t>, en inglés, de @Firma.</w:t>
       </w:r>
     </w:p>
@@ -14206,96 +13716,24 @@
           <w:ilvl w:val="0"/>
           <w:numId w:val="26"/>
         </w:numPr>
-        <w:rPr>
-          <w:lang w:val="es-ES_tradnl"/>
-        </w:rPr>
-      </w:pPr>
-      <w:r>
-        <w:rPr>
-          <w:b/>
-          <w:lang w:val="es-ES_tradnl"/>
+      </w:pPr>
+      <w:r>
+        <w:rPr>
+          <w:b/>
+          <w:bCs/>
         </w:rPr>
         <w:t>ThreePhaseUserSignatureF1CoSign_V1.xml</w:t>
       </w:r>
       <w:r>
-        <w:rPr>
-          <w:lang w:val="es-ES_tradnl"/>
-        </w:rPr>
-        <w:t>: Plantilla para la construcción de las peticiones al s</w:t>
-      </w:r>
-      <w:r>
-        <w:rPr>
-          <w:lang w:val="es-ES_tradnl"/>
-        </w:rPr>
-        <w:t xml:space="preserve">ervicio </w:t>
-      </w:r>
-      <w:r>
-        <w:rPr>
-          <w:lang w:val="es-ES_tradnl"/>
-        </w:rPr>
-        <w:t>f</w:t>
-      </w:r>
-      <w:r>
-        <w:rPr>
-          <w:lang w:val="es-ES_tradnl"/>
-        </w:rPr>
-        <w:t xml:space="preserve">ase 1 de </w:t>
-      </w:r>
-      <w:r>
-        <w:rPr>
-          <w:lang w:val="es-ES_tradnl"/>
-        </w:rPr>
-        <w:t>f</w:t>
-      </w:r>
-      <w:r>
-        <w:rPr>
-          <w:lang w:val="es-ES_tradnl"/>
-        </w:rPr>
-        <w:t xml:space="preserve">irma </w:t>
-      </w:r>
-      <w:r>
-        <w:rPr>
-          <w:lang w:val="es-ES_tradnl"/>
-        </w:rPr>
-        <w:t>u</w:t>
-      </w:r>
-      <w:r>
-        <w:rPr>
-          <w:lang w:val="es-ES_tradnl"/>
-        </w:rPr>
-        <w:t xml:space="preserve">suario 3 </w:t>
-      </w:r>
-      <w:r>
-        <w:rPr>
-          <w:lang w:val="es-ES_tradnl"/>
-        </w:rPr>
-        <w:t>f</w:t>
-      </w:r>
-      <w:r>
-        <w:rPr>
-          <w:lang w:val="es-ES_tradnl"/>
-        </w:rPr>
-        <w:t xml:space="preserve">ases </w:t>
+        <w:t xml:space="preserve">: Plantilla para la construcción de las peticiones al servicio fase 1 de firma usuario 3 fases </w:t>
       </w:r>
       <w:proofErr w:type="spellStart"/>
       <w:r>
-        <w:rPr>
-          <w:lang w:val="es-ES_tradnl"/>
-        </w:rPr>
         <w:t>CoSign</w:t>
       </w:r>
       <w:proofErr w:type="spellEnd"/>
       <w:r>
-        <w:rPr>
-          <w:lang w:val="es-ES_tradnl"/>
-        </w:rPr>
-        <w:t>, en inglés, de @Firma</w:t>
-      </w:r>
-      <w:r>
-        <w:rPr>
-          <w:lang w:val="es-ES_tradnl"/>
-        </w:rPr>
-        <w:t>.</w:t>
+        <w:t>, en inglés, de @Firma.</w:t>
       </w:r>
     </w:p>
     <w:p>
@@ -14304,96 +13742,24 @@
           <w:ilvl w:val="0"/>
           <w:numId w:val="26"/>
         </w:numPr>
-        <w:rPr>
-          <w:lang w:val="es-ES_tradnl"/>
-        </w:rPr>
-      </w:pPr>
-      <w:r>
-        <w:rPr>
-          <w:b/>
-          <w:lang w:val="es-ES_tradnl"/>
+      </w:pPr>
+      <w:r>
+        <w:rPr>
+          <w:b/>
+          <w:bCs/>
         </w:rPr>
         <w:t>ThreePhaseUserSignatureF1CounterSign_V1.xml</w:t>
       </w:r>
       <w:r>
-        <w:rPr>
-          <w:lang w:val="es-ES_tradnl"/>
-        </w:rPr>
-        <w:t>: Plantilla para la construcción de las peticiones al s</w:t>
-      </w:r>
-      <w:r>
-        <w:rPr>
-          <w:lang w:val="es-ES_tradnl"/>
-        </w:rPr>
-        <w:t xml:space="preserve">ervicio </w:t>
-      </w:r>
-      <w:r>
-        <w:rPr>
-          <w:lang w:val="es-ES_tradnl"/>
-        </w:rPr>
-        <w:t>f</w:t>
-      </w:r>
-      <w:r>
-        <w:rPr>
-          <w:lang w:val="es-ES_tradnl"/>
-        </w:rPr>
-        <w:t xml:space="preserve">ase 1 de </w:t>
-      </w:r>
-      <w:r>
-        <w:rPr>
-          <w:lang w:val="es-ES_tradnl"/>
-        </w:rPr>
-        <w:t>f</w:t>
-      </w:r>
-      <w:r>
-        <w:rPr>
-          <w:lang w:val="es-ES_tradnl"/>
-        </w:rPr>
-        <w:t xml:space="preserve">irma </w:t>
-      </w:r>
-      <w:r>
-        <w:rPr>
-          <w:lang w:val="es-ES_tradnl"/>
-        </w:rPr>
-        <w:t>u</w:t>
-      </w:r>
-      <w:r>
-        <w:rPr>
-          <w:lang w:val="es-ES_tradnl"/>
-        </w:rPr>
-        <w:t xml:space="preserve">suario 3 </w:t>
-      </w:r>
-      <w:r>
-        <w:rPr>
-          <w:lang w:val="es-ES_tradnl"/>
-        </w:rPr>
-        <w:t>f</w:t>
-      </w:r>
-      <w:r>
-        <w:rPr>
-          <w:lang w:val="es-ES_tradnl"/>
-        </w:rPr>
-        <w:t xml:space="preserve">ases </w:t>
+        <w:t xml:space="preserve">: Plantilla para la construcción de las peticiones al servicio fase 1 de firma usuario 3 fases </w:t>
       </w:r>
       <w:proofErr w:type="spellStart"/>
       <w:r>
-        <w:rPr>
-          <w:lang w:val="es-ES_tradnl"/>
-        </w:rPr>
         <w:t>CounterSign</w:t>
       </w:r>
       <w:proofErr w:type="spellEnd"/>
       <w:r>
-        <w:rPr>
-          <w:lang w:val="es-ES_tradnl"/>
-        </w:rPr>
-        <w:t>, en inglés, de @Firma</w:t>
-      </w:r>
-      <w:r>
-        <w:rPr>
-          <w:lang w:val="es-ES_tradnl"/>
-        </w:rPr>
-        <w:t>.</w:t>
+        <w:t>, en inglés, de @Firma.</w:t>
       </w:r>
     </w:p>
     <w:p>
@@ -14806,7 +14172,7 @@
         <w:pStyle w:val="Ttulo3"/>
       </w:pPr>
       <w:bookmarkStart w:id="44" w:name="_Toc453065742"/>
-      <w:bookmarkStart w:id="45" w:name="_Toc189562355"/>
+      <w:bookmarkStart w:id="45" w:name="_Toc190366222"/>
       <w:r>
         <w:t xml:space="preserve">Archivo </w:t>
       </w:r>
@@ -14841,88 +14207,40 @@
           <w:ilvl w:val="0"/>
           <w:numId w:val="28"/>
         </w:numPr>
-        <w:rPr>
-          <w:lang w:val="es-ES_tradnl"/>
-        </w:rPr>
-      </w:pPr>
-      <w:r>
-        <w:rPr>
-          <w:b/>
-          <w:lang w:val="es-ES_tradnl"/>
+      </w:pPr>
+      <w:r>
+        <w:rPr>
+          <w:b/>
+          <w:bCs/>
         </w:rPr>
         <w:t>HSM_CONFIG_PATH:</w:t>
       </w:r>
       <w:r>
-        <w:rPr>
-          <w:lang w:val="es-ES_tradnl"/>
-        </w:rPr>
-        <w:t xml:space="preserve"> </w:t>
-      </w:r>
-      <w:r>
-        <w:rPr>
-          <w:lang w:val="es-ES_tradnl"/>
-        </w:rPr>
-        <w:t>Ruta absoluta al fichero de configuración PKCS11 donde se establece la ruta absoluta a la librería nativa del HSM entre otras configuraciones adicionales.</w:t>
-      </w:r>
-      <w:r>
-        <w:rPr>
-          <w:lang w:val="es-ES_tradnl"/>
-        </w:rPr>
-        <w:t xml:space="preserve"> Por ejemplo “</w:t>
-      </w:r>
-      <w:r>
-        <w:rPr>
-          <w:lang w:val="es-ES_tradnl"/>
-        </w:rPr>
+        <w:t xml:space="preserve"> Ruta absoluta al fichero de configuración PKCS11 donde se establece la ruta absoluta a la librería nativa del HSM entre otras configuraciones adicionales. Por ejemplo “/</w:t>
+      </w:r>
+      <w:proofErr w:type="spellStart"/>
+      <w:r>
+        <w:t>opt</w:t>
+      </w:r>
+      <w:proofErr w:type="spellEnd"/>
+      <w:r>
         <w:t>/</w:t>
       </w:r>
       <w:proofErr w:type="spellStart"/>
       <w:r>
-        <w:rPr>
-          <w:lang w:val="es-ES_tradnl"/>
-        </w:rPr>
-        <w:t>opt</w:t>
+        <w:t>users</w:t>
       </w:r>
       <w:proofErr w:type="spellEnd"/>
       <w:r>
-        <w:rPr>
-          <w:lang w:val="es-ES_tradnl"/>
-        </w:rPr>
-        <w:t>/</w:t>
+        <w:t>/HSM/</w:t>
       </w:r>
       <w:proofErr w:type="spellStart"/>
       <w:r>
-        <w:rPr>
-          <w:lang w:val="es-ES_tradnl"/>
-        </w:rPr>
-        <w:t>users</w:t>
+        <w:t>config</w:t>
       </w:r>
       <w:proofErr w:type="spellEnd"/>
       <w:r>
-        <w:rPr>
-          <w:lang w:val="es-ES_tradnl"/>
-        </w:rPr>
-        <w:t>/HSM/</w:t>
-      </w:r>
-      <w:proofErr w:type="spellStart"/>
-      <w:r>
-        <w:rPr>
-          <w:lang w:val="es-ES_tradnl"/>
-        </w:rPr>
-        <w:t>config</w:t>
-      </w:r>
-      <w:proofErr w:type="spellEnd"/>
-      <w:r>
-        <w:rPr>
-          <w:lang w:val="es-ES_tradnl"/>
-        </w:rPr>
-        <w:t>/pkcs11.cfg</w:t>
-      </w:r>
-      <w:r>
-        <w:rPr>
-          <w:lang w:val="es-ES_tradnl"/>
-        </w:rPr>
-        <w:t>” indica la ruta al fichero “pkcs11.cfg” que contiene la configuración PKCS11 del HSM, cuyo contenido podría ser:</w:t>
+        <w:t>/pkcs11.cfg” indica la ruta al fichero “pkcs11.cfg” que contiene la configuración PKCS11 del HSM, cuyo contenido podría ser:</w:t>
       </w:r>
     </w:p>
     <w:p>
@@ -15144,40 +14462,16 @@
           <w:ilvl w:val="0"/>
           <w:numId w:val="28"/>
         </w:numPr>
-        <w:rPr>
-          <w:lang w:val="es-ES_tradnl"/>
-        </w:rPr>
-      </w:pPr>
-      <w:r>
-        <w:rPr>
-          <w:b/>
-          <w:lang w:val="es-ES_tradnl"/>
+      </w:pPr>
+      <w:r>
+        <w:rPr>
+          <w:b/>
+          <w:bCs/>
         </w:rPr>
         <w:t>HSM_PASSWORD:</w:t>
       </w:r>
       <w:r>
-        <w:rPr>
-          <w:lang w:val="es-ES_tradnl"/>
-        </w:rPr>
-        <w:t xml:space="preserve"> </w:t>
-      </w:r>
-      <w:r>
-        <w:rPr>
-          <w:lang w:val="es-ES_tradnl"/>
-        </w:rPr>
-        <w:t>Contraseña de acceso al HSM. Esta propiedad podría estar vacía en caso de no ser necesar</w:t>
-      </w:r>
-      <w:r>
-        <w:rPr>
-          <w:lang w:val="es-ES_tradnl"/>
-        </w:rPr>
-        <w:t>i</w:t>
-      </w:r>
-      <w:r>
-        <w:rPr>
-          <w:lang w:val="es-ES_tradnl"/>
-        </w:rPr>
-        <w:t>a dicha contraseña.</w:t>
+        <w:t xml:space="preserve"> Contraseña de acceso al HSM. Esta propiedad podría estar vacía en caso de no ser necesaria dicha contraseña.</w:t>
       </w:r>
     </w:p>
     <w:p>
@@ -15185,7 +14479,7 @@
         <w:pStyle w:val="Ttulo3"/>
       </w:pPr>
       <w:bookmarkStart w:id="46" w:name="_Toc453065743"/>
-      <w:bookmarkStart w:id="47" w:name="_Toc189562356"/>
+      <w:bookmarkStart w:id="47" w:name="_Toc190366223"/>
       <w:r>
         <w:lastRenderedPageBreak/>
         <w:t xml:space="preserve">Archivo </w:t>
@@ -15197,47 +14491,21 @@
       <w:bookmarkEnd w:id="47"/>
     </w:p>
     <w:p>
-      <w:pPr>
-        <w:rPr>
-          <w:lang w:val="es-ES_tradnl"/>
-        </w:rPr>
-      </w:pPr>
-      <w:r>
-        <w:rPr>
-          <w:lang w:val="es-ES_tradnl"/>
-        </w:rPr>
-        <w:t xml:space="preserve">Este archivo </w:t>
-      </w:r>
-      <w:r>
-        <w:rPr>
-          <w:lang w:val="es-ES_tradnl"/>
-        </w:rPr>
-        <w:t xml:space="preserve">permite configurar el idioma asociado a los mensajes de la API </w:t>
+      <w:r>
+        <w:t xml:space="preserve">Este archivo permite configurar el idioma asociado a los mensajes de la API </w:t>
       </w:r>
       <w:proofErr w:type="spellStart"/>
       <w:r>
-        <w:rPr>
-          <w:lang w:val="es-ES_tradnl"/>
-        </w:rPr>
         <w:t>Integr</w:t>
       </w:r>
       <w:proofErr w:type="spellEnd"/>
       <w:r>
-        <w:rPr>
-          <w:lang w:val="es-ES_tradnl"/>
-        </w:rPr>
         <w:t>@</w:t>
       </w:r>
       <w:r>
-        <w:rPr>
-          <w:lang w:val="es-ES_tradnl"/>
-        </w:rPr>
         <w:t>, así como para los mensajes emitidos por el WS</w:t>
       </w:r>
       <w:r>
-        <w:rPr>
-          <w:lang w:val="es-ES_tradnl"/>
-        </w:rPr>
         <w:t>. Admite seleccionar los mensajes en inglés o en español.</w:t>
       </w:r>
     </w:p>
@@ -15247,35 +14515,23 @@
           <w:ilvl w:val="0"/>
           <w:numId w:val="28"/>
         </w:numPr>
-        <w:rPr>
-          <w:lang w:val="es-ES_tradnl"/>
-        </w:rPr>
-      </w:pPr>
-      <w:r>
-        <w:rPr>
-          <w:b/>
-          <w:lang w:val="es-ES_tradnl"/>
+      </w:pPr>
+      <w:r>
+        <w:rPr>
+          <w:b/>
+          <w:bCs/>
         </w:rPr>
         <w:t>LANGUAGE:</w:t>
       </w:r>
       <w:r>
-        <w:rPr>
-          <w:lang w:val="es-ES_tradnl"/>
-        </w:rPr>
         <w:t xml:space="preserve"> Idioma asociado a los mensajes de la API </w:t>
       </w:r>
       <w:proofErr w:type="spellStart"/>
       <w:r>
-        <w:rPr>
-          <w:lang w:val="es-ES_tradnl"/>
-        </w:rPr>
         <w:t>Integr</w:t>
       </w:r>
       <w:proofErr w:type="spellEnd"/>
       <w:r>
-        <w:rPr>
-          <w:lang w:val="es-ES_tradnl"/>
-        </w:rPr>
         <w:t>@. Los valores posibles son:</w:t>
       </w:r>
     </w:p>
@@ -15285,35 +14541,26 @@
           <w:ilvl w:val="2"/>
           <w:numId w:val="28"/>
         </w:numPr>
-        <w:rPr>
-          <w:lang w:val="es-ES_tradnl"/>
-        </w:rPr>
       </w:pPr>
       <w:proofErr w:type="spellStart"/>
       <w:r>
         <w:rPr>
           <w:b/>
-          <w:lang w:val="es-ES_tradnl"/>
+          <w:bCs/>
         </w:rPr>
         <w:t>es_ES</w:t>
       </w:r>
       <w:proofErr w:type="spellEnd"/>
       <w:r>
-        <w:rPr>
-          <w:lang w:val="es-ES_tradnl"/>
-        </w:rPr>
         <w:t xml:space="preserve"> </w:t>
       </w:r>
       <w:r>
         <w:rPr>
-          <w:lang w:val="es-ES_tradnl"/>
-        </w:rPr>
-        <w:sym w:font="Wingdings" w:char="F0E0"/>
-      </w:r>
-      <w:r>
-        <w:rPr>
-          <w:lang w:val="es-ES_tradnl"/>
-        </w:rPr>
+          <w:rFonts w:ascii="Wingdings" w:eastAsia="Wingdings" w:hAnsi="Wingdings" w:cs="Wingdings"/>
+        </w:rPr>
+        <w:t>à</w:t>
+      </w:r>
+      <w:r>
         <w:t xml:space="preserve"> Idioma español.</w:t>
       </w:r>
     </w:p>
@@ -15323,35 +14570,26 @@
           <w:ilvl w:val="2"/>
           <w:numId w:val="28"/>
         </w:numPr>
-        <w:rPr>
-          <w:lang w:val="es-ES_tradnl"/>
-        </w:rPr>
       </w:pPr>
       <w:proofErr w:type="spellStart"/>
       <w:r>
         <w:rPr>
           <w:b/>
-          <w:lang w:val="es-ES_tradnl"/>
+          <w:bCs/>
         </w:rPr>
         <w:t>en_US</w:t>
       </w:r>
       <w:proofErr w:type="spellEnd"/>
       <w:r>
-        <w:rPr>
-          <w:lang w:val="es-ES_tradnl"/>
-        </w:rPr>
         <w:t xml:space="preserve"> </w:t>
       </w:r>
       <w:r>
         <w:rPr>
-          <w:lang w:val="es-ES_tradnl"/>
-        </w:rPr>
-        <w:sym w:font="Wingdings" w:char="F0E0"/>
-      </w:r>
-      <w:r>
-        <w:rPr>
-          <w:lang w:val="es-ES_tradnl"/>
-        </w:rPr>
+          <w:rFonts w:ascii="Wingdings" w:eastAsia="Wingdings" w:hAnsi="Wingdings" w:cs="Wingdings"/>
+        </w:rPr>
+        <w:t>à</w:t>
+      </w:r>
+      <w:r>
         <w:t xml:space="preserve"> Idioma inglés.</w:t>
       </w:r>
     </w:p>
@@ -15367,7 +14605,7 @@
         <w:pStyle w:val="Ttulo3"/>
       </w:pPr>
       <w:bookmarkStart w:id="48" w:name="_Toc453065744"/>
-      <w:bookmarkStart w:id="49" w:name="_Toc189562357"/>
+      <w:bookmarkStart w:id="49" w:name="_Toc190366224"/>
       <w:r>
         <w:t xml:space="preserve">Archivo </w:t>
       </w:r>
@@ -15402,7 +14640,7 @@
         <w:pStyle w:val="Ttulo3"/>
       </w:pPr>
       <w:bookmarkStart w:id="50" w:name="_Toc453065745"/>
-      <w:bookmarkStart w:id="51" w:name="_Toc189562358"/>
+      <w:bookmarkStart w:id="51" w:name="_Toc190366225"/>
       <w:r>
         <w:t xml:space="preserve">Archivo </w:t>
       </w:r>
@@ -15413,75 +14651,29 @@
       <w:bookmarkEnd w:id="51"/>
     </w:p>
     <w:p>
-      <w:pPr>
-        <w:rPr>
-          <w:lang w:val="es-ES_tradnl"/>
-        </w:rPr>
-      </w:pPr>
-      <w:r>
-        <w:rPr>
-          <w:lang w:val="es-ES_tradnl"/>
-        </w:rPr>
-        <w:t>Fichero de propiedades que contiene los identificadores empleados como atajo o acceso directo</w:t>
-      </w:r>
-      <w:r>
-        <w:rPr>
-          <w:lang w:val="es-ES_tradnl"/>
-        </w:rPr>
-        <w:t xml:space="preserve"> a las rutas de los nodos extraí</w:t>
-      </w:r>
-      <w:r>
-        <w:rPr>
-          <w:lang w:val="es-ES_tradnl"/>
-        </w:rPr>
-        <w:t xml:space="preserve">dos en el procesado de las respuestas XML de los servicios de @Firma, TS@ y </w:t>
+      <w:r>
+        <w:t xml:space="preserve">Fichero de propiedades que contiene los identificadores empleados como atajo o acceso directo a las rutas de los nodos extraídos en el procesado de las respuestas XML de los servicios de @Firma, TS@ y </w:t>
       </w:r>
       <w:proofErr w:type="spellStart"/>
       <w:r>
-        <w:rPr>
-          <w:lang w:val="es-ES_tradnl"/>
-        </w:rPr>
         <w:t>eVisor</w:t>
       </w:r>
       <w:proofErr w:type="spellEnd"/>
       <w:r>
-        <w:rPr>
-          <w:lang w:val="es-ES_tradnl"/>
-        </w:rPr>
         <w:t>.</w:t>
       </w:r>
     </w:p>
     <w:p>
-      <w:pPr>
-        <w:rPr>
-          <w:lang w:val="es-ES_tradnl"/>
-        </w:rPr>
-      </w:pPr>
-      <w:r>
-        <w:rPr>
-          <w:lang w:val="es-ES_tradnl"/>
-        </w:rPr>
+      <w:r>
         <w:t xml:space="preserve">Cada clave se corresponderá con el nombre del atajo o acceso directo al elemento, y el valor será la ruta </w:t>
       </w:r>
       <w:proofErr w:type="spellStart"/>
       <w:r>
-        <w:rPr>
-          <w:lang w:val="es-ES_tradnl"/>
-        </w:rPr>
         <w:t>xPath</w:t>
       </w:r>
       <w:proofErr w:type="spellEnd"/>
       <w:r>
-        <w:rPr>
-          <w:lang w:val="es-ES_tradnl"/>
-        </w:rPr>
-        <w:t xml:space="preserve"> del nodo que obtener de la respuesta XML.</w:t>
-      </w:r>
-      <w:r>
-        <w:rPr>
-          <w:lang w:val="es-ES_tradnl"/>
-        </w:rPr>
-        <w:t xml:space="preserve"> Por ejemplo:</w:t>
+        <w:t xml:space="preserve"> del nodo que obtener de la respuesta XML. Por ejemplo:</w:t>
       </w:r>
     </w:p>
     <w:p>
@@ -15510,55 +14702,43 @@
     </w:p>
     <w:p>
       <w:r>
-        <w:rPr>
-          <w:lang w:val="es-ES_tradnl"/>
-        </w:rPr>
         <w:t xml:space="preserve">En este caso, el atajo con nombre </w:t>
       </w:r>
       <w:r>
         <w:rPr>
           <w:b/>
-          <w:lang w:val="es-ES_tradnl"/>
+          <w:bCs/>
         </w:rPr>
         <w:t>RFC3161Timestamp</w:t>
       </w:r>
       <w:r>
-        <w:rPr>
-          <w:lang w:val="es-ES_tradnl"/>
-        </w:rPr>
         <w:t xml:space="preserve"> se utilizaría para obtener, de una respuesta del </w:t>
       </w:r>
       <w:r>
         <w:rPr>
           <w:i/>
-          <w:lang w:val="es-ES_tradnl"/>
+          <w:iCs/>
         </w:rPr>
         <w:t>Servicio de Generación de Sello de Tiempo</w:t>
       </w:r>
       <w:r>
-        <w:rPr>
-          <w:lang w:val="es-ES_tradnl"/>
-        </w:rPr>
         <w:t xml:space="preserve"> de TS@ o del </w:t>
       </w:r>
       <w:r>
         <w:rPr>
           <w:i/>
-          <w:lang w:val="es-ES_tradnl"/>
+          <w:iCs/>
         </w:rPr>
         <w:t>Servicio de Renovación de Sello de Tiempo</w:t>
       </w:r>
       <w:r>
-        <w:rPr>
-          <w:lang w:val="es-ES_tradnl"/>
-        </w:rPr>
         <w:t xml:space="preserve"> de TS@, el valor del elemento </w:t>
       </w:r>
       <w:proofErr w:type="gramStart"/>
       <w:r>
         <w:rPr>
           <w:b/>
-          <w:lang w:val="es-ES_tradnl"/>
+          <w:bCs/>
         </w:rPr>
         <w:t>dss:RFC</w:t>
       </w:r>
@@ -15566,44 +14746,35 @@
       <w:r>
         <w:rPr>
           <w:b/>
-          <w:lang w:val="es-ES_tradnl"/>
+          <w:bCs/>
         </w:rPr>
         <w:t>3161TimeStampToken</w:t>
       </w:r>
       <w:r>
-        <w:rPr>
-          <w:lang w:val="es-ES_tradnl"/>
-        </w:rPr>
         <w:t xml:space="preserve"> contenido dentro del elemento </w:t>
       </w:r>
       <w:proofErr w:type="spellStart"/>
       <w:r>
         <w:rPr>
           <w:b/>
-          <w:lang w:val="es-ES_tradnl"/>
+          <w:bCs/>
         </w:rPr>
         <w:t>dss:Timestamp</w:t>
       </w:r>
       <w:proofErr w:type="spellEnd"/>
       <w:r>
-        <w:rPr>
-          <w:lang w:val="es-ES_tradnl"/>
-        </w:rPr>
         <w:t xml:space="preserve">, que a su vez está contenido dentro del elemento </w:t>
       </w:r>
       <w:proofErr w:type="spellStart"/>
       <w:r>
         <w:rPr>
           <w:b/>
-          <w:lang w:val="es-ES_tradnl"/>
+          <w:bCs/>
         </w:rPr>
         <w:t>dss:SignatureObject</w:t>
       </w:r>
       <w:proofErr w:type="spellEnd"/>
       <w:r>
-        <w:rPr>
-          <w:lang w:val="es-ES_tradnl"/>
-        </w:rPr>
         <w:t>.</w:t>
       </w:r>
     </w:p>
@@ -15612,7 +14783,7 @@
         <w:pStyle w:val="Ttulo3"/>
       </w:pPr>
       <w:bookmarkStart w:id="52" w:name="_Toc453065746"/>
-      <w:bookmarkStart w:id="53" w:name="_Toc189562359"/>
+      <w:bookmarkStart w:id="53" w:name="_Toc190366226"/>
       <w:r>
         <w:t xml:space="preserve">Archivo </w:t>
       </w:r>
@@ -15623,29 +14794,15 @@
       <w:bookmarkEnd w:id="53"/>
     </w:p>
     <w:p>
-      <w:pPr>
-        <w:rPr>
-          <w:lang w:val="es-ES_tradnl"/>
-        </w:rPr>
-      </w:pPr>
-      <w:r>
-        <w:rPr>
-          <w:lang w:val="es-ES_tradnl"/>
-        </w:rPr>
+      <w:r>
         <w:t xml:space="preserve">Fichero de propiedades donde se definen las propiedades necesarias para la conversión de parámetros a XML en las peticiones a los WS de @Firma, TS@ y </w:t>
       </w:r>
       <w:proofErr w:type="spellStart"/>
       <w:r>
-        <w:rPr>
-          <w:lang w:val="es-ES_tradnl"/>
-        </w:rPr>
         <w:t>eVisor</w:t>
       </w:r>
       <w:proofErr w:type="spellEnd"/>
       <w:r>
-        <w:rPr>
-          <w:lang w:val="es-ES_tradnl"/>
-        </w:rPr>
         <w:t xml:space="preserve">, así como las propiedades necesarias para el procesamiento de las respuestas de dichos WS. </w:t>
       </w:r>
     </w:p>
@@ -15673,15 +14830,12 @@
           <w:ilvl w:val="0"/>
           <w:numId w:val="28"/>
         </w:numPr>
-        <w:rPr>
-          <w:lang w:val="es-ES_tradnl"/>
-        </w:rPr>
       </w:pPr>
       <w:proofErr w:type="spellStart"/>
       <w:r>
         <w:rPr>
           <w:b/>
-          <w:lang w:val="es-ES_tradnl"/>
+          <w:bCs/>
         </w:rPr>
         <w:t>TransformersTemplatesPath</w:t>
       </w:r>
@@ -15689,21 +14843,12 @@
       <w:r>
         <w:rPr>
           <w:b/>
-          <w:lang w:val="es-ES_tradnl"/>
+          <w:bCs/>
         </w:rPr>
         <w:t>:</w:t>
       </w:r>
       <w:r>
-        <w:rPr>
-          <w:lang w:val="es-ES_tradnl"/>
-        </w:rPr>
-        <w:t xml:space="preserve"> </w:t>
-      </w:r>
-      <w:r>
-        <w:rPr>
-          <w:lang w:val="es-ES_tradnl"/>
-        </w:rPr>
-        <w:t>Ruta al directorio donde se encuentran las plantillas que contienen la información para generar las interfaces XML a generar y las plantillas que contienen la información para extraer los nodos de las respuestas XML y convertirlos a parámetros.</w:t>
+        <w:t xml:space="preserve"> Ruta al directorio donde se encuentran las plantillas que contienen la información para generar las interfaces XML a generar y las plantillas que contienen la información para extraer los nodos de las respuestas XML y convertirlos a parámetros.</w:t>
       </w:r>
     </w:p>
     <w:p>
@@ -16135,7 +15280,7 @@
       <w:pPr>
         <w:pStyle w:val="Ttulo2"/>
       </w:pPr>
-      <w:bookmarkStart w:id="56" w:name="_Toc189562360"/>
+      <w:bookmarkStart w:id="56" w:name="_Toc190366227"/>
       <w:r>
         <w:t>Configuración dinámica</w:t>
       </w:r>
@@ -16711,7 +15856,7 @@
       <w:pPr>
         <w:pStyle w:val="Ttulo3"/>
       </w:pPr>
-      <w:bookmarkStart w:id="59" w:name="_Toc189562361"/>
+      <w:bookmarkStart w:id="59" w:name="_Toc190366228"/>
       <w:r>
         <w:t>Archivo mappingFiles</w:t>
       </w:r>
@@ -16745,14 +15890,12 @@
         </w:rPr>
         <w:t xml:space="preserve"> se mapean </w:t>
       </w:r>
-      <w:proofErr w:type="gramStart"/>
-      <w:r>
-        <w:rPr>
-          <w:lang w:val="es-ES_tradnl"/>
-        </w:rPr>
-        <w:t>los nombre</w:t>
-      </w:r>
-      <w:proofErr w:type="gramEnd"/>
+      <w:r>
+        <w:rPr>
+          <w:lang w:val="es-ES_tradnl"/>
+        </w:rPr>
+        <w:t>los nombres</w:t>
+      </w:r>
       <w:r>
         <w:rPr>
           <w:lang w:val="es-ES_tradnl"/>
@@ -16820,7 +15963,7 @@
       <w:pPr>
         <w:pStyle w:val="Ttulo3"/>
       </w:pPr>
-      <w:bookmarkStart w:id="60" w:name="_Toc189562362"/>
+      <w:bookmarkStart w:id="60" w:name="_Toc190366229"/>
       <w:bookmarkEnd w:id="58"/>
       <w:r>
         <w:t>Configuraciones generales Integr@</w:t>
@@ -16849,16 +15992,12 @@
         <w:rPr>
           <w:rFonts w:cs="Calibri"/>
           <w:spacing w:val="0"/>
-          <w:szCs w:val="24"/>
-          <w:lang w:val="es-ES_tradnl" w:eastAsia="es-ES_tradnl"/>
         </w:rPr>
       </w:pPr>
       <w:r>
         <w:rPr>
           <w:rFonts w:cs="Calibri"/>
           <w:spacing w:val="0"/>
-          <w:szCs w:val="24"/>
-          <w:lang w:val="es-ES_tradnl" w:eastAsia="es-ES_tradnl"/>
         </w:rPr>
         <w:t xml:space="preserve">Archivo con configuraciones generales. El nombre del fichero queda a elección del integrador y se definirá en el fichero </w:t>
       </w:r>
@@ -16867,8 +16006,6 @@
         <w:rPr>
           <w:rFonts w:cs="Calibri"/>
           <w:spacing w:val="0"/>
-          <w:szCs w:val="24"/>
-          <w:lang w:val="es-ES_tradnl" w:eastAsia="es-ES_tradnl"/>
         </w:rPr>
         <w:t>mappingFiles.properties</w:t>
       </w:r>
@@ -16877,8 +16014,6 @@
         <w:rPr>
           <w:rFonts w:cs="Calibri"/>
           <w:spacing w:val="0"/>
-          <w:szCs w:val="24"/>
-          <w:lang w:val="es-ES_tradnl" w:eastAsia="es-ES_tradnl"/>
         </w:rPr>
         <w:t xml:space="preserve">. Se propone como nombre </w:t>
       </w:r>
@@ -16887,8 +16022,6 @@
         <w:rPr>
           <w:rFonts w:cs="Calibri"/>
           <w:spacing w:val="0"/>
-          <w:szCs w:val="24"/>
-          <w:lang w:val="es-ES_tradnl" w:eastAsia="es-ES_tradnl"/>
         </w:rPr>
         <w:t>integra</w:t>
       </w:r>
@@ -16896,8 +16029,6 @@
         <w:rPr>
           <w:rFonts w:cs="Calibri"/>
           <w:spacing w:val="0"/>
-          <w:szCs w:val="24"/>
-          <w:lang w:val="es-ES_tradnl" w:eastAsia="es-ES_tradnl"/>
         </w:rPr>
         <w:t>idCliente</w:t>
       </w:r>
@@ -16905,8 +16036,6 @@
         <w:rPr>
           <w:rFonts w:cs="Calibri"/>
           <w:spacing w:val="0"/>
-          <w:szCs w:val="24"/>
-          <w:lang w:val="es-ES_tradnl" w:eastAsia="es-ES_tradnl"/>
         </w:rPr>
         <w:t>.properties</w:t>
       </w:r>
@@ -16915,8 +16044,6 @@
         <w:rPr>
           <w:rFonts w:cs="Calibri"/>
           <w:spacing w:val="0"/>
-          <w:szCs w:val="24"/>
-          <w:lang w:val="es-ES_tradnl" w:eastAsia="es-ES_tradnl"/>
         </w:rPr>
         <w:t xml:space="preserve"> </w:t>
       </w:r>
@@ -16924,8 +16051,6 @@
         <w:rPr>
           <w:rFonts w:cs="Calibri"/>
           <w:spacing w:val="0"/>
-          <w:szCs w:val="24"/>
-          <w:lang w:val="es-ES_tradnl" w:eastAsia="es-ES_tradnl"/>
         </w:rPr>
         <w:t xml:space="preserve">siendo </w:t>
       </w:r>
@@ -16934,8 +16059,6 @@
         <w:rPr>
           <w:rFonts w:cs="Calibri"/>
           <w:spacing w:val="0"/>
-          <w:szCs w:val="24"/>
-          <w:lang w:val="es-ES_tradnl" w:eastAsia="es-ES_tradnl"/>
         </w:rPr>
         <w:t>idCliente</w:t>
       </w:r>
@@ -16944,8 +16067,6 @@
         <w:rPr>
           <w:rFonts w:cs="Calibri"/>
           <w:spacing w:val="0"/>
-          <w:szCs w:val="24"/>
-          <w:lang w:val="es-ES_tradnl" w:eastAsia="es-ES_tradnl"/>
         </w:rPr>
         <w:t xml:space="preserve"> el identificador del cliente que envía la petición.</w:t>
       </w:r>
@@ -17126,16 +16247,13 @@
           <w:ilvl w:val="0"/>
           <w:numId w:val="27"/>
         </w:numPr>
-        <w:rPr>
-          <w:lang w:val="es-ES_tradnl"/>
-        </w:rPr>
       </w:pPr>
       <w:proofErr w:type="spellStart"/>
       <w:proofErr w:type="gramStart"/>
       <w:r>
         <w:rPr>
           <w:b/>
-          <w:lang w:val="es-ES_tradnl"/>
+          <w:bCs/>
         </w:rPr>
         <w:t>com.serviceWSDLPath</w:t>
       </w:r>
@@ -17144,27 +16262,12 @@
       <w:r>
         <w:rPr>
           <w:b/>
-          <w:lang w:val="es-ES_tradnl"/>
+          <w:bCs/>
         </w:rPr>
         <w:t>:</w:t>
       </w:r>
       <w:r>
-        <w:rPr>
-          <w:lang w:val="es-ES_tradnl"/>
-        </w:rPr>
-        <w:t xml:space="preserve"> </w:t>
-      </w:r>
-      <w:r>
-        <w:rPr>
-          <w:lang w:val="es-ES_tradnl"/>
-        </w:rPr>
-        <w:t>Ruta al fichero descriptor con los servicios web</w:t>
-      </w:r>
-      <w:r>
-        <w:rPr>
-          <w:lang w:val="es-ES_tradnl"/>
-        </w:rPr>
-        <w:t>.</w:t>
+        <w:t xml:space="preserve"> Ruta al fichero descriptor con los servicios web.</w:t>
       </w:r>
     </w:p>
     <w:p>
@@ -17240,7 +16343,10 @@
         <w:t xml:space="preserve"> </w:t>
       </w:r>
       <w:r>
-        <w:sym w:font="Wingdings" w:char="F0E0"/>
+        <w:rPr>
+          <w:rFonts w:ascii="Wingdings" w:eastAsia="Wingdings" w:hAnsi="Wingdings" w:cs="Wingdings"/>
+        </w:rPr>
+        <w:t>à</w:t>
       </w:r>
       <w:r>
         <w:t xml:space="preserve"> </w:t>
@@ -17275,7 +16381,10 @@
         <w:t xml:space="preserve"> </w:t>
       </w:r>
       <w:r>
-        <w:sym w:font="Wingdings" w:char="F0E0"/>
+        <w:rPr>
+          <w:rFonts w:ascii="Wingdings" w:eastAsia="Wingdings" w:hAnsi="Wingdings" w:cs="Wingdings"/>
+        </w:rPr>
+        <w:t>à</w:t>
       </w:r>
       <w:r>
         <w:t xml:space="preserve"> </w:t>
@@ -17380,43 +16489,23 @@
       <w:bookmarkEnd w:id="65"/>
     </w:p>
     <w:p>
-      <w:pPr>
-        <w:rPr>
-          <w:lang w:val="es-ES_tradnl"/>
-        </w:rPr>
-      </w:pPr>
-      <w:r>
-        <w:rPr>
-          <w:lang w:val="es-ES_tradnl"/>
-        </w:rPr>
+      <w:r>
         <w:t xml:space="preserve">Estas propiedades son necesarias para completar correctamente los procesos de firma, </w:t>
       </w:r>
       <w:proofErr w:type="spellStart"/>
       <w:r>
-        <w:rPr>
-          <w:lang w:val="es-ES_tradnl"/>
-        </w:rPr>
         <w:t>co-firma</w:t>
       </w:r>
       <w:proofErr w:type="spellEnd"/>
       <w:r>
-        <w:rPr>
-          <w:lang w:val="es-ES_tradnl"/>
-        </w:rPr>
         <w:t xml:space="preserve">, </w:t>
       </w:r>
       <w:proofErr w:type="spellStart"/>
       <w:r>
-        <w:rPr>
-          <w:lang w:val="es-ES_tradnl"/>
-        </w:rPr>
         <w:t>contra-firma</w:t>
       </w:r>
       <w:proofErr w:type="spellEnd"/>
       <w:r>
-        <w:rPr>
-          <w:lang w:val="es-ES_tradnl"/>
-        </w:rPr>
         <w:t>, actualización y validación de firmas.</w:t>
       </w:r>
     </w:p>
@@ -17426,138 +16515,71 @@
           <w:ilvl w:val="0"/>
           <w:numId w:val="28"/>
         </w:numPr>
-        <w:rPr>
-          <w:lang w:val="es-ES_tradnl"/>
-        </w:rPr>
-      </w:pPr>
-      <w:r>
-        <w:rPr>
-          <w:b/>
-          <w:lang w:val="es-ES_tradnl"/>
-        </w:rPr>
-        <w:t>CERTIFICATE_VALIDATION_LEVEL</w:t>
-      </w:r>
-      <w:r>
-        <w:rPr>
-          <w:b/>
-          <w:lang w:val="es-ES_tradnl"/>
-        </w:rPr>
-        <w:t>:</w:t>
-      </w:r>
-      <w:r>
-        <w:rPr>
-          <w:lang w:val="es-ES_tradnl"/>
-        </w:rPr>
-        <w:t xml:space="preserve"> Nivel de va</w:t>
-      </w:r>
-      <w:r>
-        <w:rPr>
-          <w:lang w:val="es-ES_tradnl"/>
-        </w:rPr>
-        <w:t>lidación de los firmantes</w:t>
-      </w:r>
-      <w:r>
-        <w:rPr>
-          <w:lang w:val="es-ES_tradnl"/>
-        </w:rPr>
-        <w:t xml:space="preserve">. Esta propiedad está asociada a la validación de firmas </w:t>
+      </w:pPr>
+      <w:r>
+        <w:rPr>
+          <w:b/>
+          <w:bCs/>
+        </w:rPr>
+        <w:t>CERTIFICATE_VALIDATION_LEVEL:</w:t>
+      </w:r>
+      <w:r>
+        <w:t xml:space="preserve"> Nivel de validación de los firmantes. Esta propiedad está asociada a la validación de firmas </w:t>
       </w:r>
       <w:proofErr w:type="spellStart"/>
       <w:r>
-        <w:rPr>
-          <w:lang w:val="es-ES_tradnl"/>
-        </w:rPr>
         <w:t>CAdES</w:t>
       </w:r>
       <w:proofErr w:type="spellEnd"/>
       <w:r>
-        <w:rPr>
-          <w:lang w:val="es-ES_tradnl"/>
-        </w:rPr>
         <w:t xml:space="preserve"> (</w:t>
       </w:r>
       <w:proofErr w:type="spellStart"/>
       <w:r>
-        <w:rPr>
-          <w:lang w:val="es-ES_tradnl"/>
-        </w:rPr>
         <w:t>Baseline</w:t>
       </w:r>
       <w:proofErr w:type="spellEnd"/>
       <w:r>
-        <w:rPr>
-          <w:lang w:val="es-ES_tradnl"/>
-        </w:rPr>
         <w:t xml:space="preserve"> o no), </w:t>
       </w:r>
       <w:proofErr w:type="spellStart"/>
       <w:r>
-        <w:rPr>
-          <w:lang w:val="es-ES_tradnl"/>
-        </w:rPr>
         <w:t>XAdES</w:t>
       </w:r>
       <w:proofErr w:type="spellEnd"/>
       <w:r>
-        <w:rPr>
-          <w:lang w:val="es-ES_tradnl"/>
-        </w:rPr>
         <w:t xml:space="preserve"> (</w:t>
       </w:r>
       <w:proofErr w:type="spellStart"/>
       <w:r>
-        <w:rPr>
-          <w:lang w:val="es-ES_tradnl"/>
-        </w:rPr>
         <w:t>Baseline</w:t>
       </w:r>
       <w:proofErr w:type="spellEnd"/>
       <w:r>
-        <w:rPr>
-          <w:lang w:val="es-ES_tradnl"/>
-        </w:rPr>
         <w:t xml:space="preserve"> o no), </w:t>
       </w:r>
       <w:proofErr w:type="spellStart"/>
       <w:r>
-        <w:rPr>
-          <w:lang w:val="es-ES_tradnl"/>
-        </w:rPr>
         <w:t>PAdES</w:t>
       </w:r>
       <w:proofErr w:type="spellEnd"/>
       <w:r>
-        <w:rPr>
-          <w:lang w:val="es-ES_tradnl"/>
-        </w:rPr>
         <w:t xml:space="preserve"> (</w:t>
       </w:r>
       <w:proofErr w:type="spellStart"/>
       <w:r>
-        <w:rPr>
-          <w:lang w:val="es-ES_tradnl"/>
-        </w:rPr>
         <w:t>Baseline</w:t>
       </w:r>
       <w:proofErr w:type="spellEnd"/>
       <w:r>
-        <w:rPr>
-          <w:lang w:val="es-ES_tradnl"/>
-        </w:rPr>
         <w:t xml:space="preserve"> o no), y </w:t>
       </w:r>
       <w:proofErr w:type="spellStart"/>
       <w:r>
-        <w:rPr>
-          <w:lang w:val="es-ES_tradnl"/>
-        </w:rPr>
         <w:t>ASiC</w:t>
       </w:r>
       <w:proofErr w:type="spellEnd"/>
       <w:r>
-        <w:rPr>
-          <w:lang w:val="es-ES_tradnl"/>
-        </w:rPr>
         <w:t>-S. Los valores posibles son:</w:t>
       </w:r>
     </w:p>
@@ -17567,77 +16589,35 @@
           <w:ilvl w:val="2"/>
           <w:numId w:val="28"/>
         </w:numPr>
-        <w:rPr>
-          <w:lang w:val="es-ES_tradnl"/>
-        </w:rPr>
-      </w:pPr>
-      <w:r>
-        <w:rPr>
-          <w:b/>
-          <w:lang w:val="es-ES_tradnl"/>
+      </w:pPr>
+      <w:r>
+        <w:rPr>
+          <w:b/>
+          <w:bCs/>
         </w:rPr>
         <w:t xml:space="preserve">0 </w:t>
       </w:r>
       <w:r>
         <w:rPr>
-          <w:lang w:val="es-ES_tradnl"/>
-        </w:rPr>
-        <w:sym w:font="Wingdings" w:char="F0E0"/>
-      </w:r>
-      <w:r>
-        <w:rPr>
-          <w:lang w:val="es-ES_tradnl"/>
-        </w:rPr>
-        <w:t xml:space="preserve"> Nivel de v</w:t>
-      </w:r>
-      <w:r>
-        <w:rPr>
-          <w:lang w:val="es-ES_tradnl"/>
-        </w:rPr>
-        <w:t xml:space="preserve">alidación </w:t>
-      </w:r>
-      <w:r>
-        <w:rPr>
-          <w:lang w:val="es-ES_tradnl"/>
-        </w:rPr>
-        <w:t>nulo</w:t>
-      </w:r>
-      <w:r>
-        <w:rPr>
-          <w:lang w:val="es-ES_tradnl"/>
-        </w:rPr>
-        <w:t xml:space="preserve">. </w:t>
-      </w:r>
-      <w:r>
-        <w:rPr>
-          <w:lang w:val="es-ES_tradnl"/>
-        </w:rPr>
-        <w:t xml:space="preserve">No se realiza verificación alguna sobre el certificado. Este modo no es aplicable a los procesos de actualización, es decir, </w:t>
-      </w:r>
-      <w:r>
-        <w:rPr>
-          <w:lang w:val="es-ES_tradnl"/>
-        </w:rPr>
+          <w:rFonts w:ascii="Wingdings" w:eastAsia="Wingdings" w:hAnsi="Wingdings" w:cs="Wingdings"/>
+        </w:rPr>
+        <w:t>à</w:t>
+      </w:r>
+      <w:r>
+        <w:t xml:space="preserve"> Nivel de validación nulo. No se realiza verificación alguna sobre el certificado. Este modo no es aplicable a los procesos de actualización, es decir, </w:t>
+      </w:r>
+      <w:r>
         <w:lastRenderedPageBreak/>
-        <w:t>si para un proceso de actualización de firma se ha indicado este nivel de verificación de certificado se realizará la validación i</w:t>
-      </w:r>
-      <w:r>
-        <w:rPr>
-          <w:lang w:val="es-ES_tradnl"/>
-        </w:rPr>
-        <w:t xml:space="preserve">ndicada en el nivel con valor </w:t>
-      </w:r>
-      <w:r>
-        <w:rPr>
-          <w:b/>
-          <w:lang w:val="es-ES_tradnl"/>
+        <w:t xml:space="preserve">si para un proceso de actualización de firma se ha indicado este nivel de verificación de certificado se realizará la validación indicada en el nivel con valor </w:t>
+      </w:r>
+      <w:r>
+        <w:rPr>
+          <w:b/>
+          <w:bCs/>
         </w:rPr>
         <w:t>1</w:t>
       </w:r>
       <w:r>
-        <w:rPr>
-          <w:lang w:val="es-ES_tradnl"/>
-        </w:rPr>
         <w:t>.</w:t>
       </w:r>
     </w:p>
@@ -17660,9 +16640,10 @@
       </w:r>
       <w:r>
         <w:rPr>
-          <w:lang w:val="es-ES_tradnl"/>
-        </w:rPr>
-        <w:sym w:font="Wingdings" w:char="F0E0"/>
+          <w:rFonts w:ascii="Wingdings" w:eastAsia="Wingdings" w:hAnsi="Wingdings" w:cs="Wingdings"/>
+          <w:lang w:val="es-ES_tradnl"/>
+        </w:rPr>
+        <w:t>à</w:t>
       </w:r>
       <w:r>
         <w:rPr>
@@ -17708,9 +16689,10 @@
       </w:r>
       <w:r>
         <w:rPr>
-          <w:lang w:val="es-ES_tradnl"/>
-        </w:rPr>
-        <w:sym w:font="Wingdings" w:char="F0E0"/>
+          <w:rFonts w:ascii="Wingdings" w:eastAsia="Wingdings" w:hAnsi="Wingdings" w:cs="Wingdings"/>
+          <w:lang w:val="es-ES_tradnl"/>
+        </w:rPr>
+        <w:t>à</w:t>
       </w:r>
       <w:r>
         <w:rPr>
@@ -17749,43 +16731,23 @@
       <w:bookmarkEnd w:id="66"/>
     </w:p>
     <w:p>
-      <w:pPr>
-        <w:rPr>
-          <w:lang w:val="es-ES_tradnl"/>
-        </w:rPr>
-      </w:pPr>
-      <w:r>
-        <w:rPr>
-          <w:lang w:val="es-ES_tradnl"/>
-        </w:rPr>
+      <w:r>
         <w:t xml:space="preserve">Estas propiedades son necesarias para completar correctamente los procesos de firma, </w:t>
       </w:r>
       <w:proofErr w:type="spellStart"/>
       <w:r>
-        <w:rPr>
-          <w:lang w:val="es-ES_tradnl"/>
-        </w:rPr>
         <w:t>co-firma</w:t>
       </w:r>
       <w:proofErr w:type="spellEnd"/>
       <w:r>
-        <w:rPr>
-          <w:lang w:val="es-ES_tradnl"/>
-        </w:rPr>
         <w:t xml:space="preserve">, </w:t>
       </w:r>
       <w:proofErr w:type="spellStart"/>
       <w:r>
-        <w:rPr>
-          <w:lang w:val="es-ES_tradnl"/>
-        </w:rPr>
         <w:t>contra-firma</w:t>
       </w:r>
       <w:proofErr w:type="spellEnd"/>
       <w:r>
-        <w:rPr>
-          <w:lang w:val="es-ES_tradnl"/>
-        </w:rPr>
         <w:t xml:space="preserve"> y actualización de firmas.</w:t>
       </w:r>
     </w:p>
@@ -17855,7 +16817,10 @@
         <w:t xml:space="preserve"> </w:t>
       </w:r>
       <w:r>
-        <w:sym w:font="Wingdings" w:char="F0E0"/>
+        <w:rPr>
+          <w:rFonts w:ascii="Wingdings" w:eastAsia="Wingdings" w:hAnsi="Wingdings" w:cs="Wingdings"/>
+        </w:rPr>
+        <w:t>à</w:t>
       </w:r>
       <w:r>
         <w:t xml:space="preserve"> </w:t>
@@ -17881,7 +16846,10 @@
         <w:t xml:space="preserve"> </w:t>
       </w:r>
       <w:r>
-        <w:sym w:font="Wingdings" w:char="F0E0"/>
+        <w:rPr>
+          <w:rFonts w:ascii="Wingdings" w:eastAsia="Wingdings" w:hAnsi="Wingdings" w:cs="Wingdings"/>
+        </w:rPr>
+        <w:t>à</w:t>
       </w:r>
       <w:r>
         <w:t xml:space="preserve"> </w:t>
@@ -17907,7 +16875,10 @@
         <w:t xml:space="preserve"> </w:t>
       </w:r>
       <w:r>
-        <w:sym w:font="Wingdings" w:char="F0E0"/>
+        <w:rPr>
+          <w:rFonts w:ascii="Wingdings" w:eastAsia="Wingdings" w:hAnsi="Wingdings" w:cs="Wingdings"/>
+        </w:rPr>
+        <w:t>à</w:t>
       </w:r>
       <w:r>
         <w:t xml:space="preserve"> </w:t>
@@ -17933,7 +16904,10 @@
         <w:t xml:space="preserve"> </w:t>
       </w:r>
       <w:r>
-        <w:sym w:font="Wingdings" w:char="F0E0"/>
+        <w:rPr>
+          <w:rFonts w:ascii="Wingdings" w:eastAsia="Wingdings" w:hAnsi="Wingdings" w:cs="Wingdings"/>
+        </w:rPr>
+        <w:t>à</w:t>
       </w:r>
       <w:r>
         <w:t xml:space="preserve"> </w:t>
@@ -17982,7 +16956,10 @@
         <w:t>ASN1</w:t>
       </w:r>
       <w:r>
-        <w:sym w:font="Wingdings" w:char="F0E0"/>
+        <w:rPr>
+          <w:rFonts w:ascii="Wingdings" w:eastAsia="Wingdings" w:hAnsi="Wingdings" w:cs="Wingdings"/>
+        </w:rPr>
+        <w:t>à</w:t>
       </w:r>
       <w:r>
         <w:t xml:space="preserve"> Sello de tiempo ASN.1</w:t>
@@ -18005,7 +16982,10 @@
         <w:t>XML</w:t>
       </w:r>
       <w:r>
-        <w:sym w:font="Wingdings" w:char="F0E0"/>
+        <w:rPr>
+          <w:rFonts w:ascii="Wingdings" w:eastAsia="Wingdings" w:hAnsi="Wingdings" w:cs="Wingdings"/>
+        </w:rPr>
+        <w:t>à</w:t>
       </w:r>
       <w:r>
         <w:t xml:space="preserve"> Sello de tiempo XML</w:t>
@@ -18085,85 +17065,47 @@
       <w:bookmarkEnd w:id="67"/>
     </w:p>
     <w:p>
-      <w:pPr>
-        <w:rPr>
-          <w:lang w:val="es-ES_tradnl"/>
-        </w:rPr>
-      </w:pPr>
-      <w:r>
-        <w:rPr>
-          <w:lang w:val="es-ES_tradnl"/>
-        </w:rPr>
+      <w:r>
         <w:t xml:space="preserve">Estas propiedades son necesarias para completar correctamente los procesos de firma, </w:t>
       </w:r>
       <w:proofErr w:type="spellStart"/>
       <w:r>
-        <w:rPr>
-          <w:lang w:val="es-ES_tradnl"/>
-        </w:rPr>
         <w:t>co-firma</w:t>
       </w:r>
       <w:proofErr w:type="spellEnd"/>
       <w:r>
-        <w:rPr>
-          <w:lang w:val="es-ES_tradnl"/>
-        </w:rPr>
         <w:t xml:space="preserve"> y </w:t>
       </w:r>
       <w:proofErr w:type="spellStart"/>
       <w:r>
-        <w:rPr>
-          <w:lang w:val="es-ES_tradnl"/>
-        </w:rPr>
         <w:t>contra-firma</w:t>
       </w:r>
       <w:proofErr w:type="spellEnd"/>
       <w:r>
-        <w:rPr>
-          <w:lang w:val="es-ES_tradnl"/>
-        </w:rPr>
         <w:t xml:space="preserve"> desde la fachada de invocación para los servicios propios de generación de firmas, </w:t>
       </w:r>
       <w:proofErr w:type="spellStart"/>
       <w:r>
-        <w:rPr>
-          <w:lang w:val="es-ES_tradnl"/>
-        </w:rPr>
         <w:t>co-firmas</w:t>
       </w:r>
       <w:proofErr w:type="spellEnd"/>
       <w:r>
-        <w:rPr>
-          <w:lang w:val="es-ES_tradnl"/>
-        </w:rPr>
         <w:t xml:space="preserve"> y </w:t>
       </w:r>
       <w:proofErr w:type="spellStart"/>
       <w:r>
-        <w:rPr>
-          <w:lang w:val="es-ES_tradnl"/>
-        </w:rPr>
         <w:t>contra-firmas</w:t>
       </w:r>
       <w:proofErr w:type="spellEnd"/>
       <w:r>
-        <w:rPr>
-          <w:lang w:val="es-ES_tradnl"/>
-        </w:rPr>
         <w:t xml:space="preserve"> de </w:t>
       </w:r>
       <w:proofErr w:type="spellStart"/>
       <w:r>
-        <w:rPr>
-          <w:lang w:val="es-ES_tradnl"/>
-        </w:rPr>
         <w:t>Integr</w:t>
       </w:r>
       <w:proofErr w:type="spellEnd"/>
       <w:r>
-        <w:rPr>
-          <w:lang w:val="es-ES_tradnl"/>
-        </w:rPr>
         <w:t>@.</w:t>
       </w:r>
     </w:p>
@@ -18187,7 +17129,13 @@
         <w:t>:</w:t>
       </w:r>
       <w:r>
-        <w:t xml:space="preserve"> Algoritmo de firma a utilizar en la generación de firmas, </w:t>
+        <w:t xml:space="preserve"> Algoritmo de </w:t>
+      </w:r>
+      <w:r>
+        <w:t>resumen que utilizar</w:t>
+      </w:r>
+      <w:r>
+        <w:t xml:space="preserve"> en la generación de firmas, </w:t>
       </w:r>
       <w:proofErr w:type="spellStart"/>
       <w:r>
@@ -18203,7 +17151,16 @@
       </w:r>
       <w:proofErr w:type="spellEnd"/>
       <w:r>
-        <w:t>. Los valores posibles son:</w:t>
+        <w:t xml:space="preserve">. </w:t>
+      </w:r>
+      <w:r>
+        <w:t xml:space="preserve">El algoritmo de firma se obtendrá usando el algoritmo de resumen indicado y un algoritmo de cifrado compatibles con </w:t>
+      </w:r>
+      <w:r>
+        <w:t xml:space="preserve">el tipo de clave de firma: RSA para claves RSA y ECDSA para claves de curva elíptica (EC). </w:t>
+      </w:r>
+      <w:r>
+        <w:t>Los valores posibles son:</w:t>
       </w:r>
     </w:p>
     <w:p>
@@ -18217,7 +17174,7 @@
         <w:rPr>
           <w:b/>
         </w:rPr>
-        <w:t>SHA1withRSA</w:t>
+        <w:t>SHA1</w:t>
       </w:r>
     </w:p>
     <w:p>
@@ -18234,7 +17191,7 @@
         <w:rPr>
           <w:b/>
         </w:rPr>
-        <w:t>SHA256withRSA</w:t>
+        <w:t>SHA256</w:t>
       </w:r>
     </w:p>
     <w:p>
@@ -18251,7 +17208,7 @@
         <w:rPr>
           <w:b/>
         </w:rPr>
-        <w:t>SHA384withRSA</w:t>
+        <w:t>SHA384</w:t>
       </w:r>
     </w:p>
     <w:p>
@@ -18268,7 +17225,7 @@
         <w:rPr>
           <w:b/>
         </w:rPr>
-        <w:t>SHA512withRSA</w:t>
+        <w:t>SHA512</w:t>
       </w:r>
     </w:p>
     <w:p>
@@ -18277,15 +17234,12 @@
           <w:ilvl w:val="2"/>
           <w:numId w:val="28"/>
         </w:numPr>
-        <w:rPr>
-          <w:b/>
-        </w:rPr>
-      </w:pPr>
-      <w:r>
-        <w:rPr>
-          <w:b/>
-        </w:rPr>
-        <w:t>SHA1withECDSA</w:t>
+      </w:pPr>
+      <w:r>
+        <w:rPr>
+          <w:b/>
+        </w:rPr>
+        <w:t>SHA1withRSA</w:t>
       </w:r>
     </w:p>
     <w:p>
@@ -18302,7 +17256,7 @@
         <w:rPr>
           <w:b/>
         </w:rPr>
-        <w:t>SHA256withECDSA</w:t>
+        <w:t>SHA256withRSA</w:t>
       </w:r>
     </w:p>
     <w:p>
@@ -18319,7 +17273,7 @@
         <w:rPr>
           <w:b/>
         </w:rPr>
-        <w:t>SHA384withECDSA</w:t>
+        <w:t>SHA384withRSA</w:t>
       </w:r>
     </w:p>
     <w:p>
@@ -18336,6 +17290,74 @@
         <w:rPr>
           <w:b/>
         </w:rPr>
+        <w:t>SHA512withRSA</w:t>
+      </w:r>
+    </w:p>
+    <w:p>
+      <w:pPr>
+        <w:numPr>
+          <w:ilvl w:val="2"/>
+          <w:numId w:val="28"/>
+        </w:numPr>
+        <w:rPr>
+          <w:b/>
+        </w:rPr>
+      </w:pPr>
+      <w:r>
+        <w:rPr>
+          <w:b/>
+        </w:rPr>
+        <w:t>SHA1withECDSA</w:t>
+      </w:r>
+    </w:p>
+    <w:p>
+      <w:pPr>
+        <w:numPr>
+          <w:ilvl w:val="2"/>
+          <w:numId w:val="28"/>
+        </w:numPr>
+        <w:rPr>
+          <w:b/>
+        </w:rPr>
+      </w:pPr>
+      <w:r>
+        <w:rPr>
+          <w:b/>
+        </w:rPr>
+        <w:t>SHA256withECDSA</w:t>
+      </w:r>
+    </w:p>
+    <w:p>
+      <w:pPr>
+        <w:numPr>
+          <w:ilvl w:val="2"/>
+          <w:numId w:val="28"/>
+        </w:numPr>
+        <w:rPr>
+          <w:b/>
+        </w:rPr>
+      </w:pPr>
+      <w:r>
+        <w:rPr>
+          <w:b/>
+        </w:rPr>
+        <w:t>SHA384withECDSA</w:t>
+      </w:r>
+    </w:p>
+    <w:p>
+      <w:pPr>
+        <w:numPr>
+          <w:ilvl w:val="2"/>
+          <w:numId w:val="28"/>
+        </w:numPr>
+        <w:rPr>
+          <w:b/>
+        </w:rPr>
+      </w:pPr>
+      <w:r>
+        <w:rPr>
+          <w:b/>
+        </w:rPr>
         <w:t>SHA512withECDSA</w:t>
       </w:r>
     </w:p>
@@ -18458,6 +17480,7 @@
           <w:sz w:val="24"/>
           <w:szCs w:val="24"/>
         </w:rPr>
+        <w:lastRenderedPageBreak/>
         <w:t>-</w:t>
       </w:r>
       <w:r>
@@ -18594,7 +17617,6 @@
         <w:rPr>
           <w:b/>
         </w:rPr>
-        <w:lastRenderedPageBreak/>
         <w:t>JCEKS</w:t>
       </w:r>
     </w:p>
@@ -18733,27 +17755,13 @@
       <w:bookmarkEnd w:id="70"/>
     </w:p>
     <w:p>
-      <w:pPr>
-        <w:rPr>
-          <w:lang w:val="es-ES_tradnl"/>
-        </w:rPr>
-      </w:pPr>
-      <w:r>
-        <w:rPr>
-          <w:lang w:val="es-ES_tradnl"/>
-        </w:rPr>
+      <w:r>
         <w:t xml:space="preserve">Este bloque define los elementos ASN.1 a los que se hará referencia en las distintas políticas de firma, de manera </w:t>
       </w:r>
       <w:r>
-        <w:rPr>
-          <w:lang w:val="es-ES_tradnl"/>
-        </w:rPr>
         <w:t>que,</w:t>
       </w:r>
       <w:r>
-        <w:rPr>
-          <w:lang w:val="es-ES_tradnl"/>
-        </w:rPr>
         <w:t xml:space="preserve"> por cada uno de ellos, se le asociará su respectivo OID. Así, la clave de cada elemento ASN.1 será un texto descriptivo con su nombre, y el valor será su OID. Por defecto, se definen los siguientes elementos ASN.1:</w:t>
       </w:r>
     </w:p>
@@ -19128,6 +18136,7 @@
           <w:sz w:val="20"/>
           <w:lang w:val="en-US"/>
         </w:rPr>
+        <w:lastRenderedPageBreak/>
         <w:t>CommitmentTypeIndication = 1.2.840.113549.1.9.16.2.16</w:t>
       </w:r>
     </w:p>
@@ -19299,7 +18308,6 @@
       <w:bookmarkStart w:id="72" w:name="_Ref411519373"/>
       <w:bookmarkEnd w:id="71"/>
       <w:r>
-        <w:lastRenderedPageBreak/>
         <w:t xml:space="preserve">Listado de </w:t>
       </w:r>
       <w:proofErr w:type="spellStart"/>
@@ -19328,47 +18336,30 @@
       <w:bookmarkEnd w:id="72"/>
     </w:p>
     <w:p>
-      <w:pPr>
-        <w:rPr>
-          <w:lang w:val="es-ES_tradnl"/>
-        </w:rPr>
-      </w:pPr>
-      <w:r>
-        <w:rPr>
-          <w:lang w:val="es-ES_tradnl"/>
-        </w:rPr>
+      <w:r>
         <w:t xml:space="preserve">Este bloque define los algoritmos de hash para firmas XML a los que se hará referencia en las distintas políticas de firma, de manera </w:t>
       </w:r>
       <w:r>
-        <w:rPr>
-          <w:lang w:val="es-ES_tradnl"/>
-        </w:rPr>
         <w:t>que,</w:t>
       </w:r>
       <w:r>
-        <w:rPr>
-          <w:lang w:val="es-ES_tradnl"/>
-        </w:rPr>
         <w:t xml:space="preserve"> por cada uno de ellos, se le asociará su respectiva URI. Así, la clave de cada algoritmo de hash tendrá el formato </w:t>
       </w:r>
       <w:r>
         <w:rPr>
           <w:b/>
-          <w:lang w:val="es-ES_tradnl"/>
+          <w:bCs/>
         </w:rPr>
         <w:t>XML_HASH-HASH_ALGORITHM</w:t>
       </w:r>
       <w:r>
         <w:rPr>
           <w:i/>
-          <w:lang w:val="es-ES_tradnl"/>
+          <w:iCs/>
         </w:rPr>
         <w:t xml:space="preserve"> </w:t>
       </w:r>
       <w:r>
-        <w:rPr>
-          <w:lang w:val="es-ES_tradnl"/>
-        </w:rPr>
         <w:t>donde:</w:t>
       </w:r>
     </w:p>
@@ -19582,47 +18573,23 @@
       <w:bookmarkEnd w:id="74"/>
     </w:p>
     <w:p>
-      <w:pPr>
-        <w:rPr>
-          <w:lang w:val="es-ES_tradnl"/>
-        </w:rPr>
-      </w:pPr>
-      <w:r>
-        <w:rPr>
-          <w:lang w:val="es-ES_tradnl"/>
-        </w:rPr>
+      <w:r>
         <w:t xml:space="preserve">Este bloque define los algoritmos de firma para firmas XML a los que se hará referencia en las distintas políticas de firma, de manera </w:t>
       </w:r>
       <w:r>
-        <w:rPr>
-          <w:lang w:val="es-ES_tradnl"/>
-        </w:rPr>
         <w:t>que,</w:t>
       </w:r>
       <w:r>
-        <w:rPr>
-          <w:lang w:val="es-ES_tradnl"/>
-        </w:rPr>
         <w:t xml:space="preserve"> por cada uno de ellos, se le asociará su respectiva URI. Así, la clave de cada algoritmo de firma tendrá el formato </w:t>
       </w:r>
       <w:r>
         <w:rPr>
           <w:b/>
-          <w:lang w:val="es-ES_tradnl"/>
-        </w:rPr>
-        <w:t>XML_SIGN_HASH-HASH_ALGORITHM</w:t>
-      </w:r>
-      <w:r>
-        <w:rPr>
-          <w:b/>
-          <w:lang w:val="es-ES_tradnl"/>
-        </w:rPr>
-        <w:t xml:space="preserve"> </w:t>
-      </w:r>
-      <w:r>
-        <w:rPr>
-          <w:lang w:val="es-ES_tradnl"/>
-        </w:rPr>
+          <w:bCs/>
+        </w:rPr>
+        <w:t xml:space="preserve">XML_SIGN_HASH-HASH_ALGORITHM </w:t>
+      </w:r>
+      <w:r>
         <w:t>donde:</w:t>
       </w:r>
     </w:p>
@@ -19703,6 +18670,394 @@
           <w:lang w:val="es-ES_tradnl"/>
         </w:rPr>
         <w:t>Por defecto, se definen los siguientes algoritmos de firma para firmas XML:</w:t>
+      </w:r>
+    </w:p>
+    <w:p>
+      <w:pPr>
+        <w:pBdr>
+          <w:top w:val="single" w:sz="4" w:space="1" w:color="auto"/>
+          <w:left w:val="single" w:sz="4" w:space="4" w:color="auto"/>
+          <w:bottom w:val="single" w:sz="4" w:space="1" w:color="auto"/>
+          <w:right w:val="single" w:sz="4" w:space="9" w:color="auto"/>
+        </w:pBdr>
+        <w:spacing w:before="0" w:after="0"/>
+        <w:jc w:val="left"/>
+        <w:rPr>
+          <w:rFonts w:ascii="Courier New" w:hAnsi="Courier New" w:cs="Courier New"/>
+          <w:noProof/>
+          <w:sz w:val="20"/>
+          <w:lang w:val="en-US"/>
+        </w:rPr>
+      </w:pPr>
+      <w:r>
+        <w:rPr>
+          <w:rFonts w:ascii="Courier New" w:hAnsi="Courier New" w:cs="Courier New"/>
+          <w:noProof/>
+          <w:sz w:val="20"/>
+          <w:lang w:val="en-US"/>
+        </w:rPr>
+        <w:t>XML_SIGN_HASH-SHA1WithRSA= http://www.w3.org/2000/09/xmldsig#rsa-sha1</w:t>
+      </w:r>
+    </w:p>
+    <w:p>
+      <w:pPr>
+        <w:pBdr>
+          <w:top w:val="single" w:sz="4" w:space="1" w:color="auto"/>
+          <w:left w:val="single" w:sz="4" w:space="4" w:color="auto"/>
+          <w:bottom w:val="single" w:sz="4" w:space="1" w:color="auto"/>
+          <w:right w:val="single" w:sz="4" w:space="9" w:color="auto"/>
+        </w:pBdr>
+        <w:spacing w:before="0" w:after="0"/>
+        <w:jc w:val="left"/>
+        <w:rPr>
+          <w:rFonts w:ascii="Courier New" w:hAnsi="Courier New" w:cs="Courier New"/>
+          <w:noProof/>
+          <w:sz w:val="20"/>
+          <w:lang w:val="en-US"/>
+        </w:rPr>
+      </w:pPr>
+      <w:r>
+        <w:rPr>
+          <w:rFonts w:ascii="Courier New" w:hAnsi="Courier New" w:cs="Courier New"/>
+          <w:noProof/>
+          <w:sz w:val="20"/>
+          <w:lang w:val="en-US"/>
+        </w:rPr>
+        <w:t>XML_SIGN_HASH-SHA256WithRSA= http://www.w3.org/2001/04/xmldsig-more#rsa-sha256</w:t>
+      </w:r>
+    </w:p>
+    <w:p>
+      <w:pPr>
+        <w:pBdr>
+          <w:top w:val="single" w:sz="4" w:space="1" w:color="auto"/>
+          <w:left w:val="single" w:sz="4" w:space="4" w:color="auto"/>
+          <w:bottom w:val="single" w:sz="4" w:space="1" w:color="auto"/>
+          <w:right w:val="single" w:sz="4" w:space="9" w:color="auto"/>
+        </w:pBdr>
+        <w:spacing w:before="0" w:after="0"/>
+        <w:jc w:val="left"/>
+        <w:rPr>
+          <w:rFonts w:ascii="Courier New" w:hAnsi="Courier New" w:cs="Courier New"/>
+          <w:noProof/>
+          <w:sz w:val="20"/>
+          <w:lang w:val="en-US"/>
+        </w:rPr>
+      </w:pPr>
+      <w:r>
+        <w:rPr>
+          <w:rFonts w:ascii="Courier New" w:hAnsi="Courier New" w:cs="Courier New"/>
+          <w:noProof/>
+          <w:sz w:val="20"/>
+          <w:lang w:val="en-US"/>
+        </w:rPr>
+        <w:t xml:space="preserve">XML_SIGN_HASH-SHA512WithRSA= http://www.w3.org/2001/04/xmldsig-more#rsa-sha512 </w:t>
+      </w:r>
+      <w:r>
+        <w:rPr>
+          <w:rFonts w:ascii="Courier New" w:hAnsi="Courier New" w:cs="Courier New"/>
+          <w:noProof/>
+          <w:sz w:val="20"/>
+          <w:lang w:val="en-US"/>
+        </w:rPr>
+        <w:t>XML_SIGN_HASH-SHA1With</w:t>
+      </w:r>
+      <w:r>
+        <w:rPr>
+          <w:rFonts w:ascii="Courier New" w:hAnsi="Courier New" w:cs="Courier New"/>
+          <w:noProof/>
+          <w:sz w:val="20"/>
+          <w:lang w:val="en-US"/>
+        </w:rPr>
+        <w:t>ECD</w:t>
+      </w:r>
+      <w:r>
+        <w:rPr>
+          <w:rFonts w:ascii="Courier New" w:hAnsi="Courier New" w:cs="Courier New"/>
+          <w:noProof/>
+          <w:sz w:val="20"/>
+          <w:lang w:val="en-US"/>
+        </w:rPr>
+        <w:t xml:space="preserve">SA= </w:t>
+      </w:r>
+      <w:r>
+        <w:rPr>
+          <w:rFonts w:ascii="Courier New" w:hAnsi="Courier New" w:cs="Courier New"/>
+          <w:noProof/>
+          <w:sz w:val="20"/>
+          <w:lang w:val="en-US"/>
+        </w:rPr>
+        <w:t>http://www.w3.org/2001/04/xmldsig-more#ecdsa-sha1</w:t>
+      </w:r>
+    </w:p>
+    <w:p>
+      <w:pPr>
+        <w:pBdr>
+          <w:top w:val="single" w:sz="4" w:space="1" w:color="auto"/>
+          <w:left w:val="single" w:sz="4" w:space="4" w:color="auto"/>
+          <w:bottom w:val="single" w:sz="4" w:space="1" w:color="auto"/>
+          <w:right w:val="single" w:sz="4" w:space="9" w:color="auto"/>
+        </w:pBdr>
+        <w:spacing w:before="0" w:after="0"/>
+        <w:jc w:val="left"/>
+        <w:rPr>
+          <w:rFonts w:ascii="Courier New" w:hAnsi="Courier New" w:cs="Courier New"/>
+          <w:noProof/>
+          <w:sz w:val="20"/>
+          <w:lang w:val="en-US"/>
+        </w:rPr>
+      </w:pPr>
+      <w:r>
+        <w:rPr>
+          <w:rFonts w:ascii="Courier New" w:hAnsi="Courier New" w:cs="Courier New"/>
+          <w:noProof/>
+          <w:sz w:val="20"/>
+          <w:lang w:val="en-US"/>
+        </w:rPr>
+        <w:lastRenderedPageBreak/>
+        <w:t>XML_SIGN_HASH-SHA256With</w:t>
+      </w:r>
+      <w:r>
+        <w:rPr>
+          <w:rFonts w:ascii="Courier New" w:hAnsi="Courier New" w:cs="Courier New"/>
+          <w:noProof/>
+          <w:sz w:val="20"/>
+          <w:lang w:val="en-US"/>
+        </w:rPr>
+        <w:t>ECD</w:t>
+      </w:r>
+      <w:r>
+        <w:rPr>
+          <w:rFonts w:ascii="Courier New" w:hAnsi="Courier New" w:cs="Courier New"/>
+          <w:noProof/>
+          <w:sz w:val="20"/>
+          <w:lang w:val="en-US"/>
+        </w:rPr>
+        <w:t>SA=</w:t>
+      </w:r>
+      <w:r>
+        <w:rPr>
+          <w:rFonts w:ascii="Courier New" w:hAnsi="Courier New" w:cs="Courier New"/>
+          <w:noProof/>
+          <w:sz w:val="20"/>
+          <w:lang w:val="en-US"/>
+        </w:rPr>
+        <w:t xml:space="preserve"> </w:t>
+      </w:r>
+      <w:r>
+        <w:rPr>
+          <w:rFonts w:ascii="Courier New" w:hAnsi="Courier New" w:cs="Courier New"/>
+          <w:noProof/>
+          <w:sz w:val="20"/>
+          <w:lang w:val="en-US"/>
+        </w:rPr>
+        <w:t>http://www.w3.org/2001/04/xmldsig-more#ecdsa-sha256</w:t>
+      </w:r>
+    </w:p>
+    <w:p>
+      <w:pPr>
+        <w:pBdr>
+          <w:top w:val="single" w:sz="4" w:space="1" w:color="auto"/>
+          <w:left w:val="single" w:sz="4" w:space="4" w:color="auto"/>
+          <w:bottom w:val="single" w:sz="4" w:space="1" w:color="auto"/>
+          <w:right w:val="single" w:sz="4" w:space="9" w:color="auto"/>
+        </w:pBdr>
+        <w:spacing w:before="0" w:after="0"/>
+        <w:jc w:val="left"/>
+        <w:rPr>
+          <w:rFonts w:ascii="Courier New" w:hAnsi="Courier New" w:cs="Courier New"/>
+          <w:noProof/>
+          <w:sz w:val="20"/>
+          <w:lang w:val="en-US"/>
+        </w:rPr>
+      </w:pPr>
+      <w:r>
+        <w:rPr>
+          <w:rFonts w:ascii="Courier New" w:hAnsi="Courier New" w:cs="Courier New"/>
+          <w:noProof/>
+          <w:sz w:val="20"/>
+          <w:lang w:val="en-US"/>
+        </w:rPr>
+        <w:t>XML_SIGN_HASH-SHA512With</w:t>
+      </w:r>
+      <w:r>
+        <w:rPr>
+          <w:rFonts w:ascii="Courier New" w:hAnsi="Courier New" w:cs="Courier New"/>
+          <w:noProof/>
+          <w:sz w:val="20"/>
+          <w:lang w:val="en-US"/>
+        </w:rPr>
+        <w:t>ECD</w:t>
+      </w:r>
+      <w:r>
+        <w:rPr>
+          <w:rFonts w:ascii="Courier New" w:hAnsi="Courier New" w:cs="Courier New"/>
+          <w:noProof/>
+          <w:sz w:val="20"/>
+          <w:lang w:val="en-US"/>
+        </w:rPr>
+        <w:t>SA=</w:t>
+      </w:r>
+      <w:r>
+        <w:rPr>
+          <w:rFonts w:ascii="Courier New" w:hAnsi="Courier New" w:cs="Courier New"/>
+          <w:noProof/>
+          <w:sz w:val="20"/>
+          <w:lang w:val="en-US"/>
+        </w:rPr>
+        <w:t xml:space="preserve"> </w:t>
+      </w:r>
+      <w:r>
+        <w:rPr>
+          <w:rFonts w:ascii="Courier New" w:hAnsi="Courier New" w:cs="Courier New"/>
+          <w:noProof/>
+          <w:sz w:val="20"/>
+          <w:lang w:val="en-US"/>
+        </w:rPr>
+        <w:t>http://www.w3.org/2001/04/xmldsig-more#ecdsa</w:t>
+      </w:r>
+      <w:r>
+        <w:rPr>
+          <w:rFonts w:ascii="Courier New" w:hAnsi="Courier New" w:cs="Courier New"/>
+          <w:noProof/>
+          <w:sz w:val="20"/>
+          <w:lang w:val="en-US"/>
+        </w:rPr>
+        <w:t xml:space="preserve">-sha512 </w:t>
+      </w:r>
+    </w:p>
+    <w:p>
+      <w:r>
+        <w:t>Todo algoritmo de firma para firmas XML que se indique en la configuración de alguna política de firma deberá estar definido siguiendo el modelo antes indicado.</w:t>
+      </w:r>
+    </w:p>
+    <w:p/>
+    <w:p>
+      <w:pPr>
+        <w:pStyle w:val="Ttulo5"/>
+      </w:pPr>
+      <w:bookmarkStart w:id="75" w:name="_Listado_de_OIDs"/>
+      <w:bookmarkStart w:id="76" w:name="_Ref411519321"/>
+      <w:bookmarkEnd w:id="75"/>
+      <w:r>
+        <w:t xml:space="preserve">Listado de </w:t>
+      </w:r>
+      <w:proofErr w:type="spellStart"/>
+      <w:r>
+        <w:t>OIDs</w:t>
+      </w:r>
+      <w:proofErr w:type="spellEnd"/>
+      <w:r>
+        <w:t xml:space="preserve"> para A</w:t>
+      </w:r>
+      <w:r>
+        <w:t xml:space="preserve">lgoritmos de </w:t>
+      </w:r>
+      <w:r>
+        <w:t>H</w:t>
+      </w:r>
+      <w:r>
+        <w:t xml:space="preserve">ash en </w:t>
+      </w:r>
+      <w:r>
+        <w:t>F</w:t>
+      </w:r>
+      <w:r>
+        <w:t>irmas ASN.1 y PDF</w:t>
+      </w:r>
+      <w:bookmarkEnd w:id="76"/>
+    </w:p>
+    <w:p>
+      <w:r>
+        <w:t xml:space="preserve">Este bloque define los algoritmos de hash para firmas ASN.1 y PDF a los que se hará referencia en las distintas políticas de firma, de manera </w:t>
+      </w:r>
+      <w:r>
+        <w:t>que,</w:t>
+      </w:r>
+      <w:r>
+        <w:t xml:space="preserve"> por cada uno de ellos, se le asociará su respectivo OID. Así, la clave de cada algoritmo de hash tendrá el formato </w:t>
+      </w:r>
+      <w:r>
+        <w:rPr>
+          <w:b/>
+          <w:bCs/>
+        </w:rPr>
+        <w:t xml:space="preserve">ASN1_HASH-HASH_ALGORITHM </w:t>
+      </w:r>
+      <w:r>
+        <w:t>donde:</w:t>
+      </w:r>
+    </w:p>
+    <w:p>
+      <w:pPr>
+        <w:numPr>
+          <w:ilvl w:val="0"/>
+          <w:numId w:val="29"/>
+        </w:numPr>
+        <w:rPr>
+          <w:lang w:val="es-ES_tradnl"/>
+        </w:rPr>
+      </w:pPr>
+      <w:r>
+        <w:rPr>
+          <w:b/>
+          <w:lang w:val="es-ES_tradnl"/>
+        </w:rPr>
+        <w:t>ASN1_HASH</w:t>
+      </w:r>
+      <w:r>
+        <w:rPr>
+          <w:lang w:val="es-ES_tradnl"/>
+        </w:rPr>
+        <w:t xml:space="preserve"> es una cadena de texto fijo</w:t>
+      </w:r>
+    </w:p>
+    <w:p>
+      <w:pPr>
+        <w:numPr>
+          <w:ilvl w:val="0"/>
+          <w:numId w:val="29"/>
+        </w:numPr>
+        <w:rPr>
+          <w:lang w:val="es-ES_tradnl"/>
+        </w:rPr>
+      </w:pPr>
+      <w:r>
+        <w:rPr>
+          <w:b/>
+          <w:lang w:val="es-ES_tradnl"/>
+        </w:rPr>
+        <w:t>HASH_ALGORITHM</w:t>
+      </w:r>
+      <w:r>
+        <w:rPr>
+          <w:lang w:val="es-ES_tradnl"/>
+        </w:rPr>
+        <w:t xml:space="preserve"> es una cadena de texto con </w:t>
+      </w:r>
+      <w:r>
+        <w:rPr>
+          <w:lang w:val="es-ES_tradnl"/>
+        </w:rPr>
+        <w:t>el nombre</w:t>
+      </w:r>
+      <w:r>
+        <w:rPr>
+          <w:lang w:val="es-ES_tradnl"/>
+        </w:rPr>
+        <w:t xml:space="preserve"> algoritmo de hash</w:t>
+      </w:r>
+    </w:p>
+    <w:p>
+      <w:pPr>
+        <w:rPr>
+          <w:lang w:val="es-ES_tradnl"/>
+        </w:rPr>
+      </w:pPr>
+      <w:r>
+        <w:rPr>
+          <w:lang w:val="es-ES_tradnl"/>
+        </w:rPr>
+        <w:t>Por defecto, se definen los siguientes algoritmos de hash para firmas ASN.1 y PDF:</w:t>
       </w:r>
     </w:p>
     <w:p>
@@ -19729,7 +19084,7 @@
           <w:sz w:val="20"/>
           <w:lang w:val="en-US"/>
         </w:rPr>
-        <w:t>XML_SIGN_HASH-SHA1WithRSA = http://www.w3.org/2000/09/xmldsig#rsa-sha1</w:t>
+        <w:t>ASN1_HASH-SHA1 = 1.3.14.3.2.26</w:t>
       </w:r>
     </w:p>
     <w:p>
@@ -19756,7 +19111,7 @@
           <w:sz w:val="20"/>
           <w:lang w:val="en-US"/>
         </w:rPr>
-        <w:t>XML_SIGN_HASH-SHA256WithRSA = http://www.w3.org/2001/04/xmldsig-more#rsa-sha256</w:t>
+        <w:t>ASN1_HASH-SHA256 = 2.16.840.1.101.3.4.2.1</w:t>
       </w:r>
     </w:p>
     <w:p>
@@ -19773,7 +19128,6 @@
           <w:rFonts w:ascii="Courier New" w:hAnsi="Courier New" w:cs="Courier New"/>
           <w:noProof/>
           <w:sz w:val="20"/>
-          <w:lang w:val="en-US"/>
         </w:rPr>
       </w:pPr>
       <w:r>
@@ -19781,61 +19135,26 @@
           <w:rFonts w:ascii="Courier New" w:hAnsi="Courier New" w:cs="Courier New"/>
           <w:noProof/>
           <w:sz w:val="20"/>
-          <w:lang w:val="en-US"/>
-        </w:rPr>
-        <w:t xml:space="preserve">XML_SIGN_HASH-SHA512WithRSA = http://www.w3.org/2001/04/xmldsig-more#rsa-sha512 </w:t>
-      </w:r>
-    </w:p>
-    <w:p>
-      <w:pPr>
-        <w:pStyle w:val="Texto"/>
-        <w:rPr>
-          <w:noProof w:val="0"/>
-          <w:color w:val="auto"/>
-          <w:spacing w:val="-3"/>
-          <w:sz w:val="24"/>
-          <w:lang w:val="es-ES_tradnl"/>
-        </w:rPr>
-      </w:pPr>
-      <w:r>
-        <w:rPr>
-          <w:noProof w:val="0"/>
-          <w:color w:val="auto"/>
-          <w:spacing w:val="-3"/>
-          <w:sz w:val="24"/>
-          <w:lang w:val="es-ES_tradnl"/>
-        </w:rPr>
-        <w:t xml:space="preserve">Todo algoritmo de </w:t>
-      </w:r>
-      <w:r>
-        <w:rPr>
-          <w:noProof w:val="0"/>
-          <w:color w:val="auto"/>
-          <w:spacing w:val="-3"/>
-          <w:sz w:val="24"/>
-          <w:lang w:val="es-ES_tradnl"/>
-        </w:rPr>
-        <w:t>firma</w:t>
-      </w:r>
-      <w:r>
-        <w:rPr>
-          <w:noProof w:val="0"/>
-          <w:color w:val="auto"/>
-          <w:spacing w:val="-3"/>
-          <w:sz w:val="24"/>
-          <w:lang w:val="es-ES_tradnl"/>
-        </w:rPr>
-        <w:t xml:space="preserve"> para firmas XML que se indique en la configuración de alguna política de firma deberá estar definido siguiendo el modelo antes indicado.</w:t>
-      </w:r>
-    </w:p>
-    <w:p>
-      <w:pPr>
-        <w:pStyle w:val="Texto"/>
-        <w:rPr>
-          <w:noProof w:val="0"/>
-          <w:color w:val="auto"/>
-          <w:spacing w:val="-3"/>
-          <w:sz w:val="24"/>
+        </w:rPr>
+        <w:t>ASN1_HASH-SHA512 = 2.16.840.1.101.3.4.2.3</w:t>
+      </w:r>
+    </w:p>
+    <w:p>
+      <w:pPr>
+        <w:rPr>
+          <w:lang w:val="es-ES_tradnl"/>
+        </w:rPr>
+      </w:pPr>
+      <w:r>
+        <w:rPr>
+          <w:lang w:val="es-ES_tradnl"/>
+        </w:rPr>
+        <w:t>Todo algoritmo de hash para firmas ASN.1 y PDF que se indique en la configuración de alguna política de firma deberá estar definido siguiendo el modelo antes indicado.</w:t>
+      </w:r>
+    </w:p>
+    <w:p>
+      <w:pPr>
+        <w:rPr>
           <w:lang w:val="es-ES_tradnl"/>
         </w:rPr>
       </w:pPr>
@@ -19844,9 +19163,9 @@
       <w:pPr>
         <w:pStyle w:val="Ttulo5"/>
       </w:pPr>
-      <w:bookmarkStart w:id="75" w:name="_Listado_de_OIDs"/>
-      <w:bookmarkStart w:id="76" w:name="_Ref411519321"/>
-      <w:bookmarkEnd w:id="75"/>
+      <w:bookmarkStart w:id="77" w:name="_Listado_de_OIDs_1"/>
+      <w:bookmarkStart w:id="78" w:name="_Ref411519403"/>
+      <w:bookmarkEnd w:id="77"/>
       <w:r>
         <w:t xml:space="preserve">Listado de </w:t>
       </w:r>
@@ -19862,61 +19181,37 @@
         <w:t xml:space="preserve">lgoritmos de </w:t>
       </w:r>
       <w:r>
-        <w:t>H</w:t>
-      </w:r>
-      <w:r>
-        <w:t xml:space="preserve">ash en </w:t>
-      </w:r>
-      <w:r>
         <w:t>F</w:t>
       </w:r>
       <w:r>
+        <w:t xml:space="preserve">irma en </w:t>
+      </w:r>
+      <w:r>
+        <w:t>F</w:t>
+      </w:r>
+      <w:r>
         <w:t>irmas ASN.1 y PDF</w:t>
       </w:r>
-      <w:bookmarkEnd w:id="76"/>
-    </w:p>
-    <w:p>
-      <w:pPr>
-        <w:rPr>
-          <w:lang w:val="es-ES_tradnl"/>
-        </w:rPr>
-      </w:pPr>
-      <w:r>
-        <w:rPr>
-          <w:lang w:val="es-ES_tradnl"/>
-        </w:rPr>
-        <w:t xml:space="preserve">Este bloque define los algoritmos de hash para firmas ASN.1 y PDF a los que se hará referencia en las distintas políticas de firma, de manera </w:t>
-      </w:r>
-      <w:r>
-        <w:rPr>
-          <w:lang w:val="es-ES_tradnl"/>
-        </w:rPr>
-        <w:t>que,</w:t>
-      </w:r>
-      <w:r>
-        <w:rPr>
-          <w:lang w:val="es-ES_tradnl"/>
-        </w:rPr>
-        <w:t xml:space="preserve"> por cada uno de ellos, se le asociará su respectivo OID. Así, la clave de cada algoritmo de hash tendrá el formato </w:t>
-      </w:r>
-      <w:r>
-        <w:rPr>
-          <w:b/>
-          <w:lang w:val="es-ES_tradnl"/>
-        </w:rPr>
-        <w:t>ASN1_HASH-HASH_ALGORITHM</w:t>
-      </w:r>
-      <w:r>
-        <w:rPr>
-          <w:b/>
-          <w:lang w:val="es-ES_tradnl"/>
-        </w:rPr>
-        <w:t xml:space="preserve"> </w:t>
-      </w:r>
-      <w:r>
-        <w:rPr>
-          <w:lang w:val="es-ES_tradnl"/>
-        </w:rPr>
+      <w:bookmarkEnd w:id="78"/>
+    </w:p>
+    <w:p>
+      <w:r>
+        <w:t>Este bloque define los algoritmos de firma para firmas ASN.1 y PDF a los que se hará referencia en las distintas políticas de firma, de manera que</w:t>
+      </w:r>
+      <w:r>
+        <w:t>,</w:t>
+      </w:r>
+      <w:r>
+        <w:t xml:space="preserve"> por cada uno de ellos, se le asociará su respectivo OID. Así, la clave de cada algoritmo de firma tendrá el formato </w:t>
+      </w:r>
+      <w:r>
+        <w:rPr>
+          <w:b/>
+          <w:bCs/>
+        </w:rPr>
+        <w:t xml:space="preserve">ASN1_SIGN_HASH-HASH_ALGORITHM </w:t>
+      </w:r>
+      <w:r>
         <w:t>donde:</w:t>
       </w:r>
     </w:p>
@@ -19935,7 +19230,7 @@
           <w:b/>
           <w:lang w:val="es-ES_tradnl"/>
         </w:rPr>
-        <w:t>ASN1_HASH</w:t>
+        <w:t>ASN1_SIGN_HASH</w:t>
       </w:r>
       <w:r>
         <w:rPr>
@@ -19959,7 +19254,6 @@
           <w:b/>
           <w:lang w:val="es-ES_tradnl"/>
         </w:rPr>
-        <w:lastRenderedPageBreak/>
         <w:t>HASH_ALGORITHM</w:t>
       </w:r>
       <w:r>
@@ -19978,20 +19272,26 @@
         <w:rPr>
           <w:lang w:val="es-ES_tradnl"/>
         </w:rPr>
-        <w:t xml:space="preserve"> algoritmo de hash</w:t>
-      </w:r>
-    </w:p>
-    <w:p>
-      <w:pPr>
-        <w:rPr>
-          <w:lang w:val="es-ES_tradnl"/>
-        </w:rPr>
-      </w:pPr>
-      <w:r>
-        <w:rPr>
-          <w:lang w:val="es-ES_tradnl"/>
-        </w:rPr>
-        <w:t>Por defecto, se definen los siguientes algoritmos de hash para firmas ASN.1 y PDF:</w:t>
+        <w:t xml:space="preserve"> del algoritmo de </w:t>
+      </w:r>
+      <w:r>
+        <w:rPr>
+          <w:lang w:val="es-ES_tradnl"/>
+        </w:rPr>
+        <w:t>firma</w:t>
+      </w:r>
+    </w:p>
+    <w:p>
+      <w:pPr>
+        <w:rPr>
+          <w:lang w:val="es-ES_tradnl"/>
+        </w:rPr>
+      </w:pPr>
+      <w:r>
+        <w:rPr>
+          <w:lang w:val="es-ES_tradnl"/>
+        </w:rPr>
+        <w:t>Por defecto, se definen los siguientes algoritmos de firma para firmas ASN.1 y PDF:</w:t>
       </w:r>
     </w:p>
     <w:p>
@@ -20018,7 +19318,7 @@
           <w:sz w:val="20"/>
           <w:lang w:val="en-US"/>
         </w:rPr>
-        <w:t>ASN1_HASH-SHA1 = 1.3.14.3.2.26</w:t>
+        <w:t>ASN1_SIGN_HASH-SHA1WithRSA = 1.2.840.113549.1.1.5</w:t>
       </w:r>
     </w:p>
     <w:p>
@@ -20045,7 +19345,7 @@
           <w:sz w:val="20"/>
           <w:lang w:val="en-US"/>
         </w:rPr>
-        <w:t>ASN1_HASH-SHA256 = 2.16.840.1.101.3.4.2.1</w:t>
+        <w:t>ASN1_SIGN_HASH-SHA256WithRSA = 1.2.840.113549.1.1.11</w:t>
       </w:r>
     </w:p>
     <w:p>
@@ -20062,6 +19362,7 @@
           <w:rFonts w:ascii="Courier New" w:hAnsi="Courier New" w:cs="Courier New"/>
           <w:noProof/>
           <w:sz w:val="20"/>
+          <w:lang w:val="en-US"/>
         </w:rPr>
       </w:pPr>
       <w:r>
@@ -20069,187 +19370,9 @@
           <w:rFonts w:ascii="Courier New" w:hAnsi="Courier New" w:cs="Courier New"/>
           <w:noProof/>
           <w:sz w:val="20"/>
-        </w:rPr>
-        <w:t>ASN1_HASH-SHA512 = 2.16.840.1.101.3.4.2.3</w:t>
-      </w:r>
-    </w:p>
-    <w:p>
-      <w:pPr>
-        <w:rPr>
-          <w:lang w:val="es-ES_tradnl"/>
-        </w:rPr>
-      </w:pPr>
-      <w:r>
-        <w:rPr>
-          <w:lang w:val="es-ES_tradnl"/>
-        </w:rPr>
-        <w:t>Todo algoritmo de hash para firmas ASN.1 y PDF que se indique en la configuración de alguna política de firma deberá estar definido siguiendo el modelo antes indicado.</w:t>
-      </w:r>
-    </w:p>
-    <w:p>
-      <w:pPr>
-        <w:rPr>
-          <w:lang w:val="es-ES_tradnl"/>
-        </w:rPr>
-      </w:pPr>
-    </w:p>
-    <w:p>
-      <w:pPr>
-        <w:pStyle w:val="Ttulo5"/>
-      </w:pPr>
-      <w:bookmarkStart w:id="77" w:name="_Listado_de_OIDs_1"/>
-      <w:bookmarkStart w:id="78" w:name="_Ref411519403"/>
-      <w:bookmarkEnd w:id="77"/>
-      <w:r>
-        <w:t xml:space="preserve">Listado de </w:t>
-      </w:r>
-      <w:proofErr w:type="spellStart"/>
-      <w:r>
-        <w:t>OIDs</w:t>
-      </w:r>
-      <w:proofErr w:type="spellEnd"/>
-      <w:r>
-        <w:t xml:space="preserve"> para A</w:t>
-      </w:r>
-      <w:r>
-        <w:t xml:space="preserve">lgoritmos de </w:t>
-      </w:r>
-      <w:r>
-        <w:t>F</w:t>
-      </w:r>
-      <w:r>
-        <w:t xml:space="preserve">irma en </w:t>
-      </w:r>
-      <w:r>
-        <w:t>F</w:t>
-      </w:r>
-      <w:r>
-        <w:t>irmas ASN.1 y PDF</w:t>
-      </w:r>
-      <w:bookmarkEnd w:id="78"/>
-    </w:p>
-    <w:p>
-      <w:pPr>
-        <w:rPr>
-          <w:lang w:val="es-ES_tradnl"/>
-        </w:rPr>
-      </w:pPr>
-      <w:r>
-        <w:rPr>
-          <w:lang w:val="es-ES_tradnl"/>
-        </w:rPr>
-        <w:t>Este bloque define los algoritmos de firma para firmas ASN.1 y PDF a los que se hará referencia en las distintas políticas de firma, de manera que</w:t>
-      </w:r>
-      <w:r>
-        <w:rPr>
-          <w:lang w:val="es-ES_tradnl"/>
-        </w:rPr>
-        <w:t>,</w:t>
-      </w:r>
-      <w:r>
-        <w:rPr>
-          <w:lang w:val="es-ES_tradnl"/>
-        </w:rPr>
-        <w:t xml:space="preserve"> por cada uno de ellos, se le asociará su respectivo OID. Así, la clave de cada algoritmo de firma tendrá el formato </w:t>
-      </w:r>
-      <w:r>
-        <w:rPr>
-          <w:b/>
-          <w:lang w:val="es-ES_tradnl"/>
-        </w:rPr>
-        <w:t>ASN1_SIGN_HASH-HASH_ALGORITHM</w:t>
-      </w:r>
-      <w:r>
-        <w:rPr>
-          <w:b/>
-          <w:lang w:val="es-ES_tradnl"/>
-        </w:rPr>
-        <w:t xml:space="preserve"> </w:t>
-      </w:r>
-      <w:r>
-        <w:rPr>
-          <w:lang w:val="es-ES_tradnl"/>
-        </w:rPr>
-        <w:t>donde:</w:t>
-      </w:r>
-    </w:p>
-    <w:p>
-      <w:pPr>
-        <w:numPr>
-          <w:ilvl w:val="0"/>
-          <w:numId w:val="29"/>
-        </w:numPr>
-        <w:rPr>
-          <w:lang w:val="es-ES_tradnl"/>
-        </w:rPr>
-      </w:pPr>
-      <w:r>
-        <w:rPr>
-          <w:b/>
-          <w:lang w:val="es-ES_tradnl"/>
-        </w:rPr>
-        <w:t>ASN1_SIGN_HASH</w:t>
-      </w:r>
-      <w:r>
-        <w:rPr>
-          <w:lang w:val="es-ES_tradnl"/>
-        </w:rPr>
-        <w:t xml:space="preserve"> es una cadena de texto fijo</w:t>
-      </w:r>
-    </w:p>
-    <w:p>
-      <w:pPr>
-        <w:numPr>
-          <w:ilvl w:val="0"/>
-          <w:numId w:val="29"/>
-        </w:numPr>
-        <w:rPr>
-          <w:lang w:val="es-ES_tradnl"/>
-        </w:rPr>
-      </w:pPr>
-      <w:r>
-        <w:rPr>
-          <w:b/>
-          <w:lang w:val="es-ES_tradnl"/>
-        </w:rPr>
-        <w:t>HASH_ALGORITHM</w:t>
-      </w:r>
-      <w:r>
-        <w:rPr>
-          <w:lang w:val="es-ES_tradnl"/>
-        </w:rPr>
-        <w:t xml:space="preserve"> es una cadena de texto con </w:t>
-      </w:r>
-      <w:r>
-        <w:rPr>
-          <w:lang w:val="es-ES_tradnl"/>
-        </w:rPr>
-        <w:t>el nombre</w:t>
-      </w:r>
-      <w:r>
-        <w:rPr>
-          <w:lang w:val="es-ES_tradnl"/>
-        </w:rPr>
-        <w:t xml:space="preserve"> del algoritmo de </w:t>
-      </w:r>
-      <w:r>
-        <w:rPr>
-          <w:lang w:val="es-ES_tradnl"/>
-        </w:rPr>
-        <w:t>firma</w:t>
-      </w:r>
-    </w:p>
-    <w:p>
-      <w:pPr>
-        <w:rPr>
-          <w:lang w:val="es-ES_tradnl"/>
-        </w:rPr>
-      </w:pPr>
-      <w:r>
-        <w:rPr>
-          <w:lang w:val="es-ES_tradnl"/>
-        </w:rPr>
-        <w:t>Por defecto, se definen los siguientes algoritmos de firma para firmas ASN.1 y PDF:</w:t>
+          <w:lang w:val="en-US"/>
+        </w:rPr>
+        <w:t>ASN1_SIGN_HASH-SHA512WithRSA = 1.2.840.113549.1.1.13</w:t>
       </w:r>
     </w:p>
     <w:p>
@@ -20276,7 +19399,7 @@
           <w:sz w:val="20"/>
           <w:lang w:val="en-US"/>
         </w:rPr>
-        <w:t>ASN1_SIGN_HASH-SHA1WithRSA = 1.2.840.113549.1.1.5</w:t>
+        <w:t>ASN1_SIGN_HASH-SHA1WithECDSA = 1.2.840.10045.4.1</w:t>
       </w:r>
     </w:p>
     <w:p>
@@ -20303,7 +19426,7 @@
           <w:sz w:val="20"/>
           <w:lang w:val="en-US"/>
         </w:rPr>
-        <w:t>ASN1_SIGN_HASH-SHA256WithRSA = 1.2.840.113549.1.1.11</w:t>
+        <w:t>ASN1_SIGN_HASH-SHA256WithECDSA = 1.2.840.10045.4.3.2</w:t>
       </w:r>
     </w:p>
     <w:p>
@@ -20320,6 +19443,7 @@
           <w:rFonts w:ascii="Courier New" w:hAnsi="Courier New" w:cs="Courier New"/>
           <w:noProof/>
           <w:sz w:val="20"/>
+          <w:lang w:val="en-US"/>
         </w:rPr>
       </w:pPr>
       <w:r>
@@ -20327,8 +19451,18 @@
           <w:rFonts w:ascii="Courier New" w:hAnsi="Courier New" w:cs="Courier New"/>
           <w:noProof/>
           <w:sz w:val="20"/>
-        </w:rPr>
-        <w:t xml:space="preserve">ASN1_SIGN_HASH-SHA512WithRSA = 1.2.840.113549.1.1.13 </w:t>
+          <w:lang w:val="en-US"/>
+        </w:rPr>
+        <w:t>ASN1_SIGN_HASH-SHA512WithECDSA = 1.2.840.10045.4.3.4</w:t>
+      </w:r>
+      <w:r>
+        <w:rPr>
+          <w:rFonts w:ascii="Courier New" w:hAnsi="Courier New" w:cs="Courier New"/>
+          <w:noProof/>
+          <w:sz w:val="20"/>
+          <w:lang w:val="en-US"/>
+        </w:rPr>
+        <w:t xml:space="preserve"> </w:t>
       </w:r>
     </w:p>
     <w:p>
@@ -20521,7 +19655,6 @@
         <w:rPr>
           <w:b/>
         </w:rPr>
-        <w:lastRenderedPageBreak/>
         <w:t>PDF_POLICY_ID:</w:t>
       </w:r>
       <w:r>
@@ -20743,6 +19876,7 @@
     </w:p>
     <w:p>
       <w:r>
+        <w:lastRenderedPageBreak/>
         <w:t xml:space="preserve">Si la política de firma se refiere a firmas ASN.1 </w:t>
       </w:r>
       <w:r>
@@ -20912,7 +20046,6 @@
     </w:p>
     <w:p>
       <w:r>
-        <w:lastRenderedPageBreak/>
         <w:t>Por ejemplo:</w:t>
       </w:r>
     </w:p>
@@ -21185,6 +20318,7 @@
         </w:numPr>
       </w:pPr>
       <w:r>
+        <w:lastRenderedPageBreak/>
         <w:t>SHA-256</w:t>
       </w:r>
     </w:p>
@@ -21341,7 +20475,6 @@
         <w:ind w:left="63"/>
       </w:pPr>
       <w:r>
-        <w:lastRenderedPageBreak/>
         <w:t>Por ejemplo:</w:t>
       </w:r>
     </w:p>
@@ -21647,6 +20780,7 @@
     </w:p>
     <w:p>
       <w:r>
+        <w:lastRenderedPageBreak/>
         <w:t>Cada elemento estará separado por coma (,).</w:t>
       </w:r>
       <w:r>
@@ -21895,7 +21029,6 @@
           <w:sz w:val="20"/>
           <w:lang w:val="en-US"/>
         </w:rPr>
-        <w:lastRenderedPageBreak/>
         <w:t>XML_AGE_1.9_URL-ALLOWED_SIGN_ALGORITHM = XML_SIGN_HASH-SHA1WithRSA,XML_SIGN_HASH-SHA256WithRSA,XML_SIGN_HASH-SHA512WithRSA</w:t>
       </w:r>
     </w:p>
@@ -22188,6 +21321,7 @@
           <w:sz w:val="20"/>
           <w:lang w:val="en-US"/>
         </w:rPr>
+        <w:lastRenderedPageBreak/>
         <w:t>ASN1_AGE_1.9-MANDATORY_SIGNED_ELEMENTS = ContentType,MessageDigest,SigningCertificate|SigningCertificateV2,SigningTime,SignaturePolicyIdentifier,ContentHints</w:t>
       </w:r>
     </w:p>
@@ -22329,7 +21463,6 @@
     </w:p>
     <w:p>
       <w:r>
-        <w:lastRenderedPageBreak/>
         <w:t>Los elementos pueden ser XML o ASN.1. Cada elemento estará separado por coma (,). Para especificar que se debe elegir entre varios se usará el operador lógico OR (|).</w:t>
       </w:r>
       <w:r>
@@ -22611,14 +21744,12 @@
       <w:r>
         <w:t>Los elementos pueden ser XML o ASN.1. Cada elemento estará separado por coma (,). Para especificar que se debe elegir entre varios se usará el operador lógico OR (|</w:t>
       </w:r>
-      <w:proofErr w:type="gramStart"/>
       <w:r>
         <w:t>).</w:t>
       </w:r>
       <w:r>
-        <w:t>Tendrá</w:t>
-      </w:r>
-      <w:proofErr w:type="gramEnd"/>
+        <w:t xml:space="preserve"> Tendrá</w:t>
+      </w:r>
       <w:r>
         <w:t xml:space="preserve"> el formato </w:t>
       </w:r>
@@ -22675,6 +21806,7 @@
         <w:rPr>
           <w:b/>
         </w:rPr>
+        <w:lastRenderedPageBreak/>
         <w:t>MANDATORY_UNSIGNED_ELEMENTS</w:t>
       </w:r>
       <w:r>
@@ -22910,7 +22042,6 @@
     </w:p>
     <w:p>
       <w:r>
-        <w:lastRenderedPageBreak/>
         <w:t>Los elementos pueden ser XML o ASN.1. Cada elemento estará separado por coma (,). Para especificar que se debe elegir entre varios se usará el operador lógico OR (|).</w:t>
       </w:r>
       <w:r>
@@ -23305,6 +22436,7 @@
           <w:sz w:val="20"/>
           <w:lang w:val="en-US"/>
         </w:rPr>
+        <w:lastRenderedPageBreak/>
         <w:t>ASN1_AGE_1.9-NOT_ALLOWED_SIGNED_ELEMENTS = ContentType,MessageDigest,SigningCertificateV2</w:t>
       </w:r>
     </w:p>
@@ -23459,7 +22591,6 @@
     </w:p>
     <w:p>
       <w:r>
-        <w:lastRenderedPageBreak/>
         <w:t>Los elementos pueden ser XML o ASN.1. Cada elemento estará separado por coma (,).</w:t>
       </w:r>
       <w:r>
@@ -23796,6 +22927,7 @@
         <w:rPr>
           <w:b/>
         </w:rPr>
+        <w:lastRenderedPageBreak/>
         <w:t>REQUIRED_ENTRIES</w:t>
       </w:r>
       <w:r>
@@ -23974,7 +23106,6 @@
         <w:rPr>
           <w:lang w:val="en-US"/>
         </w:rPr>
-        <w:lastRenderedPageBreak/>
         <w:t xml:space="preserve">Por </w:t>
       </w:r>
       <w:r>
@@ -24245,7 +23376,11 @@
         <w:t>xadesv141</w:t>
       </w:r>
       <w:r>
-        <w:t>. Cada elemento estará separado por coma (,). Para especificar que se debe elegir entre varios se usará el operador lógico OR (|).</w:t>
+        <w:t xml:space="preserve">. Cada elemento estará </w:t>
+      </w:r>
+      <w:r>
+        <w:lastRenderedPageBreak/>
+        <w:t>separado por coma (,). Para especificar que se debe elegir entre varios se usará el operador lógico OR (|).</w:t>
       </w:r>
       <w:r>
         <w:t xml:space="preserve"> </w:t>
@@ -24422,7 +23557,6 @@
         </w:rPr>
       </w:pPr>
       <w:r>
-        <w:lastRenderedPageBreak/>
         <w:t xml:space="preserve">Para un elemento se puede especificar su lista de hijos </w:t>
       </w:r>
       <w:r>
@@ -24761,6 +23895,7 @@
         <w:rPr>
           <w:b/>
         </w:rPr>
+        <w:lastRenderedPageBreak/>
         <w:t>NOT_ALLOWED_CHILD</w:t>
       </w:r>
       <w:r>
@@ -24967,7 +24102,6 @@
         <w:rPr>
           <w:b/>
         </w:rPr>
-        <w:lastRenderedPageBreak/>
         <w:t>REQUIRED_VALUE</w:t>
       </w:r>
       <w:r>
@@ -25338,6 +24472,7 @@
         <w:rPr>
           <w:b/>
         </w:rPr>
+        <w:lastRenderedPageBreak/>
         <w:t xml:space="preserve">ELEMENT_NAME </w:t>
       </w:r>
       <w:r>
@@ -25676,7 +24811,6 @@
     </w:p>
     <w:p>
       <w:r>
-        <w:lastRenderedPageBreak/>
         <w:t>Sólo ap</w:t>
       </w:r>
       <w:r>
@@ -26134,7 +25268,6 @@
         <w:rPr>
           <w:b/>
         </w:rPr>
-        <w:lastRenderedPageBreak/>
         <w:t>JCEKS</w:t>
       </w:r>
     </w:p>
@@ -26301,9 +25434,10 @@
       </w:r>
       <w:r>
         <w:rPr>
-          <w:lang w:val="es-ES_tradnl"/>
-        </w:rPr>
-        <w:sym w:font="Wingdings" w:char="F0E0"/>
+          <w:rFonts w:ascii="Wingdings" w:eastAsia="Wingdings" w:hAnsi="Wingdings" w:cs="Wingdings"/>
+          <w:lang w:val="es-ES_tradnl"/>
+        </w:rPr>
+        <w:t>à</w:t>
       </w:r>
       <w:r>
         <w:t xml:space="preserve"> </w:t>
@@ -26346,9 +25480,10 @@
       </w:r>
       <w:r>
         <w:rPr>
-          <w:lang w:val="es-ES_tradnl"/>
-        </w:rPr>
-        <w:sym w:font="Wingdings" w:char="F0E0"/>
+          <w:rFonts w:ascii="Wingdings" w:eastAsia="Wingdings" w:hAnsi="Wingdings" w:cs="Wingdings"/>
+          <w:lang w:val="es-ES_tradnl"/>
+        </w:rPr>
+        <w:t>à</w:t>
       </w:r>
       <w:r>
         <w:rPr>
@@ -26477,6 +25612,7 @@
         <w:rPr>
           <w:b/>
         </w:rPr>
+        <w:lastRenderedPageBreak/>
         <w:t>JCEKS</w:t>
       </w:r>
     </w:p>
@@ -26630,9 +25766,10 @@
       </w:r>
       <w:r>
         <w:rPr>
-          <w:lang w:val="es-ES_tradnl"/>
-        </w:rPr>
-        <w:sym w:font="Wingdings" w:char="F0E0"/>
+          <w:rFonts w:ascii="Wingdings" w:eastAsia="Wingdings" w:hAnsi="Wingdings" w:cs="Wingdings"/>
+          <w:lang w:val="es-ES_tradnl"/>
+        </w:rPr>
+        <w:t>à</w:t>
       </w:r>
       <w:r>
         <w:t xml:space="preserve"> </w:t>
@@ -26659,7 +25796,6 @@
           <w:b/>
           <w:lang w:val="es-ES_tradnl"/>
         </w:rPr>
-        <w:lastRenderedPageBreak/>
         <w:t>false</w:t>
       </w:r>
       <w:r>
@@ -26670,9 +25806,10 @@
       </w:r>
       <w:r>
         <w:rPr>
-          <w:lang w:val="es-ES_tradnl"/>
-        </w:rPr>
-        <w:sym w:font="Wingdings" w:char="F0E0"/>
+          <w:rFonts w:ascii="Wingdings" w:eastAsia="Wingdings" w:hAnsi="Wingdings" w:cs="Wingdings"/>
+          <w:lang w:val="es-ES_tradnl"/>
+        </w:rPr>
+        <w:t>à</w:t>
       </w:r>
       <w:r>
         <w:rPr>
@@ -26781,9 +25918,10 @@
       </w:r>
       <w:r>
         <w:rPr>
-          <w:lang w:val="es-ES_tradnl"/>
-        </w:rPr>
-        <w:sym w:font="Wingdings" w:char="F0E0"/>
+          <w:rFonts w:ascii="Wingdings" w:eastAsia="Wingdings" w:hAnsi="Wingdings" w:cs="Wingdings"/>
+          <w:lang w:val="es-ES_tradnl"/>
+        </w:rPr>
+        <w:t>à</w:t>
       </w:r>
       <w:r>
         <w:t xml:space="preserve"> </w:t>
@@ -26820,9 +25958,10 @@
       </w:r>
       <w:r>
         <w:rPr>
-          <w:lang w:val="es-ES_tradnl"/>
-        </w:rPr>
-        <w:sym w:font="Wingdings" w:char="F0E0"/>
+          <w:rFonts w:ascii="Wingdings" w:eastAsia="Wingdings" w:hAnsi="Wingdings" w:cs="Wingdings"/>
+          <w:lang w:val="es-ES_tradnl"/>
+        </w:rPr>
+        <w:t>à</w:t>
       </w:r>
       <w:r>
         <w:rPr>
@@ -26942,6 +26081,7 @@
         <w:rPr>
           <w:b/>
         </w:rPr>
+        <w:lastRenderedPageBreak/>
         <w:t>OCSP_HTTPS_KEYSTORE_PASSWORD:</w:t>
       </w:r>
       <w:r>
@@ -26956,7 +26096,7 @@
       <w:pPr>
         <w:pStyle w:val="Ttulo3"/>
       </w:pPr>
-      <w:bookmarkStart w:id="80" w:name="_Toc189562363"/>
+      <w:bookmarkStart w:id="80" w:name="_Toc190366230"/>
       <w:r>
         <w:t>Configuraciones de acceso a TS@</w:t>
       </w:r>
@@ -26983,16 +26123,12 @@
         <w:rPr>
           <w:rFonts w:cs="Calibri"/>
           <w:spacing w:val="0"/>
-          <w:szCs w:val="24"/>
-          <w:lang w:val="es-ES_tradnl" w:eastAsia="es-ES_tradnl"/>
         </w:rPr>
       </w:pPr>
       <w:r>
         <w:rPr>
           <w:rFonts w:cs="Calibri"/>
           <w:spacing w:val="0"/>
-          <w:szCs w:val="24"/>
-          <w:lang w:val="es-ES_tradnl" w:eastAsia="es-ES_tradnl"/>
         </w:rPr>
         <w:t xml:space="preserve">El nombre del fichero queda a elección del integrador y se definirá en el fichero </w:t>
       </w:r>
@@ -27001,8 +26137,6 @@
         <w:rPr>
           <w:rFonts w:cs="Calibri"/>
           <w:spacing w:val="0"/>
-          <w:szCs w:val="24"/>
-          <w:lang w:val="es-ES_tradnl" w:eastAsia="es-ES_tradnl"/>
         </w:rPr>
         <w:t>mappingFiles.properties</w:t>
       </w:r>
@@ -27011,8 +26145,6 @@
         <w:rPr>
           <w:rFonts w:cs="Calibri"/>
           <w:spacing w:val="0"/>
-          <w:szCs w:val="24"/>
-          <w:lang w:val="es-ES_tradnl" w:eastAsia="es-ES_tradnl"/>
         </w:rPr>
         <w:t xml:space="preserve">. Se propone como nombre </w:t>
       </w:r>
@@ -27021,8 +26153,6 @@
         <w:rPr>
           <w:rFonts w:cs="Calibri"/>
           <w:spacing w:val="0"/>
-          <w:szCs w:val="24"/>
-          <w:lang w:val="es-ES_tradnl" w:eastAsia="es-ES_tradnl"/>
         </w:rPr>
         <w:t>tsa</w:t>
       </w:r>
@@ -27030,8 +26160,6 @@
         <w:rPr>
           <w:rFonts w:cs="Calibri"/>
           <w:spacing w:val="0"/>
-          <w:szCs w:val="24"/>
-          <w:lang w:val="es-ES_tradnl" w:eastAsia="es-ES_tradnl"/>
         </w:rPr>
         <w:t>idClienteidAplicacion</w:t>
       </w:r>
@@ -27039,8 +26167,6 @@
         <w:rPr>
           <w:rFonts w:cs="Calibri"/>
           <w:spacing w:val="0"/>
-          <w:szCs w:val="24"/>
-          <w:lang w:val="es-ES_tradnl" w:eastAsia="es-ES_tradnl"/>
         </w:rPr>
         <w:t>.properties</w:t>
       </w:r>
@@ -27049,8 +26175,6 @@
         <w:rPr>
           <w:rFonts w:cs="Calibri"/>
           <w:spacing w:val="0"/>
-          <w:szCs w:val="24"/>
-          <w:lang w:val="es-ES_tradnl" w:eastAsia="es-ES_tradnl"/>
         </w:rPr>
         <w:t xml:space="preserve"> siendo</w:t>
       </w:r>
@@ -27058,8 +26182,6 @@
         <w:rPr>
           <w:rFonts w:cs="Calibri"/>
           <w:spacing w:val="0"/>
-          <w:szCs w:val="24"/>
-          <w:lang w:val="es-ES_tradnl" w:eastAsia="es-ES_tradnl"/>
         </w:rPr>
         <w:t xml:space="preserve"> </w:t>
       </w:r>
@@ -27068,8 +26190,6 @@
         <w:rPr>
           <w:rFonts w:cs="Calibri"/>
           <w:spacing w:val="0"/>
-          <w:szCs w:val="24"/>
-          <w:lang w:val="es-ES_tradnl" w:eastAsia="es-ES_tradnl"/>
         </w:rPr>
         <w:t>idCliente</w:t>
       </w:r>
@@ -27078,8 +26198,6 @@
         <w:rPr>
           <w:rFonts w:cs="Calibri"/>
           <w:spacing w:val="0"/>
-          <w:szCs w:val="24"/>
-          <w:lang w:val="es-ES_tradnl" w:eastAsia="es-ES_tradnl"/>
         </w:rPr>
         <w:t xml:space="preserve"> el identificador del cliente que envía la petición e </w:t>
       </w:r>
@@ -27088,8 +26206,6 @@
         <w:rPr>
           <w:rFonts w:cs="Calibri"/>
           <w:spacing w:val="0"/>
-          <w:szCs w:val="24"/>
-          <w:lang w:val="es-ES_tradnl" w:eastAsia="es-ES_tradnl"/>
         </w:rPr>
         <w:t>idAplicacion</w:t>
       </w:r>
@@ -27098,8 +26214,6 @@
         <w:rPr>
           <w:rFonts w:cs="Calibri"/>
           <w:spacing w:val="0"/>
-          <w:szCs w:val="24"/>
-          <w:lang w:val="es-ES_tradnl" w:eastAsia="es-ES_tradnl"/>
         </w:rPr>
         <w:t xml:space="preserve"> el identificador de la aplicación TS@ utilizada para la comunicación con TS@.</w:t>
       </w:r>
@@ -27159,7 +26273,6 @@
         <w:rPr>
           <w:b/>
         </w:rPr>
-        <w:lastRenderedPageBreak/>
         <w:t>renewTimeStampWS.validationLevel</w:t>
       </w:r>
       <w:proofErr w:type="spellEnd"/>
@@ -27184,7 +26297,10 @@
         <w:t xml:space="preserve">0 </w:t>
       </w:r>
       <w:r>
-        <w:sym w:font="Wingdings" w:char="F0E0"/>
+        <w:rPr>
+          <w:rFonts w:ascii="Wingdings" w:eastAsia="Wingdings" w:hAnsi="Wingdings" w:cs="Wingdings"/>
+        </w:rPr>
+        <w:t>à</w:t>
       </w:r>
       <w:r>
         <w:t xml:space="preserve"> No se llevará a cabo ninguna validación. </w:t>
@@ -27210,7 +26326,10 @@
         <w:t xml:space="preserve">1 </w:t>
       </w:r>
       <w:r>
-        <w:sym w:font="Wingdings" w:char="F0E0"/>
+        <w:rPr>
+          <w:rFonts w:ascii="Wingdings" w:eastAsia="Wingdings" w:hAnsi="Wingdings" w:cs="Wingdings"/>
+        </w:rPr>
+        <w:t>à</w:t>
       </w:r>
       <w:r>
         <w:t xml:space="preserve"> Validación de la integridad. Se comprobará si el documento de entrada (</w:t>
@@ -27238,7 +26357,10 @@
         <w:t xml:space="preserve">2 </w:t>
       </w:r>
       <w:r>
-        <w:sym w:font="Wingdings" w:char="F0E0"/>
+        <w:rPr>
+          <w:rFonts w:ascii="Wingdings" w:eastAsia="Wingdings" w:hAnsi="Wingdings" w:cs="Wingdings"/>
+        </w:rPr>
+        <w:t>à</w:t>
       </w:r>
       <w:r>
         <w:t xml:space="preserve"> Validación completa. El sello de tiempo a renovar será previamente validado contra TS@.</w:t>
@@ -27288,7 +26410,10 @@
         <w:t xml:space="preserve"> </w:t>
       </w:r>
       <w:r>
-        <w:sym w:font="Wingdings" w:char="F0E0"/>
+        <w:rPr>
+          <w:rFonts w:ascii="Wingdings" w:eastAsia="Wingdings" w:hAnsi="Wingdings" w:cs="Wingdings"/>
+        </w:rPr>
+        <w:t>à</w:t>
       </w:r>
       <w:r>
         <w:t xml:space="preserve"> Autorización por usuario y </w:t>
@@ -27314,7 +26439,10 @@
         <w:t xml:space="preserve"> </w:t>
       </w:r>
       <w:r>
-        <w:sym w:font="Wingdings" w:char="F0E0"/>
+        <w:rPr>
+          <w:rFonts w:ascii="Wingdings" w:eastAsia="Wingdings" w:hAnsi="Wingdings" w:cs="Wingdings"/>
+        </w:rPr>
+        <w:t>à</w:t>
       </w:r>
       <w:r>
         <w:t xml:space="preserve"> </w:t>
@@ -27345,7 +26473,10 @@
         <w:t xml:space="preserve"> </w:t>
       </w:r>
       <w:r>
-        <w:sym w:font="Wingdings" w:char="F0E0"/>
+        <w:rPr>
+          <w:rFonts w:ascii="Wingdings" w:eastAsia="Wingdings" w:hAnsi="Wingdings" w:cs="Wingdings"/>
+        </w:rPr>
+        <w:t>à</w:t>
       </w:r>
       <w:r>
         <w:t xml:space="preserve"> </w:t>
@@ -27457,6 +26588,7 @@
         <w:rPr>
           <w:b/>
         </w:rPr>
+        <w:lastRenderedPageBreak/>
         <w:t>X509CertificateToken.inclusionMethod:</w:t>
       </w:r>
       <w:r>
@@ -27486,7 +26618,10 @@
         <w:t xml:space="preserve"> </w:t>
       </w:r>
       <w:r>
-        <w:sym w:font="Wingdings" w:char="F0E0"/>
+        <w:rPr>
+          <w:rFonts w:ascii="Wingdings" w:eastAsia="Wingdings" w:hAnsi="Wingdings" w:cs="Wingdings"/>
+        </w:rPr>
+        <w:t>à</w:t>
       </w:r>
       <w:r>
         <w:t xml:space="preserve"> </w:t>
@@ -27522,7 +26657,10 @@
         <w:t xml:space="preserve"> </w:t>
       </w:r>
       <w:r>
-        <w:sym w:font="Wingdings" w:char="F0E0"/>
+        <w:rPr>
+          <w:rFonts w:ascii="Wingdings" w:eastAsia="Wingdings" w:hAnsi="Wingdings" w:cs="Wingdings"/>
+        </w:rPr>
+        <w:t>à</w:t>
       </w:r>
       <w:r>
         <w:t xml:space="preserve"> </w:t>
@@ -27565,7 +26703,10 @@
         <w:t xml:space="preserve"> </w:t>
       </w:r>
       <w:r>
-        <w:sym w:font="Wingdings" w:char="F0E0"/>
+        <w:rPr>
+          <w:rFonts w:ascii="Wingdings" w:eastAsia="Wingdings" w:hAnsi="Wingdings" w:cs="Wingdings"/>
+        </w:rPr>
+        <w:t>à</w:t>
       </w:r>
       <w:r>
         <w:rPr>
@@ -27651,7 +26792,6 @@
         <w:rPr>
           <w:b/>
         </w:rPr>
-        <w:lastRenderedPageBreak/>
         <w:t>JKS</w:t>
       </w:r>
     </w:p>
@@ -27780,7 +26920,10 @@
         <w:t xml:space="preserve"> </w:t>
       </w:r>
       <w:r>
-        <w:sym w:font="Wingdings" w:char="F0E0"/>
+        <w:rPr>
+          <w:rFonts w:ascii="Wingdings" w:eastAsia="Wingdings" w:hAnsi="Wingdings" w:cs="Wingdings"/>
+        </w:rPr>
+        <w:t>à</w:t>
       </w:r>
       <w:r>
         <w:t xml:space="preserve"> </w:t>
@@ -27822,7 +26965,10 @@
         <w:t xml:space="preserve"> </w:t>
       </w:r>
       <w:r>
-        <w:sym w:font="Wingdings" w:char="F0E0"/>
+        <w:rPr>
+          <w:rFonts w:ascii="Wingdings" w:eastAsia="Wingdings" w:hAnsi="Wingdings" w:cs="Wingdings"/>
+        </w:rPr>
+        <w:t>à</w:t>
       </w:r>
       <w:r>
         <w:t xml:space="preserve"> </w:t>
@@ -27912,6 +27058,7 @@
         <w:rPr>
           <w:b/>
         </w:rPr>
+        <w:lastRenderedPageBreak/>
         <w:t>PKCS12</w:t>
       </w:r>
     </w:p>
@@ -28075,14 +27222,16 @@
         <w:rPr>
           <w:b/>
         </w:rPr>
-        <w:lastRenderedPageBreak/>
         <w:t>true</w:t>
       </w:r>
       <w:r>
         <w:t xml:space="preserve"> </w:t>
       </w:r>
       <w:r>
-        <w:sym w:font="Wingdings" w:char="F0E0"/>
+        <w:rPr>
+          <w:rFonts w:ascii="Wingdings" w:eastAsia="Wingdings" w:hAnsi="Wingdings" w:cs="Wingdings"/>
+        </w:rPr>
+        <w:t>à</w:t>
       </w:r>
       <w:r>
         <w:t xml:space="preserve"> </w:t>
@@ -28108,7 +27257,10 @@
         <w:t xml:space="preserve"> </w:t>
       </w:r>
       <w:r>
-        <w:sym w:font="Wingdings" w:char="F0E0"/>
+        <w:rPr>
+          <w:rFonts w:ascii="Wingdings" w:eastAsia="Wingdings" w:hAnsi="Wingdings" w:cs="Wingdings"/>
+        </w:rPr>
+        <w:t>à</w:t>
       </w:r>
       <w:r>
         <w:t xml:space="preserve"> </w:t>
@@ -28266,7 +27418,10 @@
         <w:t xml:space="preserve"> </w:t>
       </w:r>
       <w:r>
-        <w:sym w:font="Wingdings" w:char="F0E0"/>
+        <w:rPr>
+          <w:rFonts w:ascii="Wingdings" w:eastAsia="Wingdings" w:hAnsi="Wingdings" w:cs="Wingdings"/>
+        </w:rPr>
+        <w:t>à</w:t>
       </w:r>
       <w:r>
         <w:t xml:space="preserve"> </w:t>
@@ -28292,7 +27447,10 @@
         <w:t xml:space="preserve"> </w:t>
       </w:r>
       <w:r>
-        <w:sym w:font="Wingdings" w:char="F0E0"/>
+        <w:rPr>
+          <w:rFonts w:ascii="Wingdings" w:eastAsia="Wingdings" w:hAnsi="Wingdings" w:cs="Wingdings"/>
+        </w:rPr>
+        <w:t>à</w:t>
       </w:r>
       <w:r>
         <w:t xml:space="preserve"> </w:t>
@@ -28386,6 +27544,7 @@
         <w:rPr>
           <w:b/>
         </w:rPr>
+        <w:lastRenderedPageBreak/>
         <w:t>PKCS12</w:t>
       </w:r>
     </w:p>
@@ -28526,7 +27685,6 @@
         <w:rPr>
           <w:b/>
         </w:rPr>
-        <w:lastRenderedPageBreak/>
         <w:t>response.SAML.keystoreType</w:t>
       </w:r>
       <w:proofErr w:type="spellEnd"/>
@@ -28798,6 +27956,7 @@
         <w:rPr>
           <w:b/>
         </w:rPr>
+        <w:lastRenderedPageBreak/>
         <w:t>rfc3161.Timeout:</w:t>
       </w:r>
       <w:r>
@@ -28929,7 +28088,6 @@
         <w:rPr>
           <w:b/>
         </w:rPr>
-        <w:lastRenderedPageBreak/>
         <w:t>rfc3161HTTPS.portNumber:</w:t>
       </w:r>
       <w:r>
@@ -28999,7 +28157,10 @@
         <w:t xml:space="preserve"> </w:t>
       </w:r>
       <w:r>
-        <w:sym w:font="Wingdings" w:char="F0E0"/>
+        <w:rPr>
+          <w:rFonts w:ascii="Wingdings" w:eastAsia="Wingdings" w:hAnsi="Wingdings" w:cs="Wingdings"/>
+        </w:rPr>
+        <w:t>à</w:t>
       </w:r>
       <w:r>
         <w:t xml:space="preserve"> El cliente se autentica mediante certificado.</w:t>
@@ -29022,7 +28183,10 @@
         <w:t xml:space="preserve"> </w:t>
       </w:r>
       <w:r>
-        <w:sym w:font="Wingdings" w:char="F0E0"/>
+        <w:rPr>
+          <w:rFonts w:ascii="Wingdings" w:eastAsia="Wingdings" w:hAnsi="Wingdings" w:cs="Wingdings"/>
+        </w:rPr>
+        <w:t>à</w:t>
       </w:r>
       <w:r>
         <w:t xml:space="preserve"> El cliente no requiere de autenticación mediante certificado.</w:t>
@@ -29173,6 +28337,7 @@
         <w:rPr>
           <w:b/>
         </w:rPr>
+        <w:lastRenderedPageBreak/>
         <w:t>rfc3161SSL.keystorePath:</w:t>
       </w:r>
       <w:r>
@@ -29307,9 +28472,8 @@
         <w:pStyle w:val="Ttulo3"/>
       </w:pPr>
       <w:bookmarkStart w:id="82" w:name="_Toc453065738"/>
-      <w:bookmarkStart w:id="83" w:name="_Toc189562364"/>
-      <w:r>
-        <w:lastRenderedPageBreak/>
+      <w:bookmarkStart w:id="83" w:name="_Toc190366231"/>
+      <w:r>
         <w:t>Configuraciones de acceso a @firma</w:t>
       </w:r>
       <w:bookmarkEnd w:id="82"/>
@@ -29549,7 +28713,10 @@
         <w:t xml:space="preserve"> </w:t>
       </w:r>
       <w:r>
-        <w:sym w:font="Wingdings" w:char="F0E0"/>
+        <w:rPr>
+          <w:rFonts w:ascii="Wingdings" w:eastAsia="Wingdings" w:hAnsi="Wingdings" w:cs="Wingdings"/>
+        </w:rPr>
+        <w:t>à</w:t>
       </w:r>
       <w:r>
         <w:t xml:space="preserve"> La invocación al servicio web se hará mediante un canal seguro.</w:t>
@@ -29572,7 +28739,10 @@
         <w:t xml:space="preserve"> </w:t>
       </w:r>
       <w:r>
-        <w:sym w:font="Wingdings" w:char="F0E0"/>
+        <w:rPr>
+          <w:rFonts w:ascii="Wingdings" w:eastAsia="Wingdings" w:hAnsi="Wingdings" w:cs="Wingdings"/>
+        </w:rPr>
+        <w:t>à</w:t>
       </w:r>
       <w:r>
         <w:t xml:space="preserve"> La invocación al servicio web se hará mediante un canal no seguro.</w:t>
@@ -29724,6 +28894,7 @@
         <w:rPr>
           <w:b/>
         </w:rPr>
+        <w:lastRenderedPageBreak/>
         <w:t>authorizationMethod</w:t>
       </w:r>
       <w:proofErr w:type="spellEnd"/>
@@ -29759,7 +28930,10 @@
         <w:t xml:space="preserve"> </w:t>
       </w:r>
       <w:r>
-        <w:sym w:font="Wingdings" w:char="F0E0"/>
+        <w:rPr>
+          <w:rFonts w:ascii="Wingdings" w:eastAsia="Wingdings" w:hAnsi="Wingdings" w:cs="Wingdings"/>
+        </w:rPr>
+        <w:t>à</w:t>
       </w:r>
       <w:r>
         <w:t xml:space="preserve"> No se utilizará ningún método de autorización.</w:t>
@@ -29784,7 +28958,10 @@
         <w:t xml:space="preserve"> </w:t>
       </w:r>
       <w:r>
-        <w:sym w:font="Wingdings" w:char="F0E0"/>
+        <w:rPr>
+          <w:rFonts w:ascii="Wingdings" w:eastAsia="Wingdings" w:hAnsi="Wingdings" w:cs="Wingdings"/>
+        </w:rPr>
+        <w:t>à</w:t>
       </w:r>
       <w:r>
         <w:t xml:space="preserve"> Se utilizará autorización mediante usuario y contraseña.</w:t>
@@ -29809,7 +28986,10 @@
         <w:t xml:space="preserve"> </w:t>
       </w:r>
       <w:r>
-        <w:sym w:font="Wingdings" w:char="F0E0"/>
+        <w:rPr>
+          <w:rFonts w:ascii="Wingdings" w:eastAsia="Wingdings" w:hAnsi="Wingdings" w:cs="Wingdings"/>
+        </w:rPr>
+        <w:t>à</w:t>
       </w:r>
       <w:r>
         <w:t xml:space="preserve"> Se utilizará autorización mediante certificado digital.</w:t>
@@ -29971,7 +29151,6 @@
         <w:rPr>
           <w:b/>
         </w:rPr>
-        <w:lastRenderedPageBreak/>
         <w:t>authorizationMethod.passwordType</w:t>
       </w:r>
       <w:proofErr w:type="spellEnd"/>
@@ -30024,7 +29203,10 @@
         <w:t xml:space="preserve"> </w:t>
       </w:r>
       <w:r>
-        <w:sym w:font="Wingdings" w:char="F0E0"/>
+        <w:rPr>
+          <w:rFonts w:ascii="Wingdings" w:eastAsia="Wingdings" w:hAnsi="Wingdings" w:cs="Wingdings"/>
+        </w:rPr>
+        <w:t>à</w:t>
       </w:r>
       <w:r>
         <w:t xml:space="preserve"> Se envía la contraseña en formato de texto plano.</w:t>
@@ -30049,7 +29231,10 @@
         <w:t xml:space="preserve"> </w:t>
       </w:r>
       <w:r>
-        <w:sym w:font="Wingdings" w:char="F0E0"/>
+        <w:rPr>
+          <w:rFonts w:ascii="Wingdings" w:eastAsia="Wingdings" w:hAnsi="Wingdings" w:cs="Wingdings"/>
+        </w:rPr>
+        <w:t>à</w:t>
       </w:r>
       <w:r>
         <w:t xml:space="preserve"> Se envía el resumen de la contraseña.</w:t>
@@ -30270,7 +29455,10 @@
         <w:t xml:space="preserve"> </w:t>
       </w:r>
       <w:r>
-        <w:sym w:font="Wingdings" w:char="F0E0"/>
+        <w:rPr>
+          <w:rFonts w:ascii="Wingdings" w:eastAsia="Wingdings" w:hAnsi="Wingdings" w:cs="Wingdings"/>
+        </w:rPr>
+        <w:t>à</w:t>
       </w:r>
       <w:r>
         <w:t xml:space="preserve"> Se validará la firma de las respuestas de los servicios de @Firma que se encuentren firmadas.</w:t>
@@ -30287,13 +29475,17 @@
         <w:rPr>
           <w:b/>
         </w:rPr>
+        <w:lastRenderedPageBreak/>
         <w:t>false</w:t>
       </w:r>
       <w:r>
         <w:t xml:space="preserve"> </w:t>
       </w:r>
       <w:r>
-        <w:sym w:font="Wingdings" w:char="F0E0"/>
+        <w:rPr>
+          <w:rFonts w:ascii="Wingdings" w:eastAsia="Wingdings" w:hAnsi="Wingdings" w:cs="Wingdings"/>
+        </w:rPr>
+        <w:t>à</w:t>
       </w:r>
       <w:r>
         <w:t xml:space="preserve"> No se validará la firma de las respuestas de los servicios de @Firma que se encuentren firmadas.</w:t>
@@ -30346,7 +29538,7 @@
         <w:pStyle w:val="Ttulo3"/>
       </w:pPr>
       <w:bookmarkStart w:id="85" w:name="_Toc453065740"/>
-      <w:bookmarkStart w:id="86" w:name="_Toc189562365"/>
+      <w:bookmarkStart w:id="86" w:name="_Toc190366232"/>
       <w:r>
         <w:t>Configuraciones de acceso a eVisor</w:t>
       </w:r>
@@ -30649,7 +29841,10 @@
         <w:t xml:space="preserve"> </w:t>
       </w:r>
       <w:r>
-        <w:sym w:font="Wingdings" w:char="F0E0"/>
+        <w:rPr>
+          <w:rFonts w:ascii="Wingdings" w:eastAsia="Wingdings" w:hAnsi="Wingdings" w:cs="Wingdings"/>
+        </w:rPr>
+        <w:t>à</w:t>
       </w:r>
       <w:r>
         <w:t xml:space="preserve"> La invocación al servicio web se hará mediante un canal seguro.</w:t>
@@ -30672,7 +29867,10 @@
         <w:t xml:space="preserve"> </w:t>
       </w:r>
       <w:r>
-        <w:sym w:font="Wingdings" w:char="F0E0"/>
+        <w:rPr>
+          <w:rFonts w:ascii="Wingdings" w:eastAsia="Wingdings" w:hAnsi="Wingdings" w:cs="Wingdings"/>
+        </w:rPr>
+        <w:t>à</w:t>
       </w:r>
       <w:r>
         <w:t xml:space="preserve"> La invocación al servicio web se hará mediante un canal no seguro.</w:t>
@@ -30859,7 +30057,10 @@
         <w:t xml:space="preserve"> </w:t>
       </w:r>
       <w:r>
-        <w:sym w:font="Wingdings" w:char="F0E0"/>
+        <w:rPr>
+          <w:rFonts w:ascii="Wingdings" w:eastAsia="Wingdings" w:hAnsi="Wingdings" w:cs="Wingdings"/>
+        </w:rPr>
+        <w:t>à</w:t>
       </w:r>
       <w:r>
         <w:t xml:space="preserve"> No se utilizará ningún método de autorización.</w:t>
@@ -30884,7 +30085,10 @@
         <w:t xml:space="preserve"> </w:t>
       </w:r>
       <w:r>
-        <w:sym w:font="Wingdings" w:char="F0E0"/>
+        <w:rPr>
+          <w:rFonts w:ascii="Wingdings" w:eastAsia="Wingdings" w:hAnsi="Wingdings" w:cs="Wingdings"/>
+        </w:rPr>
+        <w:t>à</w:t>
       </w:r>
       <w:r>
         <w:t xml:space="preserve"> Se utilizará autorización mediante usuario y contraseña.</w:t>
@@ -30902,6 +30106,7 @@
         <w:rPr>
           <w:b/>
         </w:rPr>
+        <w:lastRenderedPageBreak/>
         <w:t>BinarySecurity</w:t>
       </w:r>
       <w:proofErr w:type="spellEnd"/>
@@ -30909,7 +30114,10 @@
         <w:t xml:space="preserve"> </w:t>
       </w:r>
       <w:r>
-        <w:sym w:font="Wingdings" w:char="F0E0"/>
+        <w:rPr>
+          <w:rFonts w:ascii="Wingdings" w:eastAsia="Wingdings" w:hAnsi="Wingdings" w:cs="Wingdings"/>
+        </w:rPr>
+        <w:t>à</w:t>
       </w:r>
       <w:r>
         <w:t xml:space="preserve"> Se utilizará autorización mediante certificado digital.</w:t>
@@ -31123,7 +30331,10 @@
         <w:t xml:space="preserve"> </w:t>
       </w:r>
       <w:r>
-        <w:sym w:font="Wingdings" w:char="F0E0"/>
+        <w:rPr>
+          <w:rFonts w:ascii="Wingdings" w:eastAsia="Wingdings" w:hAnsi="Wingdings" w:cs="Wingdings"/>
+        </w:rPr>
+        <w:t>à</w:t>
       </w:r>
       <w:r>
         <w:t xml:space="preserve"> Se envía la contraseña en formato de texto plano.</w:t>
@@ -31148,7 +30359,10 @@
         <w:t xml:space="preserve"> </w:t>
       </w:r>
       <w:r>
-        <w:sym w:font="Wingdings" w:char="F0E0"/>
+        <w:rPr>
+          <w:rFonts w:ascii="Wingdings" w:eastAsia="Wingdings" w:hAnsi="Wingdings" w:cs="Wingdings"/>
+        </w:rPr>
+        <w:t>à</w:t>
       </w:r>
       <w:r>
         <w:t xml:space="preserve"> Se envía el resumen de la contraseña.</w:t>
@@ -31166,7 +30380,6 @@
         <w:rPr>
           <w:b/>
         </w:rPr>
-        <w:lastRenderedPageBreak/>
         <w:t>authorizationMethod.userKeystore</w:t>
       </w:r>
       <w:proofErr w:type="spellEnd"/>
@@ -31370,7 +30583,10 @@
         <w:t xml:space="preserve"> </w:t>
       </w:r>
       <w:r>
-        <w:sym w:font="Wingdings" w:char="F0E0"/>
+        <w:rPr>
+          <w:rFonts w:ascii="Wingdings" w:eastAsia="Wingdings" w:hAnsi="Wingdings" w:cs="Wingdings"/>
+        </w:rPr>
+        <w:t>à</w:t>
       </w:r>
       <w:r>
         <w:t xml:space="preserve"> Se validará la firma de las respuestas de los servicios de @Firma que se encuentren firmadas.</w:t>
@@ -31393,7 +30609,10 @@
         <w:t xml:space="preserve"> </w:t>
       </w:r>
       <w:r>
-        <w:sym w:font="Wingdings" w:char="F0E0"/>
+        <w:rPr>
+          <w:rFonts w:ascii="Wingdings" w:eastAsia="Wingdings" w:hAnsi="Wingdings" w:cs="Wingdings"/>
+        </w:rPr>
+        <w:t>à</w:t>
       </w:r>
       <w:r>
         <w:t xml:space="preserve"> No se validará la firma de las respuestas de los servicios de @Firma que se encuentren firmadas.</w:t>
@@ -31894,7 +31113,7 @@
       <w:rPr>
         <w:rFonts w:cs="Calibri"/>
       </w:rPr>
-      <w:t>013</w:t>
+      <w:t>014</w:t>
     </w:r>
     <w:r>
       <w:rPr>
@@ -36941,7 +36160,7 @@
     </w:rPr>
   </w:style>
   <w:style w:type="paragraph" w:customStyle="1" w:styleId="CarCarCarCarCarCar0">
-    <w:name w:val="Car Car Car Car Car Car"/>
+    <w:name w:val="Car Car Car Car Car Car0"/>
     <w:basedOn w:val="Normal"/>
     <w:semiHidden/>
     <w:rsid w:val="00F231A2"/>
@@ -36993,7 +36212,7 @@
     </w:rPr>
   </w:style>
   <w:style w:type="paragraph" w:customStyle="1" w:styleId="CarCarCarCarCarCarCarCarCarCarCarCar0">
-    <w:name w:val="Car Car Car Car Car Car Car Car Car Car Car Car"/>
+    <w:name w:val="Car Car Car Car Car Car Car Car Car Car Car Car0"/>
     <w:basedOn w:val="Normal"/>
     <w:semiHidden/>
     <w:rsid w:val="00A669F3"/>
@@ -37590,6 +36809,17 @@
       <w:ind w:left="708"/>
     </w:pPr>
   </w:style>
+  <w:style w:type="character" w:styleId="Mencinsinresolver">
+    <w:name w:val="Unresolved Mention"/>
+    <w:uiPriority w:val="99"/>
+    <w:semiHidden/>
+    <w:unhideWhenUsed/>
+    <w:rsid w:val="00C76727"/>
+    <w:rPr>
+      <w:color w:val="605E5C"/>
+      <w:shd w:val="clear" w:color="auto" w:fill="E1DFDD"/>
+    </w:rPr>
+  </w:style>
 </w:styles>
 </file>
 
@@ -37889,10 +37119,6 @@
 </file>
 
 <file path=customXml/item1.xml><?xml version="1.0" encoding="utf-8"?>
-<b:Sources xmlns:b="http://schemas.openxmlformats.org/officeDocument/2006/bibliography" xmlns="http://schemas.openxmlformats.org/officeDocument/2006/bibliography" SelectedStyle="\APA.XSL" StyleName="APA"/>
-</file>
-
-<file path=customXml/item2.xml><?xml version="1.0" encoding="utf-8"?>
 <?mso-contentType ?>
 <FormTemplates xmlns="http://schemas.microsoft.com/sharepoint/v3/contenttype/forms">
   <Display>DocumentLibraryForm</Display>
@@ -37901,7 +37127,7 @@
 </FormTemplates>
 </file>
 
-<file path=customXml/item3.xml><?xml version="1.0" encoding="utf-8"?>
+<file path=customXml/item2.xml><?xml version="1.0" encoding="utf-8"?>
 <ct:contentTypeSchema xmlns:ct="http://schemas.microsoft.com/office/2006/metadata/contentType" xmlns:ma="http://schemas.microsoft.com/office/2006/metadata/properties/metaAttributes" ct:_="" ma:_="" ma:contentTypeName="Document" ma:contentTypeID="0x010100F37872BBB1B48948A69B496DD8700896" ma:contentTypeVersion="30" ma:contentTypeDescription="Create a new document." ma:contentTypeScope="" ma:versionID="db6ec5eae62717a2112663bfc8d11fc5">
   <xsd:schema xmlns:xsd="http://www.w3.org/2001/XMLSchema" xmlns:xs="http://www.w3.org/2001/XMLSchema" xmlns:p="http://schemas.microsoft.com/office/2006/metadata/properties" xmlns:ns2="e3c6f3b3-f88f-4e57-8294-d53de8f54b2b" xmlns:ns3="0e9fbc54-175b-41a1-a915-0ab6c7e45301" xmlns:ns4="30c688ba-d7e6-407b-8c35-f2a020af6bce" targetNamespace="http://schemas.microsoft.com/office/2006/metadata/properties" ma:root="true" ma:fieldsID="b607cbe47cf360e8877db2581acfff36" ns2:_="" ns3:_="" ns4:_="">
     <xsd:import namespace="e3c6f3b3-f88f-4e57-8294-d53de8f54b2b"/>
@@ -38211,7 +37437,7 @@
 </ct:contentTypeSchema>
 </file>
 
-<file path=customXml/item4.xml><?xml version="1.0" encoding="utf-8"?>
+<file path=customXml/item3.xml><?xml version="1.0" encoding="utf-8"?>
 <p:properties xmlns:p="http://schemas.microsoft.com/office/2006/metadata/properties" xmlns:xsi="http://www.w3.org/2001/XMLSchema-instance" xmlns:pc="http://schemas.microsoft.com/office/infopath/2007/PartnerControls">
   <documentManagement>
     <Location xmlns="e3c6f3b3-f88f-4e57-8294-d53de8f54b2b" xsi:nil="true"/>
@@ -38224,15 +37450,11 @@
 </p:properties>
 </file>
 
-<file path=customXml/itemProps1.xml><?xml version="1.0" encoding="utf-8"?>
-<ds:datastoreItem xmlns:ds="http://schemas.openxmlformats.org/officeDocument/2006/customXml" ds:itemID="{E3ED58A4-5EAD-440B-9F54-4CA4F76A7F32}">
-  <ds:schemaRefs>
-    <ds:schemaRef ds:uri="http://schemas.openxmlformats.org/officeDocument/2006/bibliography"/>
-  </ds:schemaRefs>
-</ds:datastoreItem>
+<file path=customXml/item4.xml><?xml version="1.0" encoding="utf-8"?>
+<b:Sources xmlns:b="http://schemas.openxmlformats.org/officeDocument/2006/bibliography" xmlns="http://schemas.openxmlformats.org/officeDocument/2006/bibliography" SelectedStyle="\APA.XSL" StyleName="APA"/>
 </file>
 
-<file path=customXml/itemProps2.xml><?xml version="1.0" encoding="utf-8"?>
+<file path=customXml/itemProps1.xml><?xml version="1.0" encoding="utf-8"?>
 <ds:datastoreItem xmlns:ds="http://schemas.openxmlformats.org/officeDocument/2006/customXml" ds:itemID="{21A4DB45-409C-4DEF-8812-8665FC39DFA9}">
   <ds:schemaRefs>
     <ds:schemaRef ds:uri="http://schemas.microsoft.com/sharepoint/v3/contenttype/forms"/>
@@ -38240,7 +37462,7 @@
 </ds:datastoreItem>
 </file>
 
-<file path=customXml/itemProps3.xml><?xml version="1.0" encoding="utf-8"?>
+<file path=customXml/itemProps2.xml><?xml version="1.0" encoding="utf-8"?>
 <ds:datastoreItem xmlns:ds="http://schemas.openxmlformats.org/officeDocument/2006/customXml" ds:itemID="{50C9621E-EFBA-4851-AC04-F8929A7CE694}">
   <ds:schemaRefs>
     <ds:schemaRef ds:uri="http://schemas.microsoft.com/office/2006/metadata/contentType"/>
@@ -38260,7 +37482,7 @@
 </ds:datastoreItem>
 </file>
 
-<file path=customXml/itemProps4.xml><?xml version="1.0" encoding="utf-8"?>
+<file path=customXml/itemProps3.xml><?xml version="1.0" encoding="utf-8"?>
 <ds:datastoreItem xmlns:ds="http://schemas.openxmlformats.org/officeDocument/2006/customXml" ds:itemID="{F5EE0990-2639-455E-ADD9-A07D4919791F}">
   <ds:schemaRefs>
     <ds:schemaRef ds:uri="http://schemas.microsoft.com/office/2006/metadata/properties"/>
@@ -38269,4 +37491,12 @@
     <ds:schemaRef ds:uri="30c688ba-d7e6-407b-8c35-f2a020af6bce"/>
   </ds:schemaRefs>
 </ds:datastoreItem>
+</file>
+
+<file path=customXml/itemProps4.xml><?xml version="1.0" encoding="utf-8"?>
+<ds:datastoreItem xmlns:ds="http://schemas.openxmlformats.org/officeDocument/2006/customXml" ds:itemID="{E3ED58A4-5EAD-440B-9F54-4CA4F76A7F32}">
+  <ds:schemaRefs>
+    <ds:schemaRef ds:uri="http://schemas.openxmlformats.org/officeDocument/2006/bibliography"/>
+  </ds:schemaRefs>
+</ds:datastoreItem>
 </file>
--- a/Integra-parent/documentacion/@Firma-Integra-services-InstalacionDespliegueYAdministracion-MAN.docx
+++ b/Integra-parent/documentacion/@Firma-Integra-services-InstalacionDespliegueYAdministracion-MAN.docx
@@ -71,12 +71,42 @@
         </w:rPr>
         <w:fldChar w:fldCharType="separate"/>
       </w:r>
+      <w:proofErr w:type="spellStart"/>
       <w:r>
         <w:rPr>
           <w:sz w:val="36"/>
           <w:szCs w:val="36"/>
         </w:rPr>
-        <w:t>Integra 2.2.4_000</w:t>
+        <w:t>Integr</w:t>
+      </w:r>
+      <w:proofErr w:type="spellEnd"/>
+      <w:r>
+        <w:rPr>
+          <w:sz w:val="36"/>
+          <w:szCs w:val="36"/>
+        </w:rPr>
+        <w:t>@ 2.2.</w:t>
+      </w:r>
+      <w:r>
+        <w:rPr>
+          <w:sz w:val="36"/>
+          <w:szCs w:val="36"/>
+        </w:rPr>
+        <w:t>5</w:t>
+      </w:r>
+      <w:r>
+        <w:rPr>
+          <w:sz w:val="36"/>
+          <w:szCs w:val="36"/>
+        </w:rPr>
+        <w:t>_00</w:t>
+      </w:r>
+      <w:r>
+        <w:rPr>
+          <w:sz w:val="36"/>
+          <w:szCs w:val="36"/>
+        </w:rPr>
+        <w:t>0</w:t>
       </w:r>
       <w:r>
         <w:rPr>
@@ -342,7 +372,7 @@
               <w:t>1</w:t>
             </w:r>
             <w:r>
-              <w:t>1</w:t>
+              <w:t>3</w:t>
             </w:r>
             <w:bookmarkEnd w:id="3"/>
             <w:bookmarkEnd w:id="4"/>
@@ -375,7 +405,7 @@
             </w:pPr>
             <w:bookmarkStart w:id="5" w:name="fecha_doc"/>
             <w:r>
-              <w:t>29</w:t>
+              <w:t>27</w:t>
             </w:r>
             <w:r>
               <w:t>-</w:t>
@@ -384,15 +414,15 @@
               <w:t>0</w:t>
             </w:r>
             <w:r>
-              <w:t>1</w:t>
+              <w:t>3</w:t>
             </w:r>
             <w:r>
               <w:t>-202</w:t>
             </w:r>
-            <w:r>
-              <w:t>4</w:t>
-            </w:r>
             <w:bookmarkEnd w:id="5"/>
+            <w:r>
+              <w:t>5</w:t>
+            </w:r>
           </w:p>
         </w:tc>
       </w:tr>
@@ -551,7 +581,10 @@
               <w:t>0</w:t>
             </w:r>
             <w:r>
-              <w:t>11</w:t>
+              <w:t>1</w:t>
+            </w:r>
+            <w:r>
+              <w:t>3</w:t>
             </w:r>
             <w:r>
               <w:fldChar w:fldCharType="end"/>
@@ -596,7 +629,19 @@
               <w:fldChar w:fldCharType="separate"/>
             </w:r>
             <w:r>
-              <w:t>29-01-2024</w:t>
+              <w:t>27</w:t>
+            </w:r>
+            <w:r>
+              <w:t>-0</w:t>
+            </w:r>
+            <w:r>
+              <w:t>3</w:t>
+            </w:r>
+            <w:r>
+              <w:t>-202</w:t>
+            </w:r>
+            <w:r>
+              <w:t>5</w:t>
             </w:r>
             <w:r>
               <w:fldChar w:fldCharType="end"/>
@@ -1970,6 +2015,273 @@
     </w:tbl>
     <w:p>
       <w:pPr>
+        <w:rPr>
+          <w:rFonts w:cs="Calibri"/>
+        </w:rPr>
+      </w:pPr>
+    </w:p>
+    <w:tbl>
+      <w:tblPr>
+        <w:tblW w:w="0" w:type="auto"/>
+        <w:tblLayout w:type="fixed"/>
+        <w:tblCellMar>
+          <w:left w:w="70" w:type="dxa"/>
+          <w:right w:w="70" w:type="dxa"/>
+        </w:tblCellMar>
+        <w:tblLook w:val="0000" w:firstRow="0" w:lastRow="0" w:firstColumn="0" w:lastColumn="0" w:noHBand="0" w:noVBand="0"/>
+      </w:tblPr>
+      <w:tblGrid>
+        <w:gridCol w:w="1488"/>
+        <w:gridCol w:w="8080"/>
+      </w:tblGrid>
+      <w:tr>
+        <w:tc>
+          <w:tcPr>
+            <w:tcW w:w="1488" w:type="dxa"/>
+          </w:tcPr>
+          <w:p>
+            <w:pPr>
+              <w:pStyle w:val="Tabla"/>
+              <w:framePr w:hSpace="0" w:wrap="auto" w:vAnchor="margin" w:yAlign="inline"/>
+              <w:suppressOverlap w:val="0"/>
+            </w:pPr>
+            <w:r>
+              <w:t>Rev.</w:t>
+            </w:r>
+          </w:p>
+        </w:tc>
+        <w:tc>
+          <w:tcPr>
+            <w:tcW w:w="8080" w:type="dxa"/>
+          </w:tcPr>
+          <w:p>
+            <w:pPr>
+              <w:pStyle w:val="Tabla"/>
+              <w:framePr w:hSpace="0" w:wrap="auto" w:vAnchor="margin" w:yAlign="inline"/>
+              <w:suppressOverlap w:val="0"/>
+            </w:pPr>
+            <w:r>
+              <w:t>0</w:t>
+            </w:r>
+            <w:r>
+              <w:t>12</w:t>
+            </w:r>
+          </w:p>
+        </w:tc>
+      </w:tr>
+      <w:tr>
+        <w:tc>
+          <w:tcPr>
+            <w:tcW w:w="1488" w:type="dxa"/>
+          </w:tcPr>
+          <w:p>
+            <w:pPr>
+              <w:pStyle w:val="Tabla"/>
+              <w:framePr w:hSpace="0" w:wrap="auto" w:vAnchor="margin" w:yAlign="inline"/>
+              <w:suppressOverlap w:val="0"/>
+            </w:pPr>
+            <w:r>
+              <w:t>Fecha</w:t>
+            </w:r>
+          </w:p>
+        </w:tc>
+        <w:tc>
+          <w:tcPr>
+            <w:tcW w:w="8080" w:type="dxa"/>
+          </w:tcPr>
+          <w:p>
+            <w:pPr>
+              <w:pStyle w:val="Tabla"/>
+              <w:framePr w:hSpace="0" w:wrap="auto" w:vAnchor="margin" w:yAlign="inline"/>
+              <w:suppressOverlap w:val="0"/>
+            </w:pPr>
+            <w:r>
+              <w:t>16-05-2024</w:t>
+            </w:r>
+          </w:p>
+        </w:tc>
+      </w:tr>
+      <w:tr>
+        <w:tc>
+          <w:tcPr>
+            <w:tcW w:w="1488" w:type="dxa"/>
+          </w:tcPr>
+          <w:p>
+            <w:pPr>
+              <w:pStyle w:val="Tabla"/>
+              <w:framePr w:hSpace="0" w:wrap="auto" w:vAnchor="margin" w:yAlign="inline"/>
+              <w:suppressOverlap w:val="0"/>
+            </w:pPr>
+            <w:r>
+              <w:t>Descripción</w:t>
+            </w:r>
+          </w:p>
+        </w:tc>
+        <w:tc>
+          <w:tcPr>
+            <w:tcW w:w="8080" w:type="dxa"/>
+          </w:tcPr>
+          <w:p>
+            <w:pPr>
+              <w:pStyle w:val="Tabla"/>
+              <w:framePr w:hSpace="0" w:wrap="auto" w:vAnchor="margin" w:yAlign="inline"/>
+              <w:suppressOverlap w:val="0"/>
+            </w:pPr>
+            <w:r>
+              <w:t>Se actualiza el documento para hacer referencia a la versión 2.2.4_001 de Integr@.</w:t>
+            </w:r>
+          </w:p>
+          <w:p>
+            <w:pPr>
+              <w:pStyle w:val="Tabla"/>
+              <w:framePr w:hSpace="0" w:wrap="auto" w:vAnchor="margin" w:yAlign="inline"/>
+              <w:suppressOverlap w:val="0"/>
+            </w:pPr>
+          </w:p>
+          <w:p>
+            <w:pPr>
+              <w:pStyle w:val="Tabla"/>
+              <w:framePr w:hSpace="0" w:wrap="auto" w:vAnchor="margin" w:yAlign="inline"/>
+              <w:suppressOverlap w:val="0"/>
+            </w:pPr>
+          </w:p>
+        </w:tc>
+      </w:tr>
+      <w:tr>
+        <w:tc>
+          <w:tcPr>
+            <w:tcW w:w="1488" w:type="dxa"/>
+          </w:tcPr>
+          <w:p>
+            <w:pPr>
+              <w:pStyle w:val="Tabla"/>
+              <w:framePr w:hSpace="0" w:wrap="auto" w:vAnchor="margin" w:yAlign="inline"/>
+              <w:suppressOverlap w:val="0"/>
+            </w:pPr>
+            <w:r>
+              <w:t>Rev.</w:t>
+            </w:r>
+          </w:p>
+        </w:tc>
+        <w:tc>
+          <w:tcPr>
+            <w:tcW w:w="8080" w:type="dxa"/>
+          </w:tcPr>
+          <w:p>
+            <w:pPr>
+              <w:pStyle w:val="Tabla"/>
+              <w:framePr w:hSpace="0" w:wrap="auto" w:vAnchor="margin" w:yAlign="inline"/>
+              <w:suppressOverlap w:val="0"/>
+            </w:pPr>
+            <w:r>
+              <w:t>0</w:t>
+            </w:r>
+            <w:r>
+              <w:t>1</w:t>
+            </w:r>
+            <w:r>
+              <w:t>3</w:t>
+            </w:r>
+          </w:p>
+        </w:tc>
+      </w:tr>
+      <w:tr>
+        <w:tc>
+          <w:tcPr>
+            <w:tcW w:w="1488" w:type="dxa"/>
+          </w:tcPr>
+          <w:p>
+            <w:pPr>
+              <w:pStyle w:val="Tabla"/>
+              <w:framePr w:hSpace="0" w:wrap="auto" w:vAnchor="margin" w:yAlign="inline"/>
+              <w:suppressOverlap w:val="0"/>
+            </w:pPr>
+            <w:r>
+              <w:t>Fecha</w:t>
+            </w:r>
+          </w:p>
+        </w:tc>
+        <w:tc>
+          <w:tcPr>
+            <w:tcW w:w="8080" w:type="dxa"/>
+          </w:tcPr>
+          <w:p>
+            <w:pPr>
+              <w:pStyle w:val="Tabla"/>
+              <w:framePr w:hSpace="0" w:wrap="auto" w:vAnchor="margin" w:yAlign="inline"/>
+              <w:suppressOverlap w:val="0"/>
+            </w:pPr>
+            <w:r>
+              <w:t>27</w:t>
+            </w:r>
+            <w:r>
+              <w:t>-0</w:t>
+            </w:r>
+            <w:r>
+              <w:t>3</w:t>
+            </w:r>
+            <w:r>
+              <w:t>-202</w:t>
+            </w:r>
+            <w:r>
+              <w:t>5</w:t>
+            </w:r>
+          </w:p>
+        </w:tc>
+      </w:tr>
+      <w:tr>
+        <w:tc>
+          <w:tcPr>
+            <w:tcW w:w="1488" w:type="dxa"/>
+          </w:tcPr>
+          <w:p>
+            <w:pPr>
+              <w:pStyle w:val="Tabla"/>
+              <w:framePr w:hSpace="0" w:wrap="auto" w:vAnchor="margin" w:yAlign="inline"/>
+              <w:suppressOverlap w:val="0"/>
+            </w:pPr>
+            <w:r>
+              <w:t>Descripción</w:t>
+            </w:r>
+          </w:p>
+        </w:tc>
+        <w:tc>
+          <w:tcPr>
+            <w:tcW w:w="8080" w:type="dxa"/>
+          </w:tcPr>
+          <w:p>
+            <w:pPr>
+              <w:pStyle w:val="Tabla"/>
+              <w:framePr w:hSpace="0" w:wrap="auto" w:vAnchor="margin" w:yAlign="inline"/>
+              <w:suppressOverlap w:val="0"/>
+            </w:pPr>
+            <w:r>
+              <w:t>Se actualiza el documento para hacer referencia a la versión 2.2.</w:t>
+            </w:r>
+            <w:r>
+              <w:t>5</w:t>
+            </w:r>
+            <w:r>
+              <w:t>_00</w:t>
+            </w:r>
+            <w:r>
+              <w:t>0</w:t>
+            </w:r>
+            <w:r>
+              <w:t xml:space="preserve"> de Integr@</w:t>
+            </w:r>
+            <w:r>
+              <w:t xml:space="preserve"> y se corrige la versión de algunas librerias</w:t>
+            </w:r>
+            <w:r>
+              <w:t>.</w:t>
+            </w:r>
+          </w:p>
+        </w:tc>
+      </w:tr>
+    </w:tbl>
+    <w:p>
+      <w:pPr>
         <w:pStyle w:val="Apartado"/>
         <w:ind w:left="0"/>
         <w:rPr>
@@ -2092,7 +2404,10 @@
               <w:t>0</w:t>
             </w:r>
             <w:r>
-              <w:t>11</w:t>
+              <w:t>1</w:t>
+            </w:r>
+            <w:r>
+              <w:t>3</w:t>
             </w:r>
             <w:r>
               <w:fldChar w:fldCharType="end"/>
@@ -2139,7 +2454,19 @@
               <w:fldChar w:fldCharType="separate"/>
             </w:r>
             <w:r>
-              <w:t>29-01-2024</w:t>
+              <w:t>27</w:t>
+            </w:r>
+            <w:r>
+              <w:t>-0</w:t>
+            </w:r>
+            <w:r>
+              <w:t>3</w:t>
+            </w:r>
+            <w:r>
+              <w:t>-202</w:t>
+            </w:r>
+            <w:r>
+              <w:t>5</w:t>
             </w:r>
             <w:r>
               <w:fldChar w:fldCharType="end"/>
@@ -2171,7 +2498,7 @@
     </w:p>
     <w:p>
       <w:pPr>
-        <w:pStyle w:val="Encabezadodemensaje"/>
+        <w:pStyle w:val="MessageHeader"/>
         <w:rPr>
           <w:rFonts w:ascii="Calibri" w:hAnsi="Calibri" w:cs="Calibri"/>
           <w:sz w:val="20"/>
@@ -2218,7 +2545,7 @@
     <w:bookmarkStart w:id="16" w:name="_Ref202245897"/>
     <w:p>
       <w:pPr>
-        <w:pStyle w:val="TDC1"/>
+        <w:pStyle w:val="TOC1"/>
         <w:tabs>
           <w:tab w:val="left" w:pos="1078"/>
         </w:tabs>
@@ -2254,7 +2581,7 @@
       <w:hyperlink w:anchor="_Toc157416997" w:history="1">
         <w:r>
           <w:rPr>
-            <w:rStyle w:val="Hipervnculo"/>
+            <w:rStyle w:val="Hyperlink"/>
             <w:rFonts w:cs="Calibri"/>
           </w:rPr>
           <w:t>1</w:t>
@@ -2271,7 +2598,7 @@
         </w:r>
         <w:r>
           <w:rPr>
-            <w:rStyle w:val="Hipervnculo"/>
+            <w:rStyle w:val="Hyperlink"/>
             <w:rFonts w:cs="Calibri"/>
           </w:rPr>
           <w:t>Objeto</w:t>
@@ -2321,7 +2648,7 @@
     </w:p>
     <w:p>
       <w:pPr>
-        <w:pStyle w:val="TDC1"/>
+        <w:pStyle w:val="TOC1"/>
         <w:tabs>
           <w:tab w:val="left" w:pos="1078"/>
         </w:tabs>
@@ -2336,7 +2663,7 @@
       <w:hyperlink w:anchor="_Toc157416998" w:history="1">
         <w:r>
           <w:rPr>
-            <w:rStyle w:val="Hipervnculo"/>
+            <w:rStyle w:val="Hyperlink"/>
             <w:rFonts w:cs="Calibri"/>
           </w:rPr>
           <w:t>2</w:t>
@@ -2353,7 +2680,7 @@
         </w:r>
         <w:r>
           <w:rPr>
-            <w:rStyle w:val="Hipervnculo"/>
+            <w:rStyle w:val="Hyperlink"/>
             <w:rFonts w:cs="Calibri"/>
           </w:rPr>
           <w:t>Alcance</w:t>
@@ -2403,7 +2730,7 @@
     </w:p>
     <w:p>
       <w:pPr>
-        <w:pStyle w:val="TDC1"/>
+        <w:pStyle w:val="TOC1"/>
         <w:tabs>
           <w:tab w:val="left" w:pos="1078"/>
         </w:tabs>
@@ -2418,7 +2745,7 @@
       <w:hyperlink w:anchor="_Toc157416999" w:history="1">
         <w:r>
           <w:rPr>
-            <w:rStyle w:val="Hipervnculo"/>
+            <w:rStyle w:val="Hyperlink"/>
             <w:rFonts w:cs="Calibri"/>
           </w:rPr>
           <w:t>3</w:t>
@@ -2435,7 +2762,7 @@
         </w:r>
         <w:r>
           <w:rPr>
-            <w:rStyle w:val="Hipervnculo"/>
+            <w:rStyle w:val="Hyperlink"/>
             <w:rFonts w:cs="Calibri"/>
           </w:rPr>
           <w:t>Siglas</w:t>
@@ -2485,7 +2812,7 @@
     </w:p>
     <w:p>
       <w:pPr>
-        <w:pStyle w:val="TDC1"/>
+        <w:pStyle w:val="TOC1"/>
         <w:tabs>
           <w:tab w:val="left" w:pos="1078"/>
         </w:tabs>
@@ -2500,7 +2827,7 @@
       <w:hyperlink w:anchor="_Toc157417000" w:history="1">
         <w:r>
           <w:rPr>
-            <w:rStyle w:val="Hipervnculo"/>
+            <w:rStyle w:val="Hyperlink"/>
           </w:rPr>
           <w:t>4</w:t>
         </w:r>
@@ -2516,7 +2843,7 @@
         </w:r>
         <w:r>
           <w:rPr>
-            <w:rStyle w:val="Hipervnculo"/>
+            <w:rStyle w:val="Hyperlink"/>
           </w:rPr>
           <w:t>Introducción</w:t>
         </w:r>
@@ -2565,7 +2892,7 @@
     </w:p>
     <w:p>
       <w:pPr>
-        <w:pStyle w:val="TDC1"/>
+        <w:pStyle w:val="TOC1"/>
         <w:tabs>
           <w:tab w:val="left" w:pos="1078"/>
         </w:tabs>
@@ -2580,7 +2907,7 @@
       <w:hyperlink w:anchor="_Toc157417001" w:history="1">
         <w:r>
           <w:rPr>
-            <w:rStyle w:val="Hipervnculo"/>
+            <w:rStyle w:val="Hyperlink"/>
             <w:rFonts w:cs="Calibri"/>
           </w:rPr>
           <w:t>5</w:t>
@@ -2597,7 +2924,7 @@
         </w:r>
         <w:r>
           <w:rPr>
-            <w:rStyle w:val="Hipervnculo"/>
+            <w:rStyle w:val="Hyperlink"/>
             <w:rFonts w:cs="Calibri"/>
           </w:rPr>
           <w:t>Información Técnica</w:t>
@@ -2647,7 +2974,7 @@
     </w:p>
     <w:p>
       <w:pPr>
-        <w:pStyle w:val="TDC2"/>
+        <w:pStyle w:val="TOC2"/>
         <w:rPr>
           <w:spacing w:val="0"/>
           <w:kern w:val="2"/>
@@ -2658,7 +2985,7 @@
       <w:hyperlink w:anchor="_Toc157417002" w:history="1">
         <w:r>
           <w:rPr>
-            <w:rStyle w:val="Hipervnculo"/>
+            <w:rStyle w:val="Hyperlink"/>
             <w:rFonts w:cs="Calibri"/>
           </w:rPr>
           <w:t>5.1</w:t>
@@ -2674,7 +3001,7 @@
         </w:r>
         <w:r>
           <w:rPr>
-            <w:rStyle w:val="Hipervnculo"/>
+            <w:rStyle w:val="Hyperlink"/>
             <w:rFonts w:cs="Calibri"/>
           </w:rPr>
           <w:t>Requisitos Obligatorios</w:t>
@@ -2724,7 +3051,7 @@
     </w:p>
     <w:p>
       <w:pPr>
-        <w:pStyle w:val="TDC2"/>
+        <w:pStyle w:val="TOC2"/>
         <w:rPr>
           <w:spacing w:val="0"/>
           <w:kern w:val="2"/>
@@ -2735,7 +3062,7 @@
       <w:hyperlink w:anchor="_Toc157417003" w:history="1">
         <w:r>
           <w:rPr>
-            <w:rStyle w:val="Hipervnculo"/>
+            <w:rStyle w:val="Hyperlink"/>
             <w:rFonts w:cs="Calibri"/>
           </w:rPr>
           <w:t>5.2</w:t>
@@ -2751,7 +3078,7 @@
         </w:r>
         <w:r>
           <w:rPr>
-            <w:rStyle w:val="Hipervnculo"/>
+            <w:rStyle w:val="Hyperlink"/>
             <w:rFonts w:cs="Calibri"/>
           </w:rPr>
           <w:t>Tecnologías</w:t>
@@ -2801,7 +3128,7 @@
     </w:p>
     <w:p>
       <w:pPr>
-        <w:pStyle w:val="TDC1"/>
+        <w:pStyle w:val="TOC1"/>
         <w:tabs>
           <w:tab w:val="left" w:pos="1078"/>
         </w:tabs>
@@ -2816,7 +3143,7 @@
       <w:hyperlink w:anchor="_Toc157417004" w:history="1">
         <w:r>
           <w:rPr>
-            <w:rStyle w:val="Hipervnculo"/>
+            <w:rStyle w:val="Hyperlink"/>
             <w:rFonts w:cs="Calibri"/>
           </w:rPr>
           <w:t>6</w:t>
@@ -2833,7 +3160,7 @@
         </w:r>
         <w:r>
           <w:rPr>
-            <w:rStyle w:val="Hipervnculo"/>
+            <w:rStyle w:val="Hyperlink"/>
             <w:rFonts w:cs="Calibri"/>
           </w:rPr>
           <w:t>Guía de Instalación</w:t>
@@ -2883,7 +3210,7 @@
     </w:p>
     <w:p>
       <w:pPr>
-        <w:pStyle w:val="TDC2"/>
+        <w:pStyle w:val="TOC2"/>
         <w:rPr>
           <w:spacing w:val="0"/>
           <w:kern w:val="2"/>
@@ -2894,7 +3221,7 @@
       <w:hyperlink w:anchor="_Toc157417005" w:history="1">
         <w:r>
           <w:rPr>
-            <w:rStyle w:val="Hipervnculo"/>
+            <w:rStyle w:val="Hyperlink"/>
             <w:rFonts w:cs="Calibri"/>
           </w:rPr>
           <w:t>6.1</w:t>
@@ -2910,7 +3237,7 @@
         </w:r>
         <w:r>
           <w:rPr>
-            <w:rStyle w:val="Hipervnculo"/>
+            <w:rStyle w:val="Hyperlink"/>
             <w:rFonts w:cs="Calibri"/>
           </w:rPr>
           <w:t>Instalación del servidor</w:t>
@@ -2960,7 +3287,7 @@
     </w:p>
     <w:p>
       <w:pPr>
-        <w:pStyle w:val="TDC3"/>
+        <w:pStyle w:val="TOC3"/>
         <w:rPr>
           <w:spacing w:val="0"/>
           <w:kern w:val="2"/>
@@ -2971,7 +3298,7 @@
       <w:hyperlink w:anchor="_Toc157417006" w:history="1">
         <w:r>
           <w:rPr>
-            <w:rStyle w:val="Hipervnculo"/>
+            <w:rStyle w:val="Hyperlink"/>
             <w:rFonts w:cs="Calibri"/>
           </w:rPr>
           <w:t>6.1.1</w:t>
@@ -2987,7 +3314,7 @@
         </w:r>
         <w:r>
           <w:rPr>
-            <w:rStyle w:val="Hipervnculo"/>
+            <w:rStyle w:val="Hyperlink"/>
             <w:rFonts w:cs="Calibri"/>
           </w:rPr>
           <w:t>Proceso de instalación y despliegue</w:t>
@@ -3037,7 +3364,7 @@
     </w:p>
     <w:p>
       <w:pPr>
-        <w:pStyle w:val="TDC1"/>
+        <w:pStyle w:val="TOC1"/>
         <w:tabs>
           <w:tab w:val="left" w:pos="1078"/>
         </w:tabs>
@@ -3052,7 +3379,7 @@
       <w:hyperlink w:anchor="_Toc157417007" w:history="1">
         <w:r>
           <w:rPr>
-            <w:rStyle w:val="Hipervnculo"/>
+            <w:rStyle w:val="Hyperlink"/>
             <w:rFonts w:cs="Calibri"/>
           </w:rPr>
           <w:t>7</w:t>
@@ -3069,7 +3396,7 @@
         </w:r>
         <w:r>
           <w:rPr>
-            <w:rStyle w:val="Hipervnculo"/>
+            <w:rStyle w:val="Hyperlink"/>
             <w:rFonts w:cs="Calibri"/>
           </w:rPr>
           <w:t>Acceso a los servicios</w:t>
@@ -3119,7 +3446,7 @@
     </w:p>
     <w:p>
       <w:pPr>
-        <w:pStyle w:val="TDC2"/>
+        <w:pStyle w:val="TOC2"/>
         <w:rPr>
           <w:spacing w:val="0"/>
           <w:kern w:val="2"/>
@@ -3130,7 +3457,7 @@
       <w:hyperlink w:anchor="_Toc157417008" w:history="1">
         <w:r>
           <w:rPr>
-            <w:rStyle w:val="Hipervnculo"/>
+            <w:rStyle w:val="Hyperlink"/>
           </w:rPr>
           <w:t>7.1</w:t>
         </w:r>
@@ -3145,7 +3472,7 @@
         </w:r>
         <w:r>
           <w:rPr>
-            <w:rStyle w:val="Hipervnculo"/>
+            <w:rStyle w:val="Hyperlink"/>
           </w:rPr>
           <w:t>AfirmaServices:</w:t>
         </w:r>
@@ -3194,7 +3521,7 @@
     </w:p>
     <w:p>
       <w:pPr>
-        <w:pStyle w:val="TDC2"/>
+        <w:pStyle w:val="TOC2"/>
         <w:rPr>
           <w:spacing w:val="0"/>
           <w:kern w:val="2"/>
@@ -3205,7 +3532,7 @@
       <w:hyperlink w:anchor="_Toc157417009" w:history="1">
         <w:r>
           <w:rPr>
-            <w:rStyle w:val="Hipervnculo"/>
+            <w:rStyle w:val="Hyperlink"/>
           </w:rPr>
           <w:t>7.2</w:t>
         </w:r>
@@ -3220,7 +3547,7 @@
         </w:r>
         <w:r>
           <w:rPr>
-            <w:rStyle w:val="Hipervnculo"/>
+            <w:rStyle w:val="Hyperlink"/>
           </w:rPr>
           <w:t>IntegraServices:</w:t>
         </w:r>
@@ -3269,7 +3596,7 @@
     </w:p>
     <w:p>
       <w:pPr>
-        <w:pStyle w:val="TDC2"/>
+        <w:pStyle w:val="TOC2"/>
         <w:rPr>
           <w:spacing w:val="0"/>
           <w:kern w:val="2"/>
@@ -3280,7 +3607,7 @@
       <w:hyperlink w:anchor="_Toc157417010" w:history="1">
         <w:r>
           <w:rPr>
-            <w:rStyle w:val="Hipervnculo"/>
+            <w:rStyle w:val="Hyperlink"/>
           </w:rPr>
           <w:t>7.3</w:t>
         </w:r>
@@ -3295,7 +3622,7 @@
         </w:r>
         <w:r>
           <w:rPr>
-            <w:rStyle w:val="Hipervnculo"/>
+            <w:rStyle w:val="Hyperlink"/>
           </w:rPr>
           <w:t>TSAServices:</w:t>
         </w:r>
@@ -3344,7 +3671,7 @@
     </w:p>
     <w:p>
       <w:pPr>
-        <w:pStyle w:val="TDC2"/>
+        <w:pStyle w:val="TOC2"/>
         <w:rPr>
           <w:spacing w:val="0"/>
           <w:kern w:val="2"/>
@@ -3355,7 +3682,7 @@
       <w:hyperlink w:anchor="_Toc157417011" w:history="1">
         <w:r>
           <w:rPr>
-            <w:rStyle w:val="Hipervnculo"/>
+            <w:rStyle w:val="Hyperlink"/>
           </w:rPr>
           <w:t>7.4</w:t>
         </w:r>
@@ -3370,7 +3697,7 @@
         </w:r>
         <w:r>
           <w:rPr>
-            <w:rStyle w:val="Hipervnculo"/>
+            <w:rStyle w:val="Hyperlink"/>
           </w:rPr>
           <w:t>EvisorServices:</w:t>
         </w:r>
@@ -3419,7 +3746,7 @@
     </w:p>
     <w:p>
       <w:pPr>
-        <w:pStyle w:val="TDC2"/>
+        <w:pStyle w:val="TOC2"/>
         <w:rPr>
           <w:spacing w:val="0"/>
           <w:kern w:val="2"/>
@@ -3430,7 +3757,7 @@
       <w:hyperlink w:anchor="_Toc157417012" w:history="1">
         <w:r>
           <w:rPr>
-            <w:rStyle w:val="Hipervnculo"/>
+            <w:rStyle w:val="Hyperlink"/>
           </w:rPr>
           <w:t>7.5</w:t>
         </w:r>
@@ -3445,7 +3772,7 @@
         </w:r>
         <w:r>
           <w:rPr>
-            <w:rStyle w:val="Hipervnculo"/>
+            <w:rStyle w:val="Hyperlink"/>
           </w:rPr>
           <w:t>CipherServices:</w:t>
         </w:r>
@@ -3494,7 +3821,7 @@
     </w:p>
     <w:p>
       <w:pPr>
-        <w:pStyle w:val="TDC1"/>
+        <w:pStyle w:val="TOC1"/>
         <w:tabs>
           <w:tab w:val="left" w:pos="1078"/>
         </w:tabs>
@@ -3509,7 +3836,7 @@
       <w:hyperlink w:anchor="_Toc157417013" w:history="1">
         <w:r>
           <w:rPr>
-            <w:rStyle w:val="Hipervnculo"/>
+            <w:rStyle w:val="Hyperlink"/>
           </w:rPr>
           <w:t>8</w:t>
         </w:r>
@@ -3525,7 +3852,7 @@
         </w:r>
         <w:r>
           <w:rPr>
-            <w:rStyle w:val="Hipervnculo"/>
+            <w:rStyle w:val="Hyperlink"/>
           </w:rPr>
           <w:t>Configuración</w:t>
         </w:r>
@@ -3574,7 +3901,7 @@
     </w:p>
     <w:p>
       <w:pPr>
-        <w:pStyle w:val="TDC2"/>
+        <w:pStyle w:val="TOC2"/>
         <w:rPr>
           <w:spacing w:val="0"/>
           <w:kern w:val="2"/>
@@ -3585,7 +3912,7 @@
       <w:hyperlink w:anchor="_Toc157417014" w:history="1">
         <w:r>
           <w:rPr>
-            <w:rStyle w:val="Hipervnculo"/>
+            <w:rStyle w:val="Hyperlink"/>
           </w:rPr>
           <w:t>8.1</w:t>
         </w:r>
@@ -3600,7 +3927,7 @@
         </w:r>
         <w:r>
           <w:rPr>
-            <w:rStyle w:val="Hipervnculo"/>
+            <w:rStyle w:val="Hyperlink"/>
           </w:rPr>
           <w:t>Configuración estática</w:t>
         </w:r>
@@ -3649,7 +3976,7 @@
     </w:p>
     <w:p>
       <w:pPr>
-        <w:pStyle w:val="TDC3"/>
+        <w:pStyle w:val="TOC3"/>
         <w:rPr>
           <w:spacing w:val="0"/>
           <w:kern w:val="2"/>
@@ -3660,7 +3987,7 @@
       <w:hyperlink w:anchor="_Toc157417015" w:history="1">
         <w:r>
           <w:rPr>
-            <w:rStyle w:val="Hipervnculo"/>
+            <w:rStyle w:val="Hyperlink"/>
           </w:rPr>
           <w:t>8.1.1</w:t>
         </w:r>
@@ -3675,7 +4002,7 @@
         </w:r>
         <w:r>
           <w:rPr>
-            <w:rStyle w:val="Hipervnculo"/>
+            <w:rStyle w:val="Hyperlink"/>
           </w:rPr>
           <w:t>Carpeta transformersTemplates</w:t>
         </w:r>
@@ -3724,7 +4051,7 @@
     </w:p>
     <w:p>
       <w:pPr>
-        <w:pStyle w:val="TDC3"/>
+        <w:pStyle w:val="TOC3"/>
         <w:rPr>
           <w:spacing w:val="0"/>
           <w:kern w:val="2"/>
@@ -3735,7 +4062,7 @@
       <w:hyperlink w:anchor="_Toc157417016" w:history="1">
         <w:r>
           <w:rPr>
-            <w:rStyle w:val="Hipervnculo"/>
+            <w:rStyle w:val="Hyperlink"/>
           </w:rPr>
           <w:t>8.1.2</w:t>
         </w:r>
@@ -3750,7 +4077,7 @@
         </w:r>
         <w:r>
           <w:rPr>
-            <w:rStyle w:val="Hipervnculo"/>
+            <w:rStyle w:val="Hyperlink"/>
           </w:rPr>
           <w:t>Archivo hsm.properties</w:t>
         </w:r>
@@ -3799,7 +4126,7 @@
     </w:p>
     <w:p>
       <w:pPr>
-        <w:pStyle w:val="TDC3"/>
+        <w:pStyle w:val="TOC3"/>
         <w:rPr>
           <w:spacing w:val="0"/>
           <w:kern w:val="2"/>
@@ -3810,7 +4137,7 @@
       <w:hyperlink w:anchor="_Toc157417017" w:history="1">
         <w:r>
           <w:rPr>
-            <w:rStyle w:val="Hipervnculo"/>
+            <w:rStyle w:val="Hyperlink"/>
           </w:rPr>
           <w:t>8.1.3</w:t>
         </w:r>
@@ -3825,7 +4152,7 @@
         </w:r>
         <w:r>
           <w:rPr>
-            <w:rStyle w:val="Hipervnculo"/>
+            <w:rStyle w:val="Hyperlink"/>
           </w:rPr>
           <w:t>Archivo Language.properties</w:t>
         </w:r>
@@ -3874,7 +4201,7 @@
     </w:p>
     <w:p>
       <w:pPr>
-        <w:pStyle w:val="TDC3"/>
+        <w:pStyle w:val="TOC3"/>
         <w:rPr>
           <w:spacing w:val="0"/>
           <w:kern w:val="2"/>
@@ -3885,7 +4212,7 @@
       <w:hyperlink w:anchor="_Toc157417018" w:history="1">
         <w:r>
           <w:rPr>
-            <w:rStyle w:val="Hipervnculo"/>
+            <w:rStyle w:val="Hyperlink"/>
           </w:rPr>
           <w:t>8.1.4</w:t>
         </w:r>
@@ -3900,7 +4227,7 @@
         </w:r>
         <w:r>
           <w:rPr>
-            <w:rStyle w:val="Hipervnculo"/>
+            <w:rStyle w:val="Hyperlink"/>
           </w:rPr>
           <w:t>Archivo integra-log4j2.xml</w:t>
         </w:r>
@@ -3949,7 +4276,7 @@
     </w:p>
     <w:p>
       <w:pPr>
-        <w:pStyle w:val="TDC3"/>
+        <w:pStyle w:val="TOC3"/>
         <w:rPr>
           <w:spacing w:val="0"/>
           <w:kern w:val="2"/>
@@ -3960,7 +4287,7 @@
       <w:hyperlink w:anchor="_Toc157417019" w:history="1">
         <w:r>
           <w:rPr>
-            <w:rStyle w:val="Hipervnculo"/>
+            <w:rStyle w:val="Hyperlink"/>
           </w:rPr>
           <w:t>8.1.5</w:t>
         </w:r>
@@ -3975,7 +4302,7 @@
         </w:r>
         <w:r>
           <w:rPr>
-            <w:rStyle w:val="Hipervnculo"/>
+            <w:rStyle w:val="Hyperlink"/>
           </w:rPr>
           <w:t>Archivo parserParameters.properties</w:t>
         </w:r>
@@ -4024,7 +4351,7 @@
     </w:p>
     <w:p>
       <w:pPr>
-        <w:pStyle w:val="TDC3"/>
+        <w:pStyle w:val="TOC3"/>
         <w:rPr>
           <w:spacing w:val="0"/>
           <w:kern w:val="2"/>
@@ -4035,7 +4362,7 @@
       <w:hyperlink w:anchor="_Toc157417020" w:history="1">
         <w:r>
           <w:rPr>
-            <w:rStyle w:val="Hipervnculo"/>
+            <w:rStyle w:val="Hyperlink"/>
           </w:rPr>
           <w:t>8.1.6</w:t>
         </w:r>
@@ -4050,7 +4377,7 @@
         </w:r>
         <w:r>
           <w:rPr>
-            <w:rStyle w:val="Hipervnculo"/>
+            <w:rStyle w:val="Hyperlink"/>
           </w:rPr>
           <w:t>Archivo transformers.properties</w:t>
         </w:r>
@@ -4099,7 +4426,7 @@
     </w:p>
     <w:p>
       <w:pPr>
-        <w:pStyle w:val="TDC2"/>
+        <w:pStyle w:val="TOC2"/>
         <w:rPr>
           <w:spacing w:val="0"/>
           <w:kern w:val="2"/>
@@ -4110,7 +4437,7 @@
       <w:hyperlink w:anchor="_Toc157417021" w:history="1">
         <w:r>
           <w:rPr>
-            <w:rStyle w:val="Hipervnculo"/>
+            <w:rStyle w:val="Hyperlink"/>
           </w:rPr>
           <w:t>8.2</w:t>
         </w:r>
@@ -4125,7 +4452,7 @@
         </w:r>
         <w:r>
           <w:rPr>
-            <w:rStyle w:val="Hipervnculo"/>
+            <w:rStyle w:val="Hyperlink"/>
           </w:rPr>
           <w:t>Configuración dinámica</w:t>
         </w:r>
@@ -4174,7 +4501,7 @@
     </w:p>
     <w:p>
       <w:pPr>
-        <w:pStyle w:val="TDC3"/>
+        <w:pStyle w:val="TOC3"/>
         <w:rPr>
           <w:spacing w:val="0"/>
           <w:kern w:val="2"/>
@@ -4185,7 +4512,7 @@
       <w:hyperlink w:anchor="_Toc157417022" w:history="1">
         <w:r>
           <w:rPr>
-            <w:rStyle w:val="Hipervnculo"/>
+            <w:rStyle w:val="Hyperlink"/>
           </w:rPr>
           <w:t>8.2.1</w:t>
         </w:r>
@@ -4200,7 +4527,7 @@
         </w:r>
         <w:r>
           <w:rPr>
-            <w:rStyle w:val="Hipervnculo"/>
+            <w:rStyle w:val="Hyperlink"/>
           </w:rPr>
           <w:t>Archivo mappingFiles.properties</w:t>
         </w:r>
@@ -4249,7 +4576,7 @@
     </w:p>
     <w:p>
       <w:pPr>
-        <w:pStyle w:val="TDC3"/>
+        <w:pStyle w:val="TOC3"/>
         <w:rPr>
           <w:spacing w:val="0"/>
           <w:kern w:val="2"/>
@@ -4260,7 +4587,7 @@
       <w:hyperlink w:anchor="_Toc157417023" w:history="1">
         <w:r>
           <w:rPr>
-            <w:rStyle w:val="Hipervnculo"/>
+            <w:rStyle w:val="Hyperlink"/>
           </w:rPr>
           <w:t>8.2.2</w:t>
         </w:r>
@@ -4275,7 +4602,7 @@
         </w:r>
         <w:r>
           <w:rPr>
-            <w:rStyle w:val="Hipervnculo"/>
+            <w:rStyle w:val="Hyperlink"/>
           </w:rPr>
           <w:t>Configuraciones generales Integr@</w:t>
         </w:r>
@@ -4324,7 +4651,7 @@
     </w:p>
     <w:p>
       <w:pPr>
-        <w:pStyle w:val="TDC3"/>
+        <w:pStyle w:val="TOC3"/>
         <w:rPr>
           <w:spacing w:val="0"/>
           <w:kern w:val="2"/>
@@ -4335,7 +4662,7 @@
       <w:hyperlink w:anchor="_Toc157417024" w:history="1">
         <w:r>
           <w:rPr>
-            <w:rStyle w:val="Hipervnculo"/>
+            <w:rStyle w:val="Hyperlink"/>
           </w:rPr>
           <w:t>8.2.3</w:t>
         </w:r>
@@ -4350,7 +4677,7 @@
         </w:r>
         <w:r>
           <w:rPr>
-            <w:rStyle w:val="Hipervnculo"/>
+            <w:rStyle w:val="Hyperlink"/>
           </w:rPr>
           <w:t>Configuraciones de acceso a TS@</w:t>
         </w:r>
@@ -4399,7 +4726,7 @@
     </w:p>
     <w:p>
       <w:pPr>
-        <w:pStyle w:val="TDC3"/>
+        <w:pStyle w:val="TOC3"/>
         <w:rPr>
           <w:spacing w:val="0"/>
           <w:kern w:val="2"/>
@@ -4410,7 +4737,7 @@
       <w:hyperlink w:anchor="_Toc157417025" w:history="1">
         <w:r>
           <w:rPr>
-            <w:rStyle w:val="Hipervnculo"/>
+            <w:rStyle w:val="Hyperlink"/>
           </w:rPr>
           <w:t>8.2.4</w:t>
         </w:r>
@@ -4425,7 +4752,7 @@
         </w:r>
         <w:r>
           <w:rPr>
-            <w:rStyle w:val="Hipervnculo"/>
+            <w:rStyle w:val="Hyperlink"/>
           </w:rPr>
           <w:t>Configuraciones de acceso a @firma</w:t>
         </w:r>
@@ -4474,7 +4801,7 @@
     </w:p>
     <w:p>
       <w:pPr>
-        <w:pStyle w:val="TDC3"/>
+        <w:pStyle w:val="TOC3"/>
         <w:rPr>
           <w:spacing w:val="0"/>
           <w:kern w:val="2"/>
@@ -4485,7 +4812,7 @@
       <w:hyperlink w:anchor="_Toc157417026" w:history="1">
         <w:r>
           <w:rPr>
-            <w:rStyle w:val="Hipervnculo"/>
+            <w:rStyle w:val="Hyperlink"/>
           </w:rPr>
           <w:t>8.2.5</w:t>
         </w:r>
@@ -4500,7 +4827,7 @@
         </w:r>
         <w:r>
           <w:rPr>
-            <w:rStyle w:val="Hipervnculo"/>
+            <w:rStyle w:val="Hyperlink"/>
           </w:rPr>
           <w:t>Configuraciones de acceso a eVisor</w:t>
         </w:r>
@@ -4564,7 +4891,7 @@
     </w:p>
     <w:p>
       <w:pPr>
-        <w:pStyle w:val="Ttulo1"/>
+        <w:pStyle w:val="Heading1"/>
         <w:rPr>
           <w:rFonts w:cs="Calibri"/>
         </w:rPr>
@@ -4667,7 +4994,28 @@
           <w:rFonts w:ascii="Calibri" w:hAnsi="Calibri" w:cs="Calibri"/>
           <w:sz w:val="24"/>
         </w:rPr>
-        <w:t>2.2.4_000</w:t>
+        <w:t>2.2.</w:t>
+      </w:r>
+      <w:r>
+        <w:rPr>
+          <w:rFonts w:ascii="Calibri" w:hAnsi="Calibri" w:cs="Calibri"/>
+          <w:sz w:val="24"/>
+        </w:rPr>
+        <w:t>5</w:t>
+      </w:r>
+      <w:r>
+        <w:rPr>
+          <w:rFonts w:ascii="Calibri" w:hAnsi="Calibri" w:cs="Calibri"/>
+          <w:sz w:val="24"/>
+        </w:rPr>
+        <w:t>_00</w:t>
+      </w:r>
+      <w:r>
+        <w:rPr>
+          <w:rFonts w:ascii="Calibri" w:hAnsi="Calibri" w:cs="Calibri"/>
+          <w:sz w:val="24"/>
+        </w:rPr>
+        <w:t>0</w:t>
       </w:r>
       <w:r>
         <w:rPr>
@@ -4705,7 +5053,7 @@
     </w:p>
     <w:p>
       <w:pPr>
-        <w:pStyle w:val="Ttulo1"/>
+        <w:pStyle w:val="Heading1"/>
         <w:rPr>
           <w:rFonts w:cs="Calibri"/>
         </w:rPr>
@@ -4721,7 +5069,7 @@
     </w:p>
     <w:p>
       <w:pPr>
-        <w:pStyle w:val="Ttulo1"/>
+        <w:pStyle w:val="Heading1"/>
         <w:rPr>
           <w:rFonts w:cs="Calibri"/>
         </w:rPr>
@@ -4802,7 +5150,7 @@
     </w:p>
     <w:p>
       <w:pPr>
-        <w:pStyle w:val="Ttulo1"/>
+        <w:pStyle w:val="Heading1"/>
         <w:rPr>
           <w:rFonts w:cs="Calibri"/>
         </w:rPr>
@@ -4816,7 +5164,7 @@
     </w:p>
     <w:p>
       <w:pPr>
-        <w:pStyle w:val="Ttulo1"/>
+        <w:pStyle w:val="Heading1"/>
         <w:rPr>
           <w:rFonts w:cs="Calibri"/>
         </w:rPr>
@@ -8307,7 +8655,7 @@
     </w:p>
     <w:p>
       <w:pPr>
-        <w:pStyle w:val="Ttulo1"/>
+        <w:pStyle w:val="Heading1"/>
       </w:pPr>
       <w:r>
         <w:br w:type="page"/>
@@ -8486,13 +8834,34 @@
           <w:rFonts w:cs="Calibri"/>
           <w:snapToGrid w:val="0"/>
         </w:rPr>
-        <w:t>2.2.4_000</w:t>
+        <w:t>2.2.</w:t>
       </w:r>
       <w:r>
         <w:rPr>
           <w:rFonts w:cs="Calibri"/>
           <w:snapToGrid w:val="0"/>
         </w:rPr>
+        <w:t>5</w:t>
+      </w:r>
+      <w:r>
+        <w:rPr>
+          <w:rFonts w:cs="Calibri"/>
+          <w:snapToGrid w:val="0"/>
+        </w:rPr>
+        <w:t>_00</w:t>
+      </w:r>
+      <w:r>
+        <w:rPr>
+          <w:rFonts w:cs="Calibri"/>
+          <w:snapToGrid w:val="0"/>
+        </w:rPr>
+        <w:t>0</w:t>
+      </w:r>
+      <w:r>
+        <w:rPr>
+          <w:rFonts w:cs="Calibri"/>
+          <w:snapToGrid w:val="0"/>
+        </w:rPr>
         <w:t>.</w:t>
       </w:r>
     </w:p>
@@ -8505,7 +8874,7 @@
     </w:p>
     <w:p>
       <w:pPr>
-        <w:pStyle w:val="Ttulo1"/>
+        <w:pStyle w:val="Heading1"/>
         <w:rPr>
           <w:rFonts w:cs="Calibri"/>
         </w:rPr>
@@ -8553,7 +8922,7 @@
     </w:p>
     <w:p>
       <w:pPr>
-        <w:pStyle w:val="Ttulo2"/>
+        <w:pStyle w:val="Heading2"/>
         <w:rPr>
           <w:rFonts w:cs="Calibri"/>
         </w:rPr>
@@ -8858,7 +9227,7 @@
     </w:p>
     <w:p>
       <w:pPr>
-        <w:pStyle w:val="Ttulo2"/>
+        <w:pStyle w:val="Heading2"/>
         <w:rPr>
           <w:rFonts w:cs="Calibri"/>
         </w:rPr>
@@ -9114,6 +9483,7 @@
           </w:tcPr>
           <w:p>
             <w:pPr>
+              <w:ind w:left="1134" w:hanging="1134"/>
               <w:rPr>
                 <w:rFonts w:cs="Calibri"/>
               </w:rPr>
@@ -9192,7 +9562,7 @@
     </w:p>
     <w:p>
       <w:pPr>
-        <w:pStyle w:val="Ttulo1"/>
+        <w:pStyle w:val="Heading1"/>
         <w:rPr>
           <w:rFonts w:cs="Calibri"/>
         </w:rPr>
@@ -9246,7 +9616,7 @@
     </w:p>
     <w:p>
       <w:pPr>
-        <w:pStyle w:val="Ttulo2"/>
+        <w:pStyle w:val="Heading2"/>
         <w:rPr>
           <w:rFonts w:cs="Calibri"/>
         </w:rPr>
@@ -9327,13 +9697,34 @@
           <w:rFonts w:cs="Calibri"/>
           <w:b/>
         </w:rPr>
-        <w:t>2.2.4_000</w:t>
+        <w:t>2.2.</w:t>
       </w:r>
       <w:r>
         <w:rPr>
           <w:rFonts w:cs="Calibri"/>
           <w:b/>
         </w:rPr>
+        <w:t>5</w:t>
+      </w:r>
+      <w:r>
+        <w:rPr>
+          <w:rFonts w:cs="Calibri"/>
+          <w:b/>
+        </w:rPr>
+        <w:t>_00</w:t>
+      </w:r>
+      <w:r>
+        <w:rPr>
+          <w:rFonts w:cs="Calibri"/>
+          <w:b/>
+        </w:rPr>
+        <w:t>0</w:t>
+      </w:r>
+      <w:r>
+        <w:rPr>
+          <w:rFonts w:cs="Calibri"/>
+          <w:b/>
+        </w:rPr>
         <w:t xml:space="preserve"> </w:t>
       </w:r>
       <w:r>
@@ -9390,7 +9781,28 @@
           <w:rFonts w:cs="Calibri"/>
           <w:b/>
         </w:rPr>
-        <w:t>2.2.4_000</w:t>
+        <w:t>2.2.</w:t>
+      </w:r>
+      <w:r>
+        <w:rPr>
+          <w:rFonts w:cs="Calibri"/>
+          <w:b/>
+        </w:rPr>
+        <w:t>5</w:t>
+      </w:r>
+      <w:r>
+        <w:rPr>
+          <w:rFonts w:cs="Calibri"/>
+          <w:b/>
+        </w:rPr>
+        <w:t>_00</w:t>
+      </w:r>
+      <w:r>
+        <w:rPr>
+          <w:rFonts w:cs="Calibri"/>
+          <w:b/>
+        </w:rPr>
+        <w:t>0</w:t>
       </w:r>
       <w:r>
         <w:rPr>
@@ -9652,7 +10064,7 @@
     </w:p>
     <w:p>
       <w:pPr>
-        <w:pStyle w:val="Ttulo3"/>
+        <w:pStyle w:val="Heading3"/>
         <w:rPr>
           <w:rFonts w:cs="Calibri"/>
         </w:rPr>
@@ -9674,7 +10086,7 @@
     </w:p>
     <w:p>
       <w:pPr>
-        <w:pStyle w:val="Listaconvietas"/>
+        <w:pStyle w:val="ListBullet"/>
         <w:numPr>
           <w:ilvl w:val="0"/>
           <w:numId w:val="21"/>
@@ -9771,7 +10183,7 @@
     </w:p>
     <w:p>
       <w:pPr>
-        <w:pStyle w:val="Listaconvietas"/>
+        <w:pStyle w:val="ListBullet"/>
         <w:numPr>
           <w:ilvl w:val="0"/>
           <w:numId w:val="21"/>
@@ -9825,7 +10237,7 @@
     <w:p/>
     <w:p>
       <w:pPr>
-        <w:pStyle w:val="Ttulo1"/>
+        <w:pStyle w:val="Heading1"/>
         <w:rPr>
           <w:rFonts w:cs="Calibri"/>
         </w:rPr>
@@ -9839,7 +10251,7 @@
     </w:p>
     <w:p>
       <w:pPr>
-        <w:pStyle w:val="Ttulo1"/>
+        <w:pStyle w:val="Heading1"/>
         <w:rPr>
           <w:rFonts w:cs="Calibri"/>
         </w:rPr>
@@ -9904,19 +10316,28 @@
     </w:p>
     <w:p>
       <w:pPr>
-        <w:pStyle w:val="Ttulo2"/>
+        <w:pStyle w:val="Heading2"/>
       </w:pPr>
       <w:bookmarkStart w:id="28" w:name="_Toc157417008"/>
       <w:proofErr w:type="spellStart"/>
       <w:r>
+        <w:rPr>
+          <w:lang w:val="es-ES"/>
+        </w:rPr>
         <w:t>AfirmaServices</w:t>
       </w:r>
       <w:proofErr w:type="spellEnd"/>
       <w:r>
+        <w:rPr>
+          <w:lang w:val="es-ES"/>
+        </w:rPr>
         <w:t>:</w:t>
       </w:r>
       <w:bookmarkEnd w:id="28"/>
       <w:r>
+        <w:rPr>
+          <w:lang w:val="es-ES"/>
+        </w:rPr>
         <w:t xml:space="preserve"> </w:t>
       </w:r>
     </w:p>
@@ -10078,19 +10499,28 @@
     </w:p>
     <w:p>
       <w:pPr>
-        <w:pStyle w:val="Ttulo2"/>
+        <w:pStyle w:val="Heading2"/>
       </w:pPr>
       <w:bookmarkStart w:id="29" w:name="_Toc157417009"/>
       <w:proofErr w:type="spellStart"/>
       <w:r>
+        <w:rPr>
+          <w:lang w:val="es-ES"/>
+        </w:rPr>
         <w:t>IntegraServices</w:t>
       </w:r>
       <w:proofErr w:type="spellEnd"/>
       <w:r>
+        <w:rPr>
+          <w:lang w:val="es-ES"/>
+        </w:rPr>
         <w:t>:</w:t>
       </w:r>
       <w:bookmarkEnd w:id="29"/>
       <w:r>
+        <w:rPr>
+          <w:lang w:val="es-ES"/>
+        </w:rPr>
         <w:t xml:space="preserve"> </w:t>
       </w:r>
     </w:p>
@@ -10252,19 +10682,28 @@
     </w:p>
     <w:p>
       <w:pPr>
-        <w:pStyle w:val="Ttulo2"/>
+        <w:pStyle w:val="Heading2"/>
       </w:pPr>
       <w:bookmarkStart w:id="30" w:name="_Toc157417010"/>
       <w:proofErr w:type="spellStart"/>
       <w:r>
+        <w:rPr>
+          <w:lang w:val="es-ES"/>
+        </w:rPr>
         <w:t>TSAServices</w:t>
       </w:r>
       <w:proofErr w:type="spellEnd"/>
       <w:r>
+        <w:rPr>
+          <w:lang w:val="es-ES"/>
+        </w:rPr>
         <w:t>:</w:t>
       </w:r>
       <w:bookmarkEnd w:id="30"/>
       <w:r>
+        <w:rPr>
+          <w:lang w:val="es-ES"/>
+        </w:rPr>
         <w:t xml:space="preserve"> </w:t>
       </w:r>
     </w:p>
@@ -10394,19 +10833,28 @@
     </w:p>
     <w:p>
       <w:pPr>
-        <w:pStyle w:val="Ttulo2"/>
+        <w:pStyle w:val="Heading2"/>
       </w:pPr>
       <w:bookmarkStart w:id="31" w:name="_Toc157417011"/>
       <w:proofErr w:type="spellStart"/>
       <w:r>
+        <w:rPr>
+          <w:lang w:val="es-ES"/>
+        </w:rPr>
         <w:t>EvisorServices</w:t>
       </w:r>
       <w:proofErr w:type="spellEnd"/>
       <w:r>
+        <w:rPr>
+          <w:lang w:val="es-ES"/>
+        </w:rPr>
         <w:t>:</w:t>
       </w:r>
       <w:bookmarkEnd w:id="31"/>
       <w:r>
+        <w:rPr>
+          <w:lang w:val="es-ES"/>
+        </w:rPr>
         <w:t xml:space="preserve"> </w:t>
       </w:r>
     </w:p>
@@ -10553,19 +11001,28 @@
     </w:p>
     <w:p>
       <w:pPr>
-        <w:pStyle w:val="Ttulo2"/>
+        <w:pStyle w:val="Heading2"/>
       </w:pPr>
       <w:bookmarkStart w:id="32" w:name="_Toc157417012"/>
       <w:proofErr w:type="spellStart"/>
       <w:r>
+        <w:rPr>
+          <w:lang w:val="es-ES"/>
+        </w:rPr>
         <w:t>CipherServices</w:t>
       </w:r>
       <w:proofErr w:type="spellEnd"/>
       <w:r>
+        <w:rPr>
+          <w:lang w:val="es-ES"/>
+        </w:rPr>
         <w:t>:</w:t>
       </w:r>
       <w:bookmarkEnd w:id="32"/>
       <w:r>
+        <w:rPr>
+          <w:lang w:val="es-ES"/>
+        </w:rPr>
         <w:t xml:space="preserve"> </w:t>
       </w:r>
     </w:p>
@@ -10725,7 +11182,7 @@
     </w:p>
     <w:p>
       <w:pPr>
-        <w:pStyle w:val="Ttulo1"/>
+        <w:pStyle w:val="Heading1"/>
       </w:pPr>
       <w:r>
         <w:br w:type="page"/>
@@ -10753,7 +11210,7 @@
     <w:p/>
     <w:p>
       <w:pPr>
-        <w:pStyle w:val="Ttulo2"/>
+        <w:pStyle w:val="Heading2"/>
       </w:pPr>
       <w:bookmarkStart w:id="34" w:name="_Toc157417014"/>
       <w:r>
@@ -10948,7 +11405,7 @@
     </w:p>
     <w:p>
       <w:pPr>
-        <w:pStyle w:val="Ttulo3"/>
+        <w:pStyle w:val="Heading3"/>
       </w:pPr>
       <w:bookmarkStart w:id="36" w:name="_Toc157417015"/>
       <w:r>
@@ -10958,47 +11415,15 @@
       <w:bookmarkEnd w:id="36"/>
     </w:p>
     <w:p>
-      <w:pPr>
-        <w:rPr>
-          <w:lang w:val="es-ES_tradnl"/>
-        </w:rPr>
-      </w:pPr>
-      <w:r>
-        <w:rPr>
-          <w:lang w:val="es-ES_tradnl"/>
-        </w:rPr>
-        <w:t xml:space="preserve">La función de estas plantillas es definir la estructura final de las interfaces </w:t>
-      </w:r>
-      <w:r>
-        <w:rPr>
-          <w:lang w:val="es-ES_tradnl"/>
-        </w:rPr>
-        <w:t>XML</w:t>
-      </w:r>
-      <w:r>
-        <w:rPr>
-          <w:lang w:val="es-ES_tradnl"/>
-        </w:rPr>
-        <w:t xml:space="preserve"> a generar y los parámetros a extraer de las respuestas </w:t>
-      </w:r>
-      <w:r>
-        <w:rPr>
-          <w:lang w:val="es-ES_tradnl"/>
-        </w:rPr>
-        <w:t xml:space="preserve">XML en los procesos de comunicación con los servicios web de @Firma, </w:t>
+      <w:r>
+        <w:t xml:space="preserve">La función de estas plantillas es definir la estructura final de las interfaces XML a generar y los parámetros a extraer de las respuestas XML en los procesos de comunicación con los servicios web de @Firma, </w:t>
       </w:r>
       <w:proofErr w:type="spellStart"/>
       <w:r>
-        <w:rPr>
-          <w:lang w:val="es-ES_tradnl"/>
-        </w:rPr>
         <w:t>eVisor</w:t>
       </w:r>
       <w:proofErr w:type="spellEnd"/>
       <w:r>
-        <w:rPr>
-          <w:lang w:val="es-ES_tradnl"/>
-        </w:rPr>
         <w:t xml:space="preserve"> y TS@. La carpeta contiene a su vez 2 carpetas:</w:t>
       </w:r>
     </w:p>
@@ -11011,7 +11436,7 @@
     </w:p>
     <w:p>
       <w:pPr>
-        <w:pStyle w:val="Ttulo4"/>
+        <w:pStyle w:val="Heading4"/>
       </w:pPr>
       <w:bookmarkStart w:id="37" w:name="_Carpeta_parserTemplates"/>
       <w:bookmarkStart w:id="38" w:name="_Ref411519691"/>
@@ -11029,29 +11454,15 @@
       <w:bookmarkEnd w:id="40"/>
     </w:p>
     <w:p>
-      <w:pPr>
-        <w:rPr>
-          <w:lang w:val="es-ES_tradnl"/>
-        </w:rPr>
-      </w:pPr>
-      <w:r>
-        <w:rPr>
-          <w:lang w:val="es-ES_tradnl"/>
-        </w:rPr>
+      <w:r>
         <w:t xml:space="preserve">Esta carpeta incluye las plantillas asociadas a las respuestas XML obtenidas de los diferentes servicios de @Firma, TS@ y </w:t>
       </w:r>
       <w:proofErr w:type="spellStart"/>
       <w:r>
-        <w:rPr>
-          <w:lang w:val="es-ES_tradnl"/>
-        </w:rPr>
         <w:t>eVisor</w:t>
       </w:r>
       <w:proofErr w:type="spellEnd"/>
       <w:r>
-        <w:rPr>
-          <w:lang w:val="es-ES_tradnl"/>
-        </w:rPr>
         <w:t>. Las plantillas que lo componen son:</w:t>
       </w:r>
     </w:p>
@@ -11170,47 +11581,23 @@
           <w:ilvl w:val="0"/>
           <w:numId w:val="25"/>
         </w:numPr>
-        <w:rPr>
-          <w:lang w:val="es-ES_tradnl"/>
-        </w:rPr>
-      </w:pPr>
-      <w:r>
-        <w:rPr>
-          <w:b/>
-          <w:lang w:val="es-ES_tradnl"/>
+      </w:pPr>
+      <w:r>
+        <w:rPr>
+          <w:b/>
+          <w:bCs/>
         </w:rPr>
         <w:t>DSSCounterSignResponse_V1.xml</w:t>
       </w:r>
       <w:r>
-        <w:rPr>
-          <w:lang w:val="es-ES_tradnl"/>
-        </w:rPr>
-        <w:t>: Plantilla para el procesado de las respuestas asociadas al s</w:t>
-      </w:r>
-      <w:r>
-        <w:rPr>
-          <w:lang w:val="es-ES_tradnl"/>
-        </w:rPr>
-        <w:t xml:space="preserve">ervicio </w:t>
-      </w:r>
-      <w:r>
-        <w:rPr>
-          <w:lang w:val="es-ES_tradnl"/>
-        </w:rPr>
-        <w:t xml:space="preserve">firma servidor </w:t>
+        <w:t xml:space="preserve">: Plantilla para el procesado de las respuestas asociadas al servicio firma servidor </w:t>
       </w:r>
       <w:proofErr w:type="spellStart"/>
       <w:r>
-        <w:rPr>
-          <w:lang w:val="es-ES_tradnl"/>
-        </w:rPr>
         <w:t>CounterSign</w:t>
       </w:r>
       <w:proofErr w:type="spellEnd"/>
       <w:r>
-        <w:rPr>
-          <w:lang w:val="es-ES_tradnl"/>
-        </w:rPr>
         <w:t>, de @Firma.</w:t>
       </w:r>
     </w:p>
@@ -11604,71 +11991,23 @@
           <w:ilvl w:val="0"/>
           <w:numId w:val="25"/>
         </w:numPr>
-        <w:rPr>
-          <w:lang w:val="es-ES_tradnl"/>
-        </w:rPr>
-      </w:pPr>
-      <w:r>
-        <w:rPr>
-          <w:b/>
-          <w:lang w:val="es-ES_tradnl"/>
+      </w:pPr>
+      <w:r>
+        <w:rPr>
+          <w:b/>
+          <w:bCs/>
         </w:rPr>
         <w:t>EVisor_GenerateReportResponse_V1.xml</w:t>
       </w:r>
       <w:r>
-        <w:rPr>
-          <w:lang w:val="es-ES_tradnl"/>
-        </w:rPr>
-        <w:t>: Plantilla para el procesado de las respuestas asociadas al s</w:t>
-      </w:r>
-      <w:r>
-        <w:rPr>
-          <w:lang w:val="es-ES_tradnl"/>
-        </w:rPr>
-        <w:t xml:space="preserve">ervicio de </w:t>
-      </w:r>
-      <w:r>
-        <w:rPr>
-          <w:lang w:val="es-ES_tradnl"/>
-        </w:rPr>
-        <w:t>g</w:t>
-      </w:r>
-      <w:r>
-        <w:rPr>
-          <w:lang w:val="es-ES_tradnl"/>
-        </w:rPr>
-        <w:t xml:space="preserve">eneración de </w:t>
-      </w:r>
-      <w:r>
-        <w:rPr>
-          <w:lang w:val="es-ES_tradnl"/>
-        </w:rPr>
-        <w:t>i</w:t>
-      </w:r>
-      <w:r>
-        <w:rPr>
-          <w:lang w:val="es-ES_tradnl"/>
-        </w:rPr>
-        <w:t>nformes</w:t>
-      </w:r>
-      <w:r>
-        <w:rPr>
-          <w:lang w:val="es-ES_tradnl"/>
-        </w:rPr>
-        <w:t xml:space="preserve">, de </w:t>
+        <w:t xml:space="preserve">: Plantilla para el procesado de las respuestas asociadas al servicio de generación de informes, de </w:t>
       </w:r>
       <w:proofErr w:type="spellStart"/>
       <w:r>
-        <w:rPr>
-          <w:lang w:val="es-ES_tradnl"/>
-        </w:rPr>
         <w:t>eVisor</w:t>
       </w:r>
       <w:proofErr w:type="spellEnd"/>
       <w:r>
-        <w:rPr>
-          <w:lang w:val="es-ES_tradnl"/>
-        </w:rPr>
         <w:t>.</w:t>
       </w:r>
     </w:p>
@@ -11678,83 +12017,23 @@
           <w:ilvl w:val="0"/>
           <w:numId w:val="25"/>
         </w:numPr>
-        <w:rPr>
-          <w:lang w:val="es-ES_tradnl"/>
-        </w:rPr>
-      </w:pPr>
-      <w:r>
-        <w:rPr>
-          <w:b/>
-          <w:lang w:val="es-ES_tradnl"/>
+      </w:pPr>
+      <w:r>
+        <w:rPr>
+          <w:b/>
+          <w:bCs/>
         </w:rPr>
         <w:t>EVisor_ValidationReportResponse_V1.xml</w:t>
       </w:r>
       <w:r>
-        <w:rPr>
-          <w:lang w:val="es-ES_tradnl"/>
-        </w:rPr>
-        <w:t>: Plantilla para el procesado de las respuestas asociadas al s</w:t>
-      </w:r>
-      <w:r>
-        <w:rPr>
-          <w:lang w:val="es-ES_tradnl"/>
-        </w:rPr>
-        <w:t xml:space="preserve">ervicio de </w:t>
-      </w:r>
-      <w:r>
-        <w:rPr>
-          <w:lang w:val="es-ES_tradnl"/>
-        </w:rPr>
-        <w:t>v</w:t>
-      </w:r>
-      <w:r>
-        <w:rPr>
-          <w:lang w:val="es-ES_tradnl"/>
-        </w:rPr>
-        <w:t xml:space="preserve">alidación de </w:t>
-      </w:r>
-      <w:r>
-        <w:rPr>
-          <w:lang w:val="es-ES_tradnl"/>
-        </w:rPr>
-        <w:t>i</w:t>
-      </w:r>
-      <w:r>
-        <w:rPr>
-          <w:lang w:val="es-ES_tradnl"/>
-        </w:rPr>
-        <w:t xml:space="preserve">nformes </w:t>
-      </w:r>
-      <w:r>
-        <w:rPr>
-          <w:lang w:val="es-ES_tradnl"/>
-        </w:rPr>
-        <w:t>f</w:t>
-      </w:r>
-      <w:r>
-        <w:rPr>
-          <w:lang w:val="es-ES_tradnl"/>
-        </w:rPr>
-        <w:t>irmados</w:t>
-      </w:r>
-      <w:r>
-        <w:rPr>
-          <w:lang w:val="es-ES_tradnl"/>
-        </w:rPr>
-        <w:t xml:space="preserve">, de </w:t>
+        <w:t xml:space="preserve">: Plantilla para el procesado de las respuestas asociadas al servicio de validación de informes firmados, de </w:t>
       </w:r>
       <w:proofErr w:type="spellStart"/>
       <w:r>
-        <w:rPr>
-          <w:lang w:val="es-ES_tradnl"/>
-        </w:rPr>
         <w:t>eVisor</w:t>
       </w:r>
       <w:proofErr w:type="spellEnd"/>
       <w:r>
-        <w:rPr>
-          <w:lang w:val="es-ES_tradnl"/>
-        </w:rPr>
         <w:t>.</w:t>
       </w:r>
     </w:p>
@@ -11767,7 +12046,7 @@
     </w:p>
     <w:p>
       <w:pPr>
-        <w:pStyle w:val="Ttulo4"/>
+        <w:pStyle w:val="Heading4"/>
       </w:pPr>
       <w:bookmarkStart w:id="41" w:name="_Carpeta_xmlTemplates"/>
       <w:bookmarkStart w:id="42" w:name="_Ref411519675"/>
@@ -11780,29 +12059,15 @@
       <w:bookmarkEnd w:id="43"/>
     </w:p>
     <w:p>
-      <w:pPr>
-        <w:rPr>
-          <w:lang w:val="es-ES_tradnl"/>
-        </w:rPr>
-      </w:pPr>
-      <w:r>
-        <w:rPr>
-          <w:lang w:val="es-ES_tradnl"/>
-        </w:rPr>
+      <w:r>
         <w:t xml:space="preserve">Esta carpeta incluye las plantillas asociadas a la construcción de las peticiones XML hacia los diferentes servicios de @Firma, TS@ y </w:t>
       </w:r>
       <w:proofErr w:type="spellStart"/>
       <w:r>
-        <w:rPr>
-          <w:lang w:val="es-ES_tradnl"/>
-        </w:rPr>
         <w:t>eVisor</w:t>
       </w:r>
       <w:proofErr w:type="spellEnd"/>
       <w:r>
-        <w:rPr>
-          <w:lang w:val="es-ES_tradnl"/>
-        </w:rPr>
         <w:t>. Las plantillas que la componen son:</w:t>
       </w:r>
     </w:p>
@@ -12401,71 +12666,23 @@
           <w:ilvl w:val="0"/>
           <w:numId w:val="26"/>
         </w:numPr>
-        <w:rPr>
-          <w:lang w:val="es-ES_tradnl"/>
-        </w:rPr>
-      </w:pPr>
-      <w:r>
-        <w:rPr>
-          <w:b/>
-          <w:lang w:val="es-ES_tradnl"/>
+      </w:pPr>
+      <w:r>
+        <w:rPr>
+          <w:b/>
+          <w:bCs/>
         </w:rPr>
         <w:t>EVisor_GenerateReportRequest_V1.xml</w:t>
       </w:r>
       <w:r>
-        <w:rPr>
-          <w:lang w:val="es-ES_tradnl"/>
-        </w:rPr>
-        <w:t>: Plantilla para la construcción de las peticiones al s</w:t>
-      </w:r>
-      <w:r>
-        <w:rPr>
-          <w:lang w:val="es-ES_tradnl"/>
-        </w:rPr>
-        <w:t xml:space="preserve">ervicio de </w:t>
-      </w:r>
-      <w:r>
-        <w:rPr>
-          <w:lang w:val="es-ES_tradnl"/>
-        </w:rPr>
-        <w:t>g</w:t>
-      </w:r>
-      <w:r>
-        <w:rPr>
-          <w:lang w:val="es-ES_tradnl"/>
-        </w:rPr>
-        <w:t xml:space="preserve">eneración de </w:t>
-      </w:r>
-      <w:r>
-        <w:rPr>
-          <w:lang w:val="es-ES_tradnl"/>
-        </w:rPr>
-        <w:t>i</w:t>
-      </w:r>
-      <w:r>
-        <w:rPr>
-          <w:lang w:val="es-ES_tradnl"/>
-        </w:rPr>
-        <w:t>nformes</w:t>
-      </w:r>
-      <w:r>
-        <w:rPr>
-          <w:lang w:val="es-ES_tradnl"/>
-        </w:rPr>
-        <w:t xml:space="preserve">, de </w:t>
+        <w:t xml:space="preserve">: Plantilla para la construcción de las peticiones al servicio de generación de informes, de </w:t>
       </w:r>
       <w:proofErr w:type="spellStart"/>
       <w:r>
-        <w:rPr>
-          <w:lang w:val="es-ES_tradnl"/>
-        </w:rPr>
         <w:t>eVisor</w:t>
       </w:r>
       <w:proofErr w:type="spellEnd"/>
       <w:r>
-        <w:rPr>
-          <w:lang w:val="es-ES_tradnl"/>
-        </w:rPr>
         <w:t>.</w:t>
       </w:r>
     </w:p>
@@ -12475,95 +12692,23 @@
           <w:ilvl w:val="0"/>
           <w:numId w:val="26"/>
         </w:numPr>
-        <w:rPr>
-          <w:lang w:val="es-ES_tradnl"/>
-        </w:rPr>
-      </w:pPr>
-      <w:r>
-        <w:rPr>
-          <w:b/>
-          <w:lang w:val="es-ES_tradnl"/>
+      </w:pPr>
+      <w:r>
+        <w:rPr>
+          <w:b/>
+          <w:bCs/>
         </w:rPr>
         <w:t>EVisor_ValidationReportRequest_V1.xml</w:t>
       </w:r>
       <w:r>
-        <w:rPr>
-          <w:lang w:val="es-ES_tradnl"/>
-        </w:rPr>
-        <w:t>: Plantilla para la construcción de las peticiones al s</w:t>
-      </w:r>
-      <w:r>
-        <w:rPr>
-          <w:lang w:val="es-ES_tradnl"/>
-        </w:rPr>
-        <w:t xml:space="preserve">ervicio de </w:t>
-      </w:r>
-      <w:r>
-        <w:rPr>
-          <w:lang w:val="es-ES_tradnl"/>
-        </w:rPr>
-        <w:t>v</w:t>
-      </w:r>
-      <w:r>
-        <w:rPr>
-          <w:lang w:val="es-ES_tradnl"/>
-        </w:rPr>
-        <w:t xml:space="preserve">alidación de </w:t>
-      </w:r>
-      <w:r>
-        <w:rPr>
-          <w:lang w:val="es-ES_tradnl"/>
-        </w:rPr>
-        <w:t>i</w:t>
-      </w:r>
-      <w:r>
-        <w:rPr>
-          <w:lang w:val="es-ES_tradnl"/>
-        </w:rPr>
-        <w:t xml:space="preserve">nformes </w:t>
-      </w:r>
-      <w:r>
-        <w:rPr>
-          <w:lang w:val="es-ES_tradnl"/>
-        </w:rPr>
-        <w:t>f</w:t>
-      </w:r>
-      <w:r>
-        <w:rPr>
-          <w:lang w:val="es-ES_tradnl"/>
-        </w:rPr>
-        <w:t>irmados</w:t>
-      </w:r>
-      <w:r>
-        <w:rPr>
-          <w:lang w:val="es-ES_tradnl"/>
-        </w:rPr>
-        <w:t>,</w:t>
-      </w:r>
-      <w:r>
-        <w:rPr>
-          <w:lang w:val="es-ES_tradnl"/>
-        </w:rPr>
-        <w:t xml:space="preserve"> </w:t>
-      </w:r>
-      <w:r>
-        <w:rPr>
-          <w:lang w:val="es-ES_tradnl"/>
-        </w:rPr>
-        <w:t xml:space="preserve">de </w:t>
+        <w:t xml:space="preserve">: Plantilla para la construcción de las peticiones al servicio de validación de informes firmados, de </w:t>
       </w:r>
       <w:proofErr w:type="spellStart"/>
       <w:r>
-        <w:rPr>
-          <w:lang w:val="es-ES_tradnl"/>
-        </w:rPr>
         <w:t>eVisor</w:t>
       </w:r>
       <w:proofErr w:type="spellEnd"/>
       <w:r>
-        <w:rPr>
-          <w:lang w:val="es-ES_tradnl"/>
-        </w:rPr>
         <w:t>.</w:t>
       </w:r>
     </w:p>
@@ -12633,65 +12778,23 @@
           <w:ilvl w:val="0"/>
           <w:numId w:val="26"/>
         </w:numPr>
-        <w:rPr>
-          <w:lang w:val="es-ES_tradnl"/>
-        </w:rPr>
-      </w:pPr>
-      <w:r>
-        <w:rPr>
-          <w:b/>
-          <w:lang w:val="es-ES_tradnl"/>
+      </w:pPr>
+      <w:r>
+        <w:rPr>
+          <w:b/>
+          <w:bCs/>
         </w:rPr>
         <w:t>FirmaServidorCoSign_V1.xml</w:t>
       </w:r>
       <w:r>
-        <w:rPr>
-          <w:lang w:val="es-ES_tradnl"/>
-        </w:rPr>
-        <w:t>: Plantilla para la construcción de las peticiones al s</w:t>
-      </w:r>
-      <w:r>
-        <w:rPr>
-          <w:lang w:val="es-ES_tradnl"/>
-        </w:rPr>
-        <w:t xml:space="preserve">ervicio de </w:t>
-      </w:r>
-      <w:r>
-        <w:rPr>
-          <w:lang w:val="es-ES_tradnl"/>
-        </w:rPr>
-        <w:t>f</w:t>
-      </w:r>
-      <w:r>
-        <w:rPr>
-          <w:lang w:val="es-ES_tradnl"/>
-        </w:rPr>
-        <w:t xml:space="preserve">irma </w:t>
-      </w:r>
-      <w:r>
-        <w:rPr>
-          <w:lang w:val="es-ES_tradnl"/>
-        </w:rPr>
-        <w:t>s</w:t>
-      </w:r>
-      <w:r>
-        <w:rPr>
-          <w:lang w:val="es-ES_tradnl"/>
-        </w:rPr>
-        <w:t xml:space="preserve">ervidor </w:t>
+        <w:t xml:space="preserve">: Plantilla para la construcción de las peticiones al servicio de firma servidor </w:t>
       </w:r>
       <w:proofErr w:type="spellStart"/>
       <w:r>
-        <w:rPr>
-          <w:lang w:val="es-ES_tradnl"/>
-        </w:rPr>
         <w:t>CoSign</w:t>
       </w:r>
       <w:proofErr w:type="spellEnd"/>
       <w:r>
-        <w:rPr>
-          <w:lang w:val="es-ES_tradnl"/>
-        </w:rPr>
         <w:t>, de @Firma.</w:t>
       </w:r>
     </w:p>
@@ -12701,65 +12804,23 @@
           <w:ilvl w:val="0"/>
           <w:numId w:val="26"/>
         </w:numPr>
-        <w:rPr>
-          <w:lang w:val="es-ES_tradnl"/>
-        </w:rPr>
-      </w:pPr>
-      <w:r>
-        <w:rPr>
-          <w:b/>
-          <w:lang w:val="es-ES_tradnl"/>
+      </w:pPr>
+      <w:r>
+        <w:rPr>
+          <w:b/>
+          <w:bCs/>
         </w:rPr>
         <w:t>FirmaServidorCounterSign_V1.xml</w:t>
       </w:r>
       <w:r>
-        <w:rPr>
-          <w:lang w:val="es-ES_tradnl"/>
-        </w:rPr>
-        <w:t>: Plantilla para la construcción de las peticiones al s</w:t>
-      </w:r>
-      <w:r>
-        <w:rPr>
-          <w:lang w:val="es-ES_tradnl"/>
-        </w:rPr>
-        <w:t xml:space="preserve">ervicio de </w:t>
-      </w:r>
-      <w:r>
-        <w:rPr>
-          <w:lang w:val="es-ES_tradnl"/>
-        </w:rPr>
-        <w:t>f</w:t>
-      </w:r>
-      <w:r>
-        <w:rPr>
-          <w:lang w:val="es-ES_tradnl"/>
-        </w:rPr>
-        <w:t xml:space="preserve">irma </w:t>
-      </w:r>
-      <w:r>
-        <w:rPr>
-          <w:lang w:val="es-ES_tradnl"/>
-        </w:rPr>
-        <w:t>s</w:t>
-      </w:r>
-      <w:r>
-        <w:rPr>
-          <w:lang w:val="es-ES_tradnl"/>
-        </w:rPr>
-        <w:t xml:space="preserve">ervidor </w:t>
+        <w:t xml:space="preserve">: Plantilla para la construcción de las peticiones al servicio de firma servidor </w:t>
       </w:r>
       <w:proofErr w:type="spellStart"/>
       <w:r>
-        <w:rPr>
-          <w:lang w:val="es-ES_tradnl"/>
-        </w:rPr>
         <w:t>CounterSign</w:t>
       </w:r>
       <w:proofErr w:type="spellEnd"/>
       <w:r>
-        <w:rPr>
-          <w:lang w:val="es-ES_tradnl"/>
-        </w:rPr>
         <w:t>, de @Firma.</w:t>
       </w:r>
     </w:p>
@@ -12937,89 +12998,23 @@
           <w:ilvl w:val="0"/>
           <w:numId w:val="26"/>
         </w:numPr>
-        <w:rPr>
-          <w:lang w:val="es-ES_tradnl"/>
-        </w:rPr>
-      </w:pPr>
-      <w:r>
-        <w:rPr>
-          <w:b/>
-          <w:lang w:val="es-ES_tradnl"/>
+      </w:pPr>
+      <w:r>
+        <w:rPr>
+          <w:b/>
+          <w:bCs/>
         </w:rPr>
         <w:t>FirmaUsuario3FasesF1CoSign_V1.xml</w:t>
       </w:r>
       <w:r>
-        <w:rPr>
-          <w:lang w:val="es-ES_tradnl"/>
-        </w:rPr>
-        <w:t>: Plantilla para la construcción de las peticiones al s</w:t>
-      </w:r>
-      <w:r>
-        <w:rPr>
-          <w:lang w:val="es-ES_tradnl"/>
-        </w:rPr>
-        <w:t xml:space="preserve">ervicio </w:t>
-      </w:r>
-      <w:r>
-        <w:rPr>
-          <w:lang w:val="es-ES_tradnl"/>
-        </w:rPr>
-        <w:t>f</w:t>
-      </w:r>
-      <w:r>
-        <w:rPr>
-          <w:lang w:val="es-ES_tradnl"/>
-        </w:rPr>
-        <w:t xml:space="preserve">ase 1 de </w:t>
-      </w:r>
-      <w:r>
-        <w:rPr>
-          <w:lang w:val="es-ES_tradnl"/>
-        </w:rPr>
-        <w:t>f</w:t>
-      </w:r>
-      <w:r>
-        <w:rPr>
-          <w:lang w:val="es-ES_tradnl"/>
-        </w:rPr>
-        <w:t xml:space="preserve">irma </w:t>
-      </w:r>
-      <w:r>
-        <w:rPr>
-          <w:lang w:val="es-ES_tradnl"/>
-        </w:rPr>
-        <w:t>u</w:t>
-      </w:r>
-      <w:r>
-        <w:rPr>
-          <w:lang w:val="es-ES_tradnl"/>
-        </w:rPr>
-        <w:t xml:space="preserve">suario 3 </w:t>
-      </w:r>
-      <w:r>
-        <w:rPr>
-          <w:lang w:val="es-ES_tradnl"/>
-        </w:rPr>
-        <w:t>f</w:t>
-      </w:r>
-      <w:r>
-        <w:rPr>
-          <w:lang w:val="es-ES_tradnl"/>
-        </w:rPr>
-        <w:t xml:space="preserve">ases </w:t>
+        <w:t xml:space="preserve">: Plantilla para la construcción de las peticiones al servicio fase 1 de firma usuario 3 fases </w:t>
       </w:r>
       <w:proofErr w:type="spellStart"/>
       <w:r>
-        <w:rPr>
-          <w:lang w:val="es-ES_tradnl"/>
-        </w:rPr>
         <w:t>CoSign</w:t>
       </w:r>
       <w:proofErr w:type="spellEnd"/>
       <w:r>
-        <w:rPr>
-          <w:lang w:val="es-ES_tradnl"/>
-        </w:rPr>
         <w:t>, de @Firma.</w:t>
       </w:r>
     </w:p>
@@ -13029,90 +13024,24 @@
           <w:ilvl w:val="0"/>
           <w:numId w:val="26"/>
         </w:numPr>
-        <w:rPr>
-          <w:lang w:val="es-ES_tradnl"/>
-        </w:rPr>
-      </w:pPr>
-      <w:r>
-        <w:rPr>
-          <w:b/>
-          <w:lang w:val="es-ES_tradnl"/>
+      </w:pPr>
+      <w:r>
+        <w:rPr>
+          <w:b/>
+          <w:bCs/>
         </w:rPr>
         <w:lastRenderedPageBreak/>
         <w:t>FirmaUsuario3FasesF1CounterSign_V1.xml</w:t>
       </w:r>
       <w:r>
-        <w:rPr>
-          <w:lang w:val="es-ES_tradnl"/>
-        </w:rPr>
-        <w:t>: Plantilla para la construcción de las peticiones al s</w:t>
-      </w:r>
-      <w:r>
-        <w:rPr>
-          <w:lang w:val="es-ES_tradnl"/>
-        </w:rPr>
-        <w:t xml:space="preserve">ervicio </w:t>
-      </w:r>
-      <w:r>
-        <w:rPr>
-          <w:lang w:val="es-ES_tradnl"/>
-        </w:rPr>
-        <w:t>f</w:t>
-      </w:r>
-      <w:r>
-        <w:rPr>
-          <w:lang w:val="es-ES_tradnl"/>
-        </w:rPr>
-        <w:t xml:space="preserve">ase 1 de </w:t>
-      </w:r>
-      <w:r>
-        <w:rPr>
-          <w:lang w:val="es-ES_tradnl"/>
-        </w:rPr>
-        <w:t>f</w:t>
-      </w:r>
-      <w:r>
-        <w:rPr>
-          <w:lang w:val="es-ES_tradnl"/>
-        </w:rPr>
-        <w:t xml:space="preserve">irma </w:t>
-      </w:r>
-      <w:r>
-        <w:rPr>
-          <w:lang w:val="es-ES_tradnl"/>
-        </w:rPr>
-        <w:t>u</w:t>
-      </w:r>
-      <w:r>
-        <w:rPr>
-          <w:lang w:val="es-ES_tradnl"/>
-        </w:rPr>
-        <w:t xml:space="preserve">suario 3 </w:t>
-      </w:r>
-      <w:r>
-        <w:rPr>
-          <w:lang w:val="es-ES_tradnl"/>
-        </w:rPr>
-        <w:t>f</w:t>
-      </w:r>
-      <w:r>
-        <w:rPr>
-          <w:lang w:val="es-ES_tradnl"/>
-        </w:rPr>
-        <w:t xml:space="preserve">ases </w:t>
+        <w:t xml:space="preserve">: Plantilla para la construcción de las peticiones al servicio fase 1 de firma usuario 3 fases </w:t>
       </w:r>
       <w:proofErr w:type="spellStart"/>
       <w:r>
-        <w:rPr>
-          <w:lang w:val="es-ES_tradnl"/>
-        </w:rPr>
         <w:t>CounterSign</w:t>
       </w:r>
       <w:proofErr w:type="spellEnd"/>
       <w:r>
-        <w:rPr>
-          <w:lang w:val="es-ES_tradnl"/>
-        </w:rPr>
         <w:t>, de @Firma.</w:t>
       </w:r>
     </w:p>
@@ -13548,65 +13477,23 @@
           <w:ilvl w:val="0"/>
           <w:numId w:val="26"/>
         </w:numPr>
-        <w:rPr>
-          <w:lang w:val="es-ES_tradnl"/>
-        </w:rPr>
-      </w:pPr>
-      <w:r>
-        <w:rPr>
-          <w:b/>
-          <w:lang w:val="es-ES_tradnl"/>
+      </w:pPr>
+      <w:r>
+        <w:rPr>
+          <w:b/>
+          <w:bCs/>
         </w:rPr>
         <w:t>ServerSignatureCoSign_V1.xml</w:t>
       </w:r>
       <w:r>
-        <w:rPr>
-          <w:lang w:val="es-ES_tradnl"/>
-        </w:rPr>
-        <w:t>: Plantilla para la construcción de las peticiones al s</w:t>
-      </w:r>
-      <w:r>
-        <w:rPr>
-          <w:lang w:val="es-ES_tradnl"/>
-        </w:rPr>
-        <w:t xml:space="preserve">ervicio de </w:t>
-      </w:r>
-      <w:r>
-        <w:rPr>
-          <w:lang w:val="es-ES_tradnl"/>
-        </w:rPr>
-        <w:t>f</w:t>
-      </w:r>
-      <w:r>
-        <w:rPr>
-          <w:lang w:val="es-ES_tradnl"/>
-        </w:rPr>
-        <w:t xml:space="preserve">irma </w:t>
-      </w:r>
-      <w:r>
-        <w:rPr>
-          <w:lang w:val="es-ES_tradnl"/>
-        </w:rPr>
-        <w:t>s</w:t>
-      </w:r>
-      <w:r>
-        <w:rPr>
-          <w:lang w:val="es-ES_tradnl"/>
-        </w:rPr>
-        <w:t xml:space="preserve">ervidor </w:t>
+        <w:t xml:space="preserve">: Plantilla para la construcción de las peticiones al servicio de firma servidor </w:t>
       </w:r>
       <w:proofErr w:type="spellStart"/>
       <w:r>
-        <w:rPr>
-          <w:lang w:val="es-ES_tradnl"/>
-        </w:rPr>
         <w:t>CoSign</w:t>
       </w:r>
       <w:proofErr w:type="spellEnd"/>
       <w:r>
-        <w:rPr>
-          <w:lang w:val="es-ES_tradnl"/>
-        </w:rPr>
         <w:t>, en inglés, de @Firma.</w:t>
       </w:r>
     </w:p>
@@ -13616,65 +13503,23 @@
           <w:ilvl w:val="0"/>
           <w:numId w:val="26"/>
         </w:numPr>
-        <w:rPr>
-          <w:lang w:val="es-ES_tradnl"/>
-        </w:rPr>
-      </w:pPr>
-      <w:r>
-        <w:rPr>
-          <w:b/>
-          <w:lang w:val="es-ES_tradnl"/>
+      </w:pPr>
+      <w:r>
+        <w:rPr>
+          <w:b/>
+          <w:bCs/>
         </w:rPr>
         <w:t>ServerSignatureCounterSign_V1.xml</w:t>
       </w:r>
       <w:r>
-        <w:rPr>
-          <w:lang w:val="es-ES_tradnl"/>
-        </w:rPr>
-        <w:t>: Plantilla para la construcción de las peticiones al s</w:t>
-      </w:r>
-      <w:r>
-        <w:rPr>
-          <w:lang w:val="es-ES_tradnl"/>
-        </w:rPr>
-        <w:t xml:space="preserve">ervicio de </w:t>
-      </w:r>
-      <w:r>
-        <w:rPr>
-          <w:lang w:val="es-ES_tradnl"/>
-        </w:rPr>
-        <w:t>f</w:t>
-      </w:r>
-      <w:r>
-        <w:rPr>
-          <w:lang w:val="es-ES_tradnl"/>
-        </w:rPr>
-        <w:t xml:space="preserve">irma </w:t>
-      </w:r>
-      <w:r>
-        <w:rPr>
-          <w:lang w:val="es-ES_tradnl"/>
-        </w:rPr>
-        <w:t>s</w:t>
-      </w:r>
-      <w:r>
-        <w:rPr>
-          <w:lang w:val="es-ES_tradnl"/>
-        </w:rPr>
-        <w:t xml:space="preserve">ervidor </w:t>
+        <w:t xml:space="preserve">: Plantilla para la construcción de las peticiones al servicio de firma servidor </w:t>
       </w:r>
       <w:proofErr w:type="spellStart"/>
       <w:r>
-        <w:rPr>
-          <w:lang w:val="es-ES_tradnl"/>
-        </w:rPr>
         <w:t>CounterSign</w:t>
       </w:r>
       <w:proofErr w:type="spellEnd"/>
       <w:r>
-        <w:rPr>
-          <w:lang w:val="es-ES_tradnl"/>
-        </w:rPr>
         <w:t>, en inglés, de @Firma.</w:t>
       </w:r>
     </w:p>
@@ -13901,96 +13746,24 @@
           <w:ilvl w:val="0"/>
           <w:numId w:val="26"/>
         </w:numPr>
-        <w:rPr>
-          <w:lang w:val="es-ES_tradnl"/>
-        </w:rPr>
-      </w:pPr>
-      <w:r>
-        <w:rPr>
-          <w:b/>
-          <w:lang w:val="es-ES_tradnl"/>
+      </w:pPr>
+      <w:r>
+        <w:rPr>
+          <w:b/>
+          <w:bCs/>
         </w:rPr>
         <w:t>ThreePhaseUserSignatureF1CoSign_V1.xml</w:t>
       </w:r>
       <w:r>
-        <w:rPr>
-          <w:lang w:val="es-ES_tradnl"/>
-        </w:rPr>
-        <w:t>: Plantilla para la construcción de las peticiones al s</w:t>
-      </w:r>
-      <w:r>
-        <w:rPr>
-          <w:lang w:val="es-ES_tradnl"/>
-        </w:rPr>
-        <w:t xml:space="preserve">ervicio </w:t>
-      </w:r>
-      <w:r>
-        <w:rPr>
-          <w:lang w:val="es-ES_tradnl"/>
-        </w:rPr>
-        <w:t>f</w:t>
-      </w:r>
-      <w:r>
-        <w:rPr>
-          <w:lang w:val="es-ES_tradnl"/>
-        </w:rPr>
-        <w:t xml:space="preserve">ase 1 de </w:t>
-      </w:r>
-      <w:r>
-        <w:rPr>
-          <w:lang w:val="es-ES_tradnl"/>
-        </w:rPr>
-        <w:t>f</w:t>
-      </w:r>
-      <w:r>
-        <w:rPr>
-          <w:lang w:val="es-ES_tradnl"/>
-        </w:rPr>
-        <w:t xml:space="preserve">irma </w:t>
-      </w:r>
-      <w:r>
-        <w:rPr>
-          <w:lang w:val="es-ES_tradnl"/>
-        </w:rPr>
-        <w:t>u</w:t>
-      </w:r>
-      <w:r>
-        <w:rPr>
-          <w:lang w:val="es-ES_tradnl"/>
-        </w:rPr>
-        <w:t xml:space="preserve">suario 3 </w:t>
-      </w:r>
-      <w:r>
-        <w:rPr>
-          <w:lang w:val="es-ES_tradnl"/>
-        </w:rPr>
-        <w:t>f</w:t>
-      </w:r>
-      <w:r>
-        <w:rPr>
-          <w:lang w:val="es-ES_tradnl"/>
-        </w:rPr>
-        <w:t xml:space="preserve">ases </w:t>
+        <w:t xml:space="preserve">: Plantilla para la construcción de las peticiones al servicio fase 1 de firma usuario 3 fases </w:t>
       </w:r>
       <w:proofErr w:type="spellStart"/>
       <w:r>
-        <w:rPr>
-          <w:lang w:val="es-ES_tradnl"/>
-        </w:rPr>
         <w:t>CoSign</w:t>
       </w:r>
       <w:proofErr w:type="spellEnd"/>
       <w:r>
-        <w:rPr>
-          <w:lang w:val="es-ES_tradnl"/>
-        </w:rPr>
-        <w:t>, en inglés, de @Firma</w:t>
-      </w:r>
-      <w:r>
-        <w:rPr>
-          <w:lang w:val="es-ES_tradnl"/>
-        </w:rPr>
-        <w:t>.</w:t>
+        <w:t>, en inglés, de @Firma.</w:t>
       </w:r>
     </w:p>
     <w:p>
@@ -13999,96 +13772,24 @@
           <w:ilvl w:val="0"/>
           <w:numId w:val="26"/>
         </w:numPr>
-        <w:rPr>
-          <w:lang w:val="es-ES_tradnl"/>
-        </w:rPr>
-      </w:pPr>
-      <w:r>
-        <w:rPr>
-          <w:b/>
-          <w:lang w:val="es-ES_tradnl"/>
+      </w:pPr>
+      <w:r>
+        <w:rPr>
+          <w:b/>
+          <w:bCs/>
         </w:rPr>
         <w:t>ThreePhaseUserSignatureF1CounterSign_V1.xml</w:t>
       </w:r>
       <w:r>
-        <w:rPr>
-          <w:lang w:val="es-ES_tradnl"/>
-        </w:rPr>
-        <w:t>: Plantilla para la construcción de las peticiones al s</w:t>
-      </w:r>
-      <w:r>
-        <w:rPr>
-          <w:lang w:val="es-ES_tradnl"/>
-        </w:rPr>
-        <w:t xml:space="preserve">ervicio </w:t>
-      </w:r>
-      <w:r>
-        <w:rPr>
-          <w:lang w:val="es-ES_tradnl"/>
-        </w:rPr>
-        <w:t>f</w:t>
-      </w:r>
-      <w:r>
-        <w:rPr>
-          <w:lang w:val="es-ES_tradnl"/>
-        </w:rPr>
-        <w:t xml:space="preserve">ase 1 de </w:t>
-      </w:r>
-      <w:r>
-        <w:rPr>
-          <w:lang w:val="es-ES_tradnl"/>
-        </w:rPr>
-        <w:t>f</w:t>
-      </w:r>
-      <w:r>
-        <w:rPr>
-          <w:lang w:val="es-ES_tradnl"/>
-        </w:rPr>
-        <w:t xml:space="preserve">irma </w:t>
-      </w:r>
-      <w:r>
-        <w:rPr>
-          <w:lang w:val="es-ES_tradnl"/>
-        </w:rPr>
-        <w:t>u</w:t>
-      </w:r>
-      <w:r>
-        <w:rPr>
-          <w:lang w:val="es-ES_tradnl"/>
-        </w:rPr>
-        <w:t xml:space="preserve">suario 3 </w:t>
-      </w:r>
-      <w:r>
-        <w:rPr>
-          <w:lang w:val="es-ES_tradnl"/>
-        </w:rPr>
-        <w:t>f</w:t>
-      </w:r>
-      <w:r>
-        <w:rPr>
-          <w:lang w:val="es-ES_tradnl"/>
-        </w:rPr>
-        <w:t xml:space="preserve">ases </w:t>
+        <w:t xml:space="preserve">: Plantilla para la construcción de las peticiones al servicio fase 1 de firma usuario 3 fases </w:t>
       </w:r>
       <w:proofErr w:type="spellStart"/>
       <w:r>
-        <w:rPr>
-          <w:lang w:val="es-ES_tradnl"/>
-        </w:rPr>
         <w:t>CounterSign</w:t>
       </w:r>
       <w:proofErr w:type="spellEnd"/>
       <w:r>
-        <w:rPr>
-          <w:lang w:val="es-ES_tradnl"/>
-        </w:rPr>
-        <w:t>, en inglés, de @Firma</w:t>
-      </w:r>
-      <w:r>
-        <w:rPr>
-          <w:lang w:val="es-ES_tradnl"/>
-        </w:rPr>
-        <w:t>.</w:t>
+        <w:t>, en inglés, de @Firma.</w:t>
       </w:r>
     </w:p>
     <w:p>
@@ -14498,7 +14199,7 @@
     </w:p>
     <w:p>
       <w:pPr>
-        <w:pStyle w:val="Ttulo3"/>
+        <w:pStyle w:val="Heading3"/>
       </w:pPr>
       <w:bookmarkStart w:id="44" w:name="_Toc453065742"/>
       <w:bookmarkStart w:id="45" w:name="_Toc157417016"/>
@@ -14536,88 +14237,40 @@
           <w:ilvl w:val="0"/>
           <w:numId w:val="28"/>
         </w:numPr>
-        <w:rPr>
-          <w:lang w:val="es-ES_tradnl"/>
-        </w:rPr>
-      </w:pPr>
-      <w:r>
-        <w:rPr>
-          <w:b/>
-          <w:lang w:val="es-ES_tradnl"/>
+      </w:pPr>
+      <w:r>
+        <w:rPr>
+          <w:b/>
+          <w:bCs/>
         </w:rPr>
         <w:t>HSM_CONFIG_PATH:</w:t>
       </w:r>
       <w:r>
-        <w:rPr>
-          <w:lang w:val="es-ES_tradnl"/>
-        </w:rPr>
-        <w:t xml:space="preserve"> </w:t>
-      </w:r>
-      <w:r>
-        <w:rPr>
-          <w:lang w:val="es-ES_tradnl"/>
-        </w:rPr>
-        <w:t>Ruta absoluta al fichero de configuración PKCS11 donde se establece la ruta absoluta a la librería nativa del HSM entre otras configuraciones adicionales.</w:t>
-      </w:r>
-      <w:r>
-        <w:rPr>
-          <w:lang w:val="es-ES_tradnl"/>
-        </w:rPr>
-        <w:t xml:space="preserve"> Por ejemplo “</w:t>
-      </w:r>
-      <w:r>
-        <w:rPr>
-          <w:lang w:val="es-ES_tradnl"/>
-        </w:rPr>
+        <w:t xml:space="preserve"> Ruta absoluta al fichero de configuración PKCS11 donde se establece la ruta absoluta a la librería nativa del HSM entre otras configuraciones adicionales. Por ejemplo “/</w:t>
+      </w:r>
+      <w:proofErr w:type="spellStart"/>
+      <w:r>
+        <w:t>opt</w:t>
+      </w:r>
+      <w:proofErr w:type="spellEnd"/>
+      <w:r>
         <w:t>/</w:t>
       </w:r>
       <w:proofErr w:type="spellStart"/>
       <w:r>
-        <w:rPr>
-          <w:lang w:val="es-ES_tradnl"/>
-        </w:rPr>
-        <w:t>opt</w:t>
+        <w:t>users</w:t>
       </w:r>
       <w:proofErr w:type="spellEnd"/>
       <w:r>
-        <w:rPr>
-          <w:lang w:val="es-ES_tradnl"/>
-        </w:rPr>
-        <w:t>/</w:t>
+        <w:t>/HSM/</w:t>
       </w:r>
       <w:proofErr w:type="spellStart"/>
       <w:r>
-        <w:rPr>
-          <w:lang w:val="es-ES_tradnl"/>
-        </w:rPr>
-        <w:t>users</w:t>
+        <w:t>config</w:t>
       </w:r>
       <w:proofErr w:type="spellEnd"/>
       <w:r>
-        <w:rPr>
-          <w:lang w:val="es-ES_tradnl"/>
-        </w:rPr>
-        <w:t>/HSM/</w:t>
-      </w:r>
-      <w:proofErr w:type="spellStart"/>
-      <w:r>
-        <w:rPr>
-          <w:lang w:val="es-ES_tradnl"/>
-        </w:rPr>
-        <w:t>config</w:t>
-      </w:r>
-      <w:proofErr w:type="spellEnd"/>
-      <w:r>
-        <w:rPr>
-          <w:lang w:val="es-ES_tradnl"/>
-        </w:rPr>
-        <w:t>/pkcs11.cfg</w:t>
-      </w:r>
-      <w:r>
-        <w:rPr>
-          <w:lang w:val="es-ES_tradnl"/>
-        </w:rPr>
-        <w:t>” indica la ruta al fichero “pkcs11.cfg” que contiene la configuración PKCS11 del HSM, cuyo contenido podría ser:</w:t>
+        <w:t>/pkcs11.cfg” indica la ruta al fichero “pkcs11.cfg” que contiene la configuración PKCS11 del HSM, cuyo contenido podría ser:</w:t>
       </w:r>
     </w:p>
     <w:p>
@@ -14839,45 +14492,21 @@
           <w:ilvl w:val="0"/>
           <w:numId w:val="28"/>
         </w:numPr>
-        <w:rPr>
-          <w:lang w:val="es-ES_tradnl"/>
-        </w:rPr>
-      </w:pPr>
-      <w:r>
-        <w:rPr>
-          <w:b/>
-          <w:lang w:val="es-ES_tradnl"/>
+      </w:pPr>
+      <w:r>
+        <w:rPr>
+          <w:b/>
+          <w:bCs/>
         </w:rPr>
         <w:t>HSM_PASSWORD:</w:t>
       </w:r>
       <w:r>
-        <w:rPr>
-          <w:lang w:val="es-ES_tradnl"/>
-        </w:rPr>
-        <w:t xml:space="preserve"> </w:t>
-      </w:r>
-      <w:r>
-        <w:rPr>
-          <w:lang w:val="es-ES_tradnl"/>
-        </w:rPr>
-        <w:t>Contraseña de acceso al HSM. Esta propiedad podría estar vacía en caso de no ser necesar</w:t>
-      </w:r>
-      <w:r>
-        <w:rPr>
-          <w:lang w:val="es-ES_tradnl"/>
-        </w:rPr>
-        <w:t>i</w:t>
-      </w:r>
-      <w:r>
-        <w:rPr>
-          <w:lang w:val="es-ES_tradnl"/>
-        </w:rPr>
-        <w:t>a dicha contraseña.</w:t>
-      </w:r>
-    </w:p>
-    <w:p>
-      <w:pPr>
-        <w:pStyle w:val="Ttulo3"/>
+        <w:t xml:space="preserve"> Contraseña de acceso al HSM. Esta propiedad podría estar vacía en caso de no ser necesaria dicha contraseña.</w:t>
+      </w:r>
+    </w:p>
+    <w:p>
+      <w:pPr>
+        <w:pStyle w:val="Heading3"/>
       </w:pPr>
       <w:bookmarkStart w:id="46" w:name="_Toc453065743"/>
       <w:bookmarkStart w:id="47" w:name="_Toc157417017"/>
@@ -14892,47 +14521,21 @@
       <w:bookmarkEnd w:id="47"/>
     </w:p>
     <w:p>
-      <w:pPr>
-        <w:rPr>
-          <w:lang w:val="es-ES_tradnl"/>
-        </w:rPr>
-      </w:pPr>
-      <w:r>
-        <w:rPr>
-          <w:lang w:val="es-ES_tradnl"/>
-        </w:rPr>
-        <w:t xml:space="preserve">Este archivo </w:t>
-      </w:r>
-      <w:r>
-        <w:rPr>
-          <w:lang w:val="es-ES_tradnl"/>
-        </w:rPr>
-        <w:t xml:space="preserve">permite configurar el idioma asociado a los mensajes de la API </w:t>
+      <w:r>
+        <w:t xml:space="preserve">Este archivo permite configurar el idioma asociado a los mensajes de la API </w:t>
       </w:r>
       <w:proofErr w:type="spellStart"/>
       <w:r>
-        <w:rPr>
-          <w:lang w:val="es-ES_tradnl"/>
-        </w:rPr>
         <w:t>Integr</w:t>
       </w:r>
       <w:proofErr w:type="spellEnd"/>
       <w:r>
-        <w:rPr>
-          <w:lang w:val="es-ES_tradnl"/>
-        </w:rPr>
         <w:t>@</w:t>
       </w:r>
       <w:r>
-        <w:rPr>
-          <w:lang w:val="es-ES_tradnl"/>
-        </w:rPr>
         <w:t>, así como para los mensajes emitidos por el WS</w:t>
       </w:r>
       <w:r>
-        <w:rPr>
-          <w:lang w:val="es-ES_tradnl"/>
-        </w:rPr>
         <w:t>. Admite seleccionar los mensajes en inglés o en español.</w:t>
       </w:r>
     </w:p>
@@ -14942,35 +14545,23 @@
           <w:ilvl w:val="0"/>
           <w:numId w:val="28"/>
         </w:numPr>
-        <w:rPr>
-          <w:lang w:val="es-ES_tradnl"/>
-        </w:rPr>
-      </w:pPr>
-      <w:r>
-        <w:rPr>
-          <w:b/>
-          <w:lang w:val="es-ES_tradnl"/>
+      </w:pPr>
+      <w:r>
+        <w:rPr>
+          <w:b/>
+          <w:bCs/>
         </w:rPr>
         <w:t>LANGUAGE:</w:t>
       </w:r>
       <w:r>
-        <w:rPr>
-          <w:lang w:val="es-ES_tradnl"/>
-        </w:rPr>
         <w:t xml:space="preserve"> Idioma asociado a los mensajes de la API </w:t>
       </w:r>
       <w:proofErr w:type="spellStart"/>
       <w:r>
-        <w:rPr>
-          <w:lang w:val="es-ES_tradnl"/>
-        </w:rPr>
         <w:t>Integr</w:t>
       </w:r>
       <w:proofErr w:type="spellEnd"/>
       <w:r>
-        <w:rPr>
-          <w:lang w:val="es-ES_tradnl"/>
-        </w:rPr>
         <w:t>@. Los valores posibles son:</w:t>
       </w:r>
     </w:p>
@@ -14980,35 +14571,26 @@
           <w:ilvl w:val="2"/>
           <w:numId w:val="28"/>
         </w:numPr>
-        <w:rPr>
-          <w:lang w:val="es-ES_tradnl"/>
-        </w:rPr>
       </w:pPr>
       <w:proofErr w:type="spellStart"/>
       <w:r>
         <w:rPr>
           <w:b/>
-          <w:lang w:val="es-ES_tradnl"/>
+          <w:bCs/>
         </w:rPr>
         <w:t>es_ES</w:t>
       </w:r>
       <w:proofErr w:type="spellEnd"/>
       <w:r>
-        <w:rPr>
-          <w:lang w:val="es-ES_tradnl"/>
-        </w:rPr>
         <w:t xml:space="preserve"> </w:t>
       </w:r>
       <w:r>
         <w:rPr>
-          <w:lang w:val="es-ES_tradnl"/>
-        </w:rPr>
-        <w:sym w:font="Wingdings" w:char="F0E0"/>
-      </w:r>
-      <w:r>
-        <w:rPr>
-          <w:lang w:val="es-ES_tradnl"/>
-        </w:rPr>
+          <w:rFonts w:ascii="Wingdings" w:eastAsia="Wingdings" w:hAnsi="Wingdings" w:cs="Wingdings"/>
+        </w:rPr>
+        <w:t>à</w:t>
+      </w:r>
+      <w:r>
         <w:t xml:space="preserve"> Idioma español.</w:t>
       </w:r>
     </w:p>
@@ -15018,35 +14600,26 @@
           <w:ilvl w:val="2"/>
           <w:numId w:val="28"/>
         </w:numPr>
-        <w:rPr>
-          <w:lang w:val="es-ES_tradnl"/>
-        </w:rPr>
       </w:pPr>
       <w:proofErr w:type="spellStart"/>
       <w:r>
         <w:rPr>
           <w:b/>
-          <w:lang w:val="es-ES_tradnl"/>
+          <w:bCs/>
         </w:rPr>
         <w:t>en_US</w:t>
       </w:r>
       <w:proofErr w:type="spellEnd"/>
       <w:r>
-        <w:rPr>
-          <w:lang w:val="es-ES_tradnl"/>
-        </w:rPr>
         <w:t xml:space="preserve"> </w:t>
       </w:r>
       <w:r>
         <w:rPr>
-          <w:lang w:val="es-ES_tradnl"/>
-        </w:rPr>
-        <w:sym w:font="Wingdings" w:char="F0E0"/>
-      </w:r>
-      <w:r>
-        <w:rPr>
-          <w:lang w:val="es-ES_tradnl"/>
-        </w:rPr>
+          <w:rFonts w:ascii="Wingdings" w:eastAsia="Wingdings" w:hAnsi="Wingdings" w:cs="Wingdings"/>
+        </w:rPr>
+        <w:t>à</w:t>
+      </w:r>
+      <w:r>
         <w:t xml:space="preserve"> Idioma inglés.</w:t>
       </w:r>
     </w:p>
@@ -15059,7 +14632,7 @@
     </w:p>
     <w:p>
       <w:pPr>
-        <w:pStyle w:val="Ttulo3"/>
+        <w:pStyle w:val="Heading3"/>
       </w:pPr>
       <w:bookmarkStart w:id="48" w:name="_Toc453065744"/>
       <w:bookmarkStart w:id="49" w:name="_Toc157417018"/>
@@ -15094,7 +14667,7 @@
     </w:p>
     <w:p>
       <w:pPr>
-        <w:pStyle w:val="Ttulo3"/>
+        <w:pStyle w:val="Heading3"/>
       </w:pPr>
       <w:bookmarkStart w:id="50" w:name="_Toc453065745"/>
       <w:bookmarkStart w:id="51" w:name="_Toc157417019"/>
@@ -15108,75 +14681,29 @@
       <w:bookmarkEnd w:id="51"/>
     </w:p>
     <w:p>
-      <w:pPr>
-        <w:rPr>
-          <w:lang w:val="es-ES_tradnl"/>
-        </w:rPr>
-      </w:pPr>
-      <w:r>
-        <w:rPr>
-          <w:lang w:val="es-ES_tradnl"/>
-        </w:rPr>
-        <w:t>Fichero de propiedades que contiene los identificadores empleados como atajo o acceso directo</w:t>
-      </w:r>
-      <w:r>
-        <w:rPr>
-          <w:lang w:val="es-ES_tradnl"/>
-        </w:rPr>
-        <w:t xml:space="preserve"> a las rutas de los nodos extraí</w:t>
-      </w:r>
-      <w:r>
-        <w:rPr>
-          <w:lang w:val="es-ES_tradnl"/>
-        </w:rPr>
-        <w:t xml:space="preserve">dos en el procesado de las respuestas XML de los servicios de @Firma, TS@ y </w:t>
+      <w:r>
+        <w:t xml:space="preserve">Fichero de propiedades que contiene los identificadores empleados como atajo o acceso directo a las rutas de los nodos extraídos en el procesado de las respuestas XML de los servicios de @Firma, TS@ y </w:t>
       </w:r>
       <w:proofErr w:type="spellStart"/>
       <w:r>
-        <w:rPr>
-          <w:lang w:val="es-ES_tradnl"/>
-        </w:rPr>
         <w:t>eVisor</w:t>
       </w:r>
       <w:proofErr w:type="spellEnd"/>
       <w:r>
-        <w:rPr>
-          <w:lang w:val="es-ES_tradnl"/>
-        </w:rPr>
         <w:t>.</w:t>
       </w:r>
     </w:p>
     <w:p>
-      <w:pPr>
-        <w:rPr>
-          <w:lang w:val="es-ES_tradnl"/>
-        </w:rPr>
-      </w:pPr>
-      <w:r>
-        <w:rPr>
-          <w:lang w:val="es-ES_tradnl"/>
-        </w:rPr>
+      <w:r>
         <w:t xml:space="preserve">Cada clave se corresponderá con el nombre del atajo o acceso directo al elemento, y el valor será la ruta </w:t>
       </w:r>
       <w:proofErr w:type="spellStart"/>
       <w:r>
-        <w:rPr>
-          <w:lang w:val="es-ES_tradnl"/>
-        </w:rPr>
         <w:t>xPath</w:t>
       </w:r>
       <w:proofErr w:type="spellEnd"/>
       <w:r>
-        <w:rPr>
-          <w:lang w:val="es-ES_tradnl"/>
-        </w:rPr>
-        <w:t xml:space="preserve"> del nodo que obtener de la respuesta XML.</w:t>
-      </w:r>
-      <w:r>
-        <w:rPr>
-          <w:lang w:val="es-ES_tradnl"/>
-        </w:rPr>
-        <w:t xml:space="preserve"> Por ejemplo:</w:t>
+        <w:t xml:space="preserve"> del nodo que obtener de la respuesta XML. Por ejemplo:</w:t>
       </w:r>
     </w:p>
     <w:p>
@@ -15205,55 +14732,43 @@
     </w:p>
     <w:p>
       <w:r>
-        <w:rPr>
-          <w:lang w:val="es-ES_tradnl"/>
-        </w:rPr>
         <w:t xml:space="preserve">En este caso, el atajo con nombre </w:t>
       </w:r>
       <w:r>
         <w:rPr>
           <w:b/>
-          <w:lang w:val="es-ES_tradnl"/>
+          <w:bCs/>
         </w:rPr>
         <w:t>RFC3161Timestamp</w:t>
       </w:r>
       <w:r>
-        <w:rPr>
-          <w:lang w:val="es-ES_tradnl"/>
-        </w:rPr>
         <w:t xml:space="preserve"> se utilizaría para obtener, de una respuesta del </w:t>
       </w:r>
       <w:r>
         <w:rPr>
           <w:i/>
-          <w:lang w:val="es-ES_tradnl"/>
+          <w:iCs/>
         </w:rPr>
         <w:t>Servicio de Generación de Sello de Tiempo</w:t>
       </w:r>
       <w:r>
-        <w:rPr>
-          <w:lang w:val="es-ES_tradnl"/>
-        </w:rPr>
         <w:t xml:space="preserve"> de TS@ o del </w:t>
       </w:r>
       <w:r>
         <w:rPr>
           <w:i/>
-          <w:lang w:val="es-ES_tradnl"/>
+          <w:iCs/>
         </w:rPr>
         <w:t>Servicio de Renovación de Sello de Tiempo</w:t>
       </w:r>
       <w:r>
-        <w:rPr>
-          <w:lang w:val="es-ES_tradnl"/>
-        </w:rPr>
         <w:t xml:space="preserve"> de TS@, el valor del elemento </w:t>
       </w:r>
       <w:proofErr w:type="gramStart"/>
       <w:r>
         <w:rPr>
           <w:b/>
-          <w:lang w:val="es-ES_tradnl"/>
+          <w:bCs/>
         </w:rPr>
         <w:t>dss:RFC</w:t>
       </w:r>
@@ -15261,50 +14776,41 @@
       <w:r>
         <w:rPr>
           <w:b/>
-          <w:lang w:val="es-ES_tradnl"/>
+          <w:bCs/>
         </w:rPr>
         <w:t>3161TimeStampToken</w:t>
       </w:r>
       <w:r>
-        <w:rPr>
-          <w:lang w:val="es-ES_tradnl"/>
-        </w:rPr>
         <w:t xml:space="preserve"> contenido dentro del elemento </w:t>
       </w:r>
       <w:proofErr w:type="spellStart"/>
       <w:r>
         <w:rPr>
           <w:b/>
-          <w:lang w:val="es-ES_tradnl"/>
+          <w:bCs/>
         </w:rPr>
         <w:t>dss:Timestamp</w:t>
       </w:r>
       <w:proofErr w:type="spellEnd"/>
       <w:r>
-        <w:rPr>
-          <w:lang w:val="es-ES_tradnl"/>
-        </w:rPr>
         <w:t xml:space="preserve">, que a su vez está contenido dentro del elemento </w:t>
       </w:r>
       <w:proofErr w:type="spellStart"/>
       <w:r>
         <w:rPr>
           <w:b/>
-          <w:lang w:val="es-ES_tradnl"/>
+          <w:bCs/>
         </w:rPr>
         <w:t>dss:SignatureObject</w:t>
       </w:r>
       <w:proofErr w:type="spellEnd"/>
       <w:r>
-        <w:rPr>
-          <w:lang w:val="es-ES_tradnl"/>
-        </w:rPr>
         <w:t>.</w:t>
       </w:r>
     </w:p>
     <w:p>
       <w:pPr>
-        <w:pStyle w:val="Ttulo3"/>
+        <w:pStyle w:val="Heading3"/>
       </w:pPr>
       <w:bookmarkStart w:id="52" w:name="_Toc453065746"/>
       <w:bookmarkStart w:id="53" w:name="_Toc157417020"/>
@@ -15318,29 +14824,15 @@
       <w:bookmarkEnd w:id="53"/>
     </w:p>
     <w:p>
-      <w:pPr>
-        <w:rPr>
-          <w:lang w:val="es-ES_tradnl"/>
-        </w:rPr>
-      </w:pPr>
-      <w:r>
-        <w:rPr>
-          <w:lang w:val="es-ES_tradnl"/>
-        </w:rPr>
+      <w:r>
         <w:t xml:space="preserve">Fichero de propiedades donde se definen las propiedades necesarias para la conversión de parámetros a XML en las peticiones a los WS de @Firma, TS@ y </w:t>
       </w:r>
       <w:proofErr w:type="spellStart"/>
       <w:r>
-        <w:rPr>
-          <w:lang w:val="es-ES_tradnl"/>
-        </w:rPr>
         <w:t>eVisor</w:t>
       </w:r>
       <w:proofErr w:type="spellEnd"/>
       <w:r>
-        <w:rPr>
-          <w:lang w:val="es-ES_tradnl"/>
-        </w:rPr>
         <w:t xml:space="preserve">, así como las propiedades necesarias para el procesamiento de las respuestas de dichos WS. </w:t>
       </w:r>
     </w:p>
@@ -15354,7 +14846,7 @@
     </w:p>
     <w:p>
       <w:pPr>
-        <w:pStyle w:val="Ttulo4"/>
+        <w:pStyle w:val="Heading4"/>
       </w:pPr>
       <w:bookmarkStart w:id="54" w:name="_Toc453065747"/>
       <w:r>
@@ -15368,15 +14860,12 @@
           <w:ilvl w:val="0"/>
           <w:numId w:val="28"/>
         </w:numPr>
-        <w:rPr>
-          <w:lang w:val="es-ES_tradnl"/>
-        </w:rPr>
       </w:pPr>
       <w:proofErr w:type="spellStart"/>
       <w:r>
         <w:rPr>
           <w:b/>
-          <w:lang w:val="es-ES_tradnl"/>
+          <w:bCs/>
         </w:rPr>
         <w:t>TransformersTemplatesPath</w:t>
       </w:r>
@@ -15384,26 +14873,17 @@
       <w:r>
         <w:rPr>
           <w:b/>
-          <w:lang w:val="es-ES_tradnl"/>
+          <w:bCs/>
         </w:rPr>
         <w:t>:</w:t>
       </w:r>
       <w:r>
-        <w:rPr>
-          <w:lang w:val="es-ES_tradnl"/>
-        </w:rPr>
-        <w:t xml:space="preserve"> </w:t>
-      </w:r>
-      <w:r>
-        <w:rPr>
-          <w:lang w:val="es-ES_tradnl"/>
-        </w:rPr>
-        <w:t>Ruta al directorio donde se encuentran las plantillas que contienen la información para generar las interfaces XML a generar y las plantillas que contienen la información para extraer los nodos de las respuestas XML y convertirlos a parámetros.</w:t>
-      </w:r>
-    </w:p>
-    <w:p>
-      <w:pPr>
-        <w:pStyle w:val="Ttulo4"/>
+        <w:t xml:space="preserve"> Ruta al directorio donde se encuentran las plantillas que contienen la información para generar las interfaces XML a generar y las plantillas que contienen la información para extraer los nodos de las respuestas XML y convertirlos a parámetros.</w:t>
+      </w:r>
+    </w:p>
+    <w:p>
+      <w:pPr>
+        <w:pStyle w:val="Heading4"/>
       </w:pPr>
       <w:bookmarkStart w:id="55" w:name="_Toc453065748"/>
       <w:r>
@@ -15828,7 +15308,7 @@
     </w:p>
     <w:p>
       <w:pPr>
-        <w:pStyle w:val="Ttulo2"/>
+        <w:pStyle w:val="Heading2"/>
       </w:pPr>
       <w:bookmarkStart w:id="56" w:name="_Toc157417021"/>
       <w:r>
@@ -16404,7 +15884,7 @@
     </w:p>
     <w:p>
       <w:pPr>
-        <w:pStyle w:val="Ttulo3"/>
+        <w:pStyle w:val="Heading3"/>
       </w:pPr>
       <w:bookmarkStart w:id="59" w:name="_Toc157417022"/>
       <w:r>
@@ -16440,14 +15920,12 @@
         </w:rPr>
         <w:t xml:space="preserve"> se mapean </w:t>
       </w:r>
-      <w:proofErr w:type="gramStart"/>
-      <w:r>
-        <w:rPr>
-          <w:lang w:val="es-ES_tradnl"/>
-        </w:rPr>
-        <w:t>los nombre</w:t>
-      </w:r>
-      <w:proofErr w:type="gramEnd"/>
+      <w:r>
+        <w:rPr>
+          <w:lang w:val="es-ES_tradnl"/>
+        </w:rPr>
+        <w:t>los nombres</w:t>
+      </w:r>
       <w:r>
         <w:rPr>
           <w:lang w:val="es-ES_tradnl"/>
@@ -16513,7 +15991,7 @@
     </w:p>
     <w:p>
       <w:pPr>
-        <w:pStyle w:val="Ttulo3"/>
+        <w:pStyle w:val="Heading3"/>
       </w:pPr>
       <w:bookmarkStart w:id="60" w:name="_Toc157417023"/>
       <w:bookmarkEnd w:id="58"/>
@@ -16544,16 +16022,12 @@
         <w:rPr>
           <w:rFonts w:cs="Calibri"/>
           <w:spacing w:val="0"/>
-          <w:szCs w:val="24"/>
-          <w:lang w:val="es-ES_tradnl" w:eastAsia="es-ES_tradnl"/>
         </w:rPr>
       </w:pPr>
       <w:r>
         <w:rPr>
           <w:rFonts w:cs="Calibri"/>
           <w:spacing w:val="0"/>
-          <w:szCs w:val="24"/>
-          <w:lang w:val="es-ES_tradnl" w:eastAsia="es-ES_tradnl"/>
         </w:rPr>
         <w:t xml:space="preserve">Archivo con configuraciones generales. El nombre del fichero queda a elección del integrador y se definirá en el fichero </w:t>
       </w:r>
@@ -16562,8 +16036,6 @@
         <w:rPr>
           <w:rFonts w:cs="Calibri"/>
           <w:spacing w:val="0"/>
-          <w:szCs w:val="24"/>
-          <w:lang w:val="es-ES_tradnl" w:eastAsia="es-ES_tradnl"/>
         </w:rPr>
         <w:t>mappingFiles.properties</w:t>
       </w:r>
@@ -16572,8 +16044,6 @@
         <w:rPr>
           <w:rFonts w:cs="Calibri"/>
           <w:spacing w:val="0"/>
-          <w:szCs w:val="24"/>
-          <w:lang w:val="es-ES_tradnl" w:eastAsia="es-ES_tradnl"/>
         </w:rPr>
         <w:t xml:space="preserve">. Se propone como nombre </w:t>
       </w:r>
@@ -16582,8 +16052,6 @@
         <w:rPr>
           <w:rFonts w:cs="Calibri"/>
           <w:spacing w:val="0"/>
-          <w:szCs w:val="24"/>
-          <w:lang w:val="es-ES_tradnl" w:eastAsia="es-ES_tradnl"/>
         </w:rPr>
         <w:t>integra</w:t>
       </w:r>
@@ -16591,8 +16059,6 @@
         <w:rPr>
           <w:rFonts w:cs="Calibri"/>
           <w:spacing w:val="0"/>
-          <w:szCs w:val="24"/>
-          <w:lang w:val="es-ES_tradnl" w:eastAsia="es-ES_tradnl"/>
         </w:rPr>
         <w:t>idCliente</w:t>
       </w:r>
@@ -16600,8 +16066,6 @@
         <w:rPr>
           <w:rFonts w:cs="Calibri"/>
           <w:spacing w:val="0"/>
-          <w:szCs w:val="24"/>
-          <w:lang w:val="es-ES_tradnl" w:eastAsia="es-ES_tradnl"/>
         </w:rPr>
         <w:t>.properties</w:t>
       </w:r>
@@ -16610,8 +16074,6 @@
         <w:rPr>
           <w:rFonts w:cs="Calibri"/>
           <w:spacing w:val="0"/>
-          <w:szCs w:val="24"/>
-          <w:lang w:val="es-ES_tradnl" w:eastAsia="es-ES_tradnl"/>
         </w:rPr>
         <w:t xml:space="preserve"> </w:t>
       </w:r>
@@ -16619,8 +16081,6 @@
         <w:rPr>
           <w:rFonts w:cs="Calibri"/>
           <w:spacing w:val="0"/>
-          <w:szCs w:val="24"/>
-          <w:lang w:val="es-ES_tradnl" w:eastAsia="es-ES_tradnl"/>
         </w:rPr>
         <w:t xml:space="preserve">siendo </w:t>
       </w:r>
@@ -16629,8 +16089,6 @@
         <w:rPr>
           <w:rFonts w:cs="Calibri"/>
           <w:spacing w:val="0"/>
-          <w:szCs w:val="24"/>
-          <w:lang w:val="es-ES_tradnl" w:eastAsia="es-ES_tradnl"/>
         </w:rPr>
         <w:t>idCliente</w:t>
       </w:r>
@@ -16639,8 +16097,6 @@
         <w:rPr>
           <w:rFonts w:cs="Calibri"/>
           <w:spacing w:val="0"/>
-          <w:szCs w:val="24"/>
-          <w:lang w:val="es-ES_tradnl" w:eastAsia="es-ES_tradnl"/>
         </w:rPr>
         <w:t xml:space="preserve"> el identificador del cliente que envía la petición.</w:t>
       </w:r>
@@ -16698,7 +16154,7 @@
     </w:p>
     <w:p>
       <w:pPr>
-        <w:pStyle w:val="Ttulo4"/>
+        <w:pStyle w:val="Heading4"/>
       </w:pPr>
       <w:bookmarkStart w:id="62" w:name="_Toc453065728"/>
       <w:r>
@@ -16771,7 +16227,19 @@
         <w:rPr>
           <w:b/>
         </w:rPr>
-        <w:t>com.trustedstorepassword</w:t>
+        <w:t>com.trustedstore</w:t>
+      </w:r>
+      <w:r>
+        <w:rPr>
+          <w:b/>
+        </w:rPr>
+        <w:t>P</w:t>
+      </w:r>
+      <w:r>
+        <w:rPr>
+          <w:b/>
+        </w:rPr>
+        <w:t>assword</w:t>
       </w:r>
       <w:proofErr w:type="spellEnd"/>
       <w:proofErr w:type="gramEnd"/>
@@ -16801,7 +16269,7 @@
     </w:p>
     <w:p>
       <w:pPr>
-        <w:pStyle w:val="Ttulo4"/>
+        <w:pStyle w:val="Heading4"/>
       </w:pPr>
       <w:bookmarkStart w:id="63" w:name="_Toc453065729"/>
       <w:r>
@@ -16821,16 +16289,13 @@
           <w:ilvl w:val="0"/>
           <w:numId w:val="27"/>
         </w:numPr>
-        <w:rPr>
-          <w:lang w:val="es-ES_tradnl"/>
-        </w:rPr>
       </w:pPr>
       <w:proofErr w:type="spellStart"/>
       <w:proofErr w:type="gramStart"/>
       <w:r>
         <w:rPr>
           <w:b/>
-          <w:lang w:val="es-ES_tradnl"/>
+          <w:bCs/>
         </w:rPr>
         <w:t>com.serviceWSDLPath</w:t>
       </w:r>
@@ -16839,27 +16304,12 @@
       <w:r>
         <w:rPr>
           <w:b/>
-          <w:lang w:val="es-ES_tradnl"/>
+          <w:bCs/>
         </w:rPr>
         <w:t>:</w:t>
       </w:r>
       <w:r>
-        <w:rPr>
-          <w:lang w:val="es-ES_tradnl"/>
-        </w:rPr>
-        <w:t xml:space="preserve"> </w:t>
-      </w:r>
-      <w:r>
-        <w:rPr>
-          <w:lang w:val="es-ES_tradnl"/>
-        </w:rPr>
-        <w:t>Ruta al fichero descriptor con los servicios web</w:t>
-      </w:r>
-      <w:r>
-        <w:rPr>
-          <w:lang w:val="es-ES_tradnl"/>
-        </w:rPr>
-        <w:t>.</w:t>
+        <w:t xml:space="preserve"> Ruta al fichero descriptor con los servicios web.</w:t>
       </w:r>
     </w:p>
     <w:p>
@@ -16873,7 +16323,7 @@
     </w:p>
     <w:p>
       <w:pPr>
-        <w:pStyle w:val="Ttulo4"/>
+        <w:pStyle w:val="Heading4"/>
       </w:pPr>
       <w:bookmarkStart w:id="64" w:name="_Toc453065730"/>
       <w:r>
@@ -16935,7 +16385,10 @@
         <w:t xml:space="preserve"> </w:t>
       </w:r>
       <w:r>
-        <w:sym w:font="Wingdings" w:char="F0E0"/>
+        <w:rPr>
+          <w:rFonts w:ascii="Wingdings" w:eastAsia="Wingdings" w:hAnsi="Wingdings" w:cs="Wingdings"/>
+        </w:rPr>
+        <w:t>à</w:t>
       </w:r>
       <w:r>
         <w:t xml:space="preserve"> </w:t>
@@ -16970,7 +16423,10 @@
         <w:t xml:space="preserve"> </w:t>
       </w:r>
       <w:r>
-        <w:sym w:font="Wingdings" w:char="F0E0"/>
+        <w:rPr>
+          <w:rFonts w:ascii="Wingdings" w:eastAsia="Wingdings" w:hAnsi="Wingdings" w:cs="Wingdings"/>
+        </w:rPr>
+        <w:t>à</w:t>
       </w:r>
       <w:r>
         <w:t xml:space="preserve"> </w:t>
@@ -17066,7 +16522,7 @@
     </w:p>
     <w:p>
       <w:pPr>
-        <w:pStyle w:val="Ttulo4"/>
+        <w:pStyle w:val="Heading4"/>
       </w:pPr>
       <w:bookmarkStart w:id="65" w:name="_Toc453065731"/>
       <w:r>
@@ -17075,43 +16531,23 @@
       <w:bookmarkEnd w:id="65"/>
     </w:p>
     <w:p>
-      <w:pPr>
-        <w:rPr>
-          <w:lang w:val="es-ES_tradnl"/>
-        </w:rPr>
-      </w:pPr>
-      <w:r>
-        <w:rPr>
-          <w:lang w:val="es-ES_tradnl"/>
-        </w:rPr>
+      <w:r>
         <w:t xml:space="preserve">Estas propiedades son necesarias para completar correctamente los procesos de firma, </w:t>
       </w:r>
       <w:proofErr w:type="spellStart"/>
       <w:r>
-        <w:rPr>
-          <w:lang w:val="es-ES_tradnl"/>
-        </w:rPr>
         <w:t>co-firma</w:t>
       </w:r>
       <w:proofErr w:type="spellEnd"/>
       <w:r>
-        <w:rPr>
-          <w:lang w:val="es-ES_tradnl"/>
-        </w:rPr>
         <w:t xml:space="preserve">, </w:t>
       </w:r>
       <w:proofErr w:type="spellStart"/>
       <w:r>
-        <w:rPr>
-          <w:lang w:val="es-ES_tradnl"/>
-        </w:rPr>
         <w:t>contra-firma</w:t>
       </w:r>
       <w:proofErr w:type="spellEnd"/>
       <w:r>
-        <w:rPr>
-          <w:lang w:val="es-ES_tradnl"/>
-        </w:rPr>
         <w:t>, actualización y validación de firmas.</w:t>
       </w:r>
     </w:p>
@@ -17121,124 +16557,71 @@
           <w:ilvl w:val="0"/>
           <w:numId w:val="28"/>
         </w:numPr>
-        <w:rPr>
-          <w:lang w:val="es-ES_tradnl"/>
-        </w:rPr>
-      </w:pPr>
-      <w:r>
-        <w:rPr>
-          <w:b/>
-          <w:lang w:val="es-ES_tradnl"/>
-        </w:rPr>
-        <w:t>CERTIFICATE_VALIDATION_LEVEL</w:t>
-      </w:r>
-      <w:r>
-        <w:rPr>
-          <w:b/>
-          <w:lang w:val="es-ES_tradnl"/>
-        </w:rPr>
-        <w:t>:</w:t>
-      </w:r>
-      <w:r>
-        <w:rPr>
-          <w:lang w:val="es-ES_tradnl"/>
-        </w:rPr>
-        <w:t xml:space="preserve"> Nivel de va</w:t>
-      </w:r>
-      <w:r>
-        <w:rPr>
-          <w:lang w:val="es-ES_tradnl"/>
-        </w:rPr>
-        <w:t>lidación de los firmantes</w:t>
-      </w:r>
-      <w:r>
-        <w:rPr>
-          <w:lang w:val="es-ES_tradnl"/>
-        </w:rPr>
-        <w:t xml:space="preserve">. Esta propiedad está asociada a la validación de firmas </w:t>
+      </w:pPr>
+      <w:r>
+        <w:rPr>
+          <w:b/>
+          <w:bCs/>
+        </w:rPr>
+        <w:t>CERTIFICATE_VALIDATION_LEVEL:</w:t>
+      </w:r>
+      <w:r>
+        <w:t xml:space="preserve"> Nivel de validación de los firmantes. Esta propiedad está asociada a la validación de firmas </w:t>
       </w:r>
       <w:proofErr w:type="spellStart"/>
       <w:r>
-        <w:rPr>
-          <w:lang w:val="es-ES_tradnl"/>
-        </w:rPr>
         <w:t>CAdES</w:t>
       </w:r>
       <w:proofErr w:type="spellEnd"/>
       <w:r>
-        <w:rPr>
-          <w:lang w:val="es-ES_tradnl"/>
-        </w:rPr>
         <w:t xml:space="preserve"> (</w:t>
       </w:r>
       <w:proofErr w:type="spellStart"/>
       <w:r>
-        <w:rPr>
-          <w:lang w:val="es-ES_tradnl"/>
-        </w:rPr>
         <w:t>Baseline</w:t>
       </w:r>
       <w:proofErr w:type="spellEnd"/>
       <w:r>
-        <w:rPr>
-          <w:lang w:val="es-ES_tradnl"/>
-        </w:rPr>
-        <w:t xml:space="preserve"> o no), XAdES (</w:t>
+        <w:t xml:space="preserve"> o no), </w:t>
       </w:r>
       <w:proofErr w:type="spellStart"/>
       <w:r>
-        <w:rPr>
-          <w:lang w:val="es-ES_tradnl"/>
-        </w:rPr>
+        <w:t>XAdES</w:t>
+      </w:r>
+      <w:proofErr w:type="spellEnd"/>
+      <w:r>
+        <w:t xml:space="preserve"> (</w:t>
+      </w:r>
+      <w:proofErr w:type="spellStart"/>
+      <w:r>
         <w:t>Baseline</w:t>
       </w:r>
       <w:proofErr w:type="spellEnd"/>
       <w:r>
-        <w:rPr>
-          <w:lang w:val="es-ES_tradnl"/>
-        </w:rPr>
         <w:t xml:space="preserve"> o no), </w:t>
       </w:r>
       <w:proofErr w:type="spellStart"/>
       <w:r>
-        <w:rPr>
-          <w:lang w:val="es-ES_tradnl"/>
-        </w:rPr>
         <w:t>PAdES</w:t>
       </w:r>
       <w:proofErr w:type="spellEnd"/>
       <w:r>
-        <w:rPr>
-          <w:lang w:val="es-ES_tradnl"/>
-        </w:rPr>
         <w:t xml:space="preserve"> (</w:t>
       </w:r>
       <w:proofErr w:type="spellStart"/>
       <w:r>
-        <w:rPr>
-          <w:lang w:val="es-ES_tradnl"/>
-        </w:rPr>
         <w:t>Baseline</w:t>
       </w:r>
       <w:proofErr w:type="spellEnd"/>
       <w:r>
-        <w:rPr>
-          <w:lang w:val="es-ES_tradnl"/>
-        </w:rPr>
         <w:t xml:space="preserve"> o no), y </w:t>
       </w:r>
       <w:proofErr w:type="spellStart"/>
       <w:r>
-        <w:rPr>
-          <w:lang w:val="es-ES_tradnl"/>
-        </w:rPr>
         <w:t>ASiC</w:t>
       </w:r>
       <w:proofErr w:type="spellEnd"/>
       <w:r>
-        <w:rPr>
-          <w:lang w:val="es-ES_tradnl"/>
-        </w:rPr>
         <w:t>-S. Los valores posibles son:</w:t>
       </w:r>
     </w:p>
@@ -17248,77 +16631,35 @@
           <w:ilvl w:val="2"/>
           <w:numId w:val="28"/>
         </w:numPr>
-        <w:rPr>
-          <w:lang w:val="es-ES_tradnl"/>
-        </w:rPr>
-      </w:pPr>
-      <w:r>
-        <w:rPr>
-          <w:b/>
-          <w:lang w:val="es-ES_tradnl"/>
+      </w:pPr>
+      <w:r>
+        <w:rPr>
+          <w:b/>
+          <w:bCs/>
         </w:rPr>
         <w:t xml:space="preserve">0 </w:t>
       </w:r>
       <w:r>
         <w:rPr>
-          <w:lang w:val="es-ES_tradnl"/>
-        </w:rPr>
-        <w:sym w:font="Wingdings" w:char="F0E0"/>
-      </w:r>
-      <w:r>
-        <w:rPr>
-          <w:lang w:val="es-ES_tradnl"/>
-        </w:rPr>
-        <w:t xml:space="preserve"> Nivel de v</w:t>
-      </w:r>
-      <w:r>
-        <w:rPr>
-          <w:lang w:val="es-ES_tradnl"/>
-        </w:rPr>
-        <w:t xml:space="preserve">alidación </w:t>
-      </w:r>
-      <w:r>
-        <w:rPr>
-          <w:lang w:val="es-ES_tradnl"/>
-        </w:rPr>
-        <w:t>nulo</w:t>
-      </w:r>
-      <w:r>
-        <w:rPr>
-          <w:lang w:val="es-ES_tradnl"/>
-        </w:rPr>
-        <w:t xml:space="preserve">. </w:t>
-      </w:r>
-      <w:r>
-        <w:rPr>
-          <w:lang w:val="es-ES_tradnl"/>
-        </w:rPr>
-        <w:t xml:space="preserve">No se realiza verificación alguna sobre el certificado. Este modo no es aplicable a los procesos de actualización, es decir, </w:t>
-      </w:r>
-      <w:r>
-        <w:rPr>
-          <w:lang w:val="es-ES_tradnl"/>
-        </w:rPr>
+          <w:rFonts w:ascii="Wingdings" w:eastAsia="Wingdings" w:hAnsi="Wingdings" w:cs="Wingdings"/>
+        </w:rPr>
+        <w:t>à</w:t>
+      </w:r>
+      <w:r>
+        <w:t xml:space="preserve"> Nivel de validación nulo. No se realiza verificación alguna sobre el certificado. Este modo no es aplicable a los procesos de actualización, es decir, </w:t>
+      </w:r>
+      <w:r>
         <w:lastRenderedPageBreak/>
-        <w:t>si para un proceso de actualización de firma se ha indicado este nivel de verificación de certificado se realizará la validación i</w:t>
-      </w:r>
-      <w:r>
-        <w:rPr>
-          <w:lang w:val="es-ES_tradnl"/>
-        </w:rPr>
-        <w:t xml:space="preserve">ndicada en el nivel con valor </w:t>
-      </w:r>
-      <w:r>
-        <w:rPr>
-          <w:b/>
-          <w:lang w:val="es-ES_tradnl"/>
+        <w:t xml:space="preserve">si para un proceso de actualización de firma se ha indicado este nivel de verificación de certificado se realizará la validación indicada en el nivel con valor </w:t>
+      </w:r>
+      <w:r>
+        <w:rPr>
+          <w:b/>
+          <w:bCs/>
         </w:rPr>
         <w:t>1</w:t>
       </w:r>
       <w:r>
-        <w:rPr>
-          <w:lang w:val="es-ES_tradnl"/>
-        </w:rPr>
         <w:t>.</w:t>
       </w:r>
     </w:p>
@@ -17341,9 +16682,10 @@
       </w:r>
       <w:r>
         <w:rPr>
-          <w:lang w:val="es-ES_tradnl"/>
-        </w:rPr>
-        <w:sym w:font="Wingdings" w:char="F0E0"/>
+          <w:rFonts w:ascii="Wingdings" w:eastAsia="Wingdings" w:hAnsi="Wingdings" w:cs="Wingdings"/>
+          <w:lang w:val="es-ES_tradnl"/>
+        </w:rPr>
+        <w:t>à</w:t>
       </w:r>
       <w:r>
         <w:rPr>
@@ -17389,9 +16731,10 @@
       </w:r>
       <w:r>
         <w:rPr>
-          <w:lang w:val="es-ES_tradnl"/>
-        </w:rPr>
-        <w:sym w:font="Wingdings" w:char="F0E0"/>
+          <w:rFonts w:ascii="Wingdings" w:eastAsia="Wingdings" w:hAnsi="Wingdings" w:cs="Wingdings"/>
+          <w:lang w:val="es-ES_tradnl"/>
+        </w:rPr>
+        <w:t>à</w:t>
       </w:r>
       <w:r>
         <w:rPr>
@@ -17421,7 +16764,7 @@
     <w:p/>
     <w:p>
       <w:pPr>
-        <w:pStyle w:val="Ttulo4"/>
+        <w:pStyle w:val="Heading4"/>
       </w:pPr>
       <w:bookmarkStart w:id="66" w:name="_Toc453065732"/>
       <w:r>
@@ -17430,43 +16773,23 @@
       <w:bookmarkEnd w:id="66"/>
     </w:p>
     <w:p>
-      <w:pPr>
-        <w:rPr>
-          <w:lang w:val="es-ES_tradnl"/>
-        </w:rPr>
-      </w:pPr>
-      <w:r>
-        <w:rPr>
-          <w:lang w:val="es-ES_tradnl"/>
-        </w:rPr>
+      <w:r>
         <w:t xml:space="preserve">Estas propiedades son necesarias para completar correctamente los procesos de firma, </w:t>
       </w:r>
       <w:proofErr w:type="spellStart"/>
       <w:r>
-        <w:rPr>
-          <w:lang w:val="es-ES_tradnl"/>
-        </w:rPr>
         <w:t>co-firma</w:t>
       </w:r>
       <w:proofErr w:type="spellEnd"/>
       <w:r>
-        <w:rPr>
-          <w:lang w:val="es-ES_tradnl"/>
-        </w:rPr>
         <w:t xml:space="preserve">, </w:t>
       </w:r>
       <w:proofErr w:type="spellStart"/>
       <w:r>
-        <w:rPr>
-          <w:lang w:val="es-ES_tradnl"/>
-        </w:rPr>
         <w:t>contra-firma</w:t>
       </w:r>
       <w:proofErr w:type="spellEnd"/>
       <w:r>
-        <w:rPr>
-          <w:lang w:val="es-ES_tradnl"/>
-        </w:rPr>
         <w:t xml:space="preserve"> y actualización de firmas.</w:t>
       </w:r>
     </w:p>
@@ -17536,7 +16859,10 @@
         <w:t xml:space="preserve"> </w:t>
       </w:r>
       <w:r>
-        <w:sym w:font="Wingdings" w:char="F0E0"/>
+        <w:rPr>
+          <w:rFonts w:ascii="Wingdings" w:eastAsia="Wingdings" w:hAnsi="Wingdings" w:cs="Wingdings"/>
+        </w:rPr>
+        <w:t>à</w:t>
       </w:r>
       <w:r>
         <w:t xml:space="preserve"> </w:t>
@@ -17562,7 +16888,10 @@
         <w:t xml:space="preserve"> </w:t>
       </w:r>
       <w:r>
-        <w:sym w:font="Wingdings" w:char="F0E0"/>
+        <w:rPr>
+          <w:rFonts w:ascii="Wingdings" w:eastAsia="Wingdings" w:hAnsi="Wingdings" w:cs="Wingdings"/>
+        </w:rPr>
+        <w:t>à</w:t>
       </w:r>
       <w:r>
         <w:t xml:space="preserve"> </w:t>
@@ -17588,7 +16917,10 @@
         <w:t xml:space="preserve"> </w:t>
       </w:r>
       <w:r>
-        <w:sym w:font="Wingdings" w:char="F0E0"/>
+        <w:rPr>
+          <w:rFonts w:ascii="Wingdings" w:eastAsia="Wingdings" w:hAnsi="Wingdings" w:cs="Wingdings"/>
+        </w:rPr>
+        <w:t>à</w:t>
       </w:r>
       <w:r>
         <w:t xml:space="preserve"> </w:t>
@@ -17614,7 +16946,10 @@
         <w:t xml:space="preserve"> </w:t>
       </w:r>
       <w:r>
-        <w:sym w:font="Wingdings" w:char="F0E0"/>
+        <w:rPr>
+          <w:rFonts w:ascii="Wingdings" w:eastAsia="Wingdings" w:hAnsi="Wingdings" w:cs="Wingdings"/>
+        </w:rPr>
+        <w:t>à</w:t>
       </w:r>
       <w:r>
         <w:t xml:space="preserve"> </w:t>
@@ -17663,7 +16998,10 @@
         <w:t>ASN1</w:t>
       </w:r>
       <w:r>
-        <w:sym w:font="Wingdings" w:char="F0E0"/>
+        <w:rPr>
+          <w:rFonts w:ascii="Wingdings" w:eastAsia="Wingdings" w:hAnsi="Wingdings" w:cs="Wingdings"/>
+        </w:rPr>
+        <w:t>à</w:t>
       </w:r>
       <w:r>
         <w:t xml:space="preserve"> Sello de tiempo ASN.1</w:t>
@@ -17686,7 +17024,10 @@
         <w:t>XML</w:t>
       </w:r>
       <w:r>
-        <w:sym w:font="Wingdings" w:char="F0E0"/>
+        <w:rPr>
+          <w:rFonts w:ascii="Wingdings" w:eastAsia="Wingdings" w:hAnsi="Wingdings" w:cs="Wingdings"/>
+        </w:rPr>
+        <w:t>à</w:t>
       </w:r>
       <w:r>
         <w:t xml:space="preserve"> Sello de tiempo XML</w:t>
@@ -17698,7 +17039,7 @@
     <w:p/>
     <w:p>
       <w:pPr>
-        <w:pStyle w:val="Ttulo4"/>
+        <w:pStyle w:val="Heading4"/>
       </w:pPr>
       <w:r>
         <w:t>Propiedades para la comunicación con @firma</w:t>
@@ -17757,7 +17098,7 @@
     </w:p>
     <w:p>
       <w:pPr>
-        <w:pStyle w:val="Ttulo4"/>
+        <w:pStyle w:val="Heading4"/>
       </w:pPr>
       <w:bookmarkStart w:id="67" w:name="_Toc453065733"/>
       <w:r>
@@ -17766,85 +17107,47 @@
       <w:bookmarkEnd w:id="67"/>
     </w:p>
     <w:p>
-      <w:pPr>
-        <w:rPr>
-          <w:lang w:val="es-ES_tradnl"/>
-        </w:rPr>
-      </w:pPr>
-      <w:r>
-        <w:rPr>
-          <w:lang w:val="es-ES_tradnl"/>
-        </w:rPr>
+      <w:r>
         <w:t xml:space="preserve">Estas propiedades son necesarias para completar correctamente los procesos de firma, </w:t>
       </w:r>
       <w:proofErr w:type="spellStart"/>
       <w:r>
-        <w:rPr>
-          <w:lang w:val="es-ES_tradnl"/>
-        </w:rPr>
         <w:t>co-firma</w:t>
       </w:r>
       <w:proofErr w:type="spellEnd"/>
       <w:r>
-        <w:rPr>
-          <w:lang w:val="es-ES_tradnl"/>
-        </w:rPr>
         <w:t xml:space="preserve"> y </w:t>
       </w:r>
       <w:proofErr w:type="spellStart"/>
       <w:r>
-        <w:rPr>
-          <w:lang w:val="es-ES_tradnl"/>
-        </w:rPr>
         <w:t>contra-firma</w:t>
       </w:r>
       <w:proofErr w:type="spellEnd"/>
       <w:r>
-        <w:rPr>
-          <w:lang w:val="es-ES_tradnl"/>
-        </w:rPr>
         <w:t xml:space="preserve"> desde la fachada de invocación para los servicios propios de generación de firmas, </w:t>
       </w:r>
       <w:proofErr w:type="spellStart"/>
       <w:r>
-        <w:rPr>
-          <w:lang w:val="es-ES_tradnl"/>
-        </w:rPr>
         <w:t>co-firmas</w:t>
       </w:r>
       <w:proofErr w:type="spellEnd"/>
       <w:r>
-        <w:rPr>
-          <w:lang w:val="es-ES_tradnl"/>
-        </w:rPr>
         <w:t xml:space="preserve"> y </w:t>
       </w:r>
       <w:proofErr w:type="spellStart"/>
       <w:r>
-        <w:rPr>
-          <w:lang w:val="es-ES_tradnl"/>
-        </w:rPr>
         <w:t>contra-firmas</w:t>
       </w:r>
       <w:proofErr w:type="spellEnd"/>
       <w:r>
-        <w:rPr>
-          <w:lang w:val="es-ES_tradnl"/>
-        </w:rPr>
         <w:t xml:space="preserve"> de </w:t>
       </w:r>
       <w:proofErr w:type="spellStart"/>
       <w:r>
-        <w:rPr>
-          <w:lang w:val="es-ES_tradnl"/>
-        </w:rPr>
         <w:t>Integr</w:t>
       </w:r>
       <w:proofErr w:type="spellEnd"/>
       <w:r>
-        <w:rPr>
-          <w:lang w:val="es-ES_tradnl"/>
-        </w:rPr>
         <w:t>@.</w:t>
       </w:r>
     </w:p>
@@ -17868,7 +17171,13 @@
         <w:t>:</w:t>
       </w:r>
       <w:r>
-        <w:t xml:space="preserve"> Algoritmo de firma a utilizar en la generación de firmas, </w:t>
+        <w:t xml:space="preserve"> Algoritmo de </w:t>
+      </w:r>
+      <w:r>
+        <w:t>resumen que utilizar</w:t>
+      </w:r>
+      <w:r>
+        <w:t xml:space="preserve"> en la generación de firmas, </w:t>
       </w:r>
       <w:proofErr w:type="spellStart"/>
       <w:r>
@@ -17884,7 +17193,16 @@
       </w:r>
       <w:proofErr w:type="spellEnd"/>
       <w:r>
-        <w:t>. Los valores posibles son:</w:t>
+        <w:t xml:space="preserve">. </w:t>
+      </w:r>
+      <w:r>
+        <w:t xml:space="preserve">El algoritmo de firma se obtendrá usando el algoritmo de resumen indicado y un algoritmo de cifrado compatibles con </w:t>
+      </w:r>
+      <w:r>
+        <w:t xml:space="preserve">el tipo de clave de firma: RSA para claves RSA y ECDSA para claves de curva elíptica (EC). </w:t>
+      </w:r>
+      <w:r>
+        <w:t>Los valores posibles son:</w:t>
       </w:r>
     </w:p>
     <w:p>
@@ -17898,7 +17216,7 @@
         <w:rPr>
           <w:b/>
         </w:rPr>
-        <w:t>SHA1withRSA</w:t>
+        <w:t>SHA1</w:t>
       </w:r>
     </w:p>
     <w:p>
@@ -17915,7 +17233,7 @@
         <w:rPr>
           <w:b/>
         </w:rPr>
-        <w:t>SHA256withRSA</w:t>
+        <w:t>SHA256</w:t>
       </w:r>
     </w:p>
     <w:p>
@@ -17932,7 +17250,7 @@
         <w:rPr>
           <w:b/>
         </w:rPr>
-        <w:t>SHA384withRSA</w:t>
+        <w:t>SHA384</w:t>
       </w:r>
     </w:p>
     <w:p>
@@ -17949,7 +17267,7 @@
         <w:rPr>
           <w:b/>
         </w:rPr>
-        <w:t>SHA512withRSA</w:t>
+        <w:t>SHA512</w:t>
       </w:r>
     </w:p>
     <w:p>
@@ -18001,7 +17319,7 @@
     <w:p/>
     <w:p>
       <w:pPr>
-        <w:pStyle w:val="Ttulo4"/>
+        <w:pStyle w:val="Heading4"/>
       </w:pPr>
       <w:r>
         <w:t>Propiedades del servicio web</w:t>
@@ -18277,11 +17595,10 @@
     </w:p>
     <w:p>
       <w:pPr>
-        <w:pStyle w:val="Ttulo4"/>
+        <w:pStyle w:val="Heading4"/>
       </w:pPr>
       <w:bookmarkStart w:id="68" w:name="_Toc453065734"/>
       <w:r>
-        <w:lastRenderedPageBreak/>
         <w:t>Propiedades de política</w:t>
       </w:r>
       <w:bookmarkEnd w:id="68"/>
@@ -18321,7 +17638,7 @@
     </w:p>
     <w:p>
       <w:pPr>
-        <w:pStyle w:val="Ttulo5"/>
+        <w:pStyle w:val="Heading5"/>
       </w:pPr>
       <w:bookmarkStart w:id="69" w:name="_Listado_de_OIDs_2"/>
       <w:bookmarkStart w:id="70" w:name="_Ref411519474"/>
@@ -18346,27 +17663,13 @@
       <w:bookmarkEnd w:id="70"/>
     </w:p>
     <w:p>
-      <w:pPr>
-        <w:rPr>
-          <w:lang w:val="es-ES_tradnl"/>
-        </w:rPr>
-      </w:pPr>
-      <w:r>
-        <w:rPr>
-          <w:lang w:val="es-ES_tradnl"/>
-        </w:rPr>
+      <w:r>
         <w:t xml:space="preserve">Este bloque define los elementos ASN.1 a los que se hará referencia en las distintas políticas de firma, de manera </w:t>
       </w:r>
       <w:r>
-        <w:rPr>
-          <w:lang w:val="es-ES_tradnl"/>
-        </w:rPr>
         <w:t>que,</w:t>
       </w:r>
       <w:r>
-        <w:rPr>
-          <w:lang w:val="es-ES_tradnl"/>
-        </w:rPr>
         <w:t xml:space="preserve"> por cada uno de ellos, se le asociará su respectivo OID. Así, la clave de cada elemento ASN.1 será un texto descriptivo con su nombre, y el valor será su OID. Por defecto, se definen los siguientes elementos ASN.1:</w:t>
       </w:r>
     </w:p>
@@ -18906,7 +18209,7 @@
     </w:p>
     <w:p>
       <w:pPr>
-        <w:pStyle w:val="Ttulo5"/>
+        <w:pStyle w:val="Heading5"/>
       </w:pPr>
       <w:bookmarkStart w:id="71" w:name="_Listado_de_URIs"/>
       <w:bookmarkStart w:id="72" w:name="_Ref411519373"/>
@@ -18940,47 +18243,30 @@
       <w:bookmarkEnd w:id="72"/>
     </w:p>
     <w:p>
-      <w:pPr>
-        <w:rPr>
-          <w:lang w:val="es-ES_tradnl"/>
-        </w:rPr>
-      </w:pPr>
-      <w:r>
-        <w:rPr>
-          <w:lang w:val="es-ES_tradnl"/>
-        </w:rPr>
+      <w:r>
         <w:t xml:space="preserve">Este bloque define los algoritmos de hash para firmas XML a los que se hará referencia en las distintas políticas de firma, de manera </w:t>
       </w:r>
       <w:r>
-        <w:rPr>
-          <w:lang w:val="es-ES_tradnl"/>
-        </w:rPr>
         <w:t>que,</w:t>
       </w:r>
       <w:r>
-        <w:rPr>
-          <w:lang w:val="es-ES_tradnl"/>
-        </w:rPr>
         <w:t xml:space="preserve"> por cada uno de ellos, se le asociará su respectiva URI. Así, la clave de cada algoritmo de hash tendrá el formato </w:t>
       </w:r>
       <w:r>
         <w:rPr>
           <w:b/>
-          <w:lang w:val="es-ES_tradnl"/>
+          <w:bCs/>
         </w:rPr>
         <w:t>XML_HASH-HASH_ALGORITHM</w:t>
       </w:r>
       <w:r>
         <w:rPr>
           <w:i/>
-          <w:lang w:val="es-ES_tradnl"/>
+          <w:iCs/>
         </w:rPr>
         <w:t xml:space="preserve"> </w:t>
       </w:r>
       <w:r>
-        <w:rPr>
-          <w:lang w:val="es-ES_tradnl"/>
-        </w:rPr>
         <w:t>donde:</w:t>
       </w:r>
     </w:p>
@@ -19161,7 +18447,7 @@
     </w:p>
     <w:p>
       <w:pPr>
-        <w:pStyle w:val="Ttulo5"/>
+        <w:pStyle w:val="Heading5"/>
       </w:pPr>
       <w:bookmarkStart w:id="73" w:name="_Listado_de_URIs_1"/>
       <w:bookmarkStart w:id="74" w:name="_Ref411519445"/>
@@ -19195,47 +18481,23 @@
       <w:bookmarkEnd w:id="74"/>
     </w:p>
     <w:p>
-      <w:pPr>
-        <w:rPr>
-          <w:lang w:val="es-ES_tradnl"/>
-        </w:rPr>
-      </w:pPr>
-      <w:r>
-        <w:rPr>
-          <w:lang w:val="es-ES_tradnl"/>
-        </w:rPr>
+      <w:r>
         <w:t xml:space="preserve">Este bloque define los algoritmos de firma para firmas XML a los que se hará referencia en las distintas políticas de firma, de manera </w:t>
       </w:r>
       <w:r>
-        <w:rPr>
-          <w:lang w:val="es-ES_tradnl"/>
-        </w:rPr>
         <w:t>que,</w:t>
       </w:r>
       <w:r>
-        <w:rPr>
-          <w:lang w:val="es-ES_tradnl"/>
-        </w:rPr>
         <w:t xml:space="preserve"> por cada uno de ellos, se le asociará su respectiva URI. Así, la clave de cada algoritmo de firma tendrá el formato </w:t>
       </w:r>
       <w:r>
         <w:rPr>
           <w:b/>
-          <w:lang w:val="es-ES_tradnl"/>
-        </w:rPr>
-        <w:t>XML_SIGN_HASH-HASH_ALGORITHM</w:t>
-      </w:r>
-      <w:r>
-        <w:rPr>
-          <w:b/>
-          <w:lang w:val="es-ES_tradnl"/>
-        </w:rPr>
-        <w:t xml:space="preserve"> </w:t>
-      </w:r>
-      <w:r>
-        <w:rPr>
-          <w:lang w:val="es-ES_tradnl"/>
-        </w:rPr>
+          <w:bCs/>
+        </w:rPr>
+        <w:t xml:space="preserve">XML_SIGN_HASH-HASH_ALGORITHM </w:t>
+      </w:r>
+      <w:r>
         <w:t>donde:</w:t>
       </w:r>
     </w:p>
@@ -19316,6 +18578,393 @@
           <w:lang w:val="es-ES_tradnl"/>
         </w:rPr>
         <w:t>Por defecto, se definen los siguientes algoritmos de firma para firmas XML:</w:t>
+      </w:r>
+    </w:p>
+    <w:p>
+      <w:pPr>
+        <w:pBdr>
+          <w:top w:val="single" w:sz="4" w:space="1" w:color="auto"/>
+          <w:left w:val="single" w:sz="4" w:space="4" w:color="auto"/>
+          <w:bottom w:val="single" w:sz="4" w:space="1" w:color="auto"/>
+          <w:right w:val="single" w:sz="4" w:space="9" w:color="auto"/>
+        </w:pBdr>
+        <w:spacing w:before="0" w:after="0"/>
+        <w:jc w:val="left"/>
+        <w:rPr>
+          <w:rFonts w:ascii="Courier New" w:hAnsi="Courier New" w:cs="Courier New"/>
+          <w:noProof/>
+          <w:sz w:val="20"/>
+          <w:lang w:val="en-US"/>
+        </w:rPr>
+      </w:pPr>
+      <w:r>
+        <w:rPr>
+          <w:rFonts w:ascii="Courier New" w:hAnsi="Courier New" w:cs="Courier New"/>
+          <w:noProof/>
+          <w:sz w:val="20"/>
+          <w:lang w:val="en-US"/>
+        </w:rPr>
+        <w:t>XML_SIGN_HASH-SHA1WithRSA= http://www.w3.org/2000/09/xmldsig#rsa-sha1</w:t>
+      </w:r>
+    </w:p>
+    <w:p>
+      <w:pPr>
+        <w:pBdr>
+          <w:top w:val="single" w:sz="4" w:space="1" w:color="auto"/>
+          <w:left w:val="single" w:sz="4" w:space="4" w:color="auto"/>
+          <w:bottom w:val="single" w:sz="4" w:space="1" w:color="auto"/>
+          <w:right w:val="single" w:sz="4" w:space="9" w:color="auto"/>
+        </w:pBdr>
+        <w:spacing w:before="0" w:after="0"/>
+        <w:jc w:val="left"/>
+        <w:rPr>
+          <w:rFonts w:ascii="Courier New" w:hAnsi="Courier New" w:cs="Courier New"/>
+          <w:noProof/>
+          <w:sz w:val="20"/>
+          <w:lang w:val="en-US"/>
+        </w:rPr>
+      </w:pPr>
+      <w:r>
+        <w:rPr>
+          <w:rFonts w:ascii="Courier New" w:hAnsi="Courier New" w:cs="Courier New"/>
+          <w:noProof/>
+          <w:sz w:val="20"/>
+          <w:lang w:val="en-US"/>
+        </w:rPr>
+        <w:t>XML_SIGN_HASH-SHA256WithRSA= http://www.w3.org/2001/04/xmldsig-more#rsa-sha256</w:t>
+      </w:r>
+    </w:p>
+    <w:p>
+      <w:pPr>
+        <w:pBdr>
+          <w:top w:val="single" w:sz="4" w:space="1" w:color="auto"/>
+          <w:left w:val="single" w:sz="4" w:space="4" w:color="auto"/>
+          <w:bottom w:val="single" w:sz="4" w:space="1" w:color="auto"/>
+          <w:right w:val="single" w:sz="4" w:space="9" w:color="auto"/>
+        </w:pBdr>
+        <w:spacing w:before="0" w:after="0"/>
+        <w:jc w:val="left"/>
+        <w:rPr>
+          <w:rFonts w:ascii="Courier New" w:hAnsi="Courier New" w:cs="Courier New"/>
+          <w:noProof/>
+          <w:sz w:val="20"/>
+          <w:lang w:val="en-US"/>
+        </w:rPr>
+      </w:pPr>
+      <w:r>
+        <w:rPr>
+          <w:rFonts w:ascii="Courier New" w:hAnsi="Courier New" w:cs="Courier New"/>
+          <w:noProof/>
+          <w:sz w:val="20"/>
+          <w:lang w:val="en-US"/>
+        </w:rPr>
+        <w:t xml:space="preserve">XML_SIGN_HASH-SHA512WithRSA= http://www.w3.org/2001/04/xmldsig-more#rsa-sha512 </w:t>
+      </w:r>
+      <w:r>
+        <w:rPr>
+          <w:rFonts w:ascii="Courier New" w:hAnsi="Courier New" w:cs="Courier New"/>
+          <w:noProof/>
+          <w:sz w:val="20"/>
+          <w:lang w:val="en-US"/>
+        </w:rPr>
+        <w:t>XML_SIGN_HASH-SHA1With</w:t>
+      </w:r>
+      <w:r>
+        <w:rPr>
+          <w:rFonts w:ascii="Courier New" w:hAnsi="Courier New" w:cs="Courier New"/>
+          <w:noProof/>
+          <w:sz w:val="20"/>
+          <w:lang w:val="en-US"/>
+        </w:rPr>
+        <w:t>ECD</w:t>
+      </w:r>
+      <w:r>
+        <w:rPr>
+          <w:rFonts w:ascii="Courier New" w:hAnsi="Courier New" w:cs="Courier New"/>
+          <w:noProof/>
+          <w:sz w:val="20"/>
+          <w:lang w:val="en-US"/>
+        </w:rPr>
+        <w:t xml:space="preserve">SA= </w:t>
+      </w:r>
+      <w:r>
+        <w:rPr>
+          <w:rFonts w:ascii="Courier New" w:hAnsi="Courier New" w:cs="Courier New"/>
+          <w:noProof/>
+          <w:sz w:val="20"/>
+          <w:lang w:val="en-US"/>
+        </w:rPr>
+        <w:t>http://www.w3.org/2001/04/xmldsig-more#ecdsa-sha1</w:t>
+      </w:r>
+    </w:p>
+    <w:p>
+      <w:pPr>
+        <w:pBdr>
+          <w:top w:val="single" w:sz="4" w:space="1" w:color="auto"/>
+          <w:left w:val="single" w:sz="4" w:space="4" w:color="auto"/>
+          <w:bottom w:val="single" w:sz="4" w:space="1" w:color="auto"/>
+          <w:right w:val="single" w:sz="4" w:space="9" w:color="auto"/>
+        </w:pBdr>
+        <w:spacing w:before="0" w:after="0"/>
+        <w:jc w:val="left"/>
+        <w:rPr>
+          <w:rFonts w:ascii="Courier New" w:hAnsi="Courier New" w:cs="Courier New"/>
+          <w:noProof/>
+          <w:sz w:val="20"/>
+          <w:lang w:val="en-US"/>
+        </w:rPr>
+      </w:pPr>
+      <w:r>
+        <w:rPr>
+          <w:rFonts w:ascii="Courier New" w:hAnsi="Courier New" w:cs="Courier New"/>
+          <w:noProof/>
+          <w:sz w:val="20"/>
+          <w:lang w:val="en-US"/>
+        </w:rPr>
+        <w:t>XML_SIGN_HASH-SHA256With</w:t>
+      </w:r>
+      <w:r>
+        <w:rPr>
+          <w:rFonts w:ascii="Courier New" w:hAnsi="Courier New" w:cs="Courier New"/>
+          <w:noProof/>
+          <w:sz w:val="20"/>
+          <w:lang w:val="en-US"/>
+        </w:rPr>
+        <w:t>ECD</w:t>
+      </w:r>
+      <w:r>
+        <w:rPr>
+          <w:rFonts w:ascii="Courier New" w:hAnsi="Courier New" w:cs="Courier New"/>
+          <w:noProof/>
+          <w:sz w:val="20"/>
+          <w:lang w:val="en-US"/>
+        </w:rPr>
+        <w:t>SA=</w:t>
+      </w:r>
+      <w:r>
+        <w:rPr>
+          <w:rFonts w:ascii="Courier New" w:hAnsi="Courier New" w:cs="Courier New"/>
+          <w:noProof/>
+          <w:sz w:val="20"/>
+          <w:lang w:val="en-US"/>
+        </w:rPr>
+        <w:t xml:space="preserve"> </w:t>
+      </w:r>
+      <w:r>
+        <w:rPr>
+          <w:rFonts w:ascii="Courier New" w:hAnsi="Courier New" w:cs="Courier New"/>
+          <w:noProof/>
+          <w:sz w:val="20"/>
+          <w:lang w:val="en-US"/>
+        </w:rPr>
+        <w:t>http://www.w3.org/2001/04/xmldsig-more#ecdsa-sha256</w:t>
+      </w:r>
+    </w:p>
+    <w:p>
+      <w:pPr>
+        <w:pBdr>
+          <w:top w:val="single" w:sz="4" w:space="1" w:color="auto"/>
+          <w:left w:val="single" w:sz="4" w:space="4" w:color="auto"/>
+          <w:bottom w:val="single" w:sz="4" w:space="1" w:color="auto"/>
+          <w:right w:val="single" w:sz="4" w:space="9" w:color="auto"/>
+        </w:pBdr>
+        <w:spacing w:before="0" w:after="0"/>
+        <w:jc w:val="left"/>
+        <w:rPr>
+          <w:rFonts w:ascii="Courier New" w:hAnsi="Courier New" w:cs="Courier New"/>
+          <w:noProof/>
+          <w:sz w:val="20"/>
+          <w:lang w:val="en-US"/>
+        </w:rPr>
+      </w:pPr>
+      <w:r>
+        <w:rPr>
+          <w:rFonts w:ascii="Courier New" w:hAnsi="Courier New" w:cs="Courier New"/>
+          <w:noProof/>
+          <w:sz w:val="20"/>
+          <w:lang w:val="en-US"/>
+        </w:rPr>
+        <w:t>XML_SIGN_HASH-SHA512With</w:t>
+      </w:r>
+      <w:r>
+        <w:rPr>
+          <w:rFonts w:ascii="Courier New" w:hAnsi="Courier New" w:cs="Courier New"/>
+          <w:noProof/>
+          <w:sz w:val="20"/>
+          <w:lang w:val="en-US"/>
+        </w:rPr>
+        <w:t>ECD</w:t>
+      </w:r>
+      <w:r>
+        <w:rPr>
+          <w:rFonts w:ascii="Courier New" w:hAnsi="Courier New" w:cs="Courier New"/>
+          <w:noProof/>
+          <w:sz w:val="20"/>
+          <w:lang w:val="en-US"/>
+        </w:rPr>
+        <w:t>SA=</w:t>
+      </w:r>
+      <w:r>
+        <w:rPr>
+          <w:rFonts w:ascii="Courier New" w:hAnsi="Courier New" w:cs="Courier New"/>
+          <w:noProof/>
+          <w:sz w:val="20"/>
+          <w:lang w:val="en-US"/>
+        </w:rPr>
+        <w:t xml:space="preserve"> </w:t>
+      </w:r>
+      <w:r>
+        <w:rPr>
+          <w:rFonts w:ascii="Courier New" w:hAnsi="Courier New" w:cs="Courier New"/>
+          <w:noProof/>
+          <w:sz w:val="20"/>
+          <w:lang w:val="en-US"/>
+        </w:rPr>
+        <w:t>http://www.w3.org/2001/04/xmldsig-more#ecdsa</w:t>
+      </w:r>
+      <w:r>
+        <w:rPr>
+          <w:rFonts w:ascii="Courier New" w:hAnsi="Courier New" w:cs="Courier New"/>
+          <w:noProof/>
+          <w:sz w:val="20"/>
+          <w:lang w:val="en-US"/>
+        </w:rPr>
+        <w:t xml:space="preserve">-sha512 </w:t>
+      </w:r>
+    </w:p>
+    <w:p>
+      <w:r>
+        <w:t>Todo algoritmo de firma para firmas XML que se indique en la configuración de alguna política de firma deberá estar definido siguiendo el modelo antes indicado.</w:t>
+      </w:r>
+    </w:p>
+    <w:p/>
+    <w:p>
+      <w:pPr>
+        <w:pStyle w:val="Heading5"/>
+      </w:pPr>
+      <w:bookmarkStart w:id="75" w:name="_Listado_de_OIDs"/>
+      <w:bookmarkStart w:id="76" w:name="_Ref411519321"/>
+      <w:bookmarkEnd w:id="75"/>
+      <w:r>
+        <w:t xml:space="preserve">Listado de </w:t>
+      </w:r>
+      <w:proofErr w:type="spellStart"/>
+      <w:r>
+        <w:t>OIDs</w:t>
+      </w:r>
+      <w:proofErr w:type="spellEnd"/>
+      <w:r>
+        <w:t xml:space="preserve"> para A</w:t>
+      </w:r>
+      <w:r>
+        <w:t xml:space="preserve">lgoritmos de </w:t>
+      </w:r>
+      <w:r>
+        <w:t>H</w:t>
+      </w:r>
+      <w:r>
+        <w:t xml:space="preserve">ash en </w:t>
+      </w:r>
+      <w:r>
+        <w:t>F</w:t>
+      </w:r>
+      <w:r>
+        <w:t>irmas ASN.1 y PDF</w:t>
+      </w:r>
+      <w:bookmarkEnd w:id="76"/>
+    </w:p>
+    <w:p>
+      <w:r>
+        <w:t xml:space="preserve">Este bloque define los algoritmos de hash para firmas ASN.1 y PDF a los que se hará referencia en las distintas políticas de firma, de manera </w:t>
+      </w:r>
+      <w:r>
+        <w:t>que,</w:t>
+      </w:r>
+      <w:r>
+        <w:t xml:space="preserve"> por cada uno de ellos, se le asociará su respectivo OID. Así, la clave de cada algoritmo de hash tendrá el formato </w:t>
+      </w:r>
+      <w:r>
+        <w:rPr>
+          <w:b/>
+          <w:bCs/>
+        </w:rPr>
+        <w:t xml:space="preserve">ASN1_HASH-HASH_ALGORITHM </w:t>
+      </w:r>
+      <w:r>
+        <w:t>donde:</w:t>
+      </w:r>
+    </w:p>
+    <w:p>
+      <w:pPr>
+        <w:numPr>
+          <w:ilvl w:val="0"/>
+          <w:numId w:val="29"/>
+        </w:numPr>
+        <w:rPr>
+          <w:lang w:val="es-ES_tradnl"/>
+        </w:rPr>
+      </w:pPr>
+      <w:r>
+        <w:rPr>
+          <w:b/>
+          <w:lang w:val="es-ES_tradnl"/>
+        </w:rPr>
+        <w:t>ASN1_HASH</w:t>
+      </w:r>
+      <w:r>
+        <w:rPr>
+          <w:lang w:val="es-ES_tradnl"/>
+        </w:rPr>
+        <w:t xml:space="preserve"> es una cadena de texto fijo</w:t>
+      </w:r>
+    </w:p>
+    <w:p>
+      <w:pPr>
+        <w:numPr>
+          <w:ilvl w:val="0"/>
+          <w:numId w:val="29"/>
+        </w:numPr>
+        <w:rPr>
+          <w:lang w:val="es-ES_tradnl"/>
+        </w:rPr>
+      </w:pPr>
+      <w:r>
+        <w:rPr>
+          <w:b/>
+          <w:lang w:val="es-ES_tradnl"/>
+        </w:rPr>
+        <w:t>HASH_ALGORITHM</w:t>
+      </w:r>
+      <w:r>
+        <w:rPr>
+          <w:lang w:val="es-ES_tradnl"/>
+        </w:rPr>
+        <w:t xml:space="preserve"> es una cadena de texto con </w:t>
+      </w:r>
+      <w:r>
+        <w:rPr>
+          <w:lang w:val="es-ES_tradnl"/>
+        </w:rPr>
+        <w:t>el nombre</w:t>
+      </w:r>
+      <w:r>
+        <w:rPr>
+          <w:lang w:val="es-ES_tradnl"/>
+        </w:rPr>
+        <w:t xml:space="preserve"> algoritmo de hash</w:t>
+      </w:r>
+    </w:p>
+    <w:p>
+      <w:pPr>
+        <w:rPr>
+          <w:lang w:val="es-ES_tradnl"/>
+        </w:rPr>
+      </w:pPr>
+      <w:r>
+        <w:rPr>
+          <w:lang w:val="es-ES_tradnl"/>
+        </w:rPr>
+        <w:t>Por defecto, se definen los siguientes algoritmos de hash para firmas ASN.1 y PDF:</w:t>
       </w:r>
     </w:p>
     <w:p>
@@ -19342,7 +18991,8 @@
           <w:sz w:val="20"/>
           <w:lang w:val="en-US"/>
         </w:rPr>
-        <w:t>XML_SIGN_HASH-SHA1WithRSA = http://www.w3.org/2000/09/xmldsig#rsa-sha1</w:t>
+        <w:lastRenderedPageBreak/>
+        <w:t>ASN1_HASH-SHA1 = 1.3.14.3.2.26</w:t>
       </w:r>
     </w:p>
     <w:p>
@@ -19369,7 +19019,7 @@
           <w:sz w:val="20"/>
           <w:lang w:val="en-US"/>
         </w:rPr>
-        <w:t>XML_SIGN_HASH-SHA256WithRSA = http://www.w3.org/2001/04/xmldsig-more#rsa-sha256</w:t>
+        <w:t>ASN1_HASH-SHA256 = 2.16.840.1.101.3.4.2.1</w:t>
       </w:r>
     </w:p>
     <w:p>
@@ -19386,7 +19036,6 @@
           <w:rFonts w:ascii="Courier New" w:hAnsi="Courier New" w:cs="Courier New"/>
           <w:noProof/>
           <w:sz w:val="20"/>
-          <w:lang w:val="en-US"/>
         </w:rPr>
       </w:pPr>
       <w:r>
@@ -19394,72 +19043,37 @@
           <w:rFonts w:ascii="Courier New" w:hAnsi="Courier New" w:cs="Courier New"/>
           <w:noProof/>
           <w:sz w:val="20"/>
-          <w:lang w:val="en-US"/>
-        </w:rPr>
-        <w:t xml:space="preserve">XML_SIGN_HASH-SHA512WithRSA = http://www.w3.org/2001/04/xmldsig-more#rsa-sha512 </w:t>
-      </w:r>
-    </w:p>
-    <w:p>
-      <w:pPr>
-        <w:pStyle w:val="Texto"/>
-        <w:rPr>
-          <w:noProof w:val="0"/>
-          <w:color w:val="auto"/>
-          <w:spacing w:val="-3"/>
-          <w:sz w:val="24"/>
-          <w:lang w:val="es-ES_tradnl"/>
-        </w:rPr>
-      </w:pPr>
-      <w:r>
-        <w:rPr>
-          <w:noProof w:val="0"/>
-          <w:color w:val="auto"/>
-          <w:spacing w:val="-3"/>
-          <w:sz w:val="24"/>
-          <w:lang w:val="es-ES_tradnl"/>
-        </w:rPr>
-        <w:t xml:space="preserve">Todo algoritmo de </w:t>
-      </w:r>
-      <w:r>
-        <w:rPr>
-          <w:noProof w:val="0"/>
-          <w:color w:val="auto"/>
-          <w:spacing w:val="-3"/>
-          <w:sz w:val="24"/>
-          <w:lang w:val="es-ES_tradnl"/>
-        </w:rPr>
-        <w:t>firma</w:t>
-      </w:r>
-      <w:r>
-        <w:rPr>
-          <w:noProof w:val="0"/>
-          <w:color w:val="auto"/>
-          <w:spacing w:val="-3"/>
-          <w:sz w:val="24"/>
-          <w:lang w:val="es-ES_tradnl"/>
-        </w:rPr>
-        <w:t xml:space="preserve"> para firmas XML que se indique en la configuración de alguna política de firma deberá estar definido siguiendo el modelo antes indicado.</w:t>
-      </w:r>
-    </w:p>
-    <w:p>
-      <w:pPr>
-        <w:pStyle w:val="Texto"/>
-        <w:rPr>
-          <w:noProof w:val="0"/>
-          <w:color w:val="auto"/>
-          <w:spacing w:val="-3"/>
-          <w:sz w:val="24"/>
-          <w:lang w:val="es-ES_tradnl"/>
-        </w:rPr>
-      </w:pPr>
-    </w:p>
-    <w:p>
-      <w:pPr>
-        <w:pStyle w:val="Ttulo5"/>
-      </w:pPr>
-      <w:bookmarkStart w:id="75" w:name="_Listado_de_OIDs"/>
-      <w:bookmarkStart w:id="76" w:name="_Ref411519321"/>
-      <w:bookmarkEnd w:id="75"/>
+        </w:rPr>
+        <w:t>ASN1_HASH-SHA512 = 2.16.840.1.101.3.4.2.3</w:t>
+      </w:r>
+    </w:p>
+    <w:p>
+      <w:pPr>
+        <w:rPr>
+          <w:lang w:val="es-ES_tradnl"/>
+        </w:rPr>
+      </w:pPr>
+      <w:r>
+        <w:rPr>
+          <w:lang w:val="es-ES_tradnl"/>
+        </w:rPr>
+        <w:t>Todo algoritmo de hash para firmas ASN.1 y PDF que se indique en la configuración de alguna política de firma deberá estar definido siguiendo el modelo antes indicado.</w:t>
+      </w:r>
+    </w:p>
+    <w:p>
+      <w:pPr>
+        <w:rPr>
+          <w:lang w:val="es-ES_tradnl"/>
+        </w:rPr>
+      </w:pPr>
+    </w:p>
+    <w:p>
+      <w:pPr>
+        <w:pStyle w:val="Heading5"/>
+      </w:pPr>
+      <w:bookmarkStart w:id="77" w:name="_Listado_de_OIDs_1"/>
+      <w:bookmarkStart w:id="78" w:name="_Ref411519403"/>
+      <w:bookmarkEnd w:id="77"/>
       <w:r>
         <w:t xml:space="preserve">Listado de </w:t>
       </w:r>
@@ -19475,61 +19089,37 @@
         <w:t xml:space="preserve">lgoritmos de </w:t>
       </w:r>
       <w:r>
-        <w:t>H</w:t>
-      </w:r>
-      <w:r>
-        <w:t xml:space="preserve">ash en </w:t>
-      </w:r>
-      <w:r>
         <w:t>F</w:t>
       </w:r>
       <w:r>
+        <w:t xml:space="preserve">irma en </w:t>
+      </w:r>
+      <w:r>
+        <w:t>F</w:t>
+      </w:r>
+      <w:r>
         <w:t>irmas ASN.1 y PDF</w:t>
       </w:r>
-      <w:bookmarkEnd w:id="76"/>
-    </w:p>
-    <w:p>
-      <w:pPr>
-        <w:rPr>
-          <w:lang w:val="es-ES_tradnl"/>
-        </w:rPr>
-      </w:pPr>
-      <w:r>
-        <w:rPr>
-          <w:lang w:val="es-ES_tradnl"/>
-        </w:rPr>
-        <w:t xml:space="preserve">Este bloque define los algoritmos de hash para firmas ASN.1 y PDF a los que se hará referencia en las distintas políticas de firma, de manera </w:t>
-      </w:r>
-      <w:r>
-        <w:rPr>
-          <w:lang w:val="es-ES_tradnl"/>
-        </w:rPr>
-        <w:t>que,</w:t>
-      </w:r>
-      <w:r>
-        <w:rPr>
-          <w:lang w:val="es-ES_tradnl"/>
-        </w:rPr>
-        <w:t xml:space="preserve"> por cada uno de ellos, se le asociará su respectivo OID. Así, la clave de cada algoritmo de hash tendrá el formato </w:t>
-      </w:r>
-      <w:r>
-        <w:rPr>
-          <w:b/>
-          <w:lang w:val="es-ES_tradnl"/>
-        </w:rPr>
-        <w:t>ASN1_HASH-HASH_ALGORITHM</w:t>
-      </w:r>
-      <w:r>
-        <w:rPr>
-          <w:b/>
-          <w:lang w:val="es-ES_tradnl"/>
-        </w:rPr>
-        <w:t xml:space="preserve"> </w:t>
-      </w:r>
-      <w:r>
-        <w:rPr>
-          <w:lang w:val="es-ES_tradnl"/>
-        </w:rPr>
+      <w:bookmarkEnd w:id="78"/>
+    </w:p>
+    <w:p>
+      <w:r>
+        <w:t>Este bloque define los algoritmos de firma para firmas ASN.1 y PDF a los que se hará referencia en las distintas políticas de firma, de manera que</w:t>
+      </w:r>
+      <w:r>
+        <w:t>,</w:t>
+      </w:r>
+      <w:r>
+        <w:t xml:space="preserve"> por cada uno de ellos, se le asociará su respectivo OID. Así, la clave de cada algoritmo de firma tendrá el formato </w:t>
+      </w:r>
+      <w:r>
+        <w:rPr>
+          <w:b/>
+          <w:bCs/>
+        </w:rPr>
+        <w:t xml:space="preserve">ASN1_SIGN_HASH-HASH_ALGORITHM </w:t>
+      </w:r>
+      <w:r>
         <w:t>donde:</w:t>
       </w:r>
     </w:p>
@@ -19548,7 +19138,7 @@
           <w:b/>
           <w:lang w:val="es-ES_tradnl"/>
         </w:rPr>
-        <w:t>ASN1_HASH</w:t>
+        <w:t>ASN1_SIGN_HASH</w:t>
       </w:r>
       <w:r>
         <w:rPr>
@@ -19590,20 +19180,26 @@
         <w:rPr>
           <w:lang w:val="es-ES_tradnl"/>
         </w:rPr>
-        <w:t xml:space="preserve"> algoritmo de hash</w:t>
-      </w:r>
-    </w:p>
-    <w:p>
-      <w:pPr>
-        <w:rPr>
-          <w:lang w:val="es-ES_tradnl"/>
-        </w:rPr>
-      </w:pPr>
-      <w:r>
-        <w:rPr>
-          <w:lang w:val="es-ES_tradnl"/>
-        </w:rPr>
-        <w:t>Por defecto, se definen los siguientes algoritmos de hash para firmas ASN.1 y PDF:</w:t>
+        <w:t xml:space="preserve"> del algoritmo de </w:t>
+      </w:r>
+      <w:r>
+        <w:rPr>
+          <w:lang w:val="es-ES_tradnl"/>
+        </w:rPr>
+        <w:t>firma</w:t>
+      </w:r>
+    </w:p>
+    <w:p>
+      <w:pPr>
+        <w:rPr>
+          <w:lang w:val="es-ES_tradnl"/>
+        </w:rPr>
+      </w:pPr>
+      <w:r>
+        <w:rPr>
+          <w:lang w:val="es-ES_tradnl"/>
+        </w:rPr>
+        <w:t>Por defecto, se definen los siguientes algoritmos de firma para firmas ASN.1 y PDF:</w:t>
       </w:r>
     </w:p>
     <w:p>
@@ -19630,7 +19226,7 @@
           <w:sz w:val="20"/>
           <w:lang w:val="en-US"/>
         </w:rPr>
-        <w:t>ASN1_HASH-SHA1 = 1.3.14.3.2.26</w:t>
+        <w:t>ASN1_SIGN_HASH-SHA1WithRSA = 1.2.840.113549.1.1.5</w:t>
       </w:r>
     </w:p>
     <w:p>
@@ -19657,7 +19253,7 @@
           <w:sz w:val="20"/>
           <w:lang w:val="en-US"/>
         </w:rPr>
-        <w:t>ASN1_HASH-SHA256 = 2.16.840.1.101.3.4.2.1</w:t>
+        <w:t>ASN1_SIGN_HASH-SHA256WithRSA = 1.2.840.113549.1.1.11</w:t>
       </w:r>
     </w:p>
     <w:p>
@@ -19674,6 +19270,7 @@
           <w:rFonts w:ascii="Courier New" w:hAnsi="Courier New" w:cs="Courier New"/>
           <w:noProof/>
           <w:sz w:val="20"/>
+          <w:lang w:val="en-US"/>
         </w:rPr>
       </w:pPr>
       <w:r>
@@ -19681,188 +19278,9 @@
           <w:rFonts w:ascii="Courier New" w:hAnsi="Courier New" w:cs="Courier New"/>
           <w:noProof/>
           <w:sz w:val="20"/>
-        </w:rPr>
-        <w:lastRenderedPageBreak/>
-        <w:t>ASN1_HASH-SHA512 = 2.16.840.1.101.3.4.2.3</w:t>
-      </w:r>
-    </w:p>
-    <w:p>
-      <w:pPr>
-        <w:rPr>
-          <w:lang w:val="es-ES_tradnl"/>
-        </w:rPr>
-      </w:pPr>
-      <w:r>
-        <w:rPr>
-          <w:lang w:val="es-ES_tradnl"/>
-        </w:rPr>
-        <w:t>Todo algoritmo de hash para firmas ASN.1 y PDF que se indique en la configuración de alguna política de firma deberá estar definido siguiendo el modelo antes indicado.</w:t>
-      </w:r>
-    </w:p>
-    <w:p>
-      <w:pPr>
-        <w:rPr>
-          <w:lang w:val="es-ES_tradnl"/>
-        </w:rPr>
-      </w:pPr>
-    </w:p>
-    <w:p>
-      <w:pPr>
-        <w:pStyle w:val="Ttulo5"/>
-      </w:pPr>
-      <w:bookmarkStart w:id="77" w:name="_Listado_de_OIDs_1"/>
-      <w:bookmarkStart w:id="78" w:name="_Ref411519403"/>
-      <w:bookmarkEnd w:id="77"/>
-      <w:r>
-        <w:t xml:space="preserve">Listado de </w:t>
-      </w:r>
-      <w:proofErr w:type="spellStart"/>
-      <w:r>
-        <w:t>OIDs</w:t>
-      </w:r>
-      <w:proofErr w:type="spellEnd"/>
-      <w:r>
-        <w:t xml:space="preserve"> para A</w:t>
-      </w:r>
-      <w:r>
-        <w:t xml:space="preserve">lgoritmos de </w:t>
-      </w:r>
-      <w:r>
-        <w:t>F</w:t>
-      </w:r>
-      <w:r>
-        <w:t xml:space="preserve">irma en </w:t>
-      </w:r>
-      <w:r>
-        <w:t>F</w:t>
-      </w:r>
-      <w:r>
-        <w:t>irmas ASN.1 y PDF</w:t>
-      </w:r>
-      <w:bookmarkEnd w:id="78"/>
-    </w:p>
-    <w:p>
-      <w:pPr>
-        <w:rPr>
-          <w:lang w:val="es-ES_tradnl"/>
-        </w:rPr>
-      </w:pPr>
-      <w:r>
-        <w:rPr>
-          <w:lang w:val="es-ES_tradnl"/>
-        </w:rPr>
-        <w:t>Este bloque define los algoritmos de firma para firmas ASN.1 y PDF a los que se hará referencia en las distintas políticas de firma, de manera que</w:t>
-      </w:r>
-      <w:r>
-        <w:rPr>
-          <w:lang w:val="es-ES_tradnl"/>
-        </w:rPr>
-        <w:t>,</w:t>
-      </w:r>
-      <w:r>
-        <w:rPr>
-          <w:lang w:val="es-ES_tradnl"/>
-        </w:rPr>
-        <w:t xml:space="preserve"> por cada uno de ellos, se le asociará su respectivo OID. Así, la clave de cada algoritmo de firma tendrá el formato </w:t>
-      </w:r>
-      <w:r>
-        <w:rPr>
-          <w:b/>
-          <w:lang w:val="es-ES_tradnl"/>
-        </w:rPr>
-        <w:t>ASN1_SIGN_HASH-HASH_ALGORITHM</w:t>
-      </w:r>
-      <w:r>
-        <w:rPr>
-          <w:b/>
-          <w:lang w:val="es-ES_tradnl"/>
-        </w:rPr>
-        <w:t xml:space="preserve"> </w:t>
-      </w:r>
-      <w:r>
-        <w:rPr>
-          <w:lang w:val="es-ES_tradnl"/>
-        </w:rPr>
-        <w:t>donde:</w:t>
-      </w:r>
-    </w:p>
-    <w:p>
-      <w:pPr>
-        <w:numPr>
-          <w:ilvl w:val="0"/>
-          <w:numId w:val="29"/>
-        </w:numPr>
-        <w:rPr>
-          <w:lang w:val="es-ES_tradnl"/>
-        </w:rPr>
-      </w:pPr>
-      <w:r>
-        <w:rPr>
-          <w:b/>
-          <w:lang w:val="es-ES_tradnl"/>
-        </w:rPr>
-        <w:t>ASN1_SIGN_HASH</w:t>
-      </w:r>
-      <w:r>
-        <w:rPr>
-          <w:lang w:val="es-ES_tradnl"/>
-        </w:rPr>
-        <w:t xml:space="preserve"> es una cadena de texto fijo</w:t>
-      </w:r>
-    </w:p>
-    <w:p>
-      <w:pPr>
-        <w:numPr>
-          <w:ilvl w:val="0"/>
-          <w:numId w:val="29"/>
-        </w:numPr>
-        <w:rPr>
-          <w:lang w:val="es-ES_tradnl"/>
-        </w:rPr>
-      </w:pPr>
-      <w:r>
-        <w:rPr>
-          <w:b/>
-          <w:lang w:val="es-ES_tradnl"/>
-        </w:rPr>
-        <w:t>HASH_ALGORITHM</w:t>
-      </w:r>
-      <w:r>
-        <w:rPr>
-          <w:lang w:val="es-ES_tradnl"/>
-        </w:rPr>
-        <w:t xml:space="preserve"> es una cadena de texto con </w:t>
-      </w:r>
-      <w:r>
-        <w:rPr>
-          <w:lang w:val="es-ES_tradnl"/>
-        </w:rPr>
-        <w:t>el nombre</w:t>
-      </w:r>
-      <w:r>
-        <w:rPr>
-          <w:lang w:val="es-ES_tradnl"/>
-        </w:rPr>
-        <w:t xml:space="preserve"> del algoritmo de </w:t>
-      </w:r>
-      <w:r>
-        <w:rPr>
-          <w:lang w:val="es-ES_tradnl"/>
-        </w:rPr>
-        <w:t>firma</w:t>
-      </w:r>
-    </w:p>
-    <w:p>
-      <w:pPr>
-        <w:rPr>
-          <w:lang w:val="es-ES_tradnl"/>
-        </w:rPr>
-      </w:pPr>
-      <w:r>
-        <w:rPr>
-          <w:lang w:val="es-ES_tradnl"/>
-        </w:rPr>
-        <w:t>Por defecto, se definen los siguientes algoritmos de firma para firmas ASN.1 y PDF:</w:t>
+          <w:lang w:val="en-US"/>
+        </w:rPr>
+        <w:t>ASN1_SIGN_HASH-SHA512WithRSA = 1.2.840.113549.1.1.13</w:t>
       </w:r>
     </w:p>
     <w:p>
@@ -19889,7 +19307,7 @@
           <w:sz w:val="20"/>
           <w:lang w:val="en-US"/>
         </w:rPr>
-        <w:t>ASN1_SIGN_HASH-SHA1WithRSA = 1.2.840.113549.1.1.5</w:t>
+        <w:t>ASN1_SIGN_HASH-SHA1WithECDSA = 1.2.840.10045.4.1</w:t>
       </w:r>
     </w:p>
     <w:p>
@@ -19916,7 +19334,7 @@
           <w:sz w:val="20"/>
           <w:lang w:val="en-US"/>
         </w:rPr>
-        <w:t>ASN1_SIGN_HASH-SHA256WithRSA = 1.2.840.113549.1.1.11</w:t>
+        <w:t>ASN1_SIGN_HASH-SHA256WithECDSA = 1.2.840.10045.4.3.2</w:t>
       </w:r>
     </w:p>
     <w:p>
@@ -19933,6 +19351,7 @@
           <w:rFonts w:ascii="Courier New" w:hAnsi="Courier New" w:cs="Courier New"/>
           <w:noProof/>
           <w:sz w:val="20"/>
+          <w:lang w:val="en-US"/>
         </w:rPr>
       </w:pPr>
       <w:r>
@@ -19940,8 +19359,18 @@
           <w:rFonts w:ascii="Courier New" w:hAnsi="Courier New" w:cs="Courier New"/>
           <w:noProof/>
           <w:sz w:val="20"/>
-        </w:rPr>
-        <w:t xml:space="preserve">ASN1_SIGN_HASH-SHA512WithRSA = 1.2.840.113549.1.1.13 </w:t>
+          <w:lang w:val="en-US"/>
+        </w:rPr>
+        <w:t>ASN1_SIGN_HASH-SHA512WithECDSA = 1.2.840.10045.4.3.4</w:t>
+      </w:r>
+      <w:r>
+        <w:rPr>
+          <w:rFonts w:ascii="Courier New" w:hAnsi="Courier New" w:cs="Courier New"/>
+          <w:noProof/>
+          <w:sz w:val="20"/>
+          <w:lang w:val="en-US"/>
+        </w:rPr>
+        <w:t xml:space="preserve"> </w:t>
       </w:r>
     </w:p>
     <w:p>
@@ -19996,7 +19425,7 @@
     </w:p>
     <w:p>
       <w:pPr>
-        <w:pStyle w:val="Ttulo5"/>
+        <w:pStyle w:val="Heading5"/>
       </w:pPr>
       <w:r>
         <w:t>Identificadores de Política de Firma por Tipo</w:t>
@@ -20134,6 +19563,7 @@
         <w:rPr>
           <w:b/>
         </w:rPr>
+        <w:lastRenderedPageBreak/>
         <w:t>PDF_POLICY_ID:</w:t>
       </w:r>
       <w:r>
@@ -20181,7 +19611,6 @@
           <w:sz w:val="20"/>
           <w:lang w:val="en-US"/>
         </w:rPr>
-        <w:lastRenderedPageBreak/>
         <w:t>PDF_POLICY_ID = PDF_AGE_1.9</w:t>
       </w:r>
     </w:p>
@@ -20194,7 +19623,7 @@
     </w:p>
     <w:p>
       <w:pPr>
-        <w:pStyle w:val="Ttulo5"/>
+        <w:pStyle w:val="Heading5"/>
       </w:pPr>
       <w:r>
         <w:t>Normas Asociadas a una Política de Firma</w:t>
@@ -20343,7 +19772,7 @@
     <w:p/>
     <w:p>
       <w:pPr>
-        <w:pStyle w:val="Ttulo6"/>
+        <w:pStyle w:val="Heading6"/>
       </w:pPr>
       <w:r>
         <w:t>Identificador de la Política de Firma</w:t>
@@ -20525,6 +19954,7 @@
     </w:p>
     <w:p>
       <w:r>
+        <w:lastRenderedPageBreak/>
         <w:t>Por ejemplo:</w:t>
       </w:r>
     </w:p>
@@ -20656,7 +20086,7 @@
     <w:p/>
     <w:p>
       <w:pPr>
-        <w:pStyle w:val="Ttulo6"/>
+        <w:pStyle w:val="Heading6"/>
       </w:pPr>
       <w:r>
         <w:t>Algoritmo de R</w:t>
@@ -20852,7 +20282,7 @@
     </w:p>
     <w:p>
       <w:pPr>
-        <w:pStyle w:val="Ttulo6"/>
+        <w:pStyle w:val="Heading6"/>
       </w:pPr>
       <w:r>
         <w:t xml:space="preserve">Valor del Resumen </w:t>
@@ -20953,6 +20383,7 @@
         <w:ind w:left="63"/>
       </w:pPr>
       <w:r>
+        <w:lastRenderedPageBreak/>
         <w:t>Por ejemplo:</w:t>
       </w:r>
     </w:p>
@@ -20985,10 +20416,9 @@
     <w:p/>
     <w:p>
       <w:pPr>
-        <w:pStyle w:val="Ttulo6"/>
-      </w:pPr>
-      <w:r>
-        <w:lastRenderedPageBreak/>
+        <w:pStyle w:val="Heading6"/>
+      </w:pPr>
+      <w:r>
         <w:t>Algoritmos de R</w:t>
       </w:r>
       <w:r>
@@ -21251,7 +20681,7 @@
     </w:p>
     <w:p>
       <w:pPr>
-        <w:pStyle w:val="Ttulo6"/>
+        <w:pStyle w:val="Heading6"/>
       </w:pPr>
       <w:r>
         <w:t>Algoritmos de Firma Válidos</w:t>
@@ -21507,6 +20937,7 @@
           <w:sz w:val="20"/>
           <w:lang w:val="en-US"/>
         </w:rPr>
+        <w:lastRenderedPageBreak/>
         <w:t>XML_AGE_1.9_URL-ALLOWED_SIGN_ALGORITHM = XML_SIGN_HASH-SHA1WithRSA,XML_SIGN_HASH-SHA256WithRSA,XML_SIGN_HASH-SHA512WithRSA</w:t>
       </w:r>
     </w:p>
@@ -21519,7 +20950,7 @@
     </w:p>
     <w:p>
       <w:pPr>
-        <w:pStyle w:val="Ttulo6"/>
+        <w:pStyle w:val="Heading6"/>
       </w:pPr>
       <w:r>
         <w:t>Descripción de la P</w:t>
@@ -21536,7 +20967,6 @@
     </w:p>
     <w:p>
       <w:r>
-        <w:lastRenderedPageBreak/>
         <w:t xml:space="preserve">Tendrá el formato </w:t>
       </w:r>
       <w:r>
@@ -21632,7 +21062,7 @@
     <w:p/>
     <w:p>
       <w:pPr>
-        <w:pStyle w:val="Ttulo6"/>
+        <w:pStyle w:val="Heading6"/>
       </w:pPr>
       <w:r>
         <w:t xml:space="preserve">Elementos </w:t>
@@ -21924,7 +21354,7 @@
     </w:p>
     <w:p>
       <w:pPr>
-        <w:pStyle w:val="Ttulo6"/>
+        <w:pStyle w:val="Heading6"/>
       </w:pPr>
       <w:r>
         <w:t>Elementos F</w:t>
@@ -21941,6 +21371,7 @@
     </w:p>
     <w:p>
       <w:r>
+        <w:lastRenderedPageBreak/>
         <w:t>Los elementos pueden ser XML o ASN.1. Cada elemento estará separado por coma (,). Para especificar que se debe elegir entre varios se usará el operador lógico OR (|).</w:t>
       </w:r>
       <w:r>
@@ -22015,7 +21446,6 @@
         </w:rPr>
       </w:pPr>
       <w:r>
-        <w:lastRenderedPageBreak/>
         <w:t xml:space="preserve">Si el elemento es ASN.1 su nombre se cogerá de la lista de </w:t>
       </w:r>
       <w:proofErr w:type="spellStart"/>
@@ -22207,7 +21637,7 @@
     </w:p>
     <w:p>
       <w:pPr>
-        <w:pStyle w:val="Ttulo6"/>
+        <w:pStyle w:val="Heading6"/>
       </w:pPr>
       <w:r>
         <w:t xml:space="preserve">Elementos no </w:t>
@@ -22223,14 +21653,12 @@
       <w:r>
         <w:t>Los elementos pueden ser XML o ASN.1. Cada elemento estará separado por coma (,). Para especificar que se debe elegir entre varios se usará el operador lógico OR (|</w:t>
       </w:r>
-      <w:proofErr w:type="gramStart"/>
       <w:r>
         <w:t>).</w:t>
       </w:r>
       <w:r>
-        <w:t>Tendrá</w:t>
-      </w:r>
-      <w:proofErr w:type="gramEnd"/>
+        <w:t xml:space="preserve"> Tendrá</w:t>
+      </w:r>
       <w:r>
         <w:t xml:space="preserve"> el formato </w:t>
       </w:r>
@@ -22502,7 +21930,7 @@
     </w:p>
     <w:p>
       <w:pPr>
-        <w:pStyle w:val="Ttulo6"/>
+        <w:pStyle w:val="Heading6"/>
       </w:pPr>
       <w:r>
         <w:t xml:space="preserve">Elementos no </w:t>
@@ -22522,6 +21950,7 @@
     </w:p>
     <w:p>
       <w:r>
+        <w:lastRenderedPageBreak/>
         <w:t>Los elementos pueden ser XML o ASN.1. Cada elemento estará separado por coma (,). Para especificar que se debe elegir entre varios se usará el operador lógico OR (|).</w:t>
       </w:r>
       <w:r>
@@ -22591,7 +22020,6 @@
     </w:p>
     <w:p>
       <w:r>
-        <w:lastRenderedPageBreak/>
         <w:t xml:space="preserve">Si el elemento es ASN.1 su nombre se cogerá de la lista de </w:t>
       </w:r>
       <w:proofErr w:type="spellStart"/>
@@ -22753,7 +22181,7 @@
     </w:p>
     <w:p>
       <w:pPr>
-        <w:pStyle w:val="Ttulo6"/>
+        <w:pStyle w:val="Heading6"/>
       </w:pPr>
       <w:r>
         <w:t>Elementos F</w:t>
@@ -23057,7 +22485,7 @@
     </w:p>
     <w:p>
       <w:pPr>
-        <w:pStyle w:val="Ttulo6"/>
+        <w:pStyle w:val="Heading6"/>
       </w:pPr>
       <w:r>
         <w:t xml:space="preserve">Elementos no Firmados no </w:t>
@@ -23071,6 +22499,7 @@
     </w:p>
     <w:p>
       <w:r>
+        <w:lastRenderedPageBreak/>
         <w:t>Los elementos pueden ser XML o ASN.1. Cada elemento estará separado por coma (,).</w:t>
       </w:r>
       <w:r>
@@ -23134,7 +22563,6 @@
     </w:p>
     <w:p>
       <w:r>
-        <w:lastRenderedPageBreak/>
         <w:t xml:space="preserve">Si el elemento es ASN.1 su nombre se cogerá de la lista de </w:t>
       </w:r>
       <w:proofErr w:type="spellStart"/>
@@ -23316,7 +22744,7 @@
     </w:p>
     <w:p>
       <w:pPr>
-        <w:pStyle w:val="Ttulo6"/>
+        <w:pStyle w:val="Heading6"/>
       </w:pPr>
       <w:r>
         <w:t>Entradas O</w:t>
@@ -23478,7 +22906,7 @@
     </w:p>
     <w:p>
       <w:pPr>
-        <w:pStyle w:val="Ttulo6"/>
+        <w:pStyle w:val="Heading6"/>
       </w:pPr>
       <w:r>
         <w:t>Entradas O</w:t>
@@ -23586,6 +23014,7 @@
         <w:rPr>
           <w:lang w:val="en-US"/>
         </w:rPr>
+        <w:lastRenderedPageBreak/>
         <w:t xml:space="preserve">Por </w:t>
       </w:r>
       <w:r>
@@ -23635,7 +23064,7 @@
     </w:p>
     <w:p>
       <w:pPr>
-        <w:pStyle w:val="Ttulo6"/>
+        <w:pStyle w:val="Heading6"/>
       </w:pPr>
       <w:r>
         <w:t>Entradas no P</w:t>
@@ -23646,7 +23075,6 @@
     </w:p>
     <w:p>
       <w:r>
-        <w:lastRenderedPageBreak/>
         <w:t>Incluye una lista con los nombres de las entradas que no puede contener la firma. Cada entrada se incl</w:t>
       </w:r>
       <w:r>
@@ -23801,7 +23229,7 @@
     </w:p>
     <w:p>
       <w:pPr>
-        <w:pStyle w:val="Ttulo6"/>
+        <w:pStyle w:val="Heading6"/>
       </w:pPr>
       <w:r>
         <w:t>Elementos H</w:t>
@@ -24009,7 +23437,7 @@
     </w:p>
     <w:p>
       <w:pPr>
-        <w:pStyle w:val="Ttulo6"/>
+        <w:pStyle w:val="Heading6"/>
       </w:pPr>
       <w:r>
         <w:t xml:space="preserve">Elementos </w:t>
@@ -24034,6 +23462,7 @@
         </w:rPr>
       </w:pPr>
       <w:r>
+        <w:lastRenderedPageBreak/>
         <w:t xml:space="preserve">Para un elemento se puede especificar su lista de hijos </w:t>
       </w:r>
       <w:r>
@@ -24149,7 +23578,6 @@
         <w:rPr>
           <w:b/>
         </w:rPr>
-        <w:lastRenderedPageBreak/>
         <w:t>OPTIONAL_CHILD</w:t>
       </w:r>
       <w:r>
@@ -24241,7 +23669,7 @@
     </w:p>
     <w:p>
       <w:pPr>
-        <w:pStyle w:val="Ttulo6"/>
+        <w:pStyle w:val="Heading6"/>
       </w:pPr>
       <w:r>
         <w:t>Elementos H</w:t>
@@ -24464,7 +23892,7 @@
     </w:p>
     <w:p>
       <w:pPr>
-        <w:pStyle w:val="Ttulo6"/>
+        <w:pStyle w:val="Heading6"/>
       </w:pPr>
       <w:r>
         <w:t>Valor O</w:t>
@@ -24579,6 +24007,7 @@
         <w:rPr>
           <w:b/>
         </w:rPr>
+        <w:lastRenderedPageBreak/>
         <w:t>REQUIRED_VALUE</w:t>
       </w:r>
       <w:r>
@@ -24736,7 +24165,6 @@
           <w:sz w:val="20"/>
           <w:lang w:val="en-US"/>
         </w:rPr>
-        <w:lastRenderedPageBreak/>
         <w:t>XML_AGE_1.9_URL-[ClaimedRoles]-REQUIRED_VALUE = supplier|emisor|customer|receptor|third party|tercero</w:t>
       </w:r>
     </w:p>
@@ -24822,7 +24250,7 @@
     </w:p>
     <w:p>
       <w:pPr>
-        <w:pStyle w:val="Ttulo6"/>
+        <w:pStyle w:val="Heading6"/>
       </w:pPr>
       <w:r>
         <w:t>Valores no P</w:t>
@@ -24905,7 +24333,6 @@
         <w:t xml:space="preserve">ID_POLICY-[ELEMENT_NAME]-NOT_ALLOWED_VALUE </w:t>
       </w:r>
       <w:proofErr w:type="spellStart"/>
-      <w:proofErr w:type="gramStart"/>
       <w:r>
         <w:rPr>
           <w:lang w:val="en-US"/>
@@ -24913,7 +24340,6 @@
         <w:t>donde</w:t>
       </w:r>
       <w:proofErr w:type="spellEnd"/>
-      <w:proofErr w:type="gramEnd"/>
     </w:p>
     <w:p>
       <w:pPr>
@@ -25282,7 +24708,7 @@
     </w:p>
     <w:p>
       <w:pPr>
-        <w:pStyle w:val="Ttulo6"/>
+        <w:pStyle w:val="Heading6"/>
       </w:pPr>
       <w:r>
         <w:t>Modos de Firma Permitidos</w:t>
@@ -25290,6 +24716,7 @@
     </w:p>
     <w:p>
       <w:r>
+        <w:lastRenderedPageBreak/>
         <w:t>Sólo ap</w:t>
       </w:r>
       <w:r>
@@ -25348,7 +24775,6 @@
     </w:p>
     <w:p>
       <w:r>
-        <w:lastRenderedPageBreak/>
         <w:t>Por ejemplo, para indicar que los modos de firma permitidos para firmas ASN.1 son ambos, (implícito y explícito), se definiría:</w:t>
       </w:r>
     </w:p>
@@ -25548,7 +24974,7 @@
     </w:p>
     <w:p>
       <w:pPr>
-        <w:pStyle w:val="Ttulo4"/>
+        <w:pStyle w:val="Heading4"/>
       </w:pPr>
       <w:bookmarkStart w:id="79" w:name="_Toc453065735"/>
       <w:r>
@@ -25748,6 +25174,7 @@
         <w:rPr>
           <w:b/>
         </w:rPr>
+        <w:lastRenderedPageBreak/>
         <w:t>JCEKS</w:t>
       </w:r>
     </w:p>
@@ -25838,7 +25265,6 @@
           <w:b/>
           <w:lang w:val="es-ES_tradnl"/>
         </w:rPr>
-        <w:lastRenderedPageBreak/>
         <w:t>OCSP_TIMEOUT:</w:t>
       </w:r>
       <w:r>
@@ -25915,9 +25341,10 @@
       </w:r>
       <w:r>
         <w:rPr>
-          <w:lang w:val="es-ES_tradnl"/>
-        </w:rPr>
-        <w:sym w:font="Wingdings" w:char="F0E0"/>
+          <w:rFonts w:ascii="Wingdings" w:eastAsia="Wingdings" w:hAnsi="Wingdings" w:cs="Wingdings"/>
+          <w:lang w:val="es-ES_tradnl"/>
+        </w:rPr>
+        <w:t>à</w:t>
       </w:r>
       <w:r>
         <w:t xml:space="preserve"> </w:t>
@@ -25960,9 +25387,10 @@
       </w:r>
       <w:r>
         <w:rPr>
-          <w:lang w:val="es-ES_tradnl"/>
-        </w:rPr>
-        <w:sym w:font="Wingdings" w:char="F0E0"/>
+          <w:rFonts w:ascii="Wingdings" w:eastAsia="Wingdings" w:hAnsi="Wingdings" w:cs="Wingdings"/>
+          <w:lang w:val="es-ES_tradnl"/>
+        </w:rPr>
+        <w:t>à</w:t>
       </w:r>
       <w:r>
         <w:rPr>
@@ -26244,9 +25672,10 @@
       </w:r>
       <w:r>
         <w:rPr>
-          <w:lang w:val="es-ES_tradnl"/>
-        </w:rPr>
-        <w:sym w:font="Wingdings" w:char="F0E0"/>
+          <w:rFonts w:ascii="Wingdings" w:eastAsia="Wingdings" w:hAnsi="Wingdings" w:cs="Wingdings"/>
+          <w:lang w:val="es-ES_tradnl"/>
+        </w:rPr>
+        <w:t>à</w:t>
       </w:r>
       <w:r>
         <w:t xml:space="preserve"> </w:t>
@@ -26273,6 +25702,7 @@
           <w:b/>
           <w:lang w:val="es-ES_tradnl"/>
         </w:rPr>
+        <w:lastRenderedPageBreak/>
         <w:t>false</w:t>
       </w:r>
       <w:r>
@@ -26283,9 +25713,10 @@
       </w:r>
       <w:r>
         <w:rPr>
-          <w:lang w:val="es-ES_tradnl"/>
-        </w:rPr>
-        <w:sym w:font="Wingdings" w:char="F0E0"/>
+          <w:rFonts w:ascii="Wingdings" w:eastAsia="Wingdings" w:hAnsi="Wingdings" w:cs="Wingdings"/>
+          <w:lang w:val="es-ES_tradnl"/>
+        </w:rPr>
+        <w:t>à</w:t>
       </w:r>
       <w:r>
         <w:rPr>
@@ -26354,7 +25785,6 @@
         <w:rPr>
           <w:b/>
         </w:rPr>
-        <w:lastRenderedPageBreak/>
         <w:t>OCSP_HTTPS_USE_AUTH_CLIENT:</w:t>
       </w:r>
       <w:r>
@@ -26395,9 +25825,10 @@
       </w:r>
       <w:r>
         <w:rPr>
-          <w:lang w:val="es-ES_tradnl"/>
-        </w:rPr>
-        <w:sym w:font="Wingdings" w:char="F0E0"/>
+          <w:rFonts w:ascii="Wingdings" w:eastAsia="Wingdings" w:hAnsi="Wingdings" w:cs="Wingdings"/>
+          <w:lang w:val="es-ES_tradnl"/>
+        </w:rPr>
+        <w:t>à</w:t>
       </w:r>
       <w:r>
         <w:t xml:space="preserve"> </w:t>
@@ -26434,9 +25865,10 @@
       </w:r>
       <w:r>
         <w:rPr>
-          <w:lang w:val="es-ES_tradnl"/>
-        </w:rPr>
-        <w:sym w:font="Wingdings" w:char="F0E0"/>
+          <w:rFonts w:ascii="Wingdings" w:eastAsia="Wingdings" w:hAnsi="Wingdings" w:cs="Wingdings"/>
+          <w:lang w:val="es-ES_tradnl"/>
+        </w:rPr>
+        <w:t>à</w:t>
       </w:r>
       <w:r>
         <w:rPr>
@@ -26568,7 +26000,7 @@
     <w:p/>
     <w:p>
       <w:pPr>
-        <w:pStyle w:val="Ttulo3"/>
+        <w:pStyle w:val="Heading3"/>
       </w:pPr>
       <w:bookmarkStart w:id="80" w:name="_Toc157417024"/>
       <w:r>
@@ -26597,16 +26029,12 @@
         <w:rPr>
           <w:rFonts w:cs="Calibri"/>
           <w:spacing w:val="0"/>
-          <w:szCs w:val="24"/>
-          <w:lang w:val="es-ES_tradnl" w:eastAsia="es-ES_tradnl"/>
         </w:rPr>
       </w:pPr>
       <w:r>
         <w:rPr>
           <w:rFonts w:cs="Calibri"/>
           <w:spacing w:val="0"/>
-          <w:szCs w:val="24"/>
-          <w:lang w:val="es-ES_tradnl" w:eastAsia="es-ES_tradnl"/>
         </w:rPr>
         <w:t xml:space="preserve">El nombre del fichero queda a elección del integrador y se definirá en el fichero </w:t>
       </w:r>
@@ -26615,8 +26043,6 @@
         <w:rPr>
           <w:rFonts w:cs="Calibri"/>
           <w:spacing w:val="0"/>
-          <w:szCs w:val="24"/>
-          <w:lang w:val="es-ES_tradnl" w:eastAsia="es-ES_tradnl"/>
         </w:rPr>
         <w:t>mappingFiles.properties</w:t>
       </w:r>
@@ -26625,8 +26051,6 @@
         <w:rPr>
           <w:rFonts w:cs="Calibri"/>
           <w:spacing w:val="0"/>
-          <w:szCs w:val="24"/>
-          <w:lang w:val="es-ES_tradnl" w:eastAsia="es-ES_tradnl"/>
         </w:rPr>
         <w:t xml:space="preserve">. Se propone como nombre </w:t>
       </w:r>
@@ -26635,8 +26059,6 @@
         <w:rPr>
           <w:rFonts w:cs="Calibri"/>
           <w:spacing w:val="0"/>
-          <w:szCs w:val="24"/>
-          <w:lang w:val="es-ES_tradnl" w:eastAsia="es-ES_tradnl"/>
         </w:rPr>
         <w:t>tsa</w:t>
       </w:r>
@@ -26644,8 +26066,6 @@
         <w:rPr>
           <w:rFonts w:cs="Calibri"/>
           <w:spacing w:val="0"/>
-          <w:szCs w:val="24"/>
-          <w:lang w:val="es-ES_tradnl" w:eastAsia="es-ES_tradnl"/>
         </w:rPr>
         <w:t>idClienteidAplicacion</w:t>
       </w:r>
@@ -26653,8 +26073,6 @@
         <w:rPr>
           <w:rFonts w:cs="Calibri"/>
           <w:spacing w:val="0"/>
-          <w:szCs w:val="24"/>
-          <w:lang w:val="es-ES_tradnl" w:eastAsia="es-ES_tradnl"/>
         </w:rPr>
         <w:t>.properties</w:t>
       </w:r>
@@ -26663,8 +26081,6 @@
         <w:rPr>
           <w:rFonts w:cs="Calibri"/>
           <w:spacing w:val="0"/>
-          <w:szCs w:val="24"/>
-          <w:lang w:val="es-ES_tradnl" w:eastAsia="es-ES_tradnl"/>
         </w:rPr>
         <w:t xml:space="preserve"> siendo</w:t>
       </w:r>
@@ -26672,8 +26088,6 @@
         <w:rPr>
           <w:rFonts w:cs="Calibri"/>
           <w:spacing w:val="0"/>
-          <w:szCs w:val="24"/>
-          <w:lang w:val="es-ES_tradnl" w:eastAsia="es-ES_tradnl"/>
         </w:rPr>
         <w:t xml:space="preserve"> </w:t>
       </w:r>
@@ -26682,8 +26096,6 @@
         <w:rPr>
           <w:rFonts w:cs="Calibri"/>
           <w:spacing w:val="0"/>
-          <w:szCs w:val="24"/>
-          <w:lang w:val="es-ES_tradnl" w:eastAsia="es-ES_tradnl"/>
         </w:rPr>
         <w:t>idCliente</w:t>
       </w:r>
@@ -26692,8 +26104,6 @@
         <w:rPr>
           <w:rFonts w:cs="Calibri"/>
           <w:spacing w:val="0"/>
-          <w:szCs w:val="24"/>
-          <w:lang w:val="es-ES_tradnl" w:eastAsia="es-ES_tradnl"/>
         </w:rPr>
         <w:t xml:space="preserve"> el identificador del cliente que envía la petición e </w:t>
       </w:r>
@@ -26702,8 +26112,6 @@
         <w:rPr>
           <w:rFonts w:cs="Calibri"/>
           <w:spacing w:val="0"/>
-          <w:szCs w:val="24"/>
-          <w:lang w:val="es-ES_tradnl" w:eastAsia="es-ES_tradnl"/>
         </w:rPr>
         <w:t>idAplicacion</w:t>
       </w:r>
@@ -26712,8 +26120,6 @@
         <w:rPr>
           <w:rFonts w:cs="Calibri"/>
           <w:spacing w:val="0"/>
-          <w:szCs w:val="24"/>
-          <w:lang w:val="es-ES_tradnl" w:eastAsia="es-ES_tradnl"/>
         </w:rPr>
         <w:t xml:space="preserve"> el identificador de la aplicación TS@ utilizada para la comunicación con TS@.</w:t>
       </w:r>
@@ -26723,7 +26129,7 @@
     </w:p>
     <w:p>
       <w:pPr>
-        <w:pStyle w:val="Ttulo4"/>
+        <w:pStyle w:val="Heading4"/>
       </w:pPr>
       <w:r>
         <w:t>Parámetros Específicos a Cada Una de las Aplicaciones Configuradas en la Plataforma de TS@</w:t>
@@ -26773,6 +26179,7 @@
         <w:rPr>
           <w:b/>
         </w:rPr>
+        <w:lastRenderedPageBreak/>
         <w:t>renewTimeStampWS.validationLevel</w:t>
       </w:r>
       <w:proofErr w:type="spellEnd"/>
@@ -26797,7 +26204,10 @@
         <w:t xml:space="preserve">0 </w:t>
       </w:r>
       <w:r>
-        <w:sym w:font="Wingdings" w:char="F0E0"/>
+        <w:rPr>
+          <w:rFonts w:ascii="Wingdings" w:eastAsia="Wingdings" w:hAnsi="Wingdings" w:cs="Wingdings"/>
+        </w:rPr>
+        <w:t>à</w:t>
       </w:r>
       <w:r>
         <w:t xml:space="preserve"> No se llevará a cabo ninguna validación. </w:t>
@@ -26820,11 +26230,13 @@
         </w:numPr>
       </w:pPr>
       <w:r>
-        <w:lastRenderedPageBreak/>
         <w:t xml:space="preserve">1 </w:t>
       </w:r>
       <w:r>
-        <w:sym w:font="Wingdings" w:char="F0E0"/>
+        <w:rPr>
+          <w:rFonts w:ascii="Wingdings" w:eastAsia="Wingdings" w:hAnsi="Wingdings" w:cs="Wingdings"/>
+        </w:rPr>
+        <w:t>à</w:t>
       </w:r>
       <w:r>
         <w:t xml:space="preserve"> Validación de la integridad. Se comprobará si el documento de entrada (</w:t>
@@ -26852,7 +26264,10 @@
         <w:t xml:space="preserve">2 </w:t>
       </w:r>
       <w:r>
-        <w:sym w:font="Wingdings" w:char="F0E0"/>
+        <w:rPr>
+          <w:rFonts w:ascii="Wingdings" w:eastAsia="Wingdings" w:hAnsi="Wingdings" w:cs="Wingdings"/>
+        </w:rPr>
+        <w:t>à</w:t>
       </w:r>
       <w:r>
         <w:t xml:space="preserve"> Validación completa. El sello de tiempo a renovar será previamente validado contra TS@.</w:t>
@@ -26902,7 +26317,10 @@
         <w:t xml:space="preserve"> </w:t>
       </w:r>
       <w:r>
-        <w:sym w:font="Wingdings" w:char="F0E0"/>
+        <w:rPr>
+          <w:rFonts w:ascii="Wingdings" w:eastAsia="Wingdings" w:hAnsi="Wingdings" w:cs="Wingdings"/>
+        </w:rPr>
+        <w:t>à</w:t>
       </w:r>
       <w:r>
         <w:t xml:space="preserve"> Autorización por usuario y </w:t>
@@ -26928,7 +26346,10 @@
         <w:t xml:space="preserve"> </w:t>
       </w:r>
       <w:r>
-        <w:sym w:font="Wingdings" w:char="F0E0"/>
+        <w:rPr>
+          <w:rFonts w:ascii="Wingdings" w:eastAsia="Wingdings" w:hAnsi="Wingdings" w:cs="Wingdings"/>
+        </w:rPr>
+        <w:t>à</w:t>
       </w:r>
       <w:r>
         <w:t xml:space="preserve"> </w:t>
@@ -26959,7 +26380,10 @@
         <w:t xml:space="preserve"> </w:t>
       </w:r>
       <w:r>
-        <w:sym w:font="Wingdings" w:char="F0E0"/>
+        <w:rPr>
+          <w:rFonts w:ascii="Wingdings" w:eastAsia="Wingdings" w:hAnsi="Wingdings" w:cs="Wingdings"/>
+        </w:rPr>
+        <w:t>à</w:t>
       </w:r>
       <w:r>
         <w:t xml:space="preserve"> </w:t>
@@ -27100,7 +26524,10 @@
         <w:t xml:space="preserve"> </w:t>
       </w:r>
       <w:r>
-        <w:sym w:font="Wingdings" w:char="F0E0"/>
+        <w:rPr>
+          <w:rFonts w:ascii="Wingdings" w:eastAsia="Wingdings" w:hAnsi="Wingdings" w:cs="Wingdings"/>
+        </w:rPr>
+        <w:t>à</w:t>
       </w:r>
       <w:r>
         <w:t xml:space="preserve"> </w:t>
@@ -27136,7 +26563,10 @@
         <w:t xml:space="preserve"> </w:t>
       </w:r>
       <w:r>
-        <w:sym w:font="Wingdings" w:char="F0E0"/>
+        <w:rPr>
+          <w:rFonts w:ascii="Wingdings" w:eastAsia="Wingdings" w:hAnsi="Wingdings" w:cs="Wingdings"/>
+        </w:rPr>
+        <w:t>à</w:t>
       </w:r>
       <w:r>
         <w:t xml:space="preserve"> </w:t>
@@ -27179,7 +26609,10 @@
         <w:t xml:space="preserve"> </w:t>
       </w:r>
       <w:r>
-        <w:sym w:font="Wingdings" w:char="F0E0"/>
+        <w:rPr>
+          <w:rFonts w:ascii="Wingdings" w:eastAsia="Wingdings" w:hAnsi="Wingdings" w:cs="Wingdings"/>
+        </w:rPr>
+        <w:t>à</w:t>
       </w:r>
       <w:r>
         <w:rPr>
@@ -27265,6 +26698,7 @@
         <w:rPr>
           <w:b/>
         </w:rPr>
+        <w:lastRenderedPageBreak/>
         <w:t>JKS</w:t>
       </w:r>
     </w:p>
@@ -27316,7 +26750,6 @@
         <w:rPr>
           <w:b/>
         </w:rPr>
-        <w:lastRenderedPageBreak/>
         <w:t>X509CertificateToken.privateKeyAlias:</w:t>
       </w:r>
       <w:r>
@@ -27394,7 +26827,10 @@
         <w:t xml:space="preserve"> </w:t>
       </w:r>
       <w:r>
-        <w:sym w:font="Wingdings" w:char="F0E0"/>
+        <w:rPr>
+          <w:rFonts w:ascii="Wingdings" w:eastAsia="Wingdings" w:hAnsi="Wingdings" w:cs="Wingdings"/>
+        </w:rPr>
+        <w:t>à</w:t>
       </w:r>
       <w:r>
         <w:t xml:space="preserve"> </w:t>
@@ -27436,7 +26872,10 @@
         <w:t xml:space="preserve"> </w:t>
       </w:r>
       <w:r>
-        <w:sym w:font="Wingdings" w:char="F0E0"/>
+        <w:rPr>
+          <w:rFonts w:ascii="Wingdings" w:eastAsia="Wingdings" w:hAnsi="Wingdings" w:cs="Wingdings"/>
+        </w:rPr>
+        <w:t>à</w:t>
       </w:r>
       <w:r>
         <w:t xml:space="preserve"> </w:t>
@@ -27689,13 +27128,17 @@
         <w:rPr>
           <w:b/>
         </w:rPr>
+        <w:lastRenderedPageBreak/>
         <w:t>true</w:t>
       </w:r>
       <w:r>
         <w:t xml:space="preserve"> </w:t>
       </w:r>
       <w:r>
-        <w:sym w:font="Wingdings" w:char="F0E0"/>
+        <w:rPr>
+          <w:rFonts w:ascii="Wingdings" w:eastAsia="Wingdings" w:hAnsi="Wingdings" w:cs="Wingdings"/>
+        </w:rPr>
+        <w:t>à</w:t>
       </w:r>
       <w:r>
         <w:t xml:space="preserve"> </w:t>
@@ -27721,7 +27164,10 @@
         <w:t xml:space="preserve"> </w:t>
       </w:r>
       <w:r>
-        <w:sym w:font="Wingdings" w:char="F0E0"/>
+        <w:rPr>
+          <w:rFonts w:ascii="Wingdings" w:eastAsia="Wingdings" w:hAnsi="Wingdings" w:cs="Wingdings"/>
+        </w:rPr>
+        <w:t>à</w:t>
       </w:r>
       <w:r>
         <w:t xml:space="preserve"> </w:t>
@@ -27773,7 +27219,6 @@
         <w:rPr>
           <w:b/>
         </w:rPr>
-        <w:lastRenderedPageBreak/>
         <w:t>request.symmetricKey.value</w:t>
       </w:r>
       <w:proofErr w:type="spellEnd"/>
@@ -27880,7 +27325,10 @@
         <w:t xml:space="preserve"> </w:t>
       </w:r>
       <w:r>
-        <w:sym w:font="Wingdings" w:char="F0E0"/>
+        <w:rPr>
+          <w:rFonts w:ascii="Wingdings" w:eastAsia="Wingdings" w:hAnsi="Wingdings" w:cs="Wingdings"/>
+        </w:rPr>
+        <w:t>à</w:t>
       </w:r>
       <w:r>
         <w:t xml:space="preserve"> </w:t>
@@ -27906,7 +27354,10 @@
         <w:t xml:space="preserve"> </w:t>
       </w:r>
       <w:r>
-        <w:sym w:font="Wingdings" w:char="F0E0"/>
+        <w:rPr>
+          <w:rFonts w:ascii="Wingdings" w:eastAsia="Wingdings" w:hAnsi="Wingdings" w:cs="Wingdings"/>
+        </w:rPr>
+        <w:t>à</w:t>
       </w:r>
       <w:r>
         <w:t xml:space="preserve"> </w:t>
@@ -28140,6 +27591,7 @@
         <w:rPr>
           <w:b/>
         </w:rPr>
+        <w:lastRenderedPageBreak/>
         <w:t>response.SAML.keystoreType</w:t>
       </w:r>
       <w:proofErr w:type="spellEnd"/>
@@ -28224,7 +27676,6 @@
         <w:rPr>
           <w:b/>
         </w:rPr>
-        <w:lastRenderedPageBreak/>
         <w:t>response.SAML.keystorePassword</w:t>
       </w:r>
       <w:proofErr w:type="spellEnd"/>
@@ -28543,6 +27994,7 @@
         <w:rPr>
           <w:b/>
         </w:rPr>
+        <w:lastRenderedPageBreak/>
         <w:t>rfc3161HTTPS.portNumber:</w:t>
       </w:r>
       <w:r>
@@ -28612,7 +28064,10 @@
         <w:t xml:space="preserve"> </w:t>
       </w:r>
       <w:r>
-        <w:sym w:font="Wingdings" w:char="F0E0"/>
+        <w:rPr>
+          <w:rFonts w:ascii="Wingdings" w:eastAsia="Wingdings" w:hAnsi="Wingdings" w:cs="Wingdings"/>
+        </w:rPr>
+        <w:t>à</w:t>
       </w:r>
       <w:r>
         <w:t xml:space="preserve"> El cliente se autentica mediante certificado.</w:t>
@@ -28629,14 +28084,16 @@
         <w:rPr>
           <w:b/>
         </w:rPr>
-        <w:lastRenderedPageBreak/>
         <w:t>false</w:t>
       </w:r>
       <w:r>
         <w:t xml:space="preserve"> </w:t>
       </w:r>
       <w:r>
-        <w:sym w:font="Wingdings" w:char="F0E0"/>
+        <w:rPr>
+          <w:rFonts w:ascii="Wingdings" w:eastAsia="Wingdings" w:hAnsi="Wingdings" w:cs="Wingdings"/>
+        </w:rPr>
+        <w:t>à</w:t>
       </w:r>
       <w:r>
         <w:t xml:space="preserve"> El cliente no requiere de autenticación mediante certificado.</w:t>
@@ -28918,11 +28375,12 @@
     </w:p>
     <w:p>
       <w:pPr>
-        <w:pStyle w:val="Ttulo3"/>
+        <w:pStyle w:val="Heading3"/>
       </w:pPr>
       <w:bookmarkStart w:id="82" w:name="_Toc453065738"/>
       <w:bookmarkStart w:id="83" w:name="_Toc157417025"/>
       <w:r>
+        <w:lastRenderedPageBreak/>
         <w:t>Configuraciones de acceso a @firma</w:t>
       </w:r>
       <w:bookmarkEnd w:id="82"/>
@@ -29088,11 +28546,10 @@
     </w:p>
     <w:p>
       <w:pPr>
-        <w:pStyle w:val="Ttulo4"/>
+        <w:pStyle w:val="Heading4"/>
       </w:pPr>
       <w:bookmarkStart w:id="84" w:name="_Toc453065739"/>
       <w:r>
-        <w:lastRenderedPageBreak/>
         <w:t>Parámetros Específicos a Cada Una de las Aplicaciones Configuradas en la Plataforma de @Firma</w:t>
       </w:r>
       <w:r>
@@ -29163,7 +28620,10 @@
         <w:t xml:space="preserve"> </w:t>
       </w:r>
       <w:r>
-        <w:sym w:font="Wingdings" w:char="F0E0"/>
+        <w:rPr>
+          <w:rFonts w:ascii="Wingdings" w:eastAsia="Wingdings" w:hAnsi="Wingdings" w:cs="Wingdings"/>
+        </w:rPr>
+        <w:t>à</w:t>
       </w:r>
       <w:r>
         <w:t xml:space="preserve"> La invocación al servicio web se hará mediante un canal seguro.</w:t>
@@ -29186,7 +28646,10 @@
         <w:t xml:space="preserve"> </w:t>
       </w:r>
       <w:r>
-        <w:sym w:font="Wingdings" w:char="F0E0"/>
+        <w:rPr>
+          <w:rFonts w:ascii="Wingdings" w:eastAsia="Wingdings" w:hAnsi="Wingdings" w:cs="Wingdings"/>
+        </w:rPr>
+        <w:t>à</w:t>
       </w:r>
       <w:r>
         <w:t xml:space="preserve"> La invocación al servicio web se hará mediante un canal no seguro.</w:t>
@@ -29373,7 +28836,10 @@
         <w:t xml:space="preserve"> </w:t>
       </w:r>
       <w:r>
-        <w:sym w:font="Wingdings" w:char="F0E0"/>
+        <w:rPr>
+          <w:rFonts w:ascii="Wingdings" w:eastAsia="Wingdings" w:hAnsi="Wingdings" w:cs="Wingdings"/>
+        </w:rPr>
+        <w:t>à</w:t>
       </w:r>
       <w:r>
         <w:t xml:space="preserve"> No se utilizará ningún método de autorización.</w:t>
@@ -29398,7 +28864,10 @@
         <w:t xml:space="preserve"> </w:t>
       </w:r>
       <w:r>
-        <w:sym w:font="Wingdings" w:char="F0E0"/>
+        <w:rPr>
+          <w:rFonts w:ascii="Wingdings" w:eastAsia="Wingdings" w:hAnsi="Wingdings" w:cs="Wingdings"/>
+        </w:rPr>
+        <w:t>à</w:t>
       </w:r>
       <w:r>
         <w:t xml:space="preserve"> Se utilizará autorización mediante usuario y contraseña.</w:t>
@@ -29423,7 +28892,10 @@
         <w:t xml:space="preserve"> </w:t>
       </w:r>
       <w:r>
-        <w:sym w:font="Wingdings" w:char="F0E0"/>
+        <w:rPr>
+          <w:rFonts w:ascii="Wingdings" w:eastAsia="Wingdings" w:hAnsi="Wingdings" w:cs="Wingdings"/>
+        </w:rPr>
+        <w:t>à</w:t>
       </w:r>
       <w:r>
         <w:t xml:space="preserve"> Se utilizará autorización mediante certificado digital.</w:t>
@@ -29585,6 +29057,7 @@
         <w:rPr>
           <w:b/>
         </w:rPr>
+        <w:lastRenderedPageBreak/>
         <w:t>authorizationMethod.passwordType</w:t>
       </w:r>
       <w:proofErr w:type="spellEnd"/>
@@ -29637,7 +29110,10 @@
         <w:t xml:space="preserve"> </w:t>
       </w:r>
       <w:r>
-        <w:sym w:font="Wingdings" w:char="F0E0"/>
+        <w:rPr>
+          <w:rFonts w:ascii="Wingdings" w:eastAsia="Wingdings" w:hAnsi="Wingdings" w:cs="Wingdings"/>
+        </w:rPr>
+        <w:t>à</w:t>
       </w:r>
       <w:r>
         <w:t xml:space="preserve"> Se envía la contraseña en formato de texto plano.</w:t>
@@ -29662,7 +29138,10 @@
         <w:t xml:space="preserve"> </w:t>
       </w:r>
       <w:r>
-        <w:sym w:font="Wingdings" w:char="F0E0"/>
+        <w:rPr>
+          <w:rFonts w:ascii="Wingdings" w:eastAsia="Wingdings" w:hAnsi="Wingdings" w:cs="Wingdings"/>
+        </w:rPr>
+        <w:t>à</w:t>
       </w:r>
       <w:r>
         <w:t xml:space="preserve"> Se envía el resumen de la contraseña.</w:t>
@@ -29719,7 +29198,6 @@
         <w:rPr>
           <w:b/>
         </w:rPr>
-        <w:lastRenderedPageBreak/>
         <w:t>authorizationMethod.userKeystorePassword</w:t>
       </w:r>
       <w:proofErr w:type="spellEnd"/>
@@ -29884,7 +29362,10 @@
         <w:t xml:space="preserve"> </w:t>
       </w:r>
       <w:r>
-        <w:sym w:font="Wingdings" w:char="F0E0"/>
+        <w:rPr>
+          <w:rFonts w:ascii="Wingdings" w:eastAsia="Wingdings" w:hAnsi="Wingdings" w:cs="Wingdings"/>
+        </w:rPr>
+        <w:t>à</w:t>
       </w:r>
       <w:r>
         <w:t xml:space="preserve"> Se validará la firma de las respuestas de los servicios de @Firma que se encuentren firmadas.</w:t>
@@ -29907,7 +29388,10 @@
         <w:t xml:space="preserve"> </w:t>
       </w:r>
       <w:r>
-        <w:sym w:font="Wingdings" w:char="F0E0"/>
+        <w:rPr>
+          <w:rFonts w:ascii="Wingdings" w:eastAsia="Wingdings" w:hAnsi="Wingdings" w:cs="Wingdings"/>
+        </w:rPr>
+        <w:t>à</w:t>
       </w:r>
       <w:r>
         <w:t xml:space="preserve"> No se validará la firma de las respuestas de los servicios de @Firma que se encuentren firmadas.</w:t>
@@ -29957,7 +29441,7 @@
     <w:p/>
     <w:p>
       <w:pPr>
-        <w:pStyle w:val="Ttulo3"/>
+        <w:pStyle w:val="Heading3"/>
       </w:pPr>
       <w:bookmarkStart w:id="85" w:name="_Toc453065740"/>
       <w:bookmarkStart w:id="86" w:name="_Toc157417026"/>
@@ -30189,7 +29673,7 @@
     </w:p>
     <w:p>
       <w:pPr>
-        <w:pStyle w:val="Ttulo4"/>
+        <w:pStyle w:val="Heading4"/>
       </w:pPr>
       <w:bookmarkStart w:id="87" w:name="_Toc453065741"/>
       <w:r>
@@ -30263,7 +29747,10 @@
         <w:t xml:space="preserve"> </w:t>
       </w:r>
       <w:r>
-        <w:sym w:font="Wingdings" w:char="F0E0"/>
+        <w:rPr>
+          <w:rFonts w:ascii="Wingdings" w:eastAsia="Wingdings" w:hAnsi="Wingdings" w:cs="Wingdings"/>
+        </w:rPr>
+        <w:t>à</w:t>
       </w:r>
       <w:r>
         <w:t xml:space="preserve"> La invocación al servicio web se hará mediante un canal seguro.</w:t>
@@ -30286,7 +29773,10 @@
         <w:t xml:space="preserve"> </w:t>
       </w:r>
       <w:r>
-        <w:sym w:font="Wingdings" w:char="F0E0"/>
+        <w:rPr>
+          <w:rFonts w:ascii="Wingdings" w:eastAsia="Wingdings" w:hAnsi="Wingdings" w:cs="Wingdings"/>
+        </w:rPr>
+        <w:t>à</w:t>
       </w:r>
       <w:r>
         <w:t xml:space="preserve"> La invocación al servicio web se hará mediante un canal no seguro.</w:t>
@@ -30304,7 +29794,6 @@
         <w:rPr>
           <w:b/>
         </w:rPr>
-        <w:lastRenderedPageBreak/>
         <w:t>endPoint</w:t>
       </w:r>
       <w:proofErr w:type="spellEnd"/>
@@ -30474,7 +29963,10 @@
         <w:t xml:space="preserve"> </w:t>
       </w:r>
       <w:r>
-        <w:sym w:font="Wingdings" w:char="F0E0"/>
+        <w:rPr>
+          <w:rFonts w:ascii="Wingdings" w:eastAsia="Wingdings" w:hAnsi="Wingdings" w:cs="Wingdings"/>
+        </w:rPr>
+        <w:t>à</w:t>
       </w:r>
       <w:r>
         <w:t xml:space="preserve"> No se utilizará ningún método de autorización.</w:t>
@@ -30499,7 +29991,10 @@
         <w:t xml:space="preserve"> </w:t>
       </w:r>
       <w:r>
-        <w:sym w:font="Wingdings" w:char="F0E0"/>
+        <w:rPr>
+          <w:rFonts w:ascii="Wingdings" w:eastAsia="Wingdings" w:hAnsi="Wingdings" w:cs="Wingdings"/>
+        </w:rPr>
+        <w:t>à</w:t>
       </w:r>
       <w:r>
         <w:t xml:space="preserve"> Se utilizará autorización mediante usuario y contraseña.</w:t>
@@ -30524,7 +30019,10 @@
         <w:t xml:space="preserve"> </w:t>
       </w:r>
       <w:r>
-        <w:sym w:font="Wingdings" w:char="F0E0"/>
+        <w:rPr>
+          <w:rFonts w:ascii="Wingdings" w:eastAsia="Wingdings" w:hAnsi="Wingdings" w:cs="Wingdings"/>
+        </w:rPr>
+        <w:t>à</w:t>
       </w:r>
       <w:r>
         <w:t xml:space="preserve"> Se utilizará autorización mediante certificado digital.</w:t>
@@ -30738,7 +30236,10 @@
         <w:t xml:space="preserve"> </w:t>
       </w:r>
       <w:r>
-        <w:sym w:font="Wingdings" w:char="F0E0"/>
+        <w:rPr>
+          <w:rFonts w:ascii="Wingdings" w:eastAsia="Wingdings" w:hAnsi="Wingdings" w:cs="Wingdings"/>
+        </w:rPr>
+        <w:t>à</w:t>
       </w:r>
       <w:r>
         <w:t xml:space="preserve"> Se envía la contraseña en formato de texto plano.</w:t>
@@ -30763,7 +30264,10 @@
         <w:t xml:space="preserve"> </w:t>
       </w:r>
       <w:r>
-        <w:sym w:font="Wingdings" w:char="F0E0"/>
+        <w:rPr>
+          <w:rFonts w:ascii="Wingdings" w:eastAsia="Wingdings" w:hAnsi="Wingdings" w:cs="Wingdings"/>
+        </w:rPr>
+        <w:t>à</w:t>
       </w:r>
       <w:r>
         <w:t xml:space="preserve"> Se envía el resumen de la contraseña.</w:t>
@@ -30781,6 +30285,7 @@
         <w:rPr>
           <w:b/>
         </w:rPr>
+        <w:lastRenderedPageBreak/>
         <w:t>authorizationMethod.userKeystore</w:t>
       </w:r>
       <w:proofErr w:type="spellEnd"/>
@@ -30900,7 +30405,6 @@
         <w:rPr>
           <w:b/>
         </w:rPr>
-        <w:lastRenderedPageBreak/>
         <w:t>JKS</w:t>
       </w:r>
     </w:p>
@@ -30985,7 +30489,10 @@
         <w:t xml:space="preserve"> </w:t>
       </w:r>
       <w:r>
-        <w:sym w:font="Wingdings" w:char="F0E0"/>
+        <w:rPr>
+          <w:rFonts w:ascii="Wingdings" w:eastAsia="Wingdings" w:hAnsi="Wingdings" w:cs="Wingdings"/>
+        </w:rPr>
+        <w:t>à</w:t>
       </w:r>
       <w:r>
         <w:t xml:space="preserve"> Se validará la firma de las respuestas de los servicios de @Firma que se encuentren firmadas.</w:t>
@@ -31008,7 +30515,10 @@
         <w:t xml:space="preserve"> </w:t>
       </w:r>
       <w:r>
-        <w:sym w:font="Wingdings" w:char="F0E0"/>
+        <w:rPr>
+          <w:rFonts w:ascii="Wingdings" w:eastAsia="Wingdings" w:hAnsi="Wingdings" w:cs="Wingdings"/>
+        </w:rPr>
+        <w:t>à</w:t>
       </w:r>
       <w:r>
         <w:t xml:space="preserve"> No se validará la firma de las respuestas de los servicios de @Firma que se encuentren firmadas.</w:t>
@@ -31081,6 +30591,13 @@
       </w:r>
     </w:p>
   </w:endnote>
+  <w:endnote w:type="continuationNotice" w:id="1">
+    <w:p>
+      <w:pPr>
+        <w:spacing w:before="0" w:after="0"/>
+      </w:pPr>
+    </w:p>
+  </w:endnote>
 </w:endnotes>
 </file>
 
@@ -31088,7 +30605,7 @@
 <w:ftr xmlns:wpc="http://schemas.microsoft.com/office/word/2010/wordprocessingCanvas" xmlns:cx="http://schemas.microsoft.com/office/drawing/2014/chartex" xmlns:cx1="http://schemas.microsoft.com/office/drawing/2015/9/8/chartex" xmlns:cx2="http://schemas.microsoft.com/office/drawing/2015/10/21/chartex" xmlns:cx3="http://schemas.microsoft.com/office/drawing/2016/5/9/chartex" xmlns:cx4="http://schemas.microsoft.com/office/drawing/2016/5/10/chartex" xmlns:cx5="http://schemas.microsoft.com/office/drawing/2016/5/11/chartex" xmlns:cx6="http://schemas.microsoft.com/office/drawing/2016/5/12/chartex" xmlns:cx7="http://schemas.microsoft.com/office/drawing/2016/5/13/chartex" xmlns:cx8="http://schemas.microsoft.com/office/drawing/2016/5/14/chartex" xmlns:mc="http://schemas.openxmlformats.org/markup-compatibility/2006" xmlns:aink="http://schemas.microsoft.com/office/drawing/2016/ink" xmlns:am3d="http://schemas.microsoft.com/office/drawing/2017/model3d" xmlns:o="urn:schemas-microsoft-com:office:office" xmlns:oel="http://schemas.microsoft.com/office/2019/extlst" xmlns:r="http://schemas.openxmlformats.org/officeDocument/2006/relationships" xmlns:m="http://schemas.openxmlformats.org/officeDocument/2006/math" xmlns:v="urn:schemas-microsoft-com:vml" xmlns:wp14="http://schemas.microsoft.com/office/word/2010/wordprocessingDrawing" xmlns:wp="http://schemas.openxmlformats.org/drawingml/2006/wordprocessingDrawing" xmlns:w10="urn:schemas-microsoft-com:office:word" xmlns:w="http://schemas.openxmlformats.org/wordprocessingml/2006/main" xmlns:w14="http://schemas.microsoft.com/office/word/2010/wordml" xmlns:w15="http://schemas.microsoft.com/office/word/2012/wordml" xmlns:w16cex="http://schemas.microsoft.com/office/word/2018/wordml/cex" xmlns:w16cid="http://schemas.microsoft.com/office/word/2016/wordml/cid" xmlns:w16="http://schemas.microsoft.com/office/word/2018/wordml" xmlns:w16sdtdh="http://schemas.microsoft.com/office/word/2020/wordml/sdtdatahash" xmlns:w16se="http://schemas.microsoft.com/office/word/2015/wordml/symex" xmlns:wpg="http://schemas.microsoft.com/office/word/2010/wordprocessingGroup" xmlns:wpi="http://schemas.microsoft.com/office/word/2010/wordprocessingInk" xmlns:wne="http://schemas.microsoft.com/office/word/2006/wordml" xmlns:wps="http://schemas.microsoft.com/office/word/2010/wordprocessingShape" mc:Ignorable="w14 w15 w16se w16cid w16 w16cex w16sdtdh wp14">
   <w:p>
     <w:pPr>
-      <w:pStyle w:val="Piedepgina"/>
+      <w:pStyle w:val="Footer"/>
       <w:pBdr>
         <w:top w:val="single" w:sz="4" w:space="1" w:color="auto"/>
       </w:pBdr>
@@ -31169,7 +30686,7 @@
     </w:r>
     <w:r>
       <w:rPr>
-        <w:rStyle w:val="Nmerodepgina"/>
+        <w:rStyle w:val="PageNumber"/>
         <w:rFonts w:cs="Calibri"/>
         <w:sz w:val="16"/>
       </w:rPr>
@@ -31177,7 +30694,7 @@
     </w:r>
     <w:r>
       <w:rPr>
-        <w:rStyle w:val="Nmerodepgina"/>
+        <w:rStyle w:val="PageNumber"/>
         <w:rFonts w:cs="Calibri"/>
         <w:sz w:val="16"/>
         <w:lang w:val="es-ES_tradnl"/>
@@ -31186,7 +30703,7 @@
     </w:r>
     <w:r>
       <w:rPr>
-        <w:rStyle w:val="Nmerodepgina"/>
+        <w:rStyle w:val="PageNumber"/>
         <w:rFonts w:cs="Calibri"/>
         <w:sz w:val="16"/>
       </w:rPr>
@@ -31194,7 +30711,7 @@
     </w:r>
     <w:r>
       <w:rPr>
-        <w:rStyle w:val="Nmerodepgina"/>
+        <w:rStyle w:val="PageNumber"/>
         <w:rFonts w:cs="Calibri"/>
         <w:noProof/>
         <w:sz w:val="16"/>
@@ -31204,7 +30721,7 @@
     </w:r>
     <w:r>
       <w:rPr>
-        <w:rStyle w:val="Nmerodepgina"/>
+        <w:rStyle w:val="PageNumber"/>
         <w:rFonts w:cs="Calibri"/>
         <w:sz w:val="16"/>
       </w:rPr>
@@ -31212,7 +30729,7 @@
     </w:r>
     <w:r>
       <w:rPr>
-        <w:rStyle w:val="Nmerodepgina"/>
+        <w:rStyle w:val="PageNumber"/>
         <w:rFonts w:cs="Calibri"/>
         <w:sz w:val="16"/>
       </w:rPr>
@@ -31220,7 +30737,7 @@
     </w:r>
     <w:r>
       <w:rPr>
-        <w:rStyle w:val="Nmerodepgina"/>
+        <w:rStyle w:val="PageNumber"/>
         <w:rFonts w:cs="Calibri"/>
         <w:sz w:val="16"/>
       </w:rPr>
@@ -31228,7 +30745,7 @@
     </w:r>
     <w:r>
       <w:rPr>
-        <w:rStyle w:val="Nmerodepgina"/>
+        <w:rStyle w:val="PageNumber"/>
         <w:rFonts w:cs="Calibri"/>
         <w:sz w:val="16"/>
       </w:rPr>
@@ -31236,7 +30753,7 @@
     </w:r>
     <w:r>
       <w:rPr>
-        <w:rStyle w:val="Nmerodepgina"/>
+        <w:rStyle w:val="PageNumber"/>
         <w:rFonts w:cs="Calibri"/>
         <w:sz w:val="16"/>
       </w:rPr>
@@ -31244,7 +30761,7 @@
     </w:r>
     <w:r>
       <w:rPr>
-        <w:rStyle w:val="Nmerodepgina"/>
+        <w:rStyle w:val="PageNumber"/>
         <w:rFonts w:cs="Calibri"/>
         <w:noProof/>
         <w:sz w:val="16"/>
@@ -31253,7 +30770,7 @@
     </w:r>
     <w:r>
       <w:rPr>
-        <w:rStyle w:val="Nmerodepgina"/>
+        <w:rStyle w:val="PageNumber"/>
         <w:rFonts w:cs="Calibri"/>
         <w:sz w:val="16"/>
       </w:rPr>
@@ -31317,7 +30834,7 @@
   </w:p>
   <w:p>
     <w:pPr>
-      <w:pStyle w:val="Piedepgina"/>
+      <w:pStyle w:val="Footer"/>
       <w:tabs>
         <w:tab w:val="clear" w:pos="1134"/>
         <w:tab w:val="clear" w:pos="1985"/>
@@ -31337,7 +30854,7 @@
   </w:p>
   <w:p>
     <w:pPr>
-      <w:pStyle w:val="Piedepgina"/>
+      <w:pStyle w:val="Footer"/>
       <w:ind w:right="360"/>
     </w:pPr>
   </w:p>
@@ -31360,6 +30877,13 @@
       </w:r>
     </w:p>
   </w:footnote>
+  <w:footnote w:type="continuationNotice" w:id="1">
+    <w:p>
+      <w:pPr>
+        <w:spacing w:before="0" w:after="0"/>
+      </w:pPr>
+    </w:p>
+  </w:footnote>
 </w:footnotes>
 </file>
 
@@ -31367,7 +30891,7 @@
 <w:hdr xmlns:wpc="http://schemas.microsoft.com/office/word/2010/wordprocessingCanvas" xmlns:cx="http://schemas.microsoft.com/office/drawing/2014/chartex" xmlns:cx1="http://schemas.microsoft.com/office/drawing/2015/9/8/chartex" xmlns:cx2="http://schemas.microsoft.com/office/drawing/2015/10/21/chartex" xmlns:cx3="http://schemas.microsoft.com/office/drawing/2016/5/9/chartex" xmlns:cx4="http://schemas.microsoft.com/office/drawing/2016/5/10/chartex" xmlns:cx5="http://schemas.microsoft.com/office/drawing/2016/5/11/chartex" xmlns:cx6="http://schemas.microsoft.com/office/drawing/2016/5/12/chartex" xmlns:cx7="http://schemas.microsoft.com/office/drawing/2016/5/13/chartex" xmlns:cx8="http://schemas.microsoft.com/office/drawing/2016/5/14/chartex" xmlns:mc="http://schemas.openxmlformats.org/markup-compatibility/2006" xmlns:aink="http://schemas.microsoft.com/office/drawing/2016/ink" xmlns:am3d="http://schemas.microsoft.com/office/drawing/2017/model3d" xmlns:o="urn:schemas-microsoft-com:office:office" xmlns:oel="http://schemas.microsoft.com/office/2019/extlst" xmlns:r="http://schemas.openxmlformats.org/officeDocument/2006/relationships" xmlns:m="http://schemas.openxmlformats.org/officeDocument/2006/math" xmlns:v="urn:schemas-microsoft-com:vml" xmlns:wp14="http://schemas.microsoft.com/office/word/2010/wordprocessingDrawing" xmlns:wp="http://schemas.openxmlformats.org/drawingml/2006/wordprocessingDrawing" xmlns:w10="urn:schemas-microsoft-com:office:word" xmlns:w="http://schemas.openxmlformats.org/wordprocessingml/2006/main" xmlns:w14="http://schemas.microsoft.com/office/word/2010/wordml" xmlns:w15="http://schemas.microsoft.com/office/word/2012/wordml" xmlns:w16cex="http://schemas.microsoft.com/office/word/2018/wordml/cex" xmlns:w16cid="http://schemas.microsoft.com/office/word/2016/wordml/cid" xmlns:w16="http://schemas.microsoft.com/office/word/2018/wordml" xmlns:w16sdtdh="http://schemas.microsoft.com/office/word/2020/wordml/sdtdatahash" xmlns:w16se="http://schemas.microsoft.com/office/word/2015/wordml/symex" xmlns:wpg="http://schemas.microsoft.com/office/word/2010/wordprocessingGroup" xmlns:wpi="http://schemas.microsoft.com/office/word/2010/wordprocessingInk" xmlns:wne="http://schemas.microsoft.com/office/word/2006/wordml" xmlns:wps="http://schemas.microsoft.com/office/word/2010/wordprocessingShape" mc:Ignorable="w14 w15 w16se w16cid w16 w16cex w16sdtdh wp14">
   <w:p>
     <w:pPr>
-      <w:pStyle w:val="Encabezado"/>
+      <w:pStyle w:val="Header"/>
       <w:pBdr>
         <w:bottom w:val="single" w:sz="4" w:space="1" w:color="auto"/>
       </w:pBdr>
@@ -31404,7 +30928,7 @@
           <v:path o:extrusionok="f" gradientshapeok="t" o:connecttype="rect"/>
           <o:lock v:ext="edit" aspectratio="t"/>
         </v:shapetype>
-        <v:shape id="Imagen 1" o:spid="_x0000_s1035" type="#_x0000_t75" style="position:absolute;left:0;text-align:left;margin-left:-.45pt;margin-top:1.15pt;width:94.2pt;height:37.55pt;z-index:-251658752;visibility:visible">
+        <v:shape id="Imagen 1" o:spid="_x0000_s1035" type="#_x0000_t75" style="position:absolute;left:0;text-align:left;margin-left:-.45pt;margin-top:1.15pt;width:94.2pt;height:37.55pt;z-index:-1;visibility:visible">
           <v:imagedata r:id="rId1" o:title=""/>
         </v:shape>
       </w:pict>
@@ -31412,7 +30936,7 @@
   </w:p>
   <w:p>
     <w:pPr>
-      <w:pStyle w:val="Encabezado"/>
+      <w:pStyle w:val="Header"/>
       <w:pBdr>
         <w:bottom w:val="single" w:sz="4" w:space="1" w:color="auto"/>
       </w:pBdr>
@@ -31509,7 +31033,13 @@
       <w:rPr>
         <w:rFonts w:cs="Calibri"/>
       </w:rPr>
-      <w:t>011</w:t>
+      <w:t>01</w:t>
+    </w:r>
+    <w:r>
+      <w:rPr>
+        <w:rFonts w:cs="Calibri"/>
+      </w:rPr>
+      <w:t>3</w:t>
     </w:r>
     <w:r>
       <w:rPr>
@@ -31551,7 +31081,7 @@
   </w:p>
   <w:p>
     <w:pPr>
-      <w:pStyle w:val="Encabezado"/>
+      <w:pStyle w:val="Header"/>
     </w:pPr>
   </w:p>
 </w:hdr>
@@ -31566,7 +31096,7 @@
     <w:lvl w:ilvl="0">
       <w:start w:val="1"/>
       <w:numFmt w:val="decimal"/>
-      <w:pStyle w:val="Listaconnmeros5"/>
+      <w:pStyle w:val="ListNumber5"/>
       <w:lvlText w:val="%1."/>
       <w:lvlJc w:val="left"/>
       <w:pPr>
@@ -31584,7 +31114,7 @@
     <w:lvl w:ilvl="0">
       <w:start w:val="1"/>
       <w:numFmt w:val="decimal"/>
-      <w:pStyle w:val="Listaconnmeros4"/>
+      <w:pStyle w:val="ListNumber4"/>
       <w:lvlText w:val="%1."/>
       <w:lvlJc w:val="left"/>
       <w:pPr>
@@ -31602,7 +31132,7 @@
     <w:lvl w:ilvl="0">
       <w:start w:val="1"/>
       <w:numFmt w:val="decimal"/>
-      <w:pStyle w:val="Listaconnmeros3"/>
+      <w:pStyle w:val="ListNumber3"/>
       <w:lvlText w:val="%1."/>
       <w:lvlJc w:val="left"/>
       <w:pPr>
@@ -31620,7 +31150,7 @@
     <w:lvl w:ilvl="0">
       <w:start w:val="1"/>
       <w:numFmt w:val="decimal"/>
-      <w:pStyle w:val="Listaconnmeros2"/>
+      <w:pStyle w:val="ListNumber2"/>
       <w:lvlText w:val="%1."/>
       <w:lvlJc w:val="left"/>
       <w:pPr>
@@ -31638,7 +31168,7 @@
     <w:lvl w:ilvl="0">
       <w:start w:val="1"/>
       <w:numFmt w:val="bullet"/>
-      <w:pStyle w:val="Listaconvietas5"/>
+      <w:pStyle w:val="ListBullet5"/>
       <w:lvlText w:val=""/>
       <w:lvlJc w:val="left"/>
       <w:pPr>
@@ -31659,7 +31189,7 @@
     <w:lvl w:ilvl="0">
       <w:start w:val="1"/>
       <w:numFmt w:val="bullet"/>
-      <w:pStyle w:val="Listaconvietas4"/>
+      <w:pStyle w:val="ListBullet4"/>
       <w:lvlText w:val=""/>
       <w:lvlJc w:val="left"/>
       <w:pPr>
@@ -31680,7 +31210,7 @@
     <w:lvl w:ilvl="0">
       <w:start w:val="1"/>
       <w:numFmt w:val="bullet"/>
-      <w:pStyle w:val="Listaconvietas3"/>
+      <w:pStyle w:val="ListBullet3"/>
       <w:lvlText w:val=""/>
       <w:lvlJc w:val="left"/>
       <w:pPr>
@@ -31701,7 +31231,7 @@
     <w:lvl w:ilvl="0">
       <w:start w:val="1"/>
       <w:numFmt w:val="bullet"/>
-      <w:pStyle w:val="Listaconvietas2"/>
+      <w:pStyle w:val="ListBullet2"/>
       <w:lvlText w:val=""/>
       <w:lvlJc w:val="left"/>
       <w:pPr>
@@ -31722,7 +31252,7 @@
     <w:lvl w:ilvl="0">
       <w:start w:val="1"/>
       <w:numFmt w:val="decimal"/>
-      <w:pStyle w:val="Listaconnmeros"/>
+      <w:pStyle w:val="ListNumber"/>
       <w:lvlText w:val="%1."/>
       <w:lvlJc w:val="left"/>
       <w:pPr>
@@ -31740,7 +31270,7 @@
     <w:lvl w:ilvl="0">
       <w:start w:val="1"/>
       <w:numFmt w:val="bullet"/>
-      <w:pStyle w:val="Listaconvietas"/>
+      <w:pStyle w:val="ListBullet"/>
       <w:lvlText w:val=""/>
       <w:lvlJc w:val="left"/>
       <w:pPr>
@@ -31874,7 +31404,7 @@
     <w:lvl w:ilvl="0">
       <w:start w:val="1"/>
       <w:numFmt w:val="decimal"/>
-      <w:pStyle w:val="Ttulo1"/>
+      <w:pStyle w:val="Heading1"/>
       <w:lvlText w:val="%1"/>
       <w:lvlJc w:val="left"/>
       <w:pPr>
@@ -31890,7 +31420,7 @@
     <w:lvl w:ilvl="1">
       <w:start w:val="1"/>
       <w:numFmt w:val="decimal"/>
-      <w:pStyle w:val="Ttulo2"/>
+      <w:pStyle w:val="Heading2"/>
       <w:lvlText w:val="%1.%2"/>
       <w:lvlJc w:val="left"/>
       <w:pPr>
@@ -31906,7 +31436,7 @@
     <w:lvl w:ilvl="2">
       <w:start w:val="1"/>
       <w:numFmt w:val="decimal"/>
-      <w:pStyle w:val="Ttulo3"/>
+      <w:pStyle w:val="Heading3"/>
       <w:lvlText w:val="%1.%2.%3"/>
       <w:lvlJc w:val="left"/>
       <w:pPr>
@@ -31922,7 +31452,7 @@
     <w:lvl w:ilvl="3">
       <w:start w:val="1"/>
       <w:numFmt w:val="decimal"/>
-      <w:pStyle w:val="Ttulo4"/>
+      <w:pStyle w:val="Heading4"/>
       <w:lvlText w:val="%1.%2.%3.%4"/>
       <w:lvlJc w:val="left"/>
       <w:pPr>
@@ -31938,7 +31468,7 @@
     <w:lvl w:ilvl="4">
       <w:start w:val="1"/>
       <w:numFmt w:val="decimal"/>
-      <w:pStyle w:val="Ttulo5"/>
+      <w:pStyle w:val="Heading5"/>
       <w:lvlText w:val="%1.%2.%3.%4.%5"/>
       <w:lvlJc w:val="left"/>
       <w:pPr>
@@ -31954,7 +31484,7 @@
     <w:lvl w:ilvl="5">
       <w:start w:val="1"/>
       <w:numFmt w:val="decimal"/>
-      <w:pStyle w:val="Ttulo6"/>
+      <w:pStyle w:val="Heading6"/>
       <w:lvlText w:val="%1.%2.%3.%4.%5.%6"/>
       <w:lvlJc w:val="left"/>
       <w:pPr>
@@ -31970,7 +31500,7 @@
     <w:lvl w:ilvl="6">
       <w:start w:val="1"/>
       <w:numFmt w:val="decimal"/>
-      <w:pStyle w:val="Ttulo7"/>
+      <w:pStyle w:val="Heading7"/>
       <w:lvlText w:val="%1.%2.%3.%4.%5.%6.%7"/>
       <w:lvlJc w:val="left"/>
       <w:pPr>
@@ -31986,7 +31516,7 @@
     <w:lvl w:ilvl="7">
       <w:start w:val="1"/>
       <w:numFmt w:val="decimal"/>
-      <w:pStyle w:val="Ttulo8"/>
+      <w:pStyle w:val="Heading8"/>
       <w:lvlText w:val="%1.%2.%3.%4.%5.%6.%7.%8"/>
       <w:lvlJc w:val="left"/>
       <w:pPr>
@@ -32002,7 +31532,7 @@
     <w:lvl w:ilvl="8">
       <w:start w:val="1"/>
       <w:numFmt w:val="decimal"/>
-      <w:pStyle w:val="Ttulo9"/>
+      <w:pStyle w:val="Heading9"/>
       <w:lvlText w:val="%1.%2.%3.%4.%5.%6.%7.%8.%9"/>
       <w:lvlJc w:val="left"/>
       <w:pPr>
@@ -34474,10 +34004,10 @@
       <w:sz w:val="24"/>
     </w:rPr>
   </w:style>
-  <w:style w:type="paragraph" w:styleId="Ttulo1">
+  <w:style w:type="paragraph" w:styleId="Heading1">
     <w:name w:val="heading 1"/>
     <w:basedOn w:val="Normal"/>
-    <w:next w:val="Ttulo2"/>
+    <w:next w:val="Heading2"/>
     <w:autoRedefine/>
     <w:qFormat/>
     <w:rsid w:val="009F7B21"/>
@@ -34500,7 +34030,7 @@
       <w:lang w:val="es-ES_tradnl"/>
     </w:rPr>
   </w:style>
-  <w:style w:type="paragraph" w:styleId="Ttulo2">
+  <w:style w:type="paragraph" w:styleId="Heading2">
     <w:name w:val="heading 2"/>
     <w:basedOn w:val="Normal"/>
     <w:next w:val="Texto"/>
@@ -34525,7 +34055,7 @@
       <w:lang w:val="es-ES_tradnl"/>
     </w:rPr>
   </w:style>
-  <w:style w:type="paragraph" w:styleId="Ttulo3">
+  <w:style w:type="paragraph" w:styleId="Heading3">
     <w:name w:val="heading 3"/>
     <w:basedOn w:val="Texto"/>
     <w:next w:val="Texto"/>
@@ -34547,9 +34077,9 @@
       <w:u w:val="single"/>
     </w:rPr>
   </w:style>
-  <w:style w:type="paragraph" w:styleId="Ttulo4">
+  <w:style w:type="paragraph" w:styleId="Heading4">
     <w:name w:val="heading 4"/>
-    <w:basedOn w:val="Ttulo3"/>
+    <w:basedOn w:val="Heading3"/>
     <w:next w:val="Texto"/>
     <w:autoRedefine/>
     <w:qFormat/>
@@ -34565,7 +34095,7 @@
       <w:sz w:val="24"/>
     </w:rPr>
   </w:style>
-  <w:style w:type="paragraph" w:styleId="Ttulo5">
+  <w:style w:type="paragraph" w:styleId="Heading5">
     <w:name w:val="heading 5"/>
     <w:basedOn w:val="Normal"/>
     <w:next w:val="Normal"/>
@@ -34582,7 +34112,7 @@
       <w:color w:val="800000"/>
     </w:rPr>
   </w:style>
-  <w:style w:type="paragraph" w:styleId="Ttulo6">
+  <w:style w:type="paragraph" w:styleId="Heading6">
     <w:name w:val="heading 6"/>
     <w:basedOn w:val="Normal"/>
     <w:next w:val="Normal"/>
@@ -34608,7 +34138,7 @@
       <w:b/>
     </w:rPr>
   </w:style>
-  <w:style w:type="paragraph" w:styleId="Ttulo7">
+  <w:style w:type="paragraph" w:styleId="Heading7">
     <w:name w:val="heading 7"/>
     <w:basedOn w:val="Normal"/>
     <w:next w:val="Texto"/>
@@ -34625,7 +34155,7 @@
       <w:u w:val="single"/>
     </w:rPr>
   </w:style>
-  <w:style w:type="paragraph" w:styleId="Ttulo8">
+  <w:style w:type="paragraph" w:styleId="Heading8">
     <w:name w:val="heading 8"/>
     <w:basedOn w:val="Normal"/>
     <w:next w:val="Texto"/>
@@ -34642,7 +34172,7 @@
       <w:i/>
     </w:rPr>
   </w:style>
-  <w:style w:type="paragraph" w:styleId="Ttulo9">
+  <w:style w:type="paragraph" w:styleId="Heading9">
     <w:name w:val="heading 9"/>
     <w:basedOn w:val="Normal"/>
     <w:next w:val="Normal"/>
@@ -34662,13 +34192,13 @@
       <w:sz w:val="18"/>
     </w:rPr>
   </w:style>
-  <w:style w:type="character" w:default="1" w:styleId="Fuentedeprrafopredeter">
+  <w:style w:type="character" w:default="1" w:styleId="DefaultParagraphFont">
     <w:name w:val="Default Paragraph Font"/>
     <w:uiPriority w:val="1"/>
     <w:semiHidden/>
     <w:unhideWhenUsed/>
   </w:style>
-  <w:style w:type="table" w:default="1" w:styleId="Tablanormal">
+  <w:style w:type="table" w:default="1" w:styleId="TableNormal">
     <w:name w:val="Normal Table"/>
     <w:uiPriority w:val="99"/>
     <w:semiHidden/>
@@ -34683,7 +34213,7 @@
       </w:tblCellMar>
     </w:tblPr>
   </w:style>
-  <w:style w:type="numbering" w:default="1" w:styleId="Sinlista">
+  <w:style w:type="numbering" w:default="1" w:styleId="NoList">
     <w:name w:val="No List"/>
     <w:uiPriority w:val="99"/>
     <w:semiHidden/>
@@ -34701,7 +34231,7 @@
       <w:color w:val="000000"/>
     </w:rPr>
   </w:style>
-  <w:style w:type="paragraph" w:styleId="Encabezado">
+  <w:style w:type="paragraph" w:styleId="Header">
     <w:name w:val="header"/>
     <w:basedOn w:val="Normal"/>
     <w:pPr>
@@ -34721,10 +34251,10 @@
       <w:sz w:val="18"/>
     </w:rPr>
   </w:style>
-  <w:style w:type="paragraph" w:styleId="Piedepgina">
+  <w:style w:type="paragraph" w:styleId="Footer">
     <w:name w:val="footer"/>
     <w:basedOn w:val="Normal"/>
-    <w:link w:val="PiedepginaCar"/>
+    <w:link w:val="FooterChar"/>
     <w:uiPriority w:val="99"/>
     <w:pPr>
       <w:tabs>
@@ -34734,7 +34264,7 @@
       <w:spacing w:before="0" w:after="0"/>
     </w:pPr>
   </w:style>
-  <w:style w:type="paragraph" w:styleId="Ttulo">
+  <w:style w:type="paragraph" w:styleId="Title">
     <w:name w:val="Title"/>
     <w:basedOn w:val="Normal"/>
     <w:next w:val="Normal"/>
@@ -34795,7 +34325,7 @@
       <w:u w:val="single"/>
     </w:rPr>
   </w:style>
-  <w:style w:type="paragraph" w:styleId="TDC1">
+  <w:style w:type="paragraph" w:styleId="TOC1">
     <w:name w:val="toc 1"/>
     <w:basedOn w:val="Normal"/>
     <w:next w:val="Texto"/>
@@ -34821,7 +34351,7 @@
       <w:sz w:val="20"/>
     </w:rPr>
   </w:style>
-  <w:style w:type="paragraph" w:styleId="TDC2">
+  <w:style w:type="paragraph" w:styleId="TOC2">
     <w:name w:val="toc 2"/>
     <w:basedOn w:val="Normal"/>
     <w:next w:val="Normal"/>
@@ -34846,7 +34376,7 @@
       <w:sz w:val="20"/>
     </w:rPr>
   </w:style>
-  <w:style w:type="paragraph" w:styleId="TDC3">
+  <w:style w:type="paragraph" w:styleId="TOC3">
     <w:name w:val="toc 3"/>
     <w:basedOn w:val="Normal"/>
     <w:next w:val="Normal"/>
@@ -34872,7 +34402,7 @@
       <w:sz w:val="20"/>
     </w:rPr>
   </w:style>
-  <w:style w:type="paragraph" w:styleId="TDC4">
+  <w:style w:type="paragraph" w:styleId="TOC4">
     <w:name w:val="toc 4"/>
     <w:basedOn w:val="Normal"/>
     <w:next w:val="Normal"/>
@@ -34895,7 +34425,7 @@
       <w:sz w:val="20"/>
     </w:rPr>
   </w:style>
-  <w:style w:type="paragraph" w:styleId="TDC5">
+  <w:style w:type="paragraph" w:styleId="TOC5">
     <w:name w:val="toc 5"/>
     <w:basedOn w:val="Normal"/>
     <w:next w:val="Normal"/>
@@ -34911,7 +34441,7 @@
       </w:tabs>
     </w:pPr>
   </w:style>
-  <w:style w:type="paragraph" w:styleId="TDC6">
+  <w:style w:type="paragraph" w:styleId="TOC6">
     <w:name w:val="toc 6"/>
     <w:basedOn w:val="Normal"/>
     <w:next w:val="Normal"/>
@@ -34931,7 +34461,7 @@
       <w:noProof/>
     </w:rPr>
   </w:style>
-  <w:style w:type="paragraph" w:styleId="TDC7">
+  <w:style w:type="paragraph" w:styleId="TOC7">
     <w:name w:val="toc 7"/>
     <w:basedOn w:val="Normal"/>
     <w:next w:val="Normal"/>
@@ -34951,7 +34481,7 @@
       <w:noProof/>
     </w:rPr>
   </w:style>
-  <w:style w:type="paragraph" w:styleId="TDC8">
+  <w:style w:type="paragraph" w:styleId="TOC8">
     <w:name w:val="toc 8"/>
     <w:basedOn w:val="Normal"/>
     <w:next w:val="Normal"/>
@@ -34968,7 +34498,7 @@
       <w:ind w:left="1680"/>
     </w:pPr>
   </w:style>
-  <w:style w:type="paragraph" w:styleId="TDC9">
+  <w:style w:type="paragraph" w:styleId="TOC9">
     <w:name w:val="toc 9"/>
     <w:basedOn w:val="Normal"/>
     <w:next w:val="Normal"/>
@@ -34985,7 +34515,7 @@
       <w:ind w:left="1920"/>
     </w:pPr>
   </w:style>
-  <w:style w:type="paragraph" w:styleId="Mapadeldocumento">
+  <w:style w:type="paragraph" w:styleId="DocumentMap">
     <w:name w:val="Document Map"/>
     <w:basedOn w:val="Normal"/>
     <w:semiHidden/>
@@ -34998,13 +34528,13 @@
   </w:style>
   <w:style w:type="character" w:customStyle="1" w:styleId="Negro">
     <w:name w:val="Negro"/>
-    <w:basedOn w:val="Fuentedeprrafopredeter"/>
+    <w:basedOn w:val="DefaultParagraphFont"/>
   </w:style>
-  <w:style w:type="character" w:styleId="Nmerodepgina">
+  <w:style w:type="character" w:styleId="PageNumber">
     <w:name w:val="page number"/>
-    <w:basedOn w:val="Fuentedeprrafopredeter"/>
+    <w:basedOn w:val="DefaultParagraphFont"/>
   </w:style>
-  <w:style w:type="paragraph" w:styleId="Sangradetextonormal">
+  <w:style w:type="paragraph" w:styleId="BodyTextIndent">
     <w:name w:val="Body Text Indent"/>
     <w:aliases w:val="Sangría de t. independiente"/>
     <w:basedOn w:val="Normal"/>
@@ -35017,7 +34547,7 @@
   </w:style>
   <w:style w:type="paragraph" w:customStyle="1" w:styleId="SuperTitle">
     <w:name w:val="SuperTitle"/>
-    <w:basedOn w:val="Ttulo"/>
+    <w:basedOn w:val="Title"/>
     <w:pPr>
       <w:tabs>
         <w:tab w:val="clear" w:pos="1134"/>
@@ -35039,7 +34569,7 @@
   </w:style>
   <w:style w:type="paragraph" w:customStyle="1" w:styleId="ByLine">
     <w:name w:val="ByLine"/>
-    <w:basedOn w:val="Ttulo"/>
+    <w:basedOn w:val="Title"/>
     <w:pPr>
       <w:tabs>
         <w:tab w:val="clear" w:pos="1134"/>
@@ -35060,7 +34590,7 @@
       <w:sz w:val="28"/>
     </w:rPr>
   </w:style>
-  <w:style w:type="character" w:styleId="Hipervnculo">
+  <w:style w:type="character" w:styleId="Hyperlink">
     <w:name w:val="Hyperlink"/>
     <w:uiPriority w:val="99"/>
     <w:rPr>
@@ -35159,7 +34689,7 @@
   <w:style w:type="paragraph" w:customStyle="1" w:styleId="Anexo">
     <w:name w:val="Anexo"/>
     <w:basedOn w:val="Normal"/>
-    <w:next w:val="Ttulo2"/>
+    <w:next w:val="Heading2"/>
     <w:pPr>
       <w:pageBreakBefore/>
       <w:shd w:val="pct12" w:color="auto" w:fill="FFFFFF"/>
@@ -35260,7 +34790,7 @@
   </w:style>
   <w:style w:type="paragraph" w:customStyle="1" w:styleId="H2">
     <w:name w:val="H2"/>
-    <w:basedOn w:val="Ttulo2"/>
+    <w:basedOn w:val="Heading2"/>
     <w:pPr>
       <w:numPr>
         <w:ilvl w:val="0"/>
@@ -35270,7 +34800,7 @@
   </w:style>
   <w:style w:type="paragraph" w:customStyle="1" w:styleId="H3">
     <w:name w:val="H3"/>
-    <w:basedOn w:val="Ttulo3"/>
+    <w:basedOn w:val="Heading3"/>
     <w:pPr>
       <w:numPr>
         <w:ilvl w:val="0"/>
@@ -35280,14 +34810,14 @@
   </w:style>
   <w:style w:type="paragraph" w:customStyle="1" w:styleId="H4">
     <w:name w:val="H4"/>
-    <w:basedOn w:val="Ttulo4"/>
+    <w:basedOn w:val="Heading4"/>
     <w:pPr>
       <w:ind w:left="0"/>
     </w:pPr>
   </w:style>
   <w:style w:type="paragraph" w:customStyle="1" w:styleId="H5">
     <w:name w:val="H5"/>
-    <w:basedOn w:val="Ttulo5"/>
+    <w:basedOn w:val="Heading5"/>
     <w:pPr>
       <w:numPr>
         <w:ilvl w:val="0"/>
@@ -35327,7 +34857,7 @@
   </w:style>
   <w:style w:type="paragraph" w:customStyle="1" w:styleId="H1">
     <w:name w:val="H1"/>
-    <w:basedOn w:val="Ttulo1"/>
+    <w:basedOn w:val="Heading1"/>
     <w:pPr>
       <w:numPr>
         <w:numId w:val="0"/>
@@ -35336,7 +34866,7 @@
   </w:style>
   <w:style w:type="paragraph" w:customStyle="1" w:styleId="Cabecera">
     <w:name w:val="Cabecera"/>
-    <w:basedOn w:val="Ttulo1"/>
+    <w:basedOn w:val="Heading1"/>
     <w:pPr>
       <w:numPr>
         <w:numId w:val="0"/>
@@ -35344,7 +34874,7 @@
       <w:outlineLvl w:val="9"/>
     </w:pPr>
   </w:style>
-  <w:style w:type="paragraph" w:styleId="ndice1">
+  <w:style w:type="paragraph" w:styleId="Index1">
     <w:name w:val="index 1"/>
     <w:basedOn w:val="Normal"/>
     <w:next w:val="Normal"/>
@@ -35362,59 +34892,59 @@
       <w:ind w:left="220" w:hanging="220"/>
     </w:pPr>
   </w:style>
-  <w:style w:type="paragraph" w:styleId="Ttulodendice">
+  <w:style w:type="paragraph" w:styleId="IndexHeading">
     <w:name w:val="index heading"/>
     <w:basedOn w:val="Normal"/>
-    <w:next w:val="ndice1"/>
+    <w:next w:val="Index1"/>
     <w:semiHidden/>
     <w:rPr>
       <w:rFonts w:ascii="Arial" w:hAnsi="Arial"/>
       <w:b/>
     </w:rPr>
   </w:style>
-  <w:style w:type="paragraph" w:styleId="Cierre">
+  <w:style w:type="paragraph" w:styleId="Closing">
     <w:name w:val="Closing"/>
     <w:basedOn w:val="Normal"/>
     <w:pPr>
       <w:ind w:left="4252"/>
     </w:pPr>
   </w:style>
-  <w:style w:type="paragraph" w:styleId="Continuarlista">
+  <w:style w:type="paragraph" w:styleId="ListContinue">
     <w:name w:val="List Continue"/>
     <w:basedOn w:val="Normal"/>
     <w:pPr>
       <w:ind w:left="283"/>
     </w:pPr>
   </w:style>
-  <w:style w:type="paragraph" w:styleId="Continuarlista2">
+  <w:style w:type="paragraph" w:styleId="ListContinue2">
     <w:name w:val="List Continue 2"/>
     <w:basedOn w:val="Normal"/>
     <w:pPr>
       <w:ind w:left="566"/>
     </w:pPr>
   </w:style>
-  <w:style w:type="paragraph" w:styleId="Continuarlista3">
+  <w:style w:type="paragraph" w:styleId="ListContinue3">
     <w:name w:val="List Continue 3"/>
     <w:basedOn w:val="Normal"/>
     <w:pPr>
       <w:ind w:left="849"/>
     </w:pPr>
   </w:style>
-  <w:style w:type="paragraph" w:styleId="Continuarlista4">
+  <w:style w:type="paragraph" w:styleId="ListContinue4">
     <w:name w:val="List Continue 4"/>
     <w:basedOn w:val="Normal"/>
     <w:pPr>
       <w:ind w:left="1132"/>
     </w:pPr>
   </w:style>
-  <w:style w:type="paragraph" w:styleId="Continuarlista5">
+  <w:style w:type="paragraph" w:styleId="ListContinue5">
     <w:name w:val="List Continue 5"/>
     <w:basedOn w:val="Normal"/>
     <w:pPr>
       <w:ind w:left="1415"/>
     </w:pPr>
   </w:style>
-  <w:style w:type="paragraph" w:styleId="Direccinsobre">
+  <w:style w:type="paragraph" w:styleId="EnvelopeAddress">
     <w:name w:val="envelope address"/>
     <w:basedOn w:val="Normal"/>
     <w:pPr>
@@ -35425,7 +34955,7 @@
       <w:rFonts w:ascii="Arial" w:hAnsi="Arial"/>
     </w:rPr>
   </w:style>
-  <w:style w:type="paragraph" w:styleId="Encabezadodelista">
+  <w:style w:type="paragraph" w:styleId="TOAHeading">
     <w:name w:val="toa heading"/>
     <w:basedOn w:val="Normal"/>
     <w:next w:val="Normal"/>
@@ -35435,7 +34965,7 @@
       <w:b/>
     </w:rPr>
   </w:style>
-  <w:style w:type="paragraph" w:styleId="Encabezadodemensaje">
+  <w:style w:type="paragraph" w:styleId="MessageHeader">
     <w:name w:val="Message Header"/>
     <w:basedOn w:val="Normal"/>
     <w:pPr>
@@ -35452,19 +34982,19 @@
       <w:rFonts w:ascii="Arial" w:hAnsi="Arial"/>
     </w:rPr>
   </w:style>
-  <w:style w:type="paragraph" w:styleId="Encabezadodenota">
+  <w:style w:type="paragraph" w:styleId="NoteHeading">
     <w:name w:val="Note Heading"/>
     <w:basedOn w:val="Normal"/>
     <w:next w:val="Normal"/>
   </w:style>
-  <w:style w:type="character" w:styleId="nfasis">
+  <w:style w:type="character" w:styleId="Emphasis">
     <w:name w:val="Emphasis"/>
     <w:qFormat/>
     <w:rPr>
       <w:i/>
     </w:rPr>
   </w:style>
-  <w:style w:type="paragraph" w:styleId="Descripcin">
+  <w:style w:type="paragraph" w:styleId="Caption">
     <w:name w:val="caption"/>
     <w:basedOn w:val="Normal"/>
     <w:next w:val="Normal"/>
@@ -35473,26 +35003,26 @@
       <w:b/>
     </w:rPr>
   </w:style>
-  <w:style w:type="paragraph" w:styleId="Fecha">
+  <w:style w:type="paragraph" w:styleId="Date">
     <w:name w:val="Date"/>
     <w:basedOn w:val="Normal"/>
     <w:next w:val="Normal"/>
   </w:style>
-  <w:style w:type="paragraph" w:styleId="Firma">
+  <w:style w:type="paragraph" w:styleId="Signature">
     <w:name w:val="Signature"/>
     <w:basedOn w:val="Normal"/>
     <w:pPr>
       <w:ind w:left="4252"/>
     </w:pPr>
   </w:style>
-  <w:style w:type="character" w:styleId="Hipervnculovisitado">
+  <w:style w:type="character" w:styleId="FollowedHyperlink">
     <w:name w:val="FollowedHyperlink"/>
     <w:rPr>
       <w:color w:val="800080"/>
       <w:u w:val="single"/>
     </w:rPr>
   </w:style>
-  <w:style w:type="paragraph" w:styleId="ndice2">
+  <w:style w:type="paragraph" w:styleId="Index2">
     <w:name w:val="index 2"/>
     <w:basedOn w:val="Normal"/>
     <w:next w:val="Normal"/>
@@ -35510,7 +35040,7 @@
       <w:ind w:left="440" w:hanging="220"/>
     </w:pPr>
   </w:style>
-  <w:style w:type="paragraph" w:styleId="ndice3">
+  <w:style w:type="paragraph" w:styleId="Index3">
     <w:name w:val="index 3"/>
     <w:basedOn w:val="Normal"/>
     <w:next w:val="Normal"/>
@@ -35528,7 +35058,7 @@
       <w:ind w:left="660" w:hanging="220"/>
     </w:pPr>
   </w:style>
-  <w:style w:type="paragraph" w:styleId="ndice4">
+  <w:style w:type="paragraph" w:styleId="Index4">
     <w:name w:val="index 4"/>
     <w:basedOn w:val="Normal"/>
     <w:next w:val="Normal"/>
@@ -35546,7 +35076,7 @@
       <w:ind w:left="880" w:hanging="220"/>
     </w:pPr>
   </w:style>
-  <w:style w:type="paragraph" w:styleId="ndice5">
+  <w:style w:type="paragraph" w:styleId="Index5">
     <w:name w:val="index 5"/>
     <w:basedOn w:val="Normal"/>
     <w:next w:val="Normal"/>
@@ -35564,7 +35094,7 @@
       <w:ind w:left="1100" w:hanging="220"/>
     </w:pPr>
   </w:style>
-  <w:style w:type="paragraph" w:styleId="ndice6">
+  <w:style w:type="paragraph" w:styleId="Index6">
     <w:name w:val="index 6"/>
     <w:basedOn w:val="Normal"/>
     <w:next w:val="Normal"/>
@@ -35582,7 +35112,7 @@
       <w:ind w:left="1320" w:hanging="220"/>
     </w:pPr>
   </w:style>
-  <w:style w:type="paragraph" w:styleId="ndice7">
+  <w:style w:type="paragraph" w:styleId="Index7">
     <w:name w:val="index 7"/>
     <w:basedOn w:val="Normal"/>
     <w:next w:val="Normal"/>
@@ -35600,7 +35130,7 @@
       <w:ind w:left="1540" w:hanging="220"/>
     </w:pPr>
   </w:style>
-  <w:style w:type="paragraph" w:styleId="ndice8">
+  <w:style w:type="paragraph" w:styleId="Index8">
     <w:name w:val="index 8"/>
     <w:basedOn w:val="Normal"/>
     <w:next w:val="Normal"/>
@@ -35618,7 +35148,7 @@
       <w:ind w:left="1760" w:hanging="220"/>
     </w:pPr>
   </w:style>
-  <w:style w:type="paragraph" w:styleId="ndice9">
+  <w:style w:type="paragraph" w:styleId="Index9">
     <w:name w:val="index 9"/>
     <w:basedOn w:val="Normal"/>
     <w:next w:val="Normal"/>
@@ -35636,42 +35166,42 @@
       <w:ind w:left="1980" w:hanging="220"/>
     </w:pPr>
   </w:style>
-  <w:style w:type="paragraph" w:styleId="Lista">
+  <w:style w:type="paragraph" w:styleId="List">
     <w:name w:val="List"/>
     <w:basedOn w:val="Normal"/>
     <w:pPr>
       <w:ind w:left="283" w:hanging="283"/>
     </w:pPr>
   </w:style>
-  <w:style w:type="paragraph" w:styleId="Lista2">
+  <w:style w:type="paragraph" w:styleId="List2">
     <w:name w:val="List 2"/>
     <w:basedOn w:val="Normal"/>
     <w:pPr>
       <w:ind w:left="566" w:hanging="283"/>
     </w:pPr>
   </w:style>
-  <w:style w:type="paragraph" w:styleId="Lista3">
+  <w:style w:type="paragraph" w:styleId="List3">
     <w:name w:val="List 3"/>
     <w:basedOn w:val="Normal"/>
     <w:pPr>
       <w:ind w:left="849" w:hanging="283"/>
     </w:pPr>
   </w:style>
-  <w:style w:type="paragraph" w:styleId="Lista4">
+  <w:style w:type="paragraph" w:styleId="List4">
     <w:name w:val="List 4"/>
     <w:basedOn w:val="Normal"/>
     <w:pPr>
       <w:ind w:left="1132" w:hanging="283"/>
     </w:pPr>
   </w:style>
-  <w:style w:type="paragraph" w:styleId="Lista5">
+  <w:style w:type="paragraph" w:styleId="List5">
     <w:name w:val="List 5"/>
     <w:basedOn w:val="Normal"/>
     <w:pPr>
       <w:ind w:left="1415" w:hanging="283"/>
     </w:pPr>
   </w:style>
-  <w:style w:type="paragraph" w:styleId="Listaconnmeros">
+  <w:style w:type="paragraph" w:styleId="ListNumber">
     <w:name w:val="List Number"/>
     <w:basedOn w:val="Normal"/>
     <w:pPr>
@@ -35680,7 +35210,7 @@
       </w:numPr>
     </w:pPr>
   </w:style>
-  <w:style w:type="paragraph" w:styleId="Listaconnmeros2">
+  <w:style w:type="paragraph" w:styleId="ListNumber2">
     <w:name w:val="List Number 2"/>
     <w:basedOn w:val="Normal"/>
     <w:pPr>
@@ -35689,7 +35219,7 @@
       </w:numPr>
     </w:pPr>
   </w:style>
-  <w:style w:type="paragraph" w:styleId="Listaconnmeros3">
+  <w:style w:type="paragraph" w:styleId="ListNumber3">
     <w:name w:val="List Number 3"/>
     <w:basedOn w:val="Normal"/>
     <w:pPr>
@@ -35698,7 +35228,7 @@
       </w:numPr>
     </w:pPr>
   </w:style>
-  <w:style w:type="paragraph" w:styleId="Listaconnmeros4">
+  <w:style w:type="paragraph" w:styleId="ListNumber4">
     <w:name w:val="List Number 4"/>
     <w:basedOn w:val="Normal"/>
     <w:pPr>
@@ -35707,7 +35237,7 @@
       </w:numPr>
     </w:pPr>
   </w:style>
-  <w:style w:type="paragraph" w:styleId="Listaconnmeros5">
+  <w:style w:type="paragraph" w:styleId="ListNumber5">
     <w:name w:val="List Number 5"/>
     <w:basedOn w:val="Normal"/>
     <w:pPr>
@@ -35716,7 +35246,7 @@
       </w:numPr>
     </w:pPr>
   </w:style>
-  <w:style w:type="paragraph" w:styleId="Listaconvietas">
+  <w:style w:type="paragraph" w:styleId="ListBullet">
     <w:name w:val="List Bullet"/>
     <w:basedOn w:val="Normal"/>
     <w:pPr>
@@ -35725,7 +35255,7 @@
       </w:numPr>
     </w:pPr>
   </w:style>
-  <w:style w:type="paragraph" w:styleId="Listaconvietas2">
+  <w:style w:type="paragraph" w:styleId="ListBullet2">
     <w:name w:val="List Bullet 2"/>
     <w:basedOn w:val="Normal"/>
     <w:pPr>
@@ -35734,7 +35264,7 @@
       </w:numPr>
     </w:pPr>
   </w:style>
-  <w:style w:type="paragraph" w:styleId="Listaconvietas3">
+  <w:style w:type="paragraph" w:styleId="ListBullet3">
     <w:name w:val="List Bullet 3"/>
     <w:basedOn w:val="Normal"/>
     <w:pPr>
@@ -35743,7 +35273,7 @@
       </w:numPr>
     </w:pPr>
   </w:style>
-  <w:style w:type="paragraph" w:styleId="Listaconvietas4">
+  <w:style w:type="paragraph" w:styleId="ListBullet4">
     <w:name w:val="List Bullet 4"/>
     <w:basedOn w:val="Normal"/>
     <w:pPr>
@@ -35752,7 +35282,7 @@
       </w:numPr>
     </w:pPr>
   </w:style>
-  <w:style w:type="paragraph" w:styleId="Listaconvietas5">
+  <w:style w:type="paragraph" w:styleId="ListBullet5">
     <w:name w:val="List Bullet 5"/>
     <w:basedOn w:val="Normal"/>
     <w:pPr>
@@ -35761,32 +35291,32 @@
       </w:numPr>
     </w:pPr>
   </w:style>
-  <w:style w:type="character" w:styleId="Nmerodelnea">
+  <w:style w:type="character" w:styleId="LineNumber">
     <w:name w:val="line number"/>
-    <w:basedOn w:val="Fuentedeprrafopredeter"/>
+    <w:basedOn w:val="DefaultParagraphFont"/>
   </w:style>
-  <w:style w:type="character" w:styleId="Refdecomentario">
+  <w:style w:type="character" w:styleId="CommentReference">
     <w:name w:val="annotation reference"/>
     <w:semiHidden/>
     <w:rPr>
       <w:sz w:val="16"/>
     </w:rPr>
   </w:style>
-  <w:style w:type="character" w:styleId="Refdenotaalfinal">
+  <w:style w:type="character" w:styleId="EndnoteReference">
     <w:name w:val="endnote reference"/>
     <w:semiHidden/>
     <w:rPr>
       <w:vertAlign w:val="superscript"/>
     </w:rPr>
   </w:style>
-  <w:style w:type="character" w:styleId="Refdenotaalpie">
+  <w:style w:type="character" w:styleId="FootnoteReference">
     <w:name w:val="footnote reference"/>
     <w:semiHidden/>
     <w:rPr>
       <w:vertAlign w:val="superscript"/>
     </w:rPr>
   </w:style>
-  <w:style w:type="paragraph" w:styleId="Remitedesobre">
+  <w:style w:type="paragraph" w:styleId="EnvelopeReturn">
     <w:name w:val="envelope return"/>
     <w:basedOn w:val="Normal"/>
     <w:rPr>
@@ -35794,12 +35324,12 @@
       <w:sz w:val="20"/>
     </w:rPr>
   </w:style>
-  <w:style w:type="paragraph" w:styleId="Saludo">
+  <w:style w:type="paragraph" w:styleId="Salutation">
     <w:name w:val="Salutation"/>
     <w:basedOn w:val="Normal"/>
     <w:next w:val="Normal"/>
   </w:style>
-  <w:style w:type="paragraph" w:styleId="Sangra2detindependiente">
+  <w:style w:type="paragraph" w:styleId="BodyTextIndent2">
     <w:name w:val="Body Text Indent 2"/>
     <w:basedOn w:val="Normal"/>
     <w:pPr>
@@ -35807,7 +35337,7 @@
       <w:ind w:left="283"/>
     </w:pPr>
   </w:style>
-  <w:style w:type="paragraph" w:styleId="Sangra3detindependiente">
+  <w:style w:type="paragraph" w:styleId="BodyTextIndent3">
     <w:name w:val="Body Text Indent 3"/>
     <w:basedOn w:val="Normal"/>
     <w:pPr>
@@ -35817,14 +35347,14 @@
       <w:sz w:val="16"/>
     </w:rPr>
   </w:style>
-  <w:style w:type="paragraph" w:styleId="Sangranormal">
+  <w:style w:type="paragraph" w:styleId="NormalIndent">
     <w:name w:val="Normal Indent"/>
     <w:basedOn w:val="Normal"/>
     <w:pPr>
       <w:ind w:left="708"/>
     </w:pPr>
   </w:style>
-  <w:style w:type="paragraph" w:styleId="Subttulo">
+  <w:style w:type="paragraph" w:styleId="Subtitle">
     <w:name w:val="Subtitle"/>
     <w:basedOn w:val="Normal"/>
     <w:qFormat/>
@@ -35837,7 +35367,7 @@
       <w:rFonts w:ascii="Arial" w:hAnsi="Arial"/>
     </w:rPr>
   </w:style>
-  <w:style w:type="paragraph" w:styleId="Tabladeilustraciones">
+  <w:style w:type="paragraph" w:styleId="TableofFigures">
     <w:name w:val="table of figures"/>
     <w:basedOn w:val="Normal"/>
     <w:next w:val="Normal"/>
@@ -35855,7 +35385,7 @@
       <w:ind w:left="440" w:hanging="440"/>
     </w:pPr>
   </w:style>
-  <w:style w:type="paragraph" w:styleId="Textocomentario">
+  <w:style w:type="paragraph" w:styleId="CommentText">
     <w:name w:val="annotation text"/>
     <w:basedOn w:val="Normal"/>
     <w:semiHidden/>
@@ -35863,7 +35393,7 @@
       <w:sz w:val="20"/>
     </w:rPr>
   </w:style>
-  <w:style w:type="paragraph" w:styleId="Textoconsangra">
+  <w:style w:type="paragraph" w:styleId="TableofAuthorities">
     <w:name w:val="table of authorities"/>
     <w:basedOn w:val="Normal"/>
     <w:next w:val="Normal"/>
@@ -35881,49 +35411,49 @@
       <w:ind w:left="220" w:hanging="220"/>
     </w:pPr>
   </w:style>
-  <w:style w:type="paragraph" w:styleId="Textodebloque">
+  <w:style w:type="paragraph" w:styleId="BlockText">
     <w:name w:val="Block Text"/>
     <w:basedOn w:val="Normal"/>
     <w:pPr>
       <w:ind w:left="1440" w:right="1440"/>
     </w:pPr>
   </w:style>
-  <w:style w:type="character" w:styleId="Textoennegrita">
+  <w:style w:type="character" w:styleId="Strong">
     <w:name w:val="Strong"/>
     <w:qFormat/>
     <w:rPr>
       <w:b/>
     </w:rPr>
   </w:style>
-  <w:style w:type="paragraph" w:styleId="Textoindependiente">
+  <w:style w:type="paragraph" w:styleId="BodyText">
     <w:name w:val="Body Text"/>
     <w:aliases w:val="heading_txt,CV Body Text,bodytxy2,One Page Summary,bt,Texto independiente2"/>
     <w:basedOn w:val="Normal"/>
   </w:style>
-  <w:style w:type="paragraph" w:styleId="Textoindependiente2">
+  <w:style w:type="paragraph" w:styleId="BodyText2">
     <w:name w:val="Body Text 2"/>
     <w:basedOn w:val="Normal"/>
     <w:pPr>
       <w:spacing w:line="480" w:lineRule="auto"/>
     </w:pPr>
   </w:style>
-  <w:style w:type="paragraph" w:styleId="Textoindependiente3">
+  <w:style w:type="paragraph" w:styleId="BodyText3">
     <w:name w:val="Body Text 3"/>
     <w:basedOn w:val="Normal"/>
     <w:rPr>
       <w:sz w:val="16"/>
     </w:rPr>
   </w:style>
-  <w:style w:type="paragraph" w:styleId="Textoindependienteprimerasangra">
+  <w:style w:type="paragraph" w:styleId="BodyTextFirstIndent">
     <w:name w:val="Body Text First Indent"/>
-    <w:basedOn w:val="Textoindependiente"/>
+    <w:basedOn w:val="BodyText"/>
     <w:pPr>
       <w:ind w:firstLine="210"/>
     </w:pPr>
   </w:style>
-  <w:style w:type="paragraph" w:styleId="Textoindependienteprimerasangra2">
+  <w:style w:type="paragraph" w:styleId="BodyTextFirstIndent2">
     <w:name w:val="Body Text First Indent 2"/>
-    <w:basedOn w:val="Sangradetextonormal"/>
+    <w:basedOn w:val="BodyTextIndent"/>
     <w:pPr>
       <w:tabs>
         <w:tab w:val="right" w:leader="dot" w:pos="9072"/>
@@ -35931,7 +35461,7 @@
       <w:ind w:left="283" w:firstLine="210"/>
     </w:pPr>
   </w:style>
-  <w:style w:type="paragraph" w:styleId="Textomacro">
+  <w:style w:type="paragraph" w:styleId="MacroText">
     <w:name w:val="macro"/>
     <w:semiHidden/>
     <w:pPr>
@@ -35955,7 +35485,7 @@
       <w:spacing w:val="-3"/>
     </w:rPr>
   </w:style>
-  <w:style w:type="paragraph" w:styleId="Textonotaalfinal">
+  <w:style w:type="paragraph" w:styleId="EndnoteText">
     <w:name w:val="endnote text"/>
     <w:basedOn w:val="Normal"/>
     <w:semiHidden/>
@@ -35963,7 +35493,7 @@
       <w:sz w:val="20"/>
     </w:rPr>
   </w:style>
-  <w:style w:type="paragraph" w:styleId="Textonotapie">
+  <w:style w:type="paragraph" w:styleId="FootnoteText">
     <w:name w:val="footnote text"/>
     <w:basedOn w:val="Normal"/>
     <w:semiHidden/>
@@ -35971,7 +35501,7 @@
       <w:sz w:val="20"/>
     </w:rPr>
   </w:style>
-  <w:style w:type="paragraph" w:styleId="Textosinformato">
+  <w:style w:type="paragraph" w:styleId="PlainText">
     <w:name w:val="Plain Text"/>
     <w:basedOn w:val="Normal"/>
     <w:rPr>
@@ -36265,7 +35795,7 @@
       <w:bCs/>
     </w:rPr>
   </w:style>
-  <w:style w:type="paragraph" w:styleId="HTMLconformatoprevio">
+  <w:style w:type="paragraph" w:styleId="HTMLPreformatted">
     <w:name w:val="HTML Preformatted"/>
     <w:basedOn w:val="Normal"/>
     <w:pPr>
@@ -36404,10 +35934,10 @@
       <w:sz w:val="20"/>
     </w:rPr>
   </w:style>
-  <w:style w:type="paragraph" w:styleId="Textodeglobo">
+  <w:style w:type="paragraph" w:styleId="BalloonText">
     <w:name w:val="Balloon Text"/>
     <w:basedOn w:val="Normal"/>
-    <w:link w:val="TextodegloboCar"/>
+    <w:link w:val="BalloonTextChar"/>
     <w:uiPriority w:val="99"/>
     <w:semiHidden/>
     <w:rsid w:val="00B73831"/>
@@ -36417,7 +35947,7 @@
       <w:szCs w:val="16"/>
     </w:rPr>
   </w:style>
-  <w:style w:type="character" w:styleId="MquinadeescribirHTML">
+  <w:style w:type="character" w:styleId="HTMLTypewriter">
     <w:name w:val="HTML Typewriter"/>
     <w:rsid w:val="00A71ECC"/>
     <w:rPr>
@@ -36426,9 +35956,9 @@
       <w:szCs w:val="20"/>
     </w:rPr>
   </w:style>
-  <w:style w:type="table" w:styleId="Tablaconcuadrcula">
+  <w:style w:type="table" w:styleId="TableGrid">
     <w:name w:val="Table Grid"/>
-    <w:basedOn w:val="Tablanormal"/>
+    <w:basedOn w:val="TableNormal"/>
     <w:rsid w:val="00950238"/>
     <w:pPr>
       <w:tabs>
@@ -36556,7 +36086,7 @@
     </w:rPr>
   </w:style>
   <w:style w:type="paragraph" w:customStyle="1" w:styleId="CarCarCarCarCarCar0">
-    <w:name w:val="Car Car Car Car Car Car"/>
+    <w:name w:val="Car Car Car Car Car Car0"/>
     <w:basedOn w:val="Normal"/>
     <w:semiHidden/>
     <w:rsid w:val="00F231A2"/>
@@ -36608,7 +36138,7 @@
     </w:rPr>
   </w:style>
   <w:style w:type="paragraph" w:customStyle="1" w:styleId="CarCarCarCarCarCarCarCarCarCarCarCar0">
-    <w:name w:val="Car Car Car Car Car Car Car Car Car Car Car Car"/>
+    <w:name w:val="Car Car Car Car Car Car Car Car Car Car Car Car0"/>
     <w:basedOn w:val="Normal"/>
     <w:semiHidden/>
     <w:rsid w:val="00A669F3"/>
@@ -36769,12 +36299,12 @@
   </w:style>
   <w:style w:type="character" w:customStyle="1" w:styleId="tooltip">
     <w:name w:val="tooltip"/>
-    <w:basedOn w:val="Fuentedeprrafopredeter"/>
+    <w:basedOn w:val="DefaultParagraphFont"/>
     <w:rsid w:val="007A4981"/>
   </w:style>
   <w:style w:type="paragraph" w:customStyle="1" w:styleId="EstiloTtuloAntes24ptoDespus18pto">
     <w:name w:val="Estilo Título + Antes:  24 pto Después:  18 pto"/>
-    <w:basedOn w:val="Ttulo"/>
+    <w:basedOn w:val="Title"/>
     <w:rsid w:val="007A4981"/>
     <w:pPr>
       <w:spacing w:before="120" w:after="120"/>
@@ -36800,9 +36330,9 @@
       <w:sz w:val="24"/>
     </w:rPr>
   </w:style>
-  <w:style w:type="table" w:styleId="Tablamoderna">
+  <w:style w:type="table" w:styleId="TableContemporary">
     <w:name w:val="Table Contemporary"/>
-    <w:basedOn w:val="Tablanormal"/>
+    <w:basedOn w:val="TableNormal"/>
     <w:rsid w:val="007A4981"/>
     <w:pPr>
       <w:tabs>
@@ -36867,9 +36397,9 @@
       </w:tcPr>
     </w:tblStylePr>
   </w:style>
-  <w:style w:type="table" w:styleId="Cuadrculamedia3-nfasis4">
+  <w:style w:type="table" w:styleId="MediumGrid3-Accent4">
     <w:name w:val="Medium Grid 3 Accent 4"/>
-    <w:basedOn w:val="Tablanormal"/>
+    <w:basedOn w:val="TableNormal"/>
     <w:uiPriority w:val="69"/>
     <w:rsid w:val="007A4981"/>
     <w:tblPr>
@@ -36998,9 +36528,9 @@
       </w:tcPr>
     </w:tblStylePr>
   </w:style>
-  <w:style w:type="table" w:styleId="Cuadrculamedia3-nfasis6">
+  <w:style w:type="table" w:styleId="MediumGrid3-Accent6">
     <w:name w:val="Medium Grid 3 Accent 6"/>
-    <w:basedOn w:val="Tablanormal"/>
+    <w:basedOn w:val="TableNormal"/>
     <w:uiPriority w:val="69"/>
     <w:rsid w:val="007A4981"/>
     <w:tblPr>
@@ -37129,9 +36659,9 @@
       </w:tcPr>
     </w:tblStylePr>
   </w:style>
-  <w:style w:type="character" w:customStyle="1" w:styleId="TextodegloboCar">
-    <w:name w:val="Texto de globo Car"/>
-    <w:link w:val="Textodeglobo"/>
+  <w:style w:type="character" w:customStyle="1" w:styleId="BalloonTextChar">
+    <w:name w:val="Balloon Text Char"/>
+    <w:link w:val="BalloonText"/>
     <w:uiPriority w:val="99"/>
     <w:semiHidden/>
     <w:rsid w:val="007A4981"/>
@@ -37143,11 +36673,11 @@
       <w:lang w:val="es-ES" w:eastAsia="es-ES"/>
     </w:rPr>
   </w:style>
-  <w:style w:type="paragraph" w:styleId="Citadestacada">
+  <w:style w:type="paragraph" w:styleId="IntenseQuote">
     <w:name w:val="Intense Quote"/>
     <w:basedOn w:val="Normal"/>
     <w:next w:val="Normal"/>
-    <w:link w:val="CitadestacadaCar"/>
+    <w:link w:val="IntenseQuoteChar"/>
     <w:uiPriority w:val="30"/>
     <w:qFormat/>
     <w:rsid w:val="007A4981"/>
@@ -37166,9 +36696,9 @@
       <w:color w:val="4F81BD"/>
     </w:rPr>
   </w:style>
-  <w:style w:type="character" w:customStyle="1" w:styleId="CitadestacadaCar">
-    <w:name w:val="Cita destacada Car"/>
-    <w:link w:val="Citadestacada"/>
+  <w:style w:type="character" w:customStyle="1" w:styleId="IntenseQuoteChar">
+    <w:name w:val="Intense Quote Char"/>
+    <w:link w:val="IntenseQuote"/>
     <w:uiPriority w:val="30"/>
     <w:rsid w:val="007A4981"/>
     <w:rPr>
@@ -37183,9 +36713,9 @@
       <w:lang w:val="es-ES" w:eastAsia="es-ES"/>
     </w:rPr>
   </w:style>
-  <w:style w:type="character" w:customStyle="1" w:styleId="PiedepginaCar">
-    <w:name w:val="Pie de página Car"/>
-    <w:link w:val="Piedepgina"/>
+  <w:style w:type="character" w:customStyle="1" w:styleId="FooterChar">
+    <w:name w:val="Footer Char"/>
+    <w:link w:val="Footer"/>
     <w:uiPriority w:val="99"/>
     <w:rsid w:val="007A4981"/>
     <w:rPr>
@@ -37195,7 +36725,7 @@
       <w:lang w:val="es-ES" w:eastAsia="es-ES"/>
     </w:rPr>
   </w:style>
-  <w:style w:type="paragraph" w:styleId="Prrafodelista">
+  <w:style w:type="paragraph" w:styleId="ListParagraph">
     <w:name w:val="List Paragraph"/>
     <w:basedOn w:val="Normal"/>
     <w:uiPriority w:val="34"/>
@@ -37504,6 +37034,32 @@
 </file>
 
 <file path=customXml/item1.xml><?xml version="1.0" encoding="utf-8"?>
+<p:properties xmlns:p="http://schemas.microsoft.com/office/2006/metadata/properties" xmlns:xsi="http://www.w3.org/2001/XMLSchema-instance" xmlns:pc="http://schemas.microsoft.com/office/infopath/2007/PartnerControls">
+  <documentManagement>
+    <Location xmlns="e3c6f3b3-f88f-4e57-8294-d53de8f54b2b" xsi:nil="true"/>
+    <TaxCatchAll xmlns="30c688ba-d7e6-407b-8c35-f2a020af6bce" xsi:nil="true"/>
+    <Comentarios xmlns="e3c6f3b3-f88f-4e57-8294-d53de8f54b2b" xsi:nil="true"/>
+    <lcf76f155ced4ddcb4097134ff3c332f xmlns="e3c6f3b3-f88f-4e57-8294-d53de8f54b2b">
+      <Terms xmlns="http://schemas.microsoft.com/office/infopath/2007/PartnerControls"/>
+    </lcf76f155ced4ddcb4097134ff3c332f>
+  </documentManagement>
+</p:properties>
+</file>
+
+<file path=customXml/item2.xml><?xml version="1.0" encoding="utf-8"?>
+<?mso-contentType ?>
+<FormTemplates xmlns="http://schemas.microsoft.com/sharepoint/v3/contenttype/forms">
+  <Display>DocumentLibraryForm</Display>
+  <Edit>DocumentLibraryForm</Edit>
+  <New>DocumentLibraryForm</New>
+</FormTemplates>
+</file>
+
+<file path=customXml/item3.xml><?xml version="1.0" encoding="utf-8"?>
+<b:Sources xmlns:b="http://schemas.openxmlformats.org/officeDocument/2006/bibliography" xmlns="http://schemas.openxmlformats.org/officeDocument/2006/bibliography" SelectedStyle="\APA.XSL" StyleName="APA"/>
+</file>
+
+<file path=customXml/item4.xml><?xml version="1.0" encoding="utf-8"?>
 <ct:contentTypeSchema xmlns:ct="http://schemas.microsoft.com/office/2006/metadata/contentType" xmlns:ma="http://schemas.microsoft.com/office/2006/metadata/properties/metaAttributes" ct:_="" ma:_="" ma:contentTypeName="Document" ma:contentTypeID="0x010100F37872BBB1B48948A69B496DD8700896" ma:contentTypeVersion="30" ma:contentTypeDescription="Create a new document." ma:contentTypeScope="" ma:versionID="db6ec5eae62717a2112663bfc8d11fc5">
   <xsd:schema xmlns:xsd="http://www.w3.org/2001/XMLSchema" xmlns:xs="http://www.w3.org/2001/XMLSchema" xmlns:p="http://schemas.microsoft.com/office/2006/metadata/properties" xmlns:ns2="e3c6f3b3-f88f-4e57-8294-d53de8f54b2b" xmlns:ns3="0e9fbc54-175b-41a1-a915-0ab6c7e45301" xmlns:ns4="30c688ba-d7e6-407b-8c35-f2a020af6bce" targetNamespace="http://schemas.microsoft.com/office/2006/metadata/properties" ma:root="true" ma:fieldsID="b607cbe47cf360e8877db2581acfff36" ns2:_="" ns3:_="" ns4:_="">
     <xsd:import namespace="e3c6f3b3-f88f-4e57-8294-d53de8f54b2b"/>
@@ -37813,34 +37369,35 @@
 </ct:contentTypeSchema>
 </file>
 
-<file path=customXml/item2.xml><?xml version="1.0" encoding="utf-8"?>
-<p:properties xmlns:p="http://schemas.microsoft.com/office/2006/metadata/properties" xmlns:xsi="http://www.w3.org/2001/XMLSchema-instance" xmlns:pc="http://schemas.microsoft.com/office/infopath/2007/PartnerControls">
-  <documentManagement>
-    <Location xmlns="e3c6f3b3-f88f-4e57-8294-d53de8f54b2b" xsi:nil="true"/>
-    <TaxCatchAll xmlns="30c688ba-d7e6-407b-8c35-f2a020af6bce" xsi:nil="true"/>
-    <Comentarios xmlns="e3c6f3b3-f88f-4e57-8294-d53de8f54b2b" xsi:nil="true"/>
-    <lcf76f155ced4ddcb4097134ff3c332f xmlns="e3c6f3b3-f88f-4e57-8294-d53de8f54b2b">
-      <Terms xmlns="http://schemas.microsoft.com/office/infopath/2007/PartnerControls"/>
-    </lcf76f155ced4ddcb4097134ff3c332f>
-  </documentManagement>
-</p:properties>
+<file path=customXml/itemProps1.xml><?xml version="1.0" encoding="utf-8"?>
+<ds:datastoreItem xmlns:ds="http://schemas.openxmlformats.org/officeDocument/2006/customXml" ds:itemID="{F5EE0990-2639-455E-ADD9-A07D4919791F}">
+  <ds:schemaRefs>
+    <ds:schemaRef ds:uri="http://schemas.microsoft.com/office/2006/metadata/properties"/>
+    <ds:schemaRef ds:uri="http://schemas.microsoft.com/office/infopath/2007/PartnerControls"/>
+    <ds:schemaRef ds:uri="e3c6f3b3-f88f-4e57-8294-d53de8f54b2b"/>
+    <ds:schemaRef ds:uri="30c688ba-d7e6-407b-8c35-f2a020af6bce"/>
+  </ds:schemaRefs>
+</ds:datastoreItem>
 </file>
 
-<file path=customXml/item3.xml><?xml version="1.0" encoding="utf-8"?>
-<b:Sources xmlns:b="http://schemas.openxmlformats.org/officeDocument/2006/bibliography" xmlns="http://schemas.openxmlformats.org/officeDocument/2006/bibliography" SelectedStyle="\APA.XSL" StyleName="APA"/>
+<file path=customXml/itemProps2.xml><?xml version="1.0" encoding="utf-8"?>
+<ds:datastoreItem xmlns:ds="http://schemas.openxmlformats.org/officeDocument/2006/customXml" ds:itemID="{21A4DB45-409C-4DEF-8812-8665FC39DFA9}">
+  <ds:schemaRefs>
+    <ds:schemaRef ds:uri="http://schemas.microsoft.com/sharepoint/v3/contenttype/forms"/>
+  </ds:schemaRefs>
+</ds:datastoreItem>
 </file>
 
-<file path=customXml/item4.xml><?xml version="1.0" encoding="utf-8"?>
-<?mso-contentType ?>
-<FormTemplates xmlns="http://schemas.microsoft.com/sharepoint/v3/contenttype/forms">
-  <Display>DocumentLibraryForm</Display>
-  <Edit>DocumentLibraryForm</Edit>
-  <New>DocumentLibraryForm</New>
-</FormTemplates>
+<file path=customXml/itemProps3.xml><?xml version="1.0" encoding="utf-8"?>
+<ds:datastoreItem xmlns:ds="http://schemas.openxmlformats.org/officeDocument/2006/customXml" ds:itemID="{E3ED58A4-5EAD-440B-9F54-4CA4F76A7F32}">
+  <ds:schemaRefs>
+    <ds:schemaRef ds:uri="http://schemas.openxmlformats.org/officeDocument/2006/bibliography"/>
+  </ds:schemaRefs>
+</ds:datastoreItem>
 </file>
 
-<file path=customXml/itemProps1.xml><?xml version="1.0" encoding="utf-8"?>
-<ds:datastoreItem xmlns:ds="http://schemas.openxmlformats.org/officeDocument/2006/customXml" ds:itemID="{50C9621E-EFBA-4851-AC04-F8929A7CE694}">
+<file path=customXml/itemProps4.xml><?xml version="1.0" encoding="utf-8"?>
+<ds:datastoreItem xmlns:ds="http://schemas.openxmlformats.org/officeDocument/2006/customXml" ds:itemID="{47F3692B-DDCB-4A19-892D-DFB73FDE85A1}">
   <ds:schemaRefs>
     <ds:schemaRef ds:uri="http://schemas.microsoft.com/office/2006/metadata/contentType"/>
     <ds:schemaRef ds:uri="http://schemas.microsoft.com/office/2006/metadata/properties/metaAttributes"/>
@@ -37859,36 +37416,8 @@
 </ds:datastoreItem>
 </file>
 
-<file path=customXml/itemProps2.xml><?xml version="1.0" encoding="utf-8"?>
-<ds:datastoreItem xmlns:ds="http://schemas.openxmlformats.org/officeDocument/2006/customXml" ds:itemID="{F5EE0990-2639-455E-ADD9-A07D4919791F}">
-  <ds:schemaRefs>
-    <ds:schemaRef ds:uri="0e9fbc54-175b-41a1-a915-0ab6c7e45301"/>
-    <ds:schemaRef ds:uri="http://purl.org/dc/terms/"/>
-    <ds:schemaRef ds:uri="30c688ba-d7e6-407b-8c35-f2a020af6bce"/>
-    <ds:schemaRef ds:uri="http://schemas.microsoft.com/office/2006/documentManagement/types"/>
-    <ds:schemaRef ds:uri="http://www.w3.org/XML/1998/namespace"/>
-    <ds:schemaRef ds:uri="http://schemas.microsoft.com/office/infopath/2007/PartnerControls"/>
-    <ds:schemaRef ds:uri="http://purl.org/dc/elements/1.1/"/>
-    <ds:schemaRef ds:uri="http://schemas.microsoft.com/office/2006/metadata/properties"/>
-    <ds:schemaRef ds:uri="http://schemas.openxmlformats.org/package/2006/metadata/core-properties"/>
-    <ds:schemaRef ds:uri="e3c6f3b3-f88f-4e57-8294-d53de8f54b2b"/>
-    <ds:schemaRef ds:uri="http://purl.org/dc/dcmitype/"/>
-  </ds:schemaRefs>
-</ds:datastoreItem>
-</file>
-
-<file path=customXml/itemProps3.xml><?xml version="1.0" encoding="utf-8"?>
-<ds:datastoreItem xmlns:ds="http://schemas.openxmlformats.org/officeDocument/2006/customXml" ds:itemID="{E3ED58A4-5EAD-440B-9F54-4CA4F76A7F32}">
-  <ds:schemaRefs>
-    <ds:schemaRef ds:uri="http://schemas.openxmlformats.org/officeDocument/2006/bibliography"/>
-  </ds:schemaRefs>
-</ds:datastoreItem>
-</file>
-
-<file path=customXml/itemProps4.xml><?xml version="1.0" encoding="utf-8"?>
-<ds:datastoreItem xmlns:ds="http://schemas.openxmlformats.org/officeDocument/2006/customXml" ds:itemID="{21A4DB45-409C-4DEF-8812-8665FC39DFA9}">
-  <ds:schemaRefs>
-    <ds:schemaRef ds:uri="http://schemas.microsoft.com/sharepoint/v3/contenttype/forms"/>
-  </ds:schemaRefs>
-</ds:datastoreItem>
+<file path=docMetadata/LabelInfo.xml><?xml version="1.0" encoding="utf-8"?>
+<clbl:labelList xmlns:clbl="http://schemas.microsoft.com/office/2020/mipLabelMetadata">
+  <clbl:label id="{e130eef0-b106-4be4-9041-04ed1aa09543}" enabled="1" method="Privileged" siteId="{dd29478d-624e-429e-b453-fffc969ac768}" contentBits="0" removed="0"/>
+</clbl:labelList>
 </file>
--- a/Integra-parent/documentacion/@Firma-Integra-services-InstalacionDespliegueYAdministracion-MAN.docx
+++ b/Integra-parent/documentacion/@Firma-Integra-services-InstalacionDespliegueYAdministracion-MAN.docx
@@ -1,6 +1,6 @@
 
 <file path=word/document.xml><?xml version="1.0" encoding="utf-8"?>
-<w:document xmlns:wpc="http://schemas.microsoft.com/office/word/2010/wordprocessingCanvas" xmlns:cx="http://schemas.microsoft.com/office/drawing/2014/chartex" xmlns:cx1="http://schemas.microsoft.com/office/drawing/2015/9/8/chartex" xmlns:cx2="http://schemas.microsoft.com/office/drawing/2015/10/21/chartex" xmlns:cx3="http://schemas.microsoft.com/office/drawing/2016/5/9/chartex" xmlns:cx4="http://schemas.microsoft.com/office/drawing/2016/5/10/chartex" xmlns:cx5="http://schemas.microsoft.com/office/drawing/2016/5/11/chartex" xmlns:cx6="http://schemas.microsoft.com/office/drawing/2016/5/12/chartex" xmlns:cx7="http://schemas.microsoft.com/office/drawing/2016/5/13/chartex" xmlns:cx8="http://schemas.microsoft.com/office/drawing/2016/5/14/chartex" xmlns:mc="http://schemas.openxmlformats.org/markup-compatibility/2006" xmlns:aink="http://schemas.microsoft.com/office/drawing/2016/ink" xmlns:am3d="http://schemas.microsoft.com/office/drawing/2017/model3d" xmlns:o="urn:schemas-microsoft-com:office:office" xmlns:oel="http://schemas.microsoft.com/office/2019/extlst" xmlns:r="http://schemas.openxmlformats.org/officeDocument/2006/relationships" xmlns:m="http://schemas.openxmlformats.org/officeDocument/2006/math" xmlns:v="urn:schemas-microsoft-com:vml" xmlns:wp14="http://schemas.microsoft.com/office/word/2010/wordprocessingDrawing" xmlns:wp="http://schemas.openxmlformats.org/drawingml/2006/wordprocessingDrawing" xmlns:w10="urn:schemas-microsoft-com:office:word" xmlns:w="http://schemas.openxmlformats.org/wordprocessingml/2006/main" xmlns:w14="http://schemas.microsoft.com/office/word/2010/wordml" xmlns:w15="http://schemas.microsoft.com/office/word/2012/wordml" xmlns:w16cex="http://schemas.microsoft.com/office/word/2018/wordml/cex" xmlns:w16cid="http://schemas.microsoft.com/office/word/2016/wordml/cid" xmlns:w16="http://schemas.microsoft.com/office/word/2018/wordml" xmlns:w16sdtdh="http://schemas.microsoft.com/office/word/2020/wordml/sdtdatahash" xmlns:w16se="http://schemas.microsoft.com/office/word/2015/wordml/symex" xmlns:wpg="http://schemas.microsoft.com/office/word/2010/wordprocessingGroup" xmlns:wpi="http://schemas.microsoft.com/office/word/2010/wordprocessingInk" xmlns:wne="http://schemas.microsoft.com/office/word/2006/wordml" xmlns:wps="http://schemas.microsoft.com/office/word/2010/wordprocessingShape" mc:Ignorable="w14 w15 w16se w16cid w16 w16cex w16sdtdh wp14">
+<w:document xmlns:wpc="http://schemas.microsoft.com/office/word/2010/wordprocessingCanvas" xmlns:cx="http://schemas.microsoft.com/office/drawing/2014/chartex" xmlns:cx1="http://schemas.microsoft.com/office/drawing/2015/9/8/chartex" xmlns:cx2="http://schemas.microsoft.com/office/drawing/2015/10/21/chartex" xmlns:cx3="http://schemas.microsoft.com/office/drawing/2016/5/9/chartex" xmlns:cx4="http://schemas.microsoft.com/office/drawing/2016/5/10/chartex" xmlns:cx5="http://schemas.microsoft.com/office/drawing/2016/5/11/chartex" xmlns:cx6="http://schemas.microsoft.com/office/drawing/2016/5/12/chartex" xmlns:cx7="http://schemas.microsoft.com/office/drawing/2016/5/13/chartex" xmlns:cx8="http://schemas.microsoft.com/office/drawing/2016/5/14/chartex" xmlns:mc="http://schemas.openxmlformats.org/markup-compatibility/2006" xmlns:aink="http://schemas.microsoft.com/office/drawing/2016/ink" xmlns:am3d="http://schemas.microsoft.com/office/drawing/2017/model3d" xmlns:o="urn:schemas-microsoft-com:office:office" xmlns:oel="http://schemas.microsoft.com/office/2019/extlst" xmlns:r="http://schemas.openxmlformats.org/officeDocument/2006/relationships" xmlns:m="http://schemas.openxmlformats.org/officeDocument/2006/math" xmlns:v="urn:schemas-microsoft-com:vml" xmlns:wp14="http://schemas.microsoft.com/office/word/2010/wordprocessingDrawing" xmlns:wp="http://schemas.openxmlformats.org/drawingml/2006/wordprocessingDrawing" xmlns:w10="urn:schemas-microsoft-com:office:word" xmlns:w="http://schemas.openxmlformats.org/wordprocessingml/2006/main" xmlns:w14="http://schemas.microsoft.com/office/word/2010/wordml" xmlns:w15="http://schemas.microsoft.com/office/word/2012/wordml" xmlns:w16cex="http://schemas.microsoft.com/office/word/2018/wordml/cex" xmlns:w16cid="http://schemas.microsoft.com/office/word/2016/wordml/cid" xmlns:w16="http://schemas.microsoft.com/office/word/2018/wordml" xmlns:w16du="http://schemas.microsoft.com/office/word/2023/wordml/word16du" xmlns:w16sdtdh="http://schemas.microsoft.com/office/word/2020/wordml/sdtdatahash" xmlns:w16sdtfl="http://schemas.microsoft.com/office/word/2024/wordml/sdtformatlock" xmlns:w16se="http://schemas.microsoft.com/office/word/2015/wordml/symex" xmlns:wpg="http://schemas.microsoft.com/office/word/2010/wordprocessingGroup" xmlns:wpi="http://schemas.microsoft.com/office/word/2010/wordprocessingInk" xmlns:wne="http://schemas.microsoft.com/office/word/2006/wordml" xmlns:wps="http://schemas.microsoft.com/office/word/2010/wordprocessingShape" mc:Ignorable="w14 w15 w16se w16cid w16 w16cex w16sdtdh w16sdtfl w16du wp14">
   <w:body>
     <w:p>
       <w:pPr>
@@ -71,12 +71,21 @@
         </w:rPr>
         <w:fldChar w:fldCharType="separate"/>
       </w:r>
+      <w:proofErr w:type="spellStart"/>
       <w:r>
         <w:rPr>
           <w:sz w:val="36"/>
           <w:szCs w:val="36"/>
         </w:rPr>
-        <w:t>Integra 2.2.4_000</w:t>
+        <w:t>Integr</w:t>
+      </w:r>
+      <w:proofErr w:type="spellEnd"/>
+      <w:r>
+        <w:rPr>
+          <w:sz w:val="36"/>
+          <w:szCs w:val="36"/>
+        </w:rPr>
+        <w:t>@ 2.2.4_001</w:t>
       </w:r>
       <w:r>
         <w:rPr>
@@ -342,7 +351,7 @@
               <w:t>1</w:t>
             </w:r>
             <w:r>
-              <w:t>1</w:t>
+              <w:t>3</w:t>
             </w:r>
             <w:bookmarkEnd w:id="3"/>
             <w:bookmarkEnd w:id="4"/>
@@ -375,7 +384,10 @@
             </w:pPr>
             <w:bookmarkStart w:id="5" w:name="fecha_doc"/>
             <w:r>
-              <w:t>29</w:t>
+              <w:t>1</w:t>
+            </w:r>
+            <w:r>
+              <w:t>4</w:t>
             </w:r>
             <w:r>
               <w:t>-</w:t>
@@ -384,13 +396,13 @@
               <w:t>0</w:t>
             </w:r>
             <w:r>
-              <w:t>1</w:t>
+              <w:t>7</w:t>
             </w:r>
             <w:r>
               <w:t>-202</w:t>
             </w:r>
             <w:r>
-              <w:t>4</w:t>
+              <w:t>5</w:t>
             </w:r>
             <w:bookmarkEnd w:id="5"/>
           </w:p>
@@ -551,7 +563,7 @@
               <w:t>0</w:t>
             </w:r>
             <w:r>
-              <w:t>11</w:t>
+              <w:t>13</w:t>
             </w:r>
             <w:r>
               <w:fldChar w:fldCharType="end"/>
@@ -596,7 +608,7 @@
               <w:fldChar w:fldCharType="separate"/>
             </w:r>
             <w:r>
-              <w:t>29-01-2024</w:t>
+              <w:t>14-07-2025</w:t>
             </w:r>
             <w:r>
               <w:fldChar w:fldCharType="end"/>
@@ -1970,6 +1982,271 @@
     </w:tbl>
     <w:p>
       <w:pPr>
+        <w:rPr>
+          <w:rFonts w:cs="Calibri"/>
+        </w:rPr>
+      </w:pPr>
+    </w:p>
+    <w:tbl>
+      <w:tblPr>
+        <w:tblW w:w="0" w:type="auto"/>
+        <w:tblLayout w:type="fixed"/>
+        <w:tblCellMar>
+          <w:left w:w="70" w:type="dxa"/>
+          <w:right w:w="70" w:type="dxa"/>
+        </w:tblCellMar>
+        <w:tblLook w:val="0000" w:firstRow="0" w:lastRow="0" w:firstColumn="0" w:lastColumn="0" w:noHBand="0" w:noVBand="0"/>
+      </w:tblPr>
+      <w:tblGrid>
+        <w:gridCol w:w="1488"/>
+        <w:gridCol w:w="8080"/>
+      </w:tblGrid>
+      <w:tr>
+        <w:tc>
+          <w:tcPr>
+            <w:tcW w:w="1488" w:type="dxa"/>
+          </w:tcPr>
+          <w:p>
+            <w:pPr>
+              <w:pStyle w:val="Tabla"/>
+              <w:framePr w:hSpace="0" w:wrap="auto" w:vAnchor="margin" w:yAlign="inline"/>
+              <w:suppressOverlap w:val="0"/>
+            </w:pPr>
+            <w:r>
+              <w:t>Rev.</w:t>
+            </w:r>
+          </w:p>
+        </w:tc>
+        <w:tc>
+          <w:tcPr>
+            <w:tcW w:w="8080" w:type="dxa"/>
+          </w:tcPr>
+          <w:p>
+            <w:pPr>
+              <w:pStyle w:val="Tabla"/>
+              <w:framePr w:hSpace="0" w:wrap="auto" w:vAnchor="margin" w:yAlign="inline"/>
+              <w:suppressOverlap w:val="0"/>
+            </w:pPr>
+            <w:r>
+              <w:t>0</w:t>
+            </w:r>
+            <w:r>
+              <w:t>12</w:t>
+            </w:r>
+          </w:p>
+        </w:tc>
+      </w:tr>
+      <w:tr>
+        <w:tc>
+          <w:tcPr>
+            <w:tcW w:w="1488" w:type="dxa"/>
+          </w:tcPr>
+          <w:p>
+            <w:pPr>
+              <w:pStyle w:val="Tabla"/>
+              <w:framePr w:hSpace="0" w:wrap="auto" w:vAnchor="margin" w:yAlign="inline"/>
+              <w:suppressOverlap w:val="0"/>
+            </w:pPr>
+            <w:r>
+              <w:t>Fecha</w:t>
+            </w:r>
+          </w:p>
+        </w:tc>
+        <w:tc>
+          <w:tcPr>
+            <w:tcW w:w="8080" w:type="dxa"/>
+          </w:tcPr>
+          <w:p>
+            <w:pPr>
+              <w:pStyle w:val="Tabla"/>
+              <w:framePr w:hSpace="0" w:wrap="auto" w:vAnchor="margin" w:yAlign="inline"/>
+              <w:suppressOverlap w:val="0"/>
+            </w:pPr>
+            <w:r>
+              <w:t>16-05-2024</w:t>
+            </w:r>
+          </w:p>
+        </w:tc>
+      </w:tr>
+      <w:tr>
+        <w:tc>
+          <w:tcPr>
+            <w:tcW w:w="1488" w:type="dxa"/>
+          </w:tcPr>
+          <w:p>
+            <w:pPr>
+              <w:pStyle w:val="Tabla"/>
+              <w:framePr w:hSpace="0" w:wrap="auto" w:vAnchor="margin" w:yAlign="inline"/>
+              <w:suppressOverlap w:val="0"/>
+            </w:pPr>
+            <w:r>
+              <w:t>Descripción</w:t>
+            </w:r>
+          </w:p>
+        </w:tc>
+        <w:tc>
+          <w:tcPr>
+            <w:tcW w:w="8080" w:type="dxa"/>
+          </w:tcPr>
+          <w:p>
+            <w:pPr>
+              <w:pStyle w:val="Tabla"/>
+              <w:framePr w:hSpace="0" w:wrap="auto" w:vAnchor="margin" w:yAlign="inline"/>
+              <w:suppressOverlap w:val="0"/>
+            </w:pPr>
+            <w:r>
+              <w:t>Se actualiza el documento para hacer referencia a la versión 2.2.4_001 de Integr@.</w:t>
+            </w:r>
+          </w:p>
+        </w:tc>
+      </w:tr>
+    </w:tbl>
+    <w:p>
+      <w:pPr>
+        <w:pStyle w:val="Apartado"/>
+        <w:ind w:left="0"/>
+        <w:rPr>
+          <w:rFonts w:cs="Calibri"/>
+        </w:rPr>
+      </w:pPr>
+    </w:p>
+    <w:tbl>
+      <w:tblPr>
+        <w:tblW w:w="0" w:type="auto"/>
+        <w:tblLayout w:type="fixed"/>
+        <w:tblCellMar>
+          <w:left w:w="70" w:type="dxa"/>
+          <w:right w:w="70" w:type="dxa"/>
+        </w:tblCellMar>
+        <w:tblLook w:val="0000" w:firstRow="0" w:lastRow="0" w:firstColumn="0" w:lastColumn="0" w:noHBand="0" w:noVBand="0"/>
+      </w:tblPr>
+      <w:tblGrid>
+        <w:gridCol w:w="1488"/>
+        <w:gridCol w:w="8080"/>
+      </w:tblGrid>
+      <w:tr>
+        <w:tc>
+          <w:tcPr>
+            <w:tcW w:w="1488" w:type="dxa"/>
+          </w:tcPr>
+          <w:p>
+            <w:pPr>
+              <w:pStyle w:val="Tabla"/>
+              <w:framePr w:hSpace="0" w:wrap="auto" w:vAnchor="margin" w:yAlign="inline"/>
+              <w:suppressOverlap w:val="0"/>
+            </w:pPr>
+            <w:r>
+              <w:t>Rev.</w:t>
+            </w:r>
+          </w:p>
+        </w:tc>
+        <w:tc>
+          <w:tcPr>
+            <w:tcW w:w="8080" w:type="dxa"/>
+          </w:tcPr>
+          <w:p>
+            <w:pPr>
+              <w:pStyle w:val="Tabla"/>
+              <w:framePr w:hSpace="0" w:wrap="auto" w:vAnchor="margin" w:yAlign="inline"/>
+              <w:suppressOverlap w:val="0"/>
+            </w:pPr>
+            <w:r>
+              <w:t>0</w:t>
+            </w:r>
+            <w:r>
+              <w:t>1</w:t>
+            </w:r>
+            <w:r>
+              <w:t>3</w:t>
+            </w:r>
+          </w:p>
+        </w:tc>
+      </w:tr>
+      <w:tr>
+        <w:tc>
+          <w:tcPr>
+            <w:tcW w:w="1488" w:type="dxa"/>
+          </w:tcPr>
+          <w:p>
+            <w:pPr>
+              <w:pStyle w:val="Tabla"/>
+              <w:framePr w:hSpace="0" w:wrap="auto" w:vAnchor="margin" w:yAlign="inline"/>
+              <w:suppressOverlap w:val="0"/>
+            </w:pPr>
+            <w:r>
+              <w:t>Fecha</w:t>
+            </w:r>
+          </w:p>
+        </w:tc>
+        <w:tc>
+          <w:tcPr>
+            <w:tcW w:w="8080" w:type="dxa"/>
+          </w:tcPr>
+          <w:p>
+            <w:pPr>
+              <w:pStyle w:val="Tabla"/>
+              <w:framePr w:hSpace="0" w:wrap="auto" w:vAnchor="margin" w:yAlign="inline"/>
+              <w:suppressOverlap w:val="0"/>
+            </w:pPr>
+            <w:r>
+              <w:t>1</w:t>
+            </w:r>
+            <w:r>
+              <w:t>4</w:t>
+            </w:r>
+            <w:r>
+              <w:t>-0</w:t>
+            </w:r>
+            <w:r>
+              <w:t>7</w:t>
+            </w:r>
+            <w:r>
+              <w:t>-202</w:t>
+            </w:r>
+            <w:r>
+              <w:t>5</w:t>
+            </w:r>
+          </w:p>
+        </w:tc>
+      </w:tr>
+      <w:tr>
+        <w:tc>
+          <w:tcPr>
+            <w:tcW w:w="1488" w:type="dxa"/>
+          </w:tcPr>
+          <w:p>
+            <w:pPr>
+              <w:pStyle w:val="Tabla"/>
+              <w:framePr w:hSpace="0" w:wrap="auto" w:vAnchor="margin" w:yAlign="inline"/>
+              <w:suppressOverlap w:val="0"/>
+            </w:pPr>
+            <w:r>
+              <w:t>Descripción</w:t>
+            </w:r>
+          </w:p>
+        </w:tc>
+        <w:tc>
+          <w:tcPr>
+            <w:tcW w:w="8080" w:type="dxa"/>
+          </w:tcPr>
+          <w:p>
+            <w:pPr>
+              <w:pStyle w:val="Default"/>
+              <w:jc w:val="both"/>
+            </w:pPr>
+            <w:r>
+              <w:rPr>
+                <w:sz w:val="20"/>
+                <w:szCs w:val="20"/>
+              </w:rPr>
+              <w:t xml:space="preserve">Se actualiza información de ejemplo para datos de política XML_AGE_1.9. </w:t>
+            </w:r>
+          </w:p>
+        </w:tc>
+      </w:tr>
+    </w:tbl>
+    <w:p>
+      <w:pPr>
         <w:pStyle w:val="Apartado"/>
         <w:ind w:left="0"/>
         <w:rPr>
@@ -2092,7 +2369,7 @@
               <w:t>0</w:t>
             </w:r>
             <w:r>
-              <w:t>11</w:t>
+              <w:t>13</w:t>
             </w:r>
             <w:r>
               <w:fldChar w:fldCharType="end"/>
@@ -2139,7 +2416,7 @@
               <w:fldChar w:fldCharType="separate"/>
             </w:r>
             <w:r>
-              <w:t>29-01-2024</w:t>
+              <w:t>14-07-2025</w:t>
             </w:r>
             <w:r>
               <w:fldChar w:fldCharType="end"/>
@@ -2223,11 +2500,13 @@
           <w:tab w:val="left" w:pos="1078"/>
         </w:tabs>
         <w:rPr>
+          <w:rFonts w:asciiTheme="minorHAnsi" w:eastAsiaTheme="minorEastAsia" w:hAnsiTheme="minorHAnsi" w:cstheme="minorBidi"/>
           <w:b w:val="0"/>
           <w:spacing w:val="0"/>
           <w:kern w:val="2"/>
-          <w:sz w:val="22"/>
-          <w:szCs w:val="22"/>
+          <w:sz w:val="24"/>
+          <w:szCs w:val="24"/>
+          <w14:ligatures w14:val="standardContextual"/>
         </w:rPr>
       </w:pPr>
       <w:r>
@@ -2251,7 +2530,7 @@
         </w:rPr>
         <w:fldChar w:fldCharType="separate"/>
       </w:r>
-      <w:hyperlink w:anchor="_Toc157416997" w:history="1">
+      <w:hyperlink w:anchor="_Toc203401679" w:history="1">
         <w:r>
           <w:rPr>
             <w:rStyle w:val="Hipervnculo"/>
@@ -2261,11 +2540,13 @@
         </w:r>
         <w:r>
           <w:rPr>
+            <w:rFonts w:asciiTheme="minorHAnsi" w:eastAsiaTheme="minorEastAsia" w:hAnsiTheme="minorHAnsi" w:cstheme="minorBidi"/>
             <w:b w:val="0"/>
             <w:spacing w:val="0"/>
             <w:kern w:val="2"/>
-            <w:sz w:val="22"/>
-            <w:szCs w:val="22"/>
+            <w:sz w:val="24"/>
+            <w:szCs w:val="24"/>
+            <w14:ligatures w14:val="standardContextual"/>
           </w:rPr>
           <w:tab/>
         </w:r>
@@ -2292,7 +2573,7 @@
           <w:rPr>
             <w:webHidden/>
           </w:rPr>
-          <w:instrText xml:space="preserve"> PAGEREF _Toc157416997 \h </w:instrText>
+          <w:instrText xml:space="preserve"> PAGEREF _Toc203401679 \h </w:instrText>
         </w:r>
         <w:r>
           <w:rPr>
@@ -2326,14 +2607,16 @@
           <w:tab w:val="left" w:pos="1078"/>
         </w:tabs>
         <w:rPr>
+          <w:rFonts w:asciiTheme="minorHAnsi" w:eastAsiaTheme="minorEastAsia" w:hAnsiTheme="minorHAnsi" w:cstheme="minorBidi"/>
           <w:b w:val="0"/>
           <w:spacing w:val="0"/>
           <w:kern w:val="2"/>
-          <w:sz w:val="22"/>
-          <w:szCs w:val="22"/>
-        </w:rPr>
-      </w:pPr>
-      <w:hyperlink w:anchor="_Toc157416998" w:history="1">
+          <w:sz w:val="24"/>
+          <w:szCs w:val="24"/>
+          <w14:ligatures w14:val="standardContextual"/>
+        </w:rPr>
+      </w:pPr>
+      <w:hyperlink w:anchor="_Toc203401680" w:history="1">
         <w:r>
           <w:rPr>
             <w:rStyle w:val="Hipervnculo"/>
@@ -2343,11 +2626,13 @@
         </w:r>
         <w:r>
           <w:rPr>
+            <w:rFonts w:asciiTheme="minorHAnsi" w:eastAsiaTheme="minorEastAsia" w:hAnsiTheme="minorHAnsi" w:cstheme="minorBidi"/>
             <w:b w:val="0"/>
             <w:spacing w:val="0"/>
             <w:kern w:val="2"/>
-            <w:sz w:val="22"/>
-            <w:szCs w:val="22"/>
+            <w:sz w:val="24"/>
+            <w:szCs w:val="24"/>
+            <w14:ligatures w14:val="standardContextual"/>
           </w:rPr>
           <w:tab/>
         </w:r>
@@ -2374,7 +2659,7 @@
           <w:rPr>
             <w:webHidden/>
           </w:rPr>
-          <w:instrText xml:space="preserve"> PAGEREF _Toc157416998 \h </w:instrText>
+          <w:instrText xml:space="preserve"> PAGEREF _Toc203401680 \h </w:instrText>
         </w:r>
         <w:r>
           <w:rPr>
@@ -2408,14 +2693,16 @@
           <w:tab w:val="left" w:pos="1078"/>
         </w:tabs>
         <w:rPr>
+          <w:rFonts w:asciiTheme="minorHAnsi" w:eastAsiaTheme="minorEastAsia" w:hAnsiTheme="minorHAnsi" w:cstheme="minorBidi"/>
           <w:b w:val="0"/>
           <w:spacing w:val="0"/>
           <w:kern w:val="2"/>
-          <w:sz w:val="22"/>
-          <w:szCs w:val="22"/>
-        </w:rPr>
-      </w:pPr>
-      <w:hyperlink w:anchor="_Toc157416999" w:history="1">
+          <w:sz w:val="24"/>
+          <w:szCs w:val="24"/>
+          <w14:ligatures w14:val="standardContextual"/>
+        </w:rPr>
+      </w:pPr>
+      <w:hyperlink w:anchor="_Toc203401681" w:history="1">
         <w:r>
           <w:rPr>
             <w:rStyle w:val="Hipervnculo"/>
@@ -2425,11 +2712,13 @@
         </w:r>
         <w:r>
           <w:rPr>
+            <w:rFonts w:asciiTheme="minorHAnsi" w:eastAsiaTheme="minorEastAsia" w:hAnsiTheme="minorHAnsi" w:cstheme="minorBidi"/>
             <w:b w:val="0"/>
             <w:spacing w:val="0"/>
             <w:kern w:val="2"/>
-            <w:sz w:val="22"/>
-            <w:szCs w:val="22"/>
+            <w:sz w:val="24"/>
+            <w:szCs w:val="24"/>
+            <w14:ligatures w14:val="standardContextual"/>
           </w:rPr>
           <w:tab/>
         </w:r>
@@ -2456,7 +2745,7 @@
           <w:rPr>
             <w:webHidden/>
           </w:rPr>
-          <w:instrText xml:space="preserve"> PAGEREF _Toc157416999 \h </w:instrText>
+          <w:instrText xml:space="preserve"> PAGEREF _Toc203401681 \h </w:instrText>
         </w:r>
         <w:r>
           <w:rPr>
@@ -2490,14 +2779,16 @@
           <w:tab w:val="left" w:pos="1078"/>
         </w:tabs>
         <w:rPr>
+          <w:rFonts w:asciiTheme="minorHAnsi" w:eastAsiaTheme="minorEastAsia" w:hAnsiTheme="minorHAnsi" w:cstheme="minorBidi"/>
           <w:b w:val="0"/>
           <w:spacing w:val="0"/>
           <w:kern w:val="2"/>
-          <w:sz w:val="22"/>
-          <w:szCs w:val="22"/>
-        </w:rPr>
-      </w:pPr>
-      <w:hyperlink w:anchor="_Toc157417000" w:history="1">
+          <w:sz w:val="24"/>
+          <w:szCs w:val="24"/>
+          <w14:ligatures w14:val="standardContextual"/>
+        </w:rPr>
+      </w:pPr>
+      <w:hyperlink w:anchor="_Toc203401682" w:history="1">
         <w:r>
           <w:rPr>
             <w:rStyle w:val="Hipervnculo"/>
@@ -2506,11 +2797,13 @@
         </w:r>
         <w:r>
           <w:rPr>
+            <w:rFonts w:asciiTheme="minorHAnsi" w:eastAsiaTheme="minorEastAsia" w:hAnsiTheme="minorHAnsi" w:cstheme="minorBidi"/>
             <w:b w:val="0"/>
             <w:spacing w:val="0"/>
             <w:kern w:val="2"/>
-            <w:sz w:val="22"/>
-            <w:szCs w:val="22"/>
+            <w:sz w:val="24"/>
+            <w:szCs w:val="24"/>
+            <w14:ligatures w14:val="standardContextual"/>
           </w:rPr>
           <w:tab/>
         </w:r>
@@ -2536,7 +2829,7 @@
           <w:rPr>
             <w:webHidden/>
           </w:rPr>
-          <w:instrText xml:space="preserve"> PAGEREF _Toc157417000 \h </w:instrText>
+          <w:instrText xml:space="preserve"> PAGEREF _Toc203401682 \h </w:instrText>
         </w:r>
         <w:r>
           <w:rPr>
@@ -2570,14 +2863,16 @@
           <w:tab w:val="left" w:pos="1078"/>
         </w:tabs>
         <w:rPr>
+          <w:rFonts w:asciiTheme="minorHAnsi" w:eastAsiaTheme="minorEastAsia" w:hAnsiTheme="minorHAnsi" w:cstheme="minorBidi"/>
           <w:b w:val="0"/>
           <w:spacing w:val="0"/>
           <w:kern w:val="2"/>
-          <w:sz w:val="22"/>
-          <w:szCs w:val="22"/>
-        </w:rPr>
-      </w:pPr>
-      <w:hyperlink w:anchor="_Toc157417001" w:history="1">
+          <w:sz w:val="24"/>
+          <w:szCs w:val="24"/>
+          <w14:ligatures w14:val="standardContextual"/>
+        </w:rPr>
+      </w:pPr>
+      <w:hyperlink w:anchor="_Toc203401683" w:history="1">
         <w:r>
           <w:rPr>
             <w:rStyle w:val="Hipervnculo"/>
@@ -2587,11 +2882,13 @@
         </w:r>
         <w:r>
           <w:rPr>
+            <w:rFonts w:asciiTheme="minorHAnsi" w:eastAsiaTheme="minorEastAsia" w:hAnsiTheme="minorHAnsi" w:cstheme="minorBidi"/>
             <w:b w:val="0"/>
             <w:spacing w:val="0"/>
             <w:kern w:val="2"/>
-            <w:sz w:val="22"/>
-            <w:szCs w:val="22"/>
+            <w:sz w:val="24"/>
+            <w:szCs w:val="24"/>
+            <w14:ligatures w14:val="standardContextual"/>
           </w:rPr>
           <w:tab/>
         </w:r>
@@ -2618,7 +2915,7 @@
           <w:rPr>
             <w:webHidden/>
           </w:rPr>
-          <w:instrText xml:space="preserve"> PAGEREF _Toc157417001 \h </w:instrText>
+          <w:instrText xml:space="preserve"> PAGEREF _Toc203401683 \h </w:instrText>
         </w:r>
         <w:r>
           <w:rPr>
@@ -2649,13 +2946,15 @@
       <w:pPr>
         <w:pStyle w:val="TDC2"/>
         <w:rPr>
+          <w:rFonts w:asciiTheme="minorHAnsi" w:eastAsiaTheme="minorEastAsia" w:hAnsiTheme="minorHAnsi" w:cstheme="minorBidi"/>
           <w:spacing w:val="0"/>
           <w:kern w:val="2"/>
-          <w:sz w:val="22"/>
-          <w:szCs w:val="22"/>
-        </w:rPr>
-      </w:pPr>
-      <w:hyperlink w:anchor="_Toc157417002" w:history="1">
+          <w:sz w:val="24"/>
+          <w:szCs w:val="24"/>
+          <w14:ligatures w14:val="standardContextual"/>
+        </w:rPr>
+      </w:pPr>
+      <w:hyperlink w:anchor="_Toc203401684" w:history="1">
         <w:r>
           <w:rPr>
             <w:rStyle w:val="Hipervnculo"/>
@@ -2665,10 +2964,12 @@
         </w:r>
         <w:r>
           <w:rPr>
+            <w:rFonts w:asciiTheme="minorHAnsi" w:eastAsiaTheme="minorEastAsia" w:hAnsiTheme="minorHAnsi" w:cstheme="minorBidi"/>
             <w:spacing w:val="0"/>
             <w:kern w:val="2"/>
-            <w:sz w:val="22"/>
-            <w:szCs w:val="22"/>
+            <w:sz w:val="24"/>
+            <w:szCs w:val="24"/>
+            <w14:ligatures w14:val="standardContextual"/>
           </w:rPr>
           <w:tab/>
         </w:r>
@@ -2695,7 +2996,7 @@
           <w:rPr>
             <w:webHidden/>
           </w:rPr>
-          <w:instrText xml:space="preserve"> PAGEREF _Toc157417002 \h </w:instrText>
+          <w:instrText xml:space="preserve"> PAGEREF _Toc203401684 \h </w:instrText>
         </w:r>
         <w:r>
           <w:rPr>
@@ -2726,13 +3027,15 @@
       <w:pPr>
         <w:pStyle w:val="TDC2"/>
         <w:rPr>
+          <w:rFonts w:asciiTheme="minorHAnsi" w:eastAsiaTheme="minorEastAsia" w:hAnsiTheme="minorHAnsi" w:cstheme="minorBidi"/>
           <w:spacing w:val="0"/>
           <w:kern w:val="2"/>
-          <w:sz w:val="22"/>
-          <w:szCs w:val="22"/>
-        </w:rPr>
-      </w:pPr>
-      <w:hyperlink w:anchor="_Toc157417003" w:history="1">
+          <w:sz w:val="24"/>
+          <w:szCs w:val="24"/>
+          <w14:ligatures w14:val="standardContextual"/>
+        </w:rPr>
+      </w:pPr>
+      <w:hyperlink w:anchor="_Toc203401685" w:history="1">
         <w:r>
           <w:rPr>
             <w:rStyle w:val="Hipervnculo"/>
@@ -2742,10 +3045,12 @@
         </w:r>
         <w:r>
           <w:rPr>
+            <w:rFonts w:asciiTheme="minorHAnsi" w:eastAsiaTheme="minorEastAsia" w:hAnsiTheme="minorHAnsi" w:cstheme="minorBidi"/>
             <w:spacing w:val="0"/>
             <w:kern w:val="2"/>
-            <w:sz w:val="22"/>
-            <w:szCs w:val="22"/>
+            <w:sz w:val="24"/>
+            <w:szCs w:val="24"/>
+            <w14:ligatures w14:val="standardContextual"/>
           </w:rPr>
           <w:tab/>
         </w:r>
@@ -2772,7 +3077,7 @@
           <w:rPr>
             <w:webHidden/>
           </w:rPr>
-          <w:instrText xml:space="preserve"> PAGEREF _Toc157417003 \h </w:instrText>
+          <w:instrText xml:space="preserve"> PAGEREF _Toc203401685 \h </w:instrText>
         </w:r>
         <w:r>
           <w:rPr>
@@ -2806,14 +3111,16 @@
           <w:tab w:val="left" w:pos="1078"/>
         </w:tabs>
         <w:rPr>
+          <w:rFonts w:asciiTheme="minorHAnsi" w:eastAsiaTheme="minorEastAsia" w:hAnsiTheme="minorHAnsi" w:cstheme="minorBidi"/>
           <w:b w:val="0"/>
           <w:spacing w:val="0"/>
           <w:kern w:val="2"/>
-          <w:sz w:val="22"/>
-          <w:szCs w:val="22"/>
-        </w:rPr>
-      </w:pPr>
-      <w:hyperlink w:anchor="_Toc157417004" w:history="1">
+          <w:sz w:val="24"/>
+          <w:szCs w:val="24"/>
+          <w14:ligatures w14:val="standardContextual"/>
+        </w:rPr>
+      </w:pPr>
+      <w:hyperlink w:anchor="_Toc203401686" w:history="1">
         <w:r>
           <w:rPr>
             <w:rStyle w:val="Hipervnculo"/>
@@ -2823,11 +3130,13 @@
         </w:r>
         <w:r>
           <w:rPr>
+            <w:rFonts w:asciiTheme="minorHAnsi" w:eastAsiaTheme="minorEastAsia" w:hAnsiTheme="minorHAnsi" w:cstheme="minorBidi"/>
             <w:b w:val="0"/>
             <w:spacing w:val="0"/>
             <w:kern w:val="2"/>
-            <w:sz w:val="22"/>
-            <w:szCs w:val="22"/>
+            <w:sz w:val="24"/>
+            <w:szCs w:val="24"/>
+            <w14:ligatures w14:val="standardContextual"/>
           </w:rPr>
           <w:tab/>
         </w:r>
@@ -2854,7 +3163,7 @@
           <w:rPr>
             <w:webHidden/>
           </w:rPr>
-          <w:instrText xml:space="preserve"> PAGEREF _Toc157417004 \h </w:instrText>
+          <w:instrText xml:space="preserve"> PAGEREF _Toc203401686 \h </w:instrText>
         </w:r>
         <w:r>
           <w:rPr>
@@ -2885,13 +3194,15 @@
       <w:pPr>
         <w:pStyle w:val="TDC2"/>
         <w:rPr>
+          <w:rFonts w:asciiTheme="minorHAnsi" w:eastAsiaTheme="minorEastAsia" w:hAnsiTheme="minorHAnsi" w:cstheme="minorBidi"/>
           <w:spacing w:val="0"/>
           <w:kern w:val="2"/>
-          <w:sz w:val="22"/>
-          <w:szCs w:val="22"/>
-        </w:rPr>
-      </w:pPr>
-      <w:hyperlink w:anchor="_Toc157417005" w:history="1">
+          <w:sz w:val="24"/>
+          <w:szCs w:val="24"/>
+          <w14:ligatures w14:val="standardContextual"/>
+        </w:rPr>
+      </w:pPr>
+      <w:hyperlink w:anchor="_Toc203401687" w:history="1">
         <w:r>
           <w:rPr>
             <w:rStyle w:val="Hipervnculo"/>
@@ -2901,10 +3212,12 @@
         </w:r>
         <w:r>
           <w:rPr>
+            <w:rFonts w:asciiTheme="minorHAnsi" w:eastAsiaTheme="minorEastAsia" w:hAnsiTheme="minorHAnsi" w:cstheme="minorBidi"/>
             <w:spacing w:val="0"/>
             <w:kern w:val="2"/>
-            <w:sz w:val="22"/>
-            <w:szCs w:val="22"/>
+            <w:sz w:val="24"/>
+            <w:szCs w:val="24"/>
+            <w14:ligatures w14:val="standardContextual"/>
           </w:rPr>
           <w:tab/>
         </w:r>
@@ -2931,7 +3244,7 @@
           <w:rPr>
             <w:webHidden/>
           </w:rPr>
-          <w:instrText xml:space="preserve"> PAGEREF _Toc157417005 \h </w:instrText>
+          <w:instrText xml:space="preserve"> PAGEREF _Toc203401687 \h </w:instrText>
         </w:r>
         <w:r>
           <w:rPr>
@@ -2962,13 +3275,15 @@
       <w:pPr>
         <w:pStyle w:val="TDC3"/>
         <w:rPr>
+          <w:rFonts w:asciiTheme="minorHAnsi" w:eastAsiaTheme="minorEastAsia" w:hAnsiTheme="minorHAnsi" w:cstheme="minorBidi"/>
           <w:spacing w:val="0"/>
           <w:kern w:val="2"/>
-          <w:sz w:val="22"/>
-          <w:szCs w:val="22"/>
-        </w:rPr>
-      </w:pPr>
-      <w:hyperlink w:anchor="_Toc157417006" w:history="1">
+          <w:sz w:val="24"/>
+          <w:szCs w:val="24"/>
+          <w14:ligatures w14:val="standardContextual"/>
+        </w:rPr>
+      </w:pPr>
+      <w:hyperlink w:anchor="_Toc203401688" w:history="1">
         <w:r>
           <w:rPr>
             <w:rStyle w:val="Hipervnculo"/>
@@ -2978,10 +3293,12 @@
         </w:r>
         <w:r>
           <w:rPr>
+            <w:rFonts w:asciiTheme="minorHAnsi" w:eastAsiaTheme="minorEastAsia" w:hAnsiTheme="minorHAnsi" w:cstheme="minorBidi"/>
             <w:spacing w:val="0"/>
             <w:kern w:val="2"/>
-            <w:sz w:val="22"/>
-            <w:szCs w:val="22"/>
+            <w:sz w:val="24"/>
+            <w:szCs w:val="24"/>
+            <w14:ligatures w14:val="standardContextual"/>
           </w:rPr>
           <w:tab/>
         </w:r>
@@ -3008,7 +3325,7 @@
           <w:rPr>
             <w:webHidden/>
           </w:rPr>
-          <w:instrText xml:space="preserve"> PAGEREF _Toc157417006 \h </w:instrText>
+          <w:instrText xml:space="preserve"> PAGEREF _Toc203401688 \h </w:instrText>
         </w:r>
         <w:r>
           <w:rPr>
@@ -3042,14 +3359,16 @@
           <w:tab w:val="left" w:pos="1078"/>
         </w:tabs>
         <w:rPr>
+          <w:rFonts w:asciiTheme="minorHAnsi" w:eastAsiaTheme="minorEastAsia" w:hAnsiTheme="minorHAnsi" w:cstheme="minorBidi"/>
           <w:b w:val="0"/>
           <w:spacing w:val="0"/>
           <w:kern w:val="2"/>
-          <w:sz w:val="22"/>
-          <w:szCs w:val="22"/>
-        </w:rPr>
-      </w:pPr>
-      <w:hyperlink w:anchor="_Toc157417007" w:history="1">
+          <w:sz w:val="24"/>
+          <w:szCs w:val="24"/>
+          <w14:ligatures w14:val="standardContextual"/>
+        </w:rPr>
+      </w:pPr>
+      <w:hyperlink w:anchor="_Toc203401689" w:history="1">
         <w:r>
           <w:rPr>
             <w:rStyle w:val="Hipervnculo"/>
@@ -3059,11 +3378,13 @@
         </w:r>
         <w:r>
           <w:rPr>
+            <w:rFonts w:asciiTheme="minorHAnsi" w:eastAsiaTheme="minorEastAsia" w:hAnsiTheme="minorHAnsi" w:cstheme="minorBidi"/>
             <w:b w:val="0"/>
             <w:spacing w:val="0"/>
             <w:kern w:val="2"/>
-            <w:sz w:val="22"/>
-            <w:szCs w:val="22"/>
+            <w:sz w:val="24"/>
+            <w:szCs w:val="24"/>
+            <w14:ligatures w14:val="standardContextual"/>
           </w:rPr>
           <w:tab/>
         </w:r>
@@ -3090,7 +3411,7 @@
           <w:rPr>
             <w:webHidden/>
           </w:rPr>
-          <w:instrText xml:space="preserve"> PAGEREF _Toc157417007 \h </w:instrText>
+          <w:instrText xml:space="preserve"> PAGEREF _Toc203401689 \h </w:instrText>
         </w:r>
         <w:r>
           <w:rPr>
@@ -3121,13 +3442,15 @@
       <w:pPr>
         <w:pStyle w:val="TDC2"/>
         <w:rPr>
+          <w:rFonts w:asciiTheme="minorHAnsi" w:eastAsiaTheme="minorEastAsia" w:hAnsiTheme="minorHAnsi" w:cstheme="minorBidi"/>
           <w:spacing w:val="0"/>
           <w:kern w:val="2"/>
-          <w:sz w:val="22"/>
-          <w:szCs w:val="22"/>
-        </w:rPr>
-      </w:pPr>
-      <w:hyperlink w:anchor="_Toc157417008" w:history="1">
+          <w:sz w:val="24"/>
+          <w:szCs w:val="24"/>
+          <w14:ligatures w14:val="standardContextual"/>
+        </w:rPr>
+      </w:pPr>
+      <w:hyperlink w:anchor="_Toc203401690" w:history="1">
         <w:r>
           <w:rPr>
             <w:rStyle w:val="Hipervnculo"/>
@@ -3136,10 +3459,12 @@
         </w:r>
         <w:r>
           <w:rPr>
+            <w:rFonts w:asciiTheme="minorHAnsi" w:eastAsiaTheme="minorEastAsia" w:hAnsiTheme="minorHAnsi" w:cstheme="minorBidi"/>
             <w:spacing w:val="0"/>
             <w:kern w:val="2"/>
-            <w:sz w:val="22"/>
-            <w:szCs w:val="22"/>
+            <w:sz w:val="24"/>
+            <w:szCs w:val="24"/>
+            <w14:ligatures w14:val="standardContextual"/>
           </w:rPr>
           <w:tab/>
         </w:r>
@@ -3165,7 +3490,7 @@
           <w:rPr>
             <w:webHidden/>
           </w:rPr>
-          <w:instrText xml:space="preserve"> PAGEREF _Toc157417008 \h </w:instrText>
+          <w:instrText xml:space="preserve"> PAGEREF _Toc203401690 \h </w:instrText>
         </w:r>
         <w:r>
           <w:rPr>
@@ -3196,13 +3521,15 @@
       <w:pPr>
         <w:pStyle w:val="TDC2"/>
         <w:rPr>
+          <w:rFonts w:asciiTheme="minorHAnsi" w:eastAsiaTheme="minorEastAsia" w:hAnsiTheme="minorHAnsi" w:cstheme="minorBidi"/>
           <w:spacing w:val="0"/>
           <w:kern w:val="2"/>
-          <w:sz w:val="22"/>
-          <w:szCs w:val="22"/>
-        </w:rPr>
-      </w:pPr>
-      <w:hyperlink w:anchor="_Toc157417009" w:history="1">
+          <w:sz w:val="24"/>
+          <w:szCs w:val="24"/>
+          <w14:ligatures w14:val="standardContextual"/>
+        </w:rPr>
+      </w:pPr>
+      <w:hyperlink w:anchor="_Toc203401691" w:history="1">
         <w:r>
           <w:rPr>
             <w:rStyle w:val="Hipervnculo"/>
@@ -3211,10 +3538,12 @@
         </w:r>
         <w:r>
           <w:rPr>
+            <w:rFonts w:asciiTheme="minorHAnsi" w:eastAsiaTheme="minorEastAsia" w:hAnsiTheme="minorHAnsi" w:cstheme="minorBidi"/>
             <w:spacing w:val="0"/>
             <w:kern w:val="2"/>
-            <w:sz w:val="22"/>
-            <w:szCs w:val="22"/>
+            <w:sz w:val="24"/>
+            <w:szCs w:val="24"/>
+            <w14:ligatures w14:val="standardContextual"/>
           </w:rPr>
           <w:tab/>
         </w:r>
@@ -3240,7 +3569,7 @@
           <w:rPr>
             <w:webHidden/>
           </w:rPr>
-          <w:instrText xml:space="preserve"> PAGEREF _Toc157417009 \h </w:instrText>
+          <w:instrText xml:space="preserve"> PAGEREF _Toc203401691 \h </w:instrText>
         </w:r>
         <w:r>
           <w:rPr>
@@ -3271,13 +3600,15 @@
       <w:pPr>
         <w:pStyle w:val="TDC2"/>
         <w:rPr>
+          <w:rFonts w:asciiTheme="minorHAnsi" w:eastAsiaTheme="minorEastAsia" w:hAnsiTheme="minorHAnsi" w:cstheme="minorBidi"/>
           <w:spacing w:val="0"/>
           <w:kern w:val="2"/>
-          <w:sz w:val="22"/>
-          <w:szCs w:val="22"/>
-        </w:rPr>
-      </w:pPr>
-      <w:hyperlink w:anchor="_Toc157417010" w:history="1">
+          <w:sz w:val="24"/>
+          <w:szCs w:val="24"/>
+          <w14:ligatures w14:val="standardContextual"/>
+        </w:rPr>
+      </w:pPr>
+      <w:hyperlink w:anchor="_Toc203401692" w:history="1">
         <w:r>
           <w:rPr>
             <w:rStyle w:val="Hipervnculo"/>
@@ -3286,10 +3617,12 @@
         </w:r>
         <w:r>
           <w:rPr>
+            <w:rFonts w:asciiTheme="minorHAnsi" w:eastAsiaTheme="minorEastAsia" w:hAnsiTheme="minorHAnsi" w:cstheme="minorBidi"/>
             <w:spacing w:val="0"/>
             <w:kern w:val="2"/>
-            <w:sz w:val="22"/>
-            <w:szCs w:val="22"/>
+            <w:sz w:val="24"/>
+            <w:szCs w:val="24"/>
+            <w14:ligatures w14:val="standardContextual"/>
           </w:rPr>
           <w:tab/>
         </w:r>
@@ -3315,7 +3648,7 @@
           <w:rPr>
             <w:webHidden/>
           </w:rPr>
-          <w:instrText xml:space="preserve"> PAGEREF _Toc157417010 \h </w:instrText>
+          <w:instrText xml:space="preserve"> PAGEREF _Toc203401692 \h </w:instrText>
         </w:r>
         <w:r>
           <w:rPr>
@@ -3346,13 +3679,15 @@
       <w:pPr>
         <w:pStyle w:val="TDC2"/>
         <w:rPr>
+          <w:rFonts w:asciiTheme="minorHAnsi" w:eastAsiaTheme="minorEastAsia" w:hAnsiTheme="minorHAnsi" w:cstheme="minorBidi"/>
           <w:spacing w:val="0"/>
           <w:kern w:val="2"/>
-          <w:sz w:val="22"/>
-          <w:szCs w:val="22"/>
-        </w:rPr>
-      </w:pPr>
-      <w:hyperlink w:anchor="_Toc157417011" w:history="1">
+          <w:sz w:val="24"/>
+          <w:szCs w:val="24"/>
+          <w14:ligatures w14:val="standardContextual"/>
+        </w:rPr>
+      </w:pPr>
+      <w:hyperlink w:anchor="_Toc203401693" w:history="1">
         <w:r>
           <w:rPr>
             <w:rStyle w:val="Hipervnculo"/>
@@ -3361,10 +3696,12 @@
         </w:r>
         <w:r>
           <w:rPr>
+            <w:rFonts w:asciiTheme="minorHAnsi" w:eastAsiaTheme="minorEastAsia" w:hAnsiTheme="minorHAnsi" w:cstheme="minorBidi"/>
             <w:spacing w:val="0"/>
             <w:kern w:val="2"/>
-            <w:sz w:val="22"/>
-            <w:szCs w:val="22"/>
+            <w:sz w:val="24"/>
+            <w:szCs w:val="24"/>
+            <w14:ligatures w14:val="standardContextual"/>
           </w:rPr>
           <w:tab/>
         </w:r>
@@ -3390,7 +3727,7 @@
           <w:rPr>
             <w:webHidden/>
           </w:rPr>
-          <w:instrText xml:space="preserve"> PAGEREF _Toc157417011 \h </w:instrText>
+          <w:instrText xml:space="preserve"> PAGEREF _Toc203401693 \h </w:instrText>
         </w:r>
         <w:r>
           <w:rPr>
@@ -3421,13 +3758,15 @@
       <w:pPr>
         <w:pStyle w:val="TDC2"/>
         <w:rPr>
+          <w:rFonts w:asciiTheme="minorHAnsi" w:eastAsiaTheme="minorEastAsia" w:hAnsiTheme="minorHAnsi" w:cstheme="minorBidi"/>
           <w:spacing w:val="0"/>
           <w:kern w:val="2"/>
-          <w:sz w:val="22"/>
-          <w:szCs w:val="22"/>
-        </w:rPr>
-      </w:pPr>
-      <w:hyperlink w:anchor="_Toc157417012" w:history="1">
+          <w:sz w:val="24"/>
+          <w:szCs w:val="24"/>
+          <w14:ligatures w14:val="standardContextual"/>
+        </w:rPr>
+      </w:pPr>
+      <w:hyperlink w:anchor="_Toc203401694" w:history="1">
         <w:r>
           <w:rPr>
             <w:rStyle w:val="Hipervnculo"/>
@@ -3436,10 +3775,12 @@
         </w:r>
         <w:r>
           <w:rPr>
+            <w:rFonts w:asciiTheme="minorHAnsi" w:eastAsiaTheme="minorEastAsia" w:hAnsiTheme="minorHAnsi" w:cstheme="minorBidi"/>
             <w:spacing w:val="0"/>
             <w:kern w:val="2"/>
-            <w:sz w:val="22"/>
-            <w:szCs w:val="22"/>
+            <w:sz w:val="24"/>
+            <w:szCs w:val="24"/>
+            <w14:ligatures w14:val="standardContextual"/>
           </w:rPr>
           <w:tab/>
         </w:r>
@@ -3465,7 +3806,7 @@
           <w:rPr>
             <w:webHidden/>
           </w:rPr>
-          <w:instrText xml:space="preserve"> PAGEREF _Toc157417012 \h </w:instrText>
+          <w:instrText xml:space="preserve"> PAGEREF _Toc203401694 \h </w:instrText>
         </w:r>
         <w:r>
           <w:rPr>
@@ -3499,14 +3840,16 @@
           <w:tab w:val="left" w:pos="1078"/>
         </w:tabs>
         <w:rPr>
+          <w:rFonts w:asciiTheme="minorHAnsi" w:eastAsiaTheme="minorEastAsia" w:hAnsiTheme="minorHAnsi" w:cstheme="minorBidi"/>
           <w:b w:val="0"/>
           <w:spacing w:val="0"/>
           <w:kern w:val="2"/>
-          <w:sz w:val="22"/>
-          <w:szCs w:val="22"/>
-        </w:rPr>
-      </w:pPr>
-      <w:hyperlink w:anchor="_Toc157417013" w:history="1">
+          <w:sz w:val="24"/>
+          <w:szCs w:val="24"/>
+          <w14:ligatures w14:val="standardContextual"/>
+        </w:rPr>
+      </w:pPr>
+      <w:hyperlink w:anchor="_Toc203401695" w:history="1">
         <w:r>
           <w:rPr>
             <w:rStyle w:val="Hipervnculo"/>
@@ -3515,11 +3858,13 @@
         </w:r>
         <w:r>
           <w:rPr>
+            <w:rFonts w:asciiTheme="minorHAnsi" w:eastAsiaTheme="minorEastAsia" w:hAnsiTheme="minorHAnsi" w:cstheme="minorBidi"/>
             <w:b w:val="0"/>
             <w:spacing w:val="0"/>
             <w:kern w:val="2"/>
-            <w:sz w:val="22"/>
-            <w:szCs w:val="22"/>
+            <w:sz w:val="24"/>
+            <w:szCs w:val="24"/>
+            <w14:ligatures w14:val="standardContextual"/>
           </w:rPr>
           <w:tab/>
         </w:r>
@@ -3545,7 +3890,7 @@
           <w:rPr>
             <w:webHidden/>
           </w:rPr>
-          <w:instrText xml:space="preserve"> PAGEREF _Toc157417013 \h </w:instrText>
+          <w:instrText xml:space="preserve"> PAGEREF _Toc203401695 \h </w:instrText>
         </w:r>
         <w:r>
           <w:rPr>
@@ -3576,13 +3921,15 @@
       <w:pPr>
         <w:pStyle w:val="TDC2"/>
         <w:rPr>
+          <w:rFonts w:asciiTheme="minorHAnsi" w:eastAsiaTheme="minorEastAsia" w:hAnsiTheme="minorHAnsi" w:cstheme="minorBidi"/>
           <w:spacing w:val="0"/>
           <w:kern w:val="2"/>
-          <w:sz w:val="22"/>
-          <w:szCs w:val="22"/>
-        </w:rPr>
-      </w:pPr>
-      <w:hyperlink w:anchor="_Toc157417014" w:history="1">
+          <w:sz w:val="24"/>
+          <w:szCs w:val="24"/>
+          <w14:ligatures w14:val="standardContextual"/>
+        </w:rPr>
+      </w:pPr>
+      <w:hyperlink w:anchor="_Toc203401696" w:history="1">
         <w:r>
           <w:rPr>
             <w:rStyle w:val="Hipervnculo"/>
@@ -3591,10 +3938,12 @@
         </w:r>
         <w:r>
           <w:rPr>
+            <w:rFonts w:asciiTheme="minorHAnsi" w:eastAsiaTheme="minorEastAsia" w:hAnsiTheme="minorHAnsi" w:cstheme="minorBidi"/>
             <w:spacing w:val="0"/>
             <w:kern w:val="2"/>
-            <w:sz w:val="22"/>
-            <w:szCs w:val="22"/>
+            <w:sz w:val="24"/>
+            <w:szCs w:val="24"/>
+            <w14:ligatures w14:val="standardContextual"/>
           </w:rPr>
           <w:tab/>
         </w:r>
@@ -3620,7 +3969,7 @@
           <w:rPr>
             <w:webHidden/>
           </w:rPr>
-          <w:instrText xml:space="preserve"> PAGEREF _Toc157417014 \h </w:instrText>
+          <w:instrText xml:space="preserve"> PAGEREF _Toc203401696 \h </w:instrText>
         </w:r>
         <w:r>
           <w:rPr>
@@ -3651,13 +4000,15 @@
       <w:pPr>
         <w:pStyle w:val="TDC3"/>
         <w:rPr>
+          <w:rFonts w:asciiTheme="minorHAnsi" w:eastAsiaTheme="minorEastAsia" w:hAnsiTheme="minorHAnsi" w:cstheme="minorBidi"/>
           <w:spacing w:val="0"/>
           <w:kern w:val="2"/>
-          <w:sz w:val="22"/>
-          <w:szCs w:val="22"/>
-        </w:rPr>
-      </w:pPr>
-      <w:hyperlink w:anchor="_Toc157417015" w:history="1">
+          <w:sz w:val="24"/>
+          <w:szCs w:val="24"/>
+          <w14:ligatures w14:val="standardContextual"/>
+        </w:rPr>
+      </w:pPr>
+      <w:hyperlink w:anchor="_Toc203401697" w:history="1">
         <w:r>
           <w:rPr>
             <w:rStyle w:val="Hipervnculo"/>
@@ -3666,10 +4017,12 @@
         </w:r>
         <w:r>
           <w:rPr>
+            <w:rFonts w:asciiTheme="minorHAnsi" w:eastAsiaTheme="minorEastAsia" w:hAnsiTheme="minorHAnsi" w:cstheme="minorBidi"/>
             <w:spacing w:val="0"/>
             <w:kern w:val="2"/>
-            <w:sz w:val="22"/>
-            <w:szCs w:val="22"/>
+            <w:sz w:val="24"/>
+            <w:szCs w:val="24"/>
+            <w14:ligatures w14:val="standardContextual"/>
           </w:rPr>
           <w:tab/>
         </w:r>
@@ -3695,7 +4048,7 @@
           <w:rPr>
             <w:webHidden/>
           </w:rPr>
-          <w:instrText xml:space="preserve"> PAGEREF _Toc157417015 \h </w:instrText>
+          <w:instrText xml:space="preserve"> PAGEREF _Toc203401697 \h </w:instrText>
         </w:r>
         <w:r>
           <w:rPr>
@@ -3726,13 +4079,15 @@
       <w:pPr>
         <w:pStyle w:val="TDC3"/>
         <w:rPr>
+          <w:rFonts w:asciiTheme="minorHAnsi" w:eastAsiaTheme="minorEastAsia" w:hAnsiTheme="minorHAnsi" w:cstheme="minorBidi"/>
           <w:spacing w:val="0"/>
           <w:kern w:val="2"/>
-          <w:sz w:val="22"/>
-          <w:szCs w:val="22"/>
-        </w:rPr>
-      </w:pPr>
-      <w:hyperlink w:anchor="_Toc157417016" w:history="1">
+          <w:sz w:val="24"/>
+          <w:szCs w:val="24"/>
+          <w14:ligatures w14:val="standardContextual"/>
+        </w:rPr>
+      </w:pPr>
+      <w:hyperlink w:anchor="_Toc203401698" w:history="1">
         <w:r>
           <w:rPr>
             <w:rStyle w:val="Hipervnculo"/>
@@ -3741,10 +4096,12 @@
         </w:r>
         <w:r>
           <w:rPr>
+            <w:rFonts w:asciiTheme="minorHAnsi" w:eastAsiaTheme="minorEastAsia" w:hAnsiTheme="minorHAnsi" w:cstheme="minorBidi"/>
             <w:spacing w:val="0"/>
             <w:kern w:val="2"/>
-            <w:sz w:val="22"/>
-            <w:szCs w:val="22"/>
+            <w:sz w:val="24"/>
+            <w:szCs w:val="24"/>
+            <w14:ligatures w14:val="standardContextual"/>
           </w:rPr>
           <w:tab/>
         </w:r>
@@ -3770,7 +4127,7 @@
           <w:rPr>
             <w:webHidden/>
           </w:rPr>
-          <w:instrText xml:space="preserve"> PAGEREF _Toc157417016 \h </w:instrText>
+          <w:instrText xml:space="preserve"> PAGEREF _Toc203401698 \h </w:instrText>
         </w:r>
         <w:r>
           <w:rPr>
@@ -3801,13 +4158,15 @@
       <w:pPr>
         <w:pStyle w:val="TDC3"/>
         <w:rPr>
+          <w:rFonts w:asciiTheme="minorHAnsi" w:eastAsiaTheme="minorEastAsia" w:hAnsiTheme="minorHAnsi" w:cstheme="minorBidi"/>
           <w:spacing w:val="0"/>
           <w:kern w:val="2"/>
-          <w:sz w:val="22"/>
-          <w:szCs w:val="22"/>
-        </w:rPr>
-      </w:pPr>
-      <w:hyperlink w:anchor="_Toc157417017" w:history="1">
+          <w:sz w:val="24"/>
+          <w:szCs w:val="24"/>
+          <w14:ligatures w14:val="standardContextual"/>
+        </w:rPr>
+      </w:pPr>
+      <w:hyperlink w:anchor="_Toc203401699" w:history="1">
         <w:r>
           <w:rPr>
             <w:rStyle w:val="Hipervnculo"/>
@@ -3816,10 +4175,12 @@
         </w:r>
         <w:r>
           <w:rPr>
+            <w:rFonts w:asciiTheme="minorHAnsi" w:eastAsiaTheme="minorEastAsia" w:hAnsiTheme="minorHAnsi" w:cstheme="minorBidi"/>
             <w:spacing w:val="0"/>
             <w:kern w:val="2"/>
-            <w:sz w:val="22"/>
-            <w:szCs w:val="22"/>
+            <w:sz w:val="24"/>
+            <w:szCs w:val="24"/>
+            <w14:ligatures w14:val="standardContextual"/>
           </w:rPr>
           <w:tab/>
         </w:r>
@@ -3845,7 +4206,7 @@
           <w:rPr>
             <w:webHidden/>
           </w:rPr>
-          <w:instrText xml:space="preserve"> PAGEREF _Toc157417017 \h </w:instrText>
+          <w:instrText xml:space="preserve"> PAGEREF _Toc203401699 \h </w:instrText>
         </w:r>
         <w:r>
           <w:rPr>
@@ -3876,13 +4237,15 @@
       <w:pPr>
         <w:pStyle w:val="TDC3"/>
         <w:rPr>
+          <w:rFonts w:asciiTheme="minorHAnsi" w:eastAsiaTheme="minorEastAsia" w:hAnsiTheme="minorHAnsi" w:cstheme="minorBidi"/>
           <w:spacing w:val="0"/>
           <w:kern w:val="2"/>
-          <w:sz w:val="22"/>
-          <w:szCs w:val="22"/>
-        </w:rPr>
-      </w:pPr>
-      <w:hyperlink w:anchor="_Toc157417018" w:history="1">
+          <w:sz w:val="24"/>
+          <w:szCs w:val="24"/>
+          <w14:ligatures w14:val="standardContextual"/>
+        </w:rPr>
+      </w:pPr>
+      <w:hyperlink w:anchor="_Toc203401700" w:history="1">
         <w:r>
           <w:rPr>
             <w:rStyle w:val="Hipervnculo"/>
@@ -3891,10 +4254,12 @@
         </w:r>
         <w:r>
           <w:rPr>
+            <w:rFonts w:asciiTheme="minorHAnsi" w:eastAsiaTheme="minorEastAsia" w:hAnsiTheme="minorHAnsi" w:cstheme="minorBidi"/>
             <w:spacing w:val="0"/>
             <w:kern w:val="2"/>
-            <w:sz w:val="22"/>
-            <w:szCs w:val="22"/>
+            <w:sz w:val="24"/>
+            <w:szCs w:val="24"/>
+            <w14:ligatures w14:val="standardContextual"/>
           </w:rPr>
           <w:tab/>
         </w:r>
@@ -3920,7 +4285,7 @@
           <w:rPr>
             <w:webHidden/>
           </w:rPr>
-          <w:instrText xml:space="preserve"> PAGEREF _Toc157417018 \h </w:instrText>
+          <w:instrText xml:space="preserve"> PAGEREF _Toc203401700 \h </w:instrText>
         </w:r>
         <w:r>
           <w:rPr>
@@ -3951,13 +4316,15 @@
       <w:pPr>
         <w:pStyle w:val="TDC3"/>
         <w:rPr>
+          <w:rFonts w:asciiTheme="minorHAnsi" w:eastAsiaTheme="minorEastAsia" w:hAnsiTheme="minorHAnsi" w:cstheme="minorBidi"/>
           <w:spacing w:val="0"/>
           <w:kern w:val="2"/>
-          <w:sz w:val="22"/>
-          <w:szCs w:val="22"/>
-        </w:rPr>
-      </w:pPr>
-      <w:hyperlink w:anchor="_Toc157417019" w:history="1">
+          <w:sz w:val="24"/>
+          <w:szCs w:val="24"/>
+          <w14:ligatures w14:val="standardContextual"/>
+        </w:rPr>
+      </w:pPr>
+      <w:hyperlink w:anchor="_Toc203401701" w:history="1">
         <w:r>
           <w:rPr>
             <w:rStyle w:val="Hipervnculo"/>
@@ -3966,10 +4333,12 @@
         </w:r>
         <w:r>
           <w:rPr>
+            <w:rFonts w:asciiTheme="minorHAnsi" w:eastAsiaTheme="minorEastAsia" w:hAnsiTheme="minorHAnsi" w:cstheme="minorBidi"/>
             <w:spacing w:val="0"/>
             <w:kern w:val="2"/>
-            <w:sz w:val="22"/>
-            <w:szCs w:val="22"/>
+            <w:sz w:val="24"/>
+            <w:szCs w:val="24"/>
+            <w14:ligatures w14:val="standardContextual"/>
           </w:rPr>
           <w:tab/>
         </w:r>
@@ -3995,7 +4364,7 @@
           <w:rPr>
             <w:webHidden/>
           </w:rPr>
-          <w:instrText xml:space="preserve"> PAGEREF _Toc157417019 \h </w:instrText>
+          <w:instrText xml:space="preserve"> PAGEREF _Toc203401701 \h </w:instrText>
         </w:r>
         <w:r>
           <w:rPr>
@@ -4026,13 +4395,15 @@
       <w:pPr>
         <w:pStyle w:val="TDC3"/>
         <w:rPr>
+          <w:rFonts w:asciiTheme="minorHAnsi" w:eastAsiaTheme="minorEastAsia" w:hAnsiTheme="minorHAnsi" w:cstheme="minorBidi"/>
           <w:spacing w:val="0"/>
           <w:kern w:val="2"/>
-          <w:sz w:val="22"/>
-          <w:szCs w:val="22"/>
-        </w:rPr>
-      </w:pPr>
-      <w:hyperlink w:anchor="_Toc157417020" w:history="1">
+          <w:sz w:val="24"/>
+          <w:szCs w:val="24"/>
+          <w14:ligatures w14:val="standardContextual"/>
+        </w:rPr>
+      </w:pPr>
+      <w:hyperlink w:anchor="_Toc203401702" w:history="1">
         <w:r>
           <w:rPr>
             <w:rStyle w:val="Hipervnculo"/>
@@ -4041,10 +4412,12 @@
         </w:r>
         <w:r>
           <w:rPr>
+            <w:rFonts w:asciiTheme="minorHAnsi" w:eastAsiaTheme="minorEastAsia" w:hAnsiTheme="minorHAnsi" w:cstheme="minorBidi"/>
             <w:spacing w:val="0"/>
             <w:kern w:val="2"/>
-            <w:sz w:val="22"/>
-            <w:szCs w:val="22"/>
+            <w:sz w:val="24"/>
+            <w:szCs w:val="24"/>
+            <w14:ligatures w14:val="standardContextual"/>
           </w:rPr>
           <w:tab/>
         </w:r>
@@ -4070,7 +4443,7 @@
           <w:rPr>
             <w:webHidden/>
           </w:rPr>
-          <w:instrText xml:space="preserve"> PAGEREF _Toc157417020 \h </w:instrText>
+          <w:instrText xml:space="preserve"> PAGEREF _Toc203401702 \h </w:instrText>
         </w:r>
         <w:r>
           <w:rPr>
@@ -4101,13 +4474,15 @@
       <w:pPr>
         <w:pStyle w:val="TDC2"/>
         <w:rPr>
+          <w:rFonts w:asciiTheme="minorHAnsi" w:eastAsiaTheme="minorEastAsia" w:hAnsiTheme="minorHAnsi" w:cstheme="minorBidi"/>
           <w:spacing w:val="0"/>
           <w:kern w:val="2"/>
-          <w:sz w:val="22"/>
-          <w:szCs w:val="22"/>
-        </w:rPr>
-      </w:pPr>
-      <w:hyperlink w:anchor="_Toc157417021" w:history="1">
+          <w:sz w:val="24"/>
+          <w:szCs w:val="24"/>
+          <w14:ligatures w14:val="standardContextual"/>
+        </w:rPr>
+      </w:pPr>
+      <w:hyperlink w:anchor="_Toc203401703" w:history="1">
         <w:r>
           <w:rPr>
             <w:rStyle w:val="Hipervnculo"/>
@@ -4116,10 +4491,12 @@
         </w:r>
         <w:r>
           <w:rPr>
+            <w:rFonts w:asciiTheme="minorHAnsi" w:eastAsiaTheme="minorEastAsia" w:hAnsiTheme="minorHAnsi" w:cstheme="minorBidi"/>
             <w:spacing w:val="0"/>
             <w:kern w:val="2"/>
-            <w:sz w:val="22"/>
-            <w:szCs w:val="22"/>
+            <w:sz w:val="24"/>
+            <w:szCs w:val="24"/>
+            <w14:ligatures w14:val="standardContextual"/>
           </w:rPr>
           <w:tab/>
         </w:r>
@@ -4145,7 +4522,7 @@
           <w:rPr>
             <w:webHidden/>
           </w:rPr>
-          <w:instrText xml:space="preserve"> PAGEREF _Toc157417021 \h </w:instrText>
+          <w:instrText xml:space="preserve"> PAGEREF _Toc203401703 \h </w:instrText>
         </w:r>
         <w:r>
           <w:rPr>
@@ -4176,13 +4553,15 @@
       <w:pPr>
         <w:pStyle w:val="TDC3"/>
         <w:rPr>
+          <w:rFonts w:asciiTheme="minorHAnsi" w:eastAsiaTheme="minorEastAsia" w:hAnsiTheme="minorHAnsi" w:cstheme="minorBidi"/>
           <w:spacing w:val="0"/>
           <w:kern w:val="2"/>
-          <w:sz w:val="22"/>
-          <w:szCs w:val="22"/>
-        </w:rPr>
-      </w:pPr>
-      <w:hyperlink w:anchor="_Toc157417022" w:history="1">
+          <w:sz w:val="24"/>
+          <w:szCs w:val="24"/>
+          <w14:ligatures w14:val="standardContextual"/>
+        </w:rPr>
+      </w:pPr>
+      <w:hyperlink w:anchor="_Toc203401704" w:history="1">
         <w:r>
           <w:rPr>
             <w:rStyle w:val="Hipervnculo"/>
@@ -4191,10 +4570,12 @@
         </w:r>
         <w:r>
           <w:rPr>
+            <w:rFonts w:asciiTheme="minorHAnsi" w:eastAsiaTheme="minorEastAsia" w:hAnsiTheme="minorHAnsi" w:cstheme="minorBidi"/>
             <w:spacing w:val="0"/>
             <w:kern w:val="2"/>
-            <w:sz w:val="22"/>
-            <w:szCs w:val="22"/>
+            <w:sz w:val="24"/>
+            <w:szCs w:val="24"/>
+            <w14:ligatures w14:val="standardContextual"/>
           </w:rPr>
           <w:tab/>
         </w:r>
@@ -4220,7 +4601,7 @@
           <w:rPr>
             <w:webHidden/>
           </w:rPr>
-          <w:instrText xml:space="preserve"> PAGEREF _Toc157417022 \h </w:instrText>
+          <w:instrText xml:space="preserve"> PAGEREF _Toc203401704 \h </w:instrText>
         </w:r>
         <w:r>
           <w:rPr>
@@ -4251,13 +4632,15 @@
       <w:pPr>
         <w:pStyle w:val="TDC3"/>
         <w:rPr>
+          <w:rFonts w:asciiTheme="minorHAnsi" w:eastAsiaTheme="minorEastAsia" w:hAnsiTheme="minorHAnsi" w:cstheme="minorBidi"/>
           <w:spacing w:val="0"/>
           <w:kern w:val="2"/>
-          <w:sz w:val="22"/>
-          <w:szCs w:val="22"/>
-        </w:rPr>
-      </w:pPr>
-      <w:hyperlink w:anchor="_Toc157417023" w:history="1">
+          <w:sz w:val="24"/>
+          <w:szCs w:val="24"/>
+          <w14:ligatures w14:val="standardContextual"/>
+        </w:rPr>
+      </w:pPr>
+      <w:hyperlink w:anchor="_Toc203401705" w:history="1">
         <w:r>
           <w:rPr>
             <w:rStyle w:val="Hipervnculo"/>
@@ -4266,10 +4649,12 @@
         </w:r>
         <w:r>
           <w:rPr>
+            <w:rFonts w:asciiTheme="minorHAnsi" w:eastAsiaTheme="minorEastAsia" w:hAnsiTheme="minorHAnsi" w:cstheme="minorBidi"/>
             <w:spacing w:val="0"/>
             <w:kern w:val="2"/>
-            <w:sz w:val="22"/>
-            <w:szCs w:val="22"/>
+            <w:sz w:val="24"/>
+            <w:szCs w:val="24"/>
+            <w14:ligatures w14:val="standardContextual"/>
           </w:rPr>
           <w:tab/>
         </w:r>
@@ -4295,7 +4680,7 @@
           <w:rPr>
             <w:webHidden/>
           </w:rPr>
-          <w:instrText xml:space="preserve"> PAGEREF _Toc157417023 \h </w:instrText>
+          <w:instrText xml:space="preserve"> PAGEREF _Toc203401705 \h </w:instrText>
         </w:r>
         <w:r>
           <w:rPr>
@@ -4326,13 +4711,15 @@
       <w:pPr>
         <w:pStyle w:val="TDC3"/>
         <w:rPr>
+          <w:rFonts w:asciiTheme="minorHAnsi" w:eastAsiaTheme="minorEastAsia" w:hAnsiTheme="minorHAnsi" w:cstheme="minorBidi"/>
           <w:spacing w:val="0"/>
           <w:kern w:val="2"/>
-          <w:sz w:val="22"/>
-          <w:szCs w:val="22"/>
-        </w:rPr>
-      </w:pPr>
-      <w:hyperlink w:anchor="_Toc157417024" w:history="1">
+          <w:sz w:val="24"/>
+          <w:szCs w:val="24"/>
+          <w14:ligatures w14:val="standardContextual"/>
+        </w:rPr>
+      </w:pPr>
+      <w:hyperlink w:anchor="_Toc203401706" w:history="1">
         <w:r>
           <w:rPr>
             <w:rStyle w:val="Hipervnculo"/>
@@ -4341,10 +4728,12 @@
         </w:r>
         <w:r>
           <w:rPr>
+            <w:rFonts w:asciiTheme="minorHAnsi" w:eastAsiaTheme="minorEastAsia" w:hAnsiTheme="minorHAnsi" w:cstheme="minorBidi"/>
             <w:spacing w:val="0"/>
             <w:kern w:val="2"/>
-            <w:sz w:val="22"/>
-            <w:szCs w:val="22"/>
+            <w:sz w:val="24"/>
+            <w:szCs w:val="24"/>
+            <w14:ligatures w14:val="standardContextual"/>
           </w:rPr>
           <w:tab/>
         </w:r>
@@ -4370,7 +4759,7 @@
           <w:rPr>
             <w:webHidden/>
           </w:rPr>
-          <w:instrText xml:space="preserve"> PAGEREF _Toc157417024 \h </w:instrText>
+          <w:instrText xml:space="preserve"> PAGEREF _Toc203401706 \h </w:instrText>
         </w:r>
         <w:r>
           <w:rPr>
@@ -4401,13 +4790,15 @@
       <w:pPr>
         <w:pStyle w:val="TDC3"/>
         <w:rPr>
+          <w:rFonts w:asciiTheme="minorHAnsi" w:eastAsiaTheme="minorEastAsia" w:hAnsiTheme="minorHAnsi" w:cstheme="minorBidi"/>
           <w:spacing w:val="0"/>
           <w:kern w:val="2"/>
-          <w:sz w:val="22"/>
-          <w:szCs w:val="22"/>
-        </w:rPr>
-      </w:pPr>
-      <w:hyperlink w:anchor="_Toc157417025" w:history="1">
+          <w:sz w:val="24"/>
+          <w:szCs w:val="24"/>
+          <w14:ligatures w14:val="standardContextual"/>
+        </w:rPr>
+      </w:pPr>
+      <w:hyperlink w:anchor="_Toc203401707" w:history="1">
         <w:r>
           <w:rPr>
             <w:rStyle w:val="Hipervnculo"/>
@@ -4416,10 +4807,12 @@
         </w:r>
         <w:r>
           <w:rPr>
+            <w:rFonts w:asciiTheme="minorHAnsi" w:eastAsiaTheme="minorEastAsia" w:hAnsiTheme="minorHAnsi" w:cstheme="minorBidi"/>
             <w:spacing w:val="0"/>
             <w:kern w:val="2"/>
-            <w:sz w:val="22"/>
-            <w:szCs w:val="22"/>
+            <w:sz w:val="24"/>
+            <w:szCs w:val="24"/>
+            <w14:ligatures w14:val="standardContextual"/>
           </w:rPr>
           <w:tab/>
         </w:r>
@@ -4445,7 +4838,7 @@
           <w:rPr>
             <w:webHidden/>
           </w:rPr>
-          <w:instrText xml:space="preserve"> PAGEREF _Toc157417025 \h </w:instrText>
+          <w:instrText xml:space="preserve"> PAGEREF _Toc203401707 \h </w:instrText>
         </w:r>
         <w:r>
           <w:rPr>
@@ -4476,13 +4869,15 @@
       <w:pPr>
         <w:pStyle w:val="TDC3"/>
         <w:rPr>
+          <w:rFonts w:asciiTheme="minorHAnsi" w:eastAsiaTheme="minorEastAsia" w:hAnsiTheme="minorHAnsi" w:cstheme="minorBidi"/>
           <w:spacing w:val="0"/>
           <w:kern w:val="2"/>
-          <w:sz w:val="22"/>
-          <w:szCs w:val="22"/>
-        </w:rPr>
-      </w:pPr>
-      <w:hyperlink w:anchor="_Toc157417026" w:history="1">
+          <w:sz w:val="24"/>
+          <w:szCs w:val="24"/>
+          <w14:ligatures w14:val="standardContextual"/>
+        </w:rPr>
+      </w:pPr>
+      <w:hyperlink w:anchor="_Toc203401708" w:history="1">
         <w:r>
           <w:rPr>
             <w:rStyle w:val="Hipervnculo"/>
@@ -4491,10 +4886,12 @@
         </w:r>
         <w:r>
           <w:rPr>
+            <w:rFonts w:asciiTheme="minorHAnsi" w:eastAsiaTheme="minorEastAsia" w:hAnsiTheme="minorHAnsi" w:cstheme="minorBidi"/>
             <w:spacing w:val="0"/>
             <w:kern w:val="2"/>
-            <w:sz w:val="22"/>
-            <w:szCs w:val="22"/>
+            <w:sz w:val="24"/>
+            <w:szCs w:val="24"/>
+            <w14:ligatures w14:val="standardContextual"/>
           </w:rPr>
           <w:tab/>
         </w:r>
@@ -4520,7 +4917,7 @@
           <w:rPr>
             <w:webHidden/>
           </w:rPr>
-          <w:instrText xml:space="preserve"> PAGEREF _Toc157417026 \h </w:instrText>
+          <w:instrText xml:space="preserve"> PAGEREF _Toc203401708 \h </w:instrText>
         </w:r>
         <w:r>
           <w:rPr>
@@ -4575,7 +4972,7 @@
         </w:rPr>
         <w:br w:type="page"/>
       </w:r>
-      <w:bookmarkStart w:id="17" w:name="_Toc157416997"/>
+      <w:bookmarkStart w:id="17" w:name="_Toc203401679"/>
       <w:r>
         <w:rPr>
           <w:rFonts w:cs="Calibri"/>
@@ -4667,7 +5064,14 @@
           <w:rFonts w:ascii="Calibri" w:hAnsi="Calibri" w:cs="Calibri"/>
           <w:sz w:val="24"/>
         </w:rPr>
-        <w:t>2.2.4_000</w:t>
+        <w:t>2.2.4_00</w:t>
+      </w:r>
+      <w:r>
+        <w:rPr>
+          <w:rFonts w:ascii="Calibri" w:hAnsi="Calibri" w:cs="Calibri"/>
+          <w:sz w:val="24"/>
+        </w:rPr>
+        <w:t>1</w:t>
       </w:r>
       <w:r>
         <w:rPr>
@@ -4726,7 +5130,7 @@
           <w:rFonts w:cs="Calibri"/>
         </w:rPr>
       </w:pPr>
-      <w:bookmarkStart w:id="18" w:name="_Toc157416998"/>
+      <w:bookmarkStart w:id="18" w:name="_Toc203401680"/>
       <w:r>
         <w:rPr>
           <w:rFonts w:cs="Calibri"/>
@@ -4821,7 +5225,7 @@
           <w:rFonts w:cs="Calibri"/>
         </w:rPr>
       </w:pPr>
-      <w:bookmarkStart w:id="19" w:name="_Toc157416999"/>
+      <w:bookmarkStart w:id="19" w:name="_Toc203401681"/>
       <w:r>
         <w:rPr>
           <w:rFonts w:cs="Calibri"/>
@@ -8316,7 +8720,7 @@
         <w:lastRenderedPageBreak/>
         <w:t xml:space="preserve"> </w:t>
       </w:r>
-      <w:bookmarkStart w:id="20" w:name="_Toc157417000"/>
+      <w:bookmarkStart w:id="20" w:name="_Toc203401682"/>
       <w:r>
         <w:t>Introducción</w:t>
       </w:r>
@@ -8486,13 +8890,20 @@
           <w:rFonts w:cs="Calibri"/>
           <w:snapToGrid w:val="0"/>
         </w:rPr>
-        <w:t>2.2.4_000</w:t>
+        <w:t>2.2.4_00</w:t>
       </w:r>
       <w:r>
         <w:rPr>
           <w:rFonts w:cs="Calibri"/>
           <w:snapToGrid w:val="0"/>
         </w:rPr>
+        <w:t>1</w:t>
+      </w:r>
+      <w:r>
+        <w:rPr>
+          <w:rFonts w:cs="Calibri"/>
+          <w:snapToGrid w:val="0"/>
+        </w:rPr>
         <w:t>.</w:t>
       </w:r>
     </w:p>
@@ -8516,7 +8927,7 @@
         </w:rPr>
         <w:br w:type="page"/>
       </w:r>
-      <w:bookmarkStart w:id="21" w:name="_Toc157417001"/>
+      <w:bookmarkStart w:id="21" w:name="_Toc203401683"/>
       <w:r>
         <w:rPr>
           <w:rFonts w:cs="Calibri"/>
@@ -8558,7 +8969,7 @@
           <w:rFonts w:cs="Calibri"/>
         </w:rPr>
       </w:pPr>
-      <w:bookmarkStart w:id="22" w:name="_Toc157417002"/>
+      <w:bookmarkStart w:id="22" w:name="_Toc203401684"/>
       <w:r>
         <w:rPr>
           <w:rFonts w:cs="Calibri"/>
@@ -8863,7 +9274,7 @@
           <w:rFonts w:cs="Calibri"/>
         </w:rPr>
       </w:pPr>
-      <w:bookmarkStart w:id="23" w:name="_Toc157417003"/>
+      <w:bookmarkStart w:id="23" w:name="_Toc203401685"/>
       <w:r>
         <w:rPr>
           <w:rFonts w:cs="Calibri"/>
@@ -9114,6 +9525,7 @@
           </w:tcPr>
           <w:p>
             <w:pPr>
+              <w:ind w:left="1134" w:hanging="1134"/>
               <w:rPr>
                 <w:rFonts w:cs="Calibri"/>
               </w:rPr>
@@ -9197,7 +9609,7 @@
           <w:rFonts w:cs="Calibri"/>
         </w:rPr>
       </w:pPr>
-      <w:bookmarkStart w:id="24" w:name="_Toc157417004"/>
+      <w:bookmarkStart w:id="24" w:name="_Toc203401686"/>
       <w:r>
         <w:rPr>
           <w:rFonts w:cs="Calibri"/>
@@ -9251,7 +9663,7 @@
           <w:rFonts w:cs="Calibri"/>
         </w:rPr>
       </w:pPr>
-      <w:bookmarkStart w:id="25" w:name="_Toc157417005"/>
+      <w:bookmarkStart w:id="25" w:name="_Toc203401687"/>
       <w:r>
         <w:rPr>
           <w:rFonts w:cs="Calibri"/>
@@ -9327,13 +9739,20 @@
           <w:rFonts w:cs="Calibri"/>
           <w:b/>
         </w:rPr>
-        <w:t>2.2.4_000</w:t>
+        <w:t>2.2.4_00</w:t>
       </w:r>
       <w:r>
         <w:rPr>
           <w:rFonts w:cs="Calibri"/>
           <w:b/>
         </w:rPr>
+        <w:t>1</w:t>
+      </w:r>
+      <w:r>
+        <w:rPr>
+          <w:rFonts w:cs="Calibri"/>
+          <w:b/>
+        </w:rPr>
         <w:t xml:space="preserve"> </w:t>
       </w:r>
       <w:r>
@@ -9390,7 +9809,14 @@
           <w:rFonts w:cs="Calibri"/>
           <w:b/>
         </w:rPr>
-        <w:t>2.2.4_000</w:t>
+        <w:t>2.2.4_00</w:t>
+      </w:r>
+      <w:r>
+        <w:rPr>
+          <w:rFonts w:cs="Calibri"/>
+          <w:b/>
+        </w:rPr>
+        <w:t>1</w:t>
       </w:r>
       <w:r>
         <w:rPr>
@@ -9657,7 +10083,7 @@
           <w:rFonts w:cs="Calibri"/>
         </w:rPr>
       </w:pPr>
-      <w:bookmarkStart w:id="26" w:name="_Toc157417006"/>
+      <w:bookmarkStart w:id="26" w:name="_Toc203401688"/>
       <w:r>
         <w:rPr>
           <w:rFonts w:cs="Calibri"/>
@@ -9844,7 +10270,7 @@
           <w:rFonts w:cs="Calibri"/>
         </w:rPr>
       </w:pPr>
-      <w:bookmarkStart w:id="27" w:name="_Toc157417007"/>
+      <w:bookmarkStart w:id="27" w:name="_Toc203401689"/>
       <w:r>
         <w:rPr>
           <w:rFonts w:cs="Calibri"/>
@@ -9906,7 +10332,7 @@
       <w:pPr>
         <w:pStyle w:val="Ttulo2"/>
       </w:pPr>
-      <w:bookmarkStart w:id="28" w:name="_Toc157417008"/>
+      <w:bookmarkStart w:id="28" w:name="_Toc203401690"/>
       <w:proofErr w:type="spellStart"/>
       <w:r>
         <w:t>AfirmaServices</w:t>
@@ -10080,7 +10506,7 @@
       <w:pPr>
         <w:pStyle w:val="Ttulo2"/>
       </w:pPr>
-      <w:bookmarkStart w:id="29" w:name="_Toc157417009"/>
+      <w:bookmarkStart w:id="29" w:name="_Toc203401691"/>
       <w:proofErr w:type="spellStart"/>
       <w:r>
         <w:t>IntegraServices</w:t>
@@ -10254,7 +10680,7 @@
       <w:pPr>
         <w:pStyle w:val="Ttulo2"/>
       </w:pPr>
-      <w:bookmarkStart w:id="30" w:name="_Toc157417010"/>
+      <w:bookmarkStart w:id="30" w:name="_Toc203401692"/>
       <w:proofErr w:type="spellStart"/>
       <w:r>
         <w:t>TSAServices</w:t>
@@ -10396,7 +10822,7 @@
       <w:pPr>
         <w:pStyle w:val="Ttulo2"/>
       </w:pPr>
-      <w:bookmarkStart w:id="31" w:name="_Toc157417011"/>
+      <w:bookmarkStart w:id="31" w:name="_Toc203401693"/>
       <w:proofErr w:type="spellStart"/>
       <w:r>
         <w:t>EvisorServices</w:t>
@@ -10555,7 +10981,7 @@
       <w:pPr>
         <w:pStyle w:val="Ttulo2"/>
       </w:pPr>
-      <w:bookmarkStart w:id="32" w:name="_Toc157417012"/>
+      <w:bookmarkStart w:id="32" w:name="_Toc203401694"/>
       <w:proofErr w:type="spellStart"/>
       <w:r>
         <w:t>CipherServices</w:t>
@@ -10730,7 +11156,7 @@
       <w:r>
         <w:br w:type="page"/>
       </w:r>
-      <w:bookmarkStart w:id="33" w:name="_Toc157417013"/>
+      <w:bookmarkStart w:id="33" w:name="_Toc203401695"/>
       <w:r>
         <w:lastRenderedPageBreak/>
         <w:t>Configuración</w:t>
@@ -10755,7 +11181,7 @@
       <w:pPr>
         <w:pStyle w:val="Ttulo2"/>
       </w:pPr>
-      <w:bookmarkStart w:id="34" w:name="_Toc157417014"/>
+      <w:bookmarkStart w:id="34" w:name="_Toc203401696"/>
       <w:r>
         <w:t>Configuración estática</w:t>
       </w:r>
@@ -10950,7 +11376,7 @@
       <w:pPr>
         <w:pStyle w:val="Ttulo3"/>
       </w:pPr>
-      <w:bookmarkStart w:id="36" w:name="_Toc157417015"/>
+      <w:bookmarkStart w:id="36" w:name="_Toc203401697"/>
       <w:r>
         <w:t>Carpeta transformersTemplates</w:t>
       </w:r>
@@ -14501,7 +14927,7 @@
         <w:pStyle w:val="Ttulo3"/>
       </w:pPr>
       <w:bookmarkStart w:id="44" w:name="_Toc453065742"/>
-      <w:bookmarkStart w:id="45" w:name="_Toc157417016"/>
+      <w:bookmarkStart w:id="45" w:name="_Toc203401698"/>
       <w:r>
         <w:t xml:space="preserve">Archivo </w:t>
       </w:r>
@@ -14880,7 +15306,7 @@
         <w:pStyle w:val="Ttulo3"/>
       </w:pPr>
       <w:bookmarkStart w:id="46" w:name="_Toc453065743"/>
-      <w:bookmarkStart w:id="47" w:name="_Toc157417017"/>
+      <w:bookmarkStart w:id="47" w:name="_Toc203401699"/>
       <w:r>
         <w:lastRenderedPageBreak/>
         <w:t xml:space="preserve">Archivo </w:t>
@@ -15062,7 +15488,7 @@
         <w:pStyle w:val="Ttulo3"/>
       </w:pPr>
       <w:bookmarkStart w:id="48" w:name="_Toc453065744"/>
-      <w:bookmarkStart w:id="49" w:name="_Toc157417018"/>
+      <w:bookmarkStart w:id="49" w:name="_Toc203401700"/>
       <w:r>
         <w:t xml:space="preserve">Archivo </w:t>
       </w:r>
@@ -15097,7 +15523,7 @@
         <w:pStyle w:val="Ttulo3"/>
       </w:pPr>
       <w:bookmarkStart w:id="50" w:name="_Toc453065745"/>
-      <w:bookmarkStart w:id="51" w:name="_Toc157417019"/>
+      <w:bookmarkStart w:id="51" w:name="_Toc203401701"/>
       <w:r>
         <w:t xml:space="preserve">Archivo </w:t>
       </w:r>
@@ -15307,7 +15733,7 @@
         <w:pStyle w:val="Ttulo3"/>
       </w:pPr>
       <w:bookmarkStart w:id="52" w:name="_Toc453065746"/>
-      <w:bookmarkStart w:id="53" w:name="_Toc157417020"/>
+      <w:bookmarkStart w:id="53" w:name="_Toc203401702"/>
       <w:r>
         <w:t xml:space="preserve">Archivo </w:t>
       </w:r>
@@ -15830,7 +16256,7 @@
       <w:pPr>
         <w:pStyle w:val="Ttulo2"/>
       </w:pPr>
-      <w:bookmarkStart w:id="56" w:name="_Toc157417021"/>
+      <w:bookmarkStart w:id="56" w:name="_Toc203401703"/>
       <w:r>
         <w:t>Configuración dinámica</w:t>
       </w:r>
@@ -16406,7 +16832,7 @@
       <w:pPr>
         <w:pStyle w:val="Ttulo3"/>
       </w:pPr>
-      <w:bookmarkStart w:id="59" w:name="_Toc157417022"/>
+      <w:bookmarkStart w:id="59" w:name="_Toc203401704"/>
       <w:r>
         <w:t>Archivo mappingFiles</w:t>
       </w:r>
@@ -16440,14 +16866,12 @@
         </w:rPr>
         <w:t xml:space="preserve"> se mapean </w:t>
       </w:r>
-      <w:proofErr w:type="gramStart"/>
-      <w:r>
-        <w:rPr>
-          <w:lang w:val="es-ES_tradnl"/>
-        </w:rPr>
-        <w:t>los nombre</w:t>
-      </w:r>
-      <w:proofErr w:type="gramEnd"/>
+      <w:r>
+        <w:rPr>
+          <w:lang w:val="es-ES_tradnl"/>
+        </w:rPr>
+        <w:t>los nombres</w:t>
+      </w:r>
       <w:r>
         <w:rPr>
           <w:lang w:val="es-ES_tradnl"/>
@@ -16515,7 +16939,7 @@
       <w:pPr>
         <w:pStyle w:val="Ttulo3"/>
       </w:pPr>
-      <w:bookmarkStart w:id="60" w:name="_Toc157417023"/>
+      <w:bookmarkStart w:id="60" w:name="_Toc203401705"/>
       <w:bookmarkEnd w:id="58"/>
       <w:r>
         <w:t>Configuraciones generales Integr@</w:t>
@@ -17183,7 +17607,21 @@
         <w:rPr>
           <w:lang w:val="es-ES_tradnl"/>
         </w:rPr>
-        <w:t xml:space="preserve"> o no), XAdES (</w:t>
+        <w:t xml:space="preserve"> o no), </w:t>
+      </w:r>
+      <w:proofErr w:type="spellStart"/>
+      <w:r>
+        <w:rPr>
+          <w:lang w:val="es-ES_tradnl"/>
+        </w:rPr>
+        <w:t>XAdES</w:t>
+      </w:r>
+      <w:proofErr w:type="spellEnd"/>
+      <w:r>
+        <w:rPr>
+          <w:lang w:val="es-ES_tradnl"/>
+        </w:rPr>
+        <w:t xml:space="preserve"> (</w:t>
       </w:r>
       <w:proofErr w:type="spellStart"/>
       <w:r>
@@ -20542,6 +20980,7 @@
           <w:rFonts w:ascii="Courier New" w:hAnsi="Courier New" w:cs="Courier New"/>
           <w:noProof/>
           <w:sz w:val="20"/>
+          <w:lang w:val="en-GB"/>
         </w:rPr>
       </w:pPr>
       <w:r>
@@ -20549,13 +20988,30 @@
           <w:rFonts w:ascii="Courier New" w:hAnsi="Courier New" w:cs="Courier New"/>
           <w:noProof/>
           <w:sz w:val="20"/>
-        </w:rPr>
-        <w:t>XML_AGE_1.9_URL-IDENTIFIER_XML = http://administracionelectronica.gob.es/es/ctt/politicafirma/politica_firma_AGE_v1_9.pdf</w:t>
-      </w:r>
-    </w:p>
-    <w:p/>
-    <w:p>
-      <w:r>
+          <w:lang w:val="en-GB"/>
+        </w:rPr>
+        <w:t xml:space="preserve">XML_AGE_1.9_URL-IDENTIFIER_XML = </w:t>
+      </w:r>
+      <w:r>
+        <w:rPr>
+          <w:rFonts w:ascii="Courier New" w:hAnsi="Courier New" w:cs="Courier New"/>
+          <w:noProof/>
+          <w:sz w:val="20"/>
+          <w:lang w:val="en-GB"/>
+        </w:rPr>
+        <w:t>urn:oid:2.16.724.1.3.1.1.2.1.9</w:t>
+      </w:r>
+    </w:p>
+    <w:p>
+      <w:pPr>
+        <w:rPr>
+          <w:lang w:val="en-GB"/>
+        </w:rPr>
+      </w:pPr>
+    </w:p>
+    <w:p>
+      <w:r>
+        <w:lastRenderedPageBreak/>
         <w:t xml:space="preserve">Si la política de firma se refiere a firmas </w:t>
       </w:r>
       <w:r>
@@ -20971,6 +21427,7 @@
           <w:rFonts w:ascii="Courier New" w:hAnsi="Courier New" w:cs="Courier New"/>
           <w:noProof/>
           <w:sz w:val="20"/>
+          <w:lang w:val="en-GB"/>
         </w:rPr>
       </w:pPr>
       <w:r>
@@ -20978,11 +21435,27 @@
           <w:rFonts w:ascii="Courier New" w:hAnsi="Courier New" w:cs="Courier New"/>
           <w:noProof/>
           <w:sz w:val="20"/>
-        </w:rPr>
-        <w:t>XML_AGE_1.9_URL-HASH_VALUE = 7SxX3erFuH31TvAw9LZ70N7p1vA=</w:t>
-      </w:r>
-    </w:p>
-    <w:p/>
+          <w:lang w:val="en-GB"/>
+        </w:rPr>
+        <w:t xml:space="preserve">XML_AGE_1.9_URL-HASH_VALUE = </w:t>
+      </w:r>
+      <w:r>
+        <w:rPr>
+          <w:rFonts w:ascii="Courier New" w:hAnsi="Courier New" w:cs="Courier New"/>
+          <w:noProof/>
+          <w:sz w:val="20"/>
+          <w:lang w:val="en-GB"/>
+        </w:rPr>
+        <w:t>G7roucf600+f03r/o0bAOQ6WAs0=</w:t>
+      </w:r>
+    </w:p>
+    <w:p>
+      <w:pPr>
+        <w:rPr>
+          <w:lang w:val="en-GB"/>
+        </w:rPr>
+      </w:pPr>
+    </w:p>
     <w:p>
       <w:pPr>
         <w:pStyle w:val="Ttulo6"/>
@@ -22223,14 +22696,12 @@
       <w:r>
         <w:t>Los elementos pueden ser XML o ASN.1. Cada elemento estará separado por coma (,). Para especificar que se debe elegir entre varios se usará el operador lógico OR (|</w:t>
       </w:r>
-      <w:proofErr w:type="gramStart"/>
       <w:r>
         <w:t>).</w:t>
       </w:r>
       <w:r>
-        <w:t>Tendrá</w:t>
-      </w:r>
-      <w:proofErr w:type="gramEnd"/>
+        <w:t xml:space="preserve"> Tendrá</w:t>
+      </w:r>
       <w:r>
         <w:t xml:space="preserve"> el formato </w:t>
       </w:r>
@@ -24905,7 +25376,6 @@
         <w:t xml:space="preserve">ID_POLICY-[ELEMENT_NAME]-NOT_ALLOWED_VALUE </w:t>
       </w:r>
       <w:proofErr w:type="spellStart"/>
-      <w:proofErr w:type="gramStart"/>
       <w:r>
         <w:rPr>
           <w:lang w:val="en-US"/>
@@ -24913,7 +25383,6 @@
         <w:t>donde</w:t>
       </w:r>
       <w:proofErr w:type="spellEnd"/>
-      <w:proofErr w:type="gramEnd"/>
     </w:p>
     <w:p>
       <w:pPr>
@@ -26570,7 +27039,7 @@
       <w:pPr>
         <w:pStyle w:val="Ttulo3"/>
       </w:pPr>
-      <w:bookmarkStart w:id="80" w:name="_Toc157417024"/>
+      <w:bookmarkStart w:id="80" w:name="_Toc203401706"/>
       <w:r>
         <w:t>Configuraciones de acceso a TS@</w:t>
       </w:r>
@@ -28921,7 +29390,7 @@
         <w:pStyle w:val="Ttulo3"/>
       </w:pPr>
       <w:bookmarkStart w:id="82" w:name="_Toc453065738"/>
-      <w:bookmarkStart w:id="83" w:name="_Toc157417025"/>
+      <w:bookmarkStart w:id="83" w:name="_Toc203401707"/>
       <w:r>
         <w:t>Configuraciones de acceso a @firma</w:t>
       </w:r>
@@ -29960,7 +30429,7 @@
         <w:pStyle w:val="Ttulo3"/>
       </w:pPr>
       <w:bookmarkStart w:id="85" w:name="_Toc453065740"/>
-      <w:bookmarkStart w:id="86" w:name="_Toc157417026"/>
+      <w:bookmarkStart w:id="86" w:name="_Toc203401708"/>
       <w:r>
         <w:t>Configuraciones de acceso a eVisor</w:t>
       </w:r>
@@ -31066,7 +31535,7 @@
 </file>
 
 <file path=word/endnotes.xml><?xml version="1.0" encoding="utf-8"?>
-<w:endnotes xmlns:wpc="http://schemas.microsoft.com/office/word/2010/wordprocessingCanvas" xmlns:cx="http://schemas.microsoft.com/office/drawing/2014/chartex" xmlns:cx1="http://schemas.microsoft.com/office/drawing/2015/9/8/chartex" xmlns:cx2="http://schemas.microsoft.com/office/drawing/2015/10/21/chartex" xmlns:cx3="http://schemas.microsoft.com/office/drawing/2016/5/9/chartex" xmlns:cx4="http://schemas.microsoft.com/office/drawing/2016/5/10/chartex" xmlns:cx5="http://schemas.microsoft.com/office/drawing/2016/5/11/chartex" xmlns:cx6="http://schemas.microsoft.com/office/drawing/2016/5/12/chartex" xmlns:cx7="http://schemas.microsoft.com/office/drawing/2016/5/13/chartex" xmlns:cx8="http://schemas.microsoft.com/office/drawing/2016/5/14/chartex" xmlns:mc="http://schemas.openxmlformats.org/markup-compatibility/2006" xmlns:aink="http://schemas.microsoft.com/office/drawing/2016/ink" xmlns:am3d="http://schemas.microsoft.com/office/drawing/2017/model3d" xmlns:o="urn:schemas-microsoft-com:office:office" xmlns:oel="http://schemas.microsoft.com/office/2019/extlst" xmlns:r="http://schemas.openxmlformats.org/officeDocument/2006/relationships" xmlns:m="http://schemas.openxmlformats.org/officeDocument/2006/math" xmlns:v="urn:schemas-microsoft-com:vml" xmlns:wp14="http://schemas.microsoft.com/office/word/2010/wordprocessingDrawing" xmlns:wp="http://schemas.openxmlformats.org/drawingml/2006/wordprocessingDrawing" xmlns:w10="urn:schemas-microsoft-com:office:word" xmlns:w="http://schemas.openxmlformats.org/wordprocessingml/2006/main" xmlns:w14="http://schemas.microsoft.com/office/word/2010/wordml" xmlns:w15="http://schemas.microsoft.com/office/word/2012/wordml" xmlns:w16cex="http://schemas.microsoft.com/office/word/2018/wordml/cex" xmlns:w16cid="http://schemas.microsoft.com/office/word/2016/wordml/cid" xmlns:w16="http://schemas.microsoft.com/office/word/2018/wordml" xmlns:w16sdtdh="http://schemas.microsoft.com/office/word/2020/wordml/sdtdatahash" xmlns:w16se="http://schemas.microsoft.com/office/word/2015/wordml/symex" xmlns:wpg="http://schemas.microsoft.com/office/word/2010/wordprocessingGroup" xmlns:wpi="http://schemas.microsoft.com/office/word/2010/wordprocessingInk" xmlns:wne="http://schemas.microsoft.com/office/word/2006/wordml" xmlns:wps="http://schemas.microsoft.com/office/word/2010/wordprocessingShape" mc:Ignorable="w14 w15 w16se w16cid w16 w16cex w16sdtdh wp14">
+<w:endnotes xmlns:wpc="http://schemas.microsoft.com/office/word/2010/wordprocessingCanvas" xmlns:cx="http://schemas.microsoft.com/office/drawing/2014/chartex" xmlns:cx1="http://schemas.microsoft.com/office/drawing/2015/9/8/chartex" xmlns:cx2="http://schemas.microsoft.com/office/drawing/2015/10/21/chartex" xmlns:cx3="http://schemas.microsoft.com/office/drawing/2016/5/9/chartex" xmlns:cx4="http://schemas.microsoft.com/office/drawing/2016/5/10/chartex" xmlns:cx5="http://schemas.microsoft.com/office/drawing/2016/5/11/chartex" xmlns:cx6="http://schemas.microsoft.com/office/drawing/2016/5/12/chartex" xmlns:cx7="http://schemas.microsoft.com/office/drawing/2016/5/13/chartex" xmlns:cx8="http://schemas.microsoft.com/office/drawing/2016/5/14/chartex" xmlns:mc="http://schemas.openxmlformats.org/markup-compatibility/2006" xmlns:aink="http://schemas.microsoft.com/office/drawing/2016/ink" xmlns:am3d="http://schemas.microsoft.com/office/drawing/2017/model3d" xmlns:o="urn:schemas-microsoft-com:office:office" xmlns:oel="http://schemas.microsoft.com/office/2019/extlst" xmlns:r="http://schemas.openxmlformats.org/officeDocument/2006/relationships" xmlns:m="http://schemas.openxmlformats.org/officeDocument/2006/math" xmlns:v="urn:schemas-microsoft-com:vml" xmlns:wp14="http://schemas.microsoft.com/office/word/2010/wordprocessingDrawing" xmlns:wp="http://schemas.openxmlformats.org/drawingml/2006/wordprocessingDrawing" xmlns:w10="urn:schemas-microsoft-com:office:word" xmlns:w="http://schemas.openxmlformats.org/wordprocessingml/2006/main" xmlns:w14="http://schemas.microsoft.com/office/word/2010/wordml" xmlns:w15="http://schemas.microsoft.com/office/word/2012/wordml" xmlns:w16cex="http://schemas.microsoft.com/office/word/2018/wordml/cex" xmlns:w16cid="http://schemas.microsoft.com/office/word/2016/wordml/cid" xmlns:w16="http://schemas.microsoft.com/office/word/2018/wordml" xmlns:w16du="http://schemas.microsoft.com/office/word/2023/wordml/word16du" xmlns:w16sdtdh="http://schemas.microsoft.com/office/word/2020/wordml/sdtdatahash" xmlns:w16sdtfl="http://schemas.microsoft.com/office/word/2024/wordml/sdtformatlock" xmlns:w16se="http://schemas.microsoft.com/office/word/2015/wordml/symex" xmlns:wpg="http://schemas.microsoft.com/office/word/2010/wordprocessingGroup" xmlns:wpi="http://schemas.microsoft.com/office/word/2010/wordprocessingInk" xmlns:wne="http://schemas.microsoft.com/office/word/2006/wordml" xmlns:wps="http://schemas.microsoft.com/office/word/2010/wordprocessingShape" mc:Ignorable="w14 w15 w16se w16cid w16 w16cex w16sdtdh w16sdtfl w16du wp14">
   <w:endnote w:type="separator" w:id="-1">
     <w:p>
       <w:r>
@@ -31085,7 +31554,7 @@
 </file>
 
 <file path=word/footer1.xml><?xml version="1.0" encoding="utf-8"?>
-<w:ftr xmlns:wpc="http://schemas.microsoft.com/office/word/2010/wordprocessingCanvas" xmlns:cx="http://schemas.microsoft.com/office/drawing/2014/chartex" xmlns:cx1="http://schemas.microsoft.com/office/drawing/2015/9/8/chartex" xmlns:cx2="http://schemas.microsoft.com/office/drawing/2015/10/21/chartex" xmlns:cx3="http://schemas.microsoft.com/office/drawing/2016/5/9/chartex" xmlns:cx4="http://schemas.microsoft.com/office/drawing/2016/5/10/chartex" xmlns:cx5="http://schemas.microsoft.com/office/drawing/2016/5/11/chartex" xmlns:cx6="http://schemas.microsoft.com/office/drawing/2016/5/12/chartex" xmlns:cx7="http://schemas.microsoft.com/office/drawing/2016/5/13/chartex" xmlns:cx8="http://schemas.microsoft.com/office/drawing/2016/5/14/chartex" xmlns:mc="http://schemas.openxmlformats.org/markup-compatibility/2006" xmlns:aink="http://schemas.microsoft.com/office/drawing/2016/ink" xmlns:am3d="http://schemas.microsoft.com/office/drawing/2017/model3d" xmlns:o="urn:schemas-microsoft-com:office:office" xmlns:oel="http://schemas.microsoft.com/office/2019/extlst" xmlns:r="http://schemas.openxmlformats.org/officeDocument/2006/relationships" xmlns:m="http://schemas.openxmlformats.org/officeDocument/2006/math" xmlns:v="urn:schemas-microsoft-com:vml" xmlns:wp14="http://schemas.microsoft.com/office/word/2010/wordprocessingDrawing" xmlns:wp="http://schemas.openxmlformats.org/drawingml/2006/wordprocessingDrawing" xmlns:w10="urn:schemas-microsoft-com:office:word" xmlns:w="http://schemas.openxmlformats.org/wordprocessingml/2006/main" xmlns:w14="http://schemas.microsoft.com/office/word/2010/wordml" xmlns:w15="http://schemas.microsoft.com/office/word/2012/wordml" xmlns:w16cex="http://schemas.microsoft.com/office/word/2018/wordml/cex" xmlns:w16cid="http://schemas.microsoft.com/office/word/2016/wordml/cid" xmlns:w16="http://schemas.microsoft.com/office/word/2018/wordml" xmlns:w16sdtdh="http://schemas.microsoft.com/office/word/2020/wordml/sdtdatahash" xmlns:w16se="http://schemas.microsoft.com/office/word/2015/wordml/symex" xmlns:wpg="http://schemas.microsoft.com/office/word/2010/wordprocessingGroup" xmlns:wpi="http://schemas.microsoft.com/office/word/2010/wordprocessingInk" xmlns:wne="http://schemas.microsoft.com/office/word/2006/wordml" xmlns:wps="http://schemas.microsoft.com/office/word/2010/wordprocessingShape" mc:Ignorable="w14 w15 w16se w16cid w16 w16cex w16sdtdh wp14">
+<w:ftr xmlns:wpc="http://schemas.microsoft.com/office/word/2010/wordprocessingCanvas" xmlns:cx="http://schemas.microsoft.com/office/drawing/2014/chartex" xmlns:cx1="http://schemas.microsoft.com/office/drawing/2015/9/8/chartex" xmlns:cx2="http://schemas.microsoft.com/office/drawing/2015/10/21/chartex" xmlns:cx3="http://schemas.microsoft.com/office/drawing/2016/5/9/chartex" xmlns:cx4="http://schemas.microsoft.com/office/drawing/2016/5/10/chartex" xmlns:cx5="http://schemas.microsoft.com/office/drawing/2016/5/11/chartex" xmlns:cx6="http://schemas.microsoft.com/office/drawing/2016/5/12/chartex" xmlns:cx7="http://schemas.microsoft.com/office/drawing/2016/5/13/chartex" xmlns:cx8="http://schemas.microsoft.com/office/drawing/2016/5/14/chartex" xmlns:mc="http://schemas.openxmlformats.org/markup-compatibility/2006" xmlns:aink="http://schemas.microsoft.com/office/drawing/2016/ink" xmlns:am3d="http://schemas.microsoft.com/office/drawing/2017/model3d" xmlns:o="urn:schemas-microsoft-com:office:office" xmlns:oel="http://schemas.microsoft.com/office/2019/extlst" xmlns:r="http://schemas.openxmlformats.org/officeDocument/2006/relationships" xmlns:m="http://schemas.openxmlformats.org/officeDocument/2006/math" xmlns:v="urn:schemas-microsoft-com:vml" xmlns:wp14="http://schemas.microsoft.com/office/word/2010/wordprocessingDrawing" xmlns:wp="http://schemas.openxmlformats.org/drawingml/2006/wordprocessingDrawing" xmlns:w10="urn:schemas-microsoft-com:office:word" xmlns:w="http://schemas.openxmlformats.org/wordprocessingml/2006/main" xmlns:w14="http://schemas.microsoft.com/office/word/2010/wordml" xmlns:w15="http://schemas.microsoft.com/office/word/2012/wordml" xmlns:w16cex="http://schemas.microsoft.com/office/word/2018/wordml/cex" xmlns:w16cid="http://schemas.microsoft.com/office/word/2016/wordml/cid" xmlns:w16="http://schemas.microsoft.com/office/word/2018/wordml" xmlns:w16du="http://schemas.microsoft.com/office/word/2023/wordml/word16du" xmlns:w16sdtdh="http://schemas.microsoft.com/office/word/2020/wordml/sdtdatahash" xmlns:w16sdtfl="http://schemas.microsoft.com/office/word/2024/wordml/sdtformatlock" xmlns:w16se="http://schemas.microsoft.com/office/word/2015/wordml/symex" xmlns:wpg="http://schemas.microsoft.com/office/word/2010/wordprocessingGroup" xmlns:wpi="http://schemas.microsoft.com/office/word/2010/wordprocessingInk" xmlns:wne="http://schemas.microsoft.com/office/word/2006/wordml" xmlns:wps="http://schemas.microsoft.com/office/word/2010/wordprocessingShape" mc:Ignorable="w14 w15 w16se w16cid w16 w16cex w16sdtdh w16sdtfl w16du wp14">
   <w:p>
     <w:pPr>
       <w:pStyle w:val="Piedepgina"/>
@@ -31345,7 +31814,7 @@
 </file>
 
 <file path=word/footnotes.xml><?xml version="1.0" encoding="utf-8"?>
-<w:footnotes xmlns:wpc="http://schemas.microsoft.com/office/word/2010/wordprocessingCanvas" xmlns:cx="http://schemas.microsoft.com/office/drawing/2014/chartex" xmlns:cx1="http://schemas.microsoft.com/office/drawing/2015/9/8/chartex" xmlns:cx2="http://schemas.microsoft.com/office/drawing/2015/10/21/chartex" xmlns:cx3="http://schemas.microsoft.com/office/drawing/2016/5/9/chartex" xmlns:cx4="http://schemas.microsoft.com/office/drawing/2016/5/10/chartex" xmlns:cx5="http://schemas.microsoft.com/office/drawing/2016/5/11/chartex" xmlns:cx6="http://schemas.microsoft.com/office/drawing/2016/5/12/chartex" xmlns:cx7="http://schemas.microsoft.com/office/drawing/2016/5/13/chartex" xmlns:cx8="http://schemas.microsoft.com/office/drawing/2016/5/14/chartex" xmlns:mc="http://schemas.openxmlformats.org/markup-compatibility/2006" xmlns:aink="http://schemas.microsoft.com/office/drawing/2016/ink" xmlns:am3d="http://schemas.microsoft.com/office/drawing/2017/model3d" xmlns:o="urn:schemas-microsoft-com:office:office" xmlns:oel="http://schemas.microsoft.com/office/2019/extlst" xmlns:r="http://schemas.openxmlformats.org/officeDocument/2006/relationships" xmlns:m="http://schemas.openxmlformats.org/officeDocument/2006/math" xmlns:v="urn:schemas-microsoft-com:vml" xmlns:wp14="http://schemas.microsoft.com/office/word/2010/wordprocessingDrawing" xmlns:wp="http://schemas.openxmlformats.org/drawingml/2006/wordprocessingDrawing" xmlns:w10="urn:schemas-microsoft-com:office:word" xmlns:w="http://schemas.openxmlformats.org/wordprocessingml/2006/main" xmlns:w14="http://schemas.microsoft.com/office/word/2010/wordml" xmlns:w15="http://schemas.microsoft.com/office/word/2012/wordml" xmlns:w16cex="http://schemas.microsoft.com/office/word/2018/wordml/cex" xmlns:w16cid="http://schemas.microsoft.com/office/word/2016/wordml/cid" xmlns:w16="http://schemas.microsoft.com/office/word/2018/wordml" xmlns:w16sdtdh="http://schemas.microsoft.com/office/word/2020/wordml/sdtdatahash" xmlns:w16se="http://schemas.microsoft.com/office/word/2015/wordml/symex" xmlns:wpg="http://schemas.microsoft.com/office/word/2010/wordprocessingGroup" xmlns:wpi="http://schemas.microsoft.com/office/word/2010/wordprocessingInk" xmlns:wne="http://schemas.microsoft.com/office/word/2006/wordml" xmlns:wps="http://schemas.microsoft.com/office/word/2010/wordprocessingShape" mc:Ignorable="w14 w15 w16se w16cid w16 w16cex w16sdtdh wp14">
+<w:footnotes xmlns:wpc="http://schemas.microsoft.com/office/word/2010/wordprocessingCanvas" xmlns:cx="http://schemas.microsoft.com/office/drawing/2014/chartex" xmlns:cx1="http://schemas.microsoft.com/office/drawing/2015/9/8/chartex" xmlns:cx2="http://schemas.microsoft.com/office/drawing/2015/10/21/chartex" xmlns:cx3="http://schemas.microsoft.com/office/drawing/2016/5/9/chartex" xmlns:cx4="http://schemas.microsoft.com/office/drawing/2016/5/10/chartex" xmlns:cx5="http://schemas.microsoft.com/office/drawing/2016/5/11/chartex" xmlns:cx6="http://schemas.microsoft.com/office/drawing/2016/5/12/chartex" xmlns:cx7="http://schemas.microsoft.com/office/drawing/2016/5/13/chartex" xmlns:cx8="http://schemas.microsoft.com/office/drawing/2016/5/14/chartex" xmlns:mc="http://schemas.openxmlformats.org/markup-compatibility/2006" xmlns:aink="http://schemas.microsoft.com/office/drawing/2016/ink" xmlns:am3d="http://schemas.microsoft.com/office/drawing/2017/model3d" xmlns:o="urn:schemas-microsoft-com:office:office" xmlns:oel="http://schemas.microsoft.com/office/2019/extlst" xmlns:r="http://schemas.openxmlformats.org/officeDocument/2006/relationships" xmlns:m="http://schemas.openxmlformats.org/officeDocument/2006/math" xmlns:v="urn:schemas-microsoft-com:vml" xmlns:wp14="http://schemas.microsoft.com/office/word/2010/wordprocessingDrawing" xmlns:wp="http://schemas.openxmlformats.org/drawingml/2006/wordprocessingDrawing" xmlns:w10="urn:schemas-microsoft-com:office:word" xmlns:w="http://schemas.openxmlformats.org/wordprocessingml/2006/main" xmlns:w14="http://schemas.microsoft.com/office/word/2010/wordml" xmlns:w15="http://schemas.microsoft.com/office/word/2012/wordml" xmlns:w16cex="http://schemas.microsoft.com/office/word/2018/wordml/cex" xmlns:w16cid="http://schemas.microsoft.com/office/word/2016/wordml/cid" xmlns:w16="http://schemas.microsoft.com/office/word/2018/wordml" xmlns:w16du="http://schemas.microsoft.com/office/word/2023/wordml/word16du" xmlns:w16sdtdh="http://schemas.microsoft.com/office/word/2020/wordml/sdtdatahash" xmlns:w16sdtfl="http://schemas.microsoft.com/office/word/2024/wordml/sdtformatlock" xmlns:w16se="http://schemas.microsoft.com/office/word/2015/wordml/symex" xmlns:wpg="http://schemas.microsoft.com/office/word/2010/wordprocessingGroup" xmlns:wpi="http://schemas.microsoft.com/office/word/2010/wordprocessingInk" xmlns:wne="http://schemas.microsoft.com/office/word/2006/wordml" xmlns:wps="http://schemas.microsoft.com/office/word/2010/wordprocessingShape" mc:Ignorable="w14 w15 w16se w16cid w16 w16cex w16sdtdh w16sdtfl w16du wp14">
   <w:footnote w:type="separator" w:id="-1">
     <w:p>
       <w:r>
@@ -31364,7 +31833,7 @@
 </file>
 
 <file path=word/header1.xml><?xml version="1.0" encoding="utf-8"?>
-<w:hdr xmlns:wpc="http://schemas.microsoft.com/office/word/2010/wordprocessingCanvas" xmlns:cx="http://schemas.microsoft.com/office/drawing/2014/chartex" xmlns:cx1="http://schemas.microsoft.com/office/drawing/2015/9/8/chartex" xmlns:cx2="http://schemas.microsoft.com/office/drawing/2015/10/21/chartex" xmlns:cx3="http://schemas.microsoft.com/office/drawing/2016/5/9/chartex" xmlns:cx4="http://schemas.microsoft.com/office/drawing/2016/5/10/chartex" xmlns:cx5="http://schemas.microsoft.com/office/drawing/2016/5/11/chartex" xmlns:cx6="http://schemas.microsoft.com/office/drawing/2016/5/12/chartex" xmlns:cx7="http://schemas.microsoft.com/office/drawing/2016/5/13/chartex" xmlns:cx8="http://schemas.microsoft.com/office/drawing/2016/5/14/chartex" xmlns:mc="http://schemas.openxmlformats.org/markup-compatibility/2006" xmlns:aink="http://schemas.microsoft.com/office/drawing/2016/ink" xmlns:am3d="http://schemas.microsoft.com/office/drawing/2017/model3d" xmlns:o="urn:schemas-microsoft-com:office:office" xmlns:oel="http://schemas.microsoft.com/office/2019/extlst" xmlns:r="http://schemas.openxmlformats.org/officeDocument/2006/relationships" xmlns:m="http://schemas.openxmlformats.org/officeDocument/2006/math" xmlns:v="urn:schemas-microsoft-com:vml" xmlns:wp14="http://schemas.microsoft.com/office/word/2010/wordprocessingDrawing" xmlns:wp="http://schemas.openxmlformats.org/drawingml/2006/wordprocessingDrawing" xmlns:w10="urn:schemas-microsoft-com:office:word" xmlns:w="http://schemas.openxmlformats.org/wordprocessingml/2006/main" xmlns:w14="http://schemas.microsoft.com/office/word/2010/wordml" xmlns:w15="http://schemas.microsoft.com/office/word/2012/wordml" xmlns:w16cex="http://schemas.microsoft.com/office/word/2018/wordml/cex" xmlns:w16cid="http://schemas.microsoft.com/office/word/2016/wordml/cid" xmlns:w16="http://schemas.microsoft.com/office/word/2018/wordml" xmlns:w16sdtdh="http://schemas.microsoft.com/office/word/2020/wordml/sdtdatahash" xmlns:w16se="http://schemas.microsoft.com/office/word/2015/wordml/symex" xmlns:wpg="http://schemas.microsoft.com/office/word/2010/wordprocessingGroup" xmlns:wpi="http://schemas.microsoft.com/office/word/2010/wordprocessingInk" xmlns:wne="http://schemas.microsoft.com/office/word/2006/wordml" xmlns:wps="http://schemas.microsoft.com/office/word/2010/wordprocessingShape" mc:Ignorable="w14 w15 w16se w16cid w16 w16cex w16sdtdh wp14">
+<w:hdr xmlns:wpc="http://schemas.microsoft.com/office/word/2010/wordprocessingCanvas" xmlns:cx="http://schemas.microsoft.com/office/drawing/2014/chartex" xmlns:cx1="http://schemas.microsoft.com/office/drawing/2015/9/8/chartex" xmlns:cx2="http://schemas.microsoft.com/office/drawing/2015/10/21/chartex" xmlns:cx3="http://schemas.microsoft.com/office/drawing/2016/5/9/chartex" xmlns:cx4="http://schemas.microsoft.com/office/drawing/2016/5/10/chartex" xmlns:cx5="http://schemas.microsoft.com/office/drawing/2016/5/11/chartex" xmlns:cx6="http://schemas.microsoft.com/office/drawing/2016/5/12/chartex" xmlns:cx7="http://schemas.microsoft.com/office/drawing/2016/5/13/chartex" xmlns:cx8="http://schemas.microsoft.com/office/drawing/2016/5/14/chartex" xmlns:mc="http://schemas.openxmlformats.org/markup-compatibility/2006" xmlns:aink="http://schemas.microsoft.com/office/drawing/2016/ink" xmlns:am3d="http://schemas.microsoft.com/office/drawing/2017/model3d" xmlns:o="urn:schemas-microsoft-com:office:office" xmlns:oel="http://schemas.microsoft.com/office/2019/extlst" xmlns:r="http://schemas.openxmlformats.org/officeDocument/2006/relationships" xmlns:m="http://schemas.openxmlformats.org/officeDocument/2006/math" xmlns:v="urn:schemas-microsoft-com:vml" xmlns:wp14="http://schemas.microsoft.com/office/word/2010/wordprocessingDrawing" xmlns:wp="http://schemas.openxmlformats.org/drawingml/2006/wordprocessingDrawing" xmlns:w10="urn:schemas-microsoft-com:office:word" xmlns:w="http://schemas.openxmlformats.org/wordprocessingml/2006/main" xmlns:w14="http://schemas.microsoft.com/office/word/2010/wordml" xmlns:w15="http://schemas.microsoft.com/office/word/2012/wordml" xmlns:w16cex="http://schemas.microsoft.com/office/word/2018/wordml/cex" xmlns:w16cid="http://schemas.microsoft.com/office/word/2016/wordml/cid" xmlns:w16="http://schemas.microsoft.com/office/word/2018/wordml" xmlns:w16du="http://schemas.microsoft.com/office/word/2023/wordml/word16du" xmlns:w16sdtdh="http://schemas.microsoft.com/office/word/2020/wordml/sdtdatahash" xmlns:w16sdtfl="http://schemas.microsoft.com/office/word/2024/wordml/sdtformatlock" xmlns:w16se="http://schemas.microsoft.com/office/word/2015/wordml/symex" xmlns:wpg="http://schemas.microsoft.com/office/word/2010/wordprocessingGroup" xmlns:wpi="http://schemas.microsoft.com/office/word/2010/wordprocessingInk" xmlns:wne="http://schemas.microsoft.com/office/word/2006/wordml" xmlns:wps="http://schemas.microsoft.com/office/word/2010/wordprocessingShape" mc:Ignorable="w14 w15 w16se w16cid w16 w16cex w16sdtdh w16sdtfl w16du wp14">
   <w:p>
     <w:pPr>
       <w:pStyle w:val="Encabezado"/>
@@ -31509,7 +31978,7 @@
       <w:rPr>
         <w:rFonts w:cs="Calibri"/>
       </w:rPr>
-      <w:t>011</w:t>
+      <w:t>013</w:t>
     </w:r>
     <w:r>
       <w:rPr>
@@ -31558,7 +32027,7 @@
 </file>
 
 <file path=word/numbering.xml><?xml version="1.0" encoding="utf-8"?>
-<w:numbering xmlns:wpc="http://schemas.microsoft.com/office/word/2010/wordprocessingCanvas" xmlns:cx="http://schemas.microsoft.com/office/drawing/2014/chartex" xmlns:cx1="http://schemas.microsoft.com/office/drawing/2015/9/8/chartex" xmlns:cx2="http://schemas.microsoft.com/office/drawing/2015/10/21/chartex" xmlns:cx3="http://schemas.microsoft.com/office/drawing/2016/5/9/chartex" xmlns:cx4="http://schemas.microsoft.com/office/drawing/2016/5/10/chartex" xmlns:cx5="http://schemas.microsoft.com/office/drawing/2016/5/11/chartex" xmlns:cx6="http://schemas.microsoft.com/office/drawing/2016/5/12/chartex" xmlns:cx7="http://schemas.microsoft.com/office/drawing/2016/5/13/chartex" xmlns:cx8="http://schemas.microsoft.com/office/drawing/2016/5/14/chartex" xmlns:mc="http://schemas.openxmlformats.org/markup-compatibility/2006" xmlns:aink="http://schemas.microsoft.com/office/drawing/2016/ink" xmlns:am3d="http://schemas.microsoft.com/office/drawing/2017/model3d" xmlns:o="urn:schemas-microsoft-com:office:office" xmlns:oel="http://schemas.microsoft.com/office/2019/extlst" xmlns:r="http://schemas.openxmlformats.org/officeDocument/2006/relationships" xmlns:m="http://schemas.openxmlformats.org/officeDocument/2006/math" xmlns:v="urn:schemas-microsoft-com:vml" xmlns:wp14="http://schemas.microsoft.com/office/word/2010/wordprocessingDrawing" xmlns:wp="http://schemas.openxmlformats.org/drawingml/2006/wordprocessingDrawing" xmlns:w10="urn:schemas-microsoft-com:office:word" xmlns:w="http://schemas.openxmlformats.org/wordprocessingml/2006/main" xmlns:w14="http://schemas.microsoft.com/office/word/2010/wordml" xmlns:w15="http://schemas.microsoft.com/office/word/2012/wordml" xmlns:w16cex="http://schemas.microsoft.com/office/word/2018/wordml/cex" xmlns:w16cid="http://schemas.microsoft.com/office/word/2016/wordml/cid" xmlns:w16="http://schemas.microsoft.com/office/word/2018/wordml" xmlns:w16sdtdh="http://schemas.microsoft.com/office/word/2020/wordml/sdtdatahash" xmlns:w16se="http://schemas.microsoft.com/office/word/2015/wordml/symex" xmlns:wpg="http://schemas.microsoft.com/office/word/2010/wordprocessingGroup" xmlns:wpi="http://schemas.microsoft.com/office/word/2010/wordprocessingInk" xmlns:wne="http://schemas.microsoft.com/office/word/2006/wordml" xmlns:wps="http://schemas.microsoft.com/office/word/2010/wordprocessingShape" mc:Ignorable="w14 w15 w16se w16cid w16 w16cex w16sdtdh wp14">
+<w:numbering xmlns:wpc="http://schemas.microsoft.com/office/word/2010/wordprocessingCanvas" xmlns:cx="http://schemas.microsoft.com/office/drawing/2014/chartex" xmlns:cx1="http://schemas.microsoft.com/office/drawing/2015/9/8/chartex" xmlns:cx2="http://schemas.microsoft.com/office/drawing/2015/10/21/chartex" xmlns:cx3="http://schemas.microsoft.com/office/drawing/2016/5/9/chartex" xmlns:cx4="http://schemas.microsoft.com/office/drawing/2016/5/10/chartex" xmlns:cx5="http://schemas.microsoft.com/office/drawing/2016/5/11/chartex" xmlns:cx6="http://schemas.microsoft.com/office/drawing/2016/5/12/chartex" xmlns:cx7="http://schemas.microsoft.com/office/drawing/2016/5/13/chartex" xmlns:cx8="http://schemas.microsoft.com/office/drawing/2016/5/14/chartex" xmlns:mc="http://schemas.openxmlformats.org/markup-compatibility/2006" xmlns:aink="http://schemas.microsoft.com/office/drawing/2016/ink" xmlns:am3d="http://schemas.microsoft.com/office/drawing/2017/model3d" xmlns:o="urn:schemas-microsoft-com:office:office" xmlns:oel="http://schemas.microsoft.com/office/2019/extlst" xmlns:r="http://schemas.openxmlformats.org/officeDocument/2006/relationships" xmlns:m="http://schemas.openxmlformats.org/officeDocument/2006/math" xmlns:v="urn:schemas-microsoft-com:vml" xmlns:wp14="http://schemas.microsoft.com/office/word/2010/wordprocessingDrawing" xmlns:wp="http://schemas.openxmlformats.org/drawingml/2006/wordprocessingDrawing" xmlns:w10="urn:schemas-microsoft-com:office:word" xmlns:w="http://schemas.openxmlformats.org/wordprocessingml/2006/main" xmlns:w14="http://schemas.microsoft.com/office/word/2010/wordml" xmlns:w15="http://schemas.microsoft.com/office/word/2012/wordml" xmlns:w16cex="http://schemas.microsoft.com/office/word/2018/wordml/cex" xmlns:w16cid="http://schemas.microsoft.com/office/word/2016/wordml/cid" xmlns:w16="http://schemas.microsoft.com/office/word/2018/wordml" xmlns:w16du="http://schemas.microsoft.com/office/word/2023/wordml/word16du" xmlns:w16sdtdh="http://schemas.microsoft.com/office/word/2020/wordml/sdtdatahash" xmlns:w16sdtfl="http://schemas.microsoft.com/office/word/2024/wordml/sdtformatlock" xmlns:w16se="http://schemas.microsoft.com/office/word/2015/wordml/symex" xmlns:wpg="http://schemas.microsoft.com/office/word/2010/wordprocessingGroup" xmlns:wpi="http://schemas.microsoft.com/office/word/2010/wordprocessingInk" xmlns:wne="http://schemas.microsoft.com/office/word/2006/wordml" xmlns:wps="http://schemas.microsoft.com/office/word/2010/wordprocessingShape" mc:Ignorable="w14 w15 w16se w16cid w16 w16cex w16sdtdh w16sdtfl w16du wp14">
   <w:abstractNum w:abstractNumId="0" w15:restartNumberingAfterBreak="0">
     <w:nsid w:val="FFFFFF7C"/>
     <w:multiLevelType w:val="singleLevel"/>
@@ -34063,7 +34532,7 @@
 </file>
 
 <file path=word/styles.xml><?xml version="1.0" encoding="utf-8"?>
-<w:styles xmlns:mc="http://schemas.openxmlformats.org/markup-compatibility/2006" xmlns:r="http://schemas.openxmlformats.org/officeDocument/2006/relationships" xmlns:w="http://schemas.openxmlformats.org/wordprocessingml/2006/main" xmlns:w14="http://schemas.microsoft.com/office/word/2010/wordml" xmlns:w15="http://schemas.microsoft.com/office/word/2012/wordml" xmlns:w16cex="http://schemas.microsoft.com/office/word/2018/wordml/cex" xmlns:w16cid="http://schemas.microsoft.com/office/word/2016/wordml/cid" xmlns:w16="http://schemas.microsoft.com/office/word/2018/wordml" xmlns:w16sdtdh="http://schemas.microsoft.com/office/word/2020/wordml/sdtdatahash" xmlns:w16se="http://schemas.microsoft.com/office/word/2015/wordml/symex" mc:Ignorable="w14 w15 w16se w16cid w16 w16cex w16sdtdh">
+<w:styles xmlns:mc="http://schemas.openxmlformats.org/markup-compatibility/2006" xmlns:r="http://schemas.openxmlformats.org/officeDocument/2006/relationships" xmlns:w="http://schemas.openxmlformats.org/wordprocessingml/2006/main" xmlns:w14="http://schemas.microsoft.com/office/word/2010/wordml" xmlns:w15="http://schemas.microsoft.com/office/word/2012/wordml" xmlns:w16cex="http://schemas.microsoft.com/office/word/2018/wordml/cex" xmlns:w16cid="http://schemas.microsoft.com/office/word/2016/wordml/cid" xmlns:w16="http://schemas.microsoft.com/office/word/2018/wordml" xmlns:w16du="http://schemas.microsoft.com/office/word/2023/wordml/word16du" xmlns:w16sdtdh="http://schemas.microsoft.com/office/word/2020/wordml/sdtdatahash" xmlns:w16sdtfl="http://schemas.microsoft.com/office/word/2024/wordml/sdtformatlock" xmlns:w16se="http://schemas.microsoft.com/office/word/2015/wordml/symex" mc:Ignorable="w14 w15 w16se w16cid w16 w16cex w16sdtdh w16sdtfl w16du">
   <w:docDefaults>
     <w:rPrDefault>
       <w:rPr>
@@ -37205,6 +37674,21 @@
       <w:ind w:left="708"/>
     </w:pPr>
   </w:style>
+  <w:style w:type="paragraph" w:customStyle="1" w:styleId="Default">
+    <w:name w:val="Default"/>
+    <w:rsid w:val="001351BF"/>
+    <w:pPr>
+      <w:autoSpaceDE w:val="0"/>
+      <w:autoSpaceDN w:val="0"/>
+      <w:adjustRightInd w:val="0"/>
+    </w:pPr>
+    <w:rPr>
+      <w:rFonts w:ascii="Calibri" w:hAnsi="Calibri" w:cs="Calibri"/>
+      <w:color w:val="000000"/>
+      <w:sz w:val="24"/>
+      <w:szCs w:val="24"/>
+    </w:rPr>
+  </w:style>
 </w:styles>
 </file>
 
@@ -37504,8 +37988,21 @@
 </file>
 
 <file path=customXml/item1.xml><?xml version="1.0" encoding="utf-8"?>
-<ct:contentTypeSchema xmlns:ct="http://schemas.microsoft.com/office/2006/metadata/contentType" xmlns:ma="http://schemas.microsoft.com/office/2006/metadata/properties/metaAttributes" ct:_="" ma:_="" ma:contentTypeName="Document" ma:contentTypeID="0x010100F37872BBB1B48948A69B496DD8700896" ma:contentTypeVersion="30" ma:contentTypeDescription="Create a new document." ma:contentTypeScope="" ma:versionID="db6ec5eae62717a2112663bfc8d11fc5">
-  <xsd:schema xmlns:xsd="http://www.w3.org/2001/XMLSchema" xmlns:xs="http://www.w3.org/2001/XMLSchema" xmlns:p="http://schemas.microsoft.com/office/2006/metadata/properties" xmlns:ns2="e3c6f3b3-f88f-4e57-8294-d53de8f54b2b" xmlns:ns3="0e9fbc54-175b-41a1-a915-0ab6c7e45301" xmlns:ns4="30c688ba-d7e6-407b-8c35-f2a020af6bce" targetNamespace="http://schemas.microsoft.com/office/2006/metadata/properties" ma:root="true" ma:fieldsID="b607cbe47cf360e8877db2581acfff36" ns2:_="" ns3:_="" ns4:_="">
+<p:properties xmlns:p="http://schemas.microsoft.com/office/2006/metadata/properties" xmlns:xsi="http://www.w3.org/2001/XMLSchema-instance" xmlns:pc="http://schemas.microsoft.com/office/infopath/2007/PartnerControls">
+  <documentManagement>
+    <Location xmlns="e3c6f3b3-f88f-4e57-8294-d53de8f54b2b" xsi:nil="true"/>
+    <TaxCatchAll xmlns="30c688ba-d7e6-407b-8c35-f2a020af6bce" xsi:nil="true"/>
+    <Comentarios xmlns="e3c6f3b3-f88f-4e57-8294-d53de8f54b2b" xsi:nil="true"/>
+    <lcf76f155ced4ddcb4097134ff3c332f xmlns="e3c6f3b3-f88f-4e57-8294-d53de8f54b2b">
+      <Terms xmlns="http://schemas.microsoft.com/office/infopath/2007/PartnerControls"/>
+    </lcf76f155ced4ddcb4097134ff3c332f>
+  </documentManagement>
+</p:properties>
+</file>
+
+<file path=customXml/item2.xml><?xml version="1.0" encoding="utf-8"?>
+<ct:contentTypeSchema xmlns:ct="http://schemas.microsoft.com/office/2006/metadata/contentType" xmlns:ma="http://schemas.microsoft.com/office/2006/metadata/properties/metaAttributes" ct:_="" ma:_="" ma:contentTypeName="Documento" ma:contentTypeID="0x010100F37872BBB1B48948A69B496DD8700896" ma:contentTypeVersion="30" ma:contentTypeDescription="Crear nuevo documento." ma:contentTypeScope="" ma:versionID="48bd2f4f5b966e9aa5e64b228786f9db">
+  <xsd:schema xmlns:xsd="http://www.w3.org/2001/XMLSchema" xmlns:xs="http://www.w3.org/2001/XMLSchema" xmlns:p="http://schemas.microsoft.com/office/2006/metadata/properties" xmlns:ns2="e3c6f3b3-f88f-4e57-8294-d53de8f54b2b" xmlns:ns3="0e9fbc54-175b-41a1-a915-0ab6c7e45301" xmlns:ns4="30c688ba-d7e6-407b-8c35-f2a020af6bce" targetNamespace="http://schemas.microsoft.com/office/2006/metadata/properties" ma:root="true" ma:fieldsID="a9b251146c0969b4148fd5eb32063808" ns2:_="" ns3:_="" ns4:_="">
     <xsd:import namespace="e3c6f3b3-f88f-4e57-8294-d53de8f54b2b"/>
     <xsd:import namespace="0e9fbc54-175b-41a1-a915-0ab6c7e45301"/>
     <xsd:import namespace="30c688ba-d7e6-407b-8c35-f2a020af6bce"/>
@@ -37611,7 +38108,7 @@
         </xsd:restriction>
       </xsd:simpleType>
     </xsd:element>
-    <xsd:element name="lcf76f155ced4ddcb4097134ff3c332f" ma:index="23" nillable="true" ma:taxonomy="true" ma:internalName="lcf76f155ced4ddcb4097134ff3c332f" ma:taxonomyFieldName="MediaServiceImageTags" ma:displayName="Image Tags" ma:readOnly="false" ma:fieldId="{5cf76f15-5ced-4ddc-b409-7134ff3c332f}" ma:taxonomyMulti="true" ma:sspId="f703290f-f62f-40c2-94a3-a7aef626be57" ma:termSetId="09814cd3-568e-fe90-9814-8d621ff8fb84" ma:anchorId="fba54fb3-c3e1-fe81-a776-ca4b69148c4d" ma:open="true" ma:isKeyword="false">
+    <xsd:element name="lcf76f155ced4ddcb4097134ff3c332f" ma:index="23" nillable="true" ma:taxonomy="true" ma:internalName="lcf76f155ced4ddcb4097134ff3c332f" ma:taxonomyFieldName="MediaServiceImageTags" ma:displayName="Etiquetas de imagen" ma:readOnly="false" ma:fieldId="{5cf76f15-5ced-4ddc-b409-7134ff3c332f}" ma:taxonomyMulti="true" ma:sspId="f703290f-f62f-40c2-94a3-a7aef626be57" ma:termSetId="09814cd3-568e-fe90-9814-8d621ff8fb84" ma:anchorId="fba54fb3-c3e1-fe81-a776-ca4b69148c4d" ma:open="true" ma:isKeyword="false">
       <xsd:complexType>
         <xsd:sequence>
           <xsd:element ref="pc:Terms" minOccurs="0" maxOccurs="1"/>
@@ -37672,7 +38169,7 @@
   <xsd:schema xmlns:xsd="http://www.w3.org/2001/XMLSchema" xmlns:xs="http://www.w3.org/2001/XMLSchema" xmlns:dms="http://schemas.microsoft.com/office/2006/documentManagement/types" xmlns:pc="http://schemas.microsoft.com/office/infopath/2007/PartnerControls" targetNamespace="0e9fbc54-175b-41a1-a915-0ab6c7e45301" elementFormDefault="qualified">
     <xsd:import namespace="http://schemas.microsoft.com/office/2006/documentManagement/types"/>
     <xsd:import namespace="http://schemas.microsoft.com/office/infopath/2007/PartnerControls"/>
-    <xsd:element name="SharedWithUsers" ma:index="13" nillable="true" ma:displayName="Shared With" ma:internalName="SharedWithUsers" ma:readOnly="true">
+    <xsd:element name="SharedWithUsers" ma:index="13" nillable="true" ma:displayName="Compartido con" ma:internalName="SharedWithUsers" ma:readOnly="true">
       <xsd:complexType>
         <xsd:complexContent>
           <xsd:extension base="dms:UserMulti">
@@ -37691,7 +38188,7 @@
         </xsd:complexContent>
       </xsd:complexType>
     </xsd:element>
-    <xsd:element name="SharedWithDetails" ma:index="14" nillable="true" ma:displayName="Shared With Details" ma:internalName="SharedWithDetails" ma:readOnly="true">
+    <xsd:element name="SharedWithDetails" ma:index="14" nillable="true" ma:displayName="Detalles de uso compartido" ma:internalName="SharedWithDetails" ma:readOnly="true">
       <xsd:simpleType>
         <xsd:restriction base="dms:Note">
           <xsd:maxLength value="255"/>
@@ -37723,8 +38220,8 @@
         <xsd:element ref="dc:creator" minOccurs="0" maxOccurs="1"/>
         <xsd:element ref="dcterms:created" minOccurs="0" maxOccurs="1"/>
         <xsd:element ref="dc:identifier" minOccurs="0" maxOccurs="1"/>
-        <xsd:element name="contentType" minOccurs="0" maxOccurs="1" type="xsd:string" ma:index="0" ma:displayName="Content Type"/>
-        <xsd:element ref="dc:title" minOccurs="0" maxOccurs="1" ma:index="4" ma:displayName="Title"/>
+        <xsd:element name="contentType" minOccurs="0" maxOccurs="1" type="xsd:string" ma:index="0" ma:displayName="Tipo de contenido"/>
+        <xsd:element ref="dc:title" minOccurs="0" maxOccurs="1" ma:index="4" ma:displayName="Título"/>
         <xsd:element ref="dc:subject" minOccurs="0" maxOccurs="1"/>
         <xsd:element ref="dc:description" minOccurs="0" maxOccurs="1"/>
         <xsd:element name="keywords" minOccurs="0" maxOccurs="1" type="xsd:string"/>
@@ -37813,24 +38310,7 @@
 </ct:contentTypeSchema>
 </file>
 
-<file path=customXml/item2.xml><?xml version="1.0" encoding="utf-8"?>
-<p:properties xmlns:p="http://schemas.microsoft.com/office/2006/metadata/properties" xmlns:xsi="http://www.w3.org/2001/XMLSchema-instance" xmlns:pc="http://schemas.microsoft.com/office/infopath/2007/PartnerControls">
-  <documentManagement>
-    <Location xmlns="e3c6f3b3-f88f-4e57-8294-d53de8f54b2b" xsi:nil="true"/>
-    <TaxCatchAll xmlns="30c688ba-d7e6-407b-8c35-f2a020af6bce" xsi:nil="true"/>
-    <Comentarios xmlns="e3c6f3b3-f88f-4e57-8294-d53de8f54b2b" xsi:nil="true"/>
-    <lcf76f155ced4ddcb4097134ff3c332f xmlns="e3c6f3b3-f88f-4e57-8294-d53de8f54b2b">
-      <Terms xmlns="http://schemas.microsoft.com/office/infopath/2007/PartnerControls"/>
-    </lcf76f155ced4ddcb4097134ff3c332f>
-  </documentManagement>
-</p:properties>
-</file>
-
 <file path=customXml/item3.xml><?xml version="1.0" encoding="utf-8"?>
-<b:Sources xmlns:b="http://schemas.openxmlformats.org/officeDocument/2006/bibliography" xmlns="http://schemas.openxmlformats.org/officeDocument/2006/bibliography" SelectedStyle="\APA.XSL" StyleName="APA"/>
-</file>
-
-<file path=customXml/item4.xml><?xml version="1.0" encoding="utf-8"?>
 <?mso-contentType ?>
 <FormTemplates xmlns="http://schemas.microsoft.com/sharepoint/v3/contenttype/forms">
   <Display>DocumentLibraryForm</Display>
@@ -37839,8 +38319,30 @@
 </FormTemplates>
 </file>
 
+<file path=customXml/item4.xml><?xml version="1.0" encoding="utf-8"?>
+<b:Sources xmlns:b="http://schemas.openxmlformats.org/officeDocument/2006/bibliography" xmlns="http://schemas.openxmlformats.org/officeDocument/2006/bibliography" SelectedStyle="\APA.XSL" StyleName="APA"/>
+</file>
+
 <file path=customXml/itemProps1.xml><?xml version="1.0" encoding="utf-8"?>
-<ds:datastoreItem xmlns:ds="http://schemas.openxmlformats.org/officeDocument/2006/customXml" ds:itemID="{50C9621E-EFBA-4851-AC04-F8929A7CE694}">
+<ds:datastoreItem xmlns:ds="http://schemas.openxmlformats.org/officeDocument/2006/customXml" ds:itemID="{F5EE0990-2639-455E-ADD9-A07D4919791F}">
+  <ds:schemaRefs>
+    <ds:schemaRef ds:uri="http://schemas.microsoft.com/office/2006/documentManagement/types"/>
+    <ds:schemaRef ds:uri="http://purl.org/dc/elements/1.1/"/>
+    <ds:schemaRef ds:uri="http://schemas.microsoft.com/office/2006/metadata/properties"/>
+    <ds:schemaRef ds:uri="0e9fbc54-175b-41a1-a915-0ab6c7e45301"/>
+    <ds:schemaRef ds:uri="e3c6f3b3-f88f-4e57-8294-d53de8f54b2b"/>
+    <ds:schemaRef ds:uri="http://purl.org/dc/terms/"/>
+    <ds:schemaRef ds:uri="30c688ba-d7e6-407b-8c35-f2a020af6bce"/>
+    <ds:schemaRef ds:uri="http://schemas.microsoft.com/office/infopath/2007/PartnerControls"/>
+    <ds:schemaRef ds:uri="http://schemas.openxmlformats.org/package/2006/metadata/core-properties"/>
+    <ds:schemaRef ds:uri="http://www.w3.org/XML/1998/namespace"/>
+    <ds:schemaRef ds:uri="http://purl.org/dc/dcmitype/"/>
+  </ds:schemaRefs>
+</ds:datastoreItem>
+</file>
+
+<file path=customXml/itemProps2.xml><?xml version="1.0" encoding="utf-8"?>
+<ds:datastoreItem xmlns:ds="http://schemas.openxmlformats.org/officeDocument/2006/customXml" ds:itemID="{00A60616-87B9-4225-926E-1B2A6092207C}">
   <ds:schemaRefs>
     <ds:schemaRef ds:uri="http://schemas.microsoft.com/office/2006/metadata/contentType"/>
     <ds:schemaRef ds:uri="http://schemas.microsoft.com/office/2006/metadata/properties/metaAttributes"/>
@@ -37859,36 +38361,18 @@
 </ds:datastoreItem>
 </file>
 
-<file path=customXml/itemProps2.xml><?xml version="1.0" encoding="utf-8"?>
-<ds:datastoreItem xmlns:ds="http://schemas.openxmlformats.org/officeDocument/2006/customXml" ds:itemID="{F5EE0990-2639-455E-ADD9-A07D4919791F}">
+<file path=customXml/itemProps3.xml><?xml version="1.0" encoding="utf-8"?>
+<ds:datastoreItem xmlns:ds="http://schemas.openxmlformats.org/officeDocument/2006/customXml" ds:itemID="{21A4DB45-409C-4DEF-8812-8665FC39DFA9}">
   <ds:schemaRefs>
-    <ds:schemaRef ds:uri="0e9fbc54-175b-41a1-a915-0ab6c7e45301"/>
-    <ds:schemaRef ds:uri="http://purl.org/dc/terms/"/>
-    <ds:schemaRef ds:uri="30c688ba-d7e6-407b-8c35-f2a020af6bce"/>
-    <ds:schemaRef ds:uri="http://schemas.microsoft.com/office/2006/documentManagement/types"/>
-    <ds:schemaRef ds:uri="http://www.w3.org/XML/1998/namespace"/>
-    <ds:schemaRef ds:uri="http://schemas.microsoft.com/office/infopath/2007/PartnerControls"/>
-    <ds:schemaRef ds:uri="http://purl.org/dc/elements/1.1/"/>
-    <ds:schemaRef ds:uri="http://schemas.microsoft.com/office/2006/metadata/properties"/>
-    <ds:schemaRef ds:uri="http://schemas.openxmlformats.org/package/2006/metadata/core-properties"/>
-    <ds:schemaRef ds:uri="e3c6f3b3-f88f-4e57-8294-d53de8f54b2b"/>
-    <ds:schemaRef ds:uri="http://purl.org/dc/dcmitype/"/>
+    <ds:schemaRef ds:uri="http://schemas.microsoft.com/sharepoint/v3/contenttype/forms"/>
   </ds:schemaRefs>
 </ds:datastoreItem>
 </file>
 
-<file path=customXml/itemProps3.xml><?xml version="1.0" encoding="utf-8"?>
+<file path=customXml/itemProps4.xml><?xml version="1.0" encoding="utf-8"?>
 <ds:datastoreItem xmlns:ds="http://schemas.openxmlformats.org/officeDocument/2006/customXml" ds:itemID="{E3ED58A4-5EAD-440B-9F54-4CA4F76A7F32}">
   <ds:schemaRefs>
     <ds:schemaRef ds:uri="http://schemas.openxmlformats.org/officeDocument/2006/bibliography"/>
   </ds:schemaRefs>
 </ds:datastoreItem>
-</file>
-
-<file path=customXml/itemProps4.xml><?xml version="1.0" encoding="utf-8"?>
-<ds:datastoreItem xmlns:ds="http://schemas.openxmlformats.org/officeDocument/2006/customXml" ds:itemID="{21A4DB45-409C-4DEF-8812-8665FC39DFA9}">
-  <ds:schemaRefs>
-    <ds:schemaRef ds:uri="http://schemas.microsoft.com/sharepoint/v3/contenttype/forms"/>
-  </ds:schemaRefs>
-</ds:datastoreItem>
 </file>
--- a/Integra-parent/documentacion/@Firma-Integra-services-InstalacionDespliegueYAdministracion-MAN.docx
+++ b/Integra-parent/documentacion/@Firma-Integra-services-InstalacionDespliegueYAdministracion-MAN.docx
@@ -1,6 +1,6 @@
 
 <file path=word/document.xml><?xml version="1.0" encoding="utf-8"?>
-<w:document xmlns:wpc="http://schemas.microsoft.com/office/word/2010/wordprocessingCanvas" xmlns:cx="http://schemas.microsoft.com/office/drawing/2014/chartex" xmlns:cx1="http://schemas.microsoft.com/office/drawing/2015/9/8/chartex" xmlns:cx2="http://schemas.microsoft.com/office/drawing/2015/10/21/chartex" xmlns:cx3="http://schemas.microsoft.com/office/drawing/2016/5/9/chartex" xmlns:cx4="http://schemas.microsoft.com/office/drawing/2016/5/10/chartex" xmlns:cx5="http://schemas.microsoft.com/office/drawing/2016/5/11/chartex" xmlns:cx6="http://schemas.microsoft.com/office/drawing/2016/5/12/chartex" xmlns:cx7="http://schemas.microsoft.com/office/drawing/2016/5/13/chartex" xmlns:cx8="http://schemas.microsoft.com/office/drawing/2016/5/14/chartex" xmlns:mc="http://schemas.openxmlformats.org/markup-compatibility/2006" xmlns:aink="http://schemas.microsoft.com/office/drawing/2016/ink" xmlns:am3d="http://schemas.microsoft.com/office/drawing/2017/model3d" xmlns:o="urn:schemas-microsoft-com:office:office" xmlns:oel="http://schemas.microsoft.com/office/2019/extlst" xmlns:r="http://schemas.openxmlformats.org/officeDocument/2006/relationships" xmlns:m="http://schemas.openxmlformats.org/officeDocument/2006/math" xmlns:v="urn:schemas-microsoft-com:vml" xmlns:wp14="http://schemas.microsoft.com/office/word/2010/wordprocessingDrawing" xmlns:wp="http://schemas.openxmlformats.org/drawingml/2006/wordprocessingDrawing" xmlns:w10="urn:schemas-microsoft-com:office:word" xmlns:w="http://schemas.openxmlformats.org/wordprocessingml/2006/main" xmlns:w14="http://schemas.microsoft.com/office/word/2010/wordml" xmlns:w15="http://schemas.microsoft.com/office/word/2012/wordml" xmlns:w16cex="http://schemas.microsoft.com/office/word/2018/wordml/cex" xmlns:w16cid="http://schemas.microsoft.com/office/word/2016/wordml/cid" xmlns:w16="http://schemas.microsoft.com/office/word/2018/wordml" xmlns:w16sdtdh="http://schemas.microsoft.com/office/word/2020/wordml/sdtdatahash" xmlns:w16se="http://schemas.microsoft.com/office/word/2015/wordml/symex" xmlns:wpg="http://schemas.microsoft.com/office/word/2010/wordprocessingGroup" xmlns:wpi="http://schemas.microsoft.com/office/word/2010/wordprocessingInk" xmlns:wne="http://schemas.microsoft.com/office/word/2006/wordml" xmlns:wps="http://schemas.microsoft.com/office/word/2010/wordprocessingShape" mc:Ignorable="w14 w15 w16se w16cid w16 w16cex w16sdtdh wp14">
+<w:document xmlns:wpc="http://schemas.microsoft.com/office/word/2010/wordprocessingCanvas" xmlns:cx="http://schemas.microsoft.com/office/drawing/2014/chartex" xmlns:cx1="http://schemas.microsoft.com/office/drawing/2015/9/8/chartex" xmlns:cx2="http://schemas.microsoft.com/office/drawing/2015/10/21/chartex" xmlns:cx3="http://schemas.microsoft.com/office/drawing/2016/5/9/chartex" xmlns:cx4="http://schemas.microsoft.com/office/drawing/2016/5/10/chartex" xmlns:cx5="http://schemas.microsoft.com/office/drawing/2016/5/11/chartex" xmlns:cx6="http://schemas.microsoft.com/office/drawing/2016/5/12/chartex" xmlns:cx7="http://schemas.microsoft.com/office/drawing/2016/5/13/chartex" xmlns:cx8="http://schemas.microsoft.com/office/drawing/2016/5/14/chartex" xmlns:mc="http://schemas.openxmlformats.org/markup-compatibility/2006" xmlns:aink="http://schemas.microsoft.com/office/drawing/2016/ink" xmlns:am3d="http://schemas.microsoft.com/office/drawing/2017/model3d" xmlns:o="urn:schemas-microsoft-com:office:office" xmlns:oel="http://schemas.microsoft.com/office/2019/extlst" xmlns:r="http://schemas.openxmlformats.org/officeDocument/2006/relationships" xmlns:m="http://schemas.openxmlformats.org/officeDocument/2006/math" xmlns:v="urn:schemas-microsoft-com:vml" xmlns:wp14="http://schemas.microsoft.com/office/word/2010/wordprocessingDrawing" xmlns:wp="http://schemas.openxmlformats.org/drawingml/2006/wordprocessingDrawing" xmlns:w10="urn:schemas-microsoft-com:office:word" xmlns:w="http://schemas.openxmlformats.org/wordprocessingml/2006/main" xmlns:w14="http://schemas.microsoft.com/office/word/2010/wordml" xmlns:w15="http://schemas.microsoft.com/office/word/2012/wordml" xmlns:w16cex="http://schemas.microsoft.com/office/word/2018/wordml/cex" xmlns:w16cid="http://schemas.microsoft.com/office/word/2016/wordml/cid" xmlns:w16="http://schemas.microsoft.com/office/word/2018/wordml" xmlns:w16du="http://schemas.microsoft.com/office/word/2023/wordml/word16du" xmlns:w16sdtdh="http://schemas.microsoft.com/office/word/2020/wordml/sdtdatahash" xmlns:w16sdtfl="http://schemas.microsoft.com/office/word/2024/wordml/sdtformatlock" xmlns:w16se="http://schemas.microsoft.com/office/word/2015/wordml/symex" xmlns:wpg="http://schemas.microsoft.com/office/word/2010/wordprocessingGroup" xmlns:wpi="http://schemas.microsoft.com/office/word/2010/wordprocessingInk" xmlns:wne="http://schemas.microsoft.com/office/word/2006/wordml" xmlns:wps="http://schemas.microsoft.com/office/word/2010/wordprocessingShape" mc:Ignorable="w14 w15 w16se w16cid w16 w16cex w16sdtdh w16sdtfl w16du wp14">
   <w:body>
     <w:p>
       <w:pPr>
@@ -348,7 +348,10 @@
               <w:t>0</w:t>
             </w:r>
             <w:r>
-              <w:t>14</w:t>
+              <w:t>1</w:t>
+            </w:r>
+            <w:r>
+              <w:t>6</w:t>
             </w:r>
             <w:bookmarkEnd w:id="3"/>
             <w:bookmarkEnd w:id="4"/>
@@ -381,7 +384,7 @@
             </w:pPr>
             <w:bookmarkStart w:id="5" w:name="fecha_doc"/>
             <w:r>
-              <w:t>12</w:t>
+              <w:t>14</w:t>
             </w:r>
             <w:r>
               <w:t>-</w:t>
@@ -390,7 +393,7 @@
               <w:t>0</w:t>
             </w:r>
             <w:r>
-              <w:t>2</w:t>
+              <w:t>7</w:t>
             </w:r>
             <w:r>
               <w:t>-202</w:t>
@@ -557,7 +560,7 @@
               <w:t>0</w:t>
             </w:r>
             <w:r>
-              <w:t>14</w:t>
+              <w:t>16</w:t>
             </w:r>
             <w:r>
               <w:fldChar w:fldCharType="end"/>
@@ -602,7 +605,7 @@
               <w:fldChar w:fldCharType="separate"/>
             </w:r>
             <w:r>
-              <w:t>12-02-2025</w:t>
+              <w:t>14-07-2025</w:t>
             </w:r>
             <w:r>
               <w:fldChar w:fldCharType="end"/>
@@ -2180,7 +2183,7 @@
               <w:suppressOverlap w:val="0"/>
             </w:pPr>
             <w:r>
-              <w:t>12-02-2025</w:t>
+              <w:t>27-03-2025</w:t>
             </w:r>
           </w:p>
         </w:tc>
@@ -2212,7 +2215,7 @@
               <w:suppressOverlap w:val="0"/>
             </w:pPr>
             <w:r>
-              <w:t>Se actualiza el documento para hacer referencia a la versión 2.3.0_000 de Integr@.</w:t>
+              <w:t>Se actualiza el documento para hacer referencia a la versión 2.2.5_000 de Integr@ y se corrige la versión de algunas librerias.</w:t>
             </w:r>
           </w:p>
         </w:tc>
@@ -2220,11 +2223,7 @@
     </w:tbl>
     <w:p>
       <w:pPr>
-        <w:pStyle w:val="Apartado"/>
-        <w:ind w:left="0"/>
-        <w:rPr>
-          <w:rFonts w:cs="Calibri"/>
-        </w:rPr>
+        <w:pStyle w:val="Texto"/>
       </w:pPr>
     </w:p>
     <w:tbl>
@@ -2306,7 +2305,16 @@
               <w:suppressOverlap w:val="0"/>
             </w:pPr>
             <w:r>
-              <w:t>12-02-2025</w:t>
+              <w:t>0</w:t>
+            </w:r>
+            <w:r>
+              <w:t>2-0</w:t>
+            </w:r>
+            <w:r>
+              <w:t>5</w:t>
+            </w:r>
+            <w:r>
+              <w:t>-2025</w:t>
             </w:r>
           </w:p>
         </w:tc>
@@ -2338,13 +2346,280 @@
               <w:suppressOverlap w:val="0"/>
             </w:pPr>
             <w:r>
-              <w:t>Se actualiza el documento para hacer referencia a la versión 2.</w:t>
-            </w:r>
-            <w:r>
-              <w:t>4</w:t>
-            </w:r>
-            <w:r>
-              <w:t>.0_000 de Integr@.</w:t>
+              <w:t>Se actualiza el documento para hacer referencia a la versión 2.3.0_000 de Integr@.</w:t>
+            </w:r>
+          </w:p>
+        </w:tc>
+      </w:tr>
+    </w:tbl>
+    <w:p>
+      <w:pPr>
+        <w:pStyle w:val="Apartado"/>
+        <w:ind w:left="0"/>
+        <w:rPr>
+          <w:rFonts w:cs="Calibri"/>
+        </w:rPr>
+      </w:pPr>
+    </w:p>
+    <w:tbl>
+      <w:tblPr>
+        <w:tblW w:w="0" w:type="auto"/>
+        <w:tblLayout w:type="fixed"/>
+        <w:tblCellMar>
+          <w:left w:w="70" w:type="dxa"/>
+          <w:right w:w="70" w:type="dxa"/>
+        </w:tblCellMar>
+        <w:tblLook w:val="0000" w:firstRow="0" w:lastRow="0" w:firstColumn="0" w:lastColumn="0" w:noHBand="0" w:noVBand="0"/>
+      </w:tblPr>
+      <w:tblGrid>
+        <w:gridCol w:w="1488"/>
+        <w:gridCol w:w="8080"/>
+      </w:tblGrid>
+      <w:tr>
+        <w:tc>
+          <w:tcPr>
+            <w:tcW w:w="1488" w:type="dxa"/>
+          </w:tcPr>
+          <w:p>
+            <w:pPr>
+              <w:pStyle w:val="Tabla"/>
+              <w:framePr w:hSpace="0" w:wrap="auto" w:vAnchor="margin" w:yAlign="inline"/>
+              <w:suppressOverlap w:val="0"/>
+            </w:pPr>
+            <w:r>
+              <w:t>Rev.</w:t>
+            </w:r>
+          </w:p>
+        </w:tc>
+        <w:tc>
+          <w:tcPr>
+            <w:tcW w:w="8080" w:type="dxa"/>
+          </w:tcPr>
+          <w:p>
+            <w:pPr>
+              <w:pStyle w:val="Tabla"/>
+              <w:framePr w:hSpace="0" w:wrap="auto" w:vAnchor="margin" w:yAlign="inline"/>
+              <w:suppressOverlap w:val="0"/>
+            </w:pPr>
+            <w:r>
+              <w:t>0</w:t>
+            </w:r>
+            <w:r>
+              <w:t>1</w:t>
+            </w:r>
+            <w:r>
+              <w:t>5</w:t>
+            </w:r>
+          </w:p>
+        </w:tc>
+      </w:tr>
+      <w:tr>
+        <w:tc>
+          <w:tcPr>
+            <w:tcW w:w="1488" w:type="dxa"/>
+          </w:tcPr>
+          <w:p>
+            <w:pPr>
+              <w:pStyle w:val="Tabla"/>
+              <w:framePr w:hSpace="0" w:wrap="auto" w:vAnchor="margin" w:yAlign="inline"/>
+              <w:suppressOverlap w:val="0"/>
+            </w:pPr>
+            <w:r>
+              <w:t>Fecha</w:t>
+            </w:r>
+          </w:p>
+        </w:tc>
+        <w:tc>
+          <w:tcPr>
+            <w:tcW w:w="8080" w:type="dxa"/>
+          </w:tcPr>
+          <w:p>
+            <w:pPr>
+              <w:pStyle w:val="Tabla"/>
+              <w:framePr w:hSpace="0" w:wrap="auto" w:vAnchor="margin" w:yAlign="inline"/>
+              <w:suppressOverlap w:val="0"/>
+            </w:pPr>
+            <w:r>
+              <w:t>0</w:t>
+            </w:r>
+            <w:r>
+              <w:t>2-0</w:t>
+            </w:r>
+            <w:r>
+              <w:t>5</w:t>
+            </w:r>
+            <w:r>
+              <w:t>-2025</w:t>
+            </w:r>
+          </w:p>
+        </w:tc>
+      </w:tr>
+      <w:tr>
+        <w:tc>
+          <w:tcPr>
+            <w:tcW w:w="1488" w:type="dxa"/>
+          </w:tcPr>
+          <w:p>
+            <w:pPr>
+              <w:pStyle w:val="Tabla"/>
+              <w:framePr w:hSpace="0" w:wrap="auto" w:vAnchor="margin" w:yAlign="inline"/>
+              <w:suppressOverlap w:val="0"/>
+            </w:pPr>
+            <w:r>
+              <w:t>Descripción</w:t>
+            </w:r>
+          </w:p>
+        </w:tc>
+        <w:tc>
+          <w:tcPr>
+            <w:tcW w:w="8080" w:type="dxa"/>
+          </w:tcPr>
+          <w:p>
+            <w:pPr>
+              <w:pStyle w:val="Tabla"/>
+              <w:framePr w:hSpace="0" w:wrap="auto" w:vAnchor="margin" w:yAlign="inline"/>
+              <w:suppressOverlap w:val="0"/>
+            </w:pPr>
+            <w:r>
+              <w:t>Se actualiza el documento para hacer referencia a la versión 2.4.0_000 de Integr@.</w:t>
+            </w:r>
+          </w:p>
+        </w:tc>
+      </w:tr>
+    </w:tbl>
+    <w:p>
+      <w:pPr>
+        <w:pStyle w:val="Apartado"/>
+        <w:ind w:left="0"/>
+        <w:rPr>
+          <w:rFonts w:cs="Calibri"/>
+        </w:rPr>
+      </w:pPr>
+    </w:p>
+    <w:tbl>
+      <w:tblPr>
+        <w:tblW w:w="0" w:type="auto"/>
+        <w:tblLayout w:type="fixed"/>
+        <w:tblCellMar>
+          <w:left w:w="70" w:type="dxa"/>
+          <w:right w:w="70" w:type="dxa"/>
+        </w:tblCellMar>
+        <w:tblLook w:val="0000" w:firstRow="0" w:lastRow="0" w:firstColumn="0" w:lastColumn="0" w:noHBand="0" w:noVBand="0"/>
+      </w:tblPr>
+      <w:tblGrid>
+        <w:gridCol w:w="1488"/>
+        <w:gridCol w:w="8080"/>
+      </w:tblGrid>
+      <w:tr>
+        <w:tc>
+          <w:tcPr>
+            <w:tcW w:w="1488" w:type="dxa"/>
+          </w:tcPr>
+          <w:p>
+            <w:pPr>
+              <w:pStyle w:val="Tabla"/>
+              <w:framePr w:hSpace="0" w:wrap="auto" w:vAnchor="margin" w:yAlign="inline"/>
+              <w:suppressOverlap w:val="0"/>
+            </w:pPr>
+            <w:r>
+              <w:t>Rev.</w:t>
+            </w:r>
+          </w:p>
+        </w:tc>
+        <w:tc>
+          <w:tcPr>
+            <w:tcW w:w="8080" w:type="dxa"/>
+          </w:tcPr>
+          <w:p>
+            <w:pPr>
+              <w:pStyle w:val="Tabla"/>
+              <w:framePr w:hSpace="0" w:wrap="auto" w:vAnchor="margin" w:yAlign="inline"/>
+              <w:suppressOverlap w:val="0"/>
+            </w:pPr>
+            <w:r>
+              <w:t>0</w:t>
+            </w:r>
+            <w:r>
+              <w:t>1</w:t>
+            </w:r>
+            <w:r>
+              <w:t>6</w:t>
+            </w:r>
+          </w:p>
+        </w:tc>
+      </w:tr>
+      <w:tr>
+        <w:tc>
+          <w:tcPr>
+            <w:tcW w:w="1488" w:type="dxa"/>
+          </w:tcPr>
+          <w:p>
+            <w:pPr>
+              <w:pStyle w:val="Tabla"/>
+              <w:framePr w:hSpace="0" w:wrap="auto" w:vAnchor="margin" w:yAlign="inline"/>
+              <w:suppressOverlap w:val="0"/>
+            </w:pPr>
+            <w:r>
+              <w:t>Fecha</w:t>
+            </w:r>
+          </w:p>
+        </w:tc>
+        <w:tc>
+          <w:tcPr>
+            <w:tcW w:w="8080" w:type="dxa"/>
+          </w:tcPr>
+          <w:p>
+            <w:pPr>
+              <w:pStyle w:val="Tabla"/>
+              <w:framePr w:hSpace="0" w:wrap="auto" w:vAnchor="margin" w:yAlign="inline"/>
+              <w:suppressOverlap w:val="0"/>
+            </w:pPr>
+            <w:r>
+              <w:t>14</w:t>
+            </w:r>
+            <w:r>
+              <w:t>-0</w:t>
+            </w:r>
+            <w:r>
+              <w:t>7</w:t>
+            </w:r>
+            <w:r>
+              <w:t>-2025</w:t>
+            </w:r>
+          </w:p>
+        </w:tc>
+      </w:tr>
+      <w:tr>
+        <w:tc>
+          <w:tcPr>
+            <w:tcW w:w="1488" w:type="dxa"/>
+          </w:tcPr>
+          <w:p>
+            <w:pPr>
+              <w:pStyle w:val="Tabla"/>
+              <w:framePr w:hSpace="0" w:wrap="auto" w:vAnchor="margin" w:yAlign="inline"/>
+              <w:suppressOverlap w:val="0"/>
+            </w:pPr>
+            <w:r>
+              <w:t>Descripción</w:t>
+            </w:r>
+          </w:p>
+        </w:tc>
+        <w:tc>
+          <w:tcPr>
+            <w:tcW w:w="8080" w:type="dxa"/>
+          </w:tcPr>
+          <w:p>
+            <w:pPr>
+              <w:pStyle w:val="Default"/>
+              <w:jc w:val="both"/>
+            </w:pPr>
+            <w:r>
+              <w:rPr>
+                <w:sz w:val="20"/>
+                <w:szCs w:val="20"/>
+              </w:rPr>
+              <w:t xml:space="preserve">Se actualiza información de ejemplo para datos de política XML_AGE_1.9. </w:t>
             </w:r>
           </w:p>
         </w:tc>
@@ -2474,7 +2749,7 @@
               <w:t>0</w:t>
             </w:r>
             <w:r>
-              <w:t>14</w:t>
+              <w:t>16</w:t>
             </w:r>
             <w:r>
               <w:fldChar w:fldCharType="end"/>
@@ -2521,7 +2796,7 @@
               <w:fldChar w:fldCharType="separate"/>
             </w:r>
             <w:r>
-              <w:t>12-02-2025</w:t>
+              <w:t>14-07-2025</w:t>
             </w:r>
             <w:r>
               <w:fldChar w:fldCharType="end"/>
@@ -2633,7 +2908,7 @@
         </w:rPr>
         <w:fldChar w:fldCharType="separate"/>
       </w:r>
-      <w:hyperlink w:anchor="_Toc190366203" w:history="1">
+      <w:hyperlink w:anchor="_Toc203404477" w:history="1">
         <w:r>
           <w:rPr>
             <w:rStyle w:val="Hipervnculo"/>
@@ -2674,7 +2949,7 @@
           <w:rPr>
             <w:webHidden/>
           </w:rPr>
-          <w:instrText xml:space="preserve"> PAGEREF _Toc190366203 \h </w:instrText>
+          <w:instrText xml:space="preserve"> PAGEREF _Toc203404477 \h </w:instrText>
         </w:r>
         <w:r>
           <w:rPr>
@@ -2715,7 +2990,7 @@
           <w:szCs w:val="24"/>
         </w:rPr>
       </w:pPr>
-      <w:hyperlink w:anchor="_Toc190366204" w:history="1">
+      <w:hyperlink w:anchor="_Toc203404478" w:history="1">
         <w:r>
           <w:rPr>
             <w:rStyle w:val="Hipervnculo"/>
@@ -2756,7 +3031,7 @@
           <w:rPr>
             <w:webHidden/>
           </w:rPr>
-          <w:instrText xml:space="preserve"> PAGEREF _Toc190366204 \h </w:instrText>
+          <w:instrText xml:space="preserve"> PAGEREF _Toc203404478 \h </w:instrText>
         </w:r>
         <w:r>
           <w:rPr>
@@ -2797,7 +3072,7 @@
           <w:szCs w:val="24"/>
         </w:rPr>
       </w:pPr>
-      <w:hyperlink w:anchor="_Toc190366205" w:history="1">
+      <w:hyperlink w:anchor="_Toc203404479" w:history="1">
         <w:r>
           <w:rPr>
             <w:rStyle w:val="Hipervnculo"/>
@@ -2838,7 +3113,7 @@
           <w:rPr>
             <w:webHidden/>
           </w:rPr>
-          <w:instrText xml:space="preserve"> PAGEREF _Toc190366205 \h </w:instrText>
+          <w:instrText xml:space="preserve"> PAGEREF _Toc203404479 \h </w:instrText>
         </w:r>
         <w:r>
           <w:rPr>
@@ -2879,7 +3154,7 @@
           <w:szCs w:val="24"/>
         </w:rPr>
       </w:pPr>
-      <w:hyperlink w:anchor="_Toc190366206" w:history="1">
+      <w:hyperlink w:anchor="_Toc203404480" w:history="1">
         <w:r>
           <w:rPr>
             <w:rStyle w:val="Hipervnculo"/>
@@ -2918,7 +3193,7 @@
           <w:rPr>
             <w:webHidden/>
           </w:rPr>
-          <w:instrText xml:space="preserve"> PAGEREF _Toc190366206 \h </w:instrText>
+          <w:instrText xml:space="preserve"> PAGEREF _Toc203404480 \h </w:instrText>
         </w:r>
         <w:r>
           <w:rPr>
@@ -2959,7 +3234,7 @@
           <w:szCs w:val="24"/>
         </w:rPr>
       </w:pPr>
-      <w:hyperlink w:anchor="_Toc190366207" w:history="1">
+      <w:hyperlink w:anchor="_Toc203404481" w:history="1">
         <w:r>
           <w:rPr>
             <w:rStyle w:val="Hipervnculo"/>
@@ -3000,7 +3275,7 @@
           <w:rPr>
             <w:webHidden/>
           </w:rPr>
-          <w:instrText xml:space="preserve"> PAGEREF _Toc190366207 \h </w:instrText>
+          <w:instrText xml:space="preserve"> PAGEREF _Toc203404481 \h </w:instrText>
         </w:r>
         <w:r>
           <w:rPr>
@@ -3037,7 +3312,7 @@
           <w:szCs w:val="24"/>
         </w:rPr>
       </w:pPr>
-      <w:hyperlink w:anchor="_Toc190366208" w:history="1">
+      <w:hyperlink w:anchor="_Toc203404482" w:history="1">
         <w:r>
           <w:rPr>
             <w:rStyle w:val="Hipervnculo"/>
@@ -3077,7 +3352,7 @@
           <w:rPr>
             <w:webHidden/>
           </w:rPr>
-          <w:instrText xml:space="preserve"> PAGEREF _Toc190366208 \h </w:instrText>
+          <w:instrText xml:space="preserve"> PAGEREF _Toc203404482 \h </w:instrText>
         </w:r>
         <w:r>
           <w:rPr>
@@ -3114,7 +3389,7 @@
           <w:szCs w:val="24"/>
         </w:rPr>
       </w:pPr>
-      <w:hyperlink w:anchor="_Toc190366209" w:history="1">
+      <w:hyperlink w:anchor="_Toc203404483" w:history="1">
         <w:r>
           <w:rPr>
             <w:rStyle w:val="Hipervnculo"/>
@@ -3154,7 +3429,7 @@
           <w:rPr>
             <w:webHidden/>
           </w:rPr>
-          <w:instrText xml:space="preserve"> PAGEREF _Toc190366209 \h </w:instrText>
+          <w:instrText xml:space="preserve"> PAGEREF _Toc203404483 \h </w:instrText>
         </w:r>
         <w:r>
           <w:rPr>
@@ -3195,7 +3470,7 @@
           <w:szCs w:val="24"/>
         </w:rPr>
       </w:pPr>
-      <w:hyperlink w:anchor="_Toc190366210" w:history="1">
+      <w:hyperlink w:anchor="_Toc203404484" w:history="1">
         <w:r>
           <w:rPr>
             <w:rStyle w:val="Hipervnculo"/>
@@ -3236,7 +3511,7 @@
           <w:rPr>
             <w:webHidden/>
           </w:rPr>
-          <w:instrText xml:space="preserve"> PAGEREF _Toc190366210 \h </w:instrText>
+          <w:instrText xml:space="preserve"> PAGEREF _Toc203404484 \h </w:instrText>
         </w:r>
         <w:r>
           <w:rPr>
@@ -3273,7 +3548,7 @@
           <w:szCs w:val="24"/>
         </w:rPr>
       </w:pPr>
-      <w:hyperlink w:anchor="_Toc190366211" w:history="1">
+      <w:hyperlink w:anchor="_Toc203404485" w:history="1">
         <w:r>
           <w:rPr>
             <w:rStyle w:val="Hipervnculo"/>
@@ -3313,7 +3588,7 @@
           <w:rPr>
             <w:webHidden/>
           </w:rPr>
-          <w:instrText xml:space="preserve"> PAGEREF _Toc190366211 \h </w:instrText>
+          <w:instrText xml:space="preserve"> PAGEREF _Toc203404485 \h </w:instrText>
         </w:r>
         <w:r>
           <w:rPr>
@@ -3350,7 +3625,7 @@
           <w:szCs w:val="24"/>
         </w:rPr>
       </w:pPr>
-      <w:hyperlink w:anchor="_Toc190366212" w:history="1">
+      <w:hyperlink w:anchor="_Toc203404486" w:history="1">
         <w:r>
           <w:rPr>
             <w:rStyle w:val="Hipervnculo"/>
@@ -3390,7 +3665,7 @@
           <w:rPr>
             <w:webHidden/>
           </w:rPr>
-          <w:instrText xml:space="preserve"> PAGEREF _Toc190366212 \h </w:instrText>
+          <w:instrText xml:space="preserve"> PAGEREF _Toc203404486 \h </w:instrText>
         </w:r>
         <w:r>
           <w:rPr>
@@ -3431,7 +3706,7 @@
           <w:szCs w:val="24"/>
         </w:rPr>
       </w:pPr>
-      <w:hyperlink w:anchor="_Toc190366213" w:history="1">
+      <w:hyperlink w:anchor="_Toc203404487" w:history="1">
         <w:r>
           <w:rPr>
             <w:rStyle w:val="Hipervnculo"/>
@@ -3472,7 +3747,7 @@
           <w:rPr>
             <w:webHidden/>
           </w:rPr>
-          <w:instrText xml:space="preserve"> PAGEREF _Toc190366213 \h </w:instrText>
+          <w:instrText xml:space="preserve"> PAGEREF _Toc203404487 \h </w:instrText>
         </w:r>
         <w:r>
           <w:rPr>
@@ -3509,7 +3784,7 @@
           <w:szCs w:val="24"/>
         </w:rPr>
       </w:pPr>
-      <w:hyperlink w:anchor="_Toc190366214" w:history="1">
+      <w:hyperlink w:anchor="_Toc203404488" w:history="1">
         <w:r>
           <w:rPr>
             <w:rStyle w:val="Hipervnculo"/>
@@ -3547,7 +3822,7 @@
           <w:rPr>
             <w:webHidden/>
           </w:rPr>
-          <w:instrText xml:space="preserve"> PAGEREF _Toc190366214 \h </w:instrText>
+          <w:instrText xml:space="preserve"> PAGEREF _Toc203404488 \h </w:instrText>
         </w:r>
         <w:r>
           <w:rPr>
@@ -3584,7 +3859,7 @@
           <w:szCs w:val="24"/>
         </w:rPr>
       </w:pPr>
-      <w:hyperlink w:anchor="_Toc190366215" w:history="1">
+      <w:hyperlink w:anchor="_Toc203404489" w:history="1">
         <w:r>
           <w:rPr>
             <w:rStyle w:val="Hipervnculo"/>
@@ -3622,7 +3897,7 @@
           <w:rPr>
             <w:webHidden/>
           </w:rPr>
-          <w:instrText xml:space="preserve"> PAGEREF _Toc190366215 \h </w:instrText>
+          <w:instrText xml:space="preserve"> PAGEREF _Toc203404489 \h </w:instrText>
         </w:r>
         <w:r>
           <w:rPr>
@@ -3659,7 +3934,7 @@
           <w:szCs w:val="24"/>
         </w:rPr>
       </w:pPr>
-      <w:hyperlink w:anchor="_Toc190366216" w:history="1">
+      <w:hyperlink w:anchor="_Toc203404490" w:history="1">
         <w:r>
           <w:rPr>
             <w:rStyle w:val="Hipervnculo"/>
@@ -3697,7 +3972,7 @@
           <w:rPr>
             <w:webHidden/>
           </w:rPr>
-          <w:instrText xml:space="preserve"> PAGEREF _Toc190366216 \h </w:instrText>
+          <w:instrText xml:space="preserve"> PAGEREF _Toc203404490 \h </w:instrText>
         </w:r>
         <w:r>
           <w:rPr>
@@ -3734,7 +4009,7 @@
           <w:szCs w:val="24"/>
         </w:rPr>
       </w:pPr>
-      <w:hyperlink w:anchor="_Toc190366217" w:history="1">
+      <w:hyperlink w:anchor="_Toc203404491" w:history="1">
         <w:r>
           <w:rPr>
             <w:rStyle w:val="Hipervnculo"/>
@@ -3772,7 +4047,7 @@
           <w:rPr>
             <w:webHidden/>
           </w:rPr>
-          <w:instrText xml:space="preserve"> PAGEREF _Toc190366217 \h </w:instrText>
+          <w:instrText xml:space="preserve"> PAGEREF _Toc203404491 \h </w:instrText>
         </w:r>
         <w:r>
           <w:rPr>
@@ -3809,7 +4084,7 @@
           <w:szCs w:val="24"/>
         </w:rPr>
       </w:pPr>
-      <w:hyperlink w:anchor="_Toc190366218" w:history="1">
+      <w:hyperlink w:anchor="_Toc203404492" w:history="1">
         <w:r>
           <w:rPr>
             <w:rStyle w:val="Hipervnculo"/>
@@ -3847,7 +4122,7 @@
           <w:rPr>
             <w:webHidden/>
           </w:rPr>
-          <w:instrText xml:space="preserve"> PAGEREF _Toc190366218 \h </w:instrText>
+          <w:instrText xml:space="preserve"> PAGEREF _Toc203404492 \h </w:instrText>
         </w:r>
         <w:r>
           <w:rPr>
@@ -3888,7 +4163,7 @@
           <w:szCs w:val="24"/>
         </w:rPr>
       </w:pPr>
-      <w:hyperlink w:anchor="_Toc190366219" w:history="1">
+      <w:hyperlink w:anchor="_Toc203404493" w:history="1">
         <w:r>
           <w:rPr>
             <w:rStyle w:val="Hipervnculo"/>
@@ -3927,7 +4202,7 @@
           <w:rPr>
             <w:webHidden/>
           </w:rPr>
-          <w:instrText xml:space="preserve"> PAGEREF _Toc190366219 \h </w:instrText>
+          <w:instrText xml:space="preserve"> PAGEREF _Toc203404493 \h </w:instrText>
         </w:r>
         <w:r>
           <w:rPr>
@@ -3964,7 +4239,7 @@
           <w:szCs w:val="24"/>
         </w:rPr>
       </w:pPr>
-      <w:hyperlink w:anchor="_Toc190366220" w:history="1">
+      <w:hyperlink w:anchor="_Toc203404494" w:history="1">
         <w:r>
           <w:rPr>
             <w:rStyle w:val="Hipervnculo"/>
@@ -4002,7 +4277,7 @@
           <w:rPr>
             <w:webHidden/>
           </w:rPr>
-          <w:instrText xml:space="preserve"> PAGEREF _Toc190366220 \h </w:instrText>
+          <w:instrText xml:space="preserve"> PAGEREF _Toc203404494 \h </w:instrText>
         </w:r>
         <w:r>
           <w:rPr>
@@ -4039,7 +4314,7 @@
           <w:szCs w:val="24"/>
         </w:rPr>
       </w:pPr>
-      <w:hyperlink w:anchor="_Toc190366221" w:history="1">
+      <w:hyperlink w:anchor="_Toc203404495" w:history="1">
         <w:r>
           <w:rPr>
             <w:rStyle w:val="Hipervnculo"/>
@@ -4077,7 +4352,7 @@
           <w:rPr>
             <w:webHidden/>
           </w:rPr>
-          <w:instrText xml:space="preserve"> PAGEREF _Toc190366221 \h </w:instrText>
+          <w:instrText xml:space="preserve"> PAGEREF _Toc203404495 \h </w:instrText>
         </w:r>
         <w:r>
           <w:rPr>
@@ -4114,7 +4389,7 @@
           <w:szCs w:val="24"/>
         </w:rPr>
       </w:pPr>
-      <w:hyperlink w:anchor="_Toc190366222" w:history="1">
+      <w:hyperlink w:anchor="_Toc203404496" w:history="1">
         <w:r>
           <w:rPr>
             <w:rStyle w:val="Hipervnculo"/>
@@ -4152,7 +4427,7 @@
           <w:rPr>
             <w:webHidden/>
           </w:rPr>
-          <w:instrText xml:space="preserve"> PAGEREF _Toc190366222 \h </w:instrText>
+          <w:instrText xml:space="preserve"> PAGEREF _Toc203404496 \h </w:instrText>
         </w:r>
         <w:r>
           <w:rPr>
@@ -4189,7 +4464,7 @@
           <w:szCs w:val="24"/>
         </w:rPr>
       </w:pPr>
-      <w:hyperlink w:anchor="_Toc190366223" w:history="1">
+      <w:hyperlink w:anchor="_Toc203404497" w:history="1">
         <w:r>
           <w:rPr>
             <w:rStyle w:val="Hipervnculo"/>
@@ -4227,7 +4502,7 @@
           <w:rPr>
             <w:webHidden/>
           </w:rPr>
-          <w:instrText xml:space="preserve"> PAGEREF _Toc190366223 \h </w:instrText>
+          <w:instrText xml:space="preserve"> PAGEREF _Toc203404497 \h </w:instrText>
         </w:r>
         <w:r>
           <w:rPr>
@@ -4264,7 +4539,7 @@
           <w:szCs w:val="24"/>
         </w:rPr>
       </w:pPr>
-      <w:hyperlink w:anchor="_Toc190366224" w:history="1">
+      <w:hyperlink w:anchor="_Toc203404498" w:history="1">
         <w:r>
           <w:rPr>
             <w:rStyle w:val="Hipervnculo"/>
@@ -4302,7 +4577,7 @@
           <w:rPr>
             <w:webHidden/>
           </w:rPr>
-          <w:instrText xml:space="preserve"> PAGEREF _Toc190366224 \h </w:instrText>
+          <w:instrText xml:space="preserve"> PAGEREF _Toc203404498 \h </w:instrText>
         </w:r>
         <w:r>
           <w:rPr>
@@ -4339,7 +4614,7 @@
           <w:szCs w:val="24"/>
         </w:rPr>
       </w:pPr>
-      <w:hyperlink w:anchor="_Toc190366225" w:history="1">
+      <w:hyperlink w:anchor="_Toc203404499" w:history="1">
         <w:r>
           <w:rPr>
             <w:rStyle w:val="Hipervnculo"/>
@@ -4377,7 +4652,7 @@
           <w:rPr>
             <w:webHidden/>
           </w:rPr>
-          <w:instrText xml:space="preserve"> PAGEREF _Toc190366225 \h </w:instrText>
+          <w:instrText xml:space="preserve"> PAGEREF _Toc203404499 \h </w:instrText>
         </w:r>
         <w:r>
           <w:rPr>
@@ -4414,7 +4689,7 @@
           <w:szCs w:val="24"/>
         </w:rPr>
       </w:pPr>
-      <w:hyperlink w:anchor="_Toc190366226" w:history="1">
+      <w:hyperlink w:anchor="_Toc203404500" w:history="1">
         <w:r>
           <w:rPr>
             <w:rStyle w:val="Hipervnculo"/>
@@ -4452,7 +4727,7 @@
           <w:rPr>
             <w:webHidden/>
           </w:rPr>
-          <w:instrText xml:space="preserve"> PAGEREF _Toc190366226 \h </w:instrText>
+          <w:instrText xml:space="preserve"> PAGEREF _Toc203404500 \h </w:instrText>
         </w:r>
         <w:r>
           <w:rPr>
@@ -4489,7 +4764,7 @@
           <w:szCs w:val="24"/>
         </w:rPr>
       </w:pPr>
-      <w:hyperlink w:anchor="_Toc190366227" w:history="1">
+      <w:hyperlink w:anchor="_Toc203404501" w:history="1">
         <w:r>
           <w:rPr>
             <w:rStyle w:val="Hipervnculo"/>
@@ -4527,7 +4802,7 @@
           <w:rPr>
             <w:webHidden/>
           </w:rPr>
-          <w:instrText xml:space="preserve"> PAGEREF _Toc190366227 \h </w:instrText>
+          <w:instrText xml:space="preserve"> PAGEREF _Toc203404501 \h </w:instrText>
         </w:r>
         <w:r>
           <w:rPr>
@@ -4564,7 +4839,7 @@
           <w:szCs w:val="24"/>
         </w:rPr>
       </w:pPr>
-      <w:hyperlink w:anchor="_Toc190366228" w:history="1">
+      <w:hyperlink w:anchor="_Toc203404502" w:history="1">
         <w:r>
           <w:rPr>
             <w:rStyle w:val="Hipervnculo"/>
@@ -4602,7 +4877,7 @@
           <w:rPr>
             <w:webHidden/>
           </w:rPr>
-          <w:instrText xml:space="preserve"> PAGEREF _Toc190366228 \h </w:instrText>
+          <w:instrText xml:space="preserve"> PAGEREF _Toc203404502 \h </w:instrText>
         </w:r>
         <w:r>
           <w:rPr>
@@ -4639,7 +4914,7 @@
           <w:szCs w:val="24"/>
         </w:rPr>
       </w:pPr>
-      <w:hyperlink w:anchor="_Toc190366229" w:history="1">
+      <w:hyperlink w:anchor="_Toc203404503" w:history="1">
         <w:r>
           <w:rPr>
             <w:rStyle w:val="Hipervnculo"/>
@@ -4677,7 +4952,7 @@
           <w:rPr>
             <w:webHidden/>
           </w:rPr>
-          <w:instrText xml:space="preserve"> PAGEREF _Toc190366229 \h </w:instrText>
+          <w:instrText xml:space="preserve"> PAGEREF _Toc203404503 \h </w:instrText>
         </w:r>
         <w:r>
           <w:rPr>
@@ -4714,7 +4989,7 @@
           <w:szCs w:val="24"/>
         </w:rPr>
       </w:pPr>
-      <w:hyperlink w:anchor="_Toc190366230" w:history="1">
+      <w:hyperlink w:anchor="_Toc203404504" w:history="1">
         <w:r>
           <w:rPr>
             <w:rStyle w:val="Hipervnculo"/>
@@ -4752,7 +5027,7 @@
           <w:rPr>
             <w:webHidden/>
           </w:rPr>
-          <w:instrText xml:space="preserve"> PAGEREF _Toc190366230 \h </w:instrText>
+          <w:instrText xml:space="preserve"> PAGEREF _Toc203404504 \h </w:instrText>
         </w:r>
         <w:r>
           <w:rPr>
@@ -4789,7 +5064,7 @@
           <w:szCs w:val="24"/>
         </w:rPr>
       </w:pPr>
-      <w:hyperlink w:anchor="_Toc190366231" w:history="1">
+      <w:hyperlink w:anchor="_Toc203404505" w:history="1">
         <w:r>
           <w:rPr>
             <w:rStyle w:val="Hipervnculo"/>
@@ -4827,7 +5102,7 @@
           <w:rPr>
             <w:webHidden/>
           </w:rPr>
-          <w:instrText xml:space="preserve"> PAGEREF _Toc190366231 \h </w:instrText>
+          <w:instrText xml:space="preserve"> PAGEREF _Toc203404505 \h </w:instrText>
         </w:r>
         <w:r>
           <w:rPr>
@@ -4864,7 +5139,7 @@
           <w:szCs w:val="24"/>
         </w:rPr>
       </w:pPr>
-      <w:hyperlink w:anchor="_Toc190366232" w:history="1">
+      <w:hyperlink w:anchor="_Toc203404506" w:history="1">
         <w:r>
           <w:rPr>
             <w:rStyle w:val="Hipervnculo"/>
@@ -4902,7 +5177,7 @@
           <w:rPr>
             <w:webHidden/>
           </w:rPr>
-          <w:instrText xml:space="preserve"> PAGEREF _Toc190366232 \h </w:instrText>
+          <w:instrText xml:space="preserve"> PAGEREF _Toc203404506 \h </w:instrText>
         </w:r>
         <w:r>
           <w:rPr>
@@ -4957,7 +5232,7 @@
         </w:rPr>
         <w:br w:type="page"/>
       </w:r>
-      <w:bookmarkStart w:id="17" w:name="_Toc190366203"/>
+      <w:bookmarkStart w:id="17" w:name="_Toc203404477"/>
       <w:r>
         <w:rPr>
           <w:rFonts w:cs="Calibri"/>
@@ -5108,7 +5383,7 @@
           <w:rFonts w:cs="Calibri"/>
         </w:rPr>
       </w:pPr>
-      <w:bookmarkStart w:id="18" w:name="_Toc190366204"/>
+      <w:bookmarkStart w:id="18" w:name="_Toc203404478"/>
       <w:r>
         <w:rPr>
           <w:rFonts w:cs="Calibri"/>
@@ -5203,7 +5478,7 @@
           <w:rFonts w:cs="Calibri"/>
         </w:rPr>
       </w:pPr>
-      <w:bookmarkStart w:id="19" w:name="_Toc190366205"/>
+      <w:bookmarkStart w:id="19" w:name="_Toc203404479"/>
       <w:r>
         <w:rPr>
           <w:rFonts w:cs="Calibri"/>
@@ -8698,7 +8973,7 @@
         <w:lastRenderedPageBreak/>
         <w:t xml:space="preserve"> </w:t>
       </w:r>
-      <w:bookmarkStart w:id="20" w:name="_Toc190366206"/>
+      <w:bookmarkStart w:id="20" w:name="_Toc203404480"/>
       <w:r>
         <w:t>Introducción</w:t>
       </w:r>
@@ -8898,7 +9173,7 @@
         </w:rPr>
         <w:br w:type="page"/>
       </w:r>
-      <w:bookmarkStart w:id="21" w:name="_Toc190366207"/>
+      <w:bookmarkStart w:id="21" w:name="_Toc203404481"/>
       <w:r>
         <w:rPr>
           <w:rFonts w:cs="Calibri"/>
@@ -8940,7 +9215,7 @@
           <w:rFonts w:cs="Calibri"/>
         </w:rPr>
       </w:pPr>
-      <w:bookmarkStart w:id="22" w:name="_Toc190366208"/>
+      <w:bookmarkStart w:id="22" w:name="_Toc203404482"/>
       <w:r>
         <w:rPr>
           <w:rFonts w:cs="Calibri"/>
@@ -9239,7 +9514,7 @@
           <w:rFonts w:cs="Calibri"/>
         </w:rPr>
       </w:pPr>
-      <w:bookmarkStart w:id="23" w:name="_Toc190366209"/>
+      <w:bookmarkStart w:id="23" w:name="_Toc203404483"/>
       <w:r>
         <w:rPr>
           <w:rFonts w:cs="Calibri"/>
@@ -9586,7 +9861,7 @@
           <w:rFonts w:cs="Calibri"/>
         </w:rPr>
       </w:pPr>
-      <w:bookmarkStart w:id="24" w:name="_Toc190366210"/>
+      <w:bookmarkStart w:id="24" w:name="_Toc203404484"/>
       <w:r>
         <w:rPr>
           <w:rFonts w:cs="Calibri"/>
@@ -9640,7 +9915,7 @@
           <w:rFonts w:cs="Calibri"/>
         </w:rPr>
       </w:pPr>
-      <w:bookmarkStart w:id="25" w:name="_Toc190366211"/>
+      <w:bookmarkStart w:id="25" w:name="_Toc203404485"/>
       <w:r>
         <w:rPr>
           <w:rFonts w:cs="Calibri"/>
@@ -10039,7 +10314,7 @@
           <w:rFonts w:cs="Calibri"/>
         </w:rPr>
       </w:pPr>
-      <w:bookmarkStart w:id="26" w:name="_Toc190366212"/>
+      <w:bookmarkStart w:id="26" w:name="_Toc203404486"/>
       <w:r>
         <w:rPr>
           <w:rFonts w:cs="Calibri"/>
@@ -10226,7 +10501,7 @@
           <w:rFonts w:cs="Calibri"/>
         </w:rPr>
       </w:pPr>
-      <w:bookmarkStart w:id="27" w:name="_Toc190366213"/>
+      <w:bookmarkStart w:id="27" w:name="_Toc203404487"/>
       <w:r>
         <w:rPr>
           <w:rFonts w:cs="Calibri"/>
@@ -10288,7 +10563,7 @@
       <w:pPr>
         <w:pStyle w:val="Ttulo2"/>
       </w:pPr>
-      <w:bookmarkStart w:id="28" w:name="_Toc190366214"/>
+      <w:bookmarkStart w:id="28" w:name="_Toc203404488"/>
       <w:proofErr w:type="spellStart"/>
       <w:r>
         <w:rPr>
@@ -10471,7 +10746,7 @@
       <w:pPr>
         <w:pStyle w:val="Ttulo2"/>
       </w:pPr>
-      <w:bookmarkStart w:id="29" w:name="_Toc190366215"/>
+      <w:bookmarkStart w:id="29" w:name="_Toc203404489"/>
       <w:proofErr w:type="spellStart"/>
       <w:r>
         <w:rPr>
@@ -10654,7 +10929,7 @@
       <w:pPr>
         <w:pStyle w:val="Ttulo2"/>
       </w:pPr>
-      <w:bookmarkStart w:id="30" w:name="_Toc190366216"/>
+      <w:bookmarkStart w:id="30" w:name="_Toc203404490"/>
       <w:proofErr w:type="spellStart"/>
       <w:r>
         <w:rPr>
@@ -10805,7 +11080,7 @@
       <w:pPr>
         <w:pStyle w:val="Ttulo2"/>
       </w:pPr>
-      <w:bookmarkStart w:id="31" w:name="_Toc190366217"/>
+      <w:bookmarkStart w:id="31" w:name="_Toc203404491"/>
       <w:proofErr w:type="spellStart"/>
       <w:r>
         <w:rPr>
@@ -10973,7 +11248,7 @@
       <w:pPr>
         <w:pStyle w:val="Ttulo2"/>
       </w:pPr>
-      <w:bookmarkStart w:id="32" w:name="_Toc190366218"/>
+      <w:bookmarkStart w:id="32" w:name="_Toc203404492"/>
       <w:proofErr w:type="spellStart"/>
       <w:r>
         <w:rPr>
@@ -11157,7 +11432,7 @@
       <w:r>
         <w:br w:type="page"/>
       </w:r>
-      <w:bookmarkStart w:id="33" w:name="_Toc190366219"/>
+      <w:bookmarkStart w:id="33" w:name="_Toc203404493"/>
       <w:r>
         <w:lastRenderedPageBreak/>
         <w:t>Configuración</w:t>
@@ -11182,7 +11457,7 @@
       <w:pPr>
         <w:pStyle w:val="Ttulo2"/>
       </w:pPr>
-      <w:bookmarkStart w:id="34" w:name="_Toc190366220"/>
+      <w:bookmarkStart w:id="34" w:name="_Toc203404494"/>
       <w:r>
         <w:t>Configuración estática</w:t>
       </w:r>
@@ -11377,7 +11652,7 @@
       <w:pPr>
         <w:pStyle w:val="Ttulo3"/>
       </w:pPr>
-      <w:bookmarkStart w:id="36" w:name="_Toc190366221"/>
+      <w:bookmarkStart w:id="36" w:name="_Toc203404495"/>
       <w:r>
         <w:t>Carpeta transformersTemplates</w:t>
       </w:r>
@@ -14172,7 +14447,7 @@
         <w:pStyle w:val="Ttulo3"/>
       </w:pPr>
       <w:bookmarkStart w:id="44" w:name="_Toc453065742"/>
-      <w:bookmarkStart w:id="45" w:name="_Toc190366222"/>
+      <w:bookmarkStart w:id="45" w:name="_Toc203404496"/>
       <w:r>
         <w:t xml:space="preserve">Archivo </w:t>
       </w:r>
@@ -14479,7 +14754,7 @@
         <w:pStyle w:val="Ttulo3"/>
       </w:pPr>
       <w:bookmarkStart w:id="46" w:name="_Toc453065743"/>
-      <w:bookmarkStart w:id="47" w:name="_Toc190366223"/>
+      <w:bookmarkStart w:id="47" w:name="_Toc203404497"/>
       <w:r>
         <w:lastRenderedPageBreak/>
         <w:t xml:space="preserve">Archivo </w:t>
@@ -14605,7 +14880,7 @@
         <w:pStyle w:val="Ttulo3"/>
       </w:pPr>
       <w:bookmarkStart w:id="48" w:name="_Toc453065744"/>
-      <w:bookmarkStart w:id="49" w:name="_Toc190366224"/>
+      <w:bookmarkStart w:id="49" w:name="_Toc203404498"/>
       <w:r>
         <w:t xml:space="preserve">Archivo </w:t>
       </w:r>
@@ -14640,7 +14915,7 @@
         <w:pStyle w:val="Ttulo3"/>
       </w:pPr>
       <w:bookmarkStart w:id="50" w:name="_Toc453065745"/>
-      <w:bookmarkStart w:id="51" w:name="_Toc190366225"/>
+      <w:bookmarkStart w:id="51" w:name="_Toc203404499"/>
       <w:r>
         <w:t xml:space="preserve">Archivo </w:t>
       </w:r>
@@ -14783,7 +15058,7 @@
         <w:pStyle w:val="Ttulo3"/>
       </w:pPr>
       <w:bookmarkStart w:id="52" w:name="_Toc453065746"/>
-      <w:bookmarkStart w:id="53" w:name="_Toc190366226"/>
+      <w:bookmarkStart w:id="53" w:name="_Toc203404500"/>
       <w:r>
         <w:t xml:space="preserve">Archivo </w:t>
       </w:r>
@@ -15280,7 +15555,7 @@
       <w:pPr>
         <w:pStyle w:val="Ttulo2"/>
       </w:pPr>
-      <w:bookmarkStart w:id="56" w:name="_Toc190366227"/>
+      <w:bookmarkStart w:id="56" w:name="_Toc203404501"/>
       <w:r>
         <w:t>Configuración dinámica</w:t>
       </w:r>
@@ -15856,7 +16131,7 @@
       <w:pPr>
         <w:pStyle w:val="Ttulo3"/>
       </w:pPr>
-      <w:bookmarkStart w:id="59" w:name="_Toc190366228"/>
+      <w:bookmarkStart w:id="59" w:name="_Toc203404502"/>
       <w:r>
         <w:t>Archivo mappingFiles</w:t>
       </w:r>
@@ -15963,7 +16238,7 @@
       <w:pPr>
         <w:pStyle w:val="Ttulo3"/>
       </w:pPr>
-      <w:bookmarkStart w:id="60" w:name="_Toc190366229"/>
+      <w:bookmarkStart w:id="60" w:name="_Toc203404503"/>
       <w:bookmarkEnd w:id="58"/>
       <w:r>
         <w:t>Configuraciones generales Integr@</w:t>
@@ -20063,6 +20338,7 @@
           <w:rFonts w:ascii="Courier New" w:hAnsi="Courier New" w:cs="Courier New"/>
           <w:noProof/>
           <w:sz w:val="20"/>
+          <w:lang w:val="en-GB"/>
         </w:rPr>
       </w:pPr>
       <w:r>
@@ -20070,11 +20346,27 @@
           <w:rFonts w:ascii="Courier New" w:hAnsi="Courier New" w:cs="Courier New"/>
           <w:noProof/>
           <w:sz w:val="20"/>
-        </w:rPr>
-        <w:t>XML_AGE_1.9_URL-IDENTIFIER_XML = http://administracionelectronica.gob.es/es/ctt/politicafirma/politica_firma_AGE_v1_9.pdf</w:t>
-      </w:r>
-    </w:p>
-    <w:p/>
+          <w:lang w:val="en-GB"/>
+        </w:rPr>
+        <w:t xml:space="preserve">XML_AGE_1.9_URL-IDENTIFIER_XML = </w:t>
+      </w:r>
+      <w:r>
+        <w:rPr>
+          <w:rFonts w:ascii="Courier New" w:hAnsi="Courier New" w:cs="Courier New"/>
+          <w:noProof/>
+          <w:sz w:val="20"/>
+          <w:lang w:val="en-GB"/>
+        </w:rPr>
+        <w:t>urn:oid:2.16.724.1.3.1.1.2.1.9</w:t>
+      </w:r>
+    </w:p>
+    <w:p>
+      <w:pPr>
+        <w:rPr>
+          <w:lang w:val="en-GB"/>
+        </w:rPr>
+      </w:pPr>
+    </w:p>
     <w:p>
       <w:r>
         <w:t xml:space="preserve">Si la política de firma se refiere a firmas </w:t>
@@ -20493,6 +20785,7 @@
           <w:rFonts w:ascii="Courier New" w:hAnsi="Courier New" w:cs="Courier New"/>
           <w:noProof/>
           <w:sz w:val="20"/>
+          <w:lang w:val="en-GB"/>
         </w:rPr>
       </w:pPr>
       <w:r>
@@ -20500,11 +20793,27 @@
           <w:rFonts w:ascii="Courier New" w:hAnsi="Courier New" w:cs="Courier New"/>
           <w:noProof/>
           <w:sz w:val="20"/>
-        </w:rPr>
-        <w:t>XML_AGE_1.9_URL-HASH_VALUE = 7SxX3erFuH31TvAw9LZ70N7p1vA=</w:t>
-      </w:r>
-    </w:p>
-    <w:p/>
+          <w:lang w:val="en-GB"/>
+        </w:rPr>
+        <w:t xml:space="preserve">XML_AGE_1.9_URL-HASH_VALUE = </w:t>
+      </w:r>
+      <w:r>
+        <w:rPr>
+          <w:rFonts w:ascii="Courier New" w:hAnsi="Courier New" w:cs="Courier New"/>
+          <w:noProof/>
+          <w:sz w:val="20"/>
+          <w:lang w:val="en-GB"/>
+        </w:rPr>
+        <w:t>G7roucf600+f03r/o0bAOQ6WAs0=</w:t>
+      </w:r>
+    </w:p>
+    <w:p>
+      <w:pPr>
+        <w:rPr>
+          <w:lang w:val="en-GB"/>
+        </w:rPr>
+      </w:pPr>
+    </w:p>
     <w:p>
       <w:pPr>
         <w:pStyle w:val="Ttulo6"/>
@@ -26096,7 +26405,7 @@
       <w:pPr>
         <w:pStyle w:val="Ttulo3"/>
       </w:pPr>
-      <w:bookmarkStart w:id="80" w:name="_Toc190366230"/>
+      <w:bookmarkStart w:id="80" w:name="_Toc203404504"/>
       <w:r>
         <w:t>Configuraciones de acceso a TS@</w:t>
       </w:r>
@@ -28472,7 +28781,7 @@
         <w:pStyle w:val="Ttulo3"/>
       </w:pPr>
       <w:bookmarkStart w:id="82" w:name="_Toc453065738"/>
-      <w:bookmarkStart w:id="83" w:name="_Toc190366231"/>
+      <w:bookmarkStart w:id="83" w:name="_Toc203404505"/>
       <w:r>
         <w:t>Configuraciones de acceso a @firma</w:t>
       </w:r>
@@ -29538,7 +29847,7 @@
         <w:pStyle w:val="Ttulo3"/>
       </w:pPr>
       <w:bookmarkStart w:id="85" w:name="_Toc453065740"/>
-      <w:bookmarkStart w:id="86" w:name="_Toc190366232"/>
+      <w:bookmarkStart w:id="86" w:name="_Toc203404506"/>
       <w:r>
         <w:t>Configuraciones de acceso a eVisor</w:t>
       </w:r>
@@ -30670,7 +30979,7 @@
 </file>
 
 <file path=word/endnotes.xml><?xml version="1.0" encoding="utf-8"?>
-<w:endnotes xmlns:wpc="http://schemas.microsoft.com/office/word/2010/wordprocessingCanvas" xmlns:cx="http://schemas.microsoft.com/office/drawing/2014/chartex" xmlns:cx1="http://schemas.microsoft.com/office/drawing/2015/9/8/chartex" xmlns:cx2="http://schemas.microsoft.com/office/drawing/2015/10/21/chartex" xmlns:cx3="http://schemas.microsoft.com/office/drawing/2016/5/9/chartex" xmlns:cx4="http://schemas.microsoft.com/office/drawing/2016/5/10/chartex" xmlns:cx5="http://schemas.microsoft.com/office/drawing/2016/5/11/chartex" xmlns:cx6="http://schemas.microsoft.com/office/drawing/2016/5/12/chartex" xmlns:cx7="http://schemas.microsoft.com/office/drawing/2016/5/13/chartex" xmlns:cx8="http://schemas.microsoft.com/office/drawing/2016/5/14/chartex" xmlns:mc="http://schemas.openxmlformats.org/markup-compatibility/2006" xmlns:aink="http://schemas.microsoft.com/office/drawing/2016/ink" xmlns:am3d="http://schemas.microsoft.com/office/drawing/2017/model3d" xmlns:o="urn:schemas-microsoft-com:office:office" xmlns:oel="http://schemas.microsoft.com/office/2019/extlst" xmlns:r="http://schemas.openxmlformats.org/officeDocument/2006/relationships" xmlns:m="http://schemas.openxmlformats.org/officeDocument/2006/math" xmlns:v="urn:schemas-microsoft-com:vml" xmlns:wp14="http://schemas.microsoft.com/office/word/2010/wordprocessingDrawing" xmlns:wp="http://schemas.openxmlformats.org/drawingml/2006/wordprocessingDrawing" xmlns:w10="urn:schemas-microsoft-com:office:word" xmlns:w="http://schemas.openxmlformats.org/wordprocessingml/2006/main" xmlns:w14="http://schemas.microsoft.com/office/word/2010/wordml" xmlns:w15="http://schemas.microsoft.com/office/word/2012/wordml" xmlns:w16cex="http://schemas.microsoft.com/office/word/2018/wordml/cex" xmlns:w16cid="http://schemas.microsoft.com/office/word/2016/wordml/cid" xmlns:w16="http://schemas.microsoft.com/office/word/2018/wordml" xmlns:w16sdtdh="http://schemas.microsoft.com/office/word/2020/wordml/sdtdatahash" xmlns:w16se="http://schemas.microsoft.com/office/word/2015/wordml/symex" xmlns:wpg="http://schemas.microsoft.com/office/word/2010/wordprocessingGroup" xmlns:wpi="http://schemas.microsoft.com/office/word/2010/wordprocessingInk" xmlns:wne="http://schemas.microsoft.com/office/word/2006/wordml" xmlns:wps="http://schemas.microsoft.com/office/word/2010/wordprocessingShape" mc:Ignorable="w14 w15 w16se w16cid w16 w16cex w16sdtdh wp14">
+<w:endnotes xmlns:wpc="http://schemas.microsoft.com/office/word/2010/wordprocessingCanvas" xmlns:cx="http://schemas.microsoft.com/office/drawing/2014/chartex" xmlns:cx1="http://schemas.microsoft.com/office/drawing/2015/9/8/chartex" xmlns:cx2="http://schemas.microsoft.com/office/drawing/2015/10/21/chartex" xmlns:cx3="http://schemas.microsoft.com/office/drawing/2016/5/9/chartex" xmlns:cx4="http://schemas.microsoft.com/office/drawing/2016/5/10/chartex" xmlns:cx5="http://schemas.microsoft.com/office/drawing/2016/5/11/chartex" xmlns:cx6="http://schemas.microsoft.com/office/drawing/2016/5/12/chartex" xmlns:cx7="http://schemas.microsoft.com/office/drawing/2016/5/13/chartex" xmlns:cx8="http://schemas.microsoft.com/office/drawing/2016/5/14/chartex" xmlns:mc="http://schemas.openxmlformats.org/markup-compatibility/2006" xmlns:aink="http://schemas.microsoft.com/office/drawing/2016/ink" xmlns:am3d="http://schemas.microsoft.com/office/drawing/2017/model3d" xmlns:o="urn:schemas-microsoft-com:office:office" xmlns:oel="http://schemas.microsoft.com/office/2019/extlst" xmlns:r="http://schemas.openxmlformats.org/officeDocument/2006/relationships" xmlns:m="http://schemas.openxmlformats.org/officeDocument/2006/math" xmlns:v="urn:schemas-microsoft-com:vml" xmlns:wp14="http://schemas.microsoft.com/office/word/2010/wordprocessingDrawing" xmlns:wp="http://schemas.openxmlformats.org/drawingml/2006/wordprocessingDrawing" xmlns:w10="urn:schemas-microsoft-com:office:word" xmlns:w="http://schemas.openxmlformats.org/wordprocessingml/2006/main" xmlns:w14="http://schemas.microsoft.com/office/word/2010/wordml" xmlns:w15="http://schemas.microsoft.com/office/word/2012/wordml" xmlns:w16cex="http://schemas.microsoft.com/office/word/2018/wordml/cex" xmlns:w16cid="http://schemas.microsoft.com/office/word/2016/wordml/cid" xmlns:w16="http://schemas.microsoft.com/office/word/2018/wordml" xmlns:w16du="http://schemas.microsoft.com/office/word/2023/wordml/word16du" xmlns:w16sdtdh="http://schemas.microsoft.com/office/word/2020/wordml/sdtdatahash" xmlns:w16sdtfl="http://schemas.microsoft.com/office/word/2024/wordml/sdtformatlock" xmlns:w16se="http://schemas.microsoft.com/office/word/2015/wordml/symex" xmlns:wpg="http://schemas.microsoft.com/office/word/2010/wordprocessingGroup" xmlns:wpi="http://schemas.microsoft.com/office/word/2010/wordprocessingInk" xmlns:wne="http://schemas.microsoft.com/office/word/2006/wordml" xmlns:wps="http://schemas.microsoft.com/office/word/2010/wordprocessingShape" mc:Ignorable="w14 w15 w16se w16cid w16 w16cex w16sdtdh w16sdtfl w16du wp14">
   <w:endnote w:type="separator" w:id="-1">
     <w:p>
       <w:r>
@@ -30689,7 +30998,7 @@
 </file>
 
 <file path=word/footer1.xml><?xml version="1.0" encoding="utf-8"?>
-<w:ftr xmlns:wpc="http://schemas.microsoft.com/office/word/2010/wordprocessingCanvas" xmlns:cx="http://schemas.microsoft.com/office/drawing/2014/chartex" xmlns:cx1="http://schemas.microsoft.com/office/drawing/2015/9/8/chartex" xmlns:cx2="http://schemas.microsoft.com/office/drawing/2015/10/21/chartex" xmlns:cx3="http://schemas.microsoft.com/office/drawing/2016/5/9/chartex" xmlns:cx4="http://schemas.microsoft.com/office/drawing/2016/5/10/chartex" xmlns:cx5="http://schemas.microsoft.com/office/drawing/2016/5/11/chartex" xmlns:cx6="http://schemas.microsoft.com/office/drawing/2016/5/12/chartex" xmlns:cx7="http://schemas.microsoft.com/office/drawing/2016/5/13/chartex" xmlns:cx8="http://schemas.microsoft.com/office/drawing/2016/5/14/chartex" xmlns:mc="http://schemas.openxmlformats.org/markup-compatibility/2006" xmlns:aink="http://schemas.microsoft.com/office/drawing/2016/ink" xmlns:am3d="http://schemas.microsoft.com/office/drawing/2017/model3d" xmlns:o="urn:schemas-microsoft-com:office:office" xmlns:oel="http://schemas.microsoft.com/office/2019/extlst" xmlns:r="http://schemas.openxmlformats.org/officeDocument/2006/relationships" xmlns:m="http://schemas.openxmlformats.org/officeDocument/2006/math" xmlns:v="urn:schemas-microsoft-com:vml" xmlns:wp14="http://schemas.microsoft.com/office/word/2010/wordprocessingDrawing" xmlns:wp="http://schemas.openxmlformats.org/drawingml/2006/wordprocessingDrawing" xmlns:w10="urn:schemas-microsoft-com:office:word" xmlns:w="http://schemas.openxmlformats.org/wordprocessingml/2006/main" xmlns:w14="http://schemas.microsoft.com/office/word/2010/wordml" xmlns:w15="http://schemas.microsoft.com/office/word/2012/wordml" xmlns:w16cex="http://schemas.microsoft.com/office/word/2018/wordml/cex" xmlns:w16cid="http://schemas.microsoft.com/office/word/2016/wordml/cid" xmlns:w16="http://schemas.microsoft.com/office/word/2018/wordml" xmlns:w16sdtdh="http://schemas.microsoft.com/office/word/2020/wordml/sdtdatahash" xmlns:w16se="http://schemas.microsoft.com/office/word/2015/wordml/symex" xmlns:wpg="http://schemas.microsoft.com/office/word/2010/wordprocessingGroup" xmlns:wpi="http://schemas.microsoft.com/office/word/2010/wordprocessingInk" xmlns:wne="http://schemas.microsoft.com/office/word/2006/wordml" xmlns:wps="http://schemas.microsoft.com/office/word/2010/wordprocessingShape" mc:Ignorable="w14 w15 w16se w16cid w16 w16cex w16sdtdh wp14">
+<w:ftr xmlns:wpc="http://schemas.microsoft.com/office/word/2010/wordprocessingCanvas" xmlns:cx="http://schemas.microsoft.com/office/drawing/2014/chartex" xmlns:cx1="http://schemas.microsoft.com/office/drawing/2015/9/8/chartex" xmlns:cx2="http://schemas.microsoft.com/office/drawing/2015/10/21/chartex" xmlns:cx3="http://schemas.microsoft.com/office/drawing/2016/5/9/chartex" xmlns:cx4="http://schemas.microsoft.com/office/drawing/2016/5/10/chartex" xmlns:cx5="http://schemas.microsoft.com/office/drawing/2016/5/11/chartex" xmlns:cx6="http://schemas.microsoft.com/office/drawing/2016/5/12/chartex" xmlns:cx7="http://schemas.microsoft.com/office/drawing/2016/5/13/chartex" xmlns:cx8="http://schemas.microsoft.com/office/drawing/2016/5/14/chartex" xmlns:mc="http://schemas.openxmlformats.org/markup-compatibility/2006" xmlns:aink="http://schemas.microsoft.com/office/drawing/2016/ink" xmlns:am3d="http://schemas.microsoft.com/office/drawing/2017/model3d" xmlns:o="urn:schemas-microsoft-com:office:office" xmlns:oel="http://schemas.microsoft.com/office/2019/extlst" xmlns:r="http://schemas.openxmlformats.org/officeDocument/2006/relationships" xmlns:m="http://schemas.openxmlformats.org/officeDocument/2006/math" xmlns:v="urn:schemas-microsoft-com:vml" xmlns:wp14="http://schemas.microsoft.com/office/word/2010/wordprocessingDrawing" xmlns:wp="http://schemas.openxmlformats.org/drawingml/2006/wordprocessingDrawing" xmlns:w10="urn:schemas-microsoft-com:office:word" xmlns:w="http://schemas.openxmlformats.org/wordprocessingml/2006/main" xmlns:w14="http://schemas.microsoft.com/office/word/2010/wordml" xmlns:w15="http://schemas.microsoft.com/office/word/2012/wordml" xmlns:w16cex="http://schemas.microsoft.com/office/word/2018/wordml/cex" xmlns:w16cid="http://schemas.microsoft.com/office/word/2016/wordml/cid" xmlns:w16="http://schemas.microsoft.com/office/word/2018/wordml" xmlns:w16du="http://schemas.microsoft.com/office/word/2023/wordml/word16du" xmlns:w16sdtdh="http://schemas.microsoft.com/office/word/2020/wordml/sdtdatahash" xmlns:w16sdtfl="http://schemas.microsoft.com/office/word/2024/wordml/sdtformatlock" xmlns:w16se="http://schemas.microsoft.com/office/word/2015/wordml/symex" xmlns:wpg="http://schemas.microsoft.com/office/word/2010/wordprocessingGroup" xmlns:wpi="http://schemas.microsoft.com/office/word/2010/wordprocessingInk" xmlns:wne="http://schemas.microsoft.com/office/word/2006/wordml" xmlns:wps="http://schemas.microsoft.com/office/word/2010/wordprocessingShape" mc:Ignorable="w14 w15 w16se w16cid w16 w16cex w16sdtdh w16sdtfl w16du wp14">
   <w:p>
     <w:pPr>
       <w:pStyle w:val="Piedepgina"/>
@@ -30949,7 +31258,7 @@
 </file>
 
 <file path=word/footnotes.xml><?xml version="1.0" encoding="utf-8"?>
-<w:footnotes xmlns:wpc="http://schemas.microsoft.com/office/word/2010/wordprocessingCanvas" xmlns:cx="http://schemas.microsoft.com/office/drawing/2014/chartex" xmlns:cx1="http://schemas.microsoft.com/office/drawing/2015/9/8/chartex" xmlns:cx2="http://schemas.microsoft.com/office/drawing/2015/10/21/chartex" xmlns:cx3="http://schemas.microsoft.com/office/drawing/2016/5/9/chartex" xmlns:cx4="http://schemas.microsoft.com/office/drawing/2016/5/10/chartex" xmlns:cx5="http://schemas.microsoft.com/office/drawing/2016/5/11/chartex" xmlns:cx6="http://schemas.microsoft.com/office/drawing/2016/5/12/chartex" xmlns:cx7="http://schemas.microsoft.com/office/drawing/2016/5/13/chartex" xmlns:cx8="http://schemas.microsoft.com/office/drawing/2016/5/14/chartex" xmlns:mc="http://schemas.openxmlformats.org/markup-compatibility/2006" xmlns:aink="http://schemas.microsoft.com/office/drawing/2016/ink" xmlns:am3d="http://schemas.microsoft.com/office/drawing/2017/model3d" xmlns:o="urn:schemas-microsoft-com:office:office" xmlns:oel="http://schemas.microsoft.com/office/2019/extlst" xmlns:r="http://schemas.openxmlformats.org/officeDocument/2006/relationships" xmlns:m="http://schemas.openxmlformats.org/officeDocument/2006/math" xmlns:v="urn:schemas-microsoft-com:vml" xmlns:wp14="http://schemas.microsoft.com/office/word/2010/wordprocessingDrawing" xmlns:wp="http://schemas.openxmlformats.org/drawingml/2006/wordprocessingDrawing" xmlns:w10="urn:schemas-microsoft-com:office:word" xmlns:w="http://schemas.openxmlformats.org/wordprocessingml/2006/main" xmlns:w14="http://schemas.microsoft.com/office/word/2010/wordml" xmlns:w15="http://schemas.microsoft.com/office/word/2012/wordml" xmlns:w16cex="http://schemas.microsoft.com/office/word/2018/wordml/cex" xmlns:w16cid="http://schemas.microsoft.com/office/word/2016/wordml/cid" xmlns:w16="http://schemas.microsoft.com/office/word/2018/wordml" xmlns:w16sdtdh="http://schemas.microsoft.com/office/word/2020/wordml/sdtdatahash" xmlns:w16se="http://schemas.microsoft.com/office/word/2015/wordml/symex" xmlns:wpg="http://schemas.microsoft.com/office/word/2010/wordprocessingGroup" xmlns:wpi="http://schemas.microsoft.com/office/word/2010/wordprocessingInk" xmlns:wne="http://schemas.microsoft.com/office/word/2006/wordml" xmlns:wps="http://schemas.microsoft.com/office/word/2010/wordprocessingShape" mc:Ignorable="w14 w15 w16se w16cid w16 w16cex w16sdtdh wp14">
+<w:footnotes xmlns:wpc="http://schemas.microsoft.com/office/word/2010/wordprocessingCanvas" xmlns:cx="http://schemas.microsoft.com/office/drawing/2014/chartex" xmlns:cx1="http://schemas.microsoft.com/office/drawing/2015/9/8/chartex" xmlns:cx2="http://schemas.microsoft.com/office/drawing/2015/10/21/chartex" xmlns:cx3="http://schemas.microsoft.com/office/drawing/2016/5/9/chartex" xmlns:cx4="http://schemas.microsoft.com/office/drawing/2016/5/10/chartex" xmlns:cx5="http://schemas.microsoft.com/office/drawing/2016/5/11/chartex" xmlns:cx6="http://schemas.microsoft.com/office/drawing/2016/5/12/chartex" xmlns:cx7="http://schemas.microsoft.com/office/drawing/2016/5/13/chartex" xmlns:cx8="http://schemas.microsoft.com/office/drawing/2016/5/14/chartex" xmlns:mc="http://schemas.openxmlformats.org/markup-compatibility/2006" xmlns:aink="http://schemas.microsoft.com/office/drawing/2016/ink" xmlns:am3d="http://schemas.microsoft.com/office/drawing/2017/model3d" xmlns:o="urn:schemas-microsoft-com:office:office" xmlns:oel="http://schemas.microsoft.com/office/2019/extlst" xmlns:r="http://schemas.openxmlformats.org/officeDocument/2006/relationships" xmlns:m="http://schemas.openxmlformats.org/officeDocument/2006/math" xmlns:v="urn:schemas-microsoft-com:vml" xmlns:wp14="http://schemas.microsoft.com/office/word/2010/wordprocessingDrawing" xmlns:wp="http://schemas.openxmlformats.org/drawingml/2006/wordprocessingDrawing" xmlns:w10="urn:schemas-microsoft-com:office:word" xmlns:w="http://schemas.openxmlformats.org/wordprocessingml/2006/main" xmlns:w14="http://schemas.microsoft.com/office/word/2010/wordml" xmlns:w15="http://schemas.microsoft.com/office/word/2012/wordml" xmlns:w16cex="http://schemas.microsoft.com/office/word/2018/wordml/cex" xmlns:w16cid="http://schemas.microsoft.com/office/word/2016/wordml/cid" xmlns:w16="http://schemas.microsoft.com/office/word/2018/wordml" xmlns:w16du="http://schemas.microsoft.com/office/word/2023/wordml/word16du" xmlns:w16sdtdh="http://schemas.microsoft.com/office/word/2020/wordml/sdtdatahash" xmlns:w16sdtfl="http://schemas.microsoft.com/office/word/2024/wordml/sdtformatlock" xmlns:w16se="http://schemas.microsoft.com/office/word/2015/wordml/symex" xmlns:wpg="http://schemas.microsoft.com/office/word/2010/wordprocessingGroup" xmlns:wpi="http://schemas.microsoft.com/office/word/2010/wordprocessingInk" xmlns:wne="http://schemas.microsoft.com/office/word/2006/wordml" xmlns:wps="http://schemas.microsoft.com/office/word/2010/wordprocessingShape" mc:Ignorable="w14 w15 w16se w16cid w16 w16cex w16sdtdh w16sdtfl w16du wp14">
   <w:footnote w:type="separator" w:id="-1">
     <w:p>
       <w:r>
@@ -30968,7 +31277,7 @@
 </file>
 
 <file path=word/header1.xml><?xml version="1.0" encoding="utf-8"?>
-<w:hdr xmlns:wpc="http://schemas.microsoft.com/office/word/2010/wordprocessingCanvas" xmlns:cx="http://schemas.microsoft.com/office/drawing/2014/chartex" xmlns:cx1="http://schemas.microsoft.com/office/drawing/2015/9/8/chartex" xmlns:cx2="http://schemas.microsoft.com/office/drawing/2015/10/21/chartex" xmlns:cx3="http://schemas.microsoft.com/office/drawing/2016/5/9/chartex" xmlns:cx4="http://schemas.microsoft.com/office/drawing/2016/5/10/chartex" xmlns:cx5="http://schemas.microsoft.com/office/drawing/2016/5/11/chartex" xmlns:cx6="http://schemas.microsoft.com/office/drawing/2016/5/12/chartex" xmlns:cx7="http://schemas.microsoft.com/office/drawing/2016/5/13/chartex" xmlns:cx8="http://schemas.microsoft.com/office/drawing/2016/5/14/chartex" xmlns:mc="http://schemas.openxmlformats.org/markup-compatibility/2006" xmlns:aink="http://schemas.microsoft.com/office/drawing/2016/ink" xmlns:am3d="http://schemas.microsoft.com/office/drawing/2017/model3d" xmlns:o="urn:schemas-microsoft-com:office:office" xmlns:oel="http://schemas.microsoft.com/office/2019/extlst" xmlns:r="http://schemas.openxmlformats.org/officeDocument/2006/relationships" xmlns:m="http://schemas.openxmlformats.org/officeDocument/2006/math" xmlns:v="urn:schemas-microsoft-com:vml" xmlns:wp14="http://schemas.microsoft.com/office/word/2010/wordprocessingDrawing" xmlns:wp="http://schemas.openxmlformats.org/drawingml/2006/wordprocessingDrawing" xmlns:w10="urn:schemas-microsoft-com:office:word" xmlns:w="http://schemas.openxmlformats.org/wordprocessingml/2006/main" xmlns:w14="http://schemas.microsoft.com/office/word/2010/wordml" xmlns:w15="http://schemas.microsoft.com/office/word/2012/wordml" xmlns:w16cex="http://schemas.microsoft.com/office/word/2018/wordml/cex" xmlns:w16cid="http://schemas.microsoft.com/office/word/2016/wordml/cid" xmlns:w16="http://schemas.microsoft.com/office/word/2018/wordml" xmlns:w16sdtdh="http://schemas.microsoft.com/office/word/2020/wordml/sdtdatahash" xmlns:w16se="http://schemas.microsoft.com/office/word/2015/wordml/symex" xmlns:wpg="http://schemas.microsoft.com/office/word/2010/wordprocessingGroup" xmlns:wpi="http://schemas.microsoft.com/office/word/2010/wordprocessingInk" xmlns:wne="http://schemas.microsoft.com/office/word/2006/wordml" xmlns:wps="http://schemas.microsoft.com/office/word/2010/wordprocessingShape" mc:Ignorable="w14 w15 w16se w16cid w16 w16cex w16sdtdh wp14">
+<w:hdr xmlns:wpc="http://schemas.microsoft.com/office/word/2010/wordprocessingCanvas" xmlns:cx="http://schemas.microsoft.com/office/drawing/2014/chartex" xmlns:cx1="http://schemas.microsoft.com/office/drawing/2015/9/8/chartex" xmlns:cx2="http://schemas.microsoft.com/office/drawing/2015/10/21/chartex" xmlns:cx3="http://schemas.microsoft.com/office/drawing/2016/5/9/chartex" xmlns:cx4="http://schemas.microsoft.com/office/drawing/2016/5/10/chartex" xmlns:cx5="http://schemas.microsoft.com/office/drawing/2016/5/11/chartex" xmlns:cx6="http://schemas.microsoft.com/office/drawing/2016/5/12/chartex" xmlns:cx7="http://schemas.microsoft.com/office/drawing/2016/5/13/chartex" xmlns:cx8="http://schemas.microsoft.com/office/drawing/2016/5/14/chartex" xmlns:mc="http://schemas.openxmlformats.org/markup-compatibility/2006" xmlns:aink="http://schemas.microsoft.com/office/drawing/2016/ink" xmlns:am3d="http://schemas.microsoft.com/office/drawing/2017/model3d" xmlns:o="urn:schemas-microsoft-com:office:office" xmlns:oel="http://schemas.microsoft.com/office/2019/extlst" xmlns:r="http://schemas.openxmlformats.org/officeDocument/2006/relationships" xmlns:m="http://schemas.openxmlformats.org/officeDocument/2006/math" xmlns:v="urn:schemas-microsoft-com:vml" xmlns:wp14="http://schemas.microsoft.com/office/word/2010/wordprocessingDrawing" xmlns:wp="http://schemas.openxmlformats.org/drawingml/2006/wordprocessingDrawing" xmlns:w10="urn:schemas-microsoft-com:office:word" xmlns:w="http://schemas.openxmlformats.org/wordprocessingml/2006/main" xmlns:w14="http://schemas.microsoft.com/office/word/2010/wordml" xmlns:w15="http://schemas.microsoft.com/office/word/2012/wordml" xmlns:w16cex="http://schemas.microsoft.com/office/word/2018/wordml/cex" xmlns:w16cid="http://schemas.microsoft.com/office/word/2016/wordml/cid" xmlns:w16="http://schemas.microsoft.com/office/word/2018/wordml" xmlns:w16du="http://schemas.microsoft.com/office/word/2023/wordml/word16du" xmlns:w16sdtdh="http://schemas.microsoft.com/office/word/2020/wordml/sdtdatahash" xmlns:w16sdtfl="http://schemas.microsoft.com/office/word/2024/wordml/sdtformatlock" xmlns:w16se="http://schemas.microsoft.com/office/word/2015/wordml/symex" xmlns:wpg="http://schemas.microsoft.com/office/word/2010/wordprocessingGroup" xmlns:wpi="http://schemas.microsoft.com/office/word/2010/wordprocessingInk" xmlns:wne="http://schemas.microsoft.com/office/word/2006/wordml" xmlns:wps="http://schemas.microsoft.com/office/word/2010/wordprocessingShape" mc:Ignorable="w14 w15 w16se w16cid w16 w16cex w16sdtdh w16sdtfl w16du wp14">
   <w:p>
     <w:pPr>
       <w:pStyle w:val="Encabezado"/>
@@ -31113,7 +31422,7 @@
       <w:rPr>
         <w:rFonts w:cs="Calibri"/>
       </w:rPr>
-      <w:t>014</w:t>
+      <w:t>016</w:t>
     </w:r>
     <w:r>
       <w:rPr>
@@ -31162,7 +31471,7 @@
 </file>
 
 <file path=word/numbering.xml><?xml version="1.0" encoding="utf-8"?>
-<w:numbering xmlns:wpc="http://schemas.microsoft.com/office/word/2010/wordprocessingCanvas" xmlns:cx="http://schemas.microsoft.com/office/drawing/2014/chartex" xmlns:cx1="http://schemas.microsoft.com/office/drawing/2015/9/8/chartex" xmlns:cx2="http://schemas.microsoft.com/office/drawing/2015/10/21/chartex" xmlns:cx3="http://schemas.microsoft.com/office/drawing/2016/5/9/chartex" xmlns:cx4="http://schemas.microsoft.com/office/drawing/2016/5/10/chartex" xmlns:cx5="http://schemas.microsoft.com/office/drawing/2016/5/11/chartex" xmlns:cx6="http://schemas.microsoft.com/office/drawing/2016/5/12/chartex" xmlns:cx7="http://schemas.microsoft.com/office/drawing/2016/5/13/chartex" xmlns:cx8="http://schemas.microsoft.com/office/drawing/2016/5/14/chartex" xmlns:mc="http://schemas.openxmlformats.org/markup-compatibility/2006" xmlns:aink="http://schemas.microsoft.com/office/drawing/2016/ink" xmlns:am3d="http://schemas.microsoft.com/office/drawing/2017/model3d" xmlns:o="urn:schemas-microsoft-com:office:office" xmlns:oel="http://schemas.microsoft.com/office/2019/extlst" xmlns:r="http://schemas.openxmlformats.org/officeDocument/2006/relationships" xmlns:m="http://schemas.openxmlformats.org/officeDocument/2006/math" xmlns:v="urn:schemas-microsoft-com:vml" xmlns:wp14="http://schemas.microsoft.com/office/word/2010/wordprocessingDrawing" xmlns:wp="http://schemas.openxmlformats.org/drawingml/2006/wordprocessingDrawing" xmlns:w10="urn:schemas-microsoft-com:office:word" xmlns:w="http://schemas.openxmlformats.org/wordprocessingml/2006/main" xmlns:w14="http://schemas.microsoft.com/office/word/2010/wordml" xmlns:w15="http://schemas.microsoft.com/office/word/2012/wordml" xmlns:w16cex="http://schemas.microsoft.com/office/word/2018/wordml/cex" xmlns:w16cid="http://schemas.microsoft.com/office/word/2016/wordml/cid" xmlns:w16="http://schemas.microsoft.com/office/word/2018/wordml" xmlns:w16sdtdh="http://schemas.microsoft.com/office/word/2020/wordml/sdtdatahash" xmlns:w16se="http://schemas.microsoft.com/office/word/2015/wordml/symex" xmlns:wpg="http://schemas.microsoft.com/office/word/2010/wordprocessingGroup" xmlns:wpi="http://schemas.microsoft.com/office/word/2010/wordprocessingInk" xmlns:wne="http://schemas.microsoft.com/office/word/2006/wordml" xmlns:wps="http://schemas.microsoft.com/office/word/2010/wordprocessingShape" mc:Ignorable="w14 w15 w16se w16cid w16 w16cex w16sdtdh wp14">
+<w:numbering xmlns:wpc="http://schemas.microsoft.com/office/word/2010/wordprocessingCanvas" xmlns:cx="http://schemas.microsoft.com/office/drawing/2014/chartex" xmlns:cx1="http://schemas.microsoft.com/office/drawing/2015/9/8/chartex" xmlns:cx2="http://schemas.microsoft.com/office/drawing/2015/10/21/chartex" xmlns:cx3="http://schemas.microsoft.com/office/drawing/2016/5/9/chartex" xmlns:cx4="http://schemas.microsoft.com/office/drawing/2016/5/10/chartex" xmlns:cx5="http://schemas.microsoft.com/office/drawing/2016/5/11/chartex" xmlns:cx6="http://schemas.microsoft.com/office/drawing/2016/5/12/chartex" xmlns:cx7="http://schemas.microsoft.com/office/drawing/2016/5/13/chartex" xmlns:cx8="http://schemas.microsoft.com/office/drawing/2016/5/14/chartex" xmlns:mc="http://schemas.openxmlformats.org/markup-compatibility/2006" xmlns:aink="http://schemas.microsoft.com/office/drawing/2016/ink" xmlns:am3d="http://schemas.microsoft.com/office/drawing/2017/model3d" xmlns:o="urn:schemas-microsoft-com:office:office" xmlns:oel="http://schemas.microsoft.com/office/2019/extlst" xmlns:r="http://schemas.openxmlformats.org/officeDocument/2006/relationships" xmlns:m="http://schemas.openxmlformats.org/officeDocument/2006/math" xmlns:v="urn:schemas-microsoft-com:vml" xmlns:wp14="http://schemas.microsoft.com/office/word/2010/wordprocessingDrawing" xmlns:wp="http://schemas.openxmlformats.org/drawingml/2006/wordprocessingDrawing" xmlns:w10="urn:schemas-microsoft-com:office:word" xmlns:w="http://schemas.openxmlformats.org/wordprocessingml/2006/main" xmlns:w14="http://schemas.microsoft.com/office/word/2010/wordml" xmlns:w15="http://schemas.microsoft.com/office/word/2012/wordml" xmlns:w16cex="http://schemas.microsoft.com/office/word/2018/wordml/cex" xmlns:w16cid="http://schemas.microsoft.com/office/word/2016/wordml/cid" xmlns:w16="http://schemas.microsoft.com/office/word/2018/wordml" xmlns:w16du="http://schemas.microsoft.com/office/word/2023/wordml/word16du" xmlns:w16sdtdh="http://schemas.microsoft.com/office/word/2020/wordml/sdtdatahash" xmlns:w16sdtfl="http://schemas.microsoft.com/office/word/2024/wordml/sdtformatlock" xmlns:w16se="http://schemas.microsoft.com/office/word/2015/wordml/symex" xmlns:wpg="http://schemas.microsoft.com/office/word/2010/wordprocessingGroup" xmlns:wpi="http://schemas.microsoft.com/office/word/2010/wordprocessingInk" xmlns:wne="http://schemas.microsoft.com/office/word/2006/wordml" xmlns:wps="http://schemas.microsoft.com/office/word/2010/wordprocessingShape" mc:Ignorable="w14 w15 w16se w16cid w16 w16cex w16sdtdh w16sdtfl w16du wp14">
   <w:abstractNum w:abstractNumId="0" w15:restartNumberingAfterBreak="0">
     <w:nsid w:val="FFFFFF7C"/>
     <w:multiLevelType w:val="singleLevel"/>
@@ -33667,7 +33976,7 @@
 </file>
 
 <file path=word/styles.xml><?xml version="1.0" encoding="utf-8"?>
-<w:styles xmlns:mc="http://schemas.openxmlformats.org/markup-compatibility/2006" xmlns:r="http://schemas.openxmlformats.org/officeDocument/2006/relationships" xmlns:w="http://schemas.openxmlformats.org/wordprocessingml/2006/main" xmlns:w14="http://schemas.microsoft.com/office/word/2010/wordml" xmlns:w15="http://schemas.microsoft.com/office/word/2012/wordml" xmlns:w16cex="http://schemas.microsoft.com/office/word/2018/wordml/cex" xmlns:w16cid="http://schemas.microsoft.com/office/word/2016/wordml/cid" xmlns:w16="http://schemas.microsoft.com/office/word/2018/wordml" xmlns:w16sdtdh="http://schemas.microsoft.com/office/word/2020/wordml/sdtdatahash" xmlns:w16se="http://schemas.microsoft.com/office/word/2015/wordml/symex" mc:Ignorable="w14 w15 w16se w16cid w16 w16cex w16sdtdh">
+<w:styles xmlns:mc="http://schemas.openxmlformats.org/markup-compatibility/2006" xmlns:r="http://schemas.openxmlformats.org/officeDocument/2006/relationships" xmlns:w="http://schemas.openxmlformats.org/wordprocessingml/2006/main" xmlns:w14="http://schemas.microsoft.com/office/word/2010/wordml" xmlns:w15="http://schemas.microsoft.com/office/word/2012/wordml" xmlns:w16cex="http://schemas.microsoft.com/office/word/2018/wordml/cex" xmlns:w16cid="http://schemas.microsoft.com/office/word/2016/wordml/cid" xmlns:w16="http://schemas.microsoft.com/office/word/2018/wordml" xmlns:w16du="http://schemas.microsoft.com/office/word/2023/wordml/word16du" xmlns:w16sdtdh="http://schemas.microsoft.com/office/word/2020/wordml/sdtdatahash" xmlns:w16sdtfl="http://schemas.microsoft.com/office/word/2024/wordml/sdtformatlock" xmlns:w16se="http://schemas.microsoft.com/office/word/2015/wordml/symex" mc:Ignorable="w14 w15 w16se w16cid w16 w16cex w16sdtdh w16sdtfl w16du">
   <w:docDefaults>
     <w:rPrDefault>
       <w:rPr>
@@ -34269,7 +34578,6 @@
   <w:style w:type="character" w:default="1" w:styleId="Fuentedeprrafopredeter">
     <w:name w:val="Default Paragraph Font"/>
     <w:uiPriority w:val="1"/>
-    <w:semiHidden/>
     <w:unhideWhenUsed/>
   </w:style>
   <w:style w:type="table" w:default="1" w:styleId="Tablanormal">
@@ -36820,6 +37128,21 @@
       <w:shd w:val="clear" w:color="auto" w:fill="E1DFDD"/>
     </w:rPr>
   </w:style>
+  <w:style w:type="paragraph" w:customStyle="1" w:styleId="Default">
+    <w:name w:val="Default"/>
+    <w:rsid w:val="00846F3D"/>
+    <w:pPr>
+      <w:autoSpaceDE w:val="0"/>
+      <w:autoSpaceDN w:val="0"/>
+      <w:adjustRightInd w:val="0"/>
+    </w:pPr>
+    <w:rPr>
+      <w:rFonts w:ascii="Calibri" w:hAnsi="Calibri" w:cs="Calibri"/>
+      <w:color w:val="000000"/>
+      <w:sz w:val="24"/>
+      <w:szCs w:val="24"/>
+    </w:rPr>
+  </w:style>
 </w:styles>
 </file>
 
@@ -37119,6 +37442,10 @@
 </file>
 
 <file path=customXml/item1.xml><?xml version="1.0" encoding="utf-8"?>
+<b:Sources xmlns:b="http://schemas.openxmlformats.org/officeDocument/2006/bibliography" xmlns="http://schemas.openxmlformats.org/officeDocument/2006/bibliography" SelectedStyle="\APA.XSL" StyleName="APA"/>
+</file>
+
+<file path=customXml/item2.xml><?xml version="1.0" encoding="utf-8"?>
 <?mso-contentType ?>
 <FormTemplates xmlns="http://schemas.microsoft.com/sharepoint/v3/contenttype/forms">
   <Display>DocumentLibraryForm</Display>
@@ -37127,9 +37454,9 @@
 </FormTemplates>
 </file>
 
-<file path=customXml/item2.xml><?xml version="1.0" encoding="utf-8"?>
-<ct:contentTypeSchema xmlns:ct="http://schemas.microsoft.com/office/2006/metadata/contentType" xmlns:ma="http://schemas.microsoft.com/office/2006/metadata/properties/metaAttributes" ct:_="" ma:_="" ma:contentTypeName="Document" ma:contentTypeID="0x010100F37872BBB1B48948A69B496DD8700896" ma:contentTypeVersion="30" ma:contentTypeDescription="Create a new document." ma:contentTypeScope="" ma:versionID="db6ec5eae62717a2112663bfc8d11fc5">
-  <xsd:schema xmlns:xsd="http://www.w3.org/2001/XMLSchema" xmlns:xs="http://www.w3.org/2001/XMLSchema" xmlns:p="http://schemas.microsoft.com/office/2006/metadata/properties" xmlns:ns2="e3c6f3b3-f88f-4e57-8294-d53de8f54b2b" xmlns:ns3="0e9fbc54-175b-41a1-a915-0ab6c7e45301" xmlns:ns4="30c688ba-d7e6-407b-8c35-f2a020af6bce" targetNamespace="http://schemas.microsoft.com/office/2006/metadata/properties" ma:root="true" ma:fieldsID="b607cbe47cf360e8877db2581acfff36" ns2:_="" ns3:_="" ns4:_="">
+<file path=customXml/item3.xml><?xml version="1.0" encoding="utf-8"?>
+<ct:contentTypeSchema xmlns:ct="http://schemas.microsoft.com/office/2006/metadata/contentType" xmlns:ma="http://schemas.microsoft.com/office/2006/metadata/properties/metaAttributes" ct:_="" ma:_="" ma:contentTypeName="Documento" ma:contentTypeID="0x010100F37872BBB1B48948A69B496DD8700896" ma:contentTypeVersion="30" ma:contentTypeDescription="Crear nuevo documento." ma:contentTypeScope="" ma:versionID="48bd2f4f5b966e9aa5e64b228786f9db">
+  <xsd:schema xmlns:xsd="http://www.w3.org/2001/XMLSchema" xmlns:xs="http://www.w3.org/2001/XMLSchema" xmlns:p="http://schemas.microsoft.com/office/2006/metadata/properties" xmlns:ns2="e3c6f3b3-f88f-4e57-8294-d53de8f54b2b" xmlns:ns3="0e9fbc54-175b-41a1-a915-0ab6c7e45301" xmlns:ns4="30c688ba-d7e6-407b-8c35-f2a020af6bce" targetNamespace="http://schemas.microsoft.com/office/2006/metadata/properties" ma:root="true" ma:fieldsID="a9b251146c0969b4148fd5eb32063808" ns2:_="" ns3:_="" ns4:_="">
     <xsd:import namespace="e3c6f3b3-f88f-4e57-8294-d53de8f54b2b"/>
     <xsd:import namespace="0e9fbc54-175b-41a1-a915-0ab6c7e45301"/>
     <xsd:import namespace="30c688ba-d7e6-407b-8c35-f2a020af6bce"/>
@@ -37235,7 +37562,7 @@
         </xsd:restriction>
       </xsd:simpleType>
     </xsd:element>
-    <xsd:element name="lcf76f155ced4ddcb4097134ff3c332f" ma:index="23" nillable="true" ma:taxonomy="true" ma:internalName="lcf76f155ced4ddcb4097134ff3c332f" ma:taxonomyFieldName="MediaServiceImageTags" ma:displayName="Image Tags" ma:readOnly="false" ma:fieldId="{5cf76f15-5ced-4ddc-b409-7134ff3c332f}" ma:taxonomyMulti="true" ma:sspId="f703290f-f62f-40c2-94a3-a7aef626be57" ma:termSetId="09814cd3-568e-fe90-9814-8d621ff8fb84" ma:anchorId="fba54fb3-c3e1-fe81-a776-ca4b69148c4d" ma:open="true" ma:isKeyword="false">
+    <xsd:element name="lcf76f155ced4ddcb4097134ff3c332f" ma:index="23" nillable="true" ma:taxonomy="true" ma:internalName="lcf76f155ced4ddcb4097134ff3c332f" ma:taxonomyFieldName="MediaServiceImageTags" ma:displayName="Etiquetas de imagen" ma:readOnly="false" ma:fieldId="{5cf76f15-5ced-4ddc-b409-7134ff3c332f}" ma:taxonomyMulti="true" ma:sspId="f703290f-f62f-40c2-94a3-a7aef626be57" ma:termSetId="09814cd3-568e-fe90-9814-8d621ff8fb84" ma:anchorId="fba54fb3-c3e1-fe81-a776-ca4b69148c4d" ma:open="true" ma:isKeyword="false">
       <xsd:complexType>
         <xsd:sequence>
           <xsd:element ref="pc:Terms" minOccurs="0" maxOccurs="1"/>
@@ -37296,7 +37623,7 @@
   <xsd:schema xmlns:xsd="http://www.w3.org/2001/XMLSchema" xmlns:xs="http://www.w3.org/2001/XMLSchema" xmlns:dms="http://schemas.microsoft.com/office/2006/documentManagement/types" xmlns:pc="http://schemas.microsoft.com/office/infopath/2007/PartnerControls" targetNamespace="0e9fbc54-175b-41a1-a915-0ab6c7e45301" elementFormDefault="qualified">
     <xsd:import namespace="http://schemas.microsoft.com/office/2006/documentManagement/types"/>
     <xsd:import namespace="http://schemas.microsoft.com/office/infopath/2007/PartnerControls"/>
-    <xsd:element name="SharedWithUsers" ma:index="13" nillable="true" ma:displayName="Shared With" ma:internalName="SharedWithUsers" ma:readOnly="true">
+    <xsd:element name="SharedWithUsers" ma:index="13" nillable="true" ma:displayName="Compartido con" ma:internalName="SharedWithUsers" ma:readOnly="true">
       <xsd:complexType>
         <xsd:complexContent>
           <xsd:extension base="dms:UserMulti">
@@ -37315,7 +37642,7 @@
         </xsd:complexContent>
       </xsd:complexType>
     </xsd:element>
-    <xsd:element name="SharedWithDetails" ma:index="14" nillable="true" ma:displayName="Shared With Details" ma:internalName="SharedWithDetails" ma:readOnly="true">
+    <xsd:element name="SharedWithDetails" ma:index="14" nillable="true" ma:displayName="Detalles de uso compartido" ma:internalName="SharedWithDetails" ma:readOnly="true">
       <xsd:simpleType>
         <xsd:restriction base="dms:Note">
           <xsd:maxLength value="255"/>
@@ -37347,8 +37674,8 @@
         <xsd:element ref="dc:creator" minOccurs="0" maxOccurs="1"/>
         <xsd:element ref="dcterms:created" minOccurs="0" maxOccurs="1"/>
         <xsd:element ref="dc:identifier" minOccurs="0" maxOccurs="1"/>
-        <xsd:element name="contentType" minOccurs="0" maxOccurs="1" type="xsd:string" ma:index="0" ma:displayName="Content Type"/>
-        <xsd:element ref="dc:title" minOccurs="0" maxOccurs="1" ma:index="4" ma:displayName="Title"/>
+        <xsd:element name="contentType" minOccurs="0" maxOccurs="1" type="xsd:string" ma:index="0" ma:displayName="Tipo de contenido"/>
+        <xsd:element ref="dc:title" minOccurs="0" maxOccurs="1" ma:index="4" ma:displayName="Título"/>
         <xsd:element ref="dc:subject" minOccurs="0" maxOccurs="1"/>
         <xsd:element ref="dc:description" minOccurs="0" maxOccurs="1"/>
         <xsd:element name="keywords" minOccurs="0" maxOccurs="1" type="xsd:string"/>
@@ -37437,7 +37764,7 @@
 </ct:contentTypeSchema>
 </file>
 
-<file path=customXml/item3.xml><?xml version="1.0" encoding="utf-8"?>
+<file path=customXml/item4.xml><?xml version="1.0" encoding="utf-8"?>
 <p:properties xmlns:p="http://schemas.microsoft.com/office/2006/metadata/properties" xmlns:xsi="http://www.w3.org/2001/XMLSchema-instance" xmlns:pc="http://schemas.microsoft.com/office/infopath/2007/PartnerControls">
   <documentManagement>
     <Location xmlns="e3c6f3b3-f88f-4e57-8294-d53de8f54b2b" xsi:nil="true"/>
@@ -37450,11 +37777,15 @@
 </p:properties>
 </file>
 
-<file path=customXml/item4.xml><?xml version="1.0" encoding="utf-8"?>
-<b:Sources xmlns:b="http://schemas.openxmlformats.org/officeDocument/2006/bibliography" xmlns="http://schemas.openxmlformats.org/officeDocument/2006/bibliography" SelectedStyle="\APA.XSL" StyleName="APA"/>
+<file path=customXml/itemProps1.xml><?xml version="1.0" encoding="utf-8"?>
+<ds:datastoreItem xmlns:ds="http://schemas.openxmlformats.org/officeDocument/2006/customXml" ds:itemID="{E3ED58A4-5EAD-440B-9F54-4CA4F76A7F32}">
+  <ds:schemaRefs>
+    <ds:schemaRef ds:uri="http://schemas.openxmlformats.org/officeDocument/2006/bibliography"/>
+  </ds:schemaRefs>
+</ds:datastoreItem>
 </file>
 
-<file path=customXml/itemProps1.xml><?xml version="1.0" encoding="utf-8"?>
+<file path=customXml/itemProps2.xml><?xml version="1.0" encoding="utf-8"?>
 <ds:datastoreItem xmlns:ds="http://schemas.openxmlformats.org/officeDocument/2006/customXml" ds:itemID="{21A4DB45-409C-4DEF-8812-8665FC39DFA9}">
   <ds:schemaRefs>
     <ds:schemaRef ds:uri="http://schemas.microsoft.com/sharepoint/v3/contenttype/forms"/>
@@ -37462,8 +37793,8 @@
 </ds:datastoreItem>
 </file>
 
-<file path=customXml/itemProps2.xml><?xml version="1.0" encoding="utf-8"?>
-<ds:datastoreItem xmlns:ds="http://schemas.openxmlformats.org/officeDocument/2006/customXml" ds:itemID="{50C9621E-EFBA-4851-AC04-F8929A7CE694}">
+<file path=customXml/itemProps3.xml><?xml version="1.0" encoding="utf-8"?>
+<ds:datastoreItem xmlns:ds="http://schemas.openxmlformats.org/officeDocument/2006/customXml" ds:itemID="{D7D9FEAB-99B8-4F15-B48E-4CB3A47F18D6}">
   <ds:schemaRefs>
     <ds:schemaRef ds:uri="http://schemas.microsoft.com/office/2006/metadata/contentType"/>
     <ds:schemaRef ds:uri="http://schemas.microsoft.com/office/2006/metadata/properties/metaAttributes"/>
@@ -37482,7 +37813,7 @@
 </ds:datastoreItem>
 </file>
 
-<file path=customXml/itemProps3.xml><?xml version="1.0" encoding="utf-8"?>
+<file path=customXml/itemProps4.xml><?xml version="1.0" encoding="utf-8"?>
 <ds:datastoreItem xmlns:ds="http://schemas.openxmlformats.org/officeDocument/2006/customXml" ds:itemID="{F5EE0990-2639-455E-ADD9-A07D4919791F}">
   <ds:schemaRefs>
     <ds:schemaRef ds:uri="http://schemas.microsoft.com/office/2006/metadata/properties"/>
@@ -37493,10 +37824,8 @@
 </ds:datastoreItem>
 </file>
 
-<file path=customXml/itemProps4.xml><?xml version="1.0" encoding="utf-8"?>
-<ds:datastoreItem xmlns:ds="http://schemas.openxmlformats.org/officeDocument/2006/customXml" ds:itemID="{E3ED58A4-5EAD-440B-9F54-4CA4F76A7F32}">
-  <ds:schemaRefs>
-    <ds:schemaRef ds:uri="http://schemas.openxmlformats.org/officeDocument/2006/bibliography"/>
-  </ds:schemaRefs>
-</ds:datastoreItem>
+<file path=docMetadata/LabelInfo.xml><?xml version="1.0" encoding="utf-8"?>
+<clbl:labelList xmlns:clbl="http://schemas.microsoft.com/office/2020/mipLabelMetadata">
+  <clbl:label id="{e130eef0-b106-4be4-9041-04ed1aa09543}" enabled="1" method="Privileged" siteId="{dd29478d-624e-429e-b453-fffc969ac768}" removed="0"/>
+</clbl:labelList>
 </file>
--- a/Integra-parent/documentacion/@Firma-Integra-services-InstalacionDespliegueYAdministracion-MAN.docx
+++ b/Integra-parent/documentacion/@Firma-Integra-services-InstalacionDespliegueYAdministracion-MAN.docx
@@ -1,6 +1,6 @@
 
 <file path=word/document.xml><?xml version="1.0" encoding="utf-8"?>
-<w:document xmlns:wpc="http://schemas.microsoft.com/office/word/2010/wordprocessingCanvas" xmlns:cx="http://schemas.microsoft.com/office/drawing/2014/chartex" xmlns:cx1="http://schemas.microsoft.com/office/drawing/2015/9/8/chartex" xmlns:cx2="http://schemas.microsoft.com/office/drawing/2015/10/21/chartex" xmlns:cx3="http://schemas.microsoft.com/office/drawing/2016/5/9/chartex" xmlns:cx4="http://schemas.microsoft.com/office/drawing/2016/5/10/chartex" xmlns:cx5="http://schemas.microsoft.com/office/drawing/2016/5/11/chartex" xmlns:cx6="http://schemas.microsoft.com/office/drawing/2016/5/12/chartex" xmlns:cx7="http://schemas.microsoft.com/office/drawing/2016/5/13/chartex" xmlns:cx8="http://schemas.microsoft.com/office/drawing/2016/5/14/chartex" xmlns:mc="http://schemas.openxmlformats.org/markup-compatibility/2006" xmlns:aink="http://schemas.microsoft.com/office/drawing/2016/ink" xmlns:am3d="http://schemas.microsoft.com/office/drawing/2017/model3d" xmlns:o="urn:schemas-microsoft-com:office:office" xmlns:oel="http://schemas.microsoft.com/office/2019/extlst" xmlns:r="http://schemas.openxmlformats.org/officeDocument/2006/relationships" xmlns:m="http://schemas.openxmlformats.org/officeDocument/2006/math" xmlns:v="urn:schemas-microsoft-com:vml" xmlns:wp14="http://schemas.microsoft.com/office/word/2010/wordprocessingDrawing" xmlns:wp="http://schemas.openxmlformats.org/drawingml/2006/wordprocessingDrawing" xmlns:w10="urn:schemas-microsoft-com:office:word" xmlns:w="http://schemas.openxmlformats.org/wordprocessingml/2006/main" xmlns:w14="http://schemas.microsoft.com/office/word/2010/wordml" xmlns:w15="http://schemas.microsoft.com/office/word/2012/wordml" xmlns:w16cex="http://schemas.microsoft.com/office/word/2018/wordml/cex" xmlns:w16cid="http://schemas.microsoft.com/office/word/2016/wordml/cid" xmlns:w16="http://schemas.microsoft.com/office/word/2018/wordml" xmlns:w16sdtdh="http://schemas.microsoft.com/office/word/2020/wordml/sdtdatahash" xmlns:w16se="http://schemas.microsoft.com/office/word/2015/wordml/symex" xmlns:wpg="http://schemas.microsoft.com/office/word/2010/wordprocessingGroup" xmlns:wpi="http://schemas.microsoft.com/office/word/2010/wordprocessingInk" xmlns:wne="http://schemas.microsoft.com/office/word/2006/wordml" xmlns:wps="http://schemas.microsoft.com/office/word/2010/wordprocessingShape" mc:Ignorable="w14 w15 w16se w16cid w16 w16cex w16sdtdh wp14">
+<w:document xmlns:wpc="http://schemas.microsoft.com/office/word/2010/wordprocessingCanvas" xmlns:cx="http://schemas.microsoft.com/office/drawing/2014/chartex" xmlns:cx1="http://schemas.microsoft.com/office/drawing/2015/9/8/chartex" xmlns:cx2="http://schemas.microsoft.com/office/drawing/2015/10/21/chartex" xmlns:cx3="http://schemas.microsoft.com/office/drawing/2016/5/9/chartex" xmlns:cx4="http://schemas.microsoft.com/office/drawing/2016/5/10/chartex" xmlns:cx5="http://schemas.microsoft.com/office/drawing/2016/5/11/chartex" xmlns:cx6="http://schemas.microsoft.com/office/drawing/2016/5/12/chartex" xmlns:cx7="http://schemas.microsoft.com/office/drawing/2016/5/13/chartex" xmlns:cx8="http://schemas.microsoft.com/office/drawing/2016/5/14/chartex" xmlns:mc="http://schemas.openxmlformats.org/markup-compatibility/2006" xmlns:aink="http://schemas.microsoft.com/office/drawing/2016/ink" xmlns:am3d="http://schemas.microsoft.com/office/drawing/2017/model3d" xmlns:o="urn:schemas-microsoft-com:office:office" xmlns:oel="http://schemas.microsoft.com/office/2019/extlst" xmlns:r="http://schemas.openxmlformats.org/officeDocument/2006/relationships" xmlns:m="http://schemas.openxmlformats.org/officeDocument/2006/math" xmlns:v="urn:schemas-microsoft-com:vml" xmlns:wp14="http://schemas.microsoft.com/office/word/2010/wordprocessingDrawing" xmlns:wp="http://schemas.openxmlformats.org/drawingml/2006/wordprocessingDrawing" xmlns:w10="urn:schemas-microsoft-com:office:word" xmlns:w="http://schemas.openxmlformats.org/wordprocessingml/2006/main" xmlns:w14="http://schemas.microsoft.com/office/word/2010/wordml" xmlns:w15="http://schemas.microsoft.com/office/word/2012/wordml" xmlns:w16cex="http://schemas.microsoft.com/office/word/2018/wordml/cex" xmlns:w16cid="http://schemas.microsoft.com/office/word/2016/wordml/cid" xmlns:w16="http://schemas.microsoft.com/office/word/2018/wordml" xmlns:w16du="http://schemas.microsoft.com/office/word/2023/wordml/word16du" xmlns:w16sdtdh="http://schemas.microsoft.com/office/word/2020/wordml/sdtdatahash" xmlns:w16sdtfl="http://schemas.microsoft.com/office/word/2024/wordml/sdtformatlock" xmlns:w16se="http://schemas.microsoft.com/office/word/2015/wordml/symex" xmlns:wpg="http://schemas.microsoft.com/office/word/2010/wordprocessingGroup" xmlns:wpi="http://schemas.microsoft.com/office/word/2010/wordprocessingInk" xmlns:wne="http://schemas.microsoft.com/office/word/2006/wordml" xmlns:wps="http://schemas.microsoft.com/office/word/2010/wordprocessingShape" mc:Ignorable="w14 w15 w16se w16cid w16 w16cex w16sdtdh w16sdtfl w16du wp14">
   <w:body>
     <w:p>
       <w:pPr>
@@ -348,7 +348,10 @@
               <w:t>0</w:t>
             </w:r>
             <w:r>
-              <w:t>13</w:t>
+              <w:t>1</w:t>
+            </w:r>
+            <w:r>
+              <w:t>5</w:t>
             </w:r>
             <w:bookmarkEnd w:id="3"/>
             <w:bookmarkEnd w:id="4"/>
@@ -381,7 +384,7 @@
             </w:pPr>
             <w:bookmarkStart w:id="5" w:name="fecha_doc"/>
             <w:r>
-              <w:t>12</w:t>
+              <w:t>14</w:t>
             </w:r>
             <w:r>
               <w:t>-</w:t>
@@ -390,7 +393,7 @@
               <w:t>0</w:t>
             </w:r>
             <w:r>
-              <w:t>2</w:t>
+              <w:t>7</w:t>
             </w:r>
             <w:r>
               <w:t>-202</w:t>
@@ -557,7 +560,7 @@
               <w:t>0</w:t>
             </w:r>
             <w:r>
-              <w:t>13</w:t>
+              <w:t>15</w:t>
             </w:r>
             <w:r>
               <w:fldChar w:fldCharType="end"/>
@@ -602,7 +605,7 @@
               <w:fldChar w:fldCharType="separate"/>
             </w:r>
             <w:r>
-              <w:t>12-02-2025</w:t>
+              <w:t>14-07-2025</w:t>
             </w:r>
             <w:r>
               <w:fldChar w:fldCharType="end"/>
@@ -2148,10 +2151,7 @@
               <w:t>0</w:t>
             </w:r>
             <w:r>
-              <w:t>1</w:t>
-            </w:r>
-            <w:r>
-              <w:t>3</w:t>
+              <w:t>13</w:t>
             </w:r>
           </w:p>
         </w:tc>
@@ -2183,22 +2183,7 @@
               <w:suppressOverlap w:val="0"/>
             </w:pPr>
             <w:r>
-              <w:t>1</w:t>
-            </w:r>
-            <w:r>
-              <w:t>2</w:t>
-            </w:r>
-            <w:r>
-              <w:t>-0</w:t>
-            </w:r>
-            <w:r>
-              <w:t>2</w:t>
-            </w:r>
-            <w:r>
-              <w:t>-202</w:t>
-            </w:r>
-            <w:r>
-              <w:t>5</w:t>
+              <w:t>27-03-2025</w:t>
             </w:r>
           </w:p>
         </w:tc>
@@ -2230,25 +2215,276 @@
               <w:suppressOverlap w:val="0"/>
             </w:pPr>
             <w:r>
-              <w:t>Se actualiza el documento para hacer referencia a la versión 2.</w:t>
-            </w:r>
-            <w:r>
-              <w:t>3</w:t>
-            </w:r>
-            <w:r>
-              <w:t>.</w:t>
-            </w:r>
+              <w:t>Se actualiza el documento para hacer referencia a la versión 2.2.5_000 de Integr@ y se corrige la versión de algunas librerias.</w:t>
+            </w:r>
+          </w:p>
+        </w:tc>
+      </w:tr>
+    </w:tbl>
+    <w:p>
+      <w:pPr>
+        <w:pStyle w:val="Texto"/>
+      </w:pPr>
+    </w:p>
+    <w:tbl>
+      <w:tblPr>
+        <w:tblW w:w="0" w:type="auto"/>
+        <w:tblLayout w:type="fixed"/>
+        <w:tblCellMar>
+          <w:left w:w="70" w:type="dxa"/>
+          <w:right w:w="70" w:type="dxa"/>
+        </w:tblCellMar>
+        <w:tblLook w:val="0000" w:firstRow="0" w:lastRow="0" w:firstColumn="0" w:lastColumn="0" w:noHBand="0" w:noVBand="0"/>
+      </w:tblPr>
+      <w:tblGrid>
+        <w:gridCol w:w="1488"/>
+        <w:gridCol w:w="8080"/>
+      </w:tblGrid>
+      <w:tr>
+        <w:tc>
+          <w:tcPr>
+            <w:tcW w:w="1488" w:type="dxa"/>
+          </w:tcPr>
+          <w:p>
+            <w:pPr>
+              <w:pStyle w:val="Tabla"/>
+              <w:framePr w:hSpace="0" w:wrap="auto" w:vAnchor="margin" w:yAlign="inline"/>
+              <w:suppressOverlap w:val="0"/>
+            </w:pPr>
+            <w:r>
+              <w:t>Rev.</w:t>
+            </w:r>
+          </w:p>
+        </w:tc>
+        <w:tc>
+          <w:tcPr>
+            <w:tcW w:w="8080" w:type="dxa"/>
+          </w:tcPr>
+          <w:p>
+            <w:pPr>
+              <w:pStyle w:val="Tabla"/>
+              <w:framePr w:hSpace="0" w:wrap="auto" w:vAnchor="margin" w:yAlign="inline"/>
+              <w:suppressOverlap w:val="0"/>
+            </w:pPr>
             <w:r>
               <w:t>0</w:t>
             </w:r>
             <w:r>
-              <w:t>_00</w:t>
-            </w:r>
+              <w:t>1</w:t>
+            </w:r>
+            <w:r>
+              <w:t>4</w:t>
+            </w:r>
+          </w:p>
+        </w:tc>
+      </w:tr>
+      <w:tr>
+        <w:tc>
+          <w:tcPr>
+            <w:tcW w:w="1488" w:type="dxa"/>
+          </w:tcPr>
+          <w:p>
+            <w:pPr>
+              <w:pStyle w:val="Tabla"/>
+              <w:framePr w:hSpace="0" w:wrap="auto" w:vAnchor="margin" w:yAlign="inline"/>
+              <w:suppressOverlap w:val="0"/>
+            </w:pPr>
+            <w:r>
+              <w:t>Fecha</w:t>
+            </w:r>
+          </w:p>
+        </w:tc>
+        <w:tc>
+          <w:tcPr>
+            <w:tcW w:w="8080" w:type="dxa"/>
+          </w:tcPr>
+          <w:p>
+            <w:pPr>
+              <w:pStyle w:val="Tabla"/>
+              <w:framePr w:hSpace="0" w:wrap="auto" w:vAnchor="margin" w:yAlign="inline"/>
+              <w:suppressOverlap w:val="0"/>
+            </w:pPr>
             <w:r>
               <w:t>0</w:t>
             </w:r>
             <w:r>
-              <w:t xml:space="preserve"> de Integr@.</w:t>
+              <w:t>2-0</w:t>
+            </w:r>
+            <w:r>
+              <w:t>5</w:t>
+            </w:r>
+            <w:r>
+              <w:t>-2025</w:t>
+            </w:r>
+          </w:p>
+        </w:tc>
+      </w:tr>
+      <w:tr>
+        <w:tc>
+          <w:tcPr>
+            <w:tcW w:w="1488" w:type="dxa"/>
+          </w:tcPr>
+          <w:p>
+            <w:pPr>
+              <w:pStyle w:val="Tabla"/>
+              <w:framePr w:hSpace="0" w:wrap="auto" w:vAnchor="margin" w:yAlign="inline"/>
+              <w:suppressOverlap w:val="0"/>
+            </w:pPr>
+            <w:r>
+              <w:t>Descripción</w:t>
+            </w:r>
+          </w:p>
+        </w:tc>
+        <w:tc>
+          <w:tcPr>
+            <w:tcW w:w="8080" w:type="dxa"/>
+          </w:tcPr>
+          <w:p>
+            <w:pPr>
+              <w:pStyle w:val="Tabla"/>
+              <w:framePr w:hSpace="0" w:wrap="auto" w:vAnchor="margin" w:yAlign="inline"/>
+              <w:suppressOverlap w:val="0"/>
+            </w:pPr>
+            <w:r>
+              <w:t>Se actualiza el documento para hacer referencia a la versión 2.3.0_000 de Integr@.</w:t>
+            </w:r>
+          </w:p>
+        </w:tc>
+      </w:tr>
+    </w:tbl>
+    <w:p>
+      <w:pPr>
+        <w:pStyle w:val="Apartado"/>
+        <w:ind w:left="0"/>
+        <w:rPr>
+          <w:rFonts w:cs="Calibri"/>
+        </w:rPr>
+      </w:pPr>
+    </w:p>
+    <w:tbl>
+      <w:tblPr>
+        <w:tblW w:w="0" w:type="auto"/>
+        <w:tblLayout w:type="fixed"/>
+        <w:tblCellMar>
+          <w:left w:w="70" w:type="dxa"/>
+          <w:right w:w="70" w:type="dxa"/>
+        </w:tblCellMar>
+        <w:tblLook w:val="0000" w:firstRow="0" w:lastRow="0" w:firstColumn="0" w:lastColumn="0" w:noHBand="0" w:noVBand="0"/>
+      </w:tblPr>
+      <w:tblGrid>
+        <w:gridCol w:w="1488"/>
+        <w:gridCol w:w="8080"/>
+      </w:tblGrid>
+      <w:tr>
+        <w:tc>
+          <w:tcPr>
+            <w:tcW w:w="1488" w:type="dxa"/>
+          </w:tcPr>
+          <w:p>
+            <w:pPr>
+              <w:pStyle w:val="Tabla"/>
+              <w:framePr w:hSpace="0" w:wrap="auto" w:vAnchor="margin" w:yAlign="inline"/>
+              <w:suppressOverlap w:val="0"/>
+            </w:pPr>
+            <w:r>
+              <w:t>Rev.</w:t>
+            </w:r>
+          </w:p>
+        </w:tc>
+        <w:tc>
+          <w:tcPr>
+            <w:tcW w:w="8080" w:type="dxa"/>
+          </w:tcPr>
+          <w:p>
+            <w:pPr>
+              <w:pStyle w:val="Tabla"/>
+              <w:framePr w:hSpace="0" w:wrap="auto" w:vAnchor="margin" w:yAlign="inline"/>
+              <w:suppressOverlap w:val="0"/>
+            </w:pPr>
+            <w:r>
+              <w:t>0</w:t>
+            </w:r>
+            <w:r>
+              <w:t>1</w:t>
+            </w:r>
+            <w:r>
+              <w:t>5</w:t>
+            </w:r>
+          </w:p>
+        </w:tc>
+      </w:tr>
+      <w:tr>
+        <w:tc>
+          <w:tcPr>
+            <w:tcW w:w="1488" w:type="dxa"/>
+          </w:tcPr>
+          <w:p>
+            <w:pPr>
+              <w:pStyle w:val="Tabla"/>
+              <w:framePr w:hSpace="0" w:wrap="auto" w:vAnchor="margin" w:yAlign="inline"/>
+              <w:suppressOverlap w:val="0"/>
+            </w:pPr>
+            <w:r>
+              <w:t>Fecha</w:t>
+            </w:r>
+          </w:p>
+        </w:tc>
+        <w:tc>
+          <w:tcPr>
+            <w:tcW w:w="8080" w:type="dxa"/>
+          </w:tcPr>
+          <w:p>
+            <w:pPr>
+              <w:pStyle w:val="Tabla"/>
+              <w:framePr w:hSpace="0" w:wrap="auto" w:vAnchor="margin" w:yAlign="inline"/>
+              <w:suppressOverlap w:val="0"/>
+            </w:pPr>
+            <w:r>
+              <w:t>14</w:t>
+            </w:r>
+            <w:r>
+              <w:t>-0</w:t>
+            </w:r>
+            <w:r>
+              <w:t>7</w:t>
+            </w:r>
+            <w:r>
+              <w:t>-2025</w:t>
+            </w:r>
+          </w:p>
+        </w:tc>
+      </w:tr>
+      <w:tr>
+        <w:tc>
+          <w:tcPr>
+            <w:tcW w:w="1488" w:type="dxa"/>
+          </w:tcPr>
+          <w:p>
+            <w:pPr>
+              <w:pStyle w:val="Tabla"/>
+              <w:framePr w:hSpace="0" w:wrap="auto" w:vAnchor="margin" w:yAlign="inline"/>
+              <w:suppressOverlap w:val="0"/>
+            </w:pPr>
+            <w:r>
+              <w:t>Descripción</w:t>
+            </w:r>
+          </w:p>
+        </w:tc>
+        <w:tc>
+          <w:tcPr>
+            <w:tcW w:w="8080" w:type="dxa"/>
+          </w:tcPr>
+          <w:p>
+            <w:pPr>
+              <w:pStyle w:val="Default"/>
+              <w:jc w:val="both"/>
+            </w:pPr>
+            <w:r>
+              <w:rPr>
+                <w:sz w:val="20"/>
+                <w:szCs w:val="20"/>
+              </w:rPr>
+              <w:t xml:space="preserve">Se actualiza información de ejemplo para datos de política XML_AGE_1.9. </w:t>
             </w:r>
           </w:p>
         </w:tc>
@@ -2378,7 +2614,7 @@
               <w:t>0</w:t>
             </w:r>
             <w:r>
-              <w:t>13</w:t>
+              <w:t>15</w:t>
             </w:r>
             <w:r>
               <w:fldChar w:fldCharType="end"/>
@@ -2425,7 +2661,7 @@
               <w:fldChar w:fldCharType="separate"/>
             </w:r>
             <w:r>
-              <w:t>12-02-2025</w:t>
+              <w:t>14-07-2025</w:t>
             </w:r>
             <w:r>
               <w:fldChar w:fldCharType="end"/>
@@ -2537,7 +2773,7 @@
         </w:rPr>
         <w:fldChar w:fldCharType="separate"/>
       </w:r>
-      <w:hyperlink w:anchor="_Toc190363283" w:history="1">
+      <w:hyperlink w:anchor="_Toc203404053" w:history="1">
         <w:r>
           <w:rPr>
             <w:rStyle w:val="Hipervnculo"/>
@@ -2578,7 +2814,7 @@
           <w:rPr>
             <w:webHidden/>
           </w:rPr>
-          <w:instrText xml:space="preserve"> PAGEREF _Toc190363283 \h </w:instrText>
+          <w:instrText xml:space="preserve"> PAGEREF _Toc203404053 \h </w:instrText>
         </w:r>
         <w:r>
           <w:rPr>
@@ -2619,7 +2855,7 @@
           <w:szCs w:val="24"/>
         </w:rPr>
       </w:pPr>
-      <w:hyperlink w:anchor="_Toc190363284" w:history="1">
+      <w:hyperlink w:anchor="_Toc203404054" w:history="1">
         <w:r>
           <w:rPr>
             <w:rStyle w:val="Hipervnculo"/>
@@ -2660,7 +2896,7 @@
           <w:rPr>
             <w:webHidden/>
           </w:rPr>
-          <w:instrText xml:space="preserve"> PAGEREF _Toc190363284 \h </w:instrText>
+          <w:instrText xml:space="preserve"> PAGEREF _Toc203404054 \h </w:instrText>
         </w:r>
         <w:r>
           <w:rPr>
@@ -2701,7 +2937,7 @@
           <w:szCs w:val="24"/>
         </w:rPr>
       </w:pPr>
-      <w:hyperlink w:anchor="_Toc190363285" w:history="1">
+      <w:hyperlink w:anchor="_Toc203404055" w:history="1">
         <w:r>
           <w:rPr>
             <w:rStyle w:val="Hipervnculo"/>
@@ -2742,7 +2978,7 @@
           <w:rPr>
             <w:webHidden/>
           </w:rPr>
-          <w:instrText xml:space="preserve"> PAGEREF _Toc190363285 \h </w:instrText>
+          <w:instrText xml:space="preserve"> PAGEREF _Toc203404055 \h </w:instrText>
         </w:r>
         <w:r>
           <w:rPr>
@@ -2783,7 +3019,7 @@
           <w:szCs w:val="24"/>
         </w:rPr>
       </w:pPr>
-      <w:hyperlink w:anchor="_Toc190363286" w:history="1">
+      <w:hyperlink w:anchor="_Toc203404056" w:history="1">
         <w:r>
           <w:rPr>
             <w:rStyle w:val="Hipervnculo"/>
@@ -2822,7 +3058,7 @@
           <w:rPr>
             <w:webHidden/>
           </w:rPr>
-          <w:instrText xml:space="preserve"> PAGEREF _Toc190363286 \h </w:instrText>
+          <w:instrText xml:space="preserve"> PAGEREF _Toc203404056 \h </w:instrText>
         </w:r>
         <w:r>
           <w:rPr>
@@ -2863,7 +3099,7 @@
           <w:szCs w:val="24"/>
         </w:rPr>
       </w:pPr>
-      <w:hyperlink w:anchor="_Toc190363287" w:history="1">
+      <w:hyperlink w:anchor="_Toc203404057" w:history="1">
         <w:r>
           <w:rPr>
             <w:rStyle w:val="Hipervnculo"/>
@@ -2904,7 +3140,7 @@
           <w:rPr>
             <w:webHidden/>
           </w:rPr>
-          <w:instrText xml:space="preserve"> PAGEREF _Toc190363287 \h </w:instrText>
+          <w:instrText xml:space="preserve"> PAGEREF _Toc203404057 \h </w:instrText>
         </w:r>
         <w:r>
           <w:rPr>
@@ -2941,7 +3177,7 @@
           <w:szCs w:val="24"/>
         </w:rPr>
       </w:pPr>
-      <w:hyperlink w:anchor="_Toc190363288" w:history="1">
+      <w:hyperlink w:anchor="_Toc203404058" w:history="1">
         <w:r>
           <w:rPr>
             <w:rStyle w:val="Hipervnculo"/>
@@ -2981,7 +3217,7 @@
           <w:rPr>
             <w:webHidden/>
           </w:rPr>
-          <w:instrText xml:space="preserve"> PAGEREF _Toc190363288 \h </w:instrText>
+          <w:instrText xml:space="preserve"> PAGEREF _Toc203404058 \h </w:instrText>
         </w:r>
         <w:r>
           <w:rPr>
@@ -3018,7 +3254,7 @@
           <w:szCs w:val="24"/>
         </w:rPr>
       </w:pPr>
-      <w:hyperlink w:anchor="_Toc190363289" w:history="1">
+      <w:hyperlink w:anchor="_Toc203404059" w:history="1">
         <w:r>
           <w:rPr>
             <w:rStyle w:val="Hipervnculo"/>
@@ -3058,7 +3294,7 @@
           <w:rPr>
             <w:webHidden/>
           </w:rPr>
-          <w:instrText xml:space="preserve"> PAGEREF _Toc190363289 \h </w:instrText>
+          <w:instrText xml:space="preserve"> PAGEREF _Toc203404059 \h </w:instrText>
         </w:r>
         <w:r>
           <w:rPr>
@@ -3099,7 +3335,7 @@
           <w:szCs w:val="24"/>
         </w:rPr>
       </w:pPr>
-      <w:hyperlink w:anchor="_Toc190363290" w:history="1">
+      <w:hyperlink w:anchor="_Toc203404060" w:history="1">
         <w:r>
           <w:rPr>
             <w:rStyle w:val="Hipervnculo"/>
@@ -3140,7 +3376,7 @@
           <w:rPr>
             <w:webHidden/>
           </w:rPr>
-          <w:instrText xml:space="preserve"> PAGEREF _Toc190363290 \h </w:instrText>
+          <w:instrText xml:space="preserve"> PAGEREF _Toc203404060 \h </w:instrText>
         </w:r>
         <w:r>
           <w:rPr>
@@ -3177,7 +3413,7 @@
           <w:szCs w:val="24"/>
         </w:rPr>
       </w:pPr>
-      <w:hyperlink w:anchor="_Toc190363291" w:history="1">
+      <w:hyperlink w:anchor="_Toc203404061" w:history="1">
         <w:r>
           <w:rPr>
             <w:rStyle w:val="Hipervnculo"/>
@@ -3217,7 +3453,7 @@
           <w:rPr>
             <w:webHidden/>
           </w:rPr>
-          <w:instrText xml:space="preserve"> PAGEREF _Toc190363291 \h </w:instrText>
+          <w:instrText xml:space="preserve"> PAGEREF _Toc203404061 \h </w:instrText>
         </w:r>
         <w:r>
           <w:rPr>
@@ -3254,7 +3490,7 @@
           <w:szCs w:val="24"/>
         </w:rPr>
       </w:pPr>
-      <w:hyperlink w:anchor="_Toc190363292" w:history="1">
+      <w:hyperlink w:anchor="_Toc203404062" w:history="1">
         <w:r>
           <w:rPr>
             <w:rStyle w:val="Hipervnculo"/>
@@ -3294,7 +3530,7 @@
           <w:rPr>
             <w:webHidden/>
           </w:rPr>
-          <w:instrText xml:space="preserve"> PAGEREF _Toc190363292 \h </w:instrText>
+          <w:instrText xml:space="preserve"> PAGEREF _Toc203404062 \h </w:instrText>
         </w:r>
         <w:r>
           <w:rPr>
@@ -3335,7 +3571,7 @@
           <w:szCs w:val="24"/>
         </w:rPr>
       </w:pPr>
-      <w:hyperlink w:anchor="_Toc190363293" w:history="1">
+      <w:hyperlink w:anchor="_Toc203404063" w:history="1">
         <w:r>
           <w:rPr>
             <w:rStyle w:val="Hipervnculo"/>
@@ -3376,7 +3612,7 @@
           <w:rPr>
             <w:webHidden/>
           </w:rPr>
-          <w:instrText xml:space="preserve"> PAGEREF _Toc190363293 \h </w:instrText>
+          <w:instrText xml:space="preserve"> PAGEREF _Toc203404063 \h </w:instrText>
         </w:r>
         <w:r>
           <w:rPr>
@@ -3413,7 +3649,7 @@
           <w:szCs w:val="24"/>
         </w:rPr>
       </w:pPr>
-      <w:hyperlink w:anchor="_Toc190363294" w:history="1">
+      <w:hyperlink w:anchor="_Toc203404064" w:history="1">
         <w:r>
           <w:rPr>
             <w:rStyle w:val="Hipervnculo"/>
@@ -3451,7 +3687,7 @@
           <w:rPr>
             <w:webHidden/>
           </w:rPr>
-          <w:instrText xml:space="preserve"> PAGEREF _Toc190363294 \h </w:instrText>
+          <w:instrText xml:space="preserve"> PAGEREF _Toc203404064 \h </w:instrText>
         </w:r>
         <w:r>
           <w:rPr>
@@ -3488,7 +3724,7 @@
           <w:szCs w:val="24"/>
         </w:rPr>
       </w:pPr>
-      <w:hyperlink w:anchor="_Toc190363295" w:history="1">
+      <w:hyperlink w:anchor="_Toc203404065" w:history="1">
         <w:r>
           <w:rPr>
             <w:rStyle w:val="Hipervnculo"/>
@@ -3526,7 +3762,7 @@
           <w:rPr>
             <w:webHidden/>
           </w:rPr>
-          <w:instrText xml:space="preserve"> PAGEREF _Toc190363295 \h </w:instrText>
+          <w:instrText xml:space="preserve"> PAGEREF _Toc203404065 \h </w:instrText>
         </w:r>
         <w:r>
           <w:rPr>
@@ -3563,7 +3799,7 @@
           <w:szCs w:val="24"/>
         </w:rPr>
       </w:pPr>
-      <w:hyperlink w:anchor="_Toc190363296" w:history="1">
+      <w:hyperlink w:anchor="_Toc203404066" w:history="1">
         <w:r>
           <w:rPr>
             <w:rStyle w:val="Hipervnculo"/>
@@ -3601,7 +3837,7 @@
           <w:rPr>
             <w:webHidden/>
           </w:rPr>
-          <w:instrText xml:space="preserve"> PAGEREF _Toc190363296 \h </w:instrText>
+          <w:instrText xml:space="preserve"> PAGEREF _Toc203404066 \h </w:instrText>
         </w:r>
         <w:r>
           <w:rPr>
@@ -3638,7 +3874,7 @@
           <w:szCs w:val="24"/>
         </w:rPr>
       </w:pPr>
-      <w:hyperlink w:anchor="_Toc190363297" w:history="1">
+      <w:hyperlink w:anchor="_Toc203404067" w:history="1">
         <w:r>
           <w:rPr>
             <w:rStyle w:val="Hipervnculo"/>
@@ -3676,7 +3912,7 @@
           <w:rPr>
             <w:webHidden/>
           </w:rPr>
-          <w:instrText xml:space="preserve"> PAGEREF _Toc190363297 \h </w:instrText>
+          <w:instrText xml:space="preserve"> PAGEREF _Toc203404067 \h </w:instrText>
         </w:r>
         <w:r>
           <w:rPr>
@@ -3713,7 +3949,7 @@
           <w:szCs w:val="24"/>
         </w:rPr>
       </w:pPr>
-      <w:hyperlink w:anchor="_Toc190363298" w:history="1">
+      <w:hyperlink w:anchor="_Toc203404068" w:history="1">
         <w:r>
           <w:rPr>
             <w:rStyle w:val="Hipervnculo"/>
@@ -3751,7 +3987,7 @@
           <w:rPr>
             <w:webHidden/>
           </w:rPr>
-          <w:instrText xml:space="preserve"> PAGEREF _Toc190363298 \h </w:instrText>
+          <w:instrText xml:space="preserve"> PAGEREF _Toc203404068 \h </w:instrText>
         </w:r>
         <w:r>
           <w:rPr>
@@ -3792,7 +4028,7 @@
           <w:szCs w:val="24"/>
         </w:rPr>
       </w:pPr>
-      <w:hyperlink w:anchor="_Toc190363299" w:history="1">
+      <w:hyperlink w:anchor="_Toc203404069" w:history="1">
         <w:r>
           <w:rPr>
             <w:rStyle w:val="Hipervnculo"/>
@@ -3831,7 +4067,7 @@
           <w:rPr>
             <w:webHidden/>
           </w:rPr>
-          <w:instrText xml:space="preserve"> PAGEREF _Toc190363299 \h </w:instrText>
+          <w:instrText xml:space="preserve"> PAGEREF _Toc203404069 \h </w:instrText>
         </w:r>
         <w:r>
           <w:rPr>
@@ -3868,7 +4104,7 @@
           <w:szCs w:val="24"/>
         </w:rPr>
       </w:pPr>
-      <w:hyperlink w:anchor="_Toc190363300" w:history="1">
+      <w:hyperlink w:anchor="_Toc203404070" w:history="1">
         <w:r>
           <w:rPr>
             <w:rStyle w:val="Hipervnculo"/>
@@ -3906,7 +4142,7 @@
           <w:rPr>
             <w:webHidden/>
           </w:rPr>
-          <w:instrText xml:space="preserve"> PAGEREF _Toc190363300 \h </w:instrText>
+          <w:instrText xml:space="preserve"> PAGEREF _Toc203404070 \h </w:instrText>
         </w:r>
         <w:r>
           <w:rPr>
@@ -3943,7 +4179,7 @@
           <w:szCs w:val="24"/>
         </w:rPr>
       </w:pPr>
-      <w:hyperlink w:anchor="_Toc190363301" w:history="1">
+      <w:hyperlink w:anchor="_Toc203404071" w:history="1">
         <w:r>
           <w:rPr>
             <w:rStyle w:val="Hipervnculo"/>
@@ -3981,7 +4217,7 @@
           <w:rPr>
             <w:webHidden/>
           </w:rPr>
-          <w:instrText xml:space="preserve"> PAGEREF _Toc190363301 \h </w:instrText>
+          <w:instrText xml:space="preserve"> PAGEREF _Toc203404071 \h </w:instrText>
         </w:r>
         <w:r>
           <w:rPr>
@@ -4018,7 +4254,7 @@
           <w:szCs w:val="24"/>
         </w:rPr>
       </w:pPr>
-      <w:hyperlink w:anchor="_Toc190363302" w:history="1">
+      <w:hyperlink w:anchor="_Toc203404072" w:history="1">
         <w:r>
           <w:rPr>
             <w:rStyle w:val="Hipervnculo"/>
@@ -4056,7 +4292,7 @@
           <w:rPr>
             <w:webHidden/>
           </w:rPr>
-          <w:instrText xml:space="preserve"> PAGEREF _Toc190363302 \h </w:instrText>
+          <w:instrText xml:space="preserve"> PAGEREF _Toc203404072 \h </w:instrText>
         </w:r>
         <w:r>
           <w:rPr>
@@ -4093,7 +4329,7 @@
           <w:szCs w:val="24"/>
         </w:rPr>
       </w:pPr>
-      <w:hyperlink w:anchor="_Toc190363303" w:history="1">
+      <w:hyperlink w:anchor="_Toc203404073" w:history="1">
         <w:r>
           <w:rPr>
             <w:rStyle w:val="Hipervnculo"/>
@@ -4131,7 +4367,7 @@
           <w:rPr>
             <w:webHidden/>
           </w:rPr>
-          <w:instrText xml:space="preserve"> PAGEREF _Toc190363303 \h </w:instrText>
+          <w:instrText xml:space="preserve"> PAGEREF _Toc203404073 \h </w:instrText>
         </w:r>
         <w:r>
           <w:rPr>
@@ -4168,7 +4404,7 @@
           <w:szCs w:val="24"/>
         </w:rPr>
       </w:pPr>
-      <w:hyperlink w:anchor="_Toc190363304" w:history="1">
+      <w:hyperlink w:anchor="_Toc203404074" w:history="1">
         <w:r>
           <w:rPr>
             <w:rStyle w:val="Hipervnculo"/>
@@ -4206,7 +4442,7 @@
           <w:rPr>
             <w:webHidden/>
           </w:rPr>
-          <w:instrText xml:space="preserve"> PAGEREF _Toc190363304 \h </w:instrText>
+          <w:instrText xml:space="preserve"> PAGEREF _Toc203404074 \h </w:instrText>
         </w:r>
         <w:r>
           <w:rPr>
@@ -4243,7 +4479,7 @@
           <w:szCs w:val="24"/>
         </w:rPr>
       </w:pPr>
-      <w:hyperlink w:anchor="_Toc190363305" w:history="1">
+      <w:hyperlink w:anchor="_Toc203404075" w:history="1">
         <w:r>
           <w:rPr>
             <w:rStyle w:val="Hipervnculo"/>
@@ -4281,7 +4517,7 @@
           <w:rPr>
             <w:webHidden/>
           </w:rPr>
-          <w:instrText xml:space="preserve"> PAGEREF _Toc190363305 \h </w:instrText>
+          <w:instrText xml:space="preserve"> PAGEREF _Toc203404075 \h </w:instrText>
         </w:r>
         <w:r>
           <w:rPr>
@@ -4318,7 +4554,7 @@
           <w:szCs w:val="24"/>
         </w:rPr>
       </w:pPr>
-      <w:hyperlink w:anchor="_Toc190363306" w:history="1">
+      <w:hyperlink w:anchor="_Toc203404076" w:history="1">
         <w:r>
           <w:rPr>
             <w:rStyle w:val="Hipervnculo"/>
@@ -4356,7 +4592,7 @@
           <w:rPr>
             <w:webHidden/>
           </w:rPr>
-          <w:instrText xml:space="preserve"> PAGEREF _Toc190363306 \h </w:instrText>
+          <w:instrText xml:space="preserve"> PAGEREF _Toc203404076 \h </w:instrText>
         </w:r>
         <w:r>
           <w:rPr>
@@ -4393,7 +4629,7 @@
           <w:szCs w:val="24"/>
         </w:rPr>
       </w:pPr>
-      <w:hyperlink w:anchor="_Toc190363307" w:history="1">
+      <w:hyperlink w:anchor="_Toc203404077" w:history="1">
         <w:r>
           <w:rPr>
             <w:rStyle w:val="Hipervnculo"/>
@@ -4431,7 +4667,7 @@
           <w:rPr>
             <w:webHidden/>
           </w:rPr>
-          <w:instrText xml:space="preserve"> PAGEREF _Toc190363307 \h </w:instrText>
+          <w:instrText xml:space="preserve"> PAGEREF _Toc203404077 \h </w:instrText>
         </w:r>
         <w:r>
           <w:rPr>
@@ -4468,7 +4704,7 @@
           <w:szCs w:val="24"/>
         </w:rPr>
       </w:pPr>
-      <w:hyperlink w:anchor="_Toc190363308" w:history="1">
+      <w:hyperlink w:anchor="_Toc203404078" w:history="1">
         <w:r>
           <w:rPr>
             <w:rStyle w:val="Hipervnculo"/>
@@ -4506,7 +4742,7 @@
           <w:rPr>
             <w:webHidden/>
           </w:rPr>
-          <w:instrText xml:space="preserve"> PAGEREF _Toc190363308 \h </w:instrText>
+          <w:instrText xml:space="preserve"> PAGEREF _Toc203404078 \h </w:instrText>
         </w:r>
         <w:r>
           <w:rPr>
@@ -4543,7 +4779,7 @@
           <w:szCs w:val="24"/>
         </w:rPr>
       </w:pPr>
-      <w:hyperlink w:anchor="_Toc190363309" w:history="1">
+      <w:hyperlink w:anchor="_Toc203404079" w:history="1">
         <w:r>
           <w:rPr>
             <w:rStyle w:val="Hipervnculo"/>
@@ -4581,7 +4817,7 @@
           <w:rPr>
             <w:webHidden/>
           </w:rPr>
-          <w:instrText xml:space="preserve"> PAGEREF _Toc190363309 \h </w:instrText>
+          <w:instrText xml:space="preserve"> PAGEREF _Toc203404079 \h </w:instrText>
         </w:r>
         <w:r>
           <w:rPr>
@@ -4618,7 +4854,7 @@
           <w:szCs w:val="24"/>
         </w:rPr>
       </w:pPr>
-      <w:hyperlink w:anchor="_Toc190363310" w:history="1">
+      <w:hyperlink w:anchor="_Toc203404080" w:history="1">
         <w:r>
           <w:rPr>
             <w:rStyle w:val="Hipervnculo"/>
@@ -4656,7 +4892,7 @@
           <w:rPr>
             <w:webHidden/>
           </w:rPr>
-          <w:instrText xml:space="preserve"> PAGEREF _Toc190363310 \h </w:instrText>
+          <w:instrText xml:space="preserve"> PAGEREF _Toc203404080 \h </w:instrText>
         </w:r>
         <w:r>
           <w:rPr>
@@ -4693,7 +4929,7 @@
           <w:szCs w:val="24"/>
         </w:rPr>
       </w:pPr>
-      <w:hyperlink w:anchor="_Toc190363311" w:history="1">
+      <w:hyperlink w:anchor="_Toc203404081" w:history="1">
         <w:r>
           <w:rPr>
             <w:rStyle w:val="Hipervnculo"/>
@@ -4731,7 +4967,7 @@
           <w:rPr>
             <w:webHidden/>
           </w:rPr>
-          <w:instrText xml:space="preserve"> PAGEREF _Toc190363311 \h </w:instrText>
+          <w:instrText xml:space="preserve"> PAGEREF _Toc203404081 \h </w:instrText>
         </w:r>
         <w:r>
           <w:rPr>
@@ -4768,7 +5004,7 @@
           <w:szCs w:val="24"/>
         </w:rPr>
       </w:pPr>
-      <w:hyperlink w:anchor="_Toc190363312" w:history="1">
+      <w:hyperlink w:anchor="_Toc203404082" w:history="1">
         <w:r>
           <w:rPr>
             <w:rStyle w:val="Hipervnculo"/>
@@ -4806,7 +5042,7 @@
           <w:rPr>
             <w:webHidden/>
           </w:rPr>
-          <w:instrText xml:space="preserve"> PAGEREF _Toc190363312 \h </w:instrText>
+          <w:instrText xml:space="preserve"> PAGEREF _Toc203404082 \h </w:instrText>
         </w:r>
         <w:r>
           <w:rPr>
@@ -4861,7 +5097,7 @@
         </w:rPr>
         <w:br w:type="page"/>
       </w:r>
-      <w:bookmarkStart w:id="17" w:name="_Toc190363283"/>
+      <w:bookmarkStart w:id="17" w:name="_Toc203404053"/>
       <w:r>
         <w:rPr>
           <w:rFonts w:cs="Calibri"/>
@@ -5012,7 +5248,7 @@
           <w:rFonts w:cs="Calibri"/>
         </w:rPr>
       </w:pPr>
-      <w:bookmarkStart w:id="18" w:name="_Toc190363284"/>
+      <w:bookmarkStart w:id="18" w:name="_Toc203404054"/>
       <w:r>
         <w:rPr>
           <w:rFonts w:cs="Calibri"/>
@@ -5107,7 +5343,7 @@
           <w:rFonts w:cs="Calibri"/>
         </w:rPr>
       </w:pPr>
-      <w:bookmarkStart w:id="19" w:name="_Toc190363285"/>
+      <w:bookmarkStart w:id="19" w:name="_Toc203404055"/>
       <w:r>
         <w:rPr>
           <w:rFonts w:cs="Calibri"/>
@@ -8602,7 +8838,7 @@
         <w:lastRenderedPageBreak/>
         <w:t xml:space="preserve"> </w:t>
       </w:r>
-      <w:bookmarkStart w:id="20" w:name="_Toc190363286"/>
+      <w:bookmarkStart w:id="20" w:name="_Toc203404056"/>
       <w:r>
         <w:t>Introducción</w:t>
       </w:r>
@@ -8802,7 +9038,7 @@
         </w:rPr>
         <w:br w:type="page"/>
       </w:r>
-      <w:bookmarkStart w:id="21" w:name="_Toc190363287"/>
+      <w:bookmarkStart w:id="21" w:name="_Toc203404057"/>
       <w:r>
         <w:rPr>
           <w:rFonts w:cs="Calibri"/>
@@ -8844,7 +9080,7 @@
           <w:rFonts w:cs="Calibri"/>
         </w:rPr>
       </w:pPr>
-      <w:bookmarkStart w:id="22" w:name="_Toc190363288"/>
+      <w:bookmarkStart w:id="22" w:name="_Toc203404058"/>
       <w:r>
         <w:rPr>
           <w:rFonts w:cs="Calibri"/>
@@ -9143,7 +9379,7 @@
           <w:rFonts w:cs="Calibri"/>
         </w:rPr>
       </w:pPr>
-      <w:bookmarkStart w:id="23" w:name="_Toc190363289"/>
+      <w:bookmarkStart w:id="23" w:name="_Toc203404059"/>
       <w:r>
         <w:rPr>
           <w:rFonts w:cs="Calibri"/>
@@ -9490,7 +9726,7 @@
           <w:rFonts w:cs="Calibri"/>
         </w:rPr>
       </w:pPr>
-      <w:bookmarkStart w:id="24" w:name="_Toc190363290"/>
+      <w:bookmarkStart w:id="24" w:name="_Toc203404060"/>
       <w:r>
         <w:rPr>
           <w:rFonts w:cs="Calibri"/>
@@ -9544,7 +9780,7 @@
           <w:rFonts w:cs="Calibri"/>
         </w:rPr>
       </w:pPr>
-      <w:bookmarkStart w:id="25" w:name="_Toc190363291"/>
+      <w:bookmarkStart w:id="25" w:name="_Toc203404061"/>
       <w:r>
         <w:rPr>
           <w:rFonts w:cs="Calibri"/>
@@ -9922,7 +10158,7 @@
           <w:rFonts w:cs="Calibri"/>
         </w:rPr>
       </w:pPr>
-      <w:bookmarkStart w:id="26" w:name="_Toc190363292"/>
+      <w:bookmarkStart w:id="26" w:name="_Toc203404062"/>
       <w:r>
         <w:rPr>
           <w:rFonts w:cs="Calibri"/>
@@ -10109,7 +10345,7 @@
           <w:rFonts w:cs="Calibri"/>
         </w:rPr>
       </w:pPr>
-      <w:bookmarkStart w:id="27" w:name="_Toc190363293"/>
+      <w:bookmarkStart w:id="27" w:name="_Toc203404063"/>
       <w:r>
         <w:rPr>
           <w:rFonts w:cs="Calibri"/>
@@ -10171,7 +10407,7 @@
       <w:pPr>
         <w:pStyle w:val="Ttulo2"/>
       </w:pPr>
-      <w:bookmarkStart w:id="28" w:name="_Toc190363294"/>
+      <w:bookmarkStart w:id="28" w:name="_Toc203404064"/>
       <w:proofErr w:type="spellStart"/>
       <w:r>
         <w:rPr>
@@ -10354,7 +10590,7 @@
       <w:pPr>
         <w:pStyle w:val="Ttulo2"/>
       </w:pPr>
-      <w:bookmarkStart w:id="29" w:name="_Toc190363295"/>
+      <w:bookmarkStart w:id="29" w:name="_Toc203404065"/>
       <w:proofErr w:type="spellStart"/>
       <w:r>
         <w:rPr>
@@ -10537,7 +10773,7 @@
       <w:pPr>
         <w:pStyle w:val="Ttulo2"/>
       </w:pPr>
-      <w:bookmarkStart w:id="30" w:name="_Toc190363296"/>
+      <w:bookmarkStart w:id="30" w:name="_Toc203404066"/>
       <w:proofErr w:type="spellStart"/>
       <w:r>
         <w:rPr>
@@ -10688,7 +10924,7 @@
       <w:pPr>
         <w:pStyle w:val="Ttulo2"/>
       </w:pPr>
-      <w:bookmarkStart w:id="31" w:name="_Toc190363297"/>
+      <w:bookmarkStart w:id="31" w:name="_Toc203404067"/>
       <w:proofErr w:type="spellStart"/>
       <w:r>
         <w:rPr>
@@ -10856,7 +11092,7 @@
       <w:pPr>
         <w:pStyle w:val="Ttulo2"/>
       </w:pPr>
-      <w:bookmarkStart w:id="32" w:name="_Toc190363298"/>
+      <w:bookmarkStart w:id="32" w:name="_Toc203404068"/>
       <w:proofErr w:type="spellStart"/>
       <w:r>
         <w:rPr>
@@ -11040,7 +11276,7 @@
       <w:r>
         <w:br w:type="page"/>
       </w:r>
-      <w:bookmarkStart w:id="33" w:name="_Toc190363299"/>
+      <w:bookmarkStart w:id="33" w:name="_Toc203404069"/>
       <w:r>
         <w:lastRenderedPageBreak/>
         <w:t>Configuración</w:t>
@@ -11065,7 +11301,7 @@
       <w:pPr>
         <w:pStyle w:val="Ttulo2"/>
       </w:pPr>
-      <w:bookmarkStart w:id="34" w:name="_Toc190363300"/>
+      <w:bookmarkStart w:id="34" w:name="_Toc203404070"/>
       <w:r>
         <w:t>Configuración estática</w:t>
       </w:r>
@@ -11260,7 +11496,7 @@
       <w:pPr>
         <w:pStyle w:val="Ttulo3"/>
       </w:pPr>
-      <w:bookmarkStart w:id="36" w:name="_Toc190363301"/>
+      <w:bookmarkStart w:id="36" w:name="_Toc203404071"/>
       <w:r>
         <w:t>Carpeta transformersTemplates</w:t>
       </w:r>
@@ -14055,7 +14291,7 @@
         <w:pStyle w:val="Ttulo3"/>
       </w:pPr>
       <w:bookmarkStart w:id="44" w:name="_Toc453065742"/>
-      <w:bookmarkStart w:id="45" w:name="_Toc190363302"/>
+      <w:bookmarkStart w:id="45" w:name="_Toc203404072"/>
       <w:r>
         <w:t xml:space="preserve">Archivo </w:t>
       </w:r>
@@ -14362,7 +14598,7 @@
         <w:pStyle w:val="Ttulo3"/>
       </w:pPr>
       <w:bookmarkStart w:id="46" w:name="_Toc453065743"/>
-      <w:bookmarkStart w:id="47" w:name="_Toc190363303"/>
+      <w:bookmarkStart w:id="47" w:name="_Toc203404073"/>
       <w:r>
         <w:lastRenderedPageBreak/>
         <w:t xml:space="preserve">Archivo </w:t>
@@ -14488,7 +14724,7 @@
         <w:pStyle w:val="Ttulo3"/>
       </w:pPr>
       <w:bookmarkStart w:id="48" w:name="_Toc453065744"/>
-      <w:bookmarkStart w:id="49" w:name="_Toc190363304"/>
+      <w:bookmarkStart w:id="49" w:name="_Toc203404074"/>
       <w:r>
         <w:t xml:space="preserve">Archivo </w:t>
       </w:r>
@@ -14523,7 +14759,7 @@
         <w:pStyle w:val="Ttulo3"/>
       </w:pPr>
       <w:bookmarkStart w:id="50" w:name="_Toc453065745"/>
-      <w:bookmarkStart w:id="51" w:name="_Toc190363305"/>
+      <w:bookmarkStart w:id="51" w:name="_Toc203404075"/>
       <w:r>
         <w:t xml:space="preserve">Archivo </w:t>
       </w:r>
@@ -14666,7 +14902,7 @@
         <w:pStyle w:val="Ttulo3"/>
       </w:pPr>
       <w:bookmarkStart w:id="52" w:name="_Toc453065746"/>
-      <w:bookmarkStart w:id="53" w:name="_Toc190363306"/>
+      <w:bookmarkStart w:id="53" w:name="_Toc203404076"/>
       <w:r>
         <w:t xml:space="preserve">Archivo </w:t>
       </w:r>
@@ -15163,7 +15399,7 @@
       <w:pPr>
         <w:pStyle w:val="Ttulo2"/>
       </w:pPr>
-      <w:bookmarkStart w:id="56" w:name="_Toc190363307"/>
+      <w:bookmarkStart w:id="56" w:name="_Toc203404077"/>
       <w:r>
         <w:t>Configuración dinámica</w:t>
       </w:r>
@@ -15739,7 +15975,7 @@
       <w:pPr>
         <w:pStyle w:val="Ttulo3"/>
       </w:pPr>
-      <w:bookmarkStart w:id="59" w:name="_Toc190363308"/>
+      <w:bookmarkStart w:id="59" w:name="_Toc203404078"/>
       <w:r>
         <w:t>Archivo mappingFiles</w:t>
       </w:r>
@@ -15846,7 +16082,7 @@
       <w:pPr>
         <w:pStyle w:val="Ttulo3"/>
       </w:pPr>
-      <w:bookmarkStart w:id="60" w:name="_Toc190363309"/>
+      <w:bookmarkStart w:id="60" w:name="_Toc203404079"/>
       <w:bookmarkEnd w:id="58"/>
       <w:r>
         <w:t>Configuraciones generales Integr@</w:t>
@@ -19946,6 +20182,7 @@
           <w:rFonts w:ascii="Courier New" w:hAnsi="Courier New" w:cs="Courier New"/>
           <w:noProof/>
           <w:sz w:val="20"/>
+          <w:lang w:val="en-GB"/>
         </w:rPr>
       </w:pPr>
       <w:r>
@@ -19953,11 +20190,27 @@
           <w:rFonts w:ascii="Courier New" w:hAnsi="Courier New" w:cs="Courier New"/>
           <w:noProof/>
           <w:sz w:val="20"/>
-        </w:rPr>
-        <w:t>XML_AGE_1.9_URL-IDENTIFIER_XML = http://administracionelectronica.gob.es/es/ctt/politicafirma/politica_firma_AGE_v1_9.pdf</w:t>
-      </w:r>
-    </w:p>
-    <w:p/>
+          <w:lang w:val="en-GB"/>
+        </w:rPr>
+        <w:t xml:space="preserve">XML_AGE_1.9_URL-IDENTIFIER_XML = </w:t>
+      </w:r>
+      <w:r>
+        <w:rPr>
+          <w:rFonts w:ascii="Courier New" w:hAnsi="Courier New" w:cs="Courier New"/>
+          <w:noProof/>
+          <w:sz w:val="20"/>
+          <w:lang w:val="en-GB"/>
+        </w:rPr>
+        <w:t>urn:oid:2.16.724.1.3.1.1.2.1.9</w:t>
+      </w:r>
+    </w:p>
+    <w:p>
+      <w:pPr>
+        <w:rPr>
+          <w:lang w:val="en-GB"/>
+        </w:rPr>
+      </w:pPr>
+    </w:p>
     <w:p>
       <w:r>
         <w:t xml:space="preserve">Si la política de firma se refiere a firmas </w:t>
@@ -20376,6 +20629,7 @@
           <w:rFonts w:ascii="Courier New" w:hAnsi="Courier New" w:cs="Courier New"/>
           <w:noProof/>
           <w:sz w:val="20"/>
+          <w:lang w:val="en-GB"/>
         </w:rPr>
       </w:pPr>
       <w:r>
@@ -20383,11 +20637,27 @@
           <w:rFonts w:ascii="Courier New" w:hAnsi="Courier New" w:cs="Courier New"/>
           <w:noProof/>
           <w:sz w:val="20"/>
-        </w:rPr>
-        <w:t>XML_AGE_1.9_URL-HASH_VALUE = 7SxX3erFuH31TvAw9LZ70N7p1vA=</w:t>
-      </w:r>
-    </w:p>
-    <w:p/>
+          <w:lang w:val="en-GB"/>
+        </w:rPr>
+        <w:t xml:space="preserve">XML_AGE_1.9_URL-HASH_VALUE = </w:t>
+      </w:r>
+      <w:r>
+        <w:rPr>
+          <w:rFonts w:ascii="Courier New" w:hAnsi="Courier New" w:cs="Courier New"/>
+          <w:noProof/>
+          <w:sz w:val="20"/>
+          <w:lang w:val="en-GB"/>
+        </w:rPr>
+        <w:t>G7roucf600+f03r/o0bAOQ6WAs0=</w:t>
+      </w:r>
+    </w:p>
+    <w:p>
+      <w:pPr>
+        <w:rPr>
+          <w:lang w:val="en-GB"/>
+        </w:rPr>
+      </w:pPr>
+    </w:p>
     <w:p>
       <w:pPr>
         <w:pStyle w:val="Ttulo6"/>
@@ -25979,7 +26249,7 @@
       <w:pPr>
         <w:pStyle w:val="Ttulo3"/>
       </w:pPr>
-      <w:bookmarkStart w:id="80" w:name="_Toc190363310"/>
+      <w:bookmarkStart w:id="80" w:name="_Toc203404080"/>
       <w:r>
         <w:t>Configuraciones de acceso a TS@</w:t>
       </w:r>
@@ -28355,7 +28625,7 @@
         <w:pStyle w:val="Ttulo3"/>
       </w:pPr>
       <w:bookmarkStart w:id="82" w:name="_Toc453065738"/>
-      <w:bookmarkStart w:id="83" w:name="_Toc190363311"/>
+      <w:bookmarkStart w:id="83" w:name="_Toc203404081"/>
       <w:r>
         <w:t>Configuraciones de acceso a @firma</w:t>
       </w:r>
@@ -29421,7 +29691,7 @@
         <w:pStyle w:val="Ttulo3"/>
       </w:pPr>
       <w:bookmarkStart w:id="85" w:name="_Toc453065740"/>
-      <w:bookmarkStart w:id="86" w:name="_Toc190363312"/>
+      <w:bookmarkStart w:id="86" w:name="_Toc203404082"/>
       <w:r>
         <w:t>Configuraciones de acceso a eVisor</w:t>
       </w:r>
@@ -30553,7 +30823,7 @@
 </file>
 
 <file path=word/endnotes.xml><?xml version="1.0" encoding="utf-8"?>
-<w:endnotes xmlns:wpc="http://schemas.microsoft.com/office/word/2010/wordprocessingCanvas" xmlns:cx="http://schemas.microsoft.com/office/drawing/2014/chartex" xmlns:cx1="http://schemas.microsoft.com/office/drawing/2015/9/8/chartex" xmlns:cx2="http://schemas.microsoft.com/office/drawing/2015/10/21/chartex" xmlns:cx3="http://schemas.microsoft.com/office/drawing/2016/5/9/chartex" xmlns:cx4="http://schemas.microsoft.com/office/drawing/2016/5/10/chartex" xmlns:cx5="http://schemas.microsoft.com/office/drawing/2016/5/11/chartex" xmlns:cx6="http://schemas.microsoft.com/office/drawing/2016/5/12/chartex" xmlns:cx7="http://schemas.microsoft.com/office/drawing/2016/5/13/chartex" xmlns:cx8="http://schemas.microsoft.com/office/drawing/2016/5/14/chartex" xmlns:mc="http://schemas.openxmlformats.org/markup-compatibility/2006" xmlns:aink="http://schemas.microsoft.com/office/drawing/2016/ink" xmlns:am3d="http://schemas.microsoft.com/office/drawing/2017/model3d" xmlns:o="urn:schemas-microsoft-com:office:office" xmlns:oel="http://schemas.microsoft.com/office/2019/extlst" xmlns:r="http://schemas.openxmlformats.org/officeDocument/2006/relationships" xmlns:m="http://schemas.openxmlformats.org/officeDocument/2006/math" xmlns:v="urn:schemas-microsoft-com:vml" xmlns:wp14="http://schemas.microsoft.com/office/word/2010/wordprocessingDrawing" xmlns:wp="http://schemas.openxmlformats.org/drawingml/2006/wordprocessingDrawing" xmlns:w10="urn:schemas-microsoft-com:office:word" xmlns:w="http://schemas.openxmlformats.org/wordprocessingml/2006/main" xmlns:w14="http://schemas.microsoft.com/office/word/2010/wordml" xmlns:w15="http://schemas.microsoft.com/office/word/2012/wordml" xmlns:w16cex="http://schemas.microsoft.com/office/word/2018/wordml/cex" xmlns:w16cid="http://schemas.microsoft.com/office/word/2016/wordml/cid" xmlns:w16="http://schemas.microsoft.com/office/word/2018/wordml" xmlns:w16sdtdh="http://schemas.microsoft.com/office/word/2020/wordml/sdtdatahash" xmlns:w16se="http://schemas.microsoft.com/office/word/2015/wordml/symex" xmlns:wpg="http://schemas.microsoft.com/office/word/2010/wordprocessingGroup" xmlns:wpi="http://schemas.microsoft.com/office/word/2010/wordprocessingInk" xmlns:wne="http://schemas.microsoft.com/office/word/2006/wordml" xmlns:wps="http://schemas.microsoft.com/office/word/2010/wordprocessingShape" mc:Ignorable="w14 w15 w16se w16cid w16 w16cex w16sdtdh wp14">
+<w:endnotes xmlns:wpc="http://schemas.microsoft.com/office/word/2010/wordprocessingCanvas" xmlns:cx="http://schemas.microsoft.com/office/drawing/2014/chartex" xmlns:cx1="http://schemas.microsoft.com/office/drawing/2015/9/8/chartex" xmlns:cx2="http://schemas.microsoft.com/office/drawing/2015/10/21/chartex" xmlns:cx3="http://schemas.microsoft.com/office/drawing/2016/5/9/chartex" xmlns:cx4="http://schemas.microsoft.com/office/drawing/2016/5/10/chartex" xmlns:cx5="http://schemas.microsoft.com/office/drawing/2016/5/11/chartex" xmlns:cx6="http://schemas.microsoft.com/office/drawing/2016/5/12/chartex" xmlns:cx7="http://schemas.microsoft.com/office/drawing/2016/5/13/chartex" xmlns:cx8="http://schemas.microsoft.com/office/drawing/2016/5/14/chartex" xmlns:mc="http://schemas.openxmlformats.org/markup-compatibility/2006" xmlns:aink="http://schemas.microsoft.com/office/drawing/2016/ink" xmlns:am3d="http://schemas.microsoft.com/office/drawing/2017/model3d" xmlns:o="urn:schemas-microsoft-com:office:office" xmlns:oel="http://schemas.microsoft.com/office/2019/extlst" xmlns:r="http://schemas.openxmlformats.org/officeDocument/2006/relationships" xmlns:m="http://schemas.openxmlformats.org/officeDocument/2006/math" xmlns:v="urn:schemas-microsoft-com:vml" xmlns:wp14="http://schemas.microsoft.com/office/word/2010/wordprocessingDrawing" xmlns:wp="http://schemas.openxmlformats.org/drawingml/2006/wordprocessingDrawing" xmlns:w10="urn:schemas-microsoft-com:office:word" xmlns:w="http://schemas.openxmlformats.org/wordprocessingml/2006/main" xmlns:w14="http://schemas.microsoft.com/office/word/2010/wordml" xmlns:w15="http://schemas.microsoft.com/office/word/2012/wordml" xmlns:w16cex="http://schemas.microsoft.com/office/word/2018/wordml/cex" xmlns:w16cid="http://schemas.microsoft.com/office/word/2016/wordml/cid" xmlns:w16="http://schemas.microsoft.com/office/word/2018/wordml" xmlns:w16du="http://schemas.microsoft.com/office/word/2023/wordml/word16du" xmlns:w16sdtdh="http://schemas.microsoft.com/office/word/2020/wordml/sdtdatahash" xmlns:w16sdtfl="http://schemas.microsoft.com/office/word/2024/wordml/sdtformatlock" xmlns:w16se="http://schemas.microsoft.com/office/word/2015/wordml/symex" xmlns:wpg="http://schemas.microsoft.com/office/word/2010/wordprocessingGroup" xmlns:wpi="http://schemas.microsoft.com/office/word/2010/wordprocessingInk" xmlns:wne="http://schemas.microsoft.com/office/word/2006/wordml" xmlns:wps="http://schemas.microsoft.com/office/word/2010/wordprocessingShape" mc:Ignorable="w14 w15 w16se w16cid w16 w16cex w16sdtdh w16sdtfl w16du wp14">
   <w:endnote w:type="separator" w:id="-1">
     <w:p>
       <w:r>
@@ -30572,7 +30842,7 @@
 </file>
 
 <file path=word/footer1.xml><?xml version="1.0" encoding="utf-8"?>
-<w:ftr xmlns:wpc="http://schemas.microsoft.com/office/word/2010/wordprocessingCanvas" xmlns:cx="http://schemas.microsoft.com/office/drawing/2014/chartex" xmlns:cx1="http://schemas.microsoft.com/office/drawing/2015/9/8/chartex" xmlns:cx2="http://schemas.microsoft.com/office/drawing/2015/10/21/chartex" xmlns:cx3="http://schemas.microsoft.com/office/drawing/2016/5/9/chartex" xmlns:cx4="http://schemas.microsoft.com/office/drawing/2016/5/10/chartex" xmlns:cx5="http://schemas.microsoft.com/office/drawing/2016/5/11/chartex" xmlns:cx6="http://schemas.microsoft.com/office/drawing/2016/5/12/chartex" xmlns:cx7="http://schemas.microsoft.com/office/drawing/2016/5/13/chartex" xmlns:cx8="http://schemas.microsoft.com/office/drawing/2016/5/14/chartex" xmlns:mc="http://schemas.openxmlformats.org/markup-compatibility/2006" xmlns:aink="http://schemas.microsoft.com/office/drawing/2016/ink" xmlns:am3d="http://schemas.microsoft.com/office/drawing/2017/model3d" xmlns:o="urn:schemas-microsoft-com:office:office" xmlns:oel="http://schemas.microsoft.com/office/2019/extlst" xmlns:r="http://schemas.openxmlformats.org/officeDocument/2006/relationships" xmlns:m="http://schemas.openxmlformats.org/officeDocument/2006/math" xmlns:v="urn:schemas-microsoft-com:vml" xmlns:wp14="http://schemas.microsoft.com/office/word/2010/wordprocessingDrawing" xmlns:wp="http://schemas.openxmlformats.org/drawingml/2006/wordprocessingDrawing" xmlns:w10="urn:schemas-microsoft-com:office:word" xmlns:w="http://schemas.openxmlformats.org/wordprocessingml/2006/main" xmlns:w14="http://schemas.microsoft.com/office/word/2010/wordml" xmlns:w15="http://schemas.microsoft.com/office/word/2012/wordml" xmlns:w16cex="http://schemas.microsoft.com/office/word/2018/wordml/cex" xmlns:w16cid="http://schemas.microsoft.com/office/word/2016/wordml/cid" xmlns:w16="http://schemas.microsoft.com/office/word/2018/wordml" xmlns:w16sdtdh="http://schemas.microsoft.com/office/word/2020/wordml/sdtdatahash" xmlns:w16se="http://schemas.microsoft.com/office/word/2015/wordml/symex" xmlns:wpg="http://schemas.microsoft.com/office/word/2010/wordprocessingGroup" xmlns:wpi="http://schemas.microsoft.com/office/word/2010/wordprocessingInk" xmlns:wne="http://schemas.microsoft.com/office/word/2006/wordml" xmlns:wps="http://schemas.microsoft.com/office/word/2010/wordprocessingShape" mc:Ignorable="w14 w15 w16se w16cid w16 w16cex w16sdtdh wp14">
+<w:ftr xmlns:wpc="http://schemas.microsoft.com/office/word/2010/wordprocessingCanvas" xmlns:cx="http://schemas.microsoft.com/office/drawing/2014/chartex" xmlns:cx1="http://schemas.microsoft.com/office/drawing/2015/9/8/chartex" xmlns:cx2="http://schemas.microsoft.com/office/drawing/2015/10/21/chartex" xmlns:cx3="http://schemas.microsoft.com/office/drawing/2016/5/9/chartex" xmlns:cx4="http://schemas.microsoft.com/office/drawing/2016/5/10/chartex" xmlns:cx5="http://schemas.microsoft.com/office/drawing/2016/5/11/chartex" xmlns:cx6="http://schemas.microsoft.com/office/drawing/2016/5/12/chartex" xmlns:cx7="http://schemas.microsoft.com/office/drawing/2016/5/13/chartex" xmlns:cx8="http://schemas.microsoft.com/office/drawing/2016/5/14/chartex" xmlns:mc="http://schemas.openxmlformats.org/markup-compatibility/2006" xmlns:aink="http://schemas.microsoft.com/office/drawing/2016/ink" xmlns:am3d="http://schemas.microsoft.com/office/drawing/2017/model3d" xmlns:o="urn:schemas-microsoft-com:office:office" xmlns:oel="http://schemas.microsoft.com/office/2019/extlst" xmlns:r="http://schemas.openxmlformats.org/officeDocument/2006/relationships" xmlns:m="http://schemas.openxmlformats.org/officeDocument/2006/math" xmlns:v="urn:schemas-microsoft-com:vml" xmlns:wp14="http://schemas.microsoft.com/office/word/2010/wordprocessingDrawing" xmlns:wp="http://schemas.openxmlformats.org/drawingml/2006/wordprocessingDrawing" xmlns:w10="urn:schemas-microsoft-com:office:word" xmlns:w="http://schemas.openxmlformats.org/wordprocessingml/2006/main" xmlns:w14="http://schemas.microsoft.com/office/word/2010/wordml" xmlns:w15="http://schemas.microsoft.com/office/word/2012/wordml" xmlns:w16cex="http://schemas.microsoft.com/office/word/2018/wordml/cex" xmlns:w16cid="http://schemas.microsoft.com/office/word/2016/wordml/cid" xmlns:w16="http://schemas.microsoft.com/office/word/2018/wordml" xmlns:w16du="http://schemas.microsoft.com/office/word/2023/wordml/word16du" xmlns:w16sdtdh="http://schemas.microsoft.com/office/word/2020/wordml/sdtdatahash" xmlns:w16sdtfl="http://schemas.microsoft.com/office/word/2024/wordml/sdtformatlock" xmlns:w16se="http://schemas.microsoft.com/office/word/2015/wordml/symex" xmlns:wpg="http://schemas.microsoft.com/office/word/2010/wordprocessingGroup" xmlns:wpi="http://schemas.microsoft.com/office/word/2010/wordprocessingInk" xmlns:wne="http://schemas.microsoft.com/office/word/2006/wordml" xmlns:wps="http://schemas.microsoft.com/office/word/2010/wordprocessingShape" mc:Ignorable="w14 w15 w16se w16cid w16 w16cex w16sdtdh w16sdtfl w16du wp14">
   <w:p>
     <w:pPr>
       <w:pStyle w:val="Piedepgina"/>
@@ -30832,7 +31102,7 @@
 </file>
 
 <file path=word/footnotes.xml><?xml version="1.0" encoding="utf-8"?>
-<w:footnotes xmlns:wpc="http://schemas.microsoft.com/office/word/2010/wordprocessingCanvas" xmlns:cx="http://schemas.microsoft.com/office/drawing/2014/chartex" xmlns:cx1="http://schemas.microsoft.com/office/drawing/2015/9/8/chartex" xmlns:cx2="http://schemas.microsoft.com/office/drawing/2015/10/21/chartex" xmlns:cx3="http://schemas.microsoft.com/office/drawing/2016/5/9/chartex" xmlns:cx4="http://schemas.microsoft.com/office/drawing/2016/5/10/chartex" xmlns:cx5="http://schemas.microsoft.com/office/drawing/2016/5/11/chartex" xmlns:cx6="http://schemas.microsoft.com/office/drawing/2016/5/12/chartex" xmlns:cx7="http://schemas.microsoft.com/office/drawing/2016/5/13/chartex" xmlns:cx8="http://schemas.microsoft.com/office/drawing/2016/5/14/chartex" xmlns:mc="http://schemas.openxmlformats.org/markup-compatibility/2006" xmlns:aink="http://schemas.microsoft.com/office/drawing/2016/ink" xmlns:am3d="http://schemas.microsoft.com/office/drawing/2017/model3d" xmlns:o="urn:schemas-microsoft-com:office:office" xmlns:oel="http://schemas.microsoft.com/office/2019/extlst" xmlns:r="http://schemas.openxmlformats.org/officeDocument/2006/relationships" xmlns:m="http://schemas.openxmlformats.org/officeDocument/2006/math" xmlns:v="urn:schemas-microsoft-com:vml" xmlns:wp14="http://schemas.microsoft.com/office/word/2010/wordprocessingDrawing" xmlns:wp="http://schemas.openxmlformats.org/drawingml/2006/wordprocessingDrawing" xmlns:w10="urn:schemas-microsoft-com:office:word" xmlns:w="http://schemas.openxmlformats.org/wordprocessingml/2006/main" xmlns:w14="http://schemas.microsoft.com/office/word/2010/wordml" xmlns:w15="http://schemas.microsoft.com/office/word/2012/wordml" xmlns:w16cex="http://schemas.microsoft.com/office/word/2018/wordml/cex" xmlns:w16cid="http://schemas.microsoft.com/office/word/2016/wordml/cid" xmlns:w16="http://schemas.microsoft.com/office/word/2018/wordml" xmlns:w16sdtdh="http://schemas.microsoft.com/office/word/2020/wordml/sdtdatahash" xmlns:w16se="http://schemas.microsoft.com/office/word/2015/wordml/symex" xmlns:wpg="http://schemas.microsoft.com/office/word/2010/wordprocessingGroup" xmlns:wpi="http://schemas.microsoft.com/office/word/2010/wordprocessingInk" xmlns:wne="http://schemas.microsoft.com/office/word/2006/wordml" xmlns:wps="http://schemas.microsoft.com/office/word/2010/wordprocessingShape" mc:Ignorable="w14 w15 w16se w16cid w16 w16cex w16sdtdh wp14">
+<w:footnotes xmlns:wpc="http://schemas.microsoft.com/office/word/2010/wordprocessingCanvas" xmlns:cx="http://schemas.microsoft.com/office/drawing/2014/chartex" xmlns:cx1="http://schemas.microsoft.com/office/drawing/2015/9/8/chartex" xmlns:cx2="http://schemas.microsoft.com/office/drawing/2015/10/21/chartex" xmlns:cx3="http://schemas.microsoft.com/office/drawing/2016/5/9/chartex" xmlns:cx4="http://schemas.microsoft.com/office/drawing/2016/5/10/chartex" xmlns:cx5="http://schemas.microsoft.com/office/drawing/2016/5/11/chartex" xmlns:cx6="http://schemas.microsoft.com/office/drawing/2016/5/12/chartex" xmlns:cx7="http://schemas.microsoft.com/office/drawing/2016/5/13/chartex" xmlns:cx8="http://schemas.microsoft.com/office/drawing/2016/5/14/chartex" xmlns:mc="http://schemas.openxmlformats.org/markup-compatibility/2006" xmlns:aink="http://schemas.microsoft.com/office/drawing/2016/ink" xmlns:am3d="http://schemas.microsoft.com/office/drawing/2017/model3d" xmlns:o="urn:schemas-microsoft-com:office:office" xmlns:oel="http://schemas.microsoft.com/office/2019/extlst" xmlns:r="http://schemas.openxmlformats.org/officeDocument/2006/relationships" xmlns:m="http://schemas.openxmlformats.org/officeDocument/2006/math" xmlns:v="urn:schemas-microsoft-com:vml" xmlns:wp14="http://schemas.microsoft.com/office/word/2010/wordprocessingDrawing" xmlns:wp="http://schemas.openxmlformats.org/drawingml/2006/wordprocessingDrawing" xmlns:w10="urn:schemas-microsoft-com:office:word" xmlns:w="http://schemas.openxmlformats.org/wordprocessingml/2006/main" xmlns:w14="http://schemas.microsoft.com/office/word/2010/wordml" xmlns:w15="http://schemas.microsoft.com/office/word/2012/wordml" xmlns:w16cex="http://schemas.microsoft.com/office/word/2018/wordml/cex" xmlns:w16cid="http://schemas.microsoft.com/office/word/2016/wordml/cid" xmlns:w16="http://schemas.microsoft.com/office/word/2018/wordml" xmlns:w16du="http://schemas.microsoft.com/office/word/2023/wordml/word16du" xmlns:w16sdtdh="http://schemas.microsoft.com/office/word/2020/wordml/sdtdatahash" xmlns:w16sdtfl="http://schemas.microsoft.com/office/word/2024/wordml/sdtformatlock" xmlns:w16se="http://schemas.microsoft.com/office/word/2015/wordml/symex" xmlns:wpg="http://schemas.microsoft.com/office/word/2010/wordprocessingGroup" xmlns:wpi="http://schemas.microsoft.com/office/word/2010/wordprocessingInk" xmlns:wne="http://schemas.microsoft.com/office/word/2006/wordml" xmlns:wps="http://schemas.microsoft.com/office/word/2010/wordprocessingShape" mc:Ignorable="w14 w15 w16se w16cid w16 w16cex w16sdtdh w16sdtfl w16du wp14">
   <w:footnote w:type="separator" w:id="-1">
     <w:p>
       <w:r>
@@ -30851,7 +31121,7 @@
 </file>
 
 <file path=word/header1.xml><?xml version="1.0" encoding="utf-8"?>
-<w:hdr xmlns:wpc="http://schemas.microsoft.com/office/word/2010/wordprocessingCanvas" xmlns:cx="http://schemas.microsoft.com/office/drawing/2014/chartex" xmlns:cx1="http://schemas.microsoft.com/office/drawing/2015/9/8/chartex" xmlns:cx2="http://schemas.microsoft.com/office/drawing/2015/10/21/chartex" xmlns:cx3="http://schemas.microsoft.com/office/drawing/2016/5/9/chartex" xmlns:cx4="http://schemas.microsoft.com/office/drawing/2016/5/10/chartex" xmlns:cx5="http://schemas.microsoft.com/office/drawing/2016/5/11/chartex" xmlns:cx6="http://schemas.microsoft.com/office/drawing/2016/5/12/chartex" xmlns:cx7="http://schemas.microsoft.com/office/drawing/2016/5/13/chartex" xmlns:cx8="http://schemas.microsoft.com/office/drawing/2016/5/14/chartex" xmlns:mc="http://schemas.openxmlformats.org/markup-compatibility/2006" xmlns:aink="http://schemas.microsoft.com/office/drawing/2016/ink" xmlns:am3d="http://schemas.microsoft.com/office/drawing/2017/model3d" xmlns:o="urn:schemas-microsoft-com:office:office" xmlns:oel="http://schemas.microsoft.com/office/2019/extlst" xmlns:r="http://schemas.openxmlformats.org/officeDocument/2006/relationships" xmlns:m="http://schemas.openxmlformats.org/officeDocument/2006/math" xmlns:v="urn:schemas-microsoft-com:vml" xmlns:wp14="http://schemas.microsoft.com/office/word/2010/wordprocessingDrawing" xmlns:wp="http://schemas.openxmlformats.org/drawingml/2006/wordprocessingDrawing" xmlns:w10="urn:schemas-microsoft-com:office:word" xmlns:w="http://schemas.openxmlformats.org/wordprocessingml/2006/main" xmlns:w14="http://schemas.microsoft.com/office/word/2010/wordml" xmlns:w15="http://schemas.microsoft.com/office/word/2012/wordml" xmlns:w16cex="http://schemas.microsoft.com/office/word/2018/wordml/cex" xmlns:w16cid="http://schemas.microsoft.com/office/word/2016/wordml/cid" xmlns:w16="http://schemas.microsoft.com/office/word/2018/wordml" xmlns:w16sdtdh="http://schemas.microsoft.com/office/word/2020/wordml/sdtdatahash" xmlns:w16se="http://schemas.microsoft.com/office/word/2015/wordml/symex" xmlns:wpg="http://schemas.microsoft.com/office/word/2010/wordprocessingGroup" xmlns:wpi="http://schemas.microsoft.com/office/word/2010/wordprocessingInk" xmlns:wne="http://schemas.microsoft.com/office/word/2006/wordml" xmlns:wps="http://schemas.microsoft.com/office/word/2010/wordprocessingShape" mc:Ignorable="w14 w15 w16se w16cid w16 w16cex w16sdtdh wp14">
+<w:hdr xmlns:wpc="http://schemas.microsoft.com/office/word/2010/wordprocessingCanvas" xmlns:cx="http://schemas.microsoft.com/office/drawing/2014/chartex" xmlns:cx1="http://schemas.microsoft.com/office/drawing/2015/9/8/chartex" xmlns:cx2="http://schemas.microsoft.com/office/drawing/2015/10/21/chartex" xmlns:cx3="http://schemas.microsoft.com/office/drawing/2016/5/9/chartex" xmlns:cx4="http://schemas.microsoft.com/office/drawing/2016/5/10/chartex" xmlns:cx5="http://schemas.microsoft.com/office/drawing/2016/5/11/chartex" xmlns:cx6="http://schemas.microsoft.com/office/drawing/2016/5/12/chartex" xmlns:cx7="http://schemas.microsoft.com/office/drawing/2016/5/13/chartex" xmlns:cx8="http://schemas.microsoft.com/office/drawing/2016/5/14/chartex" xmlns:mc="http://schemas.openxmlformats.org/markup-compatibility/2006" xmlns:aink="http://schemas.microsoft.com/office/drawing/2016/ink" xmlns:am3d="http://schemas.microsoft.com/office/drawing/2017/model3d" xmlns:o="urn:schemas-microsoft-com:office:office" xmlns:oel="http://schemas.microsoft.com/office/2019/extlst" xmlns:r="http://schemas.openxmlformats.org/officeDocument/2006/relationships" xmlns:m="http://schemas.openxmlformats.org/officeDocument/2006/math" xmlns:v="urn:schemas-microsoft-com:vml" xmlns:wp14="http://schemas.microsoft.com/office/word/2010/wordprocessingDrawing" xmlns:wp="http://schemas.openxmlformats.org/drawingml/2006/wordprocessingDrawing" xmlns:w10="urn:schemas-microsoft-com:office:word" xmlns:w="http://schemas.openxmlformats.org/wordprocessingml/2006/main" xmlns:w14="http://schemas.microsoft.com/office/word/2010/wordml" xmlns:w15="http://schemas.microsoft.com/office/word/2012/wordml" xmlns:w16cex="http://schemas.microsoft.com/office/word/2018/wordml/cex" xmlns:w16cid="http://schemas.microsoft.com/office/word/2016/wordml/cid" xmlns:w16="http://schemas.microsoft.com/office/word/2018/wordml" xmlns:w16du="http://schemas.microsoft.com/office/word/2023/wordml/word16du" xmlns:w16sdtdh="http://schemas.microsoft.com/office/word/2020/wordml/sdtdatahash" xmlns:w16sdtfl="http://schemas.microsoft.com/office/word/2024/wordml/sdtformatlock" xmlns:w16se="http://schemas.microsoft.com/office/word/2015/wordml/symex" xmlns:wpg="http://schemas.microsoft.com/office/word/2010/wordprocessingGroup" xmlns:wpi="http://schemas.microsoft.com/office/word/2010/wordprocessingInk" xmlns:wne="http://schemas.microsoft.com/office/word/2006/wordml" xmlns:wps="http://schemas.microsoft.com/office/word/2010/wordprocessingShape" mc:Ignorable="w14 w15 w16se w16cid w16 w16cex w16sdtdh w16sdtfl w16du wp14">
   <w:p>
     <w:pPr>
       <w:pStyle w:val="Encabezado"/>
@@ -30996,7 +31266,7 @@
       <w:rPr>
         <w:rFonts w:cs="Calibri"/>
       </w:rPr>
-      <w:t>013</w:t>
+      <w:t>015</w:t>
     </w:r>
     <w:r>
       <w:rPr>
@@ -31045,7 +31315,7 @@
 </file>
 
 <file path=word/numbering.xml><?xml version="1.0" encoding="utf-8"?>
-<w:numbering xmlns:wpc="http://schemas.microsoft.com/office/word/2010/wordprocessingCanvas" xmlns:cx="http://schemas.microsoft.com/office/drawing/2014/chartex" xmlns:cx1="http://schemas.microsoft.com/office/drawing/2015/9/8/chartex" xmlns:cx2="http://schemas.microsoft.com/office/drawing/2015/10/21/chartex" xmlns:cx3="http://schemas.microsoft.com/office/drawing/2016/5/9/chartex" xmlns:cx4="http://schemas.microsoft.com/office/drawing/2016/5/10/chartex" xmlns:cx5="http://schemas.microsoft.com/office/drawing/2016/5/11/chartex" xmlns:cx6="http://schemas.microsoft.com/office/drawing/2016/5/12/chartex" xmlns:cx7="http://schemas.microsoft.com/office/drawing/2016/5/13/chartex" xmlns:cx8="http://schemas.microsoft.com/office/drawing/2016/5/14/chartex" xmlns:mc="http://schemas.openxmlformats.org/markup-compatibility/2006" xmlns:aink="http://schemas.microsoft.com/office/drawing/2016/ink" xmlns:am3d="http://schemas.microsoft.com/office/drawing/2017/model3d" xmlns:o="urn:schemas-microsoft-com:office:office" xmlns:oel="http://schemas.microsoft.com/office/2019/extlst" xmlns:r="http://schemas.openxmlformats.org/officeDocument/2006/relationships" xmlns:m="http://schemas.openxmlformats.org/officeDocument/2006/math" xmlns:v="urn:schemas-microsoft-com:vml" xmlns:wp14="http://schemas.microsoft.com/office/word/2010/wordprocessingDrawing" xmlns:wp="http://schemas.openxmlformats.org/drawingml/2006/wordprocessingDrawing" xmlns:w10="urn:schemas-microsoft-com:office:word" xmlns:w="http://schemas.openxmlformats.org/wordprocessingml/2006/main" xmlns:w14="http://schemas.microsoft.com/office/word/2010/wordml" xmlns:w15="http://schemas.microsoft.com/office/word/2012/wordml" xmlns:w16cex="http://schemas.microsoft.com/office/word/2018/wordml/cex" xmlns:w16cid="http://schemas.microsoft.com/office/word/2016/wordml/cid" xmlns:w16="http://schemas.microsoft.com/office/word/2018/wordml" xmlns:w16sdtdh="http://schemas.microsoft.com/office/word/2020/wordml/sdtdatahash" xmlns:w16se="http://schemas.microsoft.com/office/word/2015/wordml/symex" xmlns:wpg="http://schemas.microsoft.com/office/word/2010/wordprocessingGroup" xmlns:wpi="http://schemas.microsoft.com/office/word/2010/wordprocessingInk" xmlns:wne="http://schemas.microsoft.com/office/word/2006/wordml" xmlns:wps="http://schemas.microsoft.com/office/word/2010/wordprocessingShape" mc:Ignorable="w14 w15 w16se w16cid w16 w16cex w16sdtdh wp14">
+<w:numbering xmlns:wpc="http://schemas.microsoft.com/office/word/2010/wordprocessingCanvas" xmlns:cx="http://schemas.microsoft.com/office/drawing/2014/chartex" xmlns:cx1="http://schemas.microsoft.com/office/drawing/2015/9/8/chartex" xmlns:cx2="http://schemas.microsoft.com/office/drawing/2015/10/21/chartex" xmlns:cx3="http://schemas.microsoft.com/office/drawing/2016/5/9/chartex" xmlns:cx4="http://schemas.microsoft.com/office/drawing/2016/5/10/chartex" xmlns:cx5="http://schemas.microsoft.com/office/drawing/2016/5/11/chartex" xmlns:cx6="http://schemas.microsoft.com/office/drawing/2016/5/12/chartex" xmlns:cx7="http://schemas.microsoft.com/office/drawing/2016/5/13/chartex" xmlns:cx8="http://schemas.microsoft.com/office/drawing/2016/5/14/chartex" xmlns:mc="http://schemas.openxmlformats.org/markup-compatibility/2006" xmlns:aink="http://schemas.microsoft.com/office/drawing/2016/ink" xmlns:am3d="http://schemas.microsoft.com/office/drawing/2017/model3d" xmlns:o="urn:schemas-microsoft-com:office:office" xmlns:oel="http://schemas.microsoft.com/office/2019/extlst" xmlns:r="http://schemas.openxmlformats.org/officeDocument/2006/relationships" xmlns:m="http://schemas.openxmlformats.org/officeDocument/2006/math" xmlns:v="urn:schemas-microsoft-com:vml" xmlns:wp14="http://schemas.microsoft.com/office/word/2010/wordprocessingDrawing" xmlns:wp="http://schemas.openxmlformats.org/drawingml/2006/wordprocessingDrawing" xmlns:w10="urn:schemas-microsoft-com:office:word" xmlns:w="http://schemas.openxmlformats.org/wordprocessingml/2006/main" xmlns:w14="http://schemas.microsoft.com/office/word/2010/wordml" xmlns:w15="http://schemas.microsoft.com/office/word/2012/wordml" xmlns:w16cex="http://schemas.microsoft.com/office/word/2018/wordml/cex" xmlns:w16cid="http://schemas.microsoft.com/office/word/2016/wordml/cid" xmlns:w16="http://schemas.microsoft.com/office/word/2018/wordml" xmlns:w16du="http://schemas.microsoft.com/office/word/2023/wordml/word16du" xmlns:w16sdtdh="http://schemas.microsoft.com/office/word/2020/wordml/sdtdatahash" xmlns:w16sdtfl="http://schemas.microsoft.com/office/word/2024/wordml/sdtformatlock" xmlns:w16se="http://schemas.microsoft.com/office/word/2015/wordml/symex" xmlns:wpg="http://schemas.microsoft.com/office/word/2010/wordprocessingGroup" xmlns:wpi="http://schemas.microsoft.com/office/word/2010/wordprocessingInk" xmlns:wne="http://schemas.microsoft.com/office/word/2006/wordml" xmlns:wps="http://schemas.microsoft.com/office/word/2010/wordprocessingShape" mc:Ignorable="w14 w15 w16se w16cid w16 w16cex w16sdtdh w16sdtfl w16du wp14">
   <w:abstractNum w:abstractNumId="0" w15:restartNumberingAfterBreak="0">
     <w:nsid w:val="FFFFFF7C"/>
     <w:multiLevelType w:val="singleLevel"/>
@@ -33550,7 +33820,7 @@
 </file>
 
 <file path=word/styles.xml><?xml version="1.0" encoding="utf-8"?>
-<w:styles xmlns:mc="http://schemas.openxmlformats.org/markup-compatibility/2006" xmlns:r="http://schemas.openxmlformats.org/officeDocument/2006/relationships" xmlns:w="http://schemas.openxmlformats.org/wordprocessingml/2006/main" xmlns:w14="http://schemas.microsoft.com/office/word/2010/wordml" xmlns:w15="http://schemas.microsoft.com/office/word/2012/wordml" xmlns:w16cex="http://schemas.microsoft.com/office/word/2018/wordml/cex" xmlns:w16cid="http://schemas.microsoft.com/office/word/2016/wordml/cid" xmlns:w16="http://schemas.microsoft.com/office/word/2018/wordml" xmlns:w16sdtdh="http://schemas.microsoft.com/office/word/2020/wordml/sdtdatahash" xmlns:w16se="http://schemas.microsoft.com/office/word/2015/wordml/symex" mc:Ignorable="w14 w15 w16se w16cid w16 w16cex w16sdtdh">
+<w:styles xmlns:mc="http://schemas.openxmlformats.org/markup-compatibility/2006" xmlns:r="http://schemas.openxmlformats.org/officeDocument/2006/relationships" xmlns:w="http://schemas.openxmlformats.org/wordprocessingml/2006/main" xmlns:w14="http://schemas.microsoft.com/office/word/2010/wordml" xmlns:w15="http://schemas.microsoft.com/office/word/2012/wordml" xmlns:w16cex="http://schemas.microsoft.com/office/word/2018/wordml/cex" xmlns:w16cid="http://schemas.microsoft.com/office/word/2016/wordml/cid" xmlns:w16="http://schemas.microsoft.com/office/word/2018/wordml" xmlns:w16du="http://schemas.microsoft.com/office/word/2023/wordml/word16du" xmlns:w16sdtdh="http://schemas.microsoft.com/office/word/2020/wordml/sdtdatahash" xmlns:w16sdtfl="http://schemas.microsoft.com/office/word/2024/wordml/sdtformatlock" xmlns:w16se="http://schemas.microsoft.com/office/word/2015/wordml/symex" mc:Ignorable="w14 w15 w16se w16cid w16 w16cex w16sdtdh w16sdtfl w16du">
   <w:docDefaults>
     <w:rPrDefault>
       <w:rPr>
@@ -36702,6 +36972,21 @@
       <w:shd w:val="clear" w:color="auto" w:fill="E1DFDD"/>
     </w:rPr>
   </w:style>
+  <w:style w:type="paragraph" w:customStyle="1" w:styleId="Default">
+    <w:name w:val="Default"/>
+    <w:rsid w:val="00AE041D"/>
+    <w:pPr>
+      <w:autoSpaceDE w:val="0"/>
+      <w:autoSpaceDN w:val="0"/>
+      <w:adjustRightInd w:val="0"/>
+    </w:pPr>
+    <w:rPr>
+      <w:rFonts w:ascii="Calibri" w:hAnsi="Calibri" w:cs="Calibri"/>
+      <w:color w:val="000000"/>
+      <w:sz w:val="24"/>
+      <w:szCs w:val="24"/>
+    </w:rPr>
+  </w:style>
 </w:styles>
 </file>
 
@@ -37001,8 +37286,34 @@
 </file>
 
 <file path=customXml/item1.xml><?xml version="1.0" encoding="utf-8"?>
-<ct:contentTypeSchema xmlns:ct="http://schemas.microsoft.com/office/2006/metadata/contentType" xmlns:ma="http://schemas.microsoft.com/office/2006/metadata/properties/metaAttributes" ct:_="" ma:_="" ma:contentTypeName="Document" ma:contentTypeID="0x010100F37872BBB1B48948A69B496DD8700896" ma:contentTypeVersion="30" ma:contentTypeDescription="Create a new document." ma:contentTypeScope="" ma:versionID="db6ec5eae62717a2112663bfc8d11fc5">
-  <xsd:schema xmlns:xsd="http://www.w3.org/2001/XMLSchema" xmlns:xs="http://www.w3.org/2001/XMLSchema" xmlns:p="http://schemas.microsoft.com/office/2006/metadata/properties" xmlns:ns2="e3c6f3b3-f88f-4e57-8294-d53de8f54b2b" xmlns:ns3="0e9fbc54-175b-41a1-a915-0ab6c7e45301" xmlns:ns4="30c688ba-d7e6-407b-8c35-f2a020af6bce" targetNamespace="http://schemas.microsoft.com/office/2006/metadata/properties" ma:root="true" ma:fieldsID="b607cbe47cf360e8877db2581acfff36" ns2:_="" ns3:_="" ns4:_="">
+<p:properties xmlns:p="http://schemas.microsoft.com/office/2006/metadata/properties" xmlns:xsi="http://www.w3.org/2001/XMLSchema-instance" xmlns:pc="http://schemas.microsoft.com/office/infopath/2007/PartnerControls">
+  <documentManagement>
+    <Location xmlns="e3c6f3b3-f88f-4e57-8294-d53de8f54b2b" xsi:nil="true"/>
+    <TaxCatchAll xmlns="30c688ba-d7e6-407b-8c35-f2a020af6bce" xsi:nil="true"/>
+    <Comentarios xmlns="e3c6f3b3-f88f-4e57-8294-d53de8f54b2b" xsi:nil="true"/>
+    <lcf76f155ced4ddcb4097134ff3c332f xmlns="e3c6f3b3-f88f-4e57-8294-d53de8f54b2b">
+      <Terms xmlns="http://schemas.microsoft.com/office/infopath/2007/PartnerControls"/>
+    </lcf76f155ced4ddcb4097134ff3c332f>
+  </documentManagement>
+</p:properties>
+</file>
+
+<file path=customXml/item2.xml><?xml version="1.0" encoding="utf-8"?>
+<b:Sources xmlns:b="http://schemas.openxmlformats.org/officeDocument/2006/bibliography" xmlns="http://schemas.openxmlformats.org/officeDocument/2006/bibliography" SelectedStyle="\APA.XSL" StyleName="APA"/>
+</file>
+
+<file path=customXml/item3.xml><?xml version="1.0" encoding="utf-8"?>
+<?mso-contentType ?>
+<FormTemplates xmlns="http://schemas.microsoft.com/sharepoint/v3/contenttype/forms">
+  <Display>DocumentLibraryForm</Display>
+  <Edit>DocumentLibraryForm</Edit>
+  <New>DocumentLibraryForm</New>
+</FormTemplates>
+</file>
+
+<file path=customXml/item4.xml><?xml version="1.0" encoding="utf-8"?>
+<ct:contentTypeSchema xmlns:ct="http://schemas.microsoft.com/office/2006/metadata/contentType" xmlns:ma="http://schemas.microsoft.com/office/2006/metadata/properties/metaAttributes" ct:_="" ma:_="" ma:contentTypeName="Documento" ma:contentTypeID="0x010100F37872BBB1B48948A69B496DD8700896" ma:contentTypeVersion="30" ma:contentTypeDescription="Crear nuevo documento." ma:contentTypeScope="" ma:versionID="48bd2f4f5b966e9aa5e64b228786f9db">
+  <xsd:schema xmlns:xsd="http://www.w3.org/2001/XMLSchema" xmlns:xs="http://www.w3.org/2001/XMLSchema" xmlns:p="http://schemas.microsoft.com/office/2006/metadata/properties" xmlns:ns2="e3c6f3b3-f88f-4e57-8294-d53de8f54b2b" xmlns:ns3="0e9fbc54-175b-41a1-a915-0ab6c7e45301" xmlns:ns4="30c688ba-d7e6-407b-8c35-f2a020af6bce" targetNamespace="http://schemas.microsoft.com/office/2006/metadata/properties" ma:root="true" ma:fieldsID="a9b251146c0969b4148fd5eb32063808" ns2:_="" ns3:_="" ns4:_="">
     <xsd:import namespace="e3c6f3b3-f88f-4e57-8294-d53de8f54b2b"/>
     <xsd:import namespace="0e9fbc54-175b-41a1-a915-0ab6c7e45301"/>
     <xsd:import namespace="30c688ba-d7e6-407b-8c35-f2a020af6bce"/>
@@ -37108,7 +37419,7 @@
         </xsd:restriction>
       </xsd:simpleType>
     </xsd:element>
-    <xsd:element name="lcf76f155ced4ddcb4097134ff3c332f" ma:index="23" nillable="true" ma:taxonomy="true" ma:internalName="lcf76f155ced4ddcb4097134ff3c332f" ma:taxonomyFieldName="MediaServiceImageTags" ma:displayName="Image Tags" ma:readOnly="false" ma:fieldId="{5cf76f15-5ced-4ddc-b409-7134ff3c332f}" ma:taxonomyMulti="true" ma:sspId="f703290f-f62f-40c2-94a3-a7aef626be57" ma:termSetId="09814cd3-568e-fe90-9814-8d621ff8fb84" ma:anchorId="fba54fb3-c3e1-fe81-a776-ca4b69148c4d" ma:open="true" ma:isKeyword="false">
+    <xsd:element name="lcf76f155ced4ddcb4097134ff3c332f" ma:index="23" nillable="true" ma:taxonomy="true" ma:internalName="lcf76f155ced4ddcb4097134ff3c332f" ma:taxonomyFieldName="MediaServiceImageTags" ma:displayName="Etiquetas de imagen" ma:readOnly="false" ma:fieldId="{5cf76f15-5ced-4ddc-b409-7134ff3c332f}" ma:taxonomyMulti="true" ma:sspId="f703290f-f62f-40c2-94a3-a7aef626be57" ma:termSetId="09814cd3-568e-fe90-9814-8d621ff8fb84" ma:anchorId="fba54fb3-c3e1-fe81-a776-ca4b69148c4d" ma:open="true" ma:isKeyword="false">
       <xsd:complexType>
         <xsd:sequence>
           <xsd:element ref="pc:Terms" minOccurs="0" maxOccurs="1"/>
@@ -37169,7 +37480,7 @@
   <xsd:schema xmlns:xsd="http://www.w3.org/2001/XMLSchema" xmlns:xs="http://www.w3.org/2001/XMLSchema" xmlns:dms="http://schemas.microsoft.com/office/2006/documentManagement/types" xmlns:pc="http://schemas.microsoft.com/office/infopath/2007/PartnerControls" targetNamespace="0e9fbc54-175b-41a1-a915-0ab6c7e45301" elementFormDefault="qualified">
     <xsd:import namespace="http://schemas.microsoft.com/office/2006/documentManagement/types"/>
     <xsd:import namespace="http://schemas.microsoft.com/office/infopath/2007/PartnerControls"/>
-    <xsd:element name="SharedWithUsers" ma:index="13" nillable="true" ma:displayName="Shared With" ma:internalName="SharedWithUsers" ma:readOnly="true">
+    <xsd:element name="SharedWithUsers" ma:index="13" nillable="true" ma:displayName="Compartido con" ma:internalName="SharedWithUsers" ma:readOnly="true">
       <xsd:complexType>
         <xsd:complexContent>
           <xsd:extension base="dms:UserMulti">
@@ -37188,7 +37499,7 @@
         </xsd:complexContent>
       </xsd:complexType>
     </xsd:element>
-    <xsd:element name="SharedWithDetails" ma:index="14" nillable="true" ma:displayName="Shared With Details" ma:internalName="SharedWithDetails" ma:readOnly="true">
+    <xsd:element name="SharedWithDetails" ma:index="14" nillable="true" ma:displayName="Detalles de uso compartido" ma:internalName="SharedWithDetails" ma:readOnly="true">
       <xsd:simpleType>
         <xsd:restriction base="dms:Note">
           <xsd:maxLength value="255"/>
@@ -37220,8 +37531,8 @@
         <xsd:element ref="dc:creator" minOccurs="0" maxOccurs="1"/>
         <xsd:element ref="dcterms:created" minOccurs="0" maxOccurs="1"/>
         <xsd:element ref="dc:identifier" minOccurs="0" maxOccurs="1"/>
-        <xsd:element name="contentType" minOccurs="0" maxOccurs="1" type="xsd:string" ma:index="0" ma:displayName="Content Type"/>
-        <xsd:element ref="dc:title" minOccurs="0" maxOccurs="1" ma:index="4" ma:displayName="Title"/>
+        <xsd:element name="contentType" minOccurs="0" maxOccurs="1" type="xsd:string" ma:index="0" ma:displayName="Tipo de contenido"/>
+        <xsd:element ref="dc:title" minOccurs="0" maxOccurs="1" ma:index="4" ma:displayName="Título"/>
         <xsd:element ref="dc:subject" minOccurs="0" maxOccurs="1"/>
         <xsd:element ref="dc:description" minOccurs="0" maxOccurs="1"/>
         <xsd:element name="keywords" minOccurs="0" maxOccurs="1" type="xsd:string"/>
@@ -37310,34 +37621,35 @@
 </ct:contentTypeSchema>
 </file>
 
-<file path=customXml/item2.xml><?xml version="1.0" encoding="utf-8"?>
-<?mso-contentType ?>
-<FormTemplates xmlns="http://schemas.microsoft.com/sharepoint/v3/contenttype/forms">
-  <Display>DocumentLibraryForm</Display>
-  <Edit>DocumentLibraryForm</Edit>
-  <New>DocumentLibraryForm</New>
-</FormTemplates>
+<file path=customXml/itemProps1.xml><?xml version="1.0" encoding="utf-8"?>
+<ds:datastoreItem xmlns:ds="http://schemas.openxmlformats.org/officeDocument/2006/customXml" ds:itemID="{F5EE0990-2639-455E-ADD9-A07D4919791F}">
+  <ds:schemaRefs>
+    <ds:schemaRef ds:uri="http://schemas.microsoft.com/office/2006/metadata/properties"/>
+    <ds:schemaRef ds:uri="http://schemas.microsoft.com/office/infopath/2007/PartnerControls"/>
+    <ds:schemaRef ds:uri="e3c6f3b3-f88f-4e57-8294-d53de8f54b2b"/>
+    <ds:schemaRef ds:uri="30c688ba-d7e6-407b-8c35-f2a020af6bce"/>
+  </ds:schemaRefs>
+</ds:datastoreItem>
 </file>
 
-<file path=customXml/item3.xml><?xml version="1.0" encoding="utf-8"?>
-<b:Sources xmlns:b="http://schemas.openxmlformats.org/officeDocument/2006/bibliography" xmlns="http://schemas.openxmlformats.org/officeDocument/2006/bibliography" SelectedStyle="\APA.XSL" StyleName="APA"/>
+<file path=customXml/itemProps2.xml><?xml version="1.0" encoding="utf-8"?>
+<ds:datastoreItem xmlns:ds="http://schemas.openxmlformats.org/officeDocument/2006/customXml" ds:itemID="{E3ED58A4-5EAD-440B-9F54-4CA4F76A7F32}">
+  <ds:schemaRefs>
+    <ds:schemaRef ds:uri="http://schemas.openxmlformats.org/officeDocument/2006/bibliography"/>
+  </ds:schemaRefs>
+</ds:datastoreItem>
 </file>
 
-<file path=customXml/item4.xml><?xml version="1.0" encoding="utf-8"?>
-<p:properties xmlns:p="http://schemas.microsoft.com/office/2006/metadata/properties" xmlns:xsi="http://www.w3.org/2001/XMLSchema-instance" xmlns:pc="http://schemas.microsoft.com/office/infopath/2007/PartnerControls">
-  <documentManagement>
-    <Location xmlns="e3c6f3b3-f88f-4e57-8294-d53de8f54b2b" xsi:nil="true"/>
-    <TaxCatchAll xmlns="30c688ba-d7e6-407b-8c35-f2a020af6bce" xsi:nil="true"/>
-    <Comentarios xmlns="e3c6f3b3-f88f-4e57-8294-d53de8f54b2b" xsi:nil="true"/>
-    <lcf76f155ced4ddcb4097134ff3c332f xmlns="e3c6f3b3-f88f-4e57-8294-d53de8f54b2b">
-      <Terms xmlns="http://schemas.microsoft.com/office/infopath/2007/PartnerControls"/>
-    </lcf76f155ced4ddcb4097134ff3c332f>
-  </documentManagement>
-</p:properties>
+<file path=customXml/itemProps3.xml><?xml version="1.0" encoding="utf-8"?>
+<ds:datastoreItem xmlns:ds="http://schemas.openxmlformats.org/officeDocument/2006/customXml" ds:itemID="{21A4DB45-409C-4DEF-8812-8665FC39DFA9}">
+  <ds:schemaRefs>
+    <ds:schemaRef ds:uri="http://schemas.microsoft.com/sharepoint/v3/contenttype/forms"/>
+  </ds:schemaRefs>
+</ds:datastoreItem>
 </file>
 
-<file path=customXml/itemProps1.xml><?xml version="1.0" encoding="utf-8"?>
-<ds:datastoreItem xmlns:ds="http://schemas.openxmlformats.org/officeDocument/2006/customXml" ds:itemID="{50C9621E-EFBA-4851-AC04-F8929A7CE694}">
+<file path=customXml/itemProps4.xml><?xml version="1.0" encoding="utf-8"?>
+<ds:datastoreItem xmlns:ds="http://schemas.openxmlformats.org/officeDocument/2006/customXml" ds:itemID="{9ACD285E-C875-4600-A5C1-47C5640E2D03}">
   <ds:schemaRefs>
     <ds:schemaRef ds:uri="http://schemas.microsoft.com/office/2006/metadata/contentType"/>
     <ds:schemaRef ds:uri="http://schemas.microsoft.com/office/2006/metadata/properties/metaAttributes"/>
@@ -37356,29 +37668,8 @@
 </ds:datastoreItem>
 </file>
 
-<file path=customXml/itemProps2.xml><?xml version="1.0" encoding="utf-8"?>
-<ds:datastoreItem xmlns:ds="http://schemas.openxmlformats.org/officeDocument/2006/customXml" ds:itemID="{21A4DB45-409C-4DEF-8812-8665FC39DFA9}">
-  <ds:schemaRefs>
-    <ds:schemaRef ds:uri="http://schemas.microsoft.com/sharepoint/v3/contenttype/forms"/>
-  </ds:schemaRefs>
-</ds:datastoreItem>
-</file>
-
-<file path=customXml/itemProps3.xml><?xml version="1.0" encoding="utf-8"?>
-<ds:datastoreItem xmlns:ds="http://schemas.openxmlformats.org/officeDocument/2006/customXml" ds:itemID="{E3ED58A4-5EAD-440B-9F54-4CA4F76A7F32}">
-  <ds:schemaRefs>
-    <ds:schemaRef ds:uri="http://schemas.openxmlformats.org/officeDocument/2006/bibliography"/>
-  </ds:schemaRefs>
-</ds:datastoreItem>
-</file>
-
-<file path=customXml/itemProps4.xml><?xml version="1.0" encoding="utf-8"?>
-<ds:datastoreItem xmlns:ds="http://schemas.openxmlformats.org/officeDocument/2006/customXml" ds:itemID="{F5EE0990-2639-455E-ADD9-A07D4919791F}">
-  <ds:schemaRefs>
-    <ds:schemaRef ds:uri="http://schemas.microsoft.com/office/2006/metadata/properties"/>
-    <ds:schemaRef ds:uri="http://schemas.microsoft.com/office/infopath/2007/PartnerControls"/>
-    <ds:schemaRef ds:uri="e3c6f3b3-f88f-4e57-8294-d53de8f54b2b"/>
-    <ds:schemaRef ds:uri="30c688ba-d7e6-407b-8c35-f2a020af6bce"/>
-  </ds:schemaRefs>
-</ds:datastoreItem>
+<file path=docMetadata/LabelInfo.xml><?xml version="1.0" encoding="utf-8"?>
+<clbl:labelList xmlns:clbl="http://schemas.microsoft.com/office/2020/mipLabelMetadata">
+  <clbl:label id="{e130eef0-b106-4be4-9041-04ed1aa09543}" enabled="1" method="Privileged" siteId="{dd29478d-624e-429e-b453-fffc969ac768}" removed="0"/>
+</clbl:labelList>
 </file>
--- a/Integra-parent/documentacion/@Firma-Integra-services-InstalacionDespliegueYAdministracion-MAN.docx
+++ b/Integra-parent/documentacion/@Firma-Integra-services-InstalacionDespliegueYAdministracion-MAN.docx
@@ -1,6 +1,6 @@
 
 <file path=word/document.xml><?xml version="1.0" encoding="utf-8"?>
-<w:document xmlns:wpc="http://schemas.microsoft.com/office/word/2010/wordprocessingCanvas" xmlns:cx="http://schemas.microsoft.com/office/drawing/2014/chartex" xmlns:cx1="http://schemas.microsoft.com/office/drawing/2015/9/8/chartex" xmlns:cx2="http://schemas.microsoft.com/office/drawing/2015/10/21/chartex" xmlns:cx3="http://schemas.microsoft.com/office/drawing/2016/5/9/chartex" xmlns:cx4="http://schemas.microsoft.com/office/drawing/2016/5/10/chartex" xmlns:cx5="http://schemas.microsoft.com/office/drawing/2016/5/11/chartex" xmlns:cx6="http://schemas.microsoft.com/office/drawing/2016/5/12/chartex" xmlns:cx7="http://schemas.microsoft.com/office/drawing/2016/5/13/chartex" xmlns:cx8="http://schemas.microsoft.com/office/drawing/2016/5/14/chartex" xmlns:mc="http://schemas.openxmlformats.org/markup-compatibility/2006" xmlns:aink="http://schemas.microsoft.com/office/drawing/2016/ink" xmlns:am3d="http://schemas.microsoft.com/office/drawing/2017/model3d" xmlns:o="urn:schemas-microsoft-com:office:office" xmlns:oel="http://schemas.microsoft.com/office/2019/extlst" xmlns:r="http://schemas.openxmlformats.org/officeDocument/2006/relationships" xmlns:m="http://schemas.openxmlformats.org/officeDocument/2006/math" xmlns:v="urn:schemas-microsoft-com:vml" xmlns:wp14="http://schemas.microsoft.com/office/word/2010/wordprocessingDrawing" xmlns:wp="http://schemas.openxmlformats.org/drawingml/2006/wordprocessingDrawing" xmlns:w10="urn:schemas-microsoft-com:office:word" xmlns:w="http://schemas.openxmlformats.org/wordprocessingml/2006/main" xmlns:w14="http://schemas.microsoft.com/office/word/2010/wordml" xmlns:w15="http://schemas.microsoft.com/office/word/2012/wordml" xmlns:w16cex="http://schemas.microsoft.com/office/word/2018/wordml/cex" xmlns:w16cid="http://schemas.microsoft.com/office/word/2016/wordml/cid" xmlns:w16="http://schemas.microsoft.com/office/word/2018/wordml" xmlns:w16sdtdh="http://schemas.microsoft.com/office/word/2020/wordml/sdtdatahash" xmlns:w16se="http://schemas.microsoft.com/office/word/2015/wordml/symex" xmlns:wpg="http://schemas.microsoft.com/office/word/2010/wordprocessingGroup" xmlns:wpi="http://schemas.microsoft.com/office/word/2010/wordprocessingInk" xmlns:wne="http://schemas.microsoft.com/office/word/2006/wordml" xmlns:wps="http://schemas.microsoft.com/office/word/2010/wordprocessingShape" mc:Ignorable="w14 w15 w16se w16cid w16 w16cex w16sdtdh wp14">
+<w:document xmlns:wpc="http://schemas.microsoft.com/office/word/2010/wordprocessingCanvas" xmlns:cx="http://schemas.microsoft.com/office/drawing/2014/chartex" xmlns:cx1="http://schemas.microsoft.com/office/drawing/2015/9/8/chartex" xmlns:cx2="http://schemas.microsoft.com/office/drawing/2015/10/21/chartex" xmlns:cx3="http://schemas.microsoft.com/office/drawing/2016/5/9/chartex" xmlns:cx4="http://schemas.microsoft.com/office/drawing/2016/5/10/chartex" xmlns:cx5="http://schemas.microsoft.com/office/drawing/2016/5/11/chartex" xmlns:cx6="http://schemas.microsoft.com/office/drawing/2016/5/12/chartex" xmlns:cx7="http://schemas.microsoft.com/office/drawing/2016/5/13/chartex" xmlns:cx8="http://schemas.microsoft.com/office/drawing/2016/5/14/chartex" xmlns:mc="http://schemas.openxmlformats.org/markup-compatibility/2006" xmlns:aink="http://schemas.microsoft.com/office/drawing/2016/ink" xmlns:am3d="http://schemas.microsoft.com/office/drawing/2017/model3d" xmlns:o="urn:schemas-microsoft-com:office:office" xmlns:oel="http://schemas.microsoft.com/office/2019/extlst" xmlns:r="http://schemas.openxmlformats.org/officeDocument/2006/relationships" xmlns:m="http://schemas.openxmlformats.org/officeDocument/2006/math" xmlns:v="urn:schemas-microsoft-com:vml" xmlns:wp14="http://schemas.microsoft.com/office/word/2010/wordprocessingDrawing" xmlns:wp="http://schemas.openxmlformats.org/drawingml/2006/wordprocessingDrawing" xmlns:w10="urn:schemas-microsoft-com:office:word" xmlns:w="http://schemas.openxmlformats.org/wordprocessingml/2006/main" xmlns:w14="http://schemas.microsoft.com/office/word/2010/wordml" xmlns:w15="http://schemas.microsoft.com/office/word/2012/wordml" xmlns:w16cex="http://schemas.microsoft.com/office/word/2018/wordml/cex" xmlns:w16cid="http://schemas.microsoft.com/office/word/2016/wordml/cid" xmlns:w16="http://schemas.microsoft.com/office/word/2018/wordml" xmlns:w16du="http://schemas.microsoft.com/office/word/2023/wordml/word16du" xmlns:w16sdtdh="http://schemas.microsoft.com/office/word/2020/wordml/sdtdatahash" xmlns:w16sdtfl="http://schemas.microsoft.com/office/word/2024/wordml/sdtformatlock" xmlns:w16se="http://schemas.microsoft.com/office/word/2015/wordml/symex" xmlns:wpg="http://schemas.microsoft.com/office/word/2010/wordprocessingGroup" xmlns:wpi="http://schemas.microsoft.com/office/word/2010/wordprocessingInk" xmlns:wne="http://schemas.microsoft.com/office/word/2006/wordml" xmlns:wps="http://schemas.microsoft.com/office/word/2010/wordprocessingShape" mc:Ignorable="w14 w15 w16se w16cid w16 w16cex w16sdtdh w16sdtfl w16du wp14">
   <w:body>
     <w:p>
       <w:pPr>
@@ -85,28 +85,7 @@
           <w:sz w:val="36"/>
           <w:szCs w:val="36"/>
         </w:rPr>
-        <w:t>@ 2.2.</w:t>
-      </w:r>
-      <w:r>
-        <w:rPr>
-          <w:sz w:val="36"/>
-          <w:szCs w:val="36"/>
-        </w:rPr>
-        <w:t>5</w:t>
-      </w:r>
-      <w:r>
-        <w:rPr>
-          <w:sz w:val="36"/>
-          <w:szCs w:val="36"/>
-        </w:rPr>
-        <w:t>_00</w:t>
-      </w:r>
-      <w:r>
-        <w:rPr>
-          <w:sz w:val="36"/>
-          <w:szCs w:val="36"/>
-        </w:rPr>
-        <w:t>0</w:t>
+        <w:t>@ 2.2.5_000</w:t>
       </w:r>
       <w:r>
         <w:rPr>
@@ -372,7 +351,7 @@
               <w:t>1</w:t>
             </w:r>
             <w:r>
-              <w:t>3</w:t>
+              <w:t>4</w:t>
             </w:r>
             <w:bookmarkEnd w:id="3"/>
             <w:bookmarkEnd w:id="4"/>
@@ -405,7 +384,7 @@
             </w:pPr>
             <w:bookmarkStart w:id="5" w:name="fecha_doc"/>
             <w:r>
-              <w:t>27</w:t>
+              <w:t>14</w:t>
             </w:r>
             <w:r>
               <w:t>-</w:t>
@@ -414,15 +393,15 @@
               <w:t>0</w:t>
             </w:r>
             <w:r>
-              <w:t>3</w:t>
-            </w:r>
-            <w:r>
-              <w:t>-202</w:t>
+              <w:t>7</w:t>
+            </w:r>
+            <w:r>
+              <w:t>-20</w:t>
+            </w:r>
+            <w:r>
+              <w:t>25</w:t>
             </w:r>
             <w:bookmarkEnd w:id="5"/>
-            <w:r>
-              <w:t>5</w:t>
-            </w:r>
           </w:p>
         </w:tc>
       </w:tr>
@@ -581,10 +560,7 @@
               <w:t>0</w:t>
             </w:r>
             <w:r>
-              <w:t>1</w:t>
-            </w:r>
-            <w:r>
-              <w:t>3</w:t>
+              <w:t>14</w:t>
             </w:r>
             <w:r>
               <w:fldChar w:fldCharType="end"/>
@@ -629,19 +605,7 @@
               <w:fldChar w:fldCharType="separate"/>
             </w:r>
             <w:r>
-              <w:t>27</w:t>
-            </w:r>
-            <w:r>
-              <w:t>-0</w:t>
-            </w:r>
-            <w:r>
-              <w:t>3</w:t>
-            </w:r>
-            <w:r>
-              <w:t>-202</w:t>
-            </w:r>
-            <w:r>
-              <w:t>5</w:t>
+              <w:t>14-07-2025</w:t>
             </w:r>
             <w:r>
               <w:fldChar w:fldCharType="end"/>
@@ -2288,6 +2252,147 @@
           <w:rFonts w:cs="Calibri"/>
         </w:rPr>
       </w:pPr>
+    </w:p>
+    <w:tbl>
+      <w:tblPr>
+        <w:tblW w:w="0" w:type="auto"/>
+        <w:tblLayout w:type="fixed"/>
+        <w:tblCellMar>
+          <w:left w:w="70" w:type="dxa"/>
+          <w:right w:w="70" w:type="dxa"/>
+        </w:tblCellMar>
+        <w:tblLook w:val="0000" w:firstRow="0" w:lastRow="0" w:firstColumn="0" w:lastColumn="0" w:noHBand="0" w:noVBand="0"/>
+      </w:tblPr>
+      <w:tblGrid>
+        <w:gridCol w:w="1488"/>
+        <w:gridCol w:w="8080"/>
+      </w:tblGrid>
+      <w:tr>
+        <w:tc>
+          <w:tcPr>
+            <w:tcW w:w="1488" w:type="dxa"/>
+          </w:tcPr>
+          <w:p>
+            <w:pPr>
+              <w:pStyle w:val="Tabla"/>
+              <w:framePr w:hSpace="0" w:wrap="auto" w:vAnchor="margin" w:yAlign="inline"/>
+              <w:suppressOverlap w:val="0"/>
+            </w:pPr>
+            <w:r>
+              <w:t>Rev.</w:t>
+            </w:r>
+          </w:p>
+        </w:tc>
+        <w:tc>
+          <w:tcPr>
+            <w:tcW w:w="8080" w:type="dxa"/>
+          </w:tcPr>
+          <w:p>
+            <w:pPr>
+              <w:pStyle w:val="Tabla"/>
+              <w:framePr w:hSpace="0" w:wrap="auto" w:vAnchor="margin" w:yAlign="inline"/>
+              <w:suppressOverlap w:val="0"/>
+            </w:pPr>
+            <w:r>
+              <w:t>0</w:t>
+            </w:r>
+            <w:r>
+              <w:t>1</w:t>
+            </w:r>
+            <w:r>
+              <w:t>4</w:t>
+            </w:r>
+          </w:p>
+        </w:tc>
+      </w:tr>
+      <w:tr>
+        <w:tc>
+          <w:tcPr>
+            <w:tcW w:w="1488" w:type="dxa"/>
+          </w:tcPr>
+          <w:p>
+            <w:pPr>
+              <w:pStyle w:val="Tabla"/>
+              <w:framePr w:hSpace="0" w:wrap="auto" w:vAnchor="margin" w:yAlign="inline"/>
+              <w:suppressOverlap w:val="0"/>
+            </w:pPr>
+            <w:r>
+              <w:t>Fecha</w:t>
+            </w:r>
+          </w:p>
+        </w:tc>
+        <w:tc>
+          <w:tcPr>
+            <w:tcW w:w="8080" w:type="dxa"/>
+          </w:tcPr>
+          <w:p>
+            <w:pPr>
+              <w:pStyle w:val="Tabla"/>
+              <w:framePr w:hSpace="0" w:wrap="auto" w:vAnchor="margin" w:yAlign="inline"/>
+              <w:suppressOverlap w:val="0"/>
+            </w:pPr>
+            <w:r>
+              <w:t>14</w:t>
+            </w:r>
+            <w:r>
+              <w:t>-0</w:t>
+            </w:r>
+            <w:r>
+              <w:t>7</w:t>
+            </w:r>
+            <w:r>
+              <w:t>-202</w:t>
+            </w:r>
+            <w:r>
+              <w:t>5</w:t>
+            </w:r>
+          </w:p>
+        </w:tc>
+      </w:tr>
+      <w:tr>
+        <w:tc>
+          <w:tcPr>
+            <w:tcW w:w="1488" w:type="dxa"/>
+          </w:tcPr>
+          <w:p>
+            <w:pPr>
+              <w:pStyle w:val="Tabla"/>
+              <w:framePr w:hSpace="0" w:wrap="auto" w:vAnchor="margin" w:yAlign="inline"/>
+              <w:suppressOverlap w:val="0"/>
+            </w:pPr>
+            <w:r>
+              <w:t>Descripción</w:t>
+            </w:r>
+          </w:p>
+        </w:tc>
+        <w:tc>
+          <w:tcPr>
+            <w:tcW w:w="8080" w:type="dxa"/>
+          </w:tcPr>
+          <w:p>
+            <w:pPr>
+              <w:pStyle w:val="Default"/>
+              <w:jc w:val="both"/>
+            </w:pPr>
+            <w:r>
+              <w:rPr>
+                <w:sz w:val="20"/>
+                <w:szCs w:val="20"/>
+              </w:rPr>
+              <w:t xml:space="preserve">Se actualiza información de ejemplo para datos de política XML_AGE_1.9. </w:t>
+            </w:r>
+          </w:p>
+        </w:tc>
+      </w:tr>
+    </w:tbl>
+    <w:p>
+      <w:pPr>
+        <w:pStyle w:val="Apartado"/>
+        <w:ind w:left="0"/>
+        <w:rPr>
+          <w:rFonts w:cs="Calibri"/>
+        </w:rPr>
+      </w:pPr>
       <w:r>
         <w:rPr>
           <w:rFonts w:cs="Calibri"/>
@@ -2404,10 +2509,7 @@
               <w:t>0</w:t>
             </w:r>
             <w:r>
-              <w:t>1</w:t>
-            </w:r>
-            <w:r>
-              <w:t>3</w:t>
+              <w:t>14</w:t>
             </w:r>
             <w:r>
               <w:fldChar w:fldCharType="end"/>
@@ -2454,19 +2556,7 @@
               <w:fldChar w:fldCharType="separate"/>
             </w:r>
             <w:r>
-              <w:t>27</w:t>
-            </w:r>
-            <w:r>
-              <w:t>-0</w:t>
-            </w:r>
-            <w:r>
-              <w:t>3</w:t>
-            </w:r>
-            <w:r>
-              <w:t>-202</w:t>
-            </w:r>
-            <w:r>
-              <w:t>5</w:t>
+              <w:t>14-07-2025</w:t>
             </w:r>
             <w:r>
               <w:fldChar w:fldCharType="end"/>
@@ -2498,7 +2588,7 @@
     </w:p>
     <w:p>
       <w:pPr>
-        <w:pStyle w:val="MessageHeader"/>
+        <w:pStyle w:val="Encabezadodemensaje"/>
         <w:rPr>
           <w:rFonts w:ascii="Calibri" w:hAnsi="Calibri" w:cs="Calibri"/>
           <w:sz w:val="20"/>
@@ -2545,16 +2635,18 @@
     <w:bookmarkStart w:id="16" w:name="_Ref202245897"/>
     <w:p>
       <w:pPr>
-        <w:pStyle w:val="TOC1"/>
+        <w:pStyle w:val="TDC1"/>
         <w:tabs>
           <w:tab w:val="left" w:pos="1078"/>
         </w:tabs>
         <w:rPr>
+          <w:rFonts w:asciiTheme="minorHAnsi" w:eastAsiaTheme="minorEastAsia" w:hAnsiTheme="minorHAnsi" w:cstheme="minorBidi"/>
           <w:b w:val="0"/>
           <w:spacing w:val="0"/>
           <w:kern w:val="2"/>
-          <w:sz w:val="22"/>
-          <w:szCs w:val="22"/>
+          <w:sz w:val="24"/>
+          <w:szCs w:val="24"/>
+          <w14:ligatures w14:val="standardContextual"/>
         </w:rPr>
       </w:pPr>
       <w:r>
@@ -2578,27 +2670,29 @@
         </w:rPr>
         <w:fldChar w:fldCharType="separate"/>
       </w:r>
-      <w:hyperlink w:anchor="_Toc157416997" w:history="1">
+      <w:hyperlink w:anchor="_Toc203403281" w:history="1">
         <w:r>
           <w:rPr>
-            <w:rStyle w:val="Hyperlink"/>
+            <w:rStyle w:val="Hipervnculo"/>
             <w:rFonts w:cs="Calibri"/>
           </w:rPr>
           <w:t>1</w:t>
         </w:r>
         <w:r>
           <w:rPr>
+            <w:rFonts w:asciiTheme="minorHAnsi" w:eastAsiaTheme="minorEastAsia" w:hAnsiTheme="minorHAnsi" w:cstheme="minorBidi"/>
             <w:b w:val="0"/>
             <w:spacing w:val="0"/>
             <w:kern w:val="2"/>
-            <w:sz w:val="22"/>
-            <w:szCs w:val="22"/>
+            <w:sz w:val="24"/>
+            <w:szCs w:val="24"/>
+            <w14:ligatures w14:val="standardContextual"/>
           </w:rPr>
           <w:tab/>
         </w:r>
         <w:r>
           <w:rPr>
-            <w:rStyle w:val="Hyperlink"/>
+            <w:rStyle w:val="Hipervnculo"/>
             <w:rFonts w:cs="Calibri"/>
           </w:rPr>
           <w:t>Objeto</w:t>
@@ -2619,7 +2713,7 @@
           <w:rPr>
             <w:webHidden/>
           </w:rPr>
-          <w:instrText xml:space="preserve"> PAGEREF _Toc157416997 \h </w:instrText>
+          <w:instrText xml:space="preserve"> PAGEREF _Toc203403281 \h </w:instrText>
         </w:r>
         <w:r>
           <w:rPr>
@@ -2648,39 +2742,43 @@
     </w:p>
     <w:p>
       <w:pPr>
-        <w:pStyle w:val="TOC1"/>
+        <w:pStyle w:val="TDC1"/>
         <w:tabs>
           <w:tab w:val="left" w:pos="1078"/>
         </w:tabs>
         <w:rPr>
+          <w:rFonts w:asciiTheme="minorHAnsi" w:eastAsiaTheme="minorEastAsia" w:hAnsiTheme="minorHAnsi" w:cstheme="minorBidi"/>
           <w:b w:val="0"/>
           <w:spacing w:val="0"/>
           <w:kern w:val="2"/>
-          <w:sz w:val="22"/>
-          <w:szCs w:val="22"/>
-        </w:rPr>
-      </w:pPr>
-      <w:hyperlink w:anchor="_Toc157416998" w:history="1">
+          <w:sz w:val="24"/>
+          <w:szCs w:val="24"/>
+          <w14:ligatures w14:val="standardContextual"/>
+        </w:rPr>
+      </w:pPr>
+      <w:hyperlink w:anchor="_Toc203403282" w:history="1">
         <w:r>
           <w:rPr>
-            <w:rStyle w:val="Hyperlink"/>
+            <w:rStyle w:val="Hipervnculo"/>
             <w:rFonts w:cs="Calibri"/>
           </w:rPr>
           <w:t>2</w:t>
         </w:r>
         <w:r>
           <w:rPr>
+            <w:rFonts w:asciiTheme="minorHAnsi" w:eastAsiaTheme="minorEastAsia" w:hAnsiTheme="minorHAnsi" w:cstheme="minorBidi"/>
             <w:b w:val="0"/>
             <w:spacing w:val="0"/>
             <w:kern w:val="2"/>
-            <w:sz w:val="22"/>
-            <w:szCs w:val="22"/>
+            <w:sz w:val="24"/>
+            <w:szCs w:val="24"/>
+            <w14:ligatures w14:val="standardContextual"/>
           </w:rPr>
           <w:tab/>
         </w:r>
         <w:r>
           <w:rPr>
-            <w:rStyle w:val="Hyperlink"/>
+            <w:rStyle w:val="Hipervnculo"/>
             <w:rFonts w:cs="Calibri"/>
           </w:rPr>
           <w:t>Alcance</w:t>
@@ -2701,7 +2799,7 @@
           <w:rPr>
             <w:webHidden/>
           </w:rPr>
-          <w:instrText xml:space="preserve"> PAGEREF _Toc157416998 \h </w:instrText>
+          <w:instrText xml:space="preserve"> PAGEREF _Toc203403282 \h </w:instrText>
         </w:r>
         <w:r>
           <w:rPr>
@@ -2730,39 +2828,43 @@
     </w:p>
     <w:p>
       <w:pPr>
-        <w:pStyle w:val="TOC1"/>
+        <w:pStyle w:val="TDC1"/>
         <w:tabs>
           <w:tab w:val="left" w:pos="1078"/>
         </w:tabs>
         <w:rPr>
+          <w:rFonts w:asciiTheme="minorHAnsi" w:eastAsiaTheme="minorEastAsia" w:hAnsiTheme="minorHAnsi" w:cstheme="minorBidi"/>
           <w:b w:val="0"/>
           <w:spacing w:val="0"/>
           <w:kern w:val="2"/>
-          <w:sz w:val="22"/>
-          <w:szCs w:val="22"/>
-        </w:rPr>
-      </w:pPr>
-      <w:hyperlink w:anchor="_Toc157416999" w:history="1">
+          <w:sz w:val="24"/>
+          <w:szCs w:val="24"/>
+          <w14:ligatures w14:val="standardContextual"/>
+        </w:rPr>
+      </w:pPr>
+      <w:hyperlink w:anchor="_Toc203403283" w:history="1">
         <w:r>
           <w:rPr>
-            <w:rStyle w:val="Hyperlink"/>
+            <w:rStyle w:val="Hipervnculo"/>
             <w:rFonts w:cs="Calibri"/>
           </w:rPr>
           <w:t>3</w:t>
         </w:r>
         <w:r>
           <w:rPr>
+            <w:rFonts w:asciiTheme="minorHAnsi" w:eastAsiaTheme="minorEastAsia" w:hAnsiTheme="minorHAnsi" w:cstheme="minorBidi"/>
             <w:b w:val="0"/>
             <w:spacing w:val="0"/>
             <w:kern w:val="2"/>
-            <w:sz w:val="22"/>
-            <w:szCs w:val="22"/>
+            <w:sz w:val="24"/>
+            <w:szCs w:val="24"/>
+            <w14:ligatures w14:val="standardContextual"/>
           </w:rPr>
           <w:tab/>
         </w:r>
         <w:r>
           <w:rPr>
-            <w:rStyle w:val="Hyperlink"/>
+            <w:rStyle w:val="Hipervnculo"/>
             <w:rFonts w:cs="Calibri"/>
           </w:rPr>
           <w:t>Siglas</w:t>
@@ -2783,7 +2885,7 @@
           <w:rPr>
             <w:webHidden/>
           </w:rPr>
-          <w:instrText xml:space="preserve"> PAGEREF _Toc157416999 \h </w:instrText>
+          <w:instrText xml:space="preserve"> PAGEREF _Toc203403283 \h </w:instrText>
         </w:r>
         <w:r>
           <w:rPr>
@@ -2812,38 +2914,42 @@
     </w:p>
     <w:p>
       <w:pPr>
-        <w:pStyle w:val="TOC1"/>
+        <w:pStyle w:val="TDC1"/>
         <w:tabs>
           <w:tab w:val="left" w:pos="1078"/>
         </w:tabs>
         <w:rPr>
+          <w:rFonts w:asciiTheme="minorHAnsi" w:eastAsiaTheme="minorEastAsia" w:hAnsiTheme="minorHAnsi" w:cstheme="minorBidi"/>
           <w:b w:val="0"/>
           <w:spacing w:val="0"/>
           <w:kern w:val="2"/>
-          <w:sz w:val="22"/>
-          <w:szCs w:val="22"/>
-        </w:rPr>
-      </w:pPr>
-      <w:hyperlink w:anchor="_Toc157417000" w:history="1">
+          <w:sz w:val="24"/>
+          <w:szCs w:val="24"/>
+          <w14:ligatures w14:val="standardContextual"/>
+        </w:rPr>
+      </w:pPr>
+      <w:hyperlink w:anchor="_Toc203403284" w:history="1">
         <w:r>
           <w:rPr>
-            <w:rStyle w:val="Hyperlink"/>
+            <w:rStyle w:val="Hipervnculo"/>
           </w:rPr>
           <w:t>4</w:t>
         </w:r>
         <w:r>
           <w:rPr>
+            <w:rFonts w:asciiTheme="minorHAnsi" w:eastAsiaTheme="minorEastAsia" w:hAnsiTheme="minorHAnsi" w:cstheme="minorBidi"/>
             <w:b w:val="0"/>
             <w:spacing w:val="0"/>
             <w:kern w:val="2"/>
-            <w:sz w:val="22"/>
-            <w:szCs w:val="22"/>
+            <w:sz w:val="24"/>
+            <w:szCs w:val="24"/>
+            <w14:ligatures w14:val="standardContextual"/>
           </w:rPr>
           <w:tab/>
         </w:r>
         <w:r>
           <w:rPr>
-            <w:rStyle w:val="Hyperlink"/>
+            <w:rStyle w:val="Hipervnculo"/>
           </w:rPr>
           <w:t>Introducción</w:t>
         </w:r>
@@ -2863,7 +2969,7 @@
           <w:rPr>
             <w:webHidden/>
           </w:rPr>
-          <w:instrText xml:space="preserve"> PAGEREF _Toc157417000 \h </w:instrText>
+          <w:instrText xml:space="preserve"> PAGEREF _Toc203403284 \h </w:instrText>
         </w:r>
         <w:r>
           <w:rPr>
@@ -2892,39 +2998,43 @@
     </w:p>
     <w:p>
       <w:pPr>
-        <w:pStyle w:val="TOC1"/>
+        <w:pStyle w:val="TDC1"/>
         <w:tabs>
           <w:tab w:val="left" w:pos="1078"/>
         </w:tabs>
         <w:rPr>
+          <w:rFonts w:asciiTheme="minorHAnsi" w:eastAsiaTheme="minorEastAsia" w:hAnsiTheme="minorHAnsi" w:cstheme="minorBidi"/>
           <w:b w:val="0"/>
           <w:spacing w:val="0"/>
           <w:kern w:val="2"/>
-          <w:sz w:val="22"/>
-          <w:szCs w:val="22"/>
-        </w:rPr>
-      </w:pPr>
-      <w:hyperlink w:anchor="_Toc157417001" w:history="1">
+          <w:sz w:val="24"/>
+          <w:szCs w:val="24"/>
+          <w14:ligatures w14:val="standardContextual"/>
+        </w:rPr>
+      </w:pPr>
+      <w:hyperlink w:anchor="_Toc203403285" w:history="1">
         <w:r>
           <w:rPr>
-            <w:rStyle w:val="Hyperlink"/>
+            <w:rStyle w:val="Hipervnculo"/>
             <w:rFonts w:cs="Calibri"/>
           </w:rPr>
           <w:t>5</w:t>
         </w:r>
         <w:r>
           <w:rPr>
+            <w:rFonts w:asciiTheme="minorHAnsi" w:eastAsiaTheme="minorEastAsia" w:hAnsiTheme="minorHAnsi" w:cstheme="minorBidi"/>
             <w:b w:val="0"/>
             <w:spacing w:val="0"/>
             <w:kern w:val="2"/>
-            <w:sz w:val="22"/>
-            <w:szCs w:val="22"/>
+            <w:sz w:val="24"/>
+            <w:szCs w:val="24"/>
+            <w14:ligatures w14:val="standardContextual"/>
           </w:rPr>
           <w:tab/>
         </w:r>
         <w:r>
           <w:rPr>
-            <w:rStyle w:val="Hyperlink"/>
+            <w:rStyle w:val="Hipervnculo"/>
             <w:rFonts w:cs="Calibri"/>
           </w:rPr>
           <w:t>Información Técnica</w:t>
@@ -2945,7 +3055,7 @@
           <w:rPr>
             <w:webHidden/>
           </w:rPr>
-          <w:instrText xml:space="preserve"> PAGEREF _Toc157417001 \h </w:instrText>
+          <w:instrText xml:space="preserve"> PAGEREF _Toc203403285 \h </w:instrText>
         </w:r>
         <w:r>
           <w:rPr>
@@ -2974,34 +3084,38 @@
     </w:p>
     <w:p>
       <w:pPr>
-        <w:pStyle w:val="TOC2"/>
-        <w:rPr>
+        <w:pStyle w:val="TDC2"/>
+        <w:rPr>
+          <w:rFonts w:asciiTheme="minorHAnsi" w:eastAsiaTheme="minorEastAsia" w:hAnsiTheme="minorHAnsi" w:cstheme="minorBidi"/>
           <w:spacing w:val="0"/>
           <w:kern w:val="2"/>
-          <w:sz w:val="22"/>
-          <w:szCs w:val="22"/>
-        </w:rPr>
-      </w:pPr>
-      <w:hyperlink w:anchor="_Toc157417002" w:history="1">
+          <w:sz w:val="24"/>
+          <w:szCs w:val="24"/>
+          <w14:ligatures w14:val="standardContextual"/>
+        </w:rPr>
+      </w:pPr>
+      <w:hyperlink w:anchor="_Toc203403286" w:history="1">
         <w:r>
           <w:rPr>
-            <w:rStyle w:val="Hyperlink"/>
+            <w:rStyle w:val="Hipervnculo"/>
             <w:rFonts w:cs="Calibri"/>
           </w:rPr>
           <w:t>5.1</w:t>
         </w:r>
         <w:r>
           <w:rPr>
+            <w:rFonts w:asciiTheme="minorHAnsi" w:eastAsiaTheme="minorEastAsia" w:hAnsiTheme="minorHAnsi" w:cstheme="minorBidi"/>
             <w:spacing w:val="0"/>
             <w:kern w:val="2"/>
-            <w:sz w:val="22"/>
-            <w:szCs w:val="22"/>
+            <w:sz w:val="24"/>
+            <w:szCs w:val="24"/>
+            <w14:ligatures w14:val="standardContextual"/>
           </w:rPr>
           <w:tab/>
         </w:r>
         <w:r>
           <w:rPr>
-            <w:rStyle w:val="Hyperlink"/>
+            <w:rStyle w:val="Hipervnculo"/>
             <w:rFonts w:cs="Calibri"/>
           </w:rPr>
           <w:t>Requisitos Obligatorios</w:t>
@@ -3022,7 +3136,7 @@
           <w:rPr>
             <w:webHidden/>
           </w:rPr>
-          <w:instrText xml:space="preserve"> PAGEREF _Toc157417002 \h </w:instrText>
+          <w:instrText xml:space="preserve"> PAGEREF _Toc203403286 \h </w:instrText>
         </w:r>
         <w:r>
           <w:rPr>
@@ -3051,34 +3165,38 @@
     </w:p>
     <w:p>
       <w:pPr>
-        <w:pStyle w:val="TOC2"/>
-        <w:rPr>
+        <w:pStyle w:val="TDC2"/>
+        <w:rPr>
+          <w:rFonts w:asciiTheme="minorHAnsi" w:eastAsiaTheme="minorEastAsia" w:hAnsiTheme="minorHAnsi" w:cstheme="minorBidi"/>
           <w:spacing w:val="0"/>
           <w:kern w:val="2"/>
-          <w:sz w:val="22"/>
-          <w:szCs w:val="22"/>
-        </w:rPr>
-      </w:pPr>
-      <w:hyperlink w:anchor="_Toc157417003" w:history="1">
+          <w:sz w:val="24"/>
+          <w:szCs w:val="24"/>
+          <w14:ligatures w14:val="standardContextual"/>
+        </w:rPr>
+      </w:pPr>
+      <w:hyperlink w:anchor="_Toc203403287" w:history="1">
         <w:r>
           <w:rPr>
-            <w:rStyle w:val="Hyperlink"/>
+            <w:rStyle w:val="Hipervnculo"/>
             <w:rFonts w:cs="Calibri"/>
           </w:rPr>
           <w:t>5.2</w:t>
         </w:r>
         <w:r>
           <w:rPr>
+            <w:rFonts w:asciiTheme="minorHAnsi" w:eastAsiaTheme="minorEastAsia" w:hAnsiTheme="minorHAnsi" w:cstheme="minorBidi"/>
             <w:spacing w:val="0"/>
             <w:kern w:val="2"/>
-            <w:sz w:val="22"/>
-            <w:szCs w:val="22"/>
+            <w:sz w:val="24"/>
+            <w:szCs w:val="24"/>
+            <w14:ligatures w14:val="standardContextual"/>
           </w:rPr>
           <w:tab/>
         </w:r>
         <w:r>
           <w:rPr>
-            <w:rStyle w:val="Hyperlink"/>
+            <w:rStyle w:val="Hipervnculo"/>
             <w:rFonts w:cs="Calibri"/>
           </w:rPr>
           <w:t>Tecnologías</w:t>
@@ -3099,7 +3217,7 @@
           <w:rPr>
             <w:webHidden/>
           </w:rPr>
-          <w:instrText xml:space="preserve"> PAGEREF _Toc157417003 \h </w:instrText>
+          <w:instrText xml:space="preserve"> PAGEREF _Toc203403287 \h </w:instrText>
         </w:r>
         <w:r>
           <w:rPr>
@@ -3128,39 +3246,43 @@
     </w:p>
     <w:p>
       <w:pPr>
-        <w:pStyle w:val="TOC1"/>
+        <w:pStyle w:val="TDC1"/>
         <w:tabs>
           <w:tab w:val="left" w:pos="1078"/>
         </w:tabs>
         <w:rPr>
+          <w:rFonts w:asciiTheme="minorHAnsi" w:eastAsiaTheme="minorEastAsia" w:hAnsiTheme="minorHAnsi" w:cstheme="minorBidi"/>
           <w:b w:val="0"/>
           <w:spacing w:val="0"/>
           <w:kern w:val="2"/>
-          <w:sz w:val="22"/>
-          <w:szCs w:val="22"/>
-        </w:rPr>
-      </w:pPr>
-      <w:hyperlink w:anchor="_Toc157417004" w:history="1">
+          <w:sz w:val="24"/>
+          <w:szCs w:val="24"/>
+          <w14:ligatures w14:val="standardContextual"/>
+        </w:rPr>
+      </w:pPr>
+      <w:hyperlink w:anchor="_Toc203403288" w:history="1">
         <w:r>
           <w:rPr>
-            <w:rStyle w:val="Hyperlink"/>
+            <w:rStyle w:val="Hipervnculo"/>
             <w:rFonts w:cs="Calibri"/>
           </w:rPr>
           <w:t>6</w:t>
         </w:r>
         <w:r>
           <w:rPr>
+            <w:rFonts w:asciiTheme="minorHAnsi" w:eastAsiaTheme="minorEastAsia" w:hAnsiTheme="minorHAnsi" w:cstheme="minorBidi"/>
             <w:b w:val="0"/>
             <w:spacing w:val="0"/>
             <w:kern w:val="2"/>
-            <w:sz w:val="22"/>
-            <w:szCs w:val="22"/>
+            <w:sz w:val="24"/>
+            <w:szCs w:val="24"/>
+            <w14:ligatures w14:val="standardContextual"/>
           </w:rPr>
           <w:tab/>
         </w:r>
         <w:r>
           <w:rPr>
-            <w:rStyle w:val="Hyperlink"/>
+            <w:rStyle w:val="Hipervnculo"/>
             <w:rFonts w:cs="Calibri"/>
           </w:rPr>
           <w:t>Guía de Instalación</w:t>
@@ -3181,7 +3303,7 @@
           <w:rPr>
             <w:webHidden/>
           </w:rPr>
-          <w:instrText xml:space="preserve"> PAGEREF _Toc157417004 \h </w:instrText>
+          <w:instrText xml:space="preserve"> PAGEREF _Toc203403288 \h </w:instrText>
         </w:r>
         <w:r>
           <w:rPr>
@@ -3210,34 +3332,38 @@
     </w:p>
     <w:p>
       <w:pPr>
-        <w:pStyle w:val="TOC2"/>
-        <w:rPr>
+        <w:pStyle w:val="TDC2"/>
+        <w:rPr>
+          <w:rFonts w:asciiTheme="minorHAnsi" w:eastAsiaTheme="minorEastAsia" w:hAnsiTheme="minorHAnsi" w:cstheme="minorBidi"/>
           <w:spacing w:val="0"/>
           <w:kern w:val="2"/>
-          <w:sz w:val="22"/>
-          <w:szCs w:val="22"/>
-        </w:rPr>
-      </w:pPr>
-      <w:hyperlink w:anchor="_Toc157417005" w:history="1">
+          <w:sz w:val="24"/>
+          <w:szCs w:val="24"/>
+          <w14:ligatures w14:val="standardContextual"/>
+        </w:rPr>
+      </w:pPr>
+      <w:hyperlink w:anchor="_Toc203403289" w:history="1">
         <w:r>
           <w:rPr>
-            <w:rStyle w:val="Hyperlink"/>
+            <w:rStyle w:val="Hipervnculo"/>
             <w:rFonts w:cs="Calibri"/>
           </w:rPr>
           <w:t>6.1</w:t>
         </w:r>
         <w:r>
           <w:rPr>
+            <w:rFonts w:asciiTheme="minorHAnsi" w:eastAsiaTheme="minorEastAsia" w:hAnsiTheme="minorHAnsi" w:cstheme="minorBidi"/>
             <w:spacing w:val="0"/>
             <w:kern w:val="2"/>
-            <w:sz w:val="22"/>
-            <w:szCs w:val="22"/>
+            <w:sz w:val="24"/>
+            <w:szCs w:val="24"/>
+            <w14:ligatures w14:val="standardContextual"/>
           </w:rPr>
           <w:tab/>
         </w:r>
         <w:r>
           <w:rPr>
-            <w:rStyle w:val="Hyperlink"/>
+            <w:rStyle w:val="Hipervnculo"/>
             <w:rFonts w:cs="Calibri"/>
           </w:rPr>
           <w:t>Instalación del servidor</w:t>
@@ -3258,7 +3384,7 @@
           <w:rPr>
             <w:webHidden/>
           </w:rPr>
-          <w:instrText xml:space="preserve"> PAGEREF _Toc157417005 \h </w:instrText>
+          <w:instrText xml:space="preserve"> PAGEREF _Toc203403289 \h </w:instrText>
         </w:r>
         <w:r>
           <w:rPr>
@@ -3287,34 +3413,38 @@
     </w:p>
     <w:p>
       <w:pPr>
-        <w:pStyle w:val="TOC3"/>
-        <w:rPr>
+        <w:pStyle w:val="TDC3"/>
+        <w:rPr>
+          <w:rFonts w:asciiTheme="minorHAnsi" w:eastAsiaTheme="minorEastAsia" w:hAnsiTheme="minorHAnsi" w:cstheme="minorBidi"/>
           <w:spacing w:val="0"/>
           <w:kern w:val="2"/>
-          <w:sz w:val="22"/>
-          <w:szCs w:val="22"/>
-        </w:rPr>
-      </w:pPr>
-      <w:hyperlink w:anchor="_Toc157417006" w:history="1">
+          <w:sz w:val="24"/>
+          <w:szCs w:val="24"/>
+          <w14:ligatures w14:val="standardContextual"/>
+        </w:rPr>
+      </w:pPr>
+      <w:hyperlink w:anchor="_Toc203403290" w:history="1">
         <w:r>
           <w:rPr>
-            <w:rStyle w:val="Hyperlink"/>
+            <w:rStyle w:val="Hipervnculo"/>
             <w:rFonts w:cs="Calibri"/>
           </w:rPr>
           <w:t>6.1.1</w:t>
         </w:r>
         <w:r>
           <w:rPr>
+            <w:rFonts w:asciiTheme="minorHAnsi" w:eastAsiaTheme="minorEastAsia" w:hAnsiTheme="minorHAnsi" w:cstheme="minorBidi"/>
             <w:spacing w:val="0"/>
             <w:kern w:val="2"/>
-            <w:sz w:val="22"/>
-            <w:szCs w:val="22"/>
+            <w:sz w:val="24"/>
+            <w:szCs w:val="24"/>
+            <w14:ligatures w14:val="standardContextual"/>
           </w:rPr>
           <w:tab/>
         </w:r>
         <w:r>
           <w:rPr>
-            <w:rStyle w:val="Hyperlink"/>
+            <w:rStyle w:val="Hipervnculo"/>
             <w:rFonts w:cs="Calibri"/>
           </w:rPr>
           <w:t>Proceso de instalación y despliegue</w:t>
@@ -3335,7 +3465,7 @@
           <w:rPr>
             <w:webHidden/>
           </w:rPr>
-          <w:instrText xml:space="preserve"> PAGEREF _Toc157417006 \h </w:instrText>
+          <w:instrText xml:space="preserve"> PAGEREF _Toc203403290 \h </w:instrText>
         </w:r>
         <w:r>
           <w:rPr>
@@ -3364,39 +3494,43 @@
     </w:p>
     <w:p>
       <w:pPr>
-        <w:pStyle w:val="TOC1"/>
+        <w:pStyle w:val="TDC1"/>
         <w:tabs>
           <w:tab w:val="left" w:pos="1078"/>
         </w:tabs>
         <w:rPr>
+          <w:rFonts w:asciiTheme="minorHAnsi" w:eastAsiaTheme="minorEastAsia" w:hAnsiTheme="minorHAnsi" w:cstheme="minorBidi"/>
           <w:b w:val="0"/>
           <w:spacing w:val="0"/>
           <w:kern w:val="2"/>
-          <w:sz w:val="22"/>
-          <w:szCs w:val="22"/>
-        </w:rPr>
-      </w:pPr>
-      <w:hyperlink w:anchor="_Toc157417007" w:history="1">
+          <w:sz w:val="24"/>
+          <w:szCs w:val="24"/>
+          <w14:ligatures w14:val="standardContextual"/>
+        </w:rPr>
+      </w:pPr>
+      <w:hyperlink w:anchor="_Toc203403291" w:history="1">
         <w:r>
           <w:rPr>
-            <w:rStyle w:val="Hyperlink"/>
+            <w:rStyle w:val="Hipervnculo"/>
             <w:rFonts w:cs="Calibri"/>
           </w:rPr>
           <w:t>7</w:t>
         </w:r>
         <w:r>
           <w:rPr>
+            <w:rFonts w:asciiTheme="minorHAnsi" w:eastAsiaTheme="minorEastAsia" w:hAnsiTheme="minorHAnsi" w:cstheme="minorBidi"/>
             <w:b w:val="0"/>
             <w:spacing w:val="0"/>
             <w:kern w:val="2"/>
-            <w:sz w:val="22"/>
-            <w:szCs w:val="22"/>
+            <w:sz w:val="24"/>
+            <w:szCs w:val="24"/>
+            <w14:ligatures w14:val="standardContextual"/>
           </w:rPr>
           <w:tab/>
         </w:r>
         <w:r>
           <w:rPr>
-            <w:rStyle w:val="Hyperlink"/>
+            <w:rStyle w:val="Hipervnculo"/>
             <w:rFonts w:cs="Calibri"/>
           </w:rPr>
           <w:t>Acceso a los servicios</w:t>
@@ -3417,7 +3551,7 @@
           <w:rPr>
             <w:webHidden/>
           </w:rPr>
-          <w:instrText xml:space="preserve"> PAGEREF _Toc157417007 \h </w:instrText>
+          <w:instrText xml:space="preserve"> PAGEREF _Toc203403291 \h </w:instrText>
         </w:r>
         <w:r>
           <w:rPr>
@@ -3446,33 +3580,37 @@
     </w:p>
     <w:p>
       <w:pPr>
-        <w:pStyle w:val="TOC2"/>
-        <w:rPr>
+        <w:pStyle w:val="TDC2"/>
+        <w:rPr>
+          <w:rFonts w:asciiTheme="minorHAnsi" w:eastAsiaTheme="minorEastAsia" w:hAnsiTheme="minorHAnsi" w:cstheme="minorBidi"/>
           <w:spacing w:val="0"/>
           <w:kern w:val="2"/>
-          <w:sz w:val="22"/>
-          <w:szCs w:val="22"/>
-        </w:rPr>
-      </w:pPr>
-      <w:hyperlink w:anchor="_Toc157417008" w:history="1">
+          <w:sz w:val="24"/>
+          <w:szCs w:val="24"/>
+          <w14:ligatures w14:val="standardContextual"/>
+        </w:rPr>
+      </w:pPr>
+      <w:hyperlink w:anchor="_Toc203403292" w:history="1">
         <w:r>
           <w:rPr>
-            <w:rStyle w:val="Hyperlink"/>
+            <w:rStyle w:val="Hipervnculo"/>
           </w:rPr>
           <w:t>7.1</w:t>
         </w:r>
         <w:r>
           <w:rPr>
+            <w:rFonts w:asciiTheme="minorHAnsi" w:eastAsiaTheme="minorEastAsia" w:hAnsiTheme="minorHAnsi" w:cstheme="minorBidi"/>
             <w:spacing w:val="0"/>
             <w:kern w:val="2"/>
-            <w:sz w:val="22"/>
-            <w:szCs w:val="22"/>
+            <w:sz w:val="24"/>
+            <w:szCs w:val="24"/>
+            <w14:ligatures w14:val="standardContextual"/>
           </w:rPr>
           <w:tab/>
         </w:r>
         <w:r>
           <w:rPr>
-            <w:rStyle w:val="Hyperlink"/>
+            <w:rStyle w:val="Hipervnculo"/>
           </w:rPr>
           <w:t>AfirmaServices:</w:t>
         </w:r>
@@ -3492,7 +3630,7 @@
           <w:rPr>
             <w:webHidden/>
           </w:rPr>
-          <w:instrText xml:space="preserve"> PAGEREF _Toc157417008 \h </w:instrText>
+          <w:instrText xml:space="preserve"> PAGEREF _Toc203403292 \h </w:instrText>
         </w:r>
         <w:r>
           <w:rPr>
@@ -3521,33 +3659,37 @@
     </w:p>
     <w:p>
       <w:pPr>
-        <w:pStyle w:val="TOC2"/>
-        <w:rPr>
+        <w:pStyle w:val="TDC2"/>
+        <w:rPr>
+          <w:rFonts w:asciiTheme="minorHAnsi" w:eastAsiaTheme="minorEastAsia" w:hAnsiTheme="minorHAnsi" w:cstheme="minorBidi"/>
           <w:spacing w:val="0"/>
           <w:kern w:val="2"/>
-          <w:sz w:val="22"/>
-          <w:szCs w:val="22"/>
-        </w:rPr>
-      </w:pPr>
-      <w:hyperlink w:anchor="_Toc157417009" w:history="1">
+          <w:sz w:val="24"/>
+          <w:szCs w:val="24"/>
+          <w14:ligatures w14:val="standardContextual"/>
+        </w:rPr>
+      </w:pPr>
+      <w:hyperlink w:anchor="_Toc203403293" w:history="1">
         <w:r>
           <w:rPr>
-            <w:rStyle w:val="Hyperlink"/>
+            <w:rStyle w:val="Hipervnculo"/>
           </w:rPr>
           <w:t>7.2</w:t>
         </w:r>
         <w:r>
           <w:rPr>
+            <w:rFonts w:asciiTheme="minorHAnsi" w:eastAsiaTheme="minorEastAsia" w:hAnsiTheme="minorHAnsi" w:cstheme="minorBidi"/>
             <w:spacing w:val="0"/>
             <w:kern w:val="2"/>
-            <w:sz w:val="22"/>
-            <w:szCs w:val="22"/>
+            <w:sz w:val="24"/>
+            <w:szCs w:val="24"/>
+            <w14:ligatures w14:val="standardContextual"/>
           </w:rPr>
           <w:tab/>
         </w:r>
         <w:r>
           <w:rPr>
-            <w:rStyle w:val="Hyperlink"/>
+            <w:rStyle w:val="Hipervnculo"/>
           </w:rPr>
           <w:t>IntegraServices:</w:t>
         </w:r>
@@ -3567,7 +3709,7 @@
           <w:rPr>
             <w:webHidden/>
           </w:rPr>
-          <w:instrText xml:space="preserve"> PAGEREF _Toc157417009 \h </w:instrText>
+          <w:instrText xml:space="preserve"> PAGEREF _Toc203403293 \h </w:instrText>
         </w:r>
         <w:r>
           <w:rPr>
@@ -3596,33 +3738,37 @@
     </w:p>
     <w:p>
       <w:pPr>
-        <w:pStyle w:val="TOC2"/>
-        <w:rPr>
+        <w:pStyle w:val="TDC2"/>
+        <w:rPr>
+          <w:rFonts w:asciiTheme="minorHAnsi" w:eastAsiaTheme="minorEastAsia" w:hAnsiTheme="minorHAnsi" w:cstheme="minorBidi"/>
           <w:spacing w:val="0"/>
           <w:kern w:val="2"/>
-          <w:sz w:val="22"/>
-          <w:szCs w:val="22"/>
-        </w:rPr>
-      </w:pPr>
-      <w:hyperlink w:anchor="_Toc157417010" w:history="1">
+          <w:sz w:val="24"/>
+          <w:szCs w:val="24"/>
+          <w14:ligatures w14:val="standardContextual"/>
+        </w:rPr>
+      </w:pPr>
+      <w:hyperlink w:anchor="_Toc203403294" w:history="1">
         <w:r>
           <w:rPr>
-            <w:rStyle w:val="Hyperlink"/>
+            <w:rStyle w:val="Hipervnculo"/>
           </w:rPr>
           <w:t>7.3</w:t>
         </w:r>
         <w:r>
           <w:rPr>
+            <w:rFonts w:asciiTheme="minorHAnsi" w:eastAsiaTheme="minorEastAsia" w:hAnsiTheme="minorHAnsi" w:cstheme="minorBidi"/>
             <w:spacing w:val="0"/>
             <w:kern w:val="2"/>
-            <w:sz w:val="22"/>
-            <w:szCs w:val="22"/>
+            <w:sz w:val="24"/>
+            <w:szCs w:val="24"/>
+            <w14:ligatures w14:val="standardContextual"/>
           </w:rPr>
           <w:tab/>
         </w:r>
         <w:r>
           <w:rPr>
-            <w:rStyle w:val="Hyperlink"/>
+            <w:rStyle w:val="Hipervnculo"/>
           </w:rPr>
           <w:t>TSAServices:</w:t>
         </w:r>
@@ -3642,7 +3788,7 @@
           <w:rPr>
             <w:webHidden/>
           </w:rPr>
-          <w:instrText xml:space="preserve"> PAGEREF _Toc157417010 \h </w:instrText>
+          <w:instrText xml:space="preserve"> PAGEREF _Toc203403294 \h </w:instrText>
         </w:r>
         <w:r>
           <w:rPr>
@@ -3671,33 +3817,37 @@
     </w:p>
     <w:p>
       <w:pPr>
-        <w:pStyle w:val="TOC2"/>
-        <w:rPr>
+        <w:pStyle w:val="TDC2"/>
+        <w:rPr>
+          <w:rFonts w:asciiTheme="minorHAnsi" w:eastAsiaTheme="minorEastAsia" w:hAnsiTheme="minorHAnsi" w:cstheme="minorBidi"/>
           <w:spacing w:val="0"/>
           <w:kern w:val="2"/>
-          <w:sz w:val="22"/>
-          <w:szCs w:val="22"/>
-        </w:rPr>
-      </w:pPr>
-      <w:hyperlink w:anchor="_Toc157417011" w:history="1">
+          <w:sz w:val="24"/>
+          <w:szCs w:val="24"/>
+          <w14:ligatures w14:val="standardContextual"/>
+        </w:rPr>
+      </w:pPr>
+      <w:hyperlink w:anchor="_Toc203403295" w:history="1">
         <w:r>
           <w:rPr>
-            <w:rStyle w:val="Hyperlink"/>
+            <w:rStyle w:val="Hipervnculo"/>
           </w:rPr>
           <w:t>7.4</w:t>
         </w:r>
         <w:r>
           <w:rPr>
+            <w:rFonts w:asciiTheme="minorHAnsi" w:eastAsiaTheme="minorEastAsia" w:hAnsiTheme="minorHAnsi" w:cstheme="minorBidi"/>
             <w:spacing w:val="0"/>
             <w:kern w:val="2"/>
-            <w:sz w:val="22"/>
-            <w:szCs w:val="22"/>
+            <w:sz w:val="24"/>
+            <w:szCs w:val="24"/>
+            <w14:ligatures w14:val="standardContextual"/>
           </w:rPr>
           <w:tab/>
         </w:r>
         <w:r>
           <w:rPr>
-            <w:rStyle w:val="Hyperlink"/>
+            <w:rStyle w:val="Hipervnculo"/>
           </w:rPr>
           <w:t>EvisorServices:</w:t>
         </w:r>
@@ -3717,7 +3867,7 @@
           <w:rPr>
             <w:webHidden/>
           </w:rPr>
-          <w:instrText xml:space="preserve"> PAGEREF _Toc157417011 \h </w:instrText>
+          <w:instrText xml:space="preserve"> PAGEREF _Toc203403295 \h </w:instrText>
         </w:r>
         <w:r>
           <w:rPr>
@@ -3746,33 +3896,37 @@
     </w:p>
     <w:p>
       <w:pPr>
-        <w:pStyle w:val="TOC2"/>
-        <w:rPr>
+        <w:pStyle w:val="TDC2"/>
+        <w:rPr>
+          <w:rFonts w:asciiTheme="minorHAnsi" w:eastAsiaTheme="minorEastAsia" w:hAnsiTheme="minorHAnsi" w:cstheme="minorBidi"/>
           <w:spacing w:val="0"/>
           <w:kern w:val="2"/>
-          <w:sz w:val="22"/>
-          <w:szCs w:val="22"/>
-        </w:rPr>
-      </w:pPr>
-      <w:hyperlink w:anchor="_Toc157417012" w:history="1">
+          <w:sz w:val="24"/>
+          <w:szCs w:val="24"/>
+          <w14:ligatures w14:val="standardContextual"/>
+        </w:rPr>
+      </w:pPr>
+      <w:hyperlink w:anchor="_Toc203403296" w:history="1">
         <w:r>
           <w:rPr>
-            <w:rStyle w:val="Hyperlink"/>
+            <w:rStyle w:val="Hipervnculo"/>
           </w:rPr>
           <w:t>7.5</w:t>
         </w:r>
         <w:r>
           <w:rPr>
+            <w:rFonts w:asciiTheme="minorHAnsi" w:eastAsiaTheme="minorEastAsia" w:hAnsiTheme="minorHAnsi" w:cstheme="minorBidi"/>
             <w:spacing w:val="0"/>
             <w:kern w:val="2"/>
-            <w:sz w:val="22"/>
-            <w:szCs w:val="22"/>
+            <w:sz w:val="24"/>
+            <w:szCs w:val="24"/>
+            <w14:ligatures w14:val="standardContextual"/>
           </w:rPr>
           <w:tab/>
         </w:r>
         <w:r>
           <w:rPr>
-            <w:rStyle w:val="Hyperlink"/>
+            <w:rStyle w:val="Hipervnculo"/>
           </w:rPr>
           <w:t>CipherServices:</w:t>
         </w:r>
@@ -3792,7 +3946,7 @@
           <w:rPr>
             <w:webHidden/>
           </w:rPr>
-          <w:instrText xml:space="preserve"> PAGEREF _Toc157417012 \h </w:instrText>
+          <w:instrText xml:space="preserve"> PAGEREF _Toc203403296 \h </w:instrText>
         </w:r>
         <w:r>
           <w:rPr>
@@ -3821,38 +3975,42 @@
     </w:p>
     <w:p>
       <w:pPr>
-        <w:pStyle w:val="TOC1"/>
+        <w:pStyle w:val="TDC1"/>
         <w:tabs>
           <w:tab w:val="left" w:pos="1078"/>
         </w:tabs>
         <w:rPr>
+          <w:rFonts w:asciiTheme="minorHAnsi" w:eastAsiaTheme="minorEastAsia" w:hAnsiTheme="minorHAnsi" w:cstheme="minorBidi"/>
           <w:b w:val="0"/>
           <w:spacing w:val="0"/>
           <w:kern w:val="2"/>
-          <w:sz w:val="22"/>
-          <w:szCs w:val="22"/>
-        </w:rPr>
-      </w:pPr>
-      <w:hyperlink w:anchor="_Toc157417013" w:history="1">
+          <w:sz w:val="24"/>
+          <w:szCs w:val="24"/>
+          <w14:ligatures w14:val="standardContextual"/>
+        </w:rPr>
+      </w:pPr>
+      <w:hyperlink w:anchor="_Toc203403297" w:history="1">
         <w:r>
           <w:rPr>
-            <w:rStyle w:val="Hyperlink"/>
+            <w:rStyle w:val="Hipervnculo"/>
           </w:rPr>
           <w:t>8</w:t>
         </w:r>
         <w:r>
           <w:rPr>
+            <w:rFonts w:asciiTheme="minorHAnsi" w:eastAsiaTheme="minorEastAsia" w:hAnsiTheme="minorHAnsi" w:cstheme="minorBidi"/>
             <w:b w:val="0"/>
             <w:spacing w:val="0"/>
             <w:kern w:val="2"/>
-            <w:sz w:val="22"/>
-            <w:szCs w:val="22"/>
+            <w:sz w:val="24"/>
+            <w:szCs w:val="24"/>
+            <w14:ligatures w14:val="standardContextual"/>
           </w:rPr>
           <w:tab/>
         </w:r>
         <w:r>
           <w:rPr>
-            <w:rStyle w:val="Hyperlink"/>
+            <w:rStyle w:val="Hipervnculo"/>
           </w:rPr>
           <w:t>Configuración</w:t>
         </w:r>
@@ -3872,7 +4030,7 @@
           <w:rPr>
             <w:webHidden/>
           </w:rPr>
-          <w:instrText xml:space="preserve"> PAGEREF _Toc157417013 \h </w:instrText>
+          <w:instrText xml:space="preserve"> PAGEREF _Toc203403297 \h </w:instrText>
         </w:r>
         <w:r>
           <w:rPr>
@@ -3901,33 +4059,37 @@
     </w:p>
     <w:p>
       <w:pPr>
-        <w:pStyle w:val="TOC2"/>
-        <w:rPr>
+        <w:pStyle w:val="TDC2"/>
+        <w:rPr>
+          <w:rFonts w:asciiTheme="minorHAnsi" w:eastAsiaTheme="minorEastAsia" w:hAnsiTheme="minorHAnsi" w:cstheme="minorBidi"/>
           <w:spacing w:val="0"/>
           <w:kern w:val="2"/>
-          <w:sz w:val="22"/>
-          <w:szCs w:val="22"/>
-        </w:rPr>
-      </w:pPr>
-      <w:hyperlink w:anchor="_Toc157417014" w:history="1">
+          <w:sz w:val="24"/>
+          <w:szCs w:val="24"/>
+          <w14:ligatures w14:val="standardContextual"/>
+        </w:rPr>
+      </w:pPr>
+      <w:hyperlink w:anchor="_Toc203403298" w:history="1">
         <w:r>
           <w:rPr>
-            <w:rStyle w:val="Hyperlink"/>
+            <w:rStyle w:val="Hipervnculo"/>
           </w:rPr>
           <w:t>8.1</w:t>
         </w:r>
         <w:r>
           <w:rPr>
+            <w:rFonts w:asciiTheme="minorHAnsi" w:eastAsiaTheme="minorEastAsia" w:hAnsiTheme="minorHAnsi" w:cstheme="minorBidi"/>
             <w:spacing w:val="0"/>
             <w:kern w:val="2"/>
-            <w:sz w:val="22"/>
-            <w:szCs w:val="22"/>
+            <w:sz w:val="24"/>
+            <w:szCs w:val="24"/>
+            <w14:ligatures w14:val="standardContextual"/>
           </w:rPr>
           <w:tab/>
         </w:r>
         <w:r>
           <w:rPr>
-            <w:rStyle w:val="Hyperlink"/>
+            <w:rStyle w:val="Hipervnculo"/>
           </w:rPr>
           <w:t>Configuración estática</w:t>
         </w:r>
@@ -3947,7 +4109,7 @@
           <w:rPr>
             <w:webHidden/>
           </w:rPr>
-          <w:instrText xml:space="preserve"> PAGEREF _Toc157417014 \h </w:instrText>
+          <w:instrText xml:space="preserve"> PAGEREF _Toc203403298 \h </w:instrText>
         </w:r>
         <w:r>
           <w:rPr>
@@ -3976,33 +4138,37 @@
     </w:p>
     <w:p>
       <w:pPr>
-        <w:pStyle w:val="TOC3"/>
-        <w:rPr>
+        <w:pStyle w:val="TDC3"/>
+        <w:rPr>
+          <w:rFonts w:asciiTheme="minorHAnsi" w:eastAsiaTheme="minorEastAsia" w:hAnsiTheme="minorHAnsi" w:cstheme="minorBidi"/>
           <w:spacing w:val="0"/>
           <w:kern w:val="2"/>
-          <w:sz w:val="22"/>
-          <w:szCs w:val="22"/>
-        </w:rPr>
-      </w:pPr>
-      <w:hyperlink w:anchor="_Toc157417015" w:history="1">
+          <w:sz w:val="24"/>
+          <w:szCs w:val="24"/>
+          <w14:ligatures w14:val="standardContextual"/>
+        </w:rPr>
+      </w:pPr>
+      <w:hyperlink w:anchor="_Toc203403299" w:history="1">
         <w:r>
           <w:rPr>
-            <w:rStyle w:val="Hyperlink"/>
+            <w:rStyle w:val="Hipervnculo"/>
           </w:rPr>
           <w:t>8.1.1</w:t>
         </w:r>
         <w:r>
           <w:rPr>
+            <w:rFonts w:asciiTheme="minorHAnsi" w:eastAsiaTheme="minorEastAsia" w:hAnsiTheme="minorHAnsi" w:cstheme="minorBidi"/>
             <w:spacing w:val="0"/>
             <w:kern w:val="2"/>
-            <w:sz w:val="22"/>
-            <w:szCs w:val="22"/>
+            <w:sz w:val="24"/>
+            <w:szCs w:val="24"/>
+            <w14:ligatures w14:val="standardContextual"/>
           </w:rPr>
           <w:tab/>
         </w:r>
         <w:r>
           <w:rPr>
-            <w:rStyle w:val="Hyperlink"/>
+            <w:rStyle w:val="Hipervnculo"/>
           </w:rPr>
           <w:t>Carpeta transformersTemplates</w:t>
         </w:r>
@@ -4022,7 +4188,7 @@
           <w:rPr>
             <w:webHidden/>
           </w:rPr>
-          <w:instrText xml:space="preserve"> PAGEREF _Toc157417015 \h </w:instrText>
+          <w:instrText xml:space="preserve"> PAGEREF _Toc203403299 \h </w:instrText>
         </w:r>
         <w:r>
           <w:rPr>
@@ -4051,33 +4217,37 @@
     </w:p>
     <w:p>
       <w:pPr>
-        <w:pStyle w:val="TOC3"/>
-        <w:rPr>
+        <w:pStyle w:val="TDC3"/>
+        <w:rPr>
+          <w:rFonts w:asciiTheme="minorHAnsi" w:eastAsiaTheme="minorEastAsia" w:hAnsiTheme="minorHAnsi" w:cstheme="minorBidi"/>
           <w:spacing w:val="0"/>
           <w:kern w:val="2"/>
-          <w:sz w:val="22"/>
-          <w:szCs w:val="22"/>
-        </w:rPr>
-      </w:pPr>
-      <w:hyperlink w:anchor="_Toc157417016" w:history="1">
+          <w:sz w:val="24"/>
+          <w:szCs w:val="24"/>
+          <w14:ligatures w14:val="standardContextual"/>
+        </w:rPr>
+      </w:pPr>
+      <w:hyperlink w:anchor="_Toc203403300" w:history="1">
         <w:r>
           <w:rPr>
-            <w:rStyle w:val="Hyperlink"/>
+            <w:rStyle w:val="Hipervnculo"/>
           </w:rPr>
           <w:t>8.1.2</w:t>
         </w:r>
         <w:r>
           <w:rPr>
+            <w:rFonts w:asciiTheme="minorHAnsi" w:eastAsiaTheme="minorEastAsia" w:hAnsiTheme="minorHAnsi" w:cstheme="minorBidi"/>
             <w:spacing w:val="0"/>
             <w:kern w:val="2"/>
-            <w:sz w:val="22"/>
-            <w:szCs w:val="22"/>
+            <w:sz w:val="24"/>
+            <w:szCs w:val="24"/>
+            <w14:ligatures w14:val="standardContextual"/>
           </w:rPr>
           <w:tab/>
         </w:r>
         <w:r>
           <w:rPr>
-            <w:rStyle w:val="Hyperlink"/>
+            <w:rStyle w:val="Hipervnculo"/>
           </w:rPr>
           <w:t>Archivo hsm.properties</w:t>
         </w:r>
@@ -4097,7 +4267,7 @@
           <w:rPr>
             <w:webHidden/>
           </w:rPr>
-          <w:instrText xml:space="preserve"> PAGEREF _Toc157417016 \h </w:instrText>
+          <w:instrText xml:space="preserve"> PAGEREF _Toc203403300 \h </w:instrText>
         </w:r>
         <w:r>
           <w:rPr>
@@ -4126,33 +4296,37 @@
     </w:p>
     <w:p>
       <w:pPr>
-        <w:pStyle w:val="TOC3"/>
-        <w:rPr>
+        <w:pStyle w:val="TDC3"/>
+        <w:rPr>
+          <w:rFonts w:asciiTheme="minorHAnsi" w:eastAsiaTheme="minorEastAsia" w:hAnsiTheme="minorHAnsi" w:cstheme="minorBidi"/>
           <w:spacing w:val="0"/>
           <w:kern w:val="2"/>
-          <w:sz w:val="22"/>
-          <w:szCs w:val="22"/>
-        </w:rPr>
-      </w:pPr>
-      <w:hyperlink w:anchor="_Toc157417017" w:history="1">
+          <w:sz w:val="24"/>
+          <w:szCs w:val="24"/>
+          <w14:ligatures w14:val="standardContextual"/>
+        </w:rPr>
+      </w:pPr>
+      <w:hyperlink w:anchor="_Toc203403301" w:history="1">
         <w:r>
           <w:rPr>
-            <w:rStyle w:val="Hyperlink"/>
+            <w:rStyle w:val="Hipervnculo"/>
           </w:rPr>
           <w:t>8.1.3</w:t>
         </w:r>
         <w:r>
           <w:rPr>
+            <w:rFonts w:asciiTheme="minorHAnsi" w:eastAsiaTheme="minorEastAsia" w:hAnsiTheme="minorHAnsi" w:cstheme="minorBidi"/>
             <w:spacing w:val="0"/>
             <w:kern w:val="2"/>
-            <w:sz w:val="22"/>
-            <w:szCs w:val="22"/>
+            <w:sz w:val="24"/>
+            <w:szCs w:val="24"/>
+            <w14:ligatures w14:val="standardContextual"/>
           </w:rPr>
           <w:tab/>
         </w:r>
         <w:r>
           <w:rPr>
-            <w:rStyle w:val="Hyperlink"/>
+            <w:rStyle w:val="Hipervnculo"/>
           </w:rPr>
           <w:t>Archivo Language.properties</w:t>
         </w:r>
@@ -4172,7 +4346,7 @@
           <w:rPr>
             <w:webHidden/>
           </w:rPr>
-          <w:instrText xml:space="preserve"> PAGEREF _Toc157417017 \h </w:instrText>
+          <w:instrText xml:space="preserve"> PAGEREF _Toc203403301 \h </w:instrText>
         </w:r>
         <w:r>
           <w:rPr>
@@ -4201,33 +4375,37 @@
     </w:p>
     <w:p>
       <w:pPr>
-        <w:pStyle w:val="TOC3"/>
-        <w:rPr>
+        <w:pStyle w:val="TDC3"/>
+        <w:rPr>
+          <w:rFonts w:asciiTheme="minorHAnsi" w:eastAsiaTheme="minorEastAsia" w:hAnsiTheme="minorHAnsi" w:cstheme="minorBidi"/>
           <w:spacing w:val="0"/>
           <w:kern w:val="2"/>
-          <w:sz w:val="22"/>
-          <w:szCs w:val="22"/>
-        </w:rPr>
-      </w:pPr>
-      <w:hyperlink w:anchor="_Toc157417018" w:history="1">
+          <w:sz w:val="24"/>
+          <w:szCs w:val="24"/>
+          <w14:ligatures w14:val="standardContextual"/>
+        </w:rPr>
+      </w:pPr>
+      <w:hyperlink w:anchor="_Toc203403302" w:history="1">
         <w:r>
           <w:rPr>
-            <w:rStyle w:val="Hyperlink"/>
+            <w:rStyle w:val="Hipervnculo"/>
           </w:rPr>
           <w:t>8.1.4</w:t>
         </w:r>
         <w:r>
           <w:rPr>
+            <w:rFonts w:asciiTheme="minorHAnsi" w:eastAsiaTheme="minorEastAsia" w:hAnsiTheme="minorHAnsi" w:cstheme="minorBidi"/>
             <w:spacing w:val="0"/>
             <w:kern w:val="2"/>
-            <w:sz w:val="22"/>
-            <w:szCs w:val="22"/>
+            <w:sz w:val="24"/>
+            <w:szCs w:val="24"/>
+            <w14:ligatures w14:val="standardContextual"/>
           </w:rPr>
           <w:tab/>
         </w:r>
         <w:r>
           <w:rPr>
-            <w:rStyle w:val="Hyperlink"/>
+            <w:rStyle w:val="Hipervnculo"/>
           </w:rPr>
           <w:t>Archivo integra-log4j2.xml</w:t>
         </w:r>
@@ -4247,7 +4425,7 @@
           <w:rPr>
             <w:webHidden/>
           </w:rPr>
-          <w:instrText xml:space="preserve"> PAGEREF _Toc157417018 \h </w:instrText>
+          <w:instrText xml:space="preserve"> PAGEREF _Toc203403302 \h </w:instrText>
         </w:r>
         <w:r>
           <w:rPr>
@@ -4276,33 +4454,37 @@
     </w:p>
     <w:p>
       <w:pPr>
-        <w:pStyle w:val="TOC3"/>
-        <w:rPr>
+        <w:pStyle w:val="TDC3"/>
+        <w:rPr>
+          <w:rFonts w:asciiTheme="minorHAnsi" w:eastAsiaTheme="minorEastAsia" w:hAnsiTheme="minorHAnsi" w:cstheme="minorBidi"/>
           <w:spacing w:val="0"/>
           <w:kern w:val="2"/>
-          <w:sz w:val="22"/>
-          <w:szCs w:val="22"/>
-        </w:rPr>
-      </w:pPr>
-      <w:hyperlink w:anchor="_Toc157417019" w:history="1">
+          <w:sz w:val="24"/>
+          <w:szCs w:val="24"/>
+          <w14:ligatures w14:val="standardContextual"/>
+        </w:rPr>
+      </w:pPr>
+      <w:hyperlink w:anchor="_Toc203403303" w:history="1">
         <w:r>
           <w:rPr>
-            <w:rStyle w:val="Hyperlink"/>
+            <w:rStyle w:val="Hipervnculo"/>
           </w:rPr>
           <w:t>8.1.5</w:t>
         </w:r>
         <w:r>
           <w:rPr>
+            <w:rFonts w:asciiTheme="minorHAnsi" w:eastAsiaTheme="minorEastAsia" w:hAnsiTheme="minorHAnsi" w:cstheme="minorBidi"/>
             <w:spacing w:val="0"/>
             <w:kern w:val="2"/>
-            <w:sz w:val="22"/>
-            <w:szCs w:val="22"/>
+            <w:sz w:val="24"/>
+            <w:szCs w:val="24"/>
+            <w14:ligatures w14:val="standardContextual"/>
           </w:rPr>
           <w:tab/>
         </w:r>
         <w:r>
           <w:rPr>
-            <w:rStyle w:val="Hyperlink"/>
+            <w:rStyle w:val="Hipervnculo"/>
           </w:rPr>
           <w:t>Archivo parserParameters.properties</w:t>
         </w:r>
@@ -4322,7 +4504,7 @@
           <w:rPr>
             <w:webHidden/>
           </w:rPr>
-          <w:instrText xml:space="preserve"> PAGEREF _Toc157417019 \h </w:instrText>
+          <w:instrText xml:space="preserve"> PAGEREF _Toc203403303 \h </w:instrText>
         </w:r>
         <w:r>
           <w:rPr>
@@ -4351,33 +4533,37 @@
     </w:p>
     <w:p>
       <w:pPr>
-        <w:pStyle w:val="TOC3"/>
-        <w:rPr>
+        <w:pStyle w:val="TDC3"/>
+        <w:rPr>
+          <w:rFonts w:asciiTheme="minorHAnsi" w:eastAsiaTheme="minorEastAsia" w:hAnsiTheme="minorHAnsi" w:cstheme="minorBidi"/>
           <w:spacing w:val="0"/>
           <w:kern w:val="2"/>
-          <w:sz w:val="22"/>
-          <w:szCs w:val="22"/>
-        </w:rPr>
-      </w:pPr>
-      <w:hyperlink w:anchor="_Toc157417020" w:history="1">
+          <w:sz w:val="24"/>
+          <w:szCs w:val="24"/>
+          <w14:ligatures w14:val="standardContextual"/>
+        </w:rPr>
+      </w:pPr>
+      <w:hyperlink w:anchor="_Toc203403304" w:history="1">
         <w:r>
           <w:rPr>
-            <w:rStyle w:val="Hyperlink"/>
+            <w:rStyle w:val="Hipervnculo"/>
           </w:rPr>
           <w:t>8.1.6</w:t>
         </w:r>
         <w:r>
           <w:rPr>
+            <w:rFonts w:asciiTheme="minorHAnsi" w:eastAsiaTheme="minorEastAsia" w:hAnsiTheme="minorHAnsi" w:cstheme="minorBidi"/>
             <w:spacing w:val="0"/>
             <w:kern w:val="2"/>
-            <w:sz w:val="22"/>
-            <w:szCs w:val="22"/>
+            <w:sz w:val="24"/>
+            <w:szCs w:val="24"/>
+            <w14:ligatures w14:val="standardContextual"/>
           </w:rPr>
           <w:tab/>
         </w:r>
         <w:r>
           <w:rPr>
-            <w:rStyle w:val="Hyperlink"/>
+            <w:rStyle w:val="Hipervnculo"/>
           </w:rPr>
           <w:t>Archivo transformers.properties</w:t>
         </w:r>
@@ -4397,7 +4583,7 @@
           <w:rPr>
             <w:webHidden/>
           </w:rPr>
-          <w:instrText xml:space="preserve"> PAGEREF _Toc157417020 \h </w:instrText>
+          <w:instrText xml:space="preserve"> PAGEREF _Toc203403304 \h </w:instrText>
         </w:r>
         <w:r>
           <w:rPr>
@@ -4426,33 +4612,37 @@
     </w:p>
     <w:p>
       <w:pPr>
-        <w:pStyle w:val="TOC2"/>
-        <w:rPr>
+        <w:pStyle w:val="TDC2"/>
+        <w:rPr>
+          <w:rFonts w:asciiTheme="minorHAnsi" w:eastAsiaTheme="minorEastAsia" w:hAnsiTheme="minorHAnsi" w:cstheme="minorBidi"/>
           <w:spacing w:val="0"/>
           <w:kern w:val="2"/>
-          <w:sz w:val="22"/>
-          <w:szCs w:val="22"/>
-        </w:rPr>
-      </w:pPr>
-      <w:hyperlink w:anchor="_Toc157417021" w:history="1">
+          <w:sz w:val="24"/>
+          <w:szCs w:val="24"/>
+          <w14:ligatures w14:val="standardContextual"/>
+        </w:rPr>
+      </w:pPr>
+      <w:hyperlink w:anchor="_Toc203403305" w:history="1">
         <w:r>
           <w:rPr>
-            <w:rStyle w:val="Hyperlink"/>
+            <w:rStyle w:val="Hipervnculo"/>
           </w:rPr>
           <w:t>8.2</w:t>
         </w:r>
         <w:r>
           <w:rPr>
+            <w:rFonts w:asciiTheme="minorHAnsi" w:eastAsiaTheme="minorEastAsia" w:hAnsiTheme="minorHAnsi" w:cstheme="minorBidi"/>
             <w:spacing w:val="0"/>
             <w:kern w:val="2"/>
-            <w:sz w:val="22"/>
-            <w:szCs w:val="22"/>
+            <w:sz w:val="24"/>
+            <w:szCs w:val="24"/>
+            <w14:ligatures w14:val="standardContextual"/>
           </w:rPr>
           <w:tab/>
         </w:r>
         <w:r>
           <w:rPr>
-            <w:rStyle w:val="Hyperlink"/>
+            <w:rStyle w:val="Hipervnculo"/>
           </w:rPr>
           <w:t>Configuración dinámica</w:t>
         </w:r>
@@ -4472,7 +4662,7 @@
           <w:rPr>
             <w:webHidden/>
           </w:rPr>
-          <w:instrText xml:space="preserve"> PAGEREF _Toc157417021 \h </w:instrText>
+          <w:instrText xml:space="preserve"> PAGEREF _Toc203403305 \h </w:instrText>
         </w:r>
         <w:r>
           <w:rPr>
@@ -4501,33 +4691,37 @@
     </w:p>
     <w:p>
       <w:pPr>
-        <w:pStyle w:val="TOC3"/>
-        <w:rPr>
+        <w:pStyle w:val="TDC3"/>
+        <w:rPr>
+          <w:rFonts w:asciiTheme="minorHAnsi" w:eastAsiaTheme="minorEastAsia" w:hAnsiTheme="minorHAnsi" w:cstheme="minorBidi"/>
           <w:spacing w:val="0"/>
           <w:kern w:val="2"/>
-          <w:sz w:val="22"/>
-          <w:szCs w:val="22"/>
-        </w:rPr>
-      </w:pPr>
-      <w:hyperlink w:anchor="_Toc157417022" w:history="1">
+          <w:sz w:val="24"/>
+          <w:szCs w:val="24"/>
+          <w14:ligatures w14:val="standardContextual"/>
+        </w:rPr>
+      </w:pPr>
+      <w:hyperlink w:anchor="_Toc203403306" w:history="1">
         <w:r>
           <w:rPr>
-            <w:rStyle w:val="Hyperlink"/>
+            <w:rStyle w:val="Hipervnculo"/>
           </w:rPr>
           <w:t>8.2.1</w:t>
         </w:r>
         <w:r>
           <w:rPr>
+            <w:rFonts w:asciiTheme="minorHAnsi" w:eastAsiaTheme="minorEastAsia" w:hAnsiTheme="minorHAnsi" w:cstheme="minorBidi"/>
             <w:spacing w:val="0"/>
             <w:kern w:val="2"/>
-            <w:sz w:val="22"/>
-            <w:szCs w:val="22"/>
+            <w:sz w:val="24"/>
+            <w:szCs w:val="24"/>
+            <w14:ligatures w14:val="standardContextual"/>
           </w:rPr>
           <w:tab/>
         </w:r>
         <w:r>
           <w:rPr>
-            <w:rStyle w:val="Hyperlink"/>
+            <w:rStyle w:val="Hipervnculo"/>
           </w:rPr>
           <w:t>Archivo mappingFiles.properties</w:t>
         </w:r>
@@ -4547,7 +4741,7 @@
           <w:rPr>
             <w:webHidden/>
           </w:rPr>
-          <w:instrText xml:space="preserve"> PAGEREF _Toc157417022 \h </w:instrText>
+          <w:instrText xml:space="preserve"> PAGEREF _Toc203403306 \h </w:instrText>
         </w:r>
         <w:r>
           <w:rPr>
@@ -4576,33 +4770,37 @@
     </w:p>
     <w:p>
       <w:pPr>
-        <w:pStyle w:val="TOC3"/>
-        <w:rPr>
+        <w:pStyle w:val="TDC3"/>
+        <w:rPr>
+          <w:rFonts w:asciiTheme="minorHAnsi" w:eastAsiaTheme="minorEastAsia" w:hAnsiTheme="minorHAnsi" w:cstheme="minorBidi"/>
           <w:spacing w:val="0"/>
           <w:kern w:val="2"/>
-          <w:sz w:val="22"/>
-          <w:szCs w:val="22"/>
-        </w:rPr>
-      </w:pPr>
-      <w:hyperlink w:anchor="_Toc157417023" w:history="1">
+          <w:sz w:val="24"/>
+          <w:szCs w:val="24"/>
+          <w14:ligatures w14:val="standardContextual"/>
+        </w:rPr>
+      </w:pPr>
+      <w:hyperlink w:anchor="_Toc203403307" w:history="1">
         <w:r>
           <w:rPr>
-            <w:rStyle w:val="Hyperlink"/>
+            <w:rStyle w:val="Hipervnculo"/>
           </w:rPr>
           <w:t>8.2.2</w:t>
         </w:r>
         <w:r>
           <w:rPr>
+            <w:rFonts w:asciiTheme="minorHAnsi" w:eastAsiaTheme="minorEastAsia" w:hAnsiTheme="minorHAnsi" w:cstheme="minorBidi"/>
             <w:spacing w:val="0"/>
             <w:kern w:val="2"/>
-            <w:sz w:val="22"/>
-            <w:szCs w:val="22"/>
+            <w:sz w:val="24"/>
+            <w:szCs w:val="24"/>
+            <w14:ligatures w14:val="standardContextual"/>
           </w:rPr>
           <w:tab/>
         </w:r>
         <w:r>
           <w:rPr>
-            <w:rStyle w:val="Hyperlink"/>
+            <w:rStyle w:val="Hipervnculo"/>
           </w:rPr>
           <w:t>Configuraciones generales Integr@</w:t>
         </w:r>
@@ -4622,7 +4820,7 @@
           <w:rPr>
             <w:webHidden/>
           </w:rPr>
-          <w:instrText xml:space="preserve"> PAGEREF _Toc157417023 \h </w:instrText>
+          <w:instrText xml:space="preserve"> PAGEREF _Toc203403307 \h </w:instrText>
         </w:r>
         <w:r>
           <w:rPr>
@@ -4651,33 +4849,37 @@
     </w:p>
     <w:p>
       <w:pPr>
-        <w:pStyle w:val="TOC3"/>
-        <w:rPr>
+        <w:pStyle w:val="TDC3"/>
+        <w:rPr>
+          <w:rFonts w:asciiTheme="minorHAnsi" w:eastAsiaTheme="minorEastAsia" w:hAnsiTheme="minorHAnsi" w:cstheme="minorBidi"/>
           <w:spacing w:val="0"/>
           <w:kern w:val="2"/>
-          <w:sz w:val="22"/>
-          <w:szCs w:val="22"/>
-        </w:rPr>
-      </w:pPr>
-      <w:hyperlink w:anchor="_Toc157417024" w:history="1">
+          <w:sz w:val="24"/>
+          <w:szCs w:val="24"/>
+          <w14:ligatures w14:val="standardContextual"/>
+        </w:rPr>
+      </w:pPr>
+      <w:hyperlink w:anchor="_Toc203403308" w:history="1">
         <w:r>
           <w:rPr>
-            <w:rStyle w:val="Hyperlink"/>
+            <w:rStyle w:val="Hipervnculo"/>
           </w:rPr>
           <w:t>8.2.3</w:t>
         </w:r>
         <w:r>
           <w:rPr>
+            <w:rFonts w:asciiTheme="minorHAnsi" w:eastAsiaTheme="minorEastAsia" w:hAnsiTheme="minorHAnsi" w:cstheme="minorBidi"/>
             <w:spacing w:val="0"/>
             <w:kern w:val="2"/>
-            <w:sz w:val="22"/>
-            <w:szCs w:val="22"/>
+            <w:sz w:val="24"/>
+            <w:szCs w:val="24"/>
+            <w14:ligatures w14:val="standardContextual"/>
           </w:rPr>
           <w:tab/>
         </w:r>
         <w:r>
           <w:rPr>
-            <w:rStyle w:val="Hyperlink"/>
+            <w:rStyle w:val="Hipervnculo"/>
           </w:rPr>
           <w:t>Configuraciones de acceso a TS@</w:t>
         </w:r>
@@ -4697,7 +4899,7 @@
           <w:rPr>
             <w:webHidden/>
           </w:rPr>
-          <w:instrText xml:space="preserve"> PAGEREF _Toc157417024 \h </w:instrText>
+          <w:instrText xml:space="preserve"> PAGEREF _Toc203403308 \h </w:instrText>
         </w:r>
         <w:r>
           <w:rPr>
@@ -4726,33 +4928,37 @@
     </w:p>
     <w:p>
       <w:pPr>
-        <w:pStyle w:val="TOC3"/>
-        <w:rPr>
+        <w:pStyle w:val="TDC3"/>
+        <w:rPr>
+          <w:rFonts w:asciiTheme="minorHAnsi" w:eastAsiaTheme="minorEastAsia" w:hAnsiTheme="minorHAnsi" w:cstheme="minorBidi"/>
           <w:spacing w:val="0"/>
           <w:kern w:val="2"/>
-          <w:sz w:val="22"/>
-          <w:szCs w:val="22"/>
-        </w:rPr>
-      </w:pPr>
-      <w:hyperlink w:anchor="_Toc157417025" w:history="1">
+          <w:sz w:val="24"/>
+          <w:szCs w:val="24"/>
+          <w14:ligatures w14:val="standardContextual"/>
+        </w:rPr>
+      </w:pPr>
+      <w:hyperlink w:anchor="_Toc203403309" w:history="1">
         <w:r>
           <w:rPr>
-            <w:rStyle w:val="Hyperlink"/>
+            <w:rStyle w:val="Hipervnculo"/>
           </w:rPr>
           <w:t>8.2.4</w:t>
         </w:r>
         <w:r>
           <w:rPr>
+            <w:rFonts w:asciiTheme="minorHAnsi" w:eastAsiaTheme="minorEastAsia" w:hAnsiTheme="minorHAnsi" w:cstheme="minorBidi"/>
             <w:spacing w:val="0"/>
             <w:kern w:val="2"/>
-            <w:sz w:val="22"/>
-            <w:szCs w:val="22"/>
+            <w:sz w:val="24"/>
+            <w:szCs w:val="24"/>
+            <w14:ligatures w14:val="standardContextual"/>
           </w:rPr>
           <w:tab/>
         </w:r>
         <w:r>
           <w:rPr>
-            <w:rStyle w:val="Hyperlink"/>
+            <w:rStyle w:val="Hipervnculo"/>
           </w:rPr>
           <w:t>Configuraciones de acceso a @firma</w:t>
         </w:r>
@@ -4772,7 +4978,7 @@
           <w:rPr>
             <w:webHidden/>
           </w:rPr>
-          <w:instrText xml:space="preserve"> PAGEREF _Toc157417025 \h </w:instrText>
+          <w:instrText xml:space="preserve"> PAGEREF _Toc203403309 \h </w:instrText>
         </w:r>
         <w:r>
           <w:rPr>
@@ -4789,7 +4995,7 @@
           <w:rPr>
             <w:webHidden/>
           </w:rPr>
-          <w:t>47</w:t>
+          <w:t>48</w:t>
         </w:r>
         <w:r>
           <w:rPr>
@@ -4801,33 +5007,37 @@
     </w:p>
     <w:p>
       <w:pPr>
-        <w:pStyle w:val="TOC3"/>
-        <w:rPr>
+        <w:pStyle w:val="TDC3"/>
+        <w:rPr>
+          <w:rFonts w:asciiTheme="minorHAnsi" w:eastAsiaTheme="minorEastAsia" w:hAnsiTheme="minorHAnsi" w:cstheme="minorBidi"/>
           <w:spacing w:val="0"/>
           <w:kern w:val="2"/>
-          <w:sz w:val="22"/>
-          <w:szCs w:val="22"/>
-        </w:rPr>
-      </w:pPr>
-      <w:hyperlink w:anchor="_Toc157417026" w:history="1">
+          <w:sz w:val="24"/>
+          <w:szCs w:val="24"/>
+          <w14:ligatures w14:val="standardContextual"/>
+        </w:rPr>
+      </w:pPr>
+      <w:hyperlink w:anchor="_Toc203403310" w:history="1">
         <w:r>
           <w:rPr>
-            <w:rStyle w:val="Hyperlink"/>
+            <w:rStyle w:val="Hipervnculo"/>
           </w:rPr>
           <w:t>8.2.5</w:t>
         </w:r>
         <w:r>
           <w:rPr>
+            <w:rFonts w:asciiTheme="minorHAnsi" w:eastAsiaTheme="minorEastAsia" w:hAnsiTheme="minorHAnsi" w:cstheme="minorBidi"/>
             <w:spacing w:val="0"/>
             <w:kern w:val="2"/>
-            <w:sz w:val="22"/>
-            <w:szCs w:val="22"/>
+            <w:sz w:val="24"/>
+            <w:szCs w:val="24"/>
+            <w14:ligatures w14:val="standardContextual"/>
           </w:rPr>
           <w:tab/>
         </w:r>
         <w:r>
           <w:rPr>
-            <w:rStyle w:val="Hyperlink"/>
+            <w:rStyle w:val="Hipervnculo"/>
           </w:rPr>
           <w:t>Configuraciones de acceso a eVisor</w:t>
         </w:r>
@@ -4847,7 +5057,7 @@
           <w:rPr>
             <w:webHidden/>
           </w:rPr>
-          <w:instrText xml:space="preserve"> PAGEREF _Toc157417026 \h </w:instrText>
+          <w:instrText xml:space="preserve"> PAGEREF _Toc203403310 \h </w:instrText>
         </w:r>
         <w:r>
           <w:rPr>
@@ -4891,7 +5101,7 @@
     </w:p>
     <w:p>
       <w:pPr>
-        <w:pStyle w:val="Heading1"/>
+        <w:pStyle w:val="Ttulo1"/>
         <w:rPr>
           <w:rFonts w:cs="Calibri"/>
         </w:rPr>
@@ -4902,7 +5112,7 @@
         </w:rPr>
         <w:br w:type="page"/>
       </w:r>
-      <w:bookmarkStart w:id="17" w:name="_Toc157416997"/>
+      <w:bookmarkStart w:id="17" w:name="_Toc203403281"/>
       <w:r>
         <w:rPr>
           <w:rFonts w:cs="Calibri"/>
@@ -5053,7 +5263,7 @@
     </w:p>
     <w:p>
       <w:pPr>
-        <w:pStyle w:val="Heading1"/>
+        <w:pStyle w:val="Ttulo1"/>
         <w:rPr>
           <w:rFonts w:cs="Calibri"/>
         </w:rPr>
@@ -5069,12 +5279,12 @@
     </w:p>
     <w:p>
       <w:pPr>
-        <w:pStyle w:val="Heading1"/>
+        <w:pStyle w:val="Ttulo1"/>
         <w:rPr>
           <w:rFonts w:cs="Calibri"/>
         </w:rPr>
       </w:pPr>
-      <w:bookmarkStart w:id="18" w:name="_Toc157416998"/>
+      <w:bookmarkStart w:id="18" w:name="_Toc203403282"/>
       <w:r>
         <w:rPr>
           <w:rFonts w:cs="Calibri"/>
@@ -5150,7 +5360,7 @@
     </w:p>
     <w:p>
       <w:pPr>
-        <w:pStyle w:val="Heading1"/>
+        <w:pStyle w:val="Ttulo1"/>
         <w:rPr>
           <w:rFonts w:cs="Calibri"/>
         </w:rPr>
@@ -5164,12 +5374,12 @@
     </w:p>
     <w:p>
       <w:pPr>
-        <w:pStyle w:val="Heading1"/>
+        <w:pStyle w:val="Ttulo1"/>
         <w:rPr>
           <w:rFonts w:cs="Calibri"/>
         </w:rPr>
       </w:pPr>
-      <w:bookmarkStart w:id="19" w:name="_Toc157416999"/>
+      <w:bookmarkStart w:id="19" w:name="_Toc203403283"/>
       <w:r>
         <w:rPr>
           <w:rFonts w:cs="Calibri"/>
@@ -8655,7 +8865,7 @@
     </w:p>
     <w:p>
       <w:pPr>
-        <w:pStyle w:val="Heading1"/>
+        <w:pStyle w:val="Ttulo1"/>
       </w:pPr>
       <w:r>
         <w:br w:type="page"/>
@@ -8664,7 +8874,7 @@
         <w:lastRenderedPageBreak/>
         <w:t xml:space="preserve"> </w:t>
       </w:r>
-      <w:bookmarkStart w:id="20" w:name="_Toc157417000"/>
+      <w:bookmarkStart w:id="20" w:name="_Toc203403284"/>
       <w:r>
         <w:t>Introducción</w:t>
       </w:r>
@@ -8874,7 +9084,7 @@
     </w:p>
     <w:p>
       <w:pPr>
-        <w:pStyle w:val="Heading1"/>
+        <w:pStyle w:val="Ttulo1"/>
         <w:rPr>
           <w:rFonts w:cs="Calibri"/>
         </w:rPr>
@@ -8885,7 +9095,7 @@
         </w:rPr>
         <w:br w:type="page"/>
       </w:r>
-      <w:bookmarkStart w:id="21" w:name="_Toc157417001"/>
+      <w:bookmarkStart w:id="21" w:name="_Toc203403285"/>
       <w:r>
         <w:rPr>
           <w:rFonts w:cs="Calibri"/>
@@ -8922,12 +9132,12 @@
     </w:p>
     <w:p>
       <w:pPr>
-        <w:pStyle w:val="Heading2"/>
+        <w:pStyle w:val="Ttulo2"/>
         <w:rPr>
           <w:rFonts w:cs="Calibri"/>
         </w:rPr>
       </w:pPr>
-      <w:bookmarkStart w:id="22" w:name="_Toc157417002"/>
+      <w:bookmarkStart w:id="22" w:name="_Toc203403286"/>
       <w:r>
         <w:rPr>
           <w:rFonts w:cs="Calibri"/>
@@ -9227,12 +9437,12 @@
     </w:p>
     <w:p>
       <w:pPr>
-        <w:pStyle w:val="Heading2"/>
+        <w:pStyle w:val="Ttulo2"/>
         <w:rPr>
           <w:rFonts w:cs="Calibri"/>
         </w:rPr>
       </w:pPr>
-      <w:bookmarkStart w:id="23" w:name="_Toc157417003"/>
+      <w:bookmarkStart w:id="23" w:name="_Toc203403287"/>
       <w:r>
         <w:rPr>
           <w:rFonts w:cs="Calibri"/>
@@ -9562,12 +9772,12 @@
     </w:p>
     <w:p>
       <w:pPr>
-        <w:pStyle w:val="Heading1"/>
+        <w:pStyle w:val="Ttulo1"/>
         <w:rPr>
           <w:rFonts w:cs="Calibri"/>
         </w:rPr>
       </w:pPr>
-      <w:bookmarkStart w:id="24" w:name="_Toc157417004"/>
+      <w:bookmarkStart w:id="24" w:name="_Toc203403288"/>
       <w:r>
         <w:rPr>
           <w:rFonts w:cs="Calibri"/>
@@ -9616,12 +9826,12 @@
     </w:p>
     <w:p>
       <w:pPr>
-        <w:pStyle w:val="Heading2"/>
+        <w:pStyle w:val="Ttulo2"/>
         <w:rPr>
           <w:rFonts w:cs="Calibri"/>
         </w:rPr>
       </w:pPr>
-      <w:bookmarkStart w:id="25" w:name="_Toc157417005"/>
+      <w:bookmarkStart w:id="25" w:name="_Toc203403289"/>
       <w:r>
         <w:rPr>
           <w:rFonts w:cs="Calibri"/>
@@ -10064,12 +10274,12 @@
     </w:p>
     <w:p>
       <w:pPr>
-        <w:pStyle w:val="Heading3"/>
+        <w:pStyle w:val="Ttulo3"/>
         <w:rPr>
           <w:rFonts w:cs="Calibri"/>
         </w:rPr>
       </w:pPr>
-      <w:bookmarkStart w:id="26" w:name="_Toc157417006"/>
+      <w:bookmarkStart w:id="26" w:name="_Toc203403290"/>
       <w:r>
         <w:rPr>
           <w:rFonts w:cs="Calibri"/>
@@ -10086,7 +10296,7 @@
     </w:p>
     <w:p>
       <w:pPr>
-        <w:pStyle w:val="ListBullet"/>
+        <w:pStyle w:val="Listaconvietas"/>
         <w:numPr>
           <w:ilvl w:val="0"/>
           <w:numId w:val="21"/>
@@ -10183,7 +10393,7 @@
     </w:p>
     <w:p>
       <w:pPr>
-        <w:pStyle w:val="ListBullet"/>
+        <w:pStyle w:val="Listaconvietas"/>
         <w:numPr>
           <w:ilvl w:val="0"/>
           <w:numId w:val="21"/>
@@ -10237,7 +10447,7 @@
     <w:p/>
     <w:p>
       <w:pPr>
-        <w:pStyle w:val="Heading1"/>
+        <w:pStyle w:val="Ttulo1"/>
         <w:rPr>
           <w:rFonts w:cs="Calibri"/>
         </w:rPr>
@@ -10251,12 +10461,12 @@
     </w:p>
     <w:p>
       <w:pPr>
-        <w:pStyle w:val="Heading1"/>
+        <w:pStyle w:val="Ttulo1"/>
         <w:rPr>
           <w:rFonts w:cs="Calibri"/>
         </w:rPr>
       </w:pPr>
-      <w:bookmarkStart w:id="27" w:name="_Toc157417007"/>
+      <w:bookmarkStart w:id="27" w:name="_Toc203403291"/>
       <w:r>
         <w:rPr>
           <w:rFonts w:cs="Calibri"/>
@@ -10316,9 +10526,9 @@
     </w:p>
     <w:p>
       <w:pPr>
-        <w:pStyle w:val="Heading2"/>
-      </w:pPr>
-      <w:bookmarkStart w:id="28" w:name="_Toc157417008"/>
+        <w:pStyle w:val="Ttulo2"/>
+      </w:pPr>
+      <w:bookmarkStart w:id="28" w:name="_Toc203403292"/>
       <w:proofErr w:type="spellStart"/>
       <w:r>
         <w:rPr>
@@ -10499,9 +10709,9 @@
     </w:p>
     <w:p>
       <w:pPr>
-        <w:pStyle w:val="Heading2"/>
-      </w:pPr>
-      <w:bookmarkStart w:id="29" w:name="_Toc157417009"/>
+        <w:pStyle w:val="Ttulo2"/>
+      </w:pPr>
+      <w:bookmarkStart w:id="29" w:name="_Toc203403293"/>
       <w:proofErr w:type="spellStart"/>
       <w:r>
         <w:rPr>
@@ -10682,9 +10892,9 @@
     </w:p>
     <w:p>
       <w:pPr>
-        <w:pStyle w:val="Heading2"/>
-      </w:pPr>
-      <w:bookmarkStart w:id="30" w:name="_Toc157417010"/>
+        <w:pStyle w:val="Ttulo2"/>
+      </w:pPr>
+      <w:bookmarkStart w:id="30" w:name="_Toc203403294"/>
       <w:proofErr w:type="spellStart"/>
       <w:r>
         <w:rPr>
@@ -10833,9 +11043,9 @@
     </w:p>
     <w:p>
       <w:pPr>
-        <w:pStyle w:val="Heading2"/>
-      </w:pPr>
-      <w:bookmarkStart w:id="31" w:name="_Toc157417011"/>
+        <w:pStyle w:val="Ttulo2"/>
+      </w:pPr>
+      <w:bookmarkStart w:id="31" w:name="_Toc203403295"/>
       <w:proofErr w:type="spellStart"/>
       <w:r>
         <w:rPr>
@@ -11001,9 +11211,9 @@
     </w:p>
     <w:p>
       <w:pPr>
-        <w:pStyle w:val="Heading2"/>
-      </w:pPr>
-      <w:bookmarkStart w:id="32" w:name="_Toc157417012"/>
+        <w:pStyle w:val="Ttulo2"/>
+      </w:pPr>
+      <w:bookmarkStart w:id="32" w:name="_Toc203403296"/>
       <w:proofErr w:type="spellStart"/>
       <w:r>
         <w:rPr>
@@ -11182,12 +11392,12 @@
     </w:p>
     <w:p>
       <w:pPr>
-        <w:pStyle w:val="Heading1"/>
+        <w:pStyle w:val="Ttulo1"/>
       </w:pPr>
       <w:r>
         <w:br w:type="page"/>
       </w:r>
-      <w:bookmarkStart w:id="33" w:name="_Toc157417013"/>
+      <w:bookmarkStart w:id="33" w:name="_Toc203403297"/>
       <w:r>
         <w:lastRenderedPageBreak/>
         <w:t>Configuración</w:t>
@@ -11210,9 +11420,9 @@
     <w:p/>
     <w:p>
       <w:pPr>
-        <w:pStyle w:val="Heading2"/>
-      </w:pPr>
-      <w:bookmarkStart w:id="34" w:name="_Toc157417014"/>
+        <w:pStyle w:val="Ttulo2"/>
+      </w:pPr>
+      <w:bookmarkStart w:id="34" w:name="_Toc203403298"/>
       <w:r>
         <w:t>Configuración estática</w:t>
       </w:r>
@@ -11405,9 +11615,9 @@
     </w:p>
     <w:p>
       <w:pPr>
-        <w:pStyle w:val="Heading3"/>
-      </w:pPr>
-      <w:bookmarkStart w:id="36" w:name="_Toc157417015"/>
+        <w:pStyle w:val="Ttulo3"/>
+      </w:pPr>
+      <w:bookmarkStart w:id="36" w:name="_Toc203403299"/>
       <w:r>
         <w:t>Carpeta transformersTemplates</w:t>
       </w:r>
@@ -11436,7 +11646,7 @@
     </w:p>
     <w:p>
       <w:pPr>
-        <w:pStyle w:val="Heading4"/>
+        <w:pStyle w:val="Ttulo4"/>
       </w:pPr>
       <w:bookmarkStart w:id="37" w:name="_Carpeta_parserTemplates"/>
       <w:bookmarkStart w:id="38" w:name="_Ref411519691"/>
@@ -12046,7 +12256,7 @@
     </w:p>
     <w:p>
       <w:pPr>
-        <w:pStyle w:val="Heading4"/>
+        <w:pStyle w:val="Ttulo4"/>
       </w:pPr>
       <w:bookmarkStart w:id="41" w:name="_Carpeta_xmlTemplates"/>
       <w:bookmarkStart w:id="42" w:name="_Ref411519675"/>
@@ -14199,10 +14409,10 @@
     </w:p>
     <w:p>
       <w:pPr>
-        <w:pStyle w:val="Heading3"/>
+        <w:pStyle w:val="Ttulo3"/>
       </w:pPr>
       <w:bookmarkStart w:id="44" w:name="_Toc453065742"/>
-      <w:bookmarkStart w:id="45" w:name="_Toc157417016"/>
+      <w:bookmarkStart w:id="45" w:name="_Toc203403300"/>
       <w:r>
         <w:t xml:space="preserve">Archivo </w:t>
       </w:r>
@@ -14506,10 +14716,10 @@
     </w:p>
     <w:p>
       <w:pPr>
-        <w:pStyle w:val="Heading3"/>
+        <w:pStyle w:val="Ttulo3"/>
       </w:pPr>
       <w:bookmarkStart w:id="46" w:name="_Toc453065743"/>
-      <w:bookmarkStart w:id="47" w:name="_Toc157417017"/>
+      <w:bookmarkStart w:id="47" w:name="_Toc203403301"/>
       <w:r>
         <w:lastRenderedPageBreak/>
         <w:t xml:space="preserve">Archivo </w:t>
@@ -14632,10 +14842,10 @@
     </w:p>
     <w:p>
       <w:pPr>
-        <w:pStyle w:val="Heading3"/>
+        <w:pStyle w:val="Ttulo3"/>
       </w:pPr>
       <w:bookmarkStart w:id="48" w:name="_Toc453065744"/>
-      <w:bookmarkStart w:id="49" w:name="_Toc157417018"/>
+      <w:bookmarkStart w:id="49" w:name="_Toc203403302"/>
       <w:r>
         <w:t xml:space="preserve">Archivo </w:t>
       </w:r>
@@ -14667,10 +14877,10 @@
     </w:p>
     <w:p>
       <w:pPr>
-        <w:pStyle w:val="Heading3"/>
+        <w:pStyle w:val="Ttulo3"/>
       </w:pPr>
       <w:bookmarkStart w:id="50" w:name="_Toc453065745"/>
-      <w:bookmarkStart w:id="51" w:name="_Toc157417019"/>
+      <w:bookmarkStart w:id="51" w:name="_Toc203403303"/>
       <w:r>
         <w:t xml:space="preserve">Archivo </w:t>
       </w:r>
@@ -14810,10 +15020,10 @@
     </w:p>
     <w:p>
       <w:pPr>
-        <w:pStyle w:val="Heading3"/>
+        <w:pStyle w:val="Ttulo3"/>
       </w:pPr>
       <w:bookmarkStart w:id="52" w:name="_Toc453065746"/>
-      <w:bookmarkStart w:id="53" w:name="_Toc157417020"/>
+      <w:bookmarkStart w:id="53" w:name="_Toc203403304"/>
       <w:r>
         <w:t xml:space="preserve">Archivo </w:t>
       </w:r>
@@ -14846,7 +15056,7 @@
     </w:p>
     <w:p>
       <w:pPr>
-        <w:pStyle w:val="Heading4"/>
+        <w:pStyle w:val="Ttulo4"/>
       </w:pPr>
       <w:bookmarkStart w:id="54" w:name="_Toc453065747"/>
       <w:r>
@@ -14883,7 +15093,7 @@
     </w:p>
     <w:p>
       <w:pPr>
-        <w:pStyle w:val="Heading4"/>
+        <w:pStyle w:val="Ttulo4"/>
       </w:pPr>
       <w:bookmarkStart w:id="55" w:name="_Toc453065748"/>
       <w:r>
@@ -15308,9 +15518,9 @@
     </w:p>
     <w:p>
       <w:pPr>
-        <w:pStyle w:val="Heading2"/>
-      </w:pPr>
-      <w:bookmarkStart w:id="56" w:name="_Toc157417021"/>
+        <w:pStyle w:val="Ttulo2"/>
+      </w:pPr>
+      <w:bookmarkStart w:id="56" w:name="_Toc203403305"/>
       <w:r>
         <w:t>Configuración dinámica</w:t>
       </w:r>
@@ -15884,9 +16094,9 @@
     </w:p>
     <w:p>
       <w:pPr>
-        <w:pStyle w:val="Heading3"/>
-      </w:pPr>
-      <w:bookmarkStart w:id="59" w:name="_Toc157417022"/>
+        <w:pStyle w:val="Ttulo3"/>
+      </w:pPr>
+      <w:bookmarkStart w:id="59" w:name="_Toc203403306"/>
       <w:r>
         <w:t>Archivo mappingFiles</w:t>
       </w:r>
@@ -15991,9 +16201,9 @@
     </w:p>
     <w:p>
       <w:pPr>
-        <w:pStyle w:val="Heading3"/>
-      </w:pPr>
-      <w:bookmarkStart w:id="60" w:name="_Toc157417023"/>
+        <w:pStyle w:val="Ttulo3"/>
+      </w:pPr>
+      <w:bookmarkStart w:id="60" w:name="_Toc203403307"/>
       <w:bookmarkEnd w:id="58"/>
       <w:r>
         <w:t>Configuraciones generales Integr@</w:t>
@@ -16154,7 +16364,7 @@
     </w:p>
     <w:p>
       <w:pPr>
-        <w:pStyle w:val="Heading4"/>
+        <w:pStyle w:val="Ttulo4"/>
       </w:pPr>
       <w:bookmarkStart w:id="62" w:name="_Toc453065728"/>
       <w:r>
@@ -16269,7 +16479,7 @@
     </w:p>
     <w:p>
       <w:pPr>
-        <w:pStyle w:val="Heading4"/>
+        <w:pStyle w:val="Ttulo4"/>
       </w:pPr>
       <w:bookmarkStart w:id="63" w:name="_Toc453065729"/>
       <w:r>
@@ -16323,7 +16533,7 @@
     </w:p>
     <w:p>
       <w:pPr>
-        <w:pStyle w:val="Heading4"/>
+        <w:pStyle w:val="Ttulo4"/>
       </w:pPr>
       <w:bookmarkStart w:id="64" w:name="_Toc453065730"/>
       <w:r>
@@ -16522,7 +16732,7 @@
     </w:p>
     <w:p>
       <w:pPr>
-        <w:pStyle w:val="Heading4"/>
+        <w:pStyle w:val="Ttulo4"/>
       </w:pPr>
       <w:bookmarkStart w:id="65" w:name="_Toc453065731"/>
       <w:r>
@@ -16764,7 +16974,7 @@
     <w:p/>
     <w:p>
       <w:pPr>
-        <w:pStyle w:val="Heading4"/>
+        <w:pStyle w:val="Ttulo4"/>
       </w:pPr>
       <w:bookmarkStart w:id="66" w:name="_Toc453065732"/>
       <w:r>
@@ -17039,7 +17249,7 @@
     <w:p/>
     <w:p>
       <w:pPr>
-        <w:pStyle w:val="Heading4"/>
+        <w:pStyle w:val="Ttulo4"/>
       </w:pPr>
       <w:r>
         <w:t>Propiedades para la comunicación con @firma</w:t>
@@ -17098,7 +17308,7 @@
     </w:p>
     <w:p>
       <w:pPr>
-        <w:pStyle w:val="Heading4"/>
+        <w:pStyle w:val="Ttulo4"/>
       </w:pPr>
       <w:bookmarkStart w:id="67" w:name="_Toc453065733"/>
       <w:r>
@@ -17319,7 +17529,7 @@
     <w:p/>
     <w:p>
       <w:pPr>
-        <w:pStyle w:val="Heading4"/>
+        <w:pStyle w:val="Ttulo4"/>
       </w:pPr>
       <w:r>
         <w:t>Propiedades del servicio web</w:t>
@@ -17595,7 +17805,7 @@
     </w:p>
     <w:p>
       <w:pPr>
-        <w:pStyle w:val="Heading4"/>
+        <w:pStyle w:val="Ttulo4"/>
       </w:pPr>
       <w:bookmarkStart w:id="68" w:name="_Toc453065734"/>
       <w:r>
@@ -17638,7 +17848,7 @@
     </w:p>
     <w:p>
       <w:pPr>
-        <w:pStyle w:val="Heading5"/>
+        <w:pStyle w:val="Ttulo5"/>
       </w:pPr>
       <w:bookmarkStart w:id="69" w:name="_Listado_de_OIDs_2"/>
       <w:bookmarkStart w:id="70" w:name="_Ref411519474"/>
@@ -18209,7 +18419,7 @@
     </w:p>
     <w:p>
       <w:pPr>
-        <w:pStyle w:val="Heading5"/>
+        <w:pStyle w:val="Ttulo5"/>
       </w:pPr>
       <w:bookmarkStart w:id="71" w:name="_Listado_de_URIs"/>
       <w:bookmarkStart w:id="72" w:name="_Ref411519373"/>
@@ -18447,7 +18657,7 @@
     </w:p>
     <w:p>
       <w:pPr>
-        <w:pStyle w:val="Heading5"/>
+        <w:pStyle w:val="Ttulo5"/>
       </w:pPr>
       <w:bookmarkStart w:id="73" w:name="_Listado_de_URIs_1"/>
       <w:bookmarkStart w:id="74" w:name="_Ref411519445"/>
@@ -18840,7 +19050,7 @@
     <w:p/>
     <w:p>
       <w:pPr>
-        <w:pStyle w:val="Heading5"/>
+        <w:pStyle w:val="Ttulo5"/>
       </w:pPr>
       <w:bookmarkStart w:id="75" w:name="_Listado_de_OIDs"/>
       <w:bookmarkStart w:id="76" w:name="_Ref411519321"/>
@@ -19069,7 +19279,7 @@
     </w:p>
     <w:p>
       <w:pPr>
-        <w:pStyle w:val="Heading5"/>
+        <w:pStyle w:val="Ttulo5"/>
       </w:pPr>
       <w:bookmarkStart w:id="77" w:name="_Listado_de_OIDs_1"/>
       <w:bookmarkStart w:id="78" w:name="_Ref411519403"/>
@@ -19425,7 +19635,7 @@
     </w:p>
     <w:p>
       <w:pPr>
-        <w:pStyle w:val="Heading5"/>
+        <w:pStyle w:val="Ttulo5"/>
       </w:pPr>
       <w:r>
         <w:t>Identificadores de Política de Firma por Tipo</w:t>
@@ -19623,7 +19833,7 @@
     </w:p>
     <w:p>
       <w:pPr>
-        <w:pStyle w:val="Heading5"/>
+        <w:pStyle w:val="Ttulo5"/>
       </w:pPr>
       <w:r>
         <w:t>Normas Asociadas a una Política de Firma</w:t>
@@ -19772,7 +19982,7 @@
     <w:p/>
     <w:p>
       <w:pPr>
-        <w:pStyle w:val="Heading6"/>
+        <w:pStyle w:val="Ttulo6"/>
       </w:pPr>
       <w:r>
         <w:t>Identificador de la Política de Firma</w:t>
@@ -19972,6 +20182,7 @@
           <w:rFonts w:ascii="Courier New" w:hAnsi="Courier New" w:cs="Courier New"/>
           <w:noProof/>
           <w:sz w:val="20"/>
+          <w:lang w:val="en-GB"/>
         </w:rPr>
       </w:pPr>
       <w:r>
@@ -19979,11 +20190,27 @@
           <w:rFonts w:ascii="Courier New" w:hAnsi="Courier New" w:cs="Courier New"/>
           <w:noProof/>
           <w:sz w:val="20"/>
-        </w:rPr>
-        <w:t>XML_AGE_1.9_URL-IDENTIFIER_XML = http://administracionelectronica.gob.es/es/ctt/politicafirma/politica_firma_AGE_v1_9.pdf</w:t>
-      </w:r>
-    </w:p>
-    <w:p/>
+          <w:lang w:val="en-GB"/>
+        </w:rPr>
+        <w:t xml:space="preserve">XML_AGE_1.9_URL-IDENTIFIER_XML = </w:t>
+      </w:r>
+      <w:r>
+        <w:rPr>
+          <w:rFonts w:ascii="Courier New" w:hAnsi="Courier New" w:cs="Courier New"/>
+          <w:noProof/>
+          <w:sz w:val="20"/>
+          <w:lang w:val="en-GB"/>
+        </w:rPr>
+        <w:t>urn:oid:2.16.724.1.3.1.1.2.1.9</w:t>
+      </w:r>
+    </w:p>
+    <w:p>
+      <w:pPr>
+        <w:rPr>
+          <w:lang w:val="en-GB"/>
+        </w:rPr>
+      </w:pPr>
+    </w:p>
     <w:p>
       <w:r>
         <w:t xml:space="preserve">Si la política de firma se refiere a firmas </w:t>
@@ -20086,7 +20313,7 @@
     <w:p/>
     <w:p>
       <w:pPr>
-        <w:pStyle w:val="Heading6"/>
+        <w:pStyle w:val="Ttulo6"/>
       </w:pPr>
       <w:r>
         <w:t>Algoritmo de R</w:t>
@@ -20282,7 +20509,7 @@
     </w:p>
     <w:p>
       <w:pPr>
-        <w:pStyle w:val="Heading6"/>
+        <w:pStyle w:val="Ttulo6"/>
       </w:pPr>
       <w:r>
         <w:t xml:space="preserve">Valor del Resumen </w:t>
@@ -20383,7 +20610,6 @@
         <w:ind w:left="63"/>
       </w:pPr>
       <w:r>
-        <w:lastRenderedPageBreak/>
         <w:t>Por ejemplo:</w:t>
       </w:r>
     </w:p>
@@ -20402,6 +20628,7 @@
           <w:rFonts w:ascii="Courier New" w:hAnsi="Courier New" w:cs="Courier New"/>
           <w:noProof/>
           <w:sz w:val="20"/>
+          <w:lang w:val="en-GB"/>
         </w:rPr>
       </w:pPr>
       <w:r>
@@ -20409,14 +20636,31 @@
           <w:rFonts w:ascii="Courier New" w:hAnsi="Courier New" w:cs="Courier New"/>
           <w:noProof/>
           <w:sz w:val="20"/>
-        </w:rPr>
-        <w:t>XML_AGE_1.9_URL-HASH_VALUE = 7SxX3erFuH31TvAw9LZ70N7p1vA=</w:t>
-      </w:r>
-    </w:p>
-    <w:p/>
-    <w:p>
-      <w:pPr>
-        <w:pStyle w:val="Heading6"/>
+          <w:lang w:val="en-GB"/>
+        </w:rPr>
+        <w:lastRenderedPageBreak/>
+        <w:t xml:space="preserve">XML_AGE_1.9_URL-HASH_VALUE = </w:t>
+      </w:r>
+      <w:r>
+        <w:rPr>
+          <w:rFonts w:ascii="Courier New" w:hAnsi="Courier New" w:cs="Courier New"/>
+          <w:noProof/>
+          <w:sz w:val="20"/>
+          <w:lang w:val="en-GB"/>
+        </w:rPr>
+        <w:t>G7roucf600+f03r/o0bAOQ6WAs0=</w:t>
+      </w:r>
+    </w:p>
+    <w:p>
+      <w:pPr>
+        <w:rPr>
+          <w:lang w:val="en-GB"/>
+        </w:rPr>
+      </w:pPr>
+    </w:p>
+    <w:p>
+      <w:pPr>
+        <w:pStyle w:val="Ttulo6"/>
       </w:pPr>
       <w:r>
         <w:t>Algoritmos de R</w:t>
@@ -20681,7 +20925,7 @@
     </w:p>
     <w:p>
       <w:pPr>
-        <w:pStyle w:val="Heading6"/>
+        <w:pStyle w:val="Ttulo6"/>
       </w:pPr>
       <w:r>
         <w:t>Algoritmos de Firma Válidos</w:t>
@@ -20937,7 +21181,6 @@
           <w:sz w:val="20"/>
           <w:lang w:val="en-US"/>
         </w:rPr>
-        <w:lastRenderedPageBreak/>
         <w:t>XML_AGE_1.9_URL-ALLOWED_SIGN_ALGORITHM = XML_SIGN_HASH-SHA1WithRSA,XML_SIGN_HASH-SHA256WithRSA,XML_SIGN_HASH-SHA512WithRSA</w:t>
       </w:r>
     </w:p>
@@ -20950,7 +21193,7 @@
     </w:p>
     <w:p>
       <w:pPr>
-        <w:pStyle w:val="Heading6"/>
+        <w:pStyle w:val="Ttulo6"/>
       </w:pPr>
       <w:r>
         <w:t>Descripción de la P</w:t>
@@ -21062,7 +21305,7 @@
     <w:p/>
     <w:p>
       <w:pPr>
-        <w:pStyle w:val="Heading6"/>
+        <w:pStyle w:val="Ttulo6"/>
       </w:pPr>
       <w:r>
         <w:t xml:space="preserve">Elementos </w:t>
@@ -21354,7 +21597,7 @@
     </w:p>
     <w:p>
       <w:pPr>
-        <w:pStyle w:val="Heading6"/>
+        <w:pStyle w:val="Ttulo6"/>
       </w:pPr>
       <w:r>
         <w:t>Elementos F</w:t>
@@ -21637,7 +21880,7 @@
     </w:p>
     <w:p>
       <w:pPr>
-        <w:pStyle w:val="Heading6"/>
+        <w:pStyle w:val="Ttulo6"/>
       </w:pPr>
       <w:r>
         <w:t xml:space="preserve">Elementos no </w:t>
@@ -21930,7 +22173,7 @@
     </w:p>
     <w:p>
       <w:pPr>
-        <w:pStyle w:val="Heading6"/>
+        <w:pStyle w:val="Ttulo6"/>
       </w:pPr>
       <w:r>
         <w:t xml:space="preserve">Elementos no </w:t>
@@ -22181,7 +22424,7 @@
     </w:p>
     <w:p>
       <w:pPr>
-        <w:pStyle w:val="Heading6"/>
+        <w:pStyle w:val="Ttulo6"/>
       </w:pPr>
       <w:r>
         <w:t>Elementos F</w:t>
@@ -22485,7 +22728,7 @@
     </w:p>
     <w:p>
       <w:pPr>
-        <w:pStyle w:val="Heading6"/>
+        <w:pStyle w:val="Ttulo6"/>
       </w:pPr>
       <w:r>
         <w:t xml:space="preserve">Elementos no Firmados no </w:t>
@@ -22744,7 +22987,7 @@
     </w:p>
     <w:p>
       <w:pPr>
-        <w:pStyle w:val="Heading6"/>
+        <w:pStyle w:val="Ttulo6"/>
       </w:pPr>
       <w:r>
         <w:t>Entradas O</w:t>
@@ -22906,7 +23149,7 @@
     </w:p>
     <w:p>
       <w:pPr>
-        <w:pStyle w:val="Heading6"/>
+        <w:pStyle w:val="Ttulo6"/>
       </w:pPr>
       <w:r>
         <w:t>Entradas O</w:t>
@@ -23064,7 +23307,7 @@
     </w:p>
     <w:p>
       <w:pPr>
-        <w:pStyle w:val="Heading6"/>
+        <w:pStyle w:val="Ttulo6"/>
       </w:pPr>
       <w:r>
         <w:t>Entradas no P</w:t>
@@ -23229,7 +23472,7 @@
     </w:p>
     <w:p>
       <w:pPr>
-        <w:pStyle w:val="Heading6"/>
+        <w:pStyle w:val="Ttulo6"/>
       </w:pPr>
       <w:r>
         <w:t>Elementos H</w:t>
@@ -23437,7 +23680,7 @@
     </w:p>
     <w:p>
       <w:pPr>
-        <w:pStyle w:val="Heading6"/>
+        <w:pStyle w:val="Ttulo6"/>
       </w:pPr>
       <w:r>
         <w:t xml:space="preserve">Elementos </w:t>
@@ -23669,7 +23912,7 @@
     </w:p>
     <w:p>
       <w:pPr>
-        <w:pStyle w:val="Heading6"/>
+        <w:pStyle w:val="Ttulo6"/>
       </w:pPr>
       <w:r>
         <w:t>Elementos H</w:t>
@@ -23892,7 +24135,7 @@
     </w:p>
     <w:p>
       <w:pPr>
-        <w:pStyle w:val="Heading6"/>
+        <w:pStyle w:val="Ttulo6"/>
       </w:pPr>
       <w:r>
         <w:t>Valor O</w:t>
@@ -24250,7 +24493,7 @@
     </w:p>
     <w:p>
       <w:pPr>
-        <w:pStyle w:val="Heading6"/>
+        <w:pStyle w:val="Ttulo6"/>
       </w:pPr>
       <w:r>
         <w:t>Valores no P</w:t>
@@ -24708,7 +24951,7 @@
     </w:p>
     <w:p>
       <w:pPr>
-        <w:pStyle w:val="Heading6"/>
+        <w:pStyle w:val="Ttulo6"/>
       </w:pPr>
       <w:r>
         <w:t>Modos de Firma Permitidos</w:t>
@@ -24974,7 +25217,7 @@
     </w:p>
     <w:p>
       <w:pPr>
-        <w:pStyle w:val="Heading4"/>
+        <w:pStyle w:val="Ttulo4"/>
       </w:pPr>
       <w:bookmarkStart w:id="79" w:name="_Toc453065735"/>
       <w:r>
@@ -26000,9 +26243,9 @@
     <w:p/>
     <w:p>
       <w:pPr>
-        <w:pStyle w:val="Heading3"/>
-      </w:pPr>
-      <w:bookmarkStart w:id="80" w:name="_Toc157417024"/>
+        <w:pStyle w:val="Ttulo3"/>
+      </w:pPr>
+      <w:bookmarkStart w:id="80" w:name="_Toc203403308"/>
       <w:r>
         <w:t>Configuraciones de acceso a TS@</w:t>
       </w:r>
@@ -26129,7 +26372,7 @@
     </w:p>
     <w:p>
       <w:pPr>
-        <w:pStyle w:val="Heading4"/>
+        <w:pStyle w:val="Ttulo4"/>
       </w:pPr>
       <w:r>
         <w:t>Parámetros Específicos a Cada Una de las Aplicaciones Configuradas en la Plataforma de TS@</w:t>
@@ -28375,10 +28618,10 @@
     </w:p>
     <w:p>
       <w:pPr>
-        <w:pStyle w:val="Heading3"/>
+        <w:pStyle w:val="Ttulo3"/>
       </w:pPr>
       <w:bookmarkStart w:id="82" w:name="_Toc453065738"/>
-      <w:bookmarkStart w:id="83" w:name="_Toc157417025"/>
+      <w:bookmarkStart w:id="83" w:name="_Toc203403309"/>
       <w:r>
         <w:lastRenderedPageBreak/>
         <w:t>Configuraciones de acceso a @firma</w:t>
@@ -28546,7 +28789,7 @@
     </w:p>
     <w:p>
       <w:pPr>
-        <w:pStyle w:val="Heading4"/>
+        <w:pStyle w:val="Ttulo4"/>
       </w:pPr>
       <w:bookmarkStart w:id="84" w:name="_Toc453065739"/>
       <w:r>
@@ -29441,10 +29684,10 @@
     <w:p/>
     <w:p>
       <w:pPr>
-        <w:pStyle w:val="Heading3"/>
+        <w:pStyle w:val="Ttulo3"/>
       </w:pPr>
       <w:bookmarkStart w:id="85" w:name="_Toc453065740"/>
-      <w:bookmarkStart w:id="86" w:name="_Toc157417026"/>
+      <w:bookmarkStart w:id="86" w:name="_Toc203403310"/>
       <w:r>
         <w:t>Configuraciones de acceso a eVisor</w:t>
       </w:r>
@@ -29673,7 +29916,7 @@
     </w:p>
     <w:p>
       <w:pPr>
-        <w:pStyle w:val="Heading4"/>
+        <w:pStyle w:val="Ttulo4"/>
       </w:pPr>
       <w:bookmarkStart w:id="87" w:name="_Toc453065741"/>
       <w:r>
@@ -30576,7 +30819,7 @@
 </file>
 
 <file path=word/endnotes.xml><?xml version="1.0" encoding="utf-8"?>
-<w:endnotes xmlns:wpc="http://schemas.microsoft.com/office/word/2010/wordprocessingCanvas" xmlns:cx="http://schemas.microsoft.com/office/drawing/2014/chartex" xmlns:cx1="http://schemas.microsoft.com/office/drawing/2015/9/8/chartex" xmlns:cx2="http://schemas.microsoft.com/office/drawing/2015/10/21/chartex" xmlns:cx3="http://schemas.microsoft.com/office/drawing/2016/5/9/chartex" xmlns:cx4="http://schemas.microsoft.com/office/drawing/2016/5/10/chartex" xmlns:cx5="http://schemas.microsoft.com/office/drawing/2016/5/11/chartex" xmlns:cx6="http://schemas.microsoft.com/office/drawing/2016/5/12/chartex" xmlns:cx7="http://schemas.microsoft.com/office/drawing/2016/5/13/chartex" xmlns:cx8="http://schemas.microsoft.com/office/drawing/2016/5/14/chartex" xmlns:mc="http://schemas.openxmlformats.org/markup-compatibility/2006" xmlns:aink="http://schemas.microsoft.com/office/drawing/2016/ink" xmlns:am3d="http://schemas.microsoft.com/office/drawing/2017/model3d" xmlns:o="urn:schemas-microsoft-com:office:office" xmlns:oel="http://schemas.microsoft.com/office/2019/extlst" xmlns:r="http://schemas.openxmlformats.org/officeDocument/2006/relationships" xmlns:m="http://schemas.openxmlformats.org/officeDocument/2006/math" xmlns:v="urn:schemas-microsoft-com:vml" xmlns:wp14="http://schemas.microsoft.com/office/word/2010/wordprocessingDrawing" xmlns:wp="http://schemas.openxmlformats.org/drawingml/2006/wordprocessingDrawing" xmlns:w10="urn:schemas-microsoft-com:office:word" xmlns:w="http://schemas.openxmlformats.org/wordprocessingml/2006/main" xmlns:w14="http://schemas.microsoft.com/office/word/2010/wordml" xmlns:w15="http://schemas.microsoft.com/office/word/2012/wordml" xmlns:w16cex="http://schemas.microsoft.com/office/word/2018/wordml/cex" xmlns:w16cid="http://schemas.microsoft.com/office/word/2016/wordml/cid" xmlns:w16="http://schemas.microsoft.com/office/word/2018/wordml" xmlns:w16sdtdh="http://schemas.microsoft.com/office/word/2020/wordml/sdtdatahash" xmlns:w16se="http://schemas.microsoft.com/office/word/2015/wordml/symex" xmlns:wpg="http://schemas.microsoft.com/office/word/2010/wordprocessingGroup" xmlns:wpi="http://schemas.microsoft.com/office/word/2010/wordprocessingInk" xmlns:wne="http://schemas.microsoft.com/office/word/2006/wordml" xmlns:wps="http://schemas.microsoft.com/office/word/2010/wordprocessingShape" mc:Ignorable="w14 w15 w16se w16cid w16 w16cex w16sdtdh wp14">
+<w:endnotes xmlns:wpc="http://schemas.microsoft.com/office/word/2010/wordprocessingCanvas" xmlns:cx="http://schemas.microsoft.com/office/drawing/2014/chartex" xmlns:cx1="http://schemas.microsoft.com/office/drawing/2015/9/8/chartex" xmlns:cx2="http://schemas.microsoft.com/office/drawing/2015/10/21/chartex" xmlns:cx3="http://schemas.microsoft.com/office/drawing/2016/5/9/chartex" xmlns:cx4="http://schemas.microsoft.com/office/drawing/2016/5/10/chartex" xmlns:cx5="http://schemas.microsoft.com/office/drawing/2016/5/11/chartex" xmlns:cx6="http://schemas.microsoft.com/office/drawing/2016/5/12/chartex" xmlns:cx7="http://schemas.microsoft.com/office/drawing/2016/5/13/chartex" xmlns:cx8="http://schemas.microsoft.com/office/drawing/2016/5/14/chartex" xmlns:mc="http://schemas.openxmlformats.org/markup-compatibility/2006" xmlns:aink="http://schemas.microsoft.com/office/drawing/2016/ink" xmlns:am3d="http://schemas.microsoft.com/office/drawing/2017/model3d" xmlns:o="urn:schemas-microsoft-com:office:office" xmlns:oel="http://schemas.microsoft.com/office/2019/extlst" xmlns:r="http://schemas.openxmlformats.org/officeDocument/2006/relationships" xmlns:m="http://schemas.openxmlformats.org/officeDocument/2006/math" xmlns:v="urn:schemas-microsoft-com:vml" xmlns:wp14="http://schemas.microsoft.com/office/word/2010/wordprocessingDrawing" xmlns:wp="http://schemas.openxmlformats.org/drawingml/2006/wordprocessingDrawing" xmlns:w10="urn:schemas-microsoft-com:office:word" xmlns:w="http://schemas.openxmlformats.org/wordprocessingml/2006/main" xmlns:w14="http://schemas.microsoft.com/office/word/2010/wordml" xmlns:w15="http://schemas.microsoft.com/office/word/2012/wordml" xmlns:w16cex="http://schemas.microsoft.com/office/word/2018/wordml/cex" xmlns:w16cid="http://schemas.microsoft.com/office/word/2016/wordml/cid" xmlns:w16="http://schemas.microsoft.com/office/word/2018/wordml" xmlns:w16du="http://schemas.microsoft.com/office/word/2023/wordml/word16du" xmlns:w16sdtdh="http://schemas.microsoft.com/office/word/2020/wordml/sdtdatahash" xmlns:w16sdtfl="http://schemas.microsoft.com/office/word/2024/wordml/sdtformatlock" xmlns:w16se="http://schemas.microsoft.com/office/word/2015/wordml/symex" xmlns:wpg="http://schemas.microsoft.com/office/word/2010/wordprocessingGroup" xmlns:wpi="http://schemas.microsoft.com/office/word/2010/wordprocessingInk" xmlns:wne="http://schemas.microsoft.com/office/word/2006/wordml" xmlns:wps="http://schemas.microsoft.com/office/word/2010/wordprocessingShape" mc:Ignorable="w14 w15 w16se w16cid w16 w16cex w16sdtdh w16sdtfl w16du wp14">
   <w:endnote w:type="separator" w:id="-1">
     <w:p>
       <w:r>
@@ -30602,10 +30845,10 @@
 </file>
 
 <file path=word/footer1.xml><?xml version="1.0" encoding="utf-8"?>
-<w:ftr xmlns:wpc="http://schemas.microsoft.com/office/word/2010/wordprocessingCanvas" xmlns:cx="http://schemas.microsoft.com/office/drawing/2014/chartex" xmlns:cx1="http://schemas.microsoft.com/office/drawing/2015/9/8/chartex" xmlns:cx2="http://schemas.microsoft.com/office/drawing/2015/10/21/chartex" xmlns:cx3="http://schemas.microsoft.com/office/drawing/2016/5/9/chartex" xmlns:cx4="http://schemas.microsoft.com/office/drawing/2016/5/10/chartex" xmlns:cx5="http://schemas.microsoft.com/office/drawing/2016/5/11/chartex" xmlns:cx6="http://schemas.microsoft.com/office/drawing/2016/5/12/chartex" xmlns:cx7="http://schemas.microsoft.com/office/drawing/2016/5/13/chartex" xmlns:cx8="http://schemas.microsoft.com/office/drawing/2016/5/14/chartex" xmlns:mc="http://schemas.openxmlformats.org/markup-compatibility/2006" xmlns:aink="http://schemas.microsoft.com/office/drawing/2016/ink" xmlns:am3d="http://schemas.microsoft.com/office/drawing/2017/model3d" xmlns:o="urn:schemas-microsoft-com:office:office" xmlns:oel="http://schemas.microsoft.com/office/2019/extlst" xmlns:r="http://schemas.openxmlformats.org/officeDocument/2006/relationships" xmlns:m="http://schemas.openxmlformats.org/officeDocument/2006/math" xmlns:v="urn:schemas-microsoft-com:vml" xmlns:wp14="http://schemas.microsoft.com/office/word/2010/wordprocessingDrawing" xmlns:wp="http://schemas.openxmlformats.org/drawingml/2006/wordprocessingDrawing" xmlns:w10="urn:schemas-microsoft-com:office:word" xmlns:w="http://schemas.openxmlformats.org/wordprocessingml/2006/main" xmlns:w14="http://schemas.microsoft.com/office/word/2010/wordml" xmlns:w15="http://schemas.microsoft.com/office/word/2012/wordml" xmlns:w16cex="http://schemas.microsoft.com/office/word/2018/wordml/cex" xmlns:w16cid="http://schemas.microsoft.com/office/word/2016/wordml/cid" xmlns:w16="http://schemas.microsoft.com/office/word/2018/wordml" xmlns:w16sdtdh="http://schemas.microsoft.com/office/word/2020/wordml/sdtdatahash" xmlns:w16se="http://schemas.microsoft.com/office/word/2015/wordml/symex" xmlns:wpg="http://schemas.microsoft.com/office/word/2010/wordprocessingGroup" xmlns:wpi="http://schemas.microsoft.com/office/word/2010/wordprocessingInk" xmlns:wne="http://schemas.microsoft.com/office/word/2006/wordml" xmlns:wps="http://schemas.microsoft.com/office/word/2010/wordprocessingShape" mc:Ignorable="w14 w15 w16se w16cid w16 w16cex w16sdtdh wp14">
+<w:ftr xmlns:wpc="http://schemas.microsoft.com/office/word/2010/wordprocessingCanvas" xmlns:cx="http://schemas.microsoft.com/office/drawing/2014/chartex" xmlns:cx1="http://schemas.microsoft.com/office/drawing/2015/9/8/chartex" xmlns:cx2="http://schemas.microsoft.com/office/drawing/2015/10/21/chartex" xmlns:cx3="http://schemas.microsoft.com/office/drawing/2016/5/9/chartex" xmlns:cx4="http://schemas.microsoft.com/office/drawing/2016/5/10/chartex" xmlns:cx5="http://schemas.microsoft.com/office/drawing/2016/5/11/chartex" xmlns:cx6="http://schemas.microsoft.com/office/drawing/2016/5/12/chartex" xmlns:cx7="http://schemas.microsoft.com/office/drawing/2016/5/13/chartex" xmlns:cx8="http://schemas.microsoft.com/office/drawing/2016/5/14/chartex" xmlns:mc="http://schemas.openxmlformats.org/markup-compatibility/2006" xmlns:aink="http://schemas.microsoft.com/office/drawing/2016/ink" xmlns:am3d="http://schemas.microsoft.com/office/drawing/2017/model3d" xmlns:o="urn:schemas-microsoft-com:office:office" xmlns:oel="http://schemas.microsoft.com/office/2019/extlst" xmlns:r="http://schemas.openxmlformats.org/officeDocument/2006/relationships" xmlns:m="http://schemas.openxmlformats.org/officeDocument/2006/math" xmlns:v="urn:schemas-microsoft-com:vml" xmlns:wp14="http://schemas.microsoft.com/office/word/2010/wordprocessingDrawing" xmlns:wp="http://schemas.openxmlformats.org/drawingml/2006/wordprocessingDrawing" xmlns:w10="urn:schemas-microsoft-com:office:word" xmlns:w="http://schemas.openxmlformats.org/wordprocessingml/2006/main" xmlns:w14="http://schemas.microsoft.com/office/word/2010/wordml" xmlns:w15="http://schemas.microsoft.com/office/word/2012/wordml" xmlns:w16cex="http://schemas.microsoft.com/office/word/2018/wordml/cex" xmlns:w16cid="http://schemas.microsoft.com/office/word/2016/wordml/cid" xmlns:w16="http://schemas.microsoft.com/office/word/2018/wordml" xmlns:w16du="http://schemas.microsoft.com/office/word/2023/wordml/word16du" xmlns:w16sdtdh="http://schemas.microsoft.com/office/word/2020/wordml/sdtdatahash" xmlns:w16sdtfl="http://schemas.microsoft.com/office/word/2024/wordml/sdtformatlock" xmlns:w16se="http://schemas.microsoft.com/office/word/2015/wordml/symex" xmlns:wpg="http://schemas.microsoft.com/office/word/2010/wordprocessingGroup" xmlns:wpi="http://schemas.microsoft.com/office/word/2010/wordprocessingInk" xmlns:wne="http://schemas.microsoft.com/office/word/2006/wordml" xmlns:wps="http://schemas.microsoft.com/office/word/2010/wordprocessingShape" mc:Ignorable="w14 w15 w16se w16cid w16 w16cex w16sdtdh w16sdtfl w16du wp14">
   <w:p>
     <w:pPr>
-      <w:pStyle w:val="Footer"/>
+      <w:pStyle w:val="Piedepgina"/>
       <w:pBdr>
         <w:top w:val="single" w:sz="4" w:space="1" w:color="auto"/>
       </w:pBdr>
@@ -30686,7 +30929,7 @@
     </w:r>
     <w:r>
       <w:rPr>
-        <w:rStyle w:val="PageNumber"/>
+        <w:rStyle w:val="Nmerodepgina"/>
         <w:rFonts w:cs="Calibri"/>
         <w:sz w:val="16"/>
       </w:rPr>
@@ -30694,7 +30937,7 @@
     </w:r>
     <w:r>
       <w:rPr>
-        <w:rStyle w:val="PageNumber"/>
+        <w:rStyle w:val="Nmerodepgina"/>
         <w:rFonts w:cs="Calibri"/>
         <w:sz w:val="16"/>
         <w:lang w:val="es-ES_tradnl"/>
@@ -30703,7 +30946,7 @@
     </w:r>
     <w:r>
       <w:rPr>
-        <w:rStyle w:val="PageNumber"/>
+        <w:rStyle w:val="Nmerodepgina"/>
         <w:rFonts w:cs="Calibri"/>
         <w:sz w:val="16"/>
       </w:rPr>
@@ -30711,7 +30954,7 @@
     </w:r>
     <w:r>
       <w:rPr>
-        <w:rStyle w:val="PageNumber"/>
+        <w:rStyle w:val="Nmerodepgina"/>
         <w:rFonts w:cs="Calibri"/>
         <w:noProof/>
         <w:sz w:val="16"/>
@@ -30721,7 +30964,7 @@
     </w:r>
     <w:r>
       <w:rPr>
-        <w:rStyle w:val="PageNumber"/>
+        <w:rStyle w:val="Nmerodepgina"/>
         <w:rFonts w:cs="Calibri"/>
         <w:sz w:val="16"/>
       </w:rPr>
@@ -30729,7 +30972,7 @@
     </w:r>
     <w:r>
       <w:rPr>
-        <w:rStyle w:val="PageNumber"/>
+        <w:rStyle w:val="Nmerodepgina"/>
         <w:rFonts w:cs="Calibri"/>
         <w:sz w:val="16"/>
       </w:rPr>
@@ -30737,7 +30980,7 @@
     </w:r>
     <w:r>
       <w:rPr>
-        <w:rStyle w:val="PageNumber"/>
+        <w:rStyle w:val="Nmerodepgina"/>
         <w:rFonts w:cs="Calibri"/>
         <w:sz w:val="16"/>
       </w:rPr>
@@ -30745,7 +30988,7 @@
     </w:r>
     <w:r>
       <w:rPr>
-        <w:rStyle w:val="PageNumber"/>
+        <w:rStyle w:val="Nmerodepgina"/>
         <w:rFonts w:cs="Calibri"/>
         <w:sz w:val="16"/>
       </w:rPr>
@@ -30753,7 +30996,7 @@
     </w:r>
     <w:r>
       <w:rPr>
-        <w:rStyle w:val="PageNumber"/>
+        <w:rStyle w:val="Nmerodepgina"/>
         <w:rFonts w:cs="Calibri"/>
         <w:sz w:val="16"/>
       </w:rPr>
@@ -30761,7 +31004,7 @@
     </w:r>
     <w:r>
       <w:rPr>
-        <w:rStyle w:val="PageNumber"/>
+        <w:rStyle w:val="Nmerodepgina"/>
         <w:rFonts w:cs="Calibri"/>
         <w:noProof/>
         <w:sz w:val="16"/>
@@ -30770,7 +31013,7 @@
     </w:r>
     <w:r>
       <w:rPr>
-        <w:rStyle w:val="PageNumber"/>
+        <w:rStyle w:val="Nmerodepgina"/>
         <w:rFonts w:cs="Calibri"/>
         <w:sz w:val="16"/>
       </w:rPr>
@@ -30834,7 +31077,7 @@
   </w:p>
   <w:p>
     <w:pPr>
-      <w:pStyle w:val="Footer"/>
+      <w:pStyle w:val="Piedepgina"/>
       <w:tabs>
         <w:tab w:val="clear" w:pos="1134"/>
         <w:tab w:val="clear" w:pos="1985"/>
@@ -30854,7 +31097,7 @@
   </w:p>
   <w:p>
     <w:pPr>
-      <w:pStyle w:val="Footer"/>
+      <w:pStyle w:val="Piedepgina"/>
       <w:ind w:right="360"/>
     </w:pPr>
   </w:p>
@@ -30862,7 +31105,7 @@
 </file>
 
 <file path=word/footnotes.xml><?xml version="1.0" encoding="utf-8"?>
-<w:footnotes xmlns:wpc="http://schemas.microsoft.com/office/word/2010/wordprocessingCanvas" xmlns:cx="http://schemas.microsoft.com/office/drawing/2014/chartex" xmlns:cx1="http://schemas.microsoft.com/office/drawing/2015/9/8/chartex" xmlns:cx2="http://schemas.microsoft.com/office/drawing/2015/10/21/chartex" xmlns:cx3="http://schemas.microsoft.com/office/drawing/2016/5/9/chartex" xmlns:cx4="http://schemas.microsoft.com/office/drawing/2016/5/10/chartex" xmlns:cx5="http://schemas.microsoft.com/office/drawing/2016/5/11/chartex" xmlns:cx6="http://schemas.microsoft.com/office/drawing/2016/5/12/chartex" xmlns:cx7="http://schemas.microsoft.com/office/drawing/2016/5/13/chartex" xmlns:cx8="http://schemas.microsoft.com/office/drawing/2016/5/14/chartex" xmlns:mc="http://schemas.openxmlformats.org/markup-compatibility/2006" xmlns:aink="http://schemas.microsoft.com/office/drawing/2016/ink" xmlns:am3d="http://schemas.microsoft.com/office/drawing/2017/model3d" xmlns:o="urn:schemas-microsoft-com:office:office" xmlns:oel="http://schemas.microsoft.com/office/2019/extlst" xmlns:r="http://schemas.openxmlformats.org/officeDocument/2006/relationships" xmlns:m="http://schemas.openxmlformats.org/officeDocument/2006/math" xmlns:v="urn:schemas-microsoft-com:vml" xmlns:wp14="http://schemas.microsoft.com/office/word/2010/wordprocessingDrawing" xmlns:wp="http://schemas.openxmlformats.org/drawingml/2006/wordprocessingDrawing" xmlns:w10="urn:schemas-microsoft-com:office:word" xmlns:w="http://schemas.openxmlformats.org/wordprocessingml/2006/main" xmlns:w14="http://schemas.microsoft.com/office/word/2010/wordml" xmlns:w15="http://schemas.microsoft.com/office/word/2012/wordml" xmlns:w16cex="http://schemas.microsoft.com/office/word/2018/wordml/cex" xmlns:w16cid="http://schemas.microsoft.com/office/word/2016/wordml/cid" xmlns:w16="http://schemas.microsoft.com/office/word/2018/wordml" xmlns:w16sdtdh="http://schemas.microsoft.com/office/word/2020/wordml/sdtdatahash" xmlns:w16se="http://schemas.microsoft.com/office/word/2015/wordml/symex" xmlns:wpg="http://schemas.microsoft.com/office/word/2010/wordprocessingGroup" xmlns:wpi="http://schemas.microsoft.com/office/word/2010/wordprocessingInk" xmlns:wne="http://schemas.microsoft.com/office/word/2006/wordml" xmlns:wps="http://schemas.microsoft.com/office/word/2010/wordprocessingShape" mc:Ignorable="w14 w15 w16se w16cid w16 w16cex w16sdtdh wp14">
+<w:footnotes xmlns:wpc="http://schemas.microsoft.com/office/word/2010/wordprocessingCanvas" xmlns:cx="http://schemas.microsoft.com/office/drawing/2014/chartex" xmlns:cx1="http://schemas.microsoft.com/office/drawing/2015/9/8/chartex" xmlns:cx2="http://schemas.microsoft.com/office/drawing/2015/10/21/chartex" xmlns:cx3="http://schemas.microsoft.com/office/drawing/2016/5/9/chartex" xmlns:cx4="http://schemas.microsoft.com/office/drawing/2016/5/10/chartex" xmlns:cx5="http://schemas.microsoft.com/office/drawing/2016/5/11/chartex" xmlns:cx6="http://schemas.microsoft.com/office/drawing/2016/5/12/chartex" xmlns:cx7="http://schemas.microsoft.com/office/drawing/2016/5/13/chartex" xmlns:cx8="http://schemas.microsoft.com/office/drawing/2016/5/14/chartex" xmlns:mc="http://schemas.openxmlformats.org/markup-compatibility/2006" xmlns:aink="http://schemas.microsoft.com/office/drawing/2016/ink" xmlns:am3d="http://schemas.microsoft.com/office/drawing/2017/model3d" xmlns:o="urn:schemas-microsoft-com:office:office" xmlns:oel="http://schemas.microsoft.com/office/2019/extlst" xmlns:r="http://schemas.openxmlformats.org/officeDocument/2006/relationships" xmlns:m="http://schemas.openxmlformats.org/officeDocument/2006/math" xmlns:v="urn:schemas-microsoft-com:vml" xmlns:wp14="http://schemas.microsoft.com/office/word/2010/wordprocessingDrawing" xmlns:wp="http://schemas.openxmlformats.org/drawingml/2006/wordprocessingDrawing" xmlns:w10="urn:schemas-microsoft-com:office:word" xmlns:w="http://schemas.openxmlformats.org/wordprocessingml/2006/main" xmlns:w14="http://schemas.microsoft.com/office/word/2010/wordml" xmlns:w15="http://schemas.microsoft.com/office/word/2012/wordml" xmlns:w16cex="http://schemas.microsoft.com/office/word/2018/wordml/cex" xmlns:w16cid="http://schemas.microsoft.com/office/word/2016/wordml/cid" xmlns:w16="http://schemas.microsoft.com/office/word/2018/wordml" xmlns:w16du="http://schemas.microsoft.com/office/word/2023/wordml/word16du" xmlns:w16sdtdh="http://schemas.microsoft.com/office/word/2020/wordml/sdtdatahash" xmlns:w16sdtfl="http://schemas.microsoft.com/office/word/2024/wordml/sdtformatlock" xmlns:w16se="http://schemas.microsoft.com/office/word/2015/wordml/symex" xmlns:wpg="http://schemas.microsoft.com/office/word/2010/wordprocessingGroup" xmlns:wpi="http://schemas.microsoft.com/office/word/2010/wordprocessingInk" xmlns:wne="http://schemas.microsoft.com/office/word/2006/wordml" xmlns:wps="http://schemas.microsoft.com/office/word/2010/wordprocessingShape" mc:Ignorable="w14 w15 w16se w16cid w16 w16cex w16sdtdh w16sdtfl w16du wp14">
   <w:footnote w:type="separator" w:id="-1">
     <w:p>
       <w:r>
@@ -30888,10 +31131,10 @@
 </file>
 
 <file path=word/header1.xml><?xml version="1.0" encoding="utf-8"?>
-<w:hdr xmlns:wpc="http://schemas.microsoft.com/office/word/2010/wordprocessingCanvas" xmlns:cx="http://schemas.microsoft.com/office/drawing/2014/chartex" xmlns:cx1="http://schemas.microsoft.com/office/drawing/2015/9/8/chartex" xmlns:cx2="http://schemas.microsoft.com/office/drawing/2015/10/21/chartex" xmlns:cx3="http://schemas.microsoft.com/office/drawing/2016/5/9/chartex" xmlns:cx4="http://schemas.microsoft.com/office/drawing/2016/5/10/chartex" xmlns:cx5="http://schemas.microsoft.com/office/drawing/2016/5/11/chartex" xmlns:cx6="http://schemas.microsoft.com/office/drawing/2016/5/12/chartex" xmlns:cx7="http://schemas.microsoft.com/office/drawing/2016/5/13/chartex" xmlns:cx8="http://schemas.microsoft.com/office/drawing/2016/5/14/chartex" xmlns:mc="http://schemas.openxmlformats.org/markup-compatibility/2006" xmlns:aink="http://schemas.microsoft.com/office/drawing/2016/ink" xmlns:am3d="http://schemas.microsoft.com/office/drawing/2017/model3d" xmlns:o="urn:schemas-microsoft-com:office:office" xmlns:oel="http://schemas.microsoft.com/office/2019/extlst" xmlns:r="http://schemas.openxmlformats.org/officeDocument/2006/relationships" xmlns:m="http://schemas.openxmlformats.org/officeDocument/2006/math" xmlns:v="urn:schemas-microsoft-com:vml" xmlns:wp14="http://schemas.microsoft.com/office/word/2010/wordprocessingDrawing" xmlns:wp="http://schemas.openxmlformats.org/drawingml/2006/wordprocessingDrawing" xmlns:w10="urn:schemas-microsoft-com:office:word" xmlns:w="http://schemas.openxmlformats.org/wordprocessingml/2006/main" xmlns:w14="http://schemas.microsoft.com/office/word/2010/wordml" xmlns:w15="http://schemas.microsoft.com/office/word/2012/wordml" xmlns:w16cex="http://schemas.microsoft.com/office/word/2018/wordml/cex" xmlns:w16cid="http://schemas.microsoft.com/office/word/2016/wordml/cid" xmlns:w16="http://schemas.microsoft.com/office/word/2018/wordml" xmlns:w16sdtdh="http://schemas.microsoft.com/office/word/2020/wordml/sdtdatahash" xmlns:w16se="http://schemas.microsoft.com/office/word/2015/wordml/symex" xmlns:wpg="http://schemas.microsoft.com/office/word/2010/wordprocessingGroup" xmlns:wpi="http://schemas.microsoft.com/office/word/2010/wordprocessingInk" xmlns:wne="http://schemas.microsoft.com/office/word/2006/wordml" xmlns:wps="http://schemas.microsoft.com/office/word/2010/wordprocessingShape" mc:Ignorable="w14 w15 w16se w16cid w16 w16cex w16sdtdh wp14">
+<w:hdr xmlns:wpc="http://schemas.microsoft.com/office/word/2010/wordprocessingCanvas" xmlns:cx="http://schemas.microsoft.com/office/drawing/2014/chartex" xmlns:cx1="http://schemas.microsoft.com/office/drawing/2015/9/8/chartex" xmlns:cx2="http://schemas.microsoft.com/office/drawing/2015/10/21/chartex" xmlns:cx3="http://schemas.microsoft.com/office/drawing/2016/5/9/chartex" xmlns:cx4="http://schemas.microsoft.com/office/drawing/2016/5/10/chartex" xmlns:cx5="http://schemas.microsoft.com/office/drawing/2016/5/11/chartex" xmlns:cx6="http://schemas.microsoft.com/office/drawing/2016/5/12/chartex" xmlns:cx7="http://schemas.microsoft.com/office/drawing/2016/5/13/chartex" xmlns:cx8="http://schemas.microsoft.com/office/drawing/2016/5/14/chartex" xmlns:mc="http://schemas.openxmlformats.org/markup-compatibility/2006" xmlns:aink="http://schemas.microsoft.com/office/drawing/2016/ink" xmlns:am3d="http://schemas.microsoft.com/office/drawing/2017/model3d" xmlns:o="urn:schemas-microsoft-com:office:office" xmlns:oel="http://schemas.microsoft.com/office/2019/extlst" xmlns:r="http://schemas.openxmlformats.org/officeDocument/2006/relationships" xmlns:m="http://schemas.openxmlformats.org/officeDocument/2006/math" xmlns:v="urn:schemas-microsoft-com:vml" xmlns:wp14="http://schemas.microsoft.com/office/word/2010/wordprocessingDrawing" xmlns:wp="http://schemas.openxmlformats.org/drawingml/2006/wordprocessingDrawing" xmlns:w10="urn:schemas-microsoft-com:office:word" xmlns:w="http://schemas.openxmlformats.org/wordprocessingml/2006/main" xmlns:w14="http://schemas.microsoft.com/office/word/2010/wordml" xmlns:w15="http://schemas.microsoft.com/office/word/2012/wordml" xmlns:w16cex="http://schemas.microsoft.com/office/word/2018/wordml/cex" xmlns:w16cid="http://schemas.microsoft.com/office/word/2016/wordml/cid" xmlns:w16="http://schemas.microsoft.com/office/word/2018/wordml" xmlns:w16du="http://schemas.microsoft.com/office/word/2023/wordml/word16du" xmlns:w16sdtdh="http://schemas.microsoft.com/office/word/2020/wordml/sdtdatahash" xmlns:w16sdtfl="http://schemas.microsoft.com/office/word/2024/wordml/sdtformatlock" xmlns:w16se="http://schemas.microsoft.com/office/word/2015/wordml/symex" xmlns:wpg="http://schemas.microsoft.com/office/word/2010/wordprocessingGroup" xmlns:wpi="http://schemas.microsoft.com/office/word/2010/wordprocessingInk" xmlns:wne="http://schemas.microsoft.com/office/word/2006/wordml" xmlns:wps="http://schemas.microsoft.com/office/word/2010/wordprocessingShape" mc:Ignorable="w14 w15 w16se w16cid w16 w16cex w16sdtdh w16sdtfl w16du wp14">
   <w:p>
     <w:pPr>
-      <w:pStyle w:val="Header"/>
+      <w:pStyle w:val="Encabezado"/>
       <w:pBdr>
         <w:bottom w:val="single" w:sz="4" w:space="1" w:color="auto"/>
       </w:pBdr>
@@ -30928,7 +31171,7 @@
           <v:path o:extrusionok="f" gradientshapeok="t" o:connecttype="rect"/>
           <o:lock v:ext="edit" aspectratio="t"/>
         </v:shapetype>
-        <v:shape id="Imagen 1" o:spid="_x0000_s1035" type="#_x0000_t75" style="position:absolute;left:0;text-align:left;margin-left:-.45pt;margin-top:1.15pt;width:94.2pt;height:37.55pt;z-index:-1;visibility:visible">
+        <v:shape id="Imagen 1" o:spid="_x0000_s1035" type="#_x0000_t75" style="position:absolute;left:0;text-align:left;margin-left:-.45pt;margin-top:1.15pt;width:94.2pt;height:37.55pt;z-index:-251658752;visibility:visible">
           <v:imagedata r:id="rId1" o:title=""/>
         </v:shape>
       </w:pict>
@@ -30936,7 +31179,7 @@
   </w:p>
   <w:p>
     <w:pPr>
-      <w:pStyle w:val="Header"/>
+      <w:pStyle w:val="Encabezado"/>
       <w:pBdr>
         <w:bottom w:val="single" w:sz="4" w:space="1" w:color="auto"/>
       </w:pBdr>
@@ -31033,13 +31276,7 @@
       <w:rPr>
         <w:rFonts w:cs="Calibri"/>
       </w:rPr>
-      <w:t>01</w:t>
-    </w:r>
-    <w:r>
-      <w:rPr>
-        <w:rFonts w:cs="Calibri"/>
-      </w:rPr>
-      <w:t>3</w:t>
+      <w:t>014</w:t>
     </w:r>
     <w:r>
       <w:rPr>
@@ -31081,14 +31318,14 @@
   </w:p>
   <w:p>
     <w:pPr>
-      <w:pStyle w:val="Header"/>
+      <w:pStyle w:val="Encabezado"/>
     </w:pPr>
   </w:p>
 </w:hdr>
 </file>
 
 <file path=word/numbering.xml><?xml version="1.0" encoding="utf-8"?>
-<w:numbering xmlns:wpc="http://schemas.microsoft.com/office/word/2010/wordprocessingCanvas" xmlns:cx="http://schemas.microsoft.com/office/drawing/2014/chartex" xmlns:cx1="http://schemas.microsoft.com/office/drawing/2015/9/8/chartex" xmlns:cx2="http://schemas.microsoft.com/office/drawing/2015/10/21/chartex" xmlns:cx3="http://schemas.microsoft.com/office/drawing/2016/5/9/chartex" xmlns:cx4="http://schemas.microsoft.com/office/drawing/2016/5/10/chartex" xmlns:cx5="http://schemas.microsoft.com/office/drawing/2016/5/11/chartex" xmlns:cx6="http://schemas.microsoft.com/office/drawing/2016/5/12/chartex" xmlns:cx7="http://schemas.microsoft.com/office/drawing/2016/5/13/chartex" xmlns:cx8="http://schemas.microsoft.com/office/drawing/2016/5/14/chartex" xmlns:mc="http://schemas.openxmlformats.org/markup-compatibility/2006" xmlns:aink="http://schemas.microsoft.com/office/drawing/2016/ink" xmlns:am3d="http://schemas.microsoft.com/office/drawing/2017/model3d" xmlns:o="urn:schemas-microsoft-com:office:office" xmlns:oel="http://schemas.microsoft.com/office/2019/extlst" xmlns:r="http://schemas.openxmlformats.org/officeDocument/2006/relationships" xmlns:m="http://schemas.openxmlformats.org/officeDocument/2006/math" xmlns:v="urn:schemas-microsoft-com:vml" xmlns:wp14="http://schemas.microsoft.com/office/word/2010/wordprocessingDrawing" xmlns:wp="http://schemas.openxmlformats.org/drawingml/2006/wordprocessingDrawing" xmlns:w10="urn:schemas-microsoft-com:office:word" xmlns:w="http://schemas.openxmlformats.org/wordprocessingml/2006/main" xmlns:w14="http://schemas.microsoft.com/office/word/2010/wordml" xmlns:w15="http://schemas.microsoft.com/office/word/2012/wordml" xmlns:w16cex="http://schemas.microsoft.com/office/word/2018/wordml/cex" xmlns:w16cid="http://schemas.microsoft.com/office/word/2016/wordml/cid" xmlns:w16="http://schemas.microsoft.com/office/word/2018/wordml" xmlns:w16sdtdh="http://schemas.microsoft.com/office/word/2020/wordml/sdtdatahash" xmlns:w16se="http://schemas.microsoft.com/office/word/2015/wordml/symex" xmlns:wpg="http://schemas.microsoft.com/office/word/2010/wordprocessingGroup" xmlns:wpi="http://schemas.microsoft.com/office/word/2010/wordprocessingInk" xmlns:wne="http://schemas.microsoft.com/office/word/2006/wordml" xmlns:wps="http://schemas.microsoft.com/office/word/2010/wordprocessingShape" mc:Ignorable="w14 w15 w16se w16cid w16 w16cex w16sdtdh wp14">
+<w:numbering xmlns:wpc="http://schemas.microsoft.com/office/word/2010/wordprocessingCanvas" xmlns:cx="http://schemas.microsoft.com/office/drawing/2014/chartex" xmlns:cx1="http://schemas.microsoft.com/office/drawing/2015/9/8/chartex" xmlns:cx2="http://schemas.microsoft.com/office/drawing/2015/10/21/chartex" xmlns:cx3="http://schemas.microsoft.com/office/drawing/2016/5/9/chartex" xmlns:cx4="http://schemas.microsoft.com/office/drawing/2016/5/10/chartex" xmlns:cx5="http://schemas.microsoft.com/office/drawing/2016/5/11/chartex" xmlns:cx6="http://schemas.microsoft.com/office/drawing/2016/5/12/chartex" xmlns:cx7="http://schemas.microsoft.com/office/drawing/2016/5/13/chartex" xmlns:cx8="http://schemas.microsoft.com/office/drawing/2016/5/14/chartex" xmlns:mc="http://schemas.openxmlformats.org/markup-compatibility/2006" xmlns:aink="http://schemas.microsoft.com/office/drawing/2016/ink" xmlns:am3d="http://schemas.microsoft.com/office/drawing/2017/model3d" xmlns:o="urn:schemas-microsoft-com:office:office" xmlns:oel="http://schemas.microsoft.com/office/2019/extlst" xmlns:r="http://schemas.openxmlformats.org/officeDocument/2006/relationships" xmlns:m="http://schemas.openxmlformats.org/officeDocument/2006/math" xmlns:v="urn:schemas-microsoft-com:vml" xmlns:wp14="http://schemas.microsoft.com/office/word/2010/wordprocessingDrawing" xmlns:wp="http://schemas.openxmlformats.org/drawingml/2006/wordprocessingDrawing" xmlns:w10="urn:schemas-microsoft-com:office:word" xmlns:w="http://schemas.openxmlformats.org/wordprocessingml/2006/main" xmlns:w14="http://schemas.microsoft.com/office/word/2010/wordml" xmlns:w15="http://schemas.microsoft.com/office/word/2012/wordml" xmlns:w16cex="http://schemas.microsoft.com/office/word/2018/wordml/cex" xmlns:w16cid="http://schemas.microsoft.com/office/word/2016/wordml/cid" xmlns:w16="http://schemas.microsoft.com/office/word/2018/wordml" xmlns:w16du="http://schemas.microsoft.com/office/word/2023/wordml/word16du" xmlns:w16sdtdh="http://schemas.microsoft.com/office/word/2020/wordml/sdtdatahash" xmlns:w16sdtfl="http://schemas.microsoft.com/office/word/2024/wordml/sdtformatlock" xmlns:w16se="http://schemas.microsoft.com/office/word/2015/wordml/symex" xmlns:wpg="http://schemas.microsoft.com/office/word/2010/wordprocessingGroup" xmlns:wpi="http://schemas.microsoft.com/office/word/2010/wordprocessingInk" xmlns:wne="http://schemas.microsoft.com/office/word/2006/wordml" xmlns:wps="http://schemas.microsoft.com/office/word/2010/wordprocessingShape" mc:Ignorable="w14 w15 w16se w16cid w16 w16cex w16sdtdh w16sdtfl w16du wp14">
   <w:abstractNum w:abstractNumId="0" w15:restartNumberingAfterBreak="0">
     <w:nsid w:val="FFFFFF7C"/>
     <w:multiLevelType w:val="singleLevel"/>
@@ -31096,7 +31333,7 @@
     <w:lvl w:ilvl="0">
       <w:start w:val="1"/>
       <w:numFmt w:val="decimal"/>
-      <w:pStyle w:val="ListNumber5"/>
+      <w:pStyle w:val="Listaconnmeros5"/>
       <w:lvlText w:val="%1."/>
       <w:lvlJc w:val="left"/>
       <w:pPr>
@@ -31114,7 +31351,7 @@
     <w:lvl w:ilvl="0">
       <w:start w:val="1"/>
       <w:numFmt w:val="decimal"/>
-      <w:pStyle w:val="ListNumber4"/>
+      <w:pStyle w:val="Listaconnmeros4"/>
       <w:lvlText w:val="%1."/>
       <w:lvlJc w:val="left"/>
       <w:pPr>
@@ -31132,7 +31369,7 @@
     <w:lvl w:ilvl="0">
       <w:start w:val="1"/>
       <w:numFmt w:val="decimal"/>
-      <w:pStyle w:val="ListNumber3"/>
+      <w:pStyle w:val="Listaconnmeros3"/>
       <w:lvlText w:val="%1."/>
       <w:lvlJc w:val="left"/>
       <w:pPr>
@@ -31150,7 +31387,7 @@
     <w:lvl w:ilvl="0">
       <w:start w:val="1"/>
       <w:numFmt w:val="decimal"/>
-      <w:pStyle w:val="ListNumber2"/>
+      <w:pStyle w:val="Listaconnmeros2"/>
       <w:lvlText w:val="%1."/>
       <w:lvlJc w:val="left"/>
       <w:pPr>
@@ -31168,7 +31405,7 @@
     <w:lvl w:ilvl="0">
       <w:start w:val="1"/>
       <w:numFmt w:val="bullet"/>
-      <w:pStyle w:val="ListBullet5"/>
+      <w:pStyle w:val="Listaconvietas5"/>
       <w:lvlText w:val=""/>
       <w:lvlJc w:val="left"/>
       <w:pPr>
@@ -31189,7 +31426,7 @@
     <w:lvl w:ilvl="0">
       <w:start w:val="1"/>
       <w:numFmt w:val="bullet"/>
-      <w:pStyle w:val="ListBullet4"/>
+      <w:pStyle w:val="Listaconvietas4"/>
       <w:lvlText w:val=""/>
       <w:lvlJc w:val="left"/>
       <w:pPr>
@@ -31210,7 +31447,7 @@
     <w:lvl w:ilvl="0">
       <w:start w:val="1"/>
       <w:numFmt w:val="bullet"/>
-      <w:pStyle w:val="ListBullet3"/>
+      <w:pStyle w:val="Listaconvietas3"/>
       <w:lvlText w:val=""/>
       <w:lvlJc w:val="left"/>
       <w:pPr>
@@ -31231,7 +31468,7 @@
     <w:lvl w:ilvl="0">
       <w:start w:val="1"/>
       <w:numFmt w:val="bullet"/>
-      <w:pStyle w:val="ListBullet2"/>
+      <w:pStyle w:val="Listaconvietas2"/>
       <w:lvlText w:val=""/>
       <w:lvlJc w:val="left"/>
       <w:pPr>
@@ -31252,7 +31489,7 @@
     <w:lvl w:ilvl="0">
       <w:start w:val="1"/>
       <w:numFmt w:val="decimal"/>
-      <w:pStyle w:val="ListNumber"/>
+      <w:pStyle w:val="Listaconnmeros"/>
       <w:lvlText w:val="%1."/>
       <w:lvlJc w:val="left"/>
       <w:pPr>
@@ -31270,7 +31507,7 @@
     <w:lvl w:ilvl="0">
       <w:start w:val="1"/>
       <w:numFmt w:val="bullet"/>
-      <w:pStyle w:val="ListBullet"/>
+      <w:pStyle w:val="Listaconvietas"/>
       <w:lvlText w:val=""/>
       <w:lvlJc w:val="left"/>
       <w:pPr>
@@ -31404,7 +31641,7 @@
     <w:lvl w:ilvl="0">
       <w:start w:val="1"/>
       <w:numFmt w:val="decimal"/>
-      <w:pStyle w:val="Heading1"/>
+      <w:pStyle w:val="Ttulo1"/>
       <w:lvlText w:val="%1"/>
       <w:lvlJc w:val="left"/>
       <w:pPr>
@@ -31420,7 +31657,7 @@
     <w:lvl w:ilvl="1">
       <w:start w:val="1"/>
       <w:numFmt w:val="decimal"/>
-      <w:pStyle w:val="Heading2"/>
+      <w:pStyle w:val="Ttulo2"/>
       <w:lvlText w:val="%1.%2"/>
       <w:lvlJc w:val="left"/>
       <w:pPr>
@@ -31436,7 +31673,7 @@
     <w:lvl w:ilvl="2">
       <w:start w:val="1"/>
       <w:numFmt w:val="decimal"/>
-      <w:pStyle w:val="Heading3"/>
+      <w:pStyle w:val="Ttulo3"/>
       <w:lvlText w:val="%1.%2.%3"/>
       <w:lvlJc w:val="left"/>
       <w:pPr>
@@ -31452,7 +31689,7 @@
     <w:lvl w:ilvl="3">
       <w:start w:val="1"/>
       <w:numFmt w:val="decimal"/>
-      <w:pStyle w:val="Heading4"/>
+      <w:pStyle w:val="Ttulo4"/>
       <w:lvlText w:val="%1.%2.%3.%4"/>
       <w:lvlJc w:val="left"/>
       <w:pPr>
@@ -31468,7 +31705,7 @@
     <w:lvl w:ilvl="4">
       <w:start w:val="1"/>
       <w:numFmt w:val="decimal"/>
-      <w:pStyle w:val="Heading5"/>
+      <w:pStyle w:val="Ttulo5"/>
       <w:lvlText w:val="%1.%2.%3.%4.%5"/>
       <w:lvlJc w:val="left"/>
       <w:pPr>
@@ -31484,7 +31721,7 @@
     <w:lvl w:ilvl="5">
       <w:start w:val="1"/>
       <w:numFmt w:val="decimal"/>
-      <w:pStyle w:val="Heading6"/>
+      <w:pStyle w:val="Ttulo6"/>
       <w:lvlText w:val="%1.%2.%3.%4.%5.%6"/>
       <w:lvlJc w:val="left"/>
       <w:pPr>
@@ -31500,7 +31737,7 @@
     <w:lvl w:ilvl="6">
       <w:start w:val="1"/>
       <w:numFmt w:val="decimal"/>
-      <w:pStyle w:val="Heading7"/>
+      <w:pStyle w:val="Ttulo7"/>
       <w:lvlText w:val="%1.%2.%3.%4.%5.%6.%7"/>
       <w:lvlJc w:val="left"/>
       <w:pPr>
@@ -31516,7 +31753,7 @@
     <w:lvl w:ilvl="7">
       <w:start w:val="1"/>
       <w:numFmt w:val="decimal"/>
-      <w:pStyle w:val="Heading8"/>
+      <w:pStyle w:val="Ttulo8"/>
       <w:lvlText w:val="%1.%2.%3.%4.%5.%6.%7.%8"/>
       <w:lvlJc w:val="left"/>
       <w:pPr>
@@ -31532,7 +31769,7 @@
     <w:lvl w:ilvl="8">
       <w:start w:val="1"/>
       <w:numFmt w:val="decimal"/>
-      <w:pStyle w:val="Heading9"/>
+      <w:pStyle w:val="Ttulo9"/>
       <w:lvlText w:val="%1.%2.%3.%4.%5.%6.%7.%8.%9"/>
       <w:lvlJc w:val="left"/>
       <w:pPr>
@@ -33593,7 +33830,7 @@
 </file>
 
 <file path=word/styles.xml><?xml version="1.0" encoding="utf-8"?>
-<w:styles xmlns:mc="http://schemas.openxmlformats.org/markup-compatibility/2006" xmlns:r="http://schemas.openxmlformats.org/officeDocument/2006/relationships" xmlns:w="http://schemas.openxmlformats.org/wordprocessingml/2006/main" xmlns:w14="http://schemas.microsoft.com/office/word/2010/wordml" xmlns:w15="http://schemas.microsoft.com/office/word/2012/wordml" xmlns:w16cex="http://schemas.microsoft.com/office/word/2018/wordml/cex" xmlns:w16cid="http://schemas.microsoft.com/office/word/2016/wordml/cid" xmlns:w16="http://schemas.microsoft.com/office/word/2018/wordml" xmlns:w16sdtdh="http://schemas.microsoft.com/office/word/2020/wordml/sdtdatahash" xmlns:w16se="http://schemas.microsoft.com/office/word/2015/wordml/symex" mc:Ignorable="w14 w15 w16se w16cid w16 w16cex w16sdtdh">
+<w:styles xmlns:mc="http://schemas.openxmlformats.org/markup-compatibility/2006" xmlns:r="http://schemas.openxmlformats.org/officeDocument/2006/relationships" xmlns:w="http://schemas.openxmlformats.org/wordprocessingml/2006/main" xmlns:w14="http://schemas.microsoft.com/office/word/2010/wordml" xmlns:w15="http://schemas.microsoft.com/office/word/2012/wordml" xmlns:w16cex="http://schemas.microsoft.com/office/word/2018/wordml/cex" xmlns:w16cid="http://schemas.microsoft.com/office/word/2016/wordml/cid" xmlns:w16="http://schemas.microsoft.com/office/word/2018/wordml" xmlns:w16du="http://schemas.microsoft.com/office/word/2023/wordml/word16du" xmlns:w16sdtdh="http://schemas.microsoft.com/office/word/2020/wordml/sdtdatahash" xmlns:w16sdtfl="http://schemas.microsoft.com/office/word/2024/wordml/sdtformatlock" xmlns:w16se="http://schemas.microsoft.com/office/word/2015/wordml/symex" mc:Ignorable="w14 w15 w16se w16cid w16 w16cex w16sdtdh w16sdtfl w16du">
   <w:docDefaults>
     <w:rPrDefault>
       <w:rPr>
@@ -34004,10 +34241,10 @@
       <w:sz w:val="24"/>
     </w:rPr>
   </w:style>
-  <w:style w:type="paragraph" w:styleId="Heading1">
+  <w:style w:type="paragraph" w:styleId="Ttulo1">
     <w:name w:val="heading 1"/>
     <w:basedOn w:val="Normal"/>
-    <w:next w:val="Heading2"/>
+    <w:next w:val="Ttulo2"/>
     <w:autoRedefine/>
     <w:qFormat/>
     <w:rsid w:val="009F7B21"/>
@@ -34030,7 +34267,7 @@
       <w:lang w:val="es-ES_tradnl"/>
     </w:rPr>
   </w:style>
-  <w:style w:type="paragraph" w:styleId="Heading2">
+  <w:style w:type="paragraph" w:styleId="Ttulo2">
     <w:name w:val="heading 2"/>
     <w:basedOn w:val="Normal"/>
     <w:next w:val="Texto"/>
@@ -34055,7 +34292,7 @@
       <w:lang w:val="es-ES_tradnl"/>
     </w:rPr>
   </w:style>
-  <w:style w:type="paragraph" w:styleId="Heading3">
+  <w:style w:type="paragraph" w:styleId="Ttulo3">
     <w:name w:val="heading 3"/>
     <w:basedOn w:val="Texto"/>
     <w:next w:val="Texto"/>
@@ -34077,9 +34314,9 @@
       <w:u w:val="single"/>
     </w:rPr>
   </w:style>
-  <w:style w:type="paragraph" w:styleId="Heading4">
+  <w:style w:type="paragraph" w:styleId="Ttulo4">
     <w:name w:val="heading 4"/>
-    <w:basedOn w:val="Heading3"/>
+    <w:basedOn w:val="Ttulo3"/>
     <w:next w:val="Texto"/>
     <w:autoRedefine/>
     <w:qFormat/>
@@ -34095,7 +34332,7 @@
       <w:sz w:val="24"/>
     </w:rPr>
   </w:style>
-  <w:style w:type="paragraph" w:styleId="Heading5">
+  <w:style w:type="paragraph" w:styleId="Ttulo5">
     <w:name w:val="heading 5"/>
     <w:basedOn w:val="Normal"/>
     <w:next w:val="Normal"/>
@@ -34112,7 +34349,7 @@
       <w:color w:val="800000"/>
     </w:rPr>
   </w:style>
-  <w:style w:type="paragraph" w:styleId="Heading6">
+  <w:style w:type="paragraph" w:styleId="Ttulo6">
     <w:name w:val="heading 6"/>
     <w:basedOn w:val="Normal"/>
     <w:next w:val="Normal"/>
@@ -34138,7 +34375,7 @@
       <w:b/>
     </w:rPr>
   </w:style>
-  <w:style w:type="paragraph" w:styleId="Heading7">
+  <w:style w:type="paragraph" w:styleId="Ttulo7">
     <w:name w:val="heading 7"/>
     <w:basedOn w:val="Normal"/>
     <w:next w:val="Texto"/>
@@ -34155,7 +34392,7 @@
       <w:u w:val="single"/>
     </w:rPr>
   </w:style>
-  <w:style w:type="paragraph" w:styleId="Heading8">
+  <w:style w:type="paragraph" w:styleId="Ttulo8">
     <w:name w:val="heading 8"/>
     <w:basedOn w:val="Normal"/>
     <w:next w:val="Texto"/>
@@ -34172,7 +34409,7 @@
       <w:i/>
     </w:rPr>
   </w:style>
-  <w:style w:type="paragraph" w:styleId="Heading9">
+  <w:style w:type="paragraph" w:styleId="Ttulo9">
     <w:name w:val="heading 9"/>
     <w:basedOn w:val="Normal"/>
     <w:next w:val="Normal"/>
@@ -34192,13 +34429,12 @@
       <w:sz w:val="18"/>
     </w:rPr>
   </w:style>
-  <w:style w:type="character" w:default="1" w:styleId="DefaultParagraphFont">
+  <w:style w:type="character" w:default="1" w:styleId="Fuentedeprrafopredeter">
     <w:name w:val="Default Paragraph Font"/>
     <w:uiPriority w:val="1"/>
-    <w:semiHidden/>
     <w:unhideWhenUsed/>
   </w:style>
-  <w:style w:type="table" w:default="1" w:styleId="TableNormal">
+  <w:style w:type="table" w:default="1" w:styleId="Tablanormal">
     <w:name w:val="Normal Table"/>
     <w:uiPriority w:val="99"/>
     <w:semiHidden/>
@@ -34213,7 +34449,7 @@
       </w:tblCellMar>
     </w:tblPr>
   </w:style>
-  <w:style w:type="numbering" w:default="1" w:styleId="NoList">
+  <w:style w:type="numbering" w:default="1" w:styleId="Sinlista">
     <w:name w:val="No List"/>
     <w:uiPriority w:val="99"/>
     <w:semiHidden/>
@@ -34231,7 +34467,7 @@
       <w:color w:val="000000"/>
     </w:rPr>
   </w:style>
-  <w:style w:type="paragraph" w:styleId="Header">
+  <w:style w:type="paragraph" w:styleId="Encabezado">
     <w:name w:val="header"/>
     <w:basedOn w:val="Normal"/>
     <w:pPr>
@@ -34251,10 +34487,10 @@
       <w:sz w:val="18"/>
     </w:rPr>
   </w:style>
-  <w:style w:type="paragraph" w:styleId="Footer">
+  <w:style w:type="paragraph" w:styleId="Piedepgina">
     <w:name w:val="footer"/>
     <w:basedOn w:val="Normal"/>
-    <w:link w:val="FooterChar"/>
+    <w:link w:val="PiedepginaCar"/>
     <w:uiPriority w:val="99"/>
     <w:pPr>
       <w:tabs>
@@ -34264,7 +34500,7 @@
       <w:spacing w:before="0" w:after="0"/>
     </w:pPr>
   </w:style>
-  <w:style w:type="paragraph" w:styleId="Title">
+  <w:style w:type="paragraph" w:styleId="Ttulo">
     <w:name w:val="Title"/>
     <w:basedOn w:val="Normal"/>
     <w:next w:val="Normal"/>
@@ -34325,7 +34561,7 @@
       <w:u w:val="single"/>
     </w:rPr>
   </w:style>
-  <w:style w:type="paragraph" w:styleId="TOC1">
+  <w:style w:type="paragraph" w:styleId="TDC1">
     <w:name w:val="toc 1"/>
     <w:basedOn w:val="Normal"/>
     <w:next w:val="Texto"/>
@@ -34351,7 +34587,7 @@
       <w:sz w:val="20"/>
     </w:rPr>
   </w:style>
-  <w:style w:type="paragraph" w:styleId="TOC2">
+  <w:style w:type="paragraph" w:styleId="TDC2">
     <w:name w:val="toc 2"/>
     <w:basedOn w:val="Normal"/>
     <w:next w:val="Normal"/>
@@ -34376,7 +34612,7 @@
       <w:sz w:val="20"/>
     </w:rPr>
   </w:style>
-  <w:style w:type="paragraph" w:styleId="TOC3">
+  <w:style w:type="paragraph" w:styleId="TDC3">
     <w:name w:val="toc 3"/>
     <w:basedOn w:val="Normal"/>
     <w:next w:val="Normal"/>
@@ -34402,7 +34638,7 @@
       <w:sz w:val="20"/>
     </w:rPr>
   </w:style>
-  <w:style w:type="paragraph" w:styleId="TOC4">
+  <w:style w:type="paragraph" w:styleId="TDC4">
     <w:name w:val="toc 4"/>
     <w:basedOn w:val="Normal"/>
     <w:next w:val="Normal"/>
@@ -34425,7 +34661,7 @@
       <w:sz w:val="20"/>
     </w:rPr>
   </w:style>
-  <w:style w:type="paragraph" w:styleId="TOC5">
+  <w:style w:type="paragraph" w:styleId="TDC5">
     <w:name w:val="toc 5"/>
     <w:basedOn w:val="Normal"/>
     <w:next w:val="Normal"/>
@@ -34441,7 +34677,7 @@
       </w:tabs>
     </w:pPr>
   </w:style>
-  <w:style w:type="paragraph" w:styleId="TOC6">
+  <w:style w:type="paragraph" w:styleId="TDC6">
     <w:name w:val="toc 6"/>
     <w:basedOn w:val="Normal"/>
     <w:next w:val="Normal"/>
@@ -34461,7 +34697,7 @@
       <w:noProof/>
     </w:rPr>
   </w:style>
-  <w:style w:type="paragraph" w:styleId="TOC7">
+  <w:style w:type="paragraph" w:styleId="TDC7">
     <w:name w:val="toc 7"/>
     <w:basedOn w:val="Normal"/>
     <w:next w:val="Normal"/>
@@ -34481,7 +34717,7 @@
       <w:noProof/>
     </w:rPr>
   </w:style>
-  <w:style w:type="paragraph" w:styleId="TOC8">
+  <w:style w:type="paragraph" w:styleId="TDC8">
     <w:name w:val="toc 8"/>
     <w:basedOn w:val="Normal"/>
     <w:next w:val="Normal"/>
@@ -34498,7 +34734,7 @@
       <w:ind w:left="1680"/>
     </w:pPr>
   </w:style>
-  <w:style w:type="paragraph" w:styleId="TOC9">
+  <w:style w:type="paragraph" w:styleId="TDC9">
     <w:name w:val="toc 9"/>
     <w:basedOn w:val="Normal"/>
     <w:next w:val="Normal"/>
@@ -34515,7 +34751,7 @@
       <w:ind w:left="1920"/>
     </w:pPr>
   </w:style>
-  <w:style w:type="paragraph" w:styleId="DocumentMap">
+  <w:style w:type="paragraph" w:styleId="Mapadeldocumento">
     <w:name w:val="Document Map"/>
     <w:basedOn w:val="Normal"/>
     <w:semiHidden/>
@@ -34528,13 +34764,13 @@
   </w:style>
   <w:style w:type="character" w:customStyle="1" w:styleId="Negro">
     <w:name w:val="Negro"/>
-    <w:basedOn w:val="DefaultParagraphFont"/>
+    <w:basedOn w:val="Fuentedeprrafopredeter"/>
   </w:style>
-  <w:style w:type="character" w:styleId="PageNumber">
+  <w:style w:type="character" w:styleId="Nmerodepgina">
     <w:name w:val="page number"/>
-    <w:basedOn w:val="DefaultParagraphFont"/>
+    <w:basedOn w:val="Fuentedeprrafopredeter"/>
   </w:style>
-  <w:style w:type="paragraph" w:styleId="BodyTextIndent">
+  <w:style w:type="paragraph" w:styleId="Sangradetextonormal">
     <w:name w:val="Body Text Indent"/>
     <w:aliases w:val="Sangría de t. independiente"/>
     <w:basedOn w:val="Normal"/>
@@ -34547,7 +34783,7 @@
   </w:style>
   <w:style w:type="paragraph" w:customStyle="1" w:styleId="SuperTitle">
     <w:name w:val="SuperTitle"/>
-    <w:basedOn w:val="Title"/>
+    <w:basedOn w:val="Ttulo"/>
     <w:pPr>
       <w:tabs>
         <w:tab w:val="clear" w:pos="1134"/>
@@ -34569,7 +34805,7 @@
   </w:style>
   <w:style w:type="paragraph" w:customStyle="1" w:styleId="ByLine">
     <w:name w:val="ByLine"/>
-    <w:basedOn w:val="Title"/>
+    <w:basedOn w:val="Ttulo"/>
     <w:pPr>
       <w:tabs>
         <w:tab w:val="clear" w:pos="1134"/>
@@ -34590,7 +34826,7 @@
       <w:sz w:val="28"/>
     </w:rPr>
   </w:style>
-  <w:style w:type="character" w:styleId="Hyperlink">
+  <w:style w:type="character" w:styleId="Hipervnculo">
     <w:name w:val="Hyperlink"/>
     <w:uiPriority w:val="99"/>
     <w:rPr>
@@ -34689,7 +34925,7 @@
   <w:style w:type="paragraph" w:customStyle="1" w:styleId="Anexo">
     <w:name w:val="Anexo"/>
     <w:basedOn w:val="Normal"/>
-    <w:next w:val="Heading2"/>
+    <w:next w:val="Ttulo2"/>
     <w:pPr>
       <w:pageBreakBefore/>
       <w:shd w:val="pct12" w:color="auto" w:fill="FFFFFF"/>
@@ -34790,7 +35026,7 @@
   </w:style>
   <w:style w:type="paragraph" w:customStyle="1" w:styleId="H2">
     <w:name w:val="H2"/>
-    <w:basedOn w:val="Heading2"/>
+    <w:basedOn w:val="Ttulo2"/>
     <w:pPr>
       <w:numPr>
         <w:ilvl w:val="0"/>
@@ -34800,7 +35036,7 @@
   </w:style>
   <w:style w:type="paragraph" w:customStyle="1" w:styleId="H3">
     <w:name w:val="H3"/>
-    <w:basedOn w:val="Heading3"/>
+    <w:basedOn w:val="Ttulo3"/>
     <w:pPr>
       <w:numPr>
         <w:ilvl w:val="0"/>
@@ -34810,14 +35046,14 @@
   </w:style>
   <w:style w:type="paragraph" w:customStyle="1" w:styleId="H4">
     <w:name w:val="H4"/>
-    <w:basedOn w:val="Heading4"/>
+    <w:basedOn w:val="Ttulo4"/>
     <w:pPr>
       <w:ind w:left="0"/>
     </w:pPr>
   </w:style>
   <w:style w:type="paragraph" w:customStyle="1" w:styleId="H5">
     <w:name w:val="H5"/>
-    <w:basedOn w:val="Heading5"/>
+    <w:basedOn w:val="Ttulo5"/>
     <w:pPr>
       <w:numPr>
         <w:ilvl w:val="0"/>
@@ -34857,7 +35093,7 @@
   </w:style>
   <w:style w:type="paragraph" w:customStyle="1" w:styleId="H1">
     <w:name w:val="H1"/>
-    <w:basedOn w:val="Heading1"/>
+    <w:basedOn w:val="Ttulo1"/>
     <w:pPr>
       <w:numPr>
         <w:numId w:val="0"/>
@@ -34866,7 +35102,7 @@
   </w:style>
   <w:style w:type="paragraph" w:customStyle="1" w:styleId="Cabecera">
     <w:name w:val="Cabecera"/>
-    <w:basedOn w:val="Heading1"/>
+    <w:basedOn w:val="Ttulo1"/>
     <w:pPr>
       <w:numPr>
         <w:numId w:val="0"/>
@@ -34874,7 +35110,7 @@
       <w:outlineLvl w:val="9"/>
     </w:pPr>
   </w:style>
-  <w:style w:type="paragraph" w:styleId="Index1">
+  <w:style w:type="paragraph" w:styleId="ndice1">
     <w:name w:val="index 1"/>
     <w:basedOn w:val="Normal"/>
     <w:next w:val="Normal"/>
@@ -34892,59 +35128,59 @@
       <w:ind w:left="220" w:hanging="220"/>
     </w:pPr>
   </w:style>
-  <w:style w:type="paragraph" w:styleId="IndexHeading">
+  <w:style w:type="paragraph" w:styleId="Ttulodendice">
     <w:name w:val="index heading"/>
     <w:basedOn w:val="Normal"/>
-    <w:next w:val="Index1"/>
+    <w:next w:val="ndice1"/>
     <w:semiHidden/>
     <w:rPr>
       <w:rFonts w:ascii="Arial" w:hAnsi="Arial"/>
       <w:b/>
     </w:rPr>
   </w:style>
-  <w:style w:type="paragraph" w:styleId="Closing">
+  <w:style w:type="paragraph" w:styleId="Cierre">
     <w:name w:val="Closing"/>
     <w:basedOn w:val="Normal"/>
     <w:pPr>
       <w:ind w:left="4252"/>
     </w:pPr>
   </w:style>
-  <w:style w:type="paragraph" w:styleId="ListContinue">
+  <w:style w:type="paragraph" w:styleId="Continuarlista">
     <w:name w:val="List Continue"/>
     <w:basedOn w:val="Normal"/>
     <w:pPr>
       <w:ind w:left="283"/>
     </w:pPr>
   </w:style>
-  <w:style w:type="paragraph" w:styleId="ListContinue2">
+  <w:style w:type="paragraph" w:styleId="Continuarlista2">
     <w:name w:val="List Continue 2"/>
     <w:basedOn w:val="Normal"/>
     <w:pPr>
       <w:ind w:left="566"/>
     </w:pPr>
   </w:style>
-  <w:style w:type="paragraph" w:styleId="ListContinue3">
+  <w:style w:type="paragraph" w:styleId="Continuarlista3">
     <w:name w:val="List Continue 3"/>
     <w:basedOn w:val="Normal"/>
     <w:pPr>
       <w:ind w:left="849"/>
     </w:pPr>
   </w:style>
-  <w:style w:type="paragraph" w:styleId="ListContinue4">
+  <w:style w:type="paragraph" w:styleId="Continuarlista4">
     <w:name w:val="List Continue 4"/>
     <w:basedOn w:val="Normal"/>
     <w:pPr>
       <w:ind w:left="1132"/>
     </w:pPr>
   </w:style>
-  <w:style w:type="paragraph" w:styleId="ListContinue5">
+  <w:style w:type="paragraph" w:styleId="Continuarlista5">
     <w:name w:val="List Continue 5"/>
     <w:basedOn w:val="Normal"/>
     <w:pPr>
       <w:ind w:left="1415"/>
     </w:pPr>
   </w:style>
-  <w:style w:type="paragraph" w:styleId="EnvelopeAddress">
+  <w:style w:type="paragraph" w:styleId="Direccinsobre">
     <w:name w:val="envelope address"/>
     <w:basedOn w:val="Normal"/>
     <w:pPr>
@@ -34955,7 +35191,7 @@
       <w:rFonts w:ascii="Arial" w:hAnsi="Arial"/>
     </w:rPr>
   </w:style>
-  <w:style w:type="paragraph" w:styleId="TOAHeading">
+  <w:style w:type="paragraph" w:styleId="Encabezadodelista">
     <w:name w:val="toa heading"/>
     <w:basedOn w:val="Normal"/>
     <w:next w:val="Normal"/>
@@ -34965,7 +35201,7 @@
       <w:b/>
     </w:rPr>
   </w:style>
-  <w:style w:type="paragraph" w:styleId="MessageHeader">
+  <w:style w:type="paragraph" w:styleId="Encabezadodemensaje">
     <w:name w:val="Message Header"/>
     <w:basedOn w:val="Normal"/>
     <w:pPr>
@@ -34982,19 +35218,19 @@
       <w:rFonts w:ascii="Arial" w:hAnsi="Arial"/>
     </w:rPr>
   </w:style>
-  <w:style w:type="paragraph" w:styleId="NoteHeading">
+  <w:style w:type="paragraph" w:styleId="Encabezadodenota">
     <w:name w:val="Note Heading"/>
     <w:basedOn w:val="Normal"/>
     <w:next w:val="Normal"/>
   </w:style>
-  <w:style w:type="character" w:styleId="Emphasis">
+  <w:style w:type="character" w:styleId="nfasis">
     <w:name w:val="Emphasis"/>
     <w:qFormat/>
     <w:rPr>
       <w:i/>
     </w:rPr>
   </w:style>
-  <w:style w:type="paragraph" w:styleId="Caption">
+  <w:style w:type="paragraph" w:styleId="Descripcin">
     <w:name w:val="caption"/>
     <w:basedOn w:val="Normal"/>
     <w:next w:val="Normal"/>
@@ -35003,26 +35239,26 @@
       <w:b/>
     </w:rPr>
   </w:style>
-  <w:style w:type="paragraph" w:styleId="Date">
+  <w:style w:type="paragraph" w:styleId="Fecha">
     <w:name w:val="Date"/>
     <w:basedOn w:val="Normal"/>
     <w:next w:val="Normal"/>
   </w:style>
-  <w:style w:type="paragraph" w:styleId="Signature">
+  <w:style w:type="paragraph" w:styleId="Firma">
     <w:name w:val="Signature"/>
     <w:basedOn w:val="Normal"/>
     <w:pPr>
       <w:ind w:left="4252"/>
     </w:pPr>
   </w:style>
-  <w:style w:type="character" w:styleId="FollowedHyperlink">
+  <w:style w:type="character" w:styleId="Hipervnculovisitado">
     <w:name w:val="FollowedHyperlink"/>
     <w:rPr>
       <w:color w:val="800080"/>
       <w:u w:val="single"/>
     </w:rPr>
   </w:style>
-  <w:style w:type="paragraph" w:styleId="Index2">
+  <w:style w:type="paragraph" w:styleId="ndice2">
     <w:name w:val="index 2"/>
     <w:basedOn w:val="Normal"/>
     <w:next w:val="Normal"/>
@@ -35040,7 +35276,7 @@
       <w:ind w:left="440" w:hanging="220"/>
     </w:pPr>
   </w:style>
-  <w:style w:type="paragraph" w:styleId="Index3">
+  <w:style w:type="paragraph" w:styleId="ndice3">
     <w:name w:val="index 3"/>
     <w:basedOn w:val="Normal"/>
     <w:next w:val="Normal"/>
@@ -35058,7 +35294,7 @@
       <w:ind w:left="660" w:hanging="220"/>
     </w:pPr>
   </w:style>
-  <w:style w:type="paragraph" w:styleId="Index4">
+  <w:style w:type="paragraph" w:styleId="ndice4">
     <w:name w:val="index 4"/>
     <w:basedOn w:val="Normal"/>
     <w:next w:val="Normal"/>
@@ -35076,7 +35312,7 @@
       <w:ind w:left="880" w:hanging="220"/>
     </w:pPr>
   </w:style>
-  <w:style w:type="paragraph" w:styleId="Index5">
+  <w:style w:type="paragraph" w:styleId="ndice5">
     <w:name w:val="index 5"/>
     <w:basedOn w:val="Normal"/>
     <w:next w:val="Normal"/>
@@ -35094,7 +35330,7 @@
       <w:ind w:left="1100" w:hanging="220"/>
     </w:pPr>
   </w:style>
-  <w:style w:type="paragraph" w:styleId="Index6">
+  <w:style w:type="paragraph" w:styleId="ndice6">
     <w:name w:val="index 6"/>
     <w:basedOn w:val="Normal"/>
     <w:next w:val="Normal"/>
@@ -35112,7 +35348,7 @@
       <w:ind w:left="1320" w:hanging="220"/>
     </w:pPr>
   </w:style>
-  <w:style w:type="paragraph" w:styleId="Index7">
+  <w:style w:type="paragraph" w:styleId="ndice7">
     <w:name w:val="index 7"/>
     <w:basedOn w:val="Normal"/>
     <w:next w:val="Normal"/>
@@ -35130,7 +35366,7 @@
       <w:ind w:left="1540" w:hanging="220"/>
     </w:pPr>
   </w:style>
-  <w:style w:type="paragraph" w:styleId="Index8">
+  <w:style w:type="paragraph" w:styleId="ndice8">
     <w:name w:val="index 8"/>
     <w:basedOn w:val="Normal"/>
     <w:next w:val="Normal"/>
@@ -35148,7 +35384,7 @@
       <w:ind w:left="1760" w:hanging="220"/>
     </w:pPr>
   </w:style>
-  <w:style w:type="paragraph" w:styleId="Index9">
+  <w:style w:type="paragraph" w:styleId="ndice9">
     <w:name w:val="index 9"/>
     <w:basedOn w:val="Normal"/>
     <w:next w:val="Normal"/>
@@ -35166,42 +35402,42 @@
       <w:ind w:left="1980" w:hanging="220"/>
     </w:pPr>
   </w:style>
-  <w:style w:type="paragraph" w:styleId="List">
+  <w:style w:type="paragraph" w:styleId="Lista">
     <w:name w:val="List"/>
     <w:basedOn w:val="Normal"/>
     <w:pPr>
       <w:ind w:left="283" w:hanging="283"/>
     </w:pPr>
   </w:style>
-  <w:style w:type="paragraph" w:styleId="List2">
+  <w:style w:type="paragraph" w:styleId="Lista2">
     <w:name w:val="List 2"/>
     <w:basedOn w:val="Normal"/>
     <w:pPr>
       <w:ind w:left="566" w:hanging="283"/>
     </w:pPr>
   </w:style>
-  <w:style w:type="paragraph" w:styleId="List3">
+  <w:style w:type="paragraph" w:styleId="Lista3">
     <w:name w:val="List 3"/>
     <w:basedOn w:val="Normal"/>
     <w:pPr>
       <w:ind w:left="849" w:hanging="283"/>
     </w:pPr>
   </w:style>
-  <w:style w:type="paragraph" w:styleId="List4">
+  <w:style w:type="paragraph" w:styleId="Lista4">
     <w:name w:val="List 4"/>
     <w:basedOn w:val="Normal"/>
     <w:pPr>
       <w:ind w:left="1132" w:hanging="283"/>
     </w:pPr>
   </w:style>
-  <w:style w:type="paragraph" w:styleId="List5">
+  <w:style w:type="paragraph" w:styleId="Lista5">
     <w:name w:val="List 5"/>
     <w:basedOn w:val="Normal"/>
     <w:pPr>
       <w:ind w:left="1415" w:hanging="283"/>
     </w:pPr>
   </w:style>
-  <w:style w:type="paragraph" w:styleId="ListNumber">
+  <w:style w:type="paragraph" w:styleId="Listaconnmeros">
     <w:name w:val="List Number"/>
     <w:basedOn w:val="Normal"/>
     <w:pPr>
@@ -35210,7 +35446,7 @@
       </w:numPr>
     </w:pPr>
   </w:style>
-  <w:style w:type="paragraph" w:styleId="ListNumber2">
+  <w:style w:type="paragraph" w:styleId="Listaconnmeros2">
     <w:name w:val="List Number 2"/>
     <w:basedOn w:val="Normal"/>
     <w:pPr>
@@ -35219,7 +35455,7 @@
       </w:numPr>
     </w:pPr>
   </w:style>
-  <w:style w:type="paragraph" w:styleId="ListNumber3">
+  <w:style w:type="paragraph" w:styleId="Listaconnmeros3">
     <w:name w:val="List Number 3"/>
     <w:basedOn w:val="Normal"/>
     <w:pPr>
@@ -35228,7 +35464,7 @@
       </w:numPr>
     </w:pPr>
   </w:style>
-  <w:style w:type="paragraph" w:styleId="ListNumber4">
+  <w:style w:type="paragraph" w:styleId="Listaconnmeros4">
     <w:name w:val="List Number 4"/>
     <w:basedOn w:val="Normal"/>
     <w:pPr>
@@ -35237,7 +35473,7 @@
       </w:numPr>
     </w:pPr>
   </w:style>
-  <w:style w:type="paragraph" w:styleId="ListNumber5">
+  <w:style w:type="paragraph" w:styleId="Listaconnmeros5">
     <w:name w:val="List Number 5"/>
     <w:basedOn w:val="Normal"/>
     <w:pPr>
@@ -35246,7 +35482,7 @@
       </w:numPr>
     </w:pPr>
   </w:style>
-  <w:style w:type="paragraph" w:styleId="ListBullet">
+  <w:style w:type="paragraph" w:styleId="Listaconvietas">
     <w:name w:val="List Bullet"/>
     <w:basedOn w:val="Normal"/>
     <w:pPr>
@@ -35255,7 +35491,7 @@
       </w:numPr>
     </w:pPr>
   </w:style>
-  <w:style w:type="paragraph" w:styleId="ListBullet2">
+  <w:style w:type="paragraph" w:styleId="Listaconvietas2">
     <w:name w:val="List Bullet 2"/>
     <w:basedOn w:val="Normal"/>
     <w:pPr>
@@ -35264,7 +35500,7 @@
       </w:numPr>
     </w:pPr>
   </w:style>
-  <w:style w:type="paragraph" w:styleId="ListBullet3">
+  <w:style w:type="paragraph" w:styleId="Listaconvietas3">
     <w:name w:val="List Bullet 3"/>
     <w:basedOn w:val="Normal"/>
     <w:pPr>
@@ -35273,7 +35509,7 @@
       </w:numPr>
     </w:pPr>
   </w:style>
-  <w:style w:type="paragraph" w:styleId="ListBullet4">
+  <w:style w:type="paragraph" w:styleId="Listaconvietas4">
     <w:name w:val="List Bullet 4"/>
     <w:basedOn w:val="Normal"/>
     <w:pPr>
@@ -35282,7 +35518,7 @@
       </w:numPr>
     </w:pPr>
   </w:style>
-  <w:style w:type="paragraph" w:styleId="ListBullet5">
+  <w:style w:type="paragraph" w:styleId="Listaconvietas5">
     <w:name w:val="List Bullet 5"/>
     <w:basedOn w:val="Normal"/>
     <w:pPr>
@@ -35291,32 +35527,32 @@
       </w:numPr>
     </w:pPr>
   </w:style>
-  <w:style w:type="character" w:styleId="LineNumber">
+  <w:style w:type="character" w:styleId="Nmerodelnea">
     <w:name w:val="line number"/>
-    <w:basedOn w:val="DefaultParagraphFont"/>
+    <w:basedOn w:val="Fuentedeprrafopredeter"/>
   </w:style>
-  <w:style w:type="character" w:styleId="CommentReference">
+  <w:style w:type="character" w:styleId="Refdecomentario">
     <w:name w:val="annotation reference"/>
     <w:semiHidden/>
     <w:rPr>
       <w:sz w:val="16"/>
     </w:rPr>
   </w:style>
-  <w:style w:type="character" w:styleId="EndnoteReference">
+  <w:style w:type="character" w:styleId="Refdenotaalfinal">
     <w:name w:val="endnote reference"/>
     <w:semiHidden/>
     <w:rPr>
       <w:vertAlign w:val="superscript"/>
     </w:rPr>
   </w:style>
-  <w:style w:type="character" w:styleId="FootnoteReference">
+  <w:style w:type="character" w:styleId="Refdenotaalpie">
     <w:name w:val="footnote reference"/>
     <w:semiHidden/>
     <w:rPr>
       <w:vertAlign w:val="superscript"/>
     </w:rPr>
   </w:style>
-  <w:style w:type="paragraph" w:styleId="EnvelopeReturn">
+  <w:style w:type="paragraph" w:styleId="Remitedesobre">
     <w:name w:val="envelope return"/>
     <w:basedOn w:val="Normal"/>
     <w:rPr>
@@ -35324,12 +35560,12 @@
       <w:sz w:val="20"/>
     </w:rPr>
   </w:style>
-  <w:style w:type="paragraph" w:styleId="Salutation">
+  <w:style w:type="paragraph" w:styleId="Saludo">
     <w:name w:val="Salutation"/>
     <w:basedOn w:val="Normal"/>
     <w:next w:val="Normal"/>
   </w:style>
-  <w:style w:type="paragraph" w:styleId="BodyTextIndent2">
+  <w:style w:type="paragraph" w:styleId="Sangra2detindependiente">
     <w:name w:val="Body Text Indent 2"/>
     <w:basedOn w:val="Normal"/>
     <w:pPr>
@@ -35337,7 +35573,7 @@
       <w:ind w:left="283"/>
     </w:pPr>
   </w:style>
-  <w:style w:type="paragraph" w:styleId="BodyTextIndent3">
+  <w:style w:type="paragraph" w:styleId="Sangra3detindependiente">
     <w:name w:val="Body Text Indent 3"/>
     <w:basedOn w:val="Normal"/>
     <w:pPr>
@@ -35347,14 +35583,14 @@
       <w:sz w:val="16"/>
     </w:rPr>
   </w:style>
-  <w:style w:type="paragraph" w:styleId="NormalIndent">
+  <w:style w:type="paragraph" w:styleId="Sangranormal">
     <w:name w:val="Normal Indent"/>
     <w:basedOn w:val="Normal"/>
     <w:pPr>
       <w:ind w:left="708"/>
     </w:pPr>
   </w:style>
-  <w:style w:type="paragraph" w:styleId="Subtitle">
+  <w:style w:type="paragraph" w:styleId="Subttulo">
     <w:name w:val="Subtitle"/>
     <w:basedOn w:val="Normal"/>
     <w:qFormat/>
@@ -35367,7 +35603,7 @@
       <w:rFonts w:ascii="Arial" w:hAnsi="Arial"/>
     </w:rPr>
   </w:style>
-  <w:style w:type="paragraph" w:styleId="TableofFigures">
+  <w:style w:type="paragraph" w:styleId="Tabladeilustraciones">
     <w:name w:val="table of figures"/>
     <w:basedOn w:val="Normal"/>
     <w:next w:val="Normal"/>
@@ -35385,7 +35621,7 @@
       <w:ind w:left="440" w:hanging="440"/>
     </w:pPr>
   </w:style>
-  <w:style w:type="paragraph" w:styleId="CommentText">
+  <w:style w:type="paragraph" w:styleId="Textocomentario">
     <w:name w:val="annotation text"/>
     <w:basedOn w:val="Normal"/>
     <w:semiHidden/>
@@ -35393,7 +35629,7 @@
       <w:sz w:val="20"/>
     </w:rPr>
   </w:style>
-  <w:style w:type="paragraph" w:styleId="TableofAuthorities">
+  <w:style w:type="paragraph" w:styleId="Textoconsangra">
     <w:name w:val="table of authorities"/>
     <w:basedOn w:val="Normal"/>
     <w:next w:val="Normal"/>
@@ -35411,49 +35647,49 @@
       <w:ind w:left="220" w:hanging="220"/>
     </w:pPr>
   </w:style>
-  <w:style w:type="paragraph" w:styleId="BlockText">
+  <w:style w:type="paragraph" w:styleId="Textodebloque">
     <w:name w:val="Block Text"/>
     <w:basedOn w:val="Normal"/>
     <w:pPr>
       <w:ind w:left="1440" w:right="1440"/>
     </w:pPr>
   </w:style>
-  <w:style w:type="character" w:styleId="Strong">
+  <w:style w:type="character" w:styleId="Textoennegrita">
     <w:name w:val="Strong"/>
     <w:qFormat/>
     <w:rPr>
       <w:b/>
     </w:rPr>
   </w:style>
-  <w:style w:type="paragraph" w:styleId="BodyText">
+  <w:style w:type="paragraph" w:styleId="Textoindependiente">
     <w:name w:val="Body Text"/>
     <w:aliases w:val="heading_txt,CV Body Text,bodytxy2,One Page Summary,bt,Texto independiente2"/>
     <w:basedOn w:val="Normal"/>
   </w:style>
-  <w:style w:type="paragraph" w:styleId="BodyText2">
+  <w:style w:type="paragraph" w:styleId="Textoindependiente2">
     <w:name w:val="Body Text 2"/>
     <w:basedOn w:val="Normal"/>
     <w:pPr>
       <w:spacing w:line="480" w:lineRule="auto"/>
     </w:pPr>
   </w:style>
-  <w:style w:type="paragraph" w:styleId="BodyText3">
+  <w:style w:type="paragraph" w:styleId="Textoindependiente3">
     <w:name w:val="Body Text 3"/>
     <w:basedOn w:val="Normal"/>
     <w:rPr>
       <w:sz w:val="16"/>
     </w:rPr>
   </w:style>
-  <w:style w:type="paragraph" w:styleId="BodyTextFirstIndent">
+  <w:style w:type="paragraph" w:styleId="Textoindependienteprimerasangra">
     <w:name w:val="Body Text First Indent"/>
-    <w:basedOn w:val="BodyText"/>
+    <w:basedOn w:val="Textoindependiente"/>
     <w:pPr>
       <w:ind w:firstLine="210"/>
     </w:pPr>
   </w:style>
-  <w:style w:type="paragraph" w:styleId="BodyTextFirstIndent2">
+  <w:style w:type="paragraph" w:styleId="Textoindependienteprimerasangra2">
     <w:name w:val="Body Text First Indent 2"/>
-    <w:basedOn w:val="BodyTextIndent"/>
+    <w:basedOn w:val="Sangradetextonormal"/>
     <w:pPr>
       <w:tabs>
         <w:tab w:val="right" w:leader="dot" w:pos="9072"/>
@@ -35461,7 +35697,7 @@
       <w:ind w:left="283" w:firstLine="210"/>
     </w:pPr>
   </w:style>
-  <w:style w:type="paragraph" w:styleId="MacroText">
+  <w:style w:type="paragraph" w:styleId="Textomacro">
     <w:name w:val="macro"/>
     <w:semiHidden/>
     <w:pPr>
@@ -35485,7 +35721,7 @@
       <w:spacing w:val="-3"/>
     </w:rPr>
   </w:style>
-  <w:style w:type="paragraph" w:styleId="EndnoteText">
+  <w:style w:type="paragraph" w:styleId="Textonotaalfinal">
     <w:name w:val="endnote text"/>
     <w:basedOn w:val="Normal"/>
     <w:semiHidden/>
@@ -35493,7 +35729,7 @@
       <w:sz w:val="20"/>
     </w:rPr>
   </w:style>
-  <w:style w:type="paragraph" w:styleId="FootnoteText">
+  <w:style w:type="paragraph" w:styleId="Textonotapie">
     <w:name w:val="footnote text"/>
     <w:basedOn w:val="Normal"/>
     <w:semiHidden/>
@@ -35501,7 +35737,7 @@
       <w:sz w:val="20"/>
     </w:rPr>
   </w:style>
-  <w:style w:type="paragraph" w:styleId="PlainText">
+  <w:style w:type="paragraph" w:styleId="Textosinformato">
     <w:name w:val="Plain Text"/>
     <w:basedOn w:val="Normal"/>
     <w:rPr>
@@ -35795,7 +36031,7 @@
       <w:bCs/>
     </w:rPr>
   </w:style>
-  <w:style w:type="paragraph" w:styleId="HTMLPreformatted">
+  <w:style w:type="paragraph" w:styleId="HTMLconformatoprevio">
     <w:name w:val="HTML Preformatted"/>
     <w:basedOn w:val="Normal"/>
     <w:pPr>
@@ -35934,10 +36170,10 @@
       <w:sz w:val="20"/>
     </w:rPr>
   </w:style>
-  <w:style w:type="paragraph" w:styleId="BalloonText">
+  <w:style w:type="paragraph" w:styleId="Textodeglobo">
     <w:name w:val="Balloon Text"/>
     <w:basedOn w:val="Normal"/>
-    <w:link w:val="BalloonTextChar"/>
+    <w:link w:val="TextodegloboCar"/>
     <w:uiPriority w:val="99"/>
     <w:semiHidden/>
     <w:rsid w:val="00B73831"/>
@@ -35947,7 +36183,7 @@
       <w:szCs w:val="16"/>
     </w:rPr>
   </w:style>
-  <w:style w:type="character" w:styleId="HTMLTypewriter">
+  <w:style w:type="character" w:styleId="MquinadeescribirHTML">
     <w:name w:val="HTML Typewriter"/>
     <w:rsid w:val="00A71ECC"/>
     <w:rPr>
@@ -35956,9 +36192,9 @@
       <w:szCs w:val="20"/>
     </w:rPr>
   </w:style>
-  <w:style w:type="table" w:styleId="TableGrid">
+  <w:style w:type="table" w:styleId="Tablaconcuadrcula">
     <w:name w:val="Table Grid"/>
-    <w:basedOn w:val="TableNormal"/>
+    <w:basedOn w:val="Tablanormal"/>
     <w:rsid w:val="00950238"/>
     <w:pPr>
       <w:tabs>
@@ -36299,12 +36535,12 @@
   </w:style>
   <w:style w:type="character" w:customStyle="1" w:styleId="tooltip">
     <w:name w:val="tooltip"/>
-    <w:basedOn w:val="DefaultParagraphFont"/>
+    <w:basedOn w:val="Fuentedeprrafopredeter"/>
     <w:rsid w:val="007A4981"/>
   </w:style>
   <w:style w:type="paragraph" w:customStyle="1" w:styleId="EstiloTtuloAntes24ptoDespus18pto">
     <w:name w:val="Estilo Título + Antes:  24 pto Después:  18 pto"/>
-    <w:basedOn w:val="Title"/>
+    <w:basedOn w:val="Ttulo"/>
     <w:rsid w:val="007A4981"/>
     <w:pPr>
       <w:spacing w:before="120" w:after="120"/>
@@ -36330,9 +36566,9 @@
       <w:sz w:val="24"/>
     </w:rPr>
   </w:style>
-  <w:style w:type="table" w:styleId="TableContemporary">
+  <w:style w:type="table" w:styleId="Tablamoderna">
     <w:name w:val="Table Contemporary"/>
-    <w:basedOn w:val="TableNormal"/>
+    <w:basedOn w:val="Tablanormal"/>
     <w:rsid w:val="007A4981"/>
     <w:pPr>
       <w:tabs>
@@ -36397,9 +36633,9 @@
       </w:tcPr>
     </w:tblStylePr>
   </w:style>
-  <w:style w:type="table" w:styleId="MediumGrid3-Accent4">
+  <w:style w:type="table" w:styleId="Cuadrculamedia3-nfasis4">
     <w:name w:val="Medium Grid 3 Accent 4"/>
-    <w:basedOn w:val="TableNormal"/>
+    <w:basedOn w:val="Tablanormal"/>
     <w:uiPriority w:val="69"/>
     <w:rsid w:val="007A4981"/>
     <w:tblPr>
@@ -36528,9 +36764,9 @@
       </w:tcPr>
     </w:tblStylePr>
   </w:style>
-  <w:style w:type="table" w:styleId="MediumGrid3-Accent6">
+  <w:style w:type="table" w:styleId="Cuadrculamedia3-nfasis6">
     <w:name w:val="Medium Grid 3 Accent 6"/>
-    <w:basedOn w:val="TableNormal"/>
+    <w:basedOn w:val="Tablanormal"/>
     <w:uiPriority w:val="69"/>
     <w:rsid w:val="007A4981"/>
     <w:tblPr>
@@ -36659,9 +36895,9 @@
       </w:tcPr>
     </w:tblStylePr>
   </w:style>
-  <w:style w:type="character" w:customStyle="1" w:styleId="BalloonTextChar">
-    <w:name w:val="Balloon Text Char"/>
-    <w:link w:val="BalloonText"/>
+  <w:style w:type="character" w:customStyle="1" w:styleId="TextodegloboCar">
+    <w:name w:val="Texto de globo Car"/>
+    <w:link w:val="Textodeglobo"/>
     <w:uiPriority w:val="99"/>
     <w:semiHidden/>
     <w:rsid w:val="007A4981"/>
@@ -36673,11 +36909,11 @@
       <w:lang w:val="es-ES" w:eastAsia="es-ES"/>
     </w:rPr>
   </w:style>
-  <w:style w:type="paragraph" w:styleId="IntenseQuote">
+  <w:style w:type="paragraph" w:styleId="Citadestacada">
     <w:name w:val="Intense Quote"/>
     <w:basedOn w:val="Normal"/>
     <w:next w:val="Normal"/>
-    <w:link w:val="IntenseQuoteChar"/>
+    <w:link w:val="CitadestacadaCar"/>
     <w:uiPriority w:val="30"/>
     <w:qFormat/>
     <w:rsid w:val="007A4981"/>
@@ -36696,9 +36932,9 @@
       <w:color w:val="4F81BD"/>
     </w:rPr>
   </w:style>
-  <w:style w:type="character" w:customStyle="1" w:styleId="IntenseQuoteChar">
-    <w:name w:val="Intense Quote Char"/>
-    <w:link w:val="IntenseQuote"/>
+  <w:style w:type="character" w:customStyle="1" w:styleId="CitadestacadaCar">
+    <w:name w:val="Cita destacada Car"/>
+    <w:link w:val="Citadestacada"/>
     <w:uiPriority w:val="30"/>
     <w:rsid w:val="007A4981"/>
     <w:rPr>
@@ -36713,9 +36949,9 @@
       <w:lang w:val="es-ES" w:eastAsia="es-ES"/>
     </w:rPr>
   </w:style>
-  <w:style w:type="character" w:customStyle="1" w:styleId="FooterChar">
-    <w:name w:val="Footer Char"/>
-    <w:link w:val="Footer"/>
+  <w:style w:type="character" w:customStyle="1" w:styleId="PiedepginaCar">
+    <w:name w:val="Pie de página Car"/>
+    <w:link w:val="Piedepgina"/>
     <w:uiPriority w:val="99"/>
     <w:rsid w:val="007A4981"/>
     <w:rPr>
@@ -36725,7 +36961,7 @@
       <w:lang w:val="es-ES" w:eastAsia="es-ES"/>
     </w:rPr>
   </w:style>
-  <w:style w:type="paragraph" w:styleId="ListParagraph">
+  <w:style w:type="paragraph" w:styleId="Prrafodelista">
     <w:name w:val="List Paragraph"/>
     <w:basedOn w:val="Normal"/>
     <w:uiPriority w:val="34"/>
@@ -36734,6 +36970,21 @@
     <w:pPr>
       <w:ind w:left="708"/>
     </w:pPr>
+  </w:style>
+  <w:style w:type="paragraph" w:customStyle="1" w:styleId="Default">
+    <w:name w:val="Default"/>
+    <w:rsid w:val="00C50305"/>
+    <w:pPr>
+      <w:autoSpaceDE w:val="0"/>
+      <w:autoSpaceDN w:val="0"/>
+      <w:adjustRightInd w:val="0"/>
+    </w:pPr>
+    <w:rPr>
+      <w:rFonts w:ascii="Calibri" w:hAnsi="Calibri" w:cs="Calibri"/>
+      <w:color w:val="000000"/>
+      <w:sz w:val="24"/>
+      <w:szCs w:val="24"/>
+    </w:rPr>
   </w:style>
 </w:styles>
 </file>
@@ -37034,6 +37285,15 @@
 </file>
 
 <file path=customXml/item1.xml><?xml version="1.0" encoding="utf-8"?>
+<?mso-contentType ?>
+<FormTemplates xmlns="http://schemas.microsoft.com/sharepoint/v3/contenttype/forms">
+  <Display>DocumentLibraryForm</Display>
+  <Edit>DocumentLibraryForm</Edit>
+  <New>DocumentLibraryForm</New>
+</FormTemplates>
+</file>
+
+<file path=customXml/item2.xml><?xml version="1.0" encoding="utf-8"?>
 <p:properties xmlns:p="http://schemas.microsoft.com/office/2006/metadata/properties" xmlns:xsi="http://www.w3.org/2001/XMLSchema-instance" xmlns:pc="http://schemas.microsoft.com/office/infopath/2007/PartnerControls">
   <documentManagement>
     <Location xmlns="e3c6f3b3-f88f-4e57-8294-d53de8f54b2b" xsi:nil="true"/>
@@ -37046,20 +37306,7 @@
 </p:properties>
 </file>
 
-<file path=customXml/item2.xml><?xml version="1.0" encoding="utf-8"?>
-<?mso-contentType ?>
-<FormTemplates xmlns="http://schemas.microsoft.com/sharepoint/v3/contenttype/forms">
-  <Display>DocumentLibraryForm</Display>
-  <Edit>DocumentLibraryForm</Edit>
-  <New>DocumentLibraryForm</New>
-</FormTemplates>
-</file>
-
 <file path=customXml/item3.xml><?xml version="1.0" encoding="utf-8"?>
-<b:Sources xmlns:b="http://schemas.openxmlformats.org/officeDocument/2006/bibliography" xmlns="http://schemas.openxmlformats.org/officeDocument/2006/bibliography" SelectedStyle="\APA.XSL" StyleName="APA"/>
-</file>
-
-<file path=customXml/item4.xml><?xml version="1.0" encoding="utf-8"?>
 <ct:contentTypeSchema xmlns:ct="http://schemas.microsoft.com/office/2006/metadata/contentType" xmlns:ma="http://schemas.microsoft.com/office/2006/metadata/properties/metaAttributes" ct:_="" ma:_="" ma:contentTypeName="Document" ma:contentTypeID="0x010100F37872BBB1B48948A69B496DD8700896" ma:contentTypeVersion="30" ma:contentTypeDescription="Create a new document." ma:contentTypeScope="" ma:versionID="db6ec5eae62717a2112663bfc8d11fc5">
   <xsd:schema xmlns:xsd="http://www.w3.org/2001/XMLSchema" xmlns:xs="http://www.w3.org/2001/XMLSchema" xmlns:p="http://schemas.microsoft.com/office/2006/metadata/properties" xmlns:ns2="e3c6f3b3-f88f-4e57-8294-d53de8f54b2b" xmlns:ns3="0e9fbc54-175b-41a1-a915-0ab6c7e45301" xmlns:ns4="30c688ba-d7e6-407b-8c35-f2a020af6bce" targetNamespace="http://schemas.microsoft.com/office/2006/metadata/properties" ma:root="true" ma:fieldsID="b607cbe47cf360e8877db2581acfff36" ns2:_="" ns3:_="" ns4:_="">
     <xsd:import namespace="e3c6f3b3-f88f-4e57-8294-d53de8f54b2b"/>
@@ -37369,18 +37616,11 @@
 </ct:contentTypeSchema>
 </file>
 
-<file path=customXml/itemProps1.xml><?xml version="1.0" encoding="utf-8"?>
-<ds:datastoreItem xmlns:ds="http://schemas.openxmlformats.org/officeDocument/2006/customXml" ds:itemID="{F5EE0990-2639-455E-ADD9-A07D4919791F}">
-  <ds:schemaRefs>
-    <ds:schemaRef ds:uri="http://schemas.microsoft.com/office/2006/metadata/properties"/>
-    <ds:schemaRef ds:uri="http://schemas.microsoft.com/office/infopath/2007/PartnerControls"/>
-    <ds:schemaRef ds:uri="e3c6f3b3-f88f-4e57-8294-d53de8f54b2b"/>
-    <ds:schemaRef ds:uri="30c688ba-d7e6-407b-8c35-f2a020af6bce"/>
-  </ds:schemaRefs>
-</ds:datastoreItem>
+<file path=customXml/item4.xml><?xml version="1.0" encoding="utf-8"?>
+<b:Sources xmlns:b="http://schemas.openxmlformats.org/officeDocument/2006/bibliography" xmlns="http://schemas.openxmlformats.org/officeDocument/2006/bibliography" SelectedStyle="\APA.XSL" StyleName="APA"/>
 </file>
 
-<file path=customXml/itemProps2.xml><?xml version="1.0" encoding="utf-8"?>
+<file path=customXml/itemProps1.xml><?xml version="1.0" encoding="utf-8"?>
 <ds:datastoreItem xmlns:ds="http://schemas.openxmlformats.org/officeDocument/2006/customXml" ds:itemID="{21A4DB45-409C-4DEF-8812-8665FC39DFA9}">
   <ds:schemaRefs>
     <ds:schemaRef ds:uri="http://schemas.microsoft.com/sharepoint/v3/contenttype/forms"/>
@@ -37388,15 +37628,25 @@
 </ds:datastoreItem>
 </file>
 
-<file path=customXml/itemProps3.xml><?xml version="1.0" encoding="utf-8"?>
-<ds:datastoreItem xmlns:ds="http://schemas.openxmlformats.org/officeDocument/2006/customXml" ds:itemID="{E3ED58A4-5EAD-440B-9F54-4CA4F76A7F32}">
+<file path=customXml/itemProps2.xml><?xml version="1.0" encoding="utf-8"?>
+<ds:datastoreItem xmlns:ds="http://schemas.openxmlformats.org/officeDocument/2006/customXml" ds:itemID="{F5EE0990-2639-455E-ADD9-A07D4919791F}">
   <ds:schemaRefs>
-    <ds:schemaRef ds:uri="http://schemas.openxmlformats.org/officeDocument/2006/bibliography"/>
+    <ds:schemaRef ds:uri="e3c6f3b3-f88f-4e57-8294-d53de8f54b2b"/>
+    <ds:schemaRef ds:uri="30c688ba-d7e6-407b-8c35-f2a020af6bce"/>
+    <ds:schemaRef ds:uri="http://purl.org/dc/terms/"/>
+    <ds:schemaRef ds:uri="http://schemas.microsoft.com/office/infopath/2007/PartnerControls"/>
+    <ds:schemaRef ds:uri="http://schemas.microsoft.com/office/2006/documentManagement/types"/>
+    <ds:schemaRef ds:uri="http://purl.org/dc/elements/1.1/"/>
+    <ds:schemaRef ds:uri="http://schemas.microsoft.com/office/2006/metadata/properties"/>
+    <ds:schemaRef ds:uri="0e9fbc54-175b-41a1-a915-0ab6c7e45301"/>
+    <ds:schemaRef ds:uri="http://schemas.openxmlformats.org/package/2006/metadata/core-properties"/>
+    <ds:schemaRef ds:uri="http://www.w3.org/XML/1998/namespace"/>
+    <ds:schemaRef ds:uri="http://purl.org/dc/dcmitype/"/>
   </ds:schemaRefs>
 </ds:datastoreItem>
 </file>
 
-<file path=customXml/itemProps4.xml><?xml version="1.0" encoding="utf-8"?>
+<file path=customXml/itemProps3.xml><?xml version="1.0" encoding="utf-8"?>
 <ds:datastoreItem xmlns:ds="http://schemas.openxmlformats.org/officeDocument/2006/customXml" ds:itemID="{47F3692B-DDCB-4A19-892D-DFB73FDE85A1}">
   <ds:schemaRefs>
     <ds:schemaRef ds:uri="http://schemas.microsoft.com/office/2006/metadata/contentType"/>
@@ -37416,6 +37666,14 @@
 </ds:datastoreItem>
 </file>
 
+<file path=customXml/itemProps4.xml><?xml version="1.0" encoding="utf-8"?>
+<ds:datastoreItem xmlns:ds="http://schemas.openxmlformats.org/officeDocument/2006/customXml" ds:itemID="{E3ED58A4-5EAD-440B-9F54-4CA4F76A7F32}">
+  <ds:schemaRefs>
+    <ds:schemaRef ds:uri="http://schemas.openxmlformats.org/officeDocument/2006/bibliography"/>
+  </ds:schemaRefs>
+</ds:datastoreItem>
+</file>
+
 <file path=docMetadata/LabelInfo.xml><?xml version="1.0" encoding="utf-8"?>
 <clbl:labelList xmlns:clbl="http://schemas.microsoft.com/office/2020/mipLabelMetadata">
   <clbl:label id="{e130eef0-b106-4be4-9041-04ed1aa09543}" enabled="1" method="Privileged" siteId="{dd29478d-624e-429e-b453-fffc969ac768}" contentBits="0" removed="0"/>
